--- a/tests/output_reference.docx
+++ b/tests/output_reference.docx
@@ -209,7 +209,7 @@
       </m:oMathPara>
     </w:p>
     <w:bookmarkEnd w:id="27"/>
-    <w:bookmarkStart w:id="35" w:name="Xfb335a063a29fa7ff8901568d8337a2f539485f"/>
+    <w:bookmarkStart w:id="36" w:name="Xfb335a063a29fa7ff8901568d8337a2f539485f"/>
     <w:p>
       <w:pPr>
         <w:pStyle w:val="Heading1"/>
@@ -900,7 +900,26 @@
         </m:oMath>
       </m:oMathPara>
     </w:p>
-    <w:bookmarkEnd w:id="35"/>
+    <w:p>
+      <w:pPr>
+        <w:pStyle w:val="FirstParagraph"/>
+      </w:pPr>
+      <w:r>
+        <w:t xml:space="preserve">Created with</w:t>
+      </w:r>
+      <w:r>
+        <w:t xml:space="preserve"> </w:t>
+      </w:r>
+      <w:hyperlink r:id="rId35">
+        <w:r>
+          <w:rPr>
+            <w:rStyle w:val="Hyperlink"/>
+          </w:rPr>
+          <w:t xml:space="preserve">EngineeringPaper.xyz</w:t>
+        </w:r>
+      </w:hyperlink>
+    </w:p>
+    <w:bookmarkEnd w:id="36"/>
     <w:sectPr/>
   </w:body>
 </w:document>

--- a/tests/output_reference.docx
+++ b/tests/output_reference.docx
@@ -951,14 +951,14 @@
 <file path=word/numbering.xml><?xml version="1.0" encoding="utf-8"?>
 <w:numbering xmlns:w="http://schemas.openxmlformats.org/wordprocessingml/2006/main">
   <w:abstractNum w:abstractNumId="990">
-    <w:nsid w:val="A990"/>
+    <w:nsid w:val="0000A990"/>
     <w:multiLevelType w:val="multilevel"/>
     <w:lvl w:ilvl="0">
       <w:numFmt w:val="bullet"/>
       <w:lvlText w:val=" "/>
       <w:lvlJc w:val="left"/>
       <w:pPr>
-        <w:ind w:left="720" w:hanging="480"/>
+        <w:ind w:left="720" w:hanging="360"/>
       </w:pPr>
     </w:lvl>
     <w:lvl w:ilvl="1">
@@ -966,7 +966,7 @@
       <w:lvlText w:val=" "/>
       <w:lvlJc w:val="left"/>
       <w:pPr>
-        <w:ind w:left="1440" w:hanging="480"/>
+        <w:ind w:left="1440" w:hanging="360"/>
       </w:pPr>
     </w:lvl>
     <w:lvl w:ilvl="2">
@@ -974,7 +974,7 @@
       <w:lvlText w:val=" "/>
       <w:lvlJc w:val="left"/>
       <w:pPr>
-        <w:ind w:left="2160" w:hanging="480"/>
+        <w:ind w:left="2160" w:hanging="360"/>
       </w:pPr>
     </w:lvl>
     <w:lvl w:ilvl="3">
@@ -982,7 +982,7 @@
       <w:lvlText w:val=" "/>
       <w:lvlJc w:val="left"/>
       <w:pPr>
-        <w:ind w:left="2880" w:hanging="480"/>
+        <w:ind w:left="2880" w:hanging="360"/>
       </w:pPr>
     </w:lvl>
     <w:lvl w:ilvl="4">
@@ -990,7 +990,7 @@
       <w:lvlText w:val=" "/>
       <w:lvlJc w:val="left"/>
       <w:pPr>
-        <w:ind w:left="3600" w:hanging="480"/>
+        <w:ind w:left="3600" w:hanging="360"/>
       </w:pPr>
     </w:lvl>
     <w:lvl w:ilvl="5">
@@ -998,7 +998,7 @@
       <w:lvlText w:val=" "/>
       <w:lvlJc w:val="left"/>
       <w:pPr>
-        <w:ind w:left="4320" w:hanging="480"/>
+        <w:ind w:left="4320" w:hanging="360"/>
       </w:pPr>
     </w:lvl>
     <w:lvl w:ilvl="6">
@@ -1006,7 +1006,7 @@
       <w:lvlText w:val=" "/>
       <w:lvlJc w:val="left"/>
       <w:pPr>
-        <w:ind w:left="5040" w:hanging="480"/>
+        <w:ind w:left="5040" w:hanging="360"/>
       </w:pPr>
     </w:lvl>
     <w:lvl w:ilvl="7">
@@ -1014,7 +1014,7 @@
       <w:lvlText w:val=" "/>
       <w:lvlJc w:val="left"/>
       <w:pPr>
-        <w:ind w:left="5760" w:hanging="480"/>
+        <w:ind w:left="5760" w:hanging="360"/>
       </w:pPr>
     </w:lvl>
     <w:lvl w:ilvl="8">
@@ -1022,7 +1022,7 @@
       <w:lvlText w:val=" "/>
       <w:lvlJc w:val="left"/>
       <w:pPr>
-        <w:ind w:left="6480" w:hanging="480"/>
+        <w:ind w:left="6480" w:hanging="360"/>
       </w:pPr>
     </w:lvl>
   </w:abstractNum>
@@ -1058,10 +1058,10 @@
     <w:name w:val="Body Text"/>
     <w:basedOn w:val="Normal"/>
     <w:link w:val="BodyTextChar"/>
+    <w:qFormat/>
     <w:pPr>
       <w:spacing w:after="180" w:before="180"/>
     </w:pPr>
-    <w:qFormat/>
   </w:style>
   <w:style w:customStyle="1" w:styleId="FirstParagraph" w:type="paragraph">
     <w:name w:val="First Paragraph"/>
@@ -1081,36 +1081,69 @@
     <w:name w:val="Title"/>
     <w:basedOn w:val="Normal"/>
     <w:next w:val="BodyText"/>
-    <w:qFormat/>
-    <w:pPr>
-      <w:keepNext/>
-      <w:keepLines/>
-      <w:spacing w:after="240" w:before="480"/>
+    <w:link w:val="TitleChar"/>
+    <w:uiPriority w:val="10"/>
+    <w:qFormat/>
+    <w:rsid w:val="00A10FD9"/>
+    <w:pPr>
+      <w:spacing w:after="80" w:line="240" w:lineRule="auto"/>
+      <w:contextualSpacing/>
       <w:jc w:val="center"/>
     </w:pPr>
     <w:rPr>
       <w:rFonts w:asciiTheme="majorHAnsi" w:cstheme="majorBidi" w:eastAsiaTheme="majorEastAsia" w:hAnsiTheme="majorHAnsi"/>
-      <w:b/>
-      <w:bCs/>
-      <w:color w:themeColor="accent1" w:themeShade="B5" w:val="345A8A"/>
-      <w:sz w:val="36"/>
-      <w:szCs w:val="36"/>
+      <w:spacing w:val="-10"/>
+      <w:kern w:val="28"/>
+      <w:sz w:val="56"/>
+      <w:szCs w:val="56"/>
+    </w:rPr>
+  </w:style>
+  <w:style w:customStyle="1" w:styleId="TitleChar" w:type="character">
+    <w:name w:val="Title Char"/>
+    <w:basedOn w:val="DefaultParagraphFont"/>
+    <w:link w:val="Title"/>
+    <w:uiPriority w:val="10"/>
+    <w:rsid w:val="00A10FD9"/>
+    <w:rPr>
+      <w:rFonts w:asciiTheme="majorHAnsi" w:cstheme="majorBidi" w:eastAsiaTheme="majorEastAsia" w:hAnsiTheme="majorHAnsi"/>
+      <w:spacing w:val="-10"/>
+      <w:kern w:val="28"/>
+      <w:sz w:val="56"/>
+      <w:szCs w:val="56"/>
     </w:rPr>
   </w:style>
   <w:style w:styleId="Subtitle" w:type="paragraph">
     <w:name w:val="Subtitle"/>
     <w:basedOn w:val="Title"/>
     <w:next w:val="BodyText"/>
-    <w:qFormat/>
-    <w:pPr>
-      <w:keepNext/>
-      <w:keepLines/>
-      <w:spacing w:after="240" w:before="240"/>
-      <w:jc w:val="center"/>
-    </w:pPr>
-    <w:rPr>
-      <w:sz w:val="30"/>
-      <w:szCs w:val="30"/>
+    <w:link w:val="SubtitleChar"/>
+    <w:uiPriority w:val="11"/>
+    <w:qFormat/>
+    <w:rsid w:val="00A10FD9"/>
+    <w:pPr>
+      <w:numPr>
+        <w:ilvl w:val="1"/>
+      </w:numPr>
+    </w:pPr>
+    <w:rPr>
+      <w:rFonts w:cstheme="majorBidi" w:eastAsiaTheme="majorEastAsia"/>
+      <w:spacing w:val="15"/>
+      <w:sz w:val="28"/>
+      <w:szCs w:val="28"/>
+    </w:rPr>
+  </w:style>
+  <w:style w:customStyle="1" w:styleId="SubtitleChar" w:type="character">
+    <w:name w:val="Subtitle Char"/>
+    <w:basedOn w:val="DefaultParagraphFont"/>
+    <w:link w:val="Subtitle"/>
+    <w:uiPriority w:val="11"/>
+    <w:rsid w:val="00A10FD9"/>
+    <w:rPr>
+      <w:rFonts w:cstheme="majorBidi" w:eastAsiaTheme="majorEastAsia"/>
+      <w:color w:themeColor="text1" w:themeTint="A6" w:val="595959"/>
+      <w:spacing w:val="15"/>
+      <w:sz w:val="28"/>
+      <w:szCs w:val="28"/>
     </w:rPr>
   </w:style>
   <w:style w:customStyle="1" w:styleId="Author" w:type="paragraph">
@@ -1132,6 +1165,23 @@
       <w:keepLines/>
       <w:jc w:val="center"/>
     </w:pPr>
+  </w:style>
+  <w:style w:customStyle="1" w:styleId="AbstractTitle" w:type="paragraph">
+    <w:name w:val="Abstract Title"/>
+    <w:basedOn w:val="Normal"/>
+    <w:next w:val="Abstract"/>
+    <w:qFormat/>
+    <w:pPr>
+      <w:keepNext/>
+      <w:keepLines/>
+      <w:spacing w:after="0" w:before="300"/>
+      <w:jc w:val="center"/>
+    </w:pPr>
+    <w:rPr>
+      <w:b/>
+      <w:sz w:val="20"/>
+      <w:szCs w:val="20"/>
+    </w:rPr>
   </w:style>
   <w:style w:customStyle="1" w:styleId="Abstract" w:type="paragraph">
     <w:name w:val="Abstract"/>
@@ -1141,7 +1191,7 @@
     <w:pPr>
       <w:keepNext/>
       <w:keepLines/>
-      <w:spacing w:after="300" w:before="300"/>
+      <w:spacing w:after="300" w:before="100"/>
     </w:pPr>
     <w:rPr>
       <w:sz w:val="20"/>
@@ -1157,191 +1207,321 @@
     <w:rPr/>
   </w:style>
   <w:style w:styleId="Heading1" w:type="paragraph">
-    <w:name w:val="Heading 1"/>
+    <w:name w:val="heading 1"/>
     <w:basedOn w:val="Normal"/>
     <w:next w:val="BodyText"/>
-    <w:uiPriority w:val="9"/>
-    <w:qFormat/>
+    <w:link w:val="Heading1Char"/>
+    <w:uiPriority w:val="9"/>
+    <w:qFormat/>
+    <w:rsid w:val="00A10FD9"/>
     <w:pPr>
       <w:keepNext/>
       <w:keepLines/>
-      <w:spacing w:after="0" w:before="480"/>
+      <w:spacing w:after="80" w:before="360"/>
       <w:outlineLvl w:val="0"/>
     </w:pPr>
     <w:rPr>
       <w:rFonts w:asciiTheme="majorHAnsi" w:cstheme="majorBidi" w:eastAsiaTheme="majorEastAsia" w:hAnsiTheme="majorHAnsi"/>
-      <w:b/>
-      <w:bCs/>
-      <w:color w:themeColor="accent1" w:val="4F81BD"/>
+      <w:color w:themeColor="accent1" w:themeShade="BF" w:val="0F4761"/>
+      <w:sz w:val="40"/>
+      <w:szCs w:val="40"/>
+    </w:rPr>
+  </w:style>
+  <w:style w:styleId="Heading2" w:type="paragraph">
+    <w:name w:val="heading 2"/>
+    <w:basedOn w:val="Normal"/>
+    <w:next w:val="BodyText"/>
+    <w:link w:val="Heading2Char"/>
+    <w:uiPriority w:val="9"/>
+    <w:semiHidden/>
+    <w:unhideWhenUsed/>
+    <w:qFormat/>
+    <w:rsid w:val="00A10FD9"/>
+    <w:pPr>
+      <w:keepNext/>
+      <w:keepLines/>
+      <w:spacing w:after="80" w:before="160"/>
+      <w:outlineLvl w:val="1"/>
+    </w:pPr>
+    <w:rPr>
+      <w:rFonts w:asciiTheme="majorHAnsi" w:cstheme="majorBidi" w:eastAsiaTheme="majorEastAsia" w:hAnsiTheme="majorHAnsi"/>
+      <w:color w:themeColor="accent1" w:themeShade="BF" w:val="0F4761"/>
       <w:sz w:val="32"/>
       <w:szCs w:val="32"/>
     </w:rPr>
   </w:style>
-  <w:style w:styleId="Heading2" w:type="paragraph">
-    <w:name w:val="Heading 2"/>
+  <w:style w:styleId="Heading3" w:type="paragraph">
+    <w:name w:val="heading 3"/>
     <w:basedOn w:val="Normal"/>
     <w:next w:val="BodyText"/>
-    <w:uiPriority w:val="9"/>
+    <w:link w:val="Heading3Char"/>
+    <w:uiPriority w:val="9"/>
+    <w:semiHidden/>
     <w:unhideWhenUsed/>
     <w:qFormat/>
+    <w:rsid w:val="00A10FD9"/>
     <w:pPr>
       <w:keepNext/>
       <w:keepLines/>
-      <w:spacing w:after="0" w:before="200"/>
-      <w:outlineLvl w:val="1"/>
-    </w:pPr>
-    <w:rPr>
-      <w:rFonts w:asciiTheme="majorHAnsi" w:cstheme="majorBidi" w:eastAsiaTheme="majorEastAsia" w:hAnsiTheme="majorHAnsi"/>
-      <w:b/>
-      <w:bCs/>
-      <w:color w:themeColor="accent1" w:val="4F81BD"/>
+      <w:spacing w:after="80" w:before="160"/>
+      <w:outlineLvl w:val="2"/>
+    </w:pPr>
+    <w:rPr>
+      <w:rFonts w:cstheme="majorBidi" w:eastAsiaTheme="majorEastAsia"/>
+      <w:color w:themeColor="accent1" w:themeShade="BF" w:val="0F4761"/>
       <w:sz w:val="28"/>
       <w:szCs w:val="28"/>
     </w:rPr>
   </w:style>
-  <w:style w:styleId="Heading3" w:type="paragraph">
-    <w:name w:val="Heading 3"/>
+  <w:style w:styleId="Heading4" w:type="paragraph">
+    <w:name w:val="heading 4"/>
     <w:basedOn w:val="Normal"/>
     <w:next w:val="BodyText"/>
-    <w:uiPriority w:val="9"/>
+    <w:link w:val="Heading4Char"/>
+    <w:uiPriority w:val="9"/>
+    <w:semiHidden/>
     <w:unhideWhenUsed/>
     <w:qFormat/>
+    <w:rsid w:val="00A10FD9"/>
     <w:pPr>
       <w:keepNext/>
       <w:keepLines/>
-      <w:spacing w:after="0" w:before="200"/>
-      <w:outlineLvl w:val="2"/>
-    </w:pPr>
-    <w:rPr>
-      <w:rFonts w:asciiTheme="majorHAnsi" w:cstheme="majorBidi" w:eastAsiaTheme="majorEastAsia" w:hAnsiTheme="majorHAnsi"/>
-      <w:b/>
-      <w:bCs/>
-      <w:color w:themeColor="accent1" w:val="4F81BD"/>
-      <w:sz w:val="24"/>
-      <w:szCs w:val="24"/>
-    </w:rPr>
-  </w:style>
-  <w:style w:styleId="Heading4" w:type="paragraph">
-    <w:name w:val="Heading 4"/>
+      <w:spacing w:after="40" w:before="80"/>
+      <w:outlineLvl w:val="3"/>
+    </w:pPr>
+    <w:rPr>
+      <w:rFonts w:cstheme="majorBidi" w:eastAsiaTheme="majorEastAsia"/>
+      <w:i/>
+      <w:iCs/>
+      <w:color w:themeColor="accent1" w:themeShade="BF" w:val="0F4761"/>
+    </w:rPr>
+  </w:style>
+  <w:style w:styleId="Heading5" w:type="paragraph">
+    <w:name w:val="heading 5"/>
     <w:basedOn w:val="Normal"/>
     <w:next w:val="BodyText"/>
-    <w:uiPriority w:val="9"/>
+    <w:link w:val="Heading5Char"/>
+    <w:uiPriority w:val="9"/>
+    <w:semiHidden/>
     <w:unhideWhenUsed/>
     <w:qFormat/>
+    <w:rsid w:val="00A10FD9"/>
     <w:pPr>
       <w:keepNext/>
       <w:keepLines/>
-      <w:spacing w:after="0" w:before="200"/>
-      <w:outlineLvl w:val="3"/>
-    </w:pPr>
-    <w:rPr>
-      <w:rFonts w:asciiTheme="majorHAnsi" w:cstheme="majorBidi" w:eastAsiaTheme="majorEastAsia" w:hAnsiTheme="majorHAnsi"/>
-      <w:i/>
-      <w:bCs/>
-      <w:color w:themeColor="accent1" w:val="4F81BD"/>
-      <w:sz w:val="24"/>
-      <w:szCs w:val="24"/>
-    </w:rPr>
-  </w:style>
-  <w:style w:styleId="Heading5" w:type="paragraph">
-    <w:name w:val="Heading 5"/>
+      <w:spacing w:after="40" w:before="80"/>
+      <w:outlineLvl w:val="4"/>
+    </w:pPr>
+    <w:rPr>
+      <w:rFonts w:cstheme="majorBidi" w:eastAsiaTheme="majorEastAsia"/>
+      <w:color w:themeColor="accent1" w:themeShade="BF" w:val="0F4761"/>
+    </w:rPr>
+  </w:style>
+  <w:style w:styleId="Heading6" w:type="paragraph">
+    <w:name w:val="heading 6"/>
     <w:basedOn w:val="Normal"/>
     <w:next w:val="BodyText"/>
-    <w:uiPriority w:val="9"/>
+    <w:link w:val="Heading6Char"/>
+    <w:uiPriority w:val="9"/>
+    <w:semiHidden/>
     <w:unhideWhenUsed/>
     <w:qFormat/>
+    <w:rsid w:val="00A10FD9"/>
     <w:pPr>
       <w:keepNext/>
       <w:keepLines/>
-      <w:spacing w:after="0" w:before="200"/>
-      <w:outlineLvl w:val="4"/>
-    </w:pPr>
-    <w:rPr>
-      <w:rFonts w:asciiTheme="majorHAnsi" w:cstheme="majorBidi" w:eastAsiaTheme="majorEastAsia" w:hAnsiTheme="majorHAnsi"/>
+      <w:spacing w:after="0" w:before="40"/>
+      <w:outlineLvl w:val="5"/>
+    </w:pPr>
+    <w:rPr>
+      <w:rFonts w:cstheme="majorBidi" w:eastAsiaTheme="majorEastAsia"/>
+      <w:i/>
       <w:iCs/>
-      <w:color w:themeColor="accent1" w:val="4F81BD"/>
-      <w:sz w:val="24"/>
-      <w:szCs w:val="24"/>
-    </w:rPr>
-  </w:style>
-  <w:style w:styleId="Heading6" w:type="paragraph">
-    <w:name w:val="Heading 6"/>
+      <w:color w:themeColor="text1" w:themeTint="A6" w:val="595959"/>
+    </w:rPr>
+  </w:style>
+  <w:style w:styleId="Heading7" w:type="paragraph">
+    <w:name w:val="heading 7"/>
     <w:basedOn w:val="Normal"/>
     <w:next w:val="BodyText"/>
-    <w:uiPriority w:val="9"/>
+    <w:link w:val="Heading7Char"/>
+    <w:uiPriority w:val="9"/>
+    <w:semiHidden/>
     <w:unhideWhenUsed/>
     <w:qFormat/>
+    <w:rsid w:val="00A10FD9"/>
     <w:pPr>
       <w:keepNext/>
       <w:keepLines/>
-      <w:spacing w:after="0" w:before="200"/>
-      <w:outlineLvl w:val="5"/>
-    </w:pPr>
-    <w:rPr>
-      <w:rFonts w:asciiTheme="majorHAnsi" w:cstheme="majorBidi" w:eastAsiaTheme="majorEastAsia" w:hAnsiTheme="majorHAnsi"/>
-      <w:color w:themeColor="accent1" w:val="4F81BD"/>
-      <w:sz w:val="24"/>
-      <w:szCs w:val="24"/>
-    </w:rPr>
-  </w:style>
-  <w:style w:styleId="Heading7" w:type="paragraph">
-    <w:name w:val="Heading 7"/>
+      <w:spacing w:after="0" w:before="40"/>
+      <w:outlineLvl w:val="6"/>
+    </w:pPr>
+    <w:rPr>
+      <w:rFonts w:cstheme="majorBidi" w:eastAsiaTheme="majorEastAsia"/>
+      <w:color w:themeColor="text1" w:themeTint="A6" w:val="595959"/>
+    </w:rPr>
+  </w:style>
+  <w:style w:styleId="Heading8" w:type="paragraph">
+    <w:name w:val="heading 8"/>
     <w:basedOn w:val="Normal"/>
     <w:next w:val="BodyText"/>
-    <w:uiPriority w:val="9"/>
+    <w:link w:val="Heading8Char"/>
+    <w:uiPriority w:val="9"/>
+    <w:semiHidden/>
     <w:unhideWhenUsed/>
     <w:qFormat/>
+    <w:rsid w:val="00A10FD9"/>
     <w:pPr>
       <w:keepNext/>
       <w:keepLines/>
-      <w:spacing w:after="0" w:before="200"/>
-      <w:outlineLvl w:val="6"/>
-    </w:pPr>
-    <w:rPr>
-      <w:rFonts w:asciiTheme="majorHAnsi" w:cstheme="majorBidi" w:eastAsiaTheme="majorEastAsia" w:hAnsiTheme="majorHAnsi"/>
-      <w:color w:themeColor="accent1" w:val="4F81BD"/>
-      <w:sz w:val="24"/>
-      <w:szCs w:val="24"/>
-    </w:rPr>
-  </w:style>
-  <w:style w:styleId="Heading8" w:type="paragraph">
-    <w:name w:val="Heading 8"/>
+      <w:spacing w:after="0"/>
+      <w:outlineLvl w:val="7"/>
+    </w:pPr>
+    <w:rPr>
+      <w:rFonts w:cstheme="majorBidi" w:eastAsiaTheme="majorEastAsia"/>
+      <w:i/>
+      <w:iCs/>
+      <w:color w:themeColor="text1" w:themeTint="D8" w:val="272727"/>
+    </w:rPr>
+  </w:style>
+  <w:style w:styleId="Heading9" w:type="paragraph">
+    <w:name w:val="heading 9"/>
     <w:basedOn w:val="Normal"/>
     <w:next w:val="BodyText"/>
-    <w:uiPriority w:val="9"/>
+    <w:link w:val="Heading9Char"/>
+    <w:uiPriority w:val="9"/>
+    <w:semiHidden/>
     <w:unhideWhenUsed/>
     <w:qFormat/>
+    <w:rsid w:val="00A10FD9"/>
     <w:pPr>
       <w:keepNext/>
       <w:keepLines/>
-      <w:spacing w:after="0" w:before="200"/>
-      <w:outlineLvl w:val="7"/>
-    </w:pPr>
+      <w:spacing w:after="0"/>
+      <w:outlineLvl w:val="8"/>
+    </w:pPr>
+    <w:rPr>
+      <w:rFonts w:cstheme="majorBidi" w:eastAsiaTheme="majorEastAsia"/>
+      <w:color w:themeColor="text1" w:themeTint="D8" w:val="272727"/>
+    </w:rPr>
+  </w:style>
+  <w:style w:customStyle="1" w:styleId="Heading1Char" w:type="character">
+    <w:name w:val="Heading 1 Char"/>
+    <w:basedOn w:val="DefaultParagraphFont"/>
+    <w:link w:val="Heading1"/>
+    <w:uiPriority w:val="9"/>
+    <w:rsid w:val="00A10FD9"/>
     <w:rPr>
       <w:rFonts w:asciiTheme="majorHAnsi" w:cstheme="majorBidi" w:eastAsiaTheme="majorEastAsia" w:hAnsiTheme="majorHAnsi"/>
-      <w:color w:themeColor="accent1" w:val="4F81BD"/>
-      <w:sz w:val="24"/>
-      <w:szCs w:val="24"/>
-    </w:rPr>
-  </w:style>
-  <w:style w:styleId="Heading9" w:type="paragraph">
-    <w:name w:val="Heading 9"/>
-    <w:basedOn w:val="Normal"/>
-    <w:next w:val="BodyText"/>
-    <w:uiPriority w:val="9"/>
-    <w:unhideWhenUsed/>
-    <w:qFormat/>
-    <w:pPr>
-      <w:keepNext/>
-      <w:keepLines/>
-      <w:spacing w:after="0" w:before="200"/>
-      <w:outlineLvl w:val="8"/>
-    </w:pPr>
+      <w:color w:themeColor="accent1" w:themeShade="BF" w:val="0F4761"/>
+      <w:sz w:val="40"/>
+      <w:szCs w:val="40"/>
+    </w:rPr>
+  </w:style>
+  <w:style w:customStyle="1" w:styleId="Heading2Char" w:type="character">
+    <w:name w:val="Heading 2 Char"/>
+    <w:basedOn w:val="DefaultParagraphFont"/>
+    <w:link w:val="Heading2"/>
+    <w:uiPriority w:val="9"/>
+    <w:semiHidden/>
+    <w:rsid w:val="00A10FD9"/>
     <w:rPr>
       <w:rFonts w:asciiTheme="majorHAnsi" w:cstheme="majorBidi" w:eastAsiaTheme="majorEastAsia" w:hAnsiTheme="majorHAnsi"/>
-      <w:color w:themeColor="accent1" w:val="4F81BD"/>
-      <w:sz w:val="24"/>
-      <w:szCs w:val="24"/>
+      <w:color w:themeColor="accent1" w:themeShade="BF" w:val="0F4761"/>
+      <w:sz w:val="32"/>
+      <w:szCs w:val="32"/>
+    </w:rPr>
+  </w:style>
+  <w:style w:customStyle="1" w:styleId="Heading3Char" w:type="character">
+    <w:name w:val="Heading 3 Char"/>
+    <w:basedOn w:val="DefaultParagraphFont"/>
+    <w:link w:val="Heading3"/>
+    <w:uiPriority w:val="9"/>
+    <w:semiHidden/>
+    <w:rsid w:val="00A10FD9"/>
+    <w:rPr>
+      <w:rFonts w:cstheme="majorBidi" w:eastAsiaTheme="majorEastAsia"/>
+      <w:color w:themeColor="accent1" w:themeShade="BF" w:val="0F4761"/>
+      <w:sz w:val="28"/>
+      <w:szCs w:val="28"/>
+    </w:rPr>
+  </w:style>
+  <w:style w:customStyle="1" w:styleId="Heading4Char" w:type="character">
+    <w:name w:val="Heading 4 Char"/>
+    <w:basedOn w:val="DefaultParagraphFont"/>
+    <w:link w:val="Heading4"/>
+    <w:uiPriority w:val="9"/>
+    <w:semiHidden/>
+    <w:rsid w:val="00A10FD9"/>
+    <w:rPr>
+      <w:rFonts w:cstheme="majorBidi" w:eastAsiaTheme="majorEastAsia"/>
+      <w:i/>
+      <w:iCs/>
+      <w:color w:themeColor="accent1" w:themeShade="BF" w:val="0F4761"/>
+    </w:rPr>
+  </w:style>
+  <w:style w:customStyle="1" w:styleId="Heading5Char" w:type="character">
+    <w:name w:val="Heading 5 Char"/>
+    <w:basedOn w:val="DefaultParagraphFont"/>
+    <w:link w:val="Heading5"/>
+    <w:uiPriority w:val="9"/>
+    <w:semiHidden/>
+    <w:rsid w:val="00A10FD9"/>
+    <w:rPr>
+      <w:rFonts w:cstheme="majorBidi" w:eastAsiaTheme="majorEastAsia"/>
+      <w:color w:themeColor="accent1" w:themeShade="BF" w:val="0F4761"/>
+    </w:rPr>
+  </w:style>
+  <w:style w:customStyle="1" w:styleId="Heading6Char" w:type="character">
+    <w:name w:val="Heading 6 Char"/>
+    <w:basedOn w:val="DefaultParagraphFont"/>
+    <w:link w:val="Heading6"/>
+    <w:uiPriority w:val="9"/>
+    <w:semiHidden/>
+    <w:rsid w:val="00A10FD9"/>
+    <w:rPr>
+      <w:rFonts w:cstheme="majorBidi" w:eastAsiaTheme="majorEastAsia"/>
+      <w:i/>
+      <w:iCs/>
+      <w:color w:themeColor="text1" w:themeTint="A6" w:val="595959"/>
+    </w:rPr>
+  </w:style>
+  <w:style w:customStyle="1" w:styleId="Heading7Char" w:type="character">
+    <w:name w:val="Heading 7 Char"/>
+    <w:basedOn w:val="DefaultParagraphFont"/>
+    <w:link w:val="Heading7"/>
+    <w:uiPriority w:val="9"/>
+    <w:semiHidden/>
+    <w:rsid w:val="00A10FD9"/>
+    <w:rPr>
+      <w:rFonts w:cstheme="majorBidi" w:eastAsiaTheme="majorEastAsia"/>
+      <w:color w:themeColor="text1" w:themeTint="A6" w:val="595959"/>
+    </w:rPr>
+  </w:style>
+  <w:style w:customStyle="1" w:styleId="Heading8Char" w:type="character">
+    <w:name w:val="Heading 8 Char"/>
+    <w:basedOn w:val="DefaultParagraphFont"/>
+    <w:link w:val="Heading8"/>
+    <w:uiPriority w:val="9"/>
+    <w:semiHidden/>
+    <w:rsid w:val="00A10FD9"/>
+    <w:rPr>
+      <w:rFonts w:cstheme="majorBidi" w:eastAsiaTheme="majorEastAsia"/>
+      <w:i/>
+      <w:iCs/>
+      <w:color w:themeColor="text1" w:themeTint="D8" w:val="272727"/>
+    </w:rPr>
+  </w:style>
+  <w:style w:customStyle="1" w:styleId="Heading9Char" w:type="character">
+    <w:name w:val="Heading 9 Char"/>
+    <w:basedOn w:val="DefaultParagraphFont"/>
+    <w:link w:val="Heading9"/>
+    <w:uiPriority w:val="9"/>
+    <w:semiHidden/>
+    <w:rsid w:val="00A10FD9"/>
+    <w:rPr>
+      <w:rFonts w:cstheme="majorBidi" w:eastAsiaTheme="majorEastAsia"/>
+      <w:color w:themeColor="text1" w:themeTint="D8" w:val="272727"/>
     </w:rPr>
   </w:style>
   <w:style w:styleId="BlockText" w:type="paragraph">
@@ -1363,6 +1543,18 @@
     <w:uiPriority w:val="9"/>
     <w:unhideWhenUsed/>
     <w:qFormat/>
+  </w:style>
+  <w:style w:styleId="FootnoteBlockText" w:type="paragraph">
+    <w:name w:val="Footnote Block Text"/>
+    <w:basedOn w:val="FootnoteText"/>
+    <w:next w:val="FootnoteText"/>
+    <w:uiPriority w:val="9"/>
+    <w:unhideWhenUsed/>
+    <w:qFormat/>
+    <w:pPr>
+      <w:spacing w:after="100" w:before="100"/>
+      <w:ind w:firstLine="0" w:left="480" w:right="480"/>
+    </w:pPr>
   </w:style>
   <w:style w:default="1" w:styleId="DefaultParagraphFont" w:type="character">
     <w:name w:val="Default Paragraph Font"/>
@@ -1393,10 +1585,10 @@
         <w:jc w:val="left"/>
       </w:trPr>
       <w:tcPr>
-        <w:vAlign w:val="bottom"/>
         <w:tcBorders>
           <w:bottom w:val="single"/>
         </w:tcBorders>
+        <w:vAlign w:val="bottom"/>
       </w:tcPr>
     </w:tblStylePr>
   </w:style>
@@ -1513,44 +1705,44 @@
         <a:sysClr val="window" lastClr="FFFFFF"/>
       </a:lt1>
       <a:dk2>
-        <a:srgbClr val="1F497D"/>
+        <a:srgbClr val="0E2841"/>
       </a:dk2>
       <a:lt2>
-        <a:srgbClr val="EEECE1"/>
+        <a:srgbClr val="E8E8E8"/>
       </a:lt2>
       <a:accent1>
-        <a:srgbClr val="4F81BD"/>
+        <a:srgbClr val="156082"/>
       </a:accent1>
       <a:accent2>
-        <a:srgbClr val="C0504D"/>
+        <a:srgbClr val="E97132"/>
       </a:accent2>
       <a:accent3>
-        <a:srgbClr val="9BBB59"/>
+        <a:srgbClr val="196B24"/>
       </a:accent3>
       <a:accent4>
-        <a:srgbClr val="8064A2"/>
+        <a:srgbClr val="0F9ED5"/>
       </a:accent4>
       <a:accent5>
-        <a:srgbClr val="4BACC6"/>
+        <a:srgbClr val="A02B93"/>
       </a:accent5>
       <a:accent6>
-        <a:srgbClr val="F79646"/>
+        <a:srgbClr val="4EA72E"/>
       </a:accent6>
       <a:hlink>
-        <a:srgbClr val="0000FF"/>
+        <a:srgbClr val="467886"/>
       </a:hlink>
       <a:folHlink>
-        <a:srgbClr val="800080"/>
+        <a:srgbClr val="96607D"/>
       </a:folHlink>
     </a:clrScheme>
     <a:fontScheme name="Office">
       <a:majorFont>
-        <a:latin typeface="Calibri"/>
+        <a:latin typeface="Aptos Display" panose="02110004020202020204"/>
         <a:ea typeface=""/>
         <a:cs typeface=""/>
-        <a:font script="Jpan" typeface="ＭＳ ゴシック"/>
+        <a:font script="Jpan" typeface="游ゴシック Light"/>
         <a:font script="Hang" typeface="맑은 고딕"/>
-        <a:font script="Hans" typeface="宋体"/>
+        <a:font script="Hans" typeface="等线 Light"/>
         <a:font script="Hant" typeface="新細明體"/>
         <a:font script="Arab" typeface="Times New Roman"/>
         <a:font script="Hebr" typeface="Times New Roman"/>
@@ -1577,14 +1769,32 @@
         <a:font script="Mong" typeface="Mongolian Baiti"/>
         <a:font script="Viet" typeface="Times New Roman"/>
         <a:font script="Uigh" typeface="Microsoft Uighur"/>
+        <a:font script="Geor" typeface="Sylfaen"/>
+        <a:font script="Armn" typeface="Arial"/>
+        <a:font script="Bugi" typeface="Leelawadee UI"/>
+        <a:font script="Bopo" typeface="Microsoft JhengHei"/>
+        <a:font script="Java" typeface="Javanese Text"/>
+        <a:font script="Lisu" typeface="Segoe UI"/>
+        <a:font script="Mymr" typeface="Myanmar Text"/>
+        <a:font script="Nkoo" typeface="Ebrima"/>
+        <a:font script="Olck" typeface="Nirmala UI"/>
+        <a:font script="Osma" typeface="Ebrima"/>
+        <a:font script="Phag" typeface="Phagspa"/>
+        <a:font script="Syrn" typeface="Estrangelo Edessa"/>
+        <a:font script="Syrj" typeface="Estrangelo Edessa"/>
+        <a:font script="Syre" typeface="Estrangelo Edessa"/>
+        <a:font script="Sora" typeface="Nirmala UI"/>
+        <a:font script="Tale" typeface="Microsoft Tai Le"/>
+        <a:font script="Talu" typeface="Microsoft New Tai Lue"/>
+        <a:font script="Tfng" typeface="Ebrima"/>
       </a:majorFont>
       <a:minorFont>
-        <a:latin typeface="Cambria"/>
+        <a:latin typeface="Aptos" panose="02110004020202020204"/>
         <a:ea typeface=""/>
         <a:cs typeface=""/>
-        <a:font script="Jpan" typeface="ＭＳ 明朝"/>
+        <a:font script="Jpan" typeface="游明朝"/>
         <a:font script="Hang" typeface="맑은 고딕"/>
-        <a:font script="Hans" typeface="宋体"/>
+        <a:font script="Hans" typeface="等线"/>
         <a:font script="Hant" typeface="新細明體"/>
         <a:font script="Arab" typeface="Arial"/>
         <a:font script="Hebr" typeface="Arial"/>
@@ -1611,6 +1821,24 @@
         <a:font script="Mong" typeface="Mongolian Baiti"/>
         <a:font script="Viet" typeface="Arial"/>
         <a:font script="Uigh" typeface="Microsoft Uighur"/>
+        <a:font script="Geor" typeface="Sylfaen"/>
+        <a:font script="Armn" typeface="Arial"/>
+        <a:font script="Bugi" typeface="Leelawadee UI"/>
+        <a:font script="Bopo" typeface="Microsoft JhengHei"/>
+        <a:font script="Java" typeface="Javanese Text"/>
+        <a:font script="Lisu" typeface="Segoe UI"/>
+        <a:font script="Mymr" typeface="Myanmar Text"/>
+        <a:font script="Nkoo" typeface="Ebrima"/>
+        <a:font script="Olck" typeface="Nirmala UI"/>
+        <a:font script="Osma" typeface="Ebrima"/>
+        <a:font script="Phag" typeface="Phagspa"/>
+        <a:font script="Syrn" typeface="Estrangelo Edessa"/>
+        <a:font script="Syrj" typeface="Estrangelo Edessa"/>
+        <a:font script="Syre" typeface="Estrangelo Edessa"/>
+        <a:font script="Sora" typeface="Nirmala UI"/>
+        <a:font script="Tale" typeface="Microsoft Tai Le"/>
+        <a:font script="Talu" typeface="Microsoft New Tai Lue"/>
+        <a:font script="Tfng" typeface="Ebrima"/>
       </a:minorFont>
     </a:fontScheme>
     <a:fmtScheme name="Office">
@@ -1622,200 +1850,141 @@
           <a:gsLst>
             <a:gs pos="0">
               <a:schemeClr val="phClr">
-                <a:tint val="50000"/>
-                <a:satMod val="300000"/>
+                <a:lumMod val="110000"/>
+                <a:satMod val="105000"/>
+                <a:tint val="67000"/>
               </a:schemeClr>
             </a:gs>
-            <a:gs pos="35000">
+            <a:gs pos="50000">
               <a:schemeClr val="phClr">
-                <a:tint val="37000"/>
-                <a:satMod val="300000"/>
+                <a:lumMod val="105000"/>
+                <a:satMod val="103000"/>
+                <a:tint val="73000"/>
               </a:schemeClr>
             </a:gs>
             <a:gs pos="100000">
               <a:schemeClr val="phClr">
-                <a:tint val="15000"/>
-                <a:satMod val="350000"/>
+                <a:lumMod val="105000"/>
+                <a:satMod val="109000"/>
+                <a:tint val="81000"/>
               </a:schemeClr>
             </a:gs>
           </a:gsLst>
-          <a:lin ang="16200000" scaled="1"/>
+          <a:lin ang="5400000" scaled="0"/>
         </a:gradFill>
         <a:gradFill rotWithShape="1">
           <a:gsLst>
             <a:gs pos="0">
               <a:schemeClr val="phClr">
-                <a:tint val="100000"/>
+                <a:satMod val="103000"/>
+                <a:lumMod val="102000"/>
+                <a:tint val="94000"/>
+              </a:schemeClr>
+            </a:gs>
+            <a:gs pos="50000">
+              <a:schemeClr val="phClr">
+                <a:satMod val="110000"/>
+                <a:lumMod val="100000"/>
                 <a:shade val="100000"/>
-                <a:satMod val="130000"/>
               </a:schemeClr>
             </a:gs>
             <a:gs pos="100000">
               <a:schemeClr val="phClr">
-                <a:tint val="50000"/>
-                <a:shade val="100000"/>
-                <a:satMod val="350000"/>
+                <a:lumMod val="99000"/>
+                <a:satMod val="120000"/>
+                <a:shade val="78000"/>
               </a:schemeClr>
             </a:gs>
           </a:gsLst>
-          <a:lin ang="16200000" scaled="0"/>
+          <a:lin ang="5400000" scaled="0"/>
         </a:gradFill>
       </a:fillStyleLst>
       <a:lnStyleLst>
-        <a:ln w="9525" cap="flat" cmpd="sng" algn="ctr">
-          <a:solidFill>
-            <a:schemeClr val="phClr">
-              <a:shade val="95000"/>
-              <a:satMod val="105000"/>
-            </a:schemeClr>
-          </a:solidFill>
-          <a:prstDash val="solid"/>
-        </a:ln>
-        <a:ln w="25400" cap="flat" cmpd="sng" algn="ctr">
+        <a:ln w="6350" cap="flat" cmpd="sng" algn="ctr">
           <a:solidFill>
             <a:schemeClr val="phClr"/>
           </a:solidFill>
           <a:prstDash val="solid"/>
+          <a:miter lim="800000"/>
         </a:ln>
-        <a:ln w="38100" cap="flat" cmpd="sng" algn="ctr">
+        <a:ln w="12700" cap="flat" cmpd="sng" algn="ctr">
           <a:solidFill>
             <a:schemeClr val="phClr"/>
           </a:solidFill>
           <a:prstDash val="solid"/>
+          <a:miter lim="800000"/>
+        </a:ln>
+        <a:ln w="19050" cap="flat" cmpd="sng" algn="ctr">
+          <a:solidFill>
+            <a:schemeClr val="phClr"/>
+          </a:solidFill>
+          <a:prstDash val="solid"/>
+          <a:miter lim="800000"/>
         </a:ln>
       </a:lnStyleLst>
       <a:effectStyleLst>
         <a:effectStyle>
+          <a:effectLst/>
+        </a:effectStyle>
+        <a:effectStyle>
+          <a:effectLst/>
+        </a:effectStyle>
+        <a:effectStyle>
           <a:effectLst>
-            <a:outerShdw blurRad="40000" dist="20000" dir="5400000" rotWithShape="0">
+            <a:outerShdw blurRad="57150" dist="19050" dir="5400000" algn="ctr" rotWithShape="0">
               <a:srgbClr val="000000">
-                <a:alpha val="38000"/>
+                <a:alpha val="63000"/>
               </a:srgbClr>
             </a:outerShdw>
           </a:effectLst>
-        </a:effectStyle>
-        <a:effectStyle>
-          <a:effectLst>
-            <a:outerShdw blurRad="40000" dist="23000" dir="5400000" rotWithShape="0">
-              <a:srgbClr val="000000">
-                <a:alpha val="35000"/>
-              </a:srgbClr>
-            </a:outerShdw>
-          </a:effectLst>
-        </a:effectStyle>
-        <a:effectStyle>
-          <a:effectLst>
-            <a:outerShdw blurRad="40000" dist="23000" dir="5400000" rotWithShape="0">
-              <a:srgbClr val="000000">
-                <a:alpha val="35000"/>
-              </a:srgbClr>
-            </a:outerShdw>
-          </a:effectLst>
-          <a:scene3d>
-            <a:camera prst="orthographicFront">
-              <a:rot lat="0" lon="0" rev="0"/>
-            </a:camera>
-            <a:lightRig rig="threePt" dir="t">
-              <a:rot lat="0" lon="0" rev="1200000"/>
-            </a:lightRig>
-          </a:scene3d>
-          <a:sp3d>
-            <a:bevelT w="63500" h="25400"/>
-          </a:sp3d>
         </a:effectStyle>
       </a:effectStyleLst>
       <a:bgFillStyleLst>
         <a:solidFill>
           <a:schemeClr val="phClr"/>
         </a:solidFill>
+        <a:solidFill>
+          <a:schemeClr val="phClr">
+            <a:tint val="95000"/>
+            <a:satMod val="170000"/>
+          </a:schemeClr>
+        </a:solidFill>
         <a:gradFill rotWithShape="1">
           <a:gsLst>
             <a:gs pos="0">
               <a:schemeClr val="phClr">
-                <a:tint val="40000"/>
-                <a:satMod val="350000"/>
+                <a:tint val="93000"/>
+                <a:satMod val="150000"/>
+                <a:shade val="98000"/>
+                <a:lumMod val="102000"/>
               </a:schemeClr>
             </a:gs>
-            <a:gs pos="40000">
+            <a:gs pos="50000">
               <a:schemeClr val="phClr">
-                <a:tint val="45000"/>
-                <a:shade val="99000"/>
-                <a:satMod val="350000"/>
+                <a:tint val="98000"/>
+                <a:satMod val="130000"/>
+                <a:shade val="90000"/>
+                <a:lumMod val="103000"/>
               </a:schemeClr>
             </a:gs>
             <a:gs pos="100000">
               <a:schemeClr val="phClr">
-                <a:shade val="20000"/>
-                <a:satMod val="255000"/>
+                <a:shade val="63000"/>
+                <a:satMod val="120000"/>
               </a:schemeClr>
             </a:gs>
           </a:gsLst>
-          <a:path path="circle">
-            <a:fillToRect l="50000" t="-80000" r="50000" b="180000"/>
-          </a:path>
-        </a:gradFill>
-        <a:gradFill rotWithShape="1">
-          <a:gsLst>
-            <a:gs pos="0">
-              <a:schemeClr val="phClr">
-                <a:tint val="80000"/>
-                <a:satMod val="300000"/>
-              </a:schemeClr>
-            </a:gs>
-            <a:gs pos="100000">
-              <a:schemeClr val="phClr">
-                <a:shade val="30000"/>
-                <a:satMod val="200000"/>
-              </a:schemeClr>
-            </a:gs>
-          </a:gsLst>
-          <a:path path="circle">
-            <a:fillToRect l="50000" t="50000" r="50000" b="50000"/>
-          </a:path>
+          <a:lin ang="5400000" scaled="0"/>
         </a:gradFill>
       </a:bgFillStyleLst>
     </a:fmtScheme>
   </a:themeElements>
-  <a:objectDefaults>
-    <a:spDef>
-      <a:spPr/>
-      <a:bodyPr/>
-      <a:lstStyle/>
-      <a:style>
-        <a:lnRef idx="1">
-          <a:schemeClr val="accent1"/>
-        </a:lnRef>
-        <a:fillRef idx="3">
-          <a:schemeClr val="accent1"/>
-        </a:fillRef>
-        <a:effectRef idx="2">
-          <a:schemeClr val="accent1"/>
-        </a:effectRef>
-        <a:fontRef idx="minor">
-          <a:schemeClr val="lt1"/>
-        </a:fontRef>
-      </a:style>
-    </a:spDef>
-    <a:lnDef>
-      <a:spPr/>
-      <a:bodyPr/>
-      <a:lstStyle/>
-      <a:style>
-        <a:lnRef idx="2">
-          <a:schemeClr val="accent1"/>
-        </a:lnRef>
-        <a:fillRef idx="0">
-          <a:schemeClr val="accent1"/>
-        </a:fillRef>
-        <a:effectRef idx="1">
-          <a:schemeClr val="accent1"/>
-        </a:effectRef>
-        <a:fontRef idx="minor">
-          <a:schemeClr val="tx1"/>
-        </a:fontRef>
-      </a:style>
-    </a:lnDef>
-  </a:objectDefaults>
+  <a:objectDefaults/>
   <a:extraClrSchemeLst/>
+  <a:extLst>
+    <a:ext uri="{05A4C25C-085E-4340-85A3-A5531E510DB2}">
+      <thm15:themeFamily xmlns:thm15="http://schemas.microsoft.com/office/thememl/2012/main" name="Office Theme" id="{2E142A2C-CD16-42D6-873A-C26D2A0506FA}" vid="{1BDDFF52-6CD6-40A5-AB3C-68EB2F1E4D0A}"/>
+    </a:ext>
+  </a:extLst>
 </a:theme>
 </file>
--- a/tests/output_reference.docx
+++ b/tests/output_reference.docx
@@ -2,7 +2,7 @@
 <file path=word/document.xml><?xml version="1.0" encoding="utf-8"?>
 <w:document xmlns:w="http://schemas.openxmlformats.org/wordprocessingml/2006/main" xmlns:m="http://schemas.openxmlformats.org/officeDocument/2006/math" xmlns:r="http://schemas.openxmlformats.org/officeDocument/2006/relationships" xmlns:o="urn:schemas-microsoft-com:office:office" xmlns:v="urn:schemas-microsoft-com:vml" xmlns:w10="urn:schemas-microsoft-com:office:word" xmlns:a="http://schemas.openxmlformats.org/drawingml/2006/main" xmlns:pic="http://schemas.openxmlformats.org/drawingml/2006/picture" xmlns:wp="http://schemas.openxmlformats.org/drawingml/2006/wordprocessingDrawing">
   <w:body>
-    <w:bookmarkStart w:id="20" w:name="database-consistency-test"/>
+    <w:bookmarkStart w:id="9" w:name="database-consistency-test"/>
     <w:p>
       <w:pPr>
         <w:pStyle w:val="Heading1"/>
@@ -11,8 +11,8 @@
         <w:t xml:space="preserve">Database Consistency Test</w:t>
       </w:r>
     </w:p>
-    <w:bookmarkEnd w:id="20"/>
-    <w:bookmarkStart w:id="24" w:name="introduction"/>
+    <w:bookmarkEnd w:id="9"/>
+    <w:bookmarkStart w:id="13" w:name="introduction"/>
     <w:p>
       <w:pPr>
         <w:pStyle w:val="Heading1"/>
@@ -42,18 +42,18 @@
           <wp:inline>
             <wp:extent cx="5334000" cy="2841069"/>
             <wp:effectExtent b="0" l="0" r="0" t="0"/>
-            <wp:docPr descr="" title="" id="22" name="Picture"/>
+            <wp:docPr descr="" title="" id="11" name="Picture"/>
             <a:graphic>
               <a:graphicData uri="http://schemas.openxmlformats.org/drawingml/2006/picture">
                 <pic:pic>
                   <pic:nvPicPr>
-                    <pic:cNvPr descr="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" id="23" name="Picture"/>
+                    <pic:cNvPr descr="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" id="12" name="Picture"/>
                     <pic:cNvPicPr>
                       <a:picLocks noChangeArrowheads="1" noChangeAspect="1"/>
                     </pic:cNvPicPr>
                   </pic:nvPicPr>
                   <pic:blipFill>
-                    <a:blip r:embed="rId21"/>
+                    <a:blip r:embed="rId10"/>
                     <a:stretch>
                       <a:fillRect/>
                     </a:stretch>
@@ -92,8 +92,8 @@
         <w:t xml:space="preserve"># Select Beam Material</w:t>
       </w:r>
     </w:p>
-    <w:bookmarkEnd w:id="24"/>
-    <w:bookmarkStart w:id="26" w:name="select-beam-section"/>
+    <w:bookmarkEnd w:id="13"/>
+    <w:bookmarkStart w:id="15" w:name="select-beam-section"/>
     <w:p>
       <w:pPr>
         <w:pStyle w:val="Heading1"/>
@@ -112,7 +112,7 @@
       <w:r>
         <w:t xml:space="preserve"> </w:t>
       </w:r>
-      <w:hyperlink r:id="rId25">
+      <w:hyperlink r:id="rId14">
         <w:r>
           <w:rPr>
             <w:rStyle w:val="Hyperlink"/>
@@ -121,8 +121,8 @@
         </w:r>
       </w:hyperlink>
     </w:p>
-    <w:bookmarkEnd w:id="26"/>
-    <w:bookmarkStart w:id="27" w:name="define-the-other-beam-parameters"/>
+    <w:bookmarkEnd w:id="15"/>
+    <w:bookmarkStart w:id="16" w:name="define-the-other-beam-parameters"/>
     <w:p>
       <w:pPr>
         <w:pStyle w:val="Heading1"/>
@@ -155,8 +155,8 @@
           <m:d>
             <m:dPr>
               <m:begChr m:val="["/>
+              <m:sepChr m:val=""/>
               <m:endChr m:val="]"/>
-              <m:sepChr m:val=""/>
               <m:grow/>
             </m:dPr>
             <m:e>
@@ -195,8 +195,8 @@
           <m:d>
             <m:dPr>
               <m:begChr m:val="["/>
+              <m:sepChr m:val=""/>
               <m:endChr m:val="]"/>
-              <m:sepChr m:val=""/>
               <m:grow/>
             </m:dPr>
             <m:e>
@@ -208,8 +208,8 @@
         </m:oMath>
       </m:oMathPara>
     </w:p>
-    <w:bookmarkEnd w:id="27"/>
-    <w:bookmarkStart w:id="36" w:name="Xfb335a063a29fa7ff8901568d8337a2f539485f"/>
+    <w:bookmarkEnd w:id="16"/>
+    <w:bookmarkStart w:id="25" w:name="Xfb335a063a29fa7ff8901568d8337a2f539485f"/>
     <w:p>
       <w:pPr>
         <w:pStyle w:val="Heading1"/>
@@ -374,8 +374,8 @@
               <m:d>
                 <m:dPr>
                   <m:begChr m:val="["/>
+                  <m:sepChr m:val=""/>
                   <m:endChr m:val="]"/>
-                  <m:sepChr m:val=""/>
                   <m:grow/>
                 </m:dPr>
                 <m:e>
@@ -405,8 +405,8 @@
               <m:d>
                 <m:dPr>
                   <m:begChr m:val="["/>
+                  <m:sepChr m:val=""/>
                   <m:endChr m:val="]"/>
-                  <m:sepChr m:val=""/>
                   <m:grow/>
                 </m:dPr>
                 <m:e>
@@ -587,8 +587,8 @@
               <m:d>
                 <m:dPr>
                   <m:begChr m:val="["/>
+                  <m:sepChr m:val=""/>
                   <m:endChr m:val="]"/>
-                  <m:sepChr m:val=""/>
                   <m:grow/>
                 </m:dPr>
                 <m:e>
@@ -615,8 +615,8 @@
               <m:d>
                 <m:dPr>
                   <m:begChr m:val="["/>
+                  <m:sepChr m:val=""/>
                   <m:endChr m:val="]"/>
-                  <m:sepChr m:val=""/>
                   <m:grow/>
                 </m:dPr>
                 <m:e>
@@ -651,18 +651,18 @@
           <wp:inline>
             <wp:extent cx="5334000" cy="2799305"/>
             <wp:effectExtent b="0" l="0" r="0" t="0"/>
-            <wp:docPr descr="" title="" id="29" name="Picture"/>
+            <wp:docPr descr="" title="" id="18" name="Picture"/>
             <a:graphic>
               <a:graphicData uri="http://schemas.openxmlformats.org/drawingml/2006/picture">
                 <pic:pic>
                   <pic:nvPicPr>
-                    <pic:cNvPr descr="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" id="30" name="Picture"/>
+                    <pic:cNvPr descr="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" id="19" name="Picture"/>
                     <pic:cNvPicPr>
                       <a:picLocks noChangeArrowheads="1" noChangeAspect="1"/>
                     </pic:cNvPicPr>
                   </pic:nvPicPr>
                   <pic:blipFill>
-                    <a:blip r:embed="rId28"/>
+                    <a:blip r:embed="rId17"/>
                     <a:stretch>
                       <a:fillRect/>
                     </a:stretch>
@@ -704,18 +704,18 @@
           <wp:inline>
             <wp:extent cx="5334000" cy="2972009"/>
             <wp:effectExtent b="0" l="0" r="0" t="0"/>
-            <wp:docPr descr="" title="" id="32" name="Picture"/>
+            <wp:docPr descr="" title="" id="21" name="Picture"/>
             <a:graphic>
               <a:graphicData uri="http://schemas.openxmlformats.org/drawingml/2006/picture">
                 <pic:pic>
                   <pic:nvPicPr>
-                    <pic:cNvPr descr="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" id="33" name="Picture"/>
+                    <pic:cNvPr descr="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" id="22" name="Picture"/>
                     <pic:cNvPicPr>
                       <a:picLocks noChangeArrowheads="1" noChangeAspect="1"/>
                     </pic:cNvPicPr>
                   </pic:nvPicPr>
                   <pic:blipFill>
-                    <a:blip r:embed="rId31"/>
+                    <a:blip r:embed="rId20"/>
                     <a:stretch>
                       <a:fillRect/>
                     </a:stretch>
@@ -755,7 +755,7 @@
       <w:r>
         <w:t xml:space="preserve">“</w:t>
       </w:r>
-      <w:hyperlink r:id="rId34">
+      <w:hyperlink r:id="rId23">
         <w:r>
           <w:rPr>
             <w:rStyle w:val="Hyperlink"/>
@@ -842,8 +842,8 @@
           <m:d>
             <m:dPr>
               <m:begChr m:val="("/>
+              <m:sepChr m:val=""/>
               <m:endChr m:val=")"/>
-              <m:sepChr m:val=""/>
               <m:grow/>
             </m:dPr>
             <m:e>
@@ -910,7 +910,7 @@
       <w:r>
         <w:t xml:space="preserve"> </w:t>
       </w:r>
-      <w:hyperlink r:id="rId35">
+      <w:hyperlink r:id="rId24">
         <w:r>
           <w:rPr>
             <w:rStyle w:val="Hyperlink"/>
@@ -919,8 +919,12 @@
         </w:r>
       </w:hyperlink>
     </w:p>
-    <w:bookmarkEnd w:id="36"/>
-    <w:sectPr/>
+    <w:bookmarkEnd w:id="25"/>
+    <w:sectPr>
+      <w:footnotePr>
+        <w:numRestart w:val="eachSect"/>
+      </w:footnotePr>
+    </w:sectPr>
   </w:body>
 </w:document>
 </file>
@@ -1092,8 +1096,6 @@
     </w:pPr>
     <w:rPr>
       <w:rFonts w:asciiTheme="majorHAnsi" w:cstheme="majorBidi" w:eastAsiaTheme="majorEastAsia" w:hAnsiTheme="majorHAnsi"/>
-      <w:spacing w:val="-10"/>
-      <w:kern w:val="28"/>
       <w:sz w:val="56"/>
       <w:szCs w:val="56"/>
     </w:rPr>
@@ -1106,8 +1108,6 @@
     <w:rsid w:val="00A10FD9"/>
     <w:rPr>
       <w:rFonts w:asciiTheme="majorHAnsi" w:cstheme="majorBidi" w:eastAsiaTheme="majorEastAsia" w:hAnsiTheme="majorHAnsi"/>
-      <w:spacing w:val="-10"/>
-      <w:kern w:val="28"/>
       <w:sz w:val="56"/>
       <w:szCs w:val="56"/>
     </w:rPr>
@@ -1148,23 +1148,31 @@
   </w:style>
   <w:style w:customStyle="1" w:styleId="Author" w:type="paragraph">
     <w:name w:val="Author"/>
+    <w:basedOn w:val="Title"/>
     <w:next w:val="BodyText"/>
     <w:qFormat/>
     <w:pPr>
       <w:keepNext/>
       <w:keepLines/>
-      <w:jc w:val="center"/>
-    </w:pPr>
+    </w:pPr>
+    <w:rPr>
+      <w:sz w:val="24"/>
+      <w:szCs w:val="24"/>
+    </w:rPr>
   </w:style>
   <w:style w:styleId="Date" w:type="paragraph">
     <w:name w:val="Date"/>
+    <w:basedOn w:val="Title"/>
     <w:next w:val="BodyText"/>
     <w:qFormat/>
     <w:pPr>
       <w:keepNext/>
       <w:keepLines/>
-      <w:jc w:val="center"/>
-    </w:pPr>
+    </w:pPr>
+    <w:rPr>
+      <w:sz w:val="24"/>
+      <w:szCs w:val="24"/>
+    </w:rPr>
   </w:style>
   <w:style w:customStyle="1" w:styleId="AbstractTitle" w:type="paragraph">
     <w:name w:val="Abstract Title"/>

--- a/tests/output_reference.docx
+++ b/tests/output_reference.docx
@@ -209,7 +209,7 @@
       </m:oMathPara>
     </w:p>
     <w:bookmarkEnd w:id="16"/>
-    <w:bookmarkStart w:id="25" w:name="Xfb335a063a29fa7ff8901568d8337a2f539485f"/>
+    <w:bookmarkStart w:id="24" w:name="Xfb335a063a29fa7ff8901568d8337a2f539485f"/>
     <w:p>
       <w:pPr>
         <w:pStyle w:val="Heading1"/>
@@ -900,9 +900,474 @@
         </m:oMath>
       </m:oMathPara>
     </w:p>
+    <w:bookmarkEnd w:id="24"/>
+    <w:bookmarkStart w:id="26" w:name="all-colors"/>
+    <w:p>
+      <w:pPr>
+        <w:pStyle w:val="Heading1"/>
+      </w:pPr>
+      <w:r>
+        <w:t xml:space="preserve">All Colors</w:t>
+      </w:r>
+    </w:p>
     <w:p>
       <w:pPr>
         <w:pStyle w:val="FirstParagraph"/>
+      </w:pPr>
+      <w:r>
+        <w:t xml:space="preserve">one</w:t>
+      </w:r>
+    </w:p>
+    <w:p>
+      <w:pPr>
+        <w:pStyle w:val="BodyText"/>
+      </w:pPr>
+      <w:r>
+        <w:rPr>
+          <w:rStyle w:val="ColorE60000"/>
+        </w:rPr>
+        <w:t xml:space="preserve">two</w:t>
+      </w:r>
+    </w:p>
+    <w:p>
+      <w:pPr>
+        <w:pStyle w:val="BodyText"/>
+      </w:pPr>
+      <w:r>
+        <w:rPr>
+          <w:rStyle w:val="ColorFF9900"/>
+        </w:rPr>
+        <w:t xml:space="preserve">three</w:t>
+      </w:r>
+    </w:p>
+    <w:p>
+      <w:pPr>
+        <w:pStyle w:val="BodyText"/>
+      </w:pPr>
+      <w:r>
+        <w:rPr>
+          <w:rStyle w:val="ColorFFFF00"/>
+        </w:rPr>
+        <w:t xml:space="preserve">four</w:t>
+      </w:r>
+    </w:p>
+    <w:p>
+      <w:pPr>
+        <w:pStyle w:val="BodyText"/>
+      </w:pPr>
+      <w:r>
+        <w:rPr>
+          <w:rStyle w:val="Color008A00"/>
+        </w:rPr>
+        <w:t xml:space="preserve">five</w:t>
+      </w:r>
+    </w:p>
+    <w:p>
+      <w:pPr>
+        <w:pStyle w:val="BodyText"/>
+      </w:pPr>
+      <w:r>
+        <w:rPr>
+          <w:rStyle w:val="Color0066CC"/>
+        </w:rPr>
+        <w:t xml:space="preserve">six</w:t>
+      </w:r>
+    </w:p>
+    <w:p>
+      <w:pPr>
+        <w:pStyle w:val="BodyText"/>
+      </w:pPr>
+      <w:r>
+        <w:rPr>
+          <w:rStyle w:val="Color9933FF"/>
+        </w:rPr>
+        <w:t xml:space="preserve">seven</w:t>
+      </w:r>
+    </w:p>
+    <w:p>
+      <w:pPr>
+        <w:pStyle w:val="BodyText"/>
+      </w:pPr>
+      <w:r>
+        <w:rPr>
+          <w:rStyle w:val="ColorFFFFFF"/>
+        </w:rPr>
+        <w:t xml:space="preserve">eight</w:t>
+      </w:r>
+    </w:p>
+    <w:p>
+      <w:pPr>
+        <w:pStyle w:val="BodyText"/>
+      </w:pPr>
+      <w:r>
+        <w:rPr>
+          <w:rStyle w:val="ColorFACCCC"/>
+        </w:rPr>
+        <w:t xml:space="preserve">nine</w:t>
+      </w:r>
+    </w:p>
+    <w:p>
+      <w:pPr>
+        <w:pStyle w:val="BodyText"/>
+      </w:pPr>
+      <w:r>
+        <w:rPr>
+          <w:rStyle w:val="ColorFFEBCC"/>
+        </w:rPr>
+        <w:t xml:space="preserve">ten</w:t>
+      </w:r>
+    </w:p>
+    <w:p>
+      <w:pPr>
+        <w:pStyle w:val="BodyText"/>
+      </w:pPr>
+      <w:r>
+        <w:rPr>
+          <w:rStyle w:val="ColorFFFFCC"/>
+        </w:rPr>
+        <w:t xml:space="preserve">eleven</w:t>
+      </w:r>
+    </w:p>
+    <w:p>
+      <w:pPr>
+        <w:pStyle w:val="BodyText"/>
+      </w:pPr>
+      <w:r>
+        <w:rPr>
+          <w:rStyle w:val="ColorCCE8CC"/>
+        </w:rPr>
+        <w:t xml:space="preserve">twelve</w:t>
+      </w:r>
+    </w:p>
+    <w:p>
+      <w:pPr>
+        <w:pStyle w:val="BodyText"/>
+      </w:pPr>
+      <w:r>
+        <w:rPr>
+          <w:rStyle w:val="ColorCCE0F5"/>
+        </w:rPr>
+        <w:t xml:space="preserve">thirteen</w:t>
+      </w:r>
+    </w:p>
+    <w:p>
+      <w:pPr>
+        <w:pStyle w:val="BodyText"/>
+      </w:pPr>
+      <w:r>
+        <w:rPr>
+          <w:rStyle w:val="ColorEBD6FF"/>
+        </w:rPr>
+        <w:t xml:space="preserve">fourteen</w:t>
+      </w:r>
+    </w:p>
+    <w:p>
+      <w:pPr>
+        <w:pStyle w:val="BodyText"/>
+      </w:pPr>
+      <w:r>
+        <w:rPr>
+          <w:rStyle w:val="ColorBBBBBB"/>
+        </w:rPr>
+        <w:t xml:space="preserve">fifteen</w:t>
+      </w:r>
+    </w:p>
+    <w:p>
+      <w:pPr>
+        <w:pStyle w:val="BodyText"/>
+      </w:pPr>
+      <w:r>
+        <w:rPr>
+          <w:rStyle w:val="ColorF06666"/>
+        </w:rPr>
+        <w:t xml:space="preserve">sixteen</w:t>
+      </w:r>
+    </w:p>
+    <w:p>
+      <w:pPr>
+        <w:pStyle w:val="BodyText"/>
+      </w:pPr>
+      <w:r>
+        <w:rPr>
+          <w:rStyle w:val="ColorFFC266"/>
+        </w:rPr>
+        <w:t xml:space="preserve">seventeen</w:t>
+      </w:r>
+    </w:p>
+    <w:p>
+      <w:pPr>
+        <w:pStyle w:val="BodyText"/>
+      </w:pPr>
+      <w:r>
+        <w:rPr>
+          <w:rStyle w:val="ColorFFFF66"/>
+        </w:rPr>
+        <w:t xml:space="preserve">eighteen</w:t>
+      </w:r>
+    </w:p>
+    <w:p>
+      <w:pPr>
+        <w:pStyle w:val="BodyText"/>
+      </w:pPr>
+      <w:r>
+        <w:rPr>
+          <w:rStyle w:val="Color66B966"/>
+        </w:rPr>
+        <w:t xml:space="preserve">nineteen</w:t>
+      </w:r>
+    </w:p>
+    <w:p>
+      <w:pPr>
+        <w:pStyle w:val="BodyText"/>
+      </w:pPr>
+      <w:r>
+        <w:rPr>
+          <w:rStyle w:val="Color66A3E0"/>
+        </w:rPr>
+        <w:t xml:space="preserve">twenty</w:t>
+      </w:r>
+    </w:p>
+    <w:p>
+      <w:pPr>
+        <w:pStyle w:val="BodyText"/>
+      </w:pPr>
+      <w:r>
+        <w:rPr>
+          <w:rStyle w:val="ColorC285FF"/>
+        </w:rPr>
+        <w:t xml:space="preserve">twenty one</w:t>
+      </w:r>
+    </w:p>
+    <w:p>
+      <w:pPr>
+        <w:pStyle w:val="BodyText"/>
+      </w:pPr>
+      <w:r>
+        <w:rPr>
+          <w:rStyle w:val="Color888888"/>
+        </w:rPr>
+        <w:t xml:space="preserve">twenty two</w:t>
+      </w:r>
+    </w:p>
+    <w:p>
+      <w:pPr>
+        <w:pStyle w:val="BodyText"/>
+      </w:pPr>
+      <w:r>
+        <w:rPr>
+          <w:rStyle w:val="ColorA10000"/>
+        </w:rPr>
+        <w:t xml:space="preserve">twenty three</w:t>
+      </w:r>
+    </w:p>
+    <w:p>
+      <w:pPr>
+        <w:pStyle w:val="BodyText"/>
+      </w:pPr>
+      <w:r>
+        <w:rPr>
+          <w:rStyle w:val="ColorB26B00"/>
+        </w:rPr>
+        <w:t xml:space="preserve">twenty four</w:t>
+      </w:r>
+    </w:p>
+    <w:p>
+      <w:pPr>
+        <w:pStyle w:val="BodyText"/>
+      </w:pPr>
+      <w:r>
+        <w:rPr>
+          <w:rStyle w:val="ColorB2B200"/>
+        </w:rPr>
+        <w:t xml:space="preserve">twenty five</w:t>
+      </w:r>
+    </w:p>
+    <w:p>
+      <w:pPr>
+        <w:pStyle w:val="BodyText"/>
+      </w:pPr>
+      <w:r>
+        <w:rPr>
+          <w:rStyle w:val="Color006100"/>
+        </w:rPr>
+        <w:t xml:space="preserve">twenty six</w:t>
+      </w:r>
+    </w:p>
+    <w:p>
+      <w:pPr>
+        <w:pStyle w:val="BodyText"/>
+      </w:pPr>
+      <w:r>
+        <w:rPr>
+          <w:rStyle w:val="Color0047B2"/>
+        </w:rPr>
+        <w:t xml:space="preserve">twenty seven</w:t>
+      </w:r>
+    </w:p>
+    <w:p>
+      <w:pPr>
+        <w:pStyle w:val="BodyText"/>
+      </w:pPr>
+      <w:r>
+        <w:rPr>
+          <w:rStyle w:val="Color6B24B2"/>
+        </w:rPr>
+        <w:t xml:space="preserve">twenty eight</w:t>
+      </w:r>
+    </w:p>
+    <w:p>
+      <w:pPr>
+        <w:pStyle w:val="BodyText"/>
+      </w:pPr>
+      <w:r>
+        <w:rPr>
+          <w:rStyle w:val="Color444444"/>
+        </w:rPr>
+        <w:t xml:space="preserve">twenty nine</w:t>
+      </w:r>
+    </w:p>
+    <w:p>
+      <w:pPr>
+        <w:pStyle w:val="BodyText"/>
+      </w:pPr>
+      <w:r>
+        <w:rPr>
+          <w:rStyle w:val="Color5C0000"/>
+        </w:rPr>
+        <w:t xml:space="preserve">thirty</w:t>
+      </w:r>
+    </w:p>
+    <w:p>
+      <w:pPr>
+        <w:pStyle w:val="BodyText"/>
+      </w:pPr>
+      <w:r>
+        <w:rPr>
+          <w:rStyle w:val="Color663D00"/>
+        </w:rPr>
+        <w:t xml:space="preserve">thirty one</w:t>
+      </w:r>
+    </w:p>
+    <w:p>
+      <w:pPr>
+        <w:pStyle w:val="BodyText"/>
+      </w:pPr>
+      <w:r>
+        <w:rPr>
+          <w:rStyle w:val="Color666600"/>
+        </w:rPr>
+        <w:t xml:space="preserve">thirty two</w:t>
+      </w:r>
+    </w:p>
+    <w:p>
+      <w:pPr>
+        <w:pStyle w:val="BodyText"/>
+      </w:pPr>
+      <w:r>
+        <w:rPr>
+          <w:rStyle w:val="Color003700"/>
+        </w:rPr>
+        <w:t xml:space="preserve">thirty three</w:t>
+      </w:r>
+    </w:p>
+    <w:p>
+      <w:pPr>
+        <w:pStyle w:val="BodyText"/>
+      </w:pPr>
+      <w:r>
+        <w:rPr>
+          <w:rStyle w:val="Color002966"/>
+        </w:rPr>
+        <w:t xml:space="preserve">thirty four</w:t>
+      </w:r>
+    </w:p>
+    <w:p>
+      <w:pPr>
+        <w:pStyle w:val="BodyText"/>
+      </w:pPr>
+      <w:r>
+        <w:rPr>
+          <w:rStyle w:val="Color3D1466"/>
+        </w:rPr>
+        <w:t xml:space="preserve">thirty five</w:t>
+      </w:r>
+    </w:p>
+    <w:p>
+      <w:pPr>
+        <w:pStyle w:val="BodyText"/>
+      </w:pPr>
+      <w:r>
+        <w:rPr>
+          <w:rStyle w:val="BgFFFF00"/>
+        </w:rPr>
+        <w:t xml:space="preserve">highlight</w:t>
+      </w:r>
+    </w:p>
+    <w:p>
+      <w:pPr>
+        <w:pStyle w:val="BodyText"/>
+      </w:pPr>
+      <w:r>
+        <w:rPr>
+          <w:rStyle w:val="ColorE60000BgFFFF00"/>
+        </w:rPr>
+        <w:t xml:space="preserve">color and highlight</w:t>
+      </w:r>
+    </w:p>
+    <w:p>
+      <w:pPr>
+        <w:pStyle w:val="BodyText"/>
+      </w:pPr>
+      <w:r>
+        <w:rPr>
+          <w:rStyle w:val="Color0066CC"/>
+          <w:b/>
+          <w:bCs/>
+        </w:rPr>
+        <w:t xml:space="preserve">color and bold</w:t>
+      </w:r>
+    </w:p>
+    <w:p>
+      <w:pPr>
+        <w:pStyle w:val="BodyText"/>
+      </w:pPr>
+      <w:r>
+        <w:rPr>
+          <w:rStyle w:val="Color0066CC"/>
+          <w:b/>
+          <w:bCs/>
+          <w:i/>
+          <w:iCs/>
+        </w:rPr>
+        <w:t xml:space="preserve">color and bold and italics</w:t>
+      </w:r>
+    </w:p>
+    <w:p>
+      <w:pPr>
+        <w:pStyle w:val="BodyText"/>
+      </w:pPr>
+      <w:r>
+        <w:rPr>
+          <w:rStyle w:val="Color0066CCBgFFFFCC"/>
+          <w:b/>
+          <w:bCs/>
+          <w:i/>
+          <w:iCs/>
+        </w:rPr>
+        <w:t xml:space="preserve">color and highlight and bold and italics</w:t>
+      </w:r>
+    </w:p>
+    <w:p>
+      <w:pPr>
+        <w:pStyle w:val="BodyText"/>
+      </w:pPr>
+      <w:r>
+        <w:t xml:space="preserve">no text formatting</w:t>
+      </w:r>
+    </w:p>
+    <w:p>
+      <w:pPr>
+        <w:pStyle w:val="BodyText"/>
       </w:pPr>
       <w:r>
         <w:t xml:space="preserve">Created with</w:t>
@@ -910,7 +1375,7 @@
       <w:r>
         <w:t xml:space="preserve"> </w:t>
       </w:r>
-      <w:hyperlink r:id="rId24">
+      <w:hyperlink r:id="rId25">
         <w:r>
           <w:rPr>
             <w:rStyle w:val="Hyperlink"/>
@@ -919,7 +1384,7 @@
         </w:r>
       </w:hyperlink>
     </w:p>
-    <w:bookmarkEnd w:id="25"/>
+    <w:bookmarkEnd w:id="26"/>
     <w:sectPr>
       <w:footnotePr>
         <w:numRestart w:val="eachSect"/>
@@ -1697,6 +2162,8506 @@
       <w:b w:val="0"/>
       <w:bCs w:val="0"/>
       <w:color w:themeColor="accent1" w:themeShade="BF" w:val="365F91"/>
+    </w:rPr>
+  </w:style>
+  <w:style w:customStyle="1" w:styleId="ColorE60000" w:type="character">
+    <w:name w:val="ColorE60000"/>
+    <w:rPr>
+      <w:color w:val="E60000"/>
+    </w:rPr>
+  </w:style>
+  <w:style w:customStyle="1" w:styleId="BgE60000" w:type="character">
+    <w:name w:val="BgE60000"/>
+    <w:rPr>
+      <w:shd w:color="auto" w:fill="E60000" w:val="clear"/>
+    </w:rPr>
+  </w:style>
+  <w:style w:customStyle="1" w:styleId="ColorE60000BgE60000" w:type="character">
+    <w:name w:val="ColorE60000BgE60000"/>
+    <w:rPr>
+      <w:color w:val="E60000"/>
+      <w:shd w:color="auto" w:fill="E60000" w:val="clear"/>
+    </w:rPr>
+  </w:style>
+  <w:style w:customStyle="1" w:styleId="BgFF9900" w:type="character">
+    <w:name w:val="BgFF9900"/>
+    <w:rPr>
+      <w:shd w:color="auto" w:fill="FF9900" w:val="clear"/>
+    </w:rPr>
+  </w:style>
+  <w:style w:customStyle="1" w:styleId="ColorE60000BgFF9900" w:type="character">
+    <w:name w:val="ColorE60000BgFF9900"/>
+    <w:rPr>
+      <w:color w:val="E60000"/>
+      <w:shd w:color="auto" w:fill="FF9900" w:val="clear"/>
+    </w:rPr>
+  </w:style>
+  <w:style w:customStyle="1" w:styleId="BgFFFF00" w:type="character">
+    <w:name w:val="BgFFFF00"/>
+    <w:rPr>
+      <w:shd w:color="auto" w:fill="FFFF00" w:val="clear"/>
+    </w:rPr>
+  </w:style>
+  <w:style w:customStyle="1" w:styleId="ColorE60000BgFFFF00" w:type="character">
+    <w:name w:val="ColorE60000BgFFFF00"/>
+    <w:rPr>
+      <w:color w:val="E60000"/>
+      <w:shd w:color="auto" w:fill="FFFF00" w:val="clear"/>
+    </w:rPr>
+  </w:style>
+  <w:style w:customStyle="1" w:styleId="Bg008A00" w:type="character">
+    <w:name w:val="Bg008A00"/>
+    <w:rPr>
+      <w:shd w:color="auto" w:fill="008A00" w:val="clear"/>
+    </w:rPr>
+  </w:style>
+  <w:style w:customStyle="1" w:styleId="ColorE60000Bg008A00" w:type="character">
+    <w:name w:val="ColorE60000Bg008A00"/>
+    <w:rPr>
+      <w:color w:val="E60000"/>
+      <w:shd w:color="auto" w:fill="008A00" w:val="clear"/>
+    </w:rPr>
+  </w:style>
+  <w:style w:customStyle="1" w:styleId="Bg0066CC" w:type="character">
+    <w:name w:val="Bg0066CC"/>
+    <w:rPr>
+      <w:shd w:color="auto" w:fill="0066CC" w:val="clear"/>
+    </w:rPr>
+  </w:style>
+  <w:style w:customStyle="1" w:styleId="ColorE60000Bg0066CC" w:type="character">
+    <w:name w:val="ColorE60000Bg0066CC"/>
+    <w:rPr>
+      <w:color w:val="E60000"/>
+      <w:shd w:color="auto" w:fill="0066CC" w:val="clear"/>
+    </w:rPr>
+  </w:style>
+  <w:style w:customStyle="1" w:styleId="Bg9933FF" w:type="character">
+    <w:name w:val="Bg9933FF"/>
+    <w:rPr>
+      <w:shd w:color="auto" w:fill="9933FF" w:val="clear"/>
+    </w:rPr>
+  </w:style>
+  <w:style w:customStyle="1" w:styleId="ColorE60000Bg9933FF" w:type="character">
+    <w:name w:val="ColorE60000Bg9933FF"/>
+    <w:rPr>
+      <w:color w:val="E60000"/>
+      <w:shd w:color="auto" w:fill="9933FF" w:val="clear"/>
+    </w:rPr>
+  </w:style>
+  <w:style w:customStyle="1" w:styleId="BgFFFFFF" w:type="character">
+    <w:name w:val="BgFFFFFF"/>
+    <w:rPr>
+      <w:shd w:color="auto" w:fill="FFFFFF" w:val="clear"/>
+    </w:rPr>
+  </w:style>
+  <w:style w:customStyle="1" w:styleId="ColorE60000BgFFFFFF" w:type="character">
+    <w:name w:val="ColorE60000BgFFFFFF"/>
+    <w:rPr>
+      <w:color w:val="E60000"/>
+      <w:shd w:color="auto" w:fill="FFFFFF" w:val="clear"/>
+    </w:rPr>
+  </w:style>
+  <w:style w:customStyle="1" w:styleId="BgFACCCC" w:type="character">
+    <w:name w:val="BgFACCCC"/>
+    <w:rPr>
+      <w:shd w:color="auto" w:fill="FACCCC" w:val="clear"/>
+    </w:rPr>
+  </w:style>
+  <w:style w:customStyle="1" w:styleId="ColorE60000BgFACCCC" w:type="character">
+    <w:name w:val="ColorE60000BgFACCCC"/>
+    <w:rPr>
+      <w:color w:val="E60000"/>
+      <w:shd w:color="auto" w:fill="FACCCC" w:val="clear"/>
+    </w:rPr>
+  </w:style>
+  <w:style w:customStyle="1" w:styleId="BgFFEBCC" w:type="character">
+    <w:name w:val="BgFFEBCC"/>
+    <w:rPr>
+      <w:shd w:color="auto" w:fill="FFEBCC" w:val="clear"/>
+    </w:rPr>
+  </w:style>
+  <w:style w:customStyle="1" w:styleId="ColorE60000BgFFEBCC" w:type="character">
+    <w:name w:val="ColorE60000BgFFEBCC"/>
+    <w:rPr>
+      <w:color w:val="E60000"/>
+      <w:shd w:color="auto" w:fill="FFEBCC" w:val="clear"/>
+    </w:rPr>
+  </w:style>
+  <w:style w:customStyle="1" w:styleId="BgFFFFCC" w:type="character">
+    <w:name w:val="BgFFFFCC"/>
+    <w:rPr>
+      <w:shd w:color="auto" w:fill="FFFFCC" w:val="clear"/>
+    </w:rPr>
+  </w:style>
+  <w:style w:customStyle="1" w:styleId="ColorE60000BgFFFFCC" w:type="character">
+    <w:name w:val="ColorE60000BgFFFFCC"/>
+    <w:rPr>
+      <w:color w:val="E60000"/>
+      <w:shd w:color="auto" w:fill="FFFFCC" w:val="clear"/>
+    </w:rPr>
+  </w:style>
+  <w:style w:customStyle="1" w:styleId="BgCCE8CC" w:type="character">
+    <w:name w:val="BgCCE8CC"/>
+    <w:rPr>
+      <w:shd w:color="auto" w:fill="CCE8CC" w:val="clear"/>
+    </w:rPr>
+  </w:style>
+  <w:style w:customStyle="1" w:styleId="ColorE60000BgCCE8CC" w:type="character">
+    <w:name w:val="ColorE60000BgCCE8CC"/>
+    <w:rPr>
+      <w:color w:val="E60000"/>
+      <w:shd w:color="auto" w:fill="CCE8CC" w:val="clear"/>
+    </w:rPr>
+  </w:style>
+  <w:style w:customStyle="1" w:styleId="BgCCE0F5" w:type="character">
+    <w:name w:val="BgCCE0F5"/>
+    <w:rPr>
+      <w:shd w:color="auto" w:fill="CCE0F5" w:val="clear"/>
+    </w:rPr>
+  </w:style>
+  <w:style w:customStyle="1" w:styleId="ColorE60000BgCCE0F5" w:type="character">
+    <w:name w:val="ColorE60000BgCCE0F5"/>
+    <w:rPr>
+      <w:color w:val="E60000"/>
+      <w:shd w:color="auto" w:fill="CCE0F5" w:val="clear"/>
+    </w:rPr>
+  </w:style>
+  <w:style w:customStyle="1" w:styleId="BgEBD6FF" w:type="character">
+    <w:name w:val="BgEBD6FF"/>
+    <w:rPr>
+      <w:shd w:color="auto" w:fill="EBD6FF" w:val="clear"/>
+    </w:rPr>
+  </w:style>
+  <w:style w:customStyle="1" w:styleId="ColorE60000BgEBD6FF" w:type="character">
+    <w:name w:val="ColorE60000BgEBD6FF"/>
+    <w:rPr>
+      <w:color w:val="E60000"/>
+      <w:shd w:color="auto" w:fill="EBD6FF" w:val="clear"/>
+    </w:rPr>
+  </w:style>
+  <w:style w:customStyle="1" w:styleId="BgBBBBBB" w:type="character">
+    <w:name w:val="BgBBBBBB"/>
+    <w:rPr>
+      <w:shd w:color="auto" w:fill="BBBBBB" w:val="clear"/>
+    </w:rPr>
+  </w:style>
+  <w:style w:customStyle="1" w:styleId="ColorE60000BgBBBBBB" w:type="character">
+    <w:name w:val="ColorE60000BgBBBBBB"/>
+    <w:rPr>
+      <w:color w:val="E60000"/>
+      <w:shd w:color="auto" w:fill="BBBBBB" w:val="clear"/>
+    </w:rPr>
+  </w:style>
+  <w:style w:customStyle="1" w:styleId="BgF06666" w:type="character">
+    <w:name w:val="BgF06666"/>
+    <w:rPr>
+      <w:shd w:color="auto" w:fill="F06666" w:val="clear"/>
+    </w:rPr>
+  </w:style>
+  <w:style w:customStyle="1" w:styleId="ColorE60000BgF06666" w:type="character">
+    <w:name w:val="ColorE60000BgF06666"/>
+    <w:rPr>
+      <w:color w:val="E60000"/>
+      <w:shd w:color="auto" w:fill="F06666" w:val="clear"/>
+    </w:rPr>
+  </w:style>
+  <w:style w:customStyle="1" w:styleId="BgFFC266" w:type="character">
+    <w:name w:val="BgFFC266"/>
+    <w:rPr>
+      <w:shd w:color="auto" w:fill="FFC266" w:val="clear"/>
+    </w:rPr>
+  </w:style>
+  <w:style w:customStyle="1" w:styleId="ColorE60000BgFFC266" w:type="character">
+    <w:name w:val="ColorE60000BgFFC266"/>
+    <w:rPr>
+      <w:color w:val="E60000"/>
+      <w:shd w:color="auto" w:fill="FFC266" w:val="clear"/>
+    </w:rPr>
+  </w:style>
+  <w:style w:customStyle="1" w:styleId="BgFFFF66" w:type="character">
+    <w:name w:val="BgFFFF66"/>
+    <w:rPr>
+      <w:shd w:color="auto" w:fill="FFFF66" w:val="clear"/>
+    </w:rPr>
+  </w:style>
+  <w:style w:customStyle="1" w:styleId="ColorE60000BgFFFF66" w:type="character">
+    <w:name w:val="ColorE60000BgFFFF66"/>
+    <w:rPr>
+      <w:color w:val="E60000"/>
+      <w:shd w:color="auto" w:fill="FFFF66" w:val="clear"/>
+    </w:rPr>
+  </w:style>
+  <w:style w:customStyle="1" w:styleId="Bg66B966" w:type="character">
+    <w:name w:val="Bg66B966"/>
+    <w:rPr>
+      <w:shd w:color="auto" w:fill="66B966" w:val="clear"/>
+    </w:rPr>
+  </w:style>
+  <w:style w:customStyle="1" w:styleId="ColorE60000Bg66B966" w:type="character">
+    <w:name w:val="ColorE60000Bg66B966"/>
+    <w:rPr>
+      <w:color w:val="E60000"/>
+      <w:shd w:color="auto" w:fill="66B966" w:val="clear"/>
+    </w:rPr>
+  </w:style>
+  <w:style w:customStyle="1" w:styleId="Bg66A3E0" w:type="character">
+    <w:name w:val="Bg66A3E0"/>
+    <w:rPr>
+      <w:shd w:color="auto" w:fill="66A3E0" w:val="clear"/>
+    </w:rPr>
+  </w:style>
+  <w:style w:customStyle="1" w:styleId="ColorE60000Bg66A3E0" w:type="character">
+    <w:name w:val="ColorE60000Bg66A3E0"/>
+    <w:rPr>
+      <w:color w:val="E60000"/>
+      <w:shd w:color="auto" w:fill="66A3E0" w:val="clear"/>
+    </w:rPr>
+  </w:style>
+  <w:style w:customStyle="1" w:styleId="BgC285FF" w:type="character">
+    <w:name w:val="BgC285FF"/>
+    <w:rPr>
+      <w:shd w:color="auto" w:fill="C285FF" w:val="clear"/>
+    </w:rPr>
+  </w:style>
+  <w:style w:customStyle="1" w:styleId="ColorE60000BgC285FF" w:type="character">
+    <w:name w:val="ColorE60000BgC285FF"/>
+    <w:rPr>
+      <w:color w:val="E60000"/>
+      <w:shd w:color="auto" w:fill="C285FF" w:val="clear"/>
+    </w:rPr>
+  </w:style>
+  <w:style w:customStyle="1" w:styleId="Bg888888" w:type="character">
+    <w:name w:val="Bg888888"/>
+    <w:rPr>
+      <w:shd w:color="auto" w:fill="888888" w:val="clear"/>
+    </w:rPr>
+  </w:style>
+  <w:style w:customStyle="1" w:styleId="ColorE60000Bg888888" w:type="character">
+    <w:name w:val="ColorE60000Bg888888"/>
+    <w:rPr>
+      <w:color w:val="E60000"/>
+      <w:shd w:color="auto" w:fill="888888" w:val="clear"/>
+    </w:rPr>
+  </w:style>
+  <w:style w:customStyle="1" w:styleId="BgA10000" w:type="character">
+    <w:name w:val="BgA10000"/>
+    <w:rPr>
+      <w:shd w:color="auto" w:fill="A10000" w:val="clear"/>
+    </w:rPr>
+  </w:style>
+  <w:style w:customStyle="1" w:styleId="ColorE60000BgA10000" w:type="character">
+    <w:name w:val="ColorE60000BgA10000"/>
+    <w:rPr>
+      <w:color w:val="E60000"/>
+      <w:shd w:color="auto" w:fill="A10000" w:val="clear"/>
+    </w:rPr>
+  </w:style>
+  <w:style w:customStyle="1" w:styleId="BgB26B00" w:type="character">
+    <w:name w:val="BgB26B00"/>
+    <w:rPr>
+      <w:shd w:color="auto" w:fill="B26B00" w:val="clear"/>
+    </w:rPr>
+  </w:style>
+  <w:style w:customStyle="1" w:styleId="ColorE60000BgB26B00" w:type="character">
+    <w:name w:val="ColorE60000BgB26B00"/>
+    <w:rPr>
+      <w:color w:val="E60000"/>
+      <w:shd w:color="auto" w:fill="B26B00" w:val="clear"/>
+    </w:rPr>
+  </w:style>
+  <w:style w:customStyle="1" w:styleId="BgB2B200" w:type="character">
+    <w:name w:val="BgB2B200"/>
+    <w:rPr>
+      <w:shd w:color="auto" w:fill="B2B200" w:val="clear"/>
+    </w:rPr>
+  </w:style>
+  <w:style w:customStyle="1" w:styleId="ColorE60000BgB2B200" w:type="character">
+    <w:name w:val="ColorE60000BgB2B200"/>
+    <w:rPr>
+      <w:color w:val="E60000"/>
+      <w:shd w:color="auto" w:fill="B2B200" w:val="clear"/>
+    </w:rPr>
+  </w:style>
+  <w:style w:customStyle="1" w:styleId="Bg006100" w:type="character">
+    <w:name w:val="Bg006100"/>
+    <w:rPr>
+      <w:shd w:color="auto" w:fill="006100" w:val="clear"/>
+    </w:rPr>
+  </w:style>
+  <w:style w:customStyle="1" w:styleId="ColorE60000Bg006100" w:type="character">
+    <w:name w:val="ColorE60000Bg006100"/>
+    <w:rPr>
+      <w:color w:val="E60000"/>
+      <w:shd w:color="auto" w:fill="006100" w:val="clear"/>
+    </w:rPr>
+  </w:style>
+  <w:style w:customStyle="1" w:styleId="Bg0047B2" w:type="character">
+    <w:name w:val="Bg0047B2"/>
+    <w:rPr>
+      <w:shd w:color="auto" w:fill="0047B2" w:val="clear"/>
+    </w:rPr>
+  </w:style>
+  <w:style w:customStyle="1" w:styleId="ColorE60000Bg0047B2" w:type="character">
+    <w:name w:val="ColorE60000Bg0047B2"/>
+    <w:rPr>
+      <w:color w:val="E60000"/>
+      <w:shd w:color="auto" w:fill="0047B2" w:val="clear"/>
+    </w:rPr>
+  </w:style>
+  <w:style w:customStyle="1" w:styleId="Bg6B24B2" w:type="character">
+    <w:name w:val="Bg6B24B2"/>
+    <w:rPr>
+      <w:shd w:color="auto" w:fill="6B24B2" w:val="clear"/>
+    </w:rPr>
+  </w:style>
+  <w:style w:customStyle="1" w:styleId="ColorE60000Bg6B24B2" w:type="character">
+    <w:name w:val="ColorE60000Bg6B24B2"/>
+    <w:rPr>
+      <w:color w:val="E60000"/>
+      <w:shd w:color="auto" w:fill="6B24B2" w:val="clear"/>
+    </w:rPr>
+  </w:style>
+  <w:style w:customStyle="1" w:styleId="Bg444444" w:type="character">
+    <w:name w:val="Bg444444"/>
+    <w:rPr>
+      <w:shd w:color="auto" w:fill="444444" w:val="clear"/>
+    </w:rPr>
+  </w:style>
+  <w:style w:customStyle="1" w:styleId="ColorE60000Bg444444" w:type="character">
+    <w:name w:val="ColorE60000Bg444444"/>
+    <w:rPr>
+      <w:color w:val="E60000"/>
+      <w:shd w:color="auto" w:fill="444444" w:val="clear"/>
+    </w:rPr>
+  </w:style>
+  <w:style w:customStyle="1" w:styleId="Bg5C0000" w:type="character">
+    <w:name w:val="Bg5C0000"/>
+    <w:rPr>
+      <w:shd w:color="auto" w:fill="5C0000" w:val="clear"/>
+    </w:rPr>
+  </w:style>
+  <w:style w:customStyle="1" w:styleId="ColorE60000Bg5C0000" w:type="character">
+    <w:name w:val="ColorE60000Bg5C0000"/>
+    <w:rPr>
+      <w:color w:val="E60000"/>
+      <w:shd w:color="auto" w:fill="5C0000" w:val="clear"/>
+    </w:rPr>
+  </w:style>
+  <w:style w:customStyle="1" w:styleId="Bg663D00" w:type="character">
+    <w:name w:val="Bg663D00"/>
+    <w:rPr>
+      <w:shd w:color="auto" w:fill="663D00" w:val="clear"/>
+    </w:rPr>
+  </w:style>
+  <w:style w:customStyle="1" w:styleId="ColorE60000Bg663D00" w:type="character">
+    <w:name w:val="ColorE60000Bg663D00"/>
+    <w:rPr>
+      <w:color w:val="E60000"/>
+      <w:shd w:color="auto" w:fill="663D00" w:val="clear"/>
+    </w:rPr>
+  </w:style>
+  <w:style w:customStyle="1" w:styleId="Bg666600" w:type="character">
+    <w:name w:val="Bg666600"/>
+    <w:rPr>
+      <w:shd w:color="auto" w:fill="666600" w:val="clear"/>
+    </w:rPr>
+  </w:style>
+  <w:style w:customStyle="1" w:styleId="ColorE60000Bg666600" w:type="character">
+    <w:name w:val="ColorE60000Bg666600"/>
+    <w:rPr>
+      <w:color w:val="E60000"/>
+      <w:shd w:color="auto" w:fill="666600" w:val="clear"/>
+    </w:rPr>
+  </w:style>
+  <w:style w:customStyle="1" w:styleId="Bg003700" w:type="character">
+    <w:name w:val="Bg003700"/>
+    <w:rPr>
+      <w:shd w:color="auto" w:fill="003700" w:val="clear"/>
+    </w:rPr>
+  </w:style>
+  <w:style w:customStyle="1" w:styleId="ColorE60000Bg003700" w:type="character">
+    <w:name w:val="ColorE60000Bg003700"/>
+    <w:rPr>
+      <w:color w:val="E60000"/>
+      <w:shd w:color="auto" w:fill="003700" w:val="clear"/>
+    </w:rPr>
+  </w:style>
+  <w:style w:customStyle="1" w:styleId="Bg002966" w:type="character">
+    <w:name w:val="Bg002966"/>
+    <w:rPr>
+      <w:shd w:color="auto" w:fill="002966" w:val="clear"/>
+    </w:rPr>
+  </w:style>
+  <w:style w:customStyle="1" w:styleId="ColorE60000Bg002966" w:type="character">
+    <w:name w:val="ColorE60000Bg002966"/>
+    <w:rPr>
+      <w:color w:val="E60000"/>
+      <w:shd w:color="auto" w:fill="002966" w:val="clear"/>
+    </w:rPr>
+  </w:style>
+  <w:style w:customStyle="1" w:styleId="Bg3D1466" w:type="character">
+    <w:name w:val="Bg3D1466"/>
+    <w:rPr>
+      <w:shd w:color="auto" w:fill="3D1466" w:val="clear"/>
+    </w:rPr>
+  </w:style>
+  <w:style w:customStyle="1" w:styleId="ColorE60000Bg3D1466" w:type="character">
+    <w:name w:val="ColorE60000Bg3D1466"/>
+    <w:rPr>
+      <w:color w:val="E60000"/>
+      <w:shd w:color="auto" w:fill="3D1466" w:val="clear"/>
+    </w:rPr>
+  </w:style>
+  <w:style w:customStyle="1" w:styleId="ColorFF9900" w:type="character">
+    <w:name w:val="ColorFF9900"/>
+    <w:rPr>
+      <w:color w:val="FF9900"/>
+    </w:rPr>
+  </w:style>
+  <w:style w:customStyle="1" w:styleId="ColorFF9900BgE60000" w:type="character">
+    <w:name w:val="ColorFF9900BgE60000"/>
+    <w:rPr>
+      <w:color w:val="FF9900"/>
+      <w:shd w:color="auto" w:fill="E60000" w:val="clear"/>
+    </w:rPr>
+  </w:style>
+  <w:style w:customStyle="1" w:styleId="ColorFF9900BgFF9900" w:type="character">
+    <w:name w:val="ColorFF9900BgFF9900"/>
+    <w:rPr>
+      <w:color w:val="FF9900"/>
+      <w:shd w:color="auto" w:fill="FF9900" w:val="clear"/>
+    </w:rPr>
+  </w:style>
+  <w:style w:customStyle="1" w:styleId="ColorFF9900BgFFFF00" w:type="character">
+    <w:name w:val="ColorFF9900BgFFFF00"/>
+    <w:rPr>
+      <w:color w:val="FF9900"/>
+      <w:shd w:color="auto" w:fill="FFFF00" w:val="clear"/>
+    </w:rPr>
+  </w:style>
+  <w:style w:customStyle="1" w:styleId="ColorFF9900Bg008A00" w:type="character">
+    <w:name w:val="ColorFF9900Bg008A00"/>
+    <w:rPr>
+      <w:color w:val="FF9900"/>
+      <w:shd w:color="auto" w:fill="008A00" w:val="clear"/>
+    </w:rPr>
+  </w:style>
+  <w:style w:customStyle="1" w:styleId="ColorFF9900Bg0066CC" w:type="character">
+    <w:name w:val="ColorFF9900Bg0066CC"/>
+    <w:rPr>
+      <w:color w:val="FF9900"/>
+      <w:shd w:color="auto" w:fill="0066CC" w:val="clear"/>
+    </w:rPr>
+  </w:style>
+  <w:style w:customStyle="1" w:styleId="ColorFF9900Bg9933FF" w:type="character">
+    <w:name w:val="ColorFF9900Bg9933FF"/>
+    <w:rPr>
+      <w:color w:val="FF9900"/>
+      <w:shd w:color="auto" w:fill="9933FF" w:val="clear"/>
+    </w:rPr>
+  </w:style>
+  <w:style w:customStyle="1" w:styleId="ColorFF9900BgFFFFFF" w:type="character">
+    <w:name w:val="ColorFF9900BgFFFFFF"/>
+    <w:rPr>
+      <w:color w:val="FF9900"/>
+      <w:shd w:color="auto" w:fill="FFFFFF" w:val="clear"/>
+    </w:rPr>
+  </w:style>
+  <w:style w:customStyle="1" w:styleId="ColorFF9900BgFACCCC" w:type="character">
+    <w:name w:val="ColorFF9900BgFACCCC"/>
+    <w:rPr>
+      <w:color w:val="FF9900"/>
+      <w:shd w:color="auto" w:fill="FACCCC" w:val="clear"/>
+    </w:rPr>
+  </w:style>
+  <w:style w:customStyle="1" w:styleId="ColorFF9900BgFFEBCC" w:type="character">
+    <w:name w:val="ColorFF9900BgFFEBCC"/>
+    <w:rPr>
+      <w:color w:val="FF9900"/>
+      <w:shd w:color="auto" w:fill="FFEBCC" w:val="clear"/>
+    </w:rPr>
+  </w:style>
+  <w:style w:customStyle="1" w:styleId="ColorFF9900BgFFFFCC" w:type="character">
+    <w:name w:val="ColorFF9900BgFFFFCC"/>
+    <w:rPr>
+      <w:color w:val="FF9900"/>
+      <w:shd w:color="auto" w:fill="FFFFCC" w:val="clear"/>
+    </w:rPr>
+  </w:style>
+  <w:style w:customStyle="1" w:styleId="ColorFF9900BgCCE8CC" w:type="character">
+    <w:name w:val="ColorFF9900BgCCE8CC"/>
+    <w:rPr>
+      <w:color w:val="FF9900"/>
+      <w:shd w:color="auto" w:fill="CCE8CC" w:val="clear"/>
+    </w:rPr>
+  </w:style>
+  <w:style w:customStyle="1" w:styleId="ColorFF9900BgCCE0F5" w:type="character">
+    <w:name w:val="ColorFF9900BgCCE0F5"/>
+    <w:rPr>
+      <w:color w:val="FF9900"/>
+      <w:shd w:color="auto" w:fill="CCE0F5" w:val="clear"/>
+    </w:rPr>
+  </w:style>
+  <w:style w:customStyle="1" w:styleId="ColorFF9900BgEBD6FF" w:type="character">
+    <w:name w:val="ColorFF9900BgEBD6FF"/>
+    <w:rPr>
+      <w:color w:val="FF9900"/>
+      <w:shd w:color="auto" w:fill="EBD6FF" w:val="clear"/>
+    </w:rPr>
+  </w:style>
+  <w:style w:customStyle="1" w:styleId="ColorFF9900BgBBBBBB" w:type="character">
+    <w:name w:val="ColorFF9900BgBBBBBB"/>
+    <w:rPr>
+      <w:color w:val="FF9900"/>
+      <w:shd w:color="auto" w:fill="BBBBBB" w:val="clear"/>
+    </w:rPr>
+  </w:style>
+  <w:style w:customStyle="1" w:styleId="ColorFF9900BgF06666" w:type="character">
+    <w:name w:val="ColorFF9900BgF06666"/>
+    <w:rPr>
+      <w:color w:val="FF9900"/>
+      <w:shd w:color="auto" w:fill="F06666" w:val="clear"/>
+    </w:rPr>
+  </w:style>
+  <w:style w:customStyle="1" w:styleId="ColorFF9900BgFFC266" w:type="character">
+    <w:name w:val="ColorFF9900BgFFC266"/>
+    <w:rPr>
+      <w:color w:val="FF9900"/>
+      <w:shd w:color="auto" w:fill="FFC266" w:val="clear"/>
+    </w:rPr>
+  </w:style>
+  <w:style w:customStyle="1" w:styleId="ColorFF9900BgFFFF66" w:type="character">
+    <w:name w:val="ColorFF9900BgFFFF66"/>
+    <w:rPr>
+      <w:color w:val="FF9900"/>
+      <w:shd w:color="auto" w:fill="FFFF66" w:val="clear"/>
+    </w:rPr>
+  </w:style>
+  <w:style w:customStyle="1" w:styleId="ColorFF9900Bg66B966" w:type="character">
+    <w:name w:val="ColorFF9900Bg66B966"/>
+    <w:rPr>
+      <w:color w:val="FF9900"/>
+      <w:shd w:color="auto" w:fill="66B966" w:val="clear"/>
+    </w:rPr>
+  </w:style>
+  <w:style w:customStyle="1" w:styleId="ColorFF9900Bg66A3E0" w:type="character">
+    <w:name w:val="ColorFF9900Bg66A3E0"/>
+    <w:rPr>
+      <w:color w:val="FF9900"/>
+      <w:shd w:color="auto" w:fill="66A3E0" w:val="clear"/>
+    </w:rPr>
+  </w:style>
+  <w:style w:customStyle="1" w:styleId="ColorFF9900BgC285FF" w:type="character">
+    <w:name w:val="ColorFF9900BgC285FF"/>
+    <w:rPr>
+      <w:color w:val="FF9900"/>
+      <w:shd w:color="auto" w:fill="C285FF" w:val="clear"/>
+    </w:rPr>
+  </w:style>
+  <w:style w:customStyle="1" w:styleId="ColorFF9900Bg888888" w:type="character">
+    <w:name w:val="ColorFF9900Bg888888"/>
+    <w:rPr>
+      <w:color w:val="FF9900"/>
+      <w:shd w:color="auto" w:fill="888888" w:val="clear"/>
+    </w:rPr>
+  </w:style>
+  <w:style w:customStyle="1" w:styleId="ColorFF9900BgA10000" w:type="character">
+    <w:name w:val="ColorFF9900BgA10000"/>
+    <w:rPr>
+      <w:color w:val="FF9900"/>
+      <w:shd w:color="auto" w:fill="A10000" w:val="clear"/>
+    </w:rPr>
+  </w:style>
+  <w:style w:customStyle="1" w:styleId="ColorFF9900BgB26B00" w:type="character">
+    <w:name w:val="ColorFF9900BgB26B00"/>
+    <w:rPr>
+      <w:color w:val="FF9900"/>
+      <w:shd w:color="auto" w:fill="B26B00" w:val="clear"/>
+    </w:rPr>
+  </w:style>
+  <w:style w:customStyle="1" w:styleId="ColorFF9900BgB2B200" w:type="character">
+    <w:name w:val="ColorFF9900BgB2B200"/>
+    <w:rPr>
+      <w:color w:val="FF9900"/>
+      <w:shd w:color="auto" w:fill="B2B200" w:val="clear"/>
+    </w:rPr>
+  </w:style>
+  <w:style w:customStyle="1" w:styleId="ColorFF9900Bg006100" w:type="character">
+    <w:name w:val="ColorFF9900Bg006100"/>
+    <w:rPr>
+      <w:color w:val="FF9900"/>
+      <w:shd w:color="auto" w:fill="006100" w:val="clear"/>
+    </w:rPr>
+  </w:style>
+  <w:style w:customStyle="1" w:styleId="ColorFF9900Bg0047B2" w:type="character">
+    <w:name w:val="ColorFF9900Bg0047B2"/>
+    <w:rPr>
+      <w:color w:val="FF9900"/>
+      <w:shd w:color="auto" w:fill="0047B2" w:val="clear"/>
+    </w:rPr>
+  </w:style>
+  <w:style w:customStyle="1" w:styleId="ColorFF9900Bg6B24B2" w:type="character">
+    <w:name w:val="ColorFF9900Bg6B24B2"/>
+    <w:rPr>
+      <w:color w:val="FF9900"/>
+      <w:shd w:color="auto" w:fill="6B24B2" w:val="clear"/>
+    </w:rPr>
+  </w:style>
+  <w:style w:customStyle="1" w:styleId="ColorFF9900Bg444444" w:type="character">
+    <w:name w:val="ColorFF9900Bg444444"/>
+    <w:rPr>
+      <w:color w:val="FF9900"/>
+      <w:shd w:color="auto" w:fill="444444" w:val="clear"/>
+    </w:rPr>
+  </w:style>
+  <w:style w:customStyle="1" w:styleId="ColorFF9900Bg5C0000" w:type="character">
+    <w:name w:val="ColorFF9900Bg5C0000"/>
+    <w:rPr>
+      <w:color w:val="FF9900"/>
+      <w:shd w:color="auto" w:fill="5C0000" w:val="clear"/>
+    </w:rPr>
+  </w:style>
+  <w:style w:customStyle="1" w:styleId="ColorFF9900Bg663D00" w:type="character">
+    <w:name w:val="ColorFF9900Bg663D00"/>
+    <w:rPr>
+      <w:color w:val="FF9900"/>
+      <w:shd w:color="auto" w:fill="663D00" w:val="clear"/>
+    </w:rPr>
+  </w:style>
+  <w:style w:customStyle="1" w:styleId="ColorFF9900Bg666600" w:type="character">
+    <w:name w:val="ColorFF9900Bg666600"/>
+    <w:rPr>
+      <w:color w:val="FF9900"/>
+      <w:shd w:color="auto" w:fill="666600" w:val="clear"/>
+    </w:rPr>
+  </w:style>
+  <w:style w:customStyle="1" w:styleId="ColorFF9900Bg003700" w:type="character">
+    <w:name w:val="ColorFF9900Bg003700"/>
+    <w:rPr>
+      <w:color w:val="FF9900"/>
+      <w:shd w:color="auto" w:fill="003700" w:val="clear"/>
+    </w:rPr>
+  </w:style>
+  <w:style w:customStyle="1" w:styleId="ColorFF9900Bg002966" w:type="character">
+    <w:name w:val="ColorFF9900Bg002966"/>
+    <w:rPr>
+      <w:color w:val="FF9900"/>
+      <w:shd w:color="auto" w:fill="002966" w:val="clear"/>
+    </w:rPr>
+  </w:style>
+  <w:style w:customStyle="1" w:styleId="ColorFF9900Bg3D1466" w:type="character">
+    <w:name w:val="ColorFF9900Bg3D1466"/>
+    <w:rPr>
+      <w:color w:val="FF9900"/>
+      <w:shd w:color="auto" w:fill="3D1466" w:val="clear"/>
+    </w:rPr>
+  </w:style>
+  <w:style w:customStyle="1" w:styleId="ColorFFFF00" w:type="character">
+    <w:name w:val="ColorFFFF00"/>
+    <w:rPr>
+      <w:color w:val="FFFF00"/>
+    </w:rPr>
+  </w:style>
+  <w:style w:customStyle="1" w:styleId="ColorFFFF00BgE60000" w:type="character">
+    <w:name w:val="ColorFFFF00BgE60000"/>
+    <w:rPr>
+      <w:color w:val="FFFF00"/>
+      <w:shd w:color="auto" w:fill="E60000" w:val="clear"/>
+    </w:rPr>
+  </w:style>
+  <w:style w:customStyle="1" w:styleId="ColorFFFF00BgFF9900" w:type="character">
+    <w:name w:val="ColorFFFF00BgFF9900"/>
+    <w:rPr>
+      <w:color w:val="FFFF00"/>
+      <w:shd w:color="auto" w:fill="FF9900" w:val="clear"/>
+    </w:rPr>
+  </w:style>
+  <w:style w:customStyle="1" w:styleId="ColorFFFF00BgFFFF00" w:type="character">
+    <w:name w:val="ColorFFFF00BgFFFF00"/>
+    <w:rPr>
+      <w:color w:val="FFFF00"/>
+      <w:shd w:color="auto" w:fill="FFFF00" w:val="clear"/>
+    </w:rPr>
+  </w:style>
+  <w:style w:customStyle="1" w:styleId="ColorFFFF00Bg008A00" w:type="character">
+    <w:name w:val="ColorFFFF00Bg008A00"/>
+    <w:rPr>
+      <w:color w:val="FFFF00"/>
+      <w:shd w:color="auto" w:fill="008A00" w:val="clear"/>
+    </w:rPr>
+  </w:style>
+  <w:style w:customStyle="1" w:styleId="ColorFFFF00Bg0066CC" w:type="character">
+    <w:name w:val="ColorFFFF00Bg0066CC"/>
+    <w:rPr>
+      <w:color w:val="FFFF00"/>
+      <w:shd w:color="auto" w:fill="0066CC" w:val="clear"/>
+    </w:rPr>
+  </w:style>
+  <w:style w:customStyle="1" w:styleId="ColorFFFF00Bg9933FF" w:type="character">
+    <w:name w:val="ColorFFFF00Bg9933FF"/>
+    <w:rPr>
+      <w:color w:val="FFFF00"/>
+      <w:shd w:color="auto" w:fill="9933FF" w:val="clear"/>
+    </w:rPr>
+  </w:style>
+  <w:style w:customStyle="1" w:styleId="ColorFFFF00BgFFFFFF" w:type="character">
+    <w:name w:val="ColorFFFF00BgFFFFFF"/>
+    <w:rPr>
+      <w:color w:val="FFFF00"/>
+      <w:shd w:color="auto" w:fill="FFFFFF" w:val="clear"/>
+    </w:rPr>
+  </w:style>
+  <w:style w:customStyle="1" w:styleId="ColorFFFF00BgFACCCC" w:type="character">
+    <w:name w:val="ColorFFFF00BgFACCCC"/>
+    <w:rPr>
+      <w:color w:val="FFFF00"/>
+      <w:shd w:color="auto" w:fill="FACCCC" w:val="clear"/>
+    </w:rPr>
+  </w:style>
+  <w:style w:customStyle="1" w:styleId="ColorFFFF00BgFFEBCC" w:type="character">
+    <w:name w:val="ColorFFFF00BgFFEBCC"/>
+    <w:rPr>
+      <w:color w:val="FFFF00"/>
+      <w:shd w:color="auto" w:fill="FFEBCC" w:val="clear"/>
+    </w:rPr>
+  </w:style>
+  <w:style w:customStyle="1" w:styleId="ColorFFFF00BgFFFFCC" w:type="character">
+    <w:name w:val="ColorFFFF00BgFFFFCC"/>
+    <w:rPr>
+      <w:color w:val="FFFF00"/>
+      <w:shd w:color="auto" w:fill="FFFFCC" w:val="clear"/>
+    </w:rPr>
+  </w:style>
+  <w:style w:customStyle="1" w:styleId="ColorFFFF00BgCCE8CC" w:type="character">
+    <w:name w:val="ColorFFFF00BgCCE8CC"/>
+    <w:rPr>
+      <w:color w:val="FFFF00"/>
+      <w:shd w:color="auto" w:fill="CCE8CC" w:val="clear"/>
+    </w:rPr>
+  </w:style>
+  <w:style w:customStyle="1" w:styleId="ColorFFFF00BgCCE0F5" w:type="character">
+    <w:name w:val="ColorFFFF00BgCCE0F5"/>
+    <w:rPr>
+      <w:color w:val="FFFF00"/>
+      <w:shd w:color="auto" w:fill="CCE0F5" w:val="clear"/>
+    </w:rPr>
+  </w:style>
+  <w:style w:customStyle="1" w:styleId="ColorFFFF00BgEBD6FF" w:type="character">
+    <w:name w:val="ColorFFFF00BgEBD6FF"/>
+    <w:rPr>
+      <w:color w:val="FFFF00"/>
+      <w:shd w:color="auto" w:fill="EBD6FF" w:val="clear"/>
+    </w:rPr>
+  </w:style>
+  <w:style w:customStyle="1" w:styleId="ColorFFFF00BgBBBBBB" w:type="character">
+    <w:name w:val="ColorFFFF00BgBBBBBB"/>
+    <w:rPr>
+      <w:color w:val="FFFF00"/>
+      <w:shd w:color="auto" w:fill="BBBBBB" w:val="clear"/>
+    </w:rPr>
+  </w:style>
+  <w:style w:customStyle="1" w:styleId="ColorFFFF00BgF06666" w:type="character">
+    <w:name w:val="ColorFFFF00BgF06666"/>
+    <w:rPr>
+      <w:color w:val="FFFF00"/>
+      <w:shd w:color="auto" w:fill="F06666" w:val="clear"/>
+    </w:rPr>
+  </w:style>
+  <w:style w:customStyle="1" w:styleId="ColorFFFF00BgFFC266" w:type="character">
+    <w:name w:val="ColorFFFF00BgFFC266"/>
+    <w:rPr>
+      <w:color w:val="FFFF00"/>
+      <w:shd w:color="auto" w:fill="FFC266" w:val="clear"/>
+    </w:rPr>
+  </w:style>
+  <w:style w:customStyle="1" w:styleId="ColorFFFF00BgFFFF66" w:type="character">
+    <w:name w:val="ColorFFFF00BgFFFF66"/>
+    <w:rPr>
+      <w:color w:val="FFFF00"/>
+      <w:shd w:color="auto" w:fill="FFFF66" w:val="clear"/>
+    </w:rPr>
+  </w:style>
+  <w:style w:customStyle="1" w:styleId="ColorFFFF00Bg66B966" w:type="character">
+    <w:name w:val="ColorFFFF00Bg66B966"/>
+    <w:rPr>
+      <w:color w:val="FFFF00"/>
+      <w:shd w:color="auto" w:fill="66B966" w:val="clear"/>
+    </w:rPr>
+  </w:style>
+  <w:style w:customStyle="1" w:styleId="ColorFFFF00Bg66A3E0" w:type="character">
+    <w:name w:val="ColorFFFF00Bg66A3E0"/>
+    <w:rPr>
+      <w:color w:val="FFFF00"/>
+      <w:shd w:color="auto" w:fill="66A3E0" w:val="clear"/>
+    </w:rPr>
+  </w:style>
+  <w:style w:customStyle="1" w:styleId="ColorFFFF00BgC285FF" w:type="character">
+    <w:name w:val="ColorFFFF00BgC285FF"/>
+    <w:rPr>
+      <w:color w:val="FFFF00"/>
+      <w:shd w:color="auto" w:fill="C285FF" w:val="clear"/>
+    </w:rPr>
+  </w:style>
+  <w:style w:customStyle="1" w:styleId="ColorFFFF00Bg888888" w:type="character">
+    <w:name w:val="ColorFFFF00Bg888888"/>
+    <w:rPr>
+      <w:color w:val="FFFF00"/>
+      <w:shd w:color="auto" w:fill="888888" w:val="clear"/>
+    </w:rPr>
+  </w:style>
+  <w:style w:customStyle="1" w:styleId="ColorFFFF00BgA10000" w:type="character">
+    <w:name w:val="ColorFFFF00BgA10000"/>
+    <w:rPr>
+      <w:color w:val="FFFF00"/>
+      <w:shd w:color="auto" w:fill="A10000" w:val="clear"/>
+    </w:rPr>
+  </w:style>
+  <w:style w:customStyle="1" w:styleId="ColorFFFF00BgB26B00" w:type="character">
+    <w:name w:val="ColorFFFF00BgB26B00"/>
+    <w:rPr>
+      <w:color w:val="FFFF00"/>
+      <w:shd w:color="auto" w:fill="B26B00" w:val="clear"/>
+    </w:rPr>
+  </w:style>
+  <w:style w:customStyle="1" w:styleId="ColorFFFF00BgB2B200" w:type="character">
+    <w:name w:val="ColorFFFF00BgB2B200"/>
+    <w:rPr>
+      <w:color w:val="FFFF00"/>
+      <w:shd w:color="auto" w:fill="B2B200" w:val="clear"/>
+    </w:rPr>
+  </w:style>
+  <w:style w:customStyle="1" w:styleId="ColorFFFF00Bg006100" w:type="character">
+    <w:name w:val="ColorFFFF00Bg006100"/>
+    <w:rPr>
+      <w:color w:val="FFFF00"/>
+      <w:shd w:color="auto" w:fill="006100" w:val="clear"/>
+    </w:rPr>
+  </w:style>
+  <w:style w:customStyle="1" w:styleId="ColorFFFF00Bg0047B2" w:type="character">
+    <w:name w:val="ColorFFFF00Bg0047B2"/>
+    <w:rPr>
+      <w:color w:val="FFFF00"/>
+      <w:shd w:color="auto" w:fill="0047B2" w:val="clear"/>
+    </w:rPr>
+  </w:style>
+  <w:style w:customStyle="1" w:styleId="ColorFFFF00Bg6B24B2" w:type="character">
+    <w:name w:val="ColorFFFF00Bg6B24B2"/>
+    <w:rPr>
+      <w:color w:val="FFFF00"/>
+      <w:shd w:color="auto" w:fill="6B24B2" w:val="clear"/>
+    </w:rPr>
+  </w:style>
+  <w:style w:customStyle="1" w:styleId="ColorFFFF00Bg444444" w:type="character">
+    <w:name w:val="ColorFFFF00Bg444444"/>
+    <w:rPr>
+      <w:color w:val="FFFF00"/>
+      <w:shd w:color="auto" w:fill="444444" w:val="clear"/>
+    </w:rPr>
+  </w:style>
+  <w:style w:customStyle="1" w:styleId="ColorFFFF00Bg5C0000" w:type="character">
+    <w:name w:val="ColorFFFF00Bg5C0000"/>
+    <w:rPr>
+      <w:color w:val="FFFF00"/>
+      <w:shd w:color="auto" w:fill="5C0000" w:val="clear"/>
+    </w:rPr>
+  </w:style>
+  <w:style w:customStyle="1" w:styleId="ColorFFFF00Bg663D00" w:type="character">
+    <w:name w:val="ColorFFFF00Bg663D00"/>
+    <w:rPr>
+      <w:color w:val="FFFF00"/>
+      <w:shd w:color="auto" w:fill="663D00" w:val="clear"/>
+    </w:rPr>
+  </w:style>
+  <w:style w:customStyle="1" w:styleId="ColorFFFF00Bg666600" w:type="character">
+    <w:name w:val="ColorFFFF00Bg666600"/>
+    <w:rPr>
+      <w:color w:val="FFFF00"/>
+      <w:shd w:color="auto" w:fill="666600" w:val="clear"/>
+    </w:rPr>
+  </w:style>
+  <w:style w:customStyle="1" w:styleId="ColorFFFF00Bg003700" w:type="character">
+    <w:name w:val="ColorFFFF00Bg003700"/>
+    <w:rPr>
+      <w:color w:val="FFFF00"/>
+      <w:shd w:color="auto" w:fill="003700" w:val="clear"/>
+    </w:rPr>
+  </w:style>
+  <w:style w:customStyle="1" w:styleId="ColorFFFF00Bg002966" w:type="character">
+    <w:name w:val="ColorFFFF00Bg002966"/>
+    <w:rPr>
+      <w:color w:val="FFFF00"/>
+      <w:shd w:color="auto" w:fill="002966" w:val="clear"/>
+    </w:rPr>
+  </w:style>
+  <w:style w:customStyle="1" w:styleId="ColorFFFF00Bg3D1466" w:type="character">
+    <w:name w:val="ColorFFFF00Bg3D1466"/>
+    <w:rPr>
+      <w:color w:val="FFFF00"/>
+      <w:shd w:color="auto" w:fill="3D1466" w:val="clear"/>
+    </w:rPr>
+  </w:style>
+  <w:style w:customStyle="1" w:styleId="Color008A00" w:type="character">
+    <w:name w:val="Color008A00"/>
+    <w:rPr>
+      <w:color w:val="008A00"/>
+    </w:rPr>
+  </w:style>
+  <w:style w:customStyle="1" w:styleId="Color008A00BgE60000" w:type="character">
+    <w:name w:val="Color008A00BgE60000"/>
+    <w:rPr>
+      <w:color w:val="008A00"/>
+      <w:shd w:color="auto" w:fill="E60000" w:val="clear"/>
+    </w:rPr>
+  </w:style>
+  <w:style w:customStyle="1" w:styleId="Color008A00BgFF9900" w:type="character">
+    <w:name w:val="Color008A00BgFF9900"/>
+    <w:rPr>
+      <w:color w:val="008A00"/>
+      <w:shd w:color="auto" w:fill="FF9900" w:val="clear"/>
+    </w:rPr>
+  </w:style>
+  <w:style w:customStyle="1" w:styleId="Color008A00BgFFFF00" w:type="character">
+    <w:name w:val="Color008A00BgFFFF00"/>
+    <w:rPr>
+      <w:color w:val="008A00"/>
+      <w:shd w:color="auto" w:fill="FFFF00" w:val="clear"/>
+    </w:rPr>
+  </w:style>
+  <w:style w:customStyle="1" w:styleId="Color008A00Bg008A00" w:type="character">
+    <w:name w:val="Color008A00Bg008A00"/>
+    <w:rPr>
+      <w:color w:val="008A00"/>
+      <w:shd w:color="auto" w:fill="008A00" w:val="clear"/>
+    </w:rPr>
+  </w:style>
+  <w:style w:customStyle="1" w:styleId="Color008A00Bg0066CC" w:type="character">
+    <w:name w:val="Color008A00Bg0066CC"/>
+    <w:rPr>
+      <w:color w:val="008A00"/>
+      <w:shd w:color="auto" w:fill="0066CC" w:val="clear"/>
+    </w:rPr>
+  </w:style>
+  <w:style w:customStyle="1" w:styleId="Color008A00Bg9933FF" w:type="character">
+    <w:name w:val="Color008A00Bg9933FF"/>
+    <w:rPr>
+      <w:color w:val="008A00"/>
+      <w:shd w:color="auto" w:fill="9933FF" w:val="clear"/>
+    </w:rPr>
+  </w:style>
+  <w:style w:customStyle="1" w:styleId="Color008A00BgFFFFFF" w:type="character">
+    <w:name w:val="Color008A00BgFFFFFF"/>
+    <w:rPr>
+      <w:color w:val="008A00"/>
+      <w:shd w:color="auto" w:fill="FFFFFF" w:val="clear"/>
+    </w:rPr>
+  </w:style>
+  <w:style w:customStyle="1" w:styleId="Color008A00BgFACCCC" w:type="character">
+    <w:name w:val="Color008A00BgFACCCC"/>
+    <w:rPr>
+      <w:color w:val="008A00"/>
+      <w:shd w:color="auto" w:fill="FACCCC" w:val="clear"/>
+    </w:rPr>
+  </w:style>
+  <w:style w:customStyle="1" w:styleId="Color008A00BgFFEBCC" w:type="character">
+    <w:name w:val="Color008A00BgFFEBCC"/>
+    <w:rPr>
+      <w:color w:val="008A00"/>
+      <w:shd w:color="auto" w:fill="FFEBCC" w:val="clear"/>
+    </w:rPr>
+  </w:style>
+  <w:style w:customStyle="1" w:styleId="Color008A00BgFFFFCC" w:type="character">
+    <w:name w:val="Color008A00BgFFFFCC"/>
+    <w:rPr>
+      <w:color w:val="008A00"/>
+      <w:shd w:color="auto" w:fill="FFFFCC" w:val="clear"/>
+    </w:rPr>
+  </w:style>
+  <w:style w:customStyle="1" w:styleId="Color008A00BgCCE8CC" w:type="character">
+    <w:name w:val="Color008A00BgCCE8CC"/>
+    <w:rPr>
+      <w:color w:val="008A00"/>
+      <w:shd w:color="auto" w:fill="CCE8CC" w:val="clear"/>
+    </w:rPr>
+  </w:style>
+  <w:style w:customStyle="1" w:styleId="Color008A00BgCCE0F5" w:type="character">
+    <w:name w:val="Color008A00BgCCE0F5"/>
+    <w:rPr>
+      <w:color w:val="008A00"/>
+      <w:shd w:color="auto" w:fill="CCE0F5" w:val="clear"/>
+    </w:rPr>
+  </w:style>
+  <w:style w:customStyle="1" w:styleId="Color008A00BgEBD6FF" w:type="character">
+    <w:name w:val="Color008A00BgEBD6FF"/>
+    <w:rPr>
+      <w:color w:val="008A00"/>
+      <w:shd w:color="auto" w:fill="EBD6FF" w:val="clear"/>
+    </w:rPr>
+  </w:style>
+  <w:style w:customStyle="1" w:styleId="Color008A00BgBBBBBB" w:type="character">
+    <w:name w:val="Color008A00BgBBBBBB"/>
+    <w:rPr>
+      <w:color w:val="008A00"/>
+      <w:shd w:color="auto" w:fill="BBBBBB" w:val="clear"/>
+    </w:rPr>
+  </w:style>
+  <w:style w:customStyle="1" w:styleId="Color008A00BgF06666" w:type="character">
+    <w:name w:val="Color008A00BgF06666"/>
+    <w:rPr>
+      <w:color w:val="008A00"/>
+      <w:shd w:color="auto" w:fill="F06666" w:val="clear"/>
+    </w:rPr>
+  </w:style>
+  <w:style w:customStyle="1" w:styleId="Color008A00BgFFC266" w:type="character">
+    <w:name w:val="Color008A00BgFFC266"/>
+    <w:rPr>
+      <w:color w:val="008A00"/>
+      <w:shd w:color="auto" w:fill="FFC266" w:val="clear"/>
+    </w:rPr>
+  </w:style>
+  <w:style w:customStyle="1" w:styleId="Color008A00BgFFFF66" w:type="character">
+    <w:name w:val="Color008A00BgFFFF66"/>
+    <w:rPr>
+      <w:color w:val="008A00"/>
+      <w:shd w:color="auto" w:fill="FFFF66" w:val="clear"/>
+    </w:rPr>
+  </w:style>
+  <w:style w:customStyle="1" w:styleId="Color008A00Bg66B966" w:type="character">
+    <w:name w:val="Color008A00Bg66B966"/>
+    <w:rPr>
+      <w:color w:val="008A00"/>
+      <w:shd w:color="auto" w:fill="66B966" w:val="clear"/>
+    </w:rPr>
+  </w:style>
+  <w:style w:customStyle="1" w:styleId="Color008A00Bg66A3E0" w:type="character">
+    <w:name w:val="Color008A00Bg66A3E0"/>
+    <w:rPr>
+      <w:color w:val="008A00"/>
+      <w:shd w:color="auto" w:fill="66A3E0" w:val="clear"/>
+    </w:rPr>
+  </w:style>
+  <w:style w:customStyle="1" w:styleId="Color008A00BgC285FF" w:type="character">
+    <w:name w:val="Color008A00BgC285FF"/>
+    <w:rPr>
+      <w:color w:val="008A00"/>
+      <w:shd w:color="auto" w:fill="C285FF" w:val="clear"/>
+    </w:rPr>
+  </w:style>
+  <w:style w:customStyle="1" w:styleId="Color008A00Bg888888" w:type="character">
+    <w:name w:val="Color008A00Bg888888"/>
+    <w:rPr>
+      <w:color w:val="008A00"/>
+      <w:shd w:color="auto" w:fill="888888" w:val="clear"/>
+    </w:rPr>
+  </w:style>
+  <w:style w:customStyle="1" w:styleId="Color008A00BgA10000" w:type="character">
+    <w:name w:val="Color008A00BgA10000"/>
+    <w:rPr>
+      <w:color w:val="008A00"/>
+      <w:shd w:color="auto" w:fill="A10000" w:val="clear"/>
+    </w:rPr>
+  </w:style>
+  <w:style w:customStyle="1" w:styleId="Color008A00BgB26B00" w:type="character">
+    <w:name w:val="Color008A00BgB26B00"/>
+    <w:rPr>
+      <w:color w:val="008A00"/>
+      <w:shd w:color="auto" w:fill="B26B00" w:val="clear"/>
+    </w:rPr>
+  </w:style>
+  <w:style w:customStyle="1" w:styleId="Color008A00BgB2B200" w:type="character">
+    <w:name w:val="Color008A00BgB2B200"/>
+    <w:rPr>
+      <w:color w:val="008A00"/>
+      <w:shd w:color="auto" w:fill="B2B200" w:val="clear"/>
+    </w:rPr>
+  </w:style>
+  <w:style w:customStyle="1" w:styleId="Color008A00Bg006100" w:type="character">
+    <w:name w:val="Color008A00Bg006100"/>
+    <w:rPr>
+      <w:color w:val="008A00"/>
+      <w:shd w:color="auto" w:fill="006100" w:val="clear"/>
+    </w:rPr>
+  </w:style>
+  <w:style w:customStyle="1" w:styleId="Color008A00Bg0047B2" w:type="character">
+    <w:name w:val="Color008A00Bg0047B2"/>
+    <w:rPr>
+      <w:color w:val="008A00"/>
+      <w:shd w:color="auto" w:fill="0047B2" w:val="clear"/>
+    </w:rPr>
+  </w:style>
+  <w:style w:customStyle="1" w:styleId="Color008A00Bg6B24B2" w:type="character">
+    <w:name w:val="Color008A00Bg6B24B2"/>
+    <w:rPr>
+      <w:color w:val="008A00"/>
+      <w:shd w:color="auto" w:fill="6B24B2" w:val="clear"/>
+    </w:rPr>
+  </w:style>
+  <w:style w:customStyle="1" w:styleId="Color008A00Bg444444" w:type="character">
+    <w:name w:val="Color008A00Bg444444"/>
+    <w:rPr>
+      <w:color w:val="008A00"/>
+      <w:shd w:color="auto" w:fill="444444" w:val="clear"/>
+    </w:rPr>
+  </w:style>
+  <w:style w:customStyle="1" w:styleId="Color008A00Bg5C0000" w:type="character">
+    <w:name w:val="Color008A00Bg5C0000"/>
+    <w:rPr>
+      <w:color w:val="008A00"/>
+      <w:shd w:color="auto" w:fill="5C0000" w:val="clear"/>
+    </w:rPr>
+  </w:style>
+  <w:style w:customStyle="1" w:styleId="Color008A00Bg663D00" w:type="character">
+    <w:name w:val="Color008A00Bg663D00"/>
+    <w:rPr>
+      <w:color w:val="008A00"/>
+      <w:shd w:color="auto" w:fill="663D00" w:val="clear"/>
+    </w:rPr>
+  </w:style>
+  <w:style w:customStyle="1" w:styleId="Color008A00Bg666600" w:type="character">
+    <w:name w:val="Color008A00Bg666600"/>
+    <w:rPr>
+      <w:color w:val="008A00"/>
+      <w:shd w:color="auto" w:fill="666600" w:val="clear"/>
+    </w:rPr>
+  </w:style>
+  <w:style w:customStyle="1" w:styleId="Color008A00Bg003700" w:type="character">
+    <w:name w:val="Color008A00Bg003700"/>
+    <w:rPr>
+      <w:color w:val="008A00"/>
+      <w:shd w:color="auto" w:fill="003700" w:val="clear"/>
+    </w:rPr>
+  </w:style>
+  <w:style w:customStyle="1" w:styleId="Color008A00Bg002966" w:type="character">
+    <w:name w:val="Color008A00Bg002966"/>
+    <w:rPr>
+      <w:color w:val="008A00"/>
+      <w:shd w:color="auto" w:fill="002966" w:val="clear"/>
+    </w:rPr>
+  </w:style>
+  <w:style w:customStyle="1" w:styleId="Color008A00Bg3D1466" w:type="character">
+    <w:name w:val="Color008A00Bg3D1466"/>
+    <w:rPr>
+      <w:color w:val="008A00"/>
+      <w:shd w:color="auto" w:fill="3D1466" w:val="clear"/>
+    </w:rPr>
+  </w:style>
+  <w:style w:customStyle="1" w:styleId="Color0066CC" w:type="character">
+    <w:name w:val="Color0066CC"/>
+    <w:rPr>
+      <w:color w:val="0066CC"/>
+    </w:rPr>
+  </w:style>
+  <w:style w:customStyle="1" w:styleId="Color0066CCBgE60000" w:type="character">
+    <w:name w:val="Color0066CCBgE60000"/>
+    <w:rPr>
+      <w:color w:val="0066CC"/>
+      <w:shd w:color="auto" w:fill="E60000" w:val="clear"/>
+    </w:rPr>
+  </w:style>
+  <w:style w:customStyle="1" w:styleId="Color0066CCBgFF9900" w:type="character">
+    <w:name w:val="Color0066CCBgFF9900"/>
+    <w:rPr>
+      <w:color w:val="0066CC"/>
+      <w:shd w:color="auto" w:fill="FF9900" w:val="clear"/>
+    </w:rPr>
+  </w:style>
+  <w:style w:customStyle="1" w:styleId="Color0066CCBgFFFF00" w:type="character">
+    <w:name w:val="Color0066CCBgFFFF00"/>
+    <w:rPr>
+      <w:color w:val="0066CC"/>
+      <w:shd w:color="auto" w:fill="FFFF00" w:val="clear"/>
+    </w:rPr>
+  </w:style>
+  <w:style w:customStyle="1" w:styleId="Color0066CCBg008A00" w:type="character">
+    <w:name w:val="Color0066CCBg008A00"/>
+    <w:rPr>
+      <w:color w:val="0066CC"/>
+      <w:shd w:color="auto" w:fill="008A00" w:val="clear"/>
+    </w:rPr>
+  </w:style>
+  <w:style w:customStyle="1" w:styleId="Color0066CCBg0066CC" w:type="character">
+    <w:name w:val="Color0066CCBg0066CC"/>
+    <w:rPr>
+      <w:color w:val="0066CC"/>
+      <w:shd w:color="auto" w:fill="0066CC" w:val="clear"/>
+    </w:rPr>
+  </w:style>
+  <w:style w:customStyle="1" w:styleId="Color0066CCBg9933FF" w:type="character">
+    <w:name w:val="Color0066CCBg9933FF"/>
+    <w:rPr>
+      <w:color w:val="0066CC"/>
+      <w:shd w:color="auto" w:fill="9933FF" w:val="clear"/>
+    </w:rPr>
+  </w:style>
+  <w:style w:customStyle="1" w:styleId="Color0066CCBgFFFFFF" w:type="character">
+    <w:name w:val="Color0066CCBgFFFFFF"/>
+    <w:rPr>
+      <w:color w:val="0066CC"/>
+      <w:shd w:color="auto" w:fill="FFFFFF" w:val="clear"/>
+    </w:rPr>
+  </w:style>
+  <w:style w:customStyle="1" w:styleId="Color0066CCBgFACCCC" w:type="character">
+    <w:name w:val="Color0066CCBgFACCCC"/>
+    <w:rPr>
+      <w:color w:val="0066CC"/>
+      <w:shd w:color="auto" w:fill="FACCCC" w:val="clear"/>
+    </w:rPr>
+  </w:style>
+  <w:style w:customStyle="1" w:styleId="Color0066CCBgFFEBCC" w:type="character">
+    <w:name w:val="Color0066CCBgFFEBCC"/>
+    <w:rPr>
+      <w:color w:val="0066CC"/>
+      <w:shd w:color="auto" w:fill="FFEBCC" w:val="clear"/>
+    </w:rPr>
+  </w:style>
+  <w:style w:customStyle="1" w:styleId="Color0066CCBgFFFFCC" w:type="character">
+    <w:name w:val="Color0066CCBgFFFFCC"/>
+    <w:rPr>
+      <w:color w:val="0066CC"/>
+      <w:shd w:color="auto" w:fill="FFFFCC" w:val="clear"/>
+    </w:rPr>
+  </w:style>
+  <w:style w:customStyle="1" w:styleId="Color0066CCBgCCE8CC" w:type="character">
+    <w:name w:val="Color0066CCBgCCE8CC"/>
+    <w:rPr>
+      <w:color w:val="0066CC"/>
+      <w:shd w:color="auto" w:fill="CCE8CC" w:val="clear"/>
+    </w:rPr>
+  </w:style>
+  <w:style w:customStyle="1" w:styleId="Color0066CCBgCCE0F5" w:type="character">
+    <w:name w:val="Color0066CCBgCCE0F5"/>
+    <w:rPr>
+      <w:color w:val="0066CC"/>
+      <w:shd w:color="auto" w:fill="CCE0F5" w:val="clear"/>
+    </w:rPr>
+  </w:style>
+  <w:style w:customStyle="1" w:styleId="Color0066CCBgEBD6FF" w:type="character">
+    <w:name w:val="Color0066CCBgEBD6FF"/>
+    <w:rPr>
+      <w:color w:val="0066CC"/>
+      <w:shd w:color="auto" w:fill="EBD6FF" w:val="clear"/>
+    </w:rPr>
+  </w:style>
+  <w:style w:customStyle="1" w:styleId="Color0066CCBgBBBBBB" w:type="character">
+    <w:name w:val="Color0066CCBgBBBBBB"/>
+    <w:rPr>
+      <w:color w:val="0066CC"/>
+      <w:shd w:color="auto" w:fill="BBBBBB" w:val="clear"/>
+    </w:rPr>
+  </w:style>
+  <w:style w:customStyle="1" w:styleId="Color0066CCBgF06666" w:type="character">
+    <w:name w:val="Color0066CCBgF06666"/>
+    <w:rPr>
+      <w:color w:val="0066CC"/>
+      <w:shd w:color="auto" w:fill="F06666" w:val="clear"/>
+    </w:rPr>
+  </w:style>
+  <w:style w:customStyle="1" w:styleId="Color0066CCBgFFC266" w:type="character">
+    <w:name w:val="Color0066CCBgFFC266"/>
+    <w:rPr>
+      <w:color w:val="0066CC"/>
+      <w:shd w:color="auto" w:fill="FFC266" w:val="clear"/>
+    </w:rPr>
+  </w:style>
+  <w:style w:customStyle="1" w:styleId="Color0066CCBgFFFF66" w:type="character">
+    <w:name w:val="Color0066CCBgFFFF66"/>
+    <w:rPr>
+      <w:color w:val="0066CC"/>
+      <w:shd w:color="auto" w:fill="FFFF66" w:val="clear"/>
+    </w:rPr>
+  </w:style>
+  <w:style w:customStyle="1" w:styleId="Color0066CCBg66B966" w:type="character">
+    <w:name w:val="Color0066CCBg66B966"/>
+    <w:rPr>
+      <w:color w:val="0066CC"/>
+      <w:shd w:color="auto" w:fill="66B966" w:val="clear"/>
+    </w:rPr>
+  </w:style>
+  <w:style w:customStyle="1" w:styleId="Color0066CCBg66A3E0" w:type="character">
+    <w:name w:val="Color0066CCBg66A3E0"/>
+    <w:rPr>
+      <w:color w:val="0066CC"/>
+      <w:shd w:color="auto" w:fill="66A3E0" w:val="clear"/>
+    </w:rPr>
+  </w:style>
+  <w:style w:customStyle="1" w:styleId="Color0066CCBgC285FF" w:type="character">
+    <w:name w:val="Color0066CCBgC285FF"/>
+    <w:rPr>
+      <w:color w:val="0066CC"/>
+      <w:shd w:color="auto" w:fill="C285FF" w:val="clear"/>
+    </w:rPr>
+  </w:style>
+  <w:style w:customStyle="1" w:styleId="Color0066CCBg888888" w:type="character">
+    <w:name w:val="Color0066CCBg888888"/>
+    <w:rPr>
+      <w:color w:val="0066CC"/>
+      <w:shd w:color="auto" w:fill="888888" w:val="clear"/>
+    </w:rPr>
+  </w:style>
+  <w:style w:customStyle="1" w:styleId="Color0066CCBgA10000" w:type="character">
+    <w:name w:val="Color0066CCBgA10000"/>
+    <w:rPr>
+      <w:color w:val="0066CC"/>
+      <w:shd w:color="auto" w:fill="A10000" w:val="clear"/>
+    </w:rPr>
+  </w:style>
+  <w:style w:customStyle="1" w:styleId="Color0066CCBgB26B00" w:type="character">
+    <w:name w:val="Color0066CCBgB26B00"/>
+    <w:rPr>
+      <w:color w:val="0066CC"/>
+      <w:shd w:color="auto" w:fill="B26B00" w:val="clear"/>
+    </w:rPr>
+  </w:style>
+  <w:style w:customStyle="1" w:styleId="Color0066CCBgB2B200" w:type="character">
+    <w:name w:val="Color0066CCBgB2B200"/>
+    <w:rPr>
+      <w:color w:val="0066CC"/>
+      <w:shd w:color="auto" w:fill="B2B200" w:val="clear"/>
+    </w:rPr>
+  </w:style>
+  <w:style w:customStyle="1" w:styleId="Color0066CCBg006100" w:type="character">
+    <w:name w:val="Color0066CCBg006100"/>
+    <w:rPr>
+      <w:color w:val="0066CC"/>
+      <w:shd w:color="auto" w:fill="006100" w:val="clear"/>
+    </w:rPr>
+  </w:style>
+  <w:style w:customStyle="1" w:styleId="Color0066CCBg0047B2" w:type="character">
+    <w:name w:val="Color0066CCBg0047B2"/>
+    <w:rPr>
+      <w:color w:val="0066CC"/>
+      <w:shd w:color="auto" w:fill="0047B2" w:val="clear"/>
+    </w:rPr>
+  </w:style>
+  <w:style w:customStyle="1" w:styleId="Color0066CCBg6B24B2" w:type="character">
+    <w:name w:val="Color0066CCBg6B24B2"/>
+    <w:rPr>
+      <w:color w:val="0066CC"/>
+      <w:shd w:color="auto" w:fill="6B24B2" w:val="clear"/>
+    </w:rPr>
+  </w:style>
+  <w:style w:customStyle="1" w:styleId="Color0066CCBg444444" w:type="character">
+    <w:name w:val="Color0066CCBg444444"/>
+    <w:rPr>
+      <w:color w:val="0066CC"/>
+      <w:shd w:color="auto" w:fill="444444" w:val="clear"/>
+    </w:rPr>
+  </w:style>
+  <w:style w:customStyle="1" w:styleId="Color0066CCBg5C0000" w:type="character">
+    <w:name w:val="Color0066CCBg5C0000"/>
+    <w:rPr>
+      <w:color w:val="0066CC"/>
+      <w:shd w:color="auto" w:fill="5C0000" w:val="clear"/>
+    </w:rPr>
+  </w:style>
+  <w:style w:customStyle="1" w:styleId="Color0066CCBg663D00" w:type="character">
+    <w:name w:val="Color0066CCBg663D00"/>
+    <w:rPr>
+      <w:color w:val="0066CC"/>
+      <w:shd w:color="auto" w:fill="663D00" w:val="clear"/>
+    </w:rPr>
+  </w:style>
+  <w:style w:customStyle="1" w:styleId="Color0066CCBg666600" w:type="character">
+    <w:name w:val="Color0066CCBg666600"/>
+    <w:rPr>
+      <w:color w:val="0066CC"/>
+      <w:shd w:color="auto" w:fill="666600" w:val="clear"/>
+    </w:rPr>
+  </w:style>
+  <w:style w:customStyle="1" w:styleId="Color0066CCBg003700" w:type="character">
+    <w:name w:val="Color0066CCBg003700"/>
+    <w:rPr>
+      <w:color w:val="0066CC"/>
+      <w:shd w:color="auto" w:fill="003700" w:val="clear"/>
+    </w:rPr>
+  </w:style>
+  <w:style w:customStyle="1" w:styleId="Color0066CCBg002966" w:type="character">
+    <w:name w:val="Color0066CCBg002966"/>
+    <w:rPr>
+      <w:color w:val="0066CC"/>
+      <w:shd w:color="auto" w:fill="002966" w:val="clear"/>
+    </w:rPr>
+  </w:style>
+  <w:style w:customStyle="1" w:styleId="Color0066CCBg3D1466" w:type="character">
+    <w:name w:val="Color0066CCBg3D1466"/>
+    <w:rPr>
+      <w:color w:val="0066CC"/>
+      <w:shd w:color="auto" w:fill="3D1466" w:val="clear"/>
+    </w:rPr>
+  </w:style>
+  <w:style w:customStyle="1" w:styleId="Color9933FF" w:type="character">
+    <w:name w:val="Color9933FF"/>
+    <w:rPr>
+      <w:color w:val="9933FF"/>
+    </w:rPr>
+  </w:style>
+  <w:style w:customStyle="1" w:styleId="Color9933FFBgE60000" w:type="character">
+    <w:name w:val="Color9933FFBgE60000"/>
+    <w:rPr>
+      <w:color w:val="9933FF"/>
+      <w:shd w:color="auto" w:fill="E60000" w:val="clear"/>
+    </w:rPr>
+  </w:style>
+  <w:style w:customStyle="1" w:styleId="Color9933FFBgFF9900" w:type="character">
+    <w:name w:val="Color9933FFBgFF9900"/>
+    <w:rPr>
+      <w:color w:val="9933FF"/>
+      <w:shd w:color="auto" w:fill="FF9900" w:val="clear"/>
+    </w:rPr>
+  </w:style>
+  <w:style w:customStyle="1" w:styleId="Color9933FFBgFFFF00" w:type="character">
+    <w:name w:val="Color9933FFBgFFFF00"/>
+    <w:rPr>
+      <w:color w:val="9933FF"/>
+      <w:shd w:color="auto" w:fill="FFFF00" w:val="clear"/>
+    </w:rPr>
+  </w:style>
+  <w:style w:customStyle="1" w:styleId="Color9933FFBg008A00" w:type="character">
+    <w:name w:val="Color9933FFBg008A00"/>
+    <w:rPr>
+      <w:color w:val="9933FF"/>
+      <w:shd w:color="auto" w:fill="008A00" w:val="clear"/>
+    </w:rPr>
+  </w:style>
+  <w:style w:customStyle="1" w:styleId="Color9933FFBg0066CC" w:type="character">
+    <w:name w:val="Color9933FFBg0066CC"/>
+    <w:rPr>
+      <w:color w:val="9933FF"/>
+      <w:shd w:color="auto" w:fill="0066CC" w:val="clear"/>
+    </w:rPr>
+  </w:style>
+  <w:style w:customStyle="1" w:styleId="Color9933FFBg9933FF" w:type="character">
+    <w:name w:val="Color9933FFBg9933FF"/>
+    <w:rPr>
+      <w:color w:val="9933FF"/>
+      <w:shd w:color="auto" w:fill="9933FF" w:val="clear"/>
+    </w:rPr>
+  </w:style>
+  <w:style w:customStyle="1" w:styleId="Color9933FFBgFFFFFF" w:type="character">
+    <w:name w:val="Color9933FFBgFFFFFF"/>
+    <w:rPr>
+      <w:color w:val="9933FF"/>
+      <w:shd w:color="auto" w:fill="FFFFFF" w:val="clear"/>
+    </w:rPr>
+  </w:style>
+  <w:style w:customStyle="1" w:styleId="Color9933FFBgFACCCC" w:type="character">
+    <w:name w:val="Color9933FFBgFACCCC"/>
+    <w:rPr>
+      <w:color w:val="9933FF"/>
+      <w:shd w:color="auto" w:fill="FACCCC" w:val="clear"/>
+    </w:rPr>
+  </w:style>
+  <w:style w:customStyle="1" w:styleId="Color9933FFBgFFEBCC" w:type="character">
+    <w:name w:val="Color9933FFBgFFEBCC"/>
+    <w:rPr>
+      <w:color w:val="9933FF"/>
+      <w:shd w:color="auto" w:fill="FFEBCC" w:val="clear"/>
+    </w:rPr>
+  </w:style>
+  <w:style w:customStyle="1" w:styleId="Color9933FFBgFFFFCC" w:type="character">
+    <w:name w:val="Color9933FFBgFFFFCC"/>
+    <w:rPr>
+      <w:color w:val="9933FF"/>
+      <w:shd w:color="auto" w:fill="FFFFCC" w:val="clear"/>
+    </w:rPr>
+  </w:style>
+  <w:style w:customStyle="1" w:styleId="Color9933FFBgCCE8CC" w:type="character">
+    <w:name w:val="Color9933FFBgCCE8CC"/>
+    <w:rPr>
+      <w:color w:val="9933FF"/>
+      <w:shd w:color="auto" w:fill="CCE8CC" w:val="clear"/>
+    </w:rPr>
+  </w:style>
+  <w:style w:customStyle="1" w:styleId="Color9933FFBgCCE0F5" w:type="character">
+    <w:name w:val="Color9933FFBgCCE0F5"/>
+    <w:rPr>
+      <w:color w:val="9933FF"/>
+      <w:shd w:color="auto" w:fill="CCE0F5" w:val="clear"/>
+    </w:rPr>
+  </w:style>
+  <w:style w:customStyle="1" w:styleId="Color9933FFBgEBD6FF" w:type="character">
+    <w:name w:val="Color9933FFBgEBD6FF"/>
+    <w:rPr>
+      <w:color w:val="9933FF"/>
+      <w:shd w:color="auto" w:fill="EBD6FF" w:val="clear"/>
+    </w:rPr>
+  </w:style>
+  <w:style w:customStyle="1" w:styleId="Color9933FFBgBBBBBB" w:type="character">
+    <w:name w:val="Color9933FFBgBBBBBB"/>
+    <w:rPr>
+      <w:color w:val="9933FF"/>
+      <w:shd w:color="auto" w:fill="BBBBBB" w:val="clear"/>
+    </w:rPr>
+  </w:style>
+  <w:style w:customStyle="1" w:styleId="Color9933FFBgF06666" w:type="character">
+    <w:name w:val="Color9933FFBgF06666"/>
+    <w:rPr>
+      <w:color w:val="9933FF"/>
+      <w:shd w:color="auto" w:fill="F06666" w:val="clear"/>
+    </w:rPr>
+  </w:style>
+  <w:style w:customStyle="1" w:styleId="Color9933FFBgFFC266" w:type="character">
+    <w:name w:val="Color9933FFBgFFC266"/>
+    <w:rPr>
+      <w:color w:val="9933FF"/>
+      <w:shd w:color="auto" w:fill="FFC266" w:val="clear"/>
+    </w:rPr>
+  </w:style>
+  <w:style w:customStyle="1" w:styleId="Color9933FFBgFFFF66" w:type="character">
+    <w:name w:val="Color9933FFBgFFFF66"/>
+    <w:rPr>
+      <w:color w:val="9933FF"/>
+      <w:shd w:color="auto" w:fill="FFFF66" w:val="clear"/>
+    </w:rPr>
+  </w:style>
+  <w:style w:customStyle="1" w:styleId="Color9933FFBg66B966" w:type="character">
+    <w:name w:val="Color9933FFBg66B966"/>
+    <w:rPr>
+      <w:color w:val="9933FF"/>
+      <w:shd w:color="auto" w:fill="66B966" w:val="clear"/>
+    </w:rPr>
+  </w:style>
+  <w:style w:customStyle="1" w:styleId="Color9933FFBg66A3E0" w:type="character">
+    <w:name w:val="Color9933FFBg66A3E0"/>
+    <w:rPr>
+      <w:color w:val="9933FF"/>
+      <w:shd w:color="auto" w:fill="66A3E0" w:val="clear"/>
+    </w:rPr>
+  </w:style>
+  <w:style w:customStyle="1" w:styleId="Color9933FFBgC285FF" w:type="character">
+    <w:name w:val="Color9933FFBgC285FF"/>
+    <w:rPr>
+      <w:color w:val="9933FF"/>
+      <w:shd w:color="auto" w:fill="C285FF" w:val="clear"/>
+    </w:rPr>
+  </w:style>
+  <w:style w:customStyle="1" w:styleId="Color9933FFBg888888" w:type="character">
+    <w:name w:val="Color9933FFBg888888"/>
+    <w:rPr>
+      <w:color w:val="9933FF"/>
+      <w:shd w:color="auto" w:fill="888888" w:val="clear"/>
+    </w:rPr>
+  </w:style>
+  <w:style w:customStyle="1" w:styleId="Color9933FFBgA10000" w:type="character">
+    <w:name w:val="Color9933FFBgA10000"/>
+    <w:rPr>
+      <w:color w:val="9933FF"/>
+      <w:shd w:color="auto" w:fill="A10000" w:val="clear"/>
+    </w:rPr>
+  </w:style>
+  <w:style w:customStyle="1" w:styleId="Color9933FFBgB26B00" w:type="character">
+    <w:name w:val="Color9933FFBgB26B00"/>
+    <w:rPr>
+      <w:color w:val="9933FF"/>
+      <w:shd w:color="auto" w:fill="B26B00" w:val="clear"/>
+    </w:rPr>
+  </w:style>
+  <w:style w:customStyle="1" w:styleId="Color9933FFBgB2B200" w:type="character">
+    <w:name w:val="Color9933FFBgB2B200"/>
+    <w:rPr>
+      <w:color w:val="9933FF"/>
+      <w:shd w:color="auto" w:fill="B2B200" w:val="clear"/>
+    </w:rPr>
+  </w:style>
+  <w:style w:customStyle="1" w:styleId="Color9933FFBg006100" w:type="character">
+    <w:name w:val="Color9933FFBg006100"/>
+    <w:rPr>
+      <w:color w:val="9933FF"/>
+      <w:shd w:color="auto" w:fill="006100" w:val="clear"/>
+    </w:rPr>
+  </w:style>
+  <w:style w:customStyle="1" w:styleId="Color9933FFBg0047B2" w:type="character">
+    <w:name w:val="Color9933FFBg0047B2"/>
+    <w:rPr>
+      <w:color w:val="9933FF"/>
+      <w:shd w:color="auto" w:fill="0047B2" w:val="clear"/>
+    </w:rPr>
+  </w:style>
+  <w:style w:customStyle="1" w:styleId="Color9933FFBg6B24B2" w:type="character">
+    <w:name w:val="Color9933FFBg6B24B2"/>
+    <w:rPr>
+      <w:color w:val="9933FF"/>
+      <w:shd w:color="auto" w:fill="6B24B2" w:val="clear"/>
+    </w:rPr>
+  </w:style>
+  <w:style w:customStyle="1" w:styleId="Color9933FFBg444444" w:type="character">
+    <w:name w:val="Color9933FFBg444444"/>
+    <w:rPr>
+      <w:color w:val="9933FF"/>
+      <w:shd w:color="auto" w:fill="444444" w:val="clear"/>
+    </w:rPr>
+  </w:style>
+  <w:style w:customStyle="1" w:styleId="Color9933FFBg5C0000" w:type="character">
+    <w:name w:val="Color9933FFBg5C0000"/>
+    <w:rPr>
+      <w:color w:val="9933FF"/>
+      <w:shd w:color="auto" w:fill="5C0000" w:val="clear"/>
+    </w:rPr>
+  </w:style>
+  <w:style w:customStyle="1" w:styleId="Color9933FFBg663D00" w:type="character">
+    <w:name w:val="Color9933FFBg663D00"/>
+    <w:rPr>
+      <w:color w:val="9933FF"/>
+      <w:shd w:color="auto" w:fill="663D00" w:val="clear"/>
+    </w:rPr>
+  </w:style>
+  <w:style w:customStyle="1" w:styleId="Color9933FFBg666600" w:type="character">
+    <w:name w:val="Color9933FFBg666600"/>
+    <w:rPr>
+      <w:color w:val="9933FF"/>
+      <w:shd w:color="auto" w:fill="666600" w:val="clear"/>
+    </w:rPr>
+  </w:style>
+  <w:style w:customStyle="1" w:styleId="Color9933FFBg003700" w:type="character">
+    <w:name w:val="Color9933FFBg003700"/>
+    <w:rPr>
+      <w:color w:val="9933FF"/>
+      <w:shd w:color="auto" w:fill="003700" w:val="clear"/>
+    </w:rPr>
+  </w:style>
+  <w:style w:customStyle="1" w:styleId="Color9933FFBg002966" w:type="character">
+    <w:name w:val="Color9933FFBg002966"/>
+    <w:rPr>
+      <w:color w:val="9933FF"/>
+      <w:shd w:color="auto" w:fill="002966" w:val="clear"/>
+    </w:rPr>
+  </w:style>
+  <w:style w:customStyle="1" w:styleId="Color9933FFBg3D1466" w:type="character">
+    <w:name w:val="Color9933FFBg3D1466"/>
+    <w:rPr>
+      <w:color w:val="9933FF"/>
+      <w:shd w:color="auto" w:fill="3D1466" w:val="clear"/>
+    </w:rPr>
+  </w:style>
+  <w:style w:customStyle="1" w:styleId="ColorFFFFFF" w:type="character">
+    <w:name w:val="ColorFFFFFF"/>
+    <w:rPr>
+      <w:color w:val="FFFFFF"/>
+    </w:rPr>
+  </w:style>
+  <w:style w:customStyle="1" w:styleId="ColorFFFFFFBgE60000" w:type="character">
+    <w:name w:val="ColorFFFFFFBgE60000"/>
+    <w:rPr>
+      <w:color w:val="FFFFFF"/>
+      <w:shd w:color="auto" w:fill="E60000" w:val="clear"/>
+    </w:rPr>
+  </w:style>
+  <w:style w:customStyle="1" w:styleId="ColorFFFFFFBgFF9900" w:type="character">
+    <w:name w:val="ColorFFFFFFBgFF9900"/>
+    <w:rPr>
+      <w:color w:val="FFFFFF"/>
+      <w:shd w:color="auto" w:fill="FF9900" w:val="clear"/>
+    </w:rPr>
+  </w:style>
+  <w:style w:customStyle="1" w:styleId="ColorFFFFFFBgFFFF00" w:type="character">
+    <w:name w:val="ColorFFFFFFBgFFFF00"/>
+    <w:rPr>
+      <w:color w:val="FFFFFF"/>
+      <w:shd w:color="auto" w:fill="FFFF00" w:val="clear"/>
+    </w:rPr>
+  </w:style>
+  <w:style w:customStyle="1" w:styleId="ColorFFFFFFBg008A00" w:type="character">
+    <w:name w:val="ColorFFFFFFBg008A00"/>
+    <w:rPr>
+      <w:color w:val="FFFFFF"/>
+      <w:shd w:color="auto" w:fill="008A00" w:val="clear"/>
+    </w:rPr>
+  </w:style>
+  <w:style w:customStyle="1" w:styleId="ColorFFFFFFBg0066CC" w:type="character">
+    <w:name w:val="ColorFFFFFFBg0066CC"/>
+    <w:rPr>
+      <w:color w:val="FFFFFF"/>
+      <w:shd w:color="auto" w:fill="0066CC" w:val="clear"/>
+    </w:rPr>
+  </w:style>
+  <w:style w:customStyle="1" w:styleId="ColorFFFFFFBg9933FF" w:type="character">
+    <w:name w:val="ColorFFFFFFBg9933FF"/>
+    <w:rPr>
+      <w:color w:val="FFFFFF"/>
+      <w:shd w:color="auto" w:fill="9933FF" w:val="clear"/>
+    </w:rPr>
+  </w:style>
+  <w:style w:customStyle="1" w:styleId="ColorFFFFFFBgFFFFFF" w:type="character">
+    <w:name w:val="ColorFFFFFFBgFFFFFF"/>
+    <w:rPr>
+      <w:color w:val="FFFFFF"/>
+      <w:shd w:color="auto" w:fill="FFFFFF" w:val="clear"/>
+    </w:rPr>
+  </w:style>
+  <w:style w:customStyle="1" w:styleId="ColorFFFFFFBgFACCCC" w:type="character">
+    <w:name w:val="ColorFFFFFFBgFACCCC"/>
+    <w:rPr>
+      <w:color w:val="FFFFFF"/>
+      <w:shd w:color="auto" w:fill="FACCCC" w:val="clear"/>
+    </w:rPr>
+  </w:style>
+  <w:style w:customStyle="1" w:styleId="ColorFFFFFFBgFFEBCC" w:type="character">
+    <w:name w:val="ColorFFFFFFBgFFEBCC"/>
+    <w:rPr>
+      <w:color w:val="FFFFFF"/>
+      <w:shd w:color="auto" w:fill="FFEBCC" w:val="clear"/>
+    </w:rPr>
+  </w:style>
+  <w:style w:customStyle="1" w:styleId="ColorFFFFFFBgFFFFCC" w:type="character">
+    <w:name w:val="ColorFFFFFFBgFFFFCC"/>
+    <w:rPr>
+      <w:color w:val="FFFFFF"/>
+      <w:shd w:color="auto" w:fill="FFFFCC" w:val="clear"/>
+    </w:rPr>
+  </w:style>
+  <w:style w:customStyle="1" w:styleId="ColorFFFFFFBgCCE8CC" w:type="character">
+    <w:name w:val="ColorFFFFFFBgCCE8CC"/>
+    <w:rPr>
+      <w:color w:val="FFFFFF"/>
+      <w:shd w:color="auto" w:fill="CCE8CC" w:val="clear"/>
+    </w:rPr>
+  </w:style>
+  <w:style w:customStyle="1" w:styleId="ColorFFFFFFBgCCE0F5" w:type="character">
+    <w:name w:val="ColorFFFFFFBgCCE0F5"/>
+    <w:rPr>
+      <w:color w:val="FFFFFF"/>
+      <w:shd w:color="auto" w:fill="CCE0F5" w:val="clear"/>
+    </w:rPr>
+  </w:style>
+  <w:style w:customStyle="1" w:styleId="ColorFFFFFFBgEBD6FF" w:type="character">
+    <w:name w:val="ColorFFFFFFBgEBD6FF"/>
+    <w:rPr>
+      <w:color w:val="FFFFFF"/>
+      <w:shd w:color="auto" w:fill="EBD6FF" w:val="clear"/>
+    </w:rPr>
+  </w:style>
+  <w:style w:customStyle="1" w:styleId="ColorFFFFFFBgBBBBBB" w:type="character">
+    <w:name w:val="ColorFFFFFFBgBBBBBB"/>
+    <w:rPr>
+      <w:color w:val="FFFFFF"/>
+      <w:shd w:color="auto" w:fill="BBBBBB" w:val="clear"/>
+    </w:rPr>
+  </w:style>
+  <w:style w:customStyle="1" w:styleId="ColorFFFFFFBgF06666" w:type="character">
+    <w:name w:val="ColorFFFFFFBgF06666"/>
+    <w:rPr>
+      <w:color w:val="FFFFFF"/>
+      <w:shd w:color="auto" w:fill="F06666" w:val="clear"/>
+    </w:rPr>
+  </w:style>
+  <w:style w:customStyle="1" w:styleId="ColorFFFFFFBgFFC266" w:type="character">
+    <w:name w:val="ColorFFFFFFBgFFC266"/>
+    <w:rPr>
+      <w:color w:val="FFFFFF"/>
+      <w:shd w:color="auto" w:fill="FFC266" w:val="clear"/>
+    </w:rPr>
+  </w:style>
+  <w:style w:customStyle="1" w:styleId="ColorFFFFFFBgFFFF66" w:type="character">
+    <w:name w:val="ColorFFFFFFBgFFFF66"/>
+    <w:rPr>
+      <w:color w:val="FFFFFF"/>
+      <w:shd w:color="auto" w:fill="FFFF66" w:val="clear"/>
+    </w:rPr>
+  </w:style>
+  <w:style w:customStyle="1" w:styleId="ColorFFFFFFBg66B966" w:type="character">
+    <w:name w:val="ColorFFFFFFBg66B966"/>
+    <w:rPr>
+      <w:color w:val="FFFFFF"/>
+      <w:shd w:color="auto" w:fill="66B966" w:val="clear"/>
+    </w:rPr>
+  </w:style>
+  <w:style w:customStyle="1" w:styleId="ColorFFFFFFBg66A3E0" w:type="character">
+    <w:name w:val="ColorFFFFFFBg66A3E0"/>
+    <w:rPr>
+      <w:color w:val="FFFFFF"/>
+      <w:shd w:color="auto" w:fill="66A3E0" w:val="clear"/>
+    </w:rPr>
+  </w:style>
+  <w:style w:customStyle="1" w:styleId="ColorFFFFFFBgC285FF" w:type="character">
+    <w:name w:val="ColorFFFFFFBgC285FF"/>
+    <w:rPr>
+      <w:color w:val="FFFFFF"/>
+      <w:shd w:color="auto" w:fill="C285FF" w:val="clear"/>
+    </w:rPr>
+  </w:style>
+  <w:style w:customStyle="1" w:styleId="ColorFFFFFFBg888888" w:type="character">
+    <w:name w:val="ColorFFFFFFBg888888"/>
+    <w:rPr>
+      <w:color w:val="FFFFFF"/>
+      <w:shd w:color="auto" w:fill="888888" w:val="clear"/>
+    </w:rPr>
+  </w:style>
+  <w:style w:customStyle="1" w:styleId="ColorFFFFFFBgA10000" w:type="character">
+    <w:name w:val="ColorFFFFFFBgA10000"/>
+    <w:rPr>
+      <w:color w:val="FFFFFF"/>
+      <w:shd w:color="auto" w:fill="A10000" w:val="clear"/>
+    </w:rPr>
+  </w:style>
+  <w:style w:customStyle="1" w:styleId="ColorFFFFFFBgB26B00" w:type="character">
+    <w:name w:val="ColorFFFFFFBgB26B00"/>
+    <w:rPr>
+      <w:color w:val="FFFFFF"/>
+      <w:shd w:color="auto" w:fill="B26B00" w:val="clear"/>
+    </w:rPr>
+  </w:style>
+  <w:style w:customStyle="1" w:styleId="ColorFFFFFFBgB2B200" w:type="character">
+    <w:name w:val="ColorFFFFFFBgB2B200"/>
+    <w:rPr>
+      <w:color w:val="FFFFFF"/>
+      <w:shd w:color="auto" w:fill="B2B200" w:val="clear"/>
+    </w:rPr>
+  </w:style>
+  <w:style w:customStyle="1" w:styleId="ColorFFFFFFBg006100" w:type="character">
+    <w:name w:val="ColorFFFFFFBg006100"/>
+    <w:rPr>
+      <w:color w:val="FFFFFF"/>
+      <w:shd w:color="auto" w:fill="006100" w:val="clear"/>
+    </w:rPr>
+  </w:style>
+  <w:style w:customStyle="1" w:styleId="ColorFFFFFFBg0047B2" w:type="character">
+    <w:name w:val="ColorFFFFFFBg0047B2"/>
+    <w:rPr>
+      <w:color w:val="FFFFFF"/>
+      <w:shd w:color="auto" w:fill="0047B2" w:val="clear"/>
+    </w:rPr>
+  </w:style>
+  <w:style w:customStyle="1" w:styleId="ColorFFFFFFBg6B24B2" w:type="character">
+    <w:name w:val="ColorFFFFFFBg6B24B2"/>
+    <w:rPr>
+      <w:color w:val="FFFFFF"/>
+      <w:shd w:color="auto" w:fill="6B24B2" w:val="clear"/>
+    </w:rPr>
+  </w:style>
+  <w:style w:customStyle="1" w:styleId="ColorFFFFFFBg444444" w:type="character">
+    <w:name w:val="ColorFFFFFFBg444444"/>
+    <w:rPr>
+      <w:color w:val="FFFFFF"/>
+      <w:shd w:color="auto" w:fill="444444" w:val="clear"/>
+    </w:rPr>
+  </w:style>
+  <w:style w:customStyle="1" w:styleId="ColorFFFFFFBg5C0000" w:type="character">
+    <w:name w:val="ColorFFFFFFBg5C0000"/>
+    <w:rPr>
+      <w:color w:val="FFFFFF"/>
+      <w:shd w:color="auto" w:fill="5C0000" w:val="clear"/>
+    </w:rPr>
+  </w:style>
+  <w:style w:customStyle="1" w:styleId="ColorFFFFFFBg663D00" w:type="character">
+    <w:name w:val="ColorFFFFFFBg663D00"/>
+    <w:rPr>
+      <w:color w:val="FFFFFF"/>
+      <w:shd w:color="auto" w:fill="663D00" w:val="clear"/>
+    </w:rPr>
+  </w:style>
+  <w:style w:customStyle="1" w:styleId="ColorFFFFFFBg666600" w:type="character">
+    <w:name w:val="ColorFFFFFFBg666600"/>
+    <w:rPr>
+      <w:color w:val="FFFFFF"/>
+      <w:shd w:color="auto" w:fill="666600" w:val="clear"/>
+    </w:rPr>
+  </w:style>
+  <w:style w:customStyle="1" w:styleId="ColorFFFFFFBg003700" w:type="character">
+    <w:name w:val="ColorFFFFFFBg003700"/>
+    <w:rPr>
+      <w:color w:val="FFFFFF"/>
+      <w:shd w:color="auto" w:fill="003700" w:val="clear"/>
+    </w:rPr>
+  </w:style>
+  <w:style w:customStyle="1" w:styleId="ColorFFFFFFBg002966" w:type="character">
+    <w:name w:val="ColorFFFFFFBg002966"/>
+    <w:rPr>
+      <w:color w:val="FFFFFF"/>
+      <w:shd w:color="auto" w:fill="002966" w:val="clear"/>
+    </w:rPr>
+  </w:style>
+  <w:style w:customStyle="1" w:styleId="ColorFFFFFFBg3D1466" w:type="character">
+    <w:name w:val="ColorFFFFFFBg3D1466"/>
+    <w:rPr>
+      <w:color w:val="FFFFFF"/>
+      <w:shd w:color="auto" w:fill="3D1466" w:val="clear"/>
+    </w:rPr>
+  </w:style>
+  <w:style w:customStyle="1" w:styleId="ColorFACCCC" w:type="character">
+    <w:name w:val="ColorFACCCC"/>
+    <w:rPr>
+      <w:color w:val="FACCCC"/>
+    </w:rPr>
+  </w:style>
+  <w:style w:customStyle="1" w:styleId="ColorFACCCCBgE60000" w:type="character">
+    <w:name w:val="ColorFACCCCBgE60000"/>
+    <w:rPr>
+      <w:color w:val="FACCCC"/>
+      <w:shd w:color="auto" w:fill="E60000" w:val="clear"/>
+    </w:rPr>
+  </w:style>
+  <w:style w:customStyle="1" w:styleId="ColorFACCCCBgFF9900" w:type="character">
+    <w:name w:val="ColorFACCCCBgFF9900"/>
+    <w:rPr>
+      <w:color w:val="FACCCC"/>
+      <w:shd w:color="auto" w:fill="FF9900" w:val="clear"/>
+    </w:rPr>
+  </w:style>
+  <w:style w:customStyle="1" w:styleId="ColorFACCCCBgFFFF00" w:type="character">
+    <w:name w:val="ColorFACCCCBgFFFF00"/>
+    <w:rPr>
+      <w:color w:val="FACCCC"/>
+      <w:shd w:color="auto" w:fill="FFFF00" w:val="clear"/>
+    </w:rPr>
+  </w:style>
+  <w:style w:customStyle="1" w:styleId="ColorFACCCCBg008A00" w:type="character">
+    <w:name w:val="ColorFACCCCBg008A00"/>
+    <w:rPr>
+      <w:color w:val="FACCCC"/>
+      <w:shd w:color="auto" w:fill="008A00" w:val="clear"/>
+    </w:rPr>
+  </w:style>
+  <w:style w:customStyle="1" w:styleId="ColorFACCCCBg0066CC" w:type="character">
+    <w:name w:val="ColorFACCCCBg0066CC"/>
+    <w:rPr>
+      <w:color w:val="FACCCC"/>
+      <w:shd w:color="auto" w:fill="0066CC" w:val="clear"/>
+    </w:rPr>
+  </w:style>
+  <w:style w:customStyle="1" w:styleId="ColorFACCCCBg9933FF" w:type="character">
+    <w:name w:val="ColorFACCCCBg9933FF"/>
+    <w:rPr>
+      <w:color w:val="FACCCC"/>
+      <w:shd w:color="auto" w:fill="9933FF" w:val="clear"/>
+    </w:rPr>
+  </w:style>
+  <w:style w:customStyle="1" w:styleId="ColorFACCCCBgFFFFFF" w:type="character">
+    <w:name w:val="ColorFACCCCBgFFFFFF"/>
+    <w:rPr>
+      <w:color w:val="FACCCC"/>
+      <w:shd w:color="auto" w:fill="FFFFFF" w:val="clear"/>
+    </w:rPr>
+  </w:style>
+  <w:style w:customStyle="1" w:styleId="ColorFACCCCBgFACCCC" w:type="character">
+    <w:name w:val="ColorFACCCCBgFACCCC"/>
+    <w:rPr>
+      <w:color w:val="FACCCC"/>
+      <w:shd w:color="auto" w:fill="FACCCC" w:val="clear"/>
+    </w:rPr>
+  </w:style>
+  <w:style w:customStyle="1" w:styleId="ColorFACCCCBgFFEBCC" w:type="character">
+    <w:name w:val="ColorFACCCCBgFFEBCC"/>
+    <w:rPr>
+      <w:color w:val="FACCCC"/>
+      <w:shd w:color="auto" w:fill="FFEBCC" w:val="clear"/>
+    </w:rPr>
+  </w:style>
+  <w:style w:customStyle="1" w:styleId="ColorFACCCCBgFFFFCC" w:type="character">
+    <w:name w:val="ColorFACCCCBgFFFFCC"/>
+    <w:rPr>
+      <w:color w:val="FACCCC"/>
+      <w:shd w:color="auto" w:fill="FFFFCC" w:val="clear"/>
+    </w:rPr>
+  </w:style>
+  <w:style w:customStyle="1" w:styleId="ColorFACCCCBgCCE8CC" w:type="character">
+    <w:name w:val="ColorFACCCCBgCCE8CC"/>
+    <w:rPr>
+      <w:color w:val="FACCCC"/>
+      <w:shd w:color="auto" w:fill="CCE8CC" w:val="clear"/>
+    </w:rPr>
+  </w:style>
+  <w:style w:customStyle="1" w:styleId="ColorFACCCCBgCCE0F5" w:type="character">
+    <w:name w:val="ColorFACCCCBgCCE0F5"/>
+    <w:rPr>
+      <w:color w:val="FACCCC"/>
+      <w:shd w:color="auto" w:fill="CCE0F5" w:val="clear"/>
+    </w:rPr>
+  </w:style>
+  <w:style w:customStyle="1" w:styleId="ColorFACCCCBgEBD6FF" w:type="character">
+    <w:name w:val="ColorFACCCCBgEBD6FF"/>
+    <w:rPr>
+      <w:color w:val="FACCCC"/>
+      <w:shd w:color="auto" w:fill="EBD6FF" w:val="clear"/>
+    </w:rPr>
+  </w:style>
+  <w:style w:customStyle="1" w:styleId="ColorFACCCCBgBBBBBB" w:type="character">
+    <w:name w:val="ColorFACCCCBgBBBBBB"/>
+    <w:rPr>
+      <w:color w:val="FACCCC"/>
+      <w:shd w:color="auto" w:fill="BBBBBB" w:val="clear"/>
+    </w:rPr>
+  </w:style>
+  <w:style w:customStyle="1" w:styleId="ColorFACCCCBgF06666" w:type="character">
+    <w:name w:val="ColorFACCCCBgF06666"/>
+    <w:rPr>
+      <w:color w:val="FACCCC"/>
+      <w:shd w:color="auto" w:fill="F06666" w:val="clear"/>
+    </w:rPr>
+  </w:style>
+  <w:style w:customStyle="1" w:styleId="ColorFACCCCBgFFC266" w:type="character">
+    <w:name w:val="ColorFACCCCBgFFC266"/>
+    <w:rPr>
+      <w:color w:val="FACCCC"/>
+      <w:shd w:color="auto" w:fill="FFC266" w:val="clear"/>
+    </w:rPr>
+  </w:style>
+  <w:style w:customStyle="1" w:styleId="ColorFACCCCBgFFFF66" w:type="character">
+    <w:name w:val="ColorFACCCCBgFFFF66"/>
+    <w:rPr>
+      <w:color w:val="FACCCC"/>
+      <w:shd w:color="auto" w:fill="FFFF66" w:val="clear"/>
+    </w:rPr>
+  </w:style>
+  <w:style w:customStyle="1" w:styleId="ColorFACCCCBg66B966" w:type="character">
+    <w:name w:val="ColorFACCCCBg66B966"/>
+    <w:rPr>
+      <w:color w:val="FACCCC"/>
+      <w:shd w:color="auto" w:fill="66B966" w:val="clear"/>
+    </w:rPr>
+  </w:style>
+  <w:style w:customStyle="1" w:styleId="ColorFACCCCBg66A3E0" w:type="character">
+    <w:name w:val="ColorFACCCCBg66A3E0"/>
+    <w:rPr>
+      <w:color w:val="FACCCC"/>
+      <w:shd w:color="auto" w:fill="66A3E0" w:val="clear"/>
+    </w:rPr>
+  </w:style>
+  <w:style w:customStyle="1" w:styleId="ColorFACCCCBgC285FF" w:type="character">
+    <w:name w:val="ColorFACCCCBgC285FF"/>
+    <w:rPr>
+      <w:color w:val="FACCCC"/>
+      <w:shd w:color="auto" w:fill="C285FF" w:val="clear"/>
+    </w:rPr>
+  </w:style>
+  <w:style w:customStyle="1" w:styleId="ColorFACCCCBg888888" w:type="character">
+    <w:name w:val="ColorFACCCCBg888888"/>
+    <w:rPr>
+      <w:color w:val="FACCCC"/>
+      <w:shd w:color="auto" w:fill="888888" w:val="clear"/>
+    </w:rPr>
+  </w:style>
+  <w:style w:customStyle="1" w:styleId="ColorFACCCCBgA10000" w:type="character">
+    <w:name w:val="ColorFACCCCBgA10000"/>
+    <w:rPr>
+      <w:color w:val="FACCCC"/>
+      <w:shd w:color="auto" w:fill="A10000" w:val="clear"/>
+    </w:rPr>
+  </w:style>
+  <w:style w:customStyle="1" w:styleId="ColorFACCCCBgB26B00" w:type="character">
+    <w:name w:val="ColorFACCCCBgB26B00"/>
+    <w:rPr>
+      <w:color w:val="FACCCC"/>
+      <w:shd w:color="auto" w:fill="B26B00" w:val="clear"/>
+    </w:rPr>
+  </w:style>
+  <w:style w:customStyle="1" w:styleId="ColorFACCCCBgB2B200" w:type="character">
+    <w:name w:val="ColorFACCCCBgB2B200"/>
+    <w:rPr>
+      <w:color w:val="FACCCC"/>
+      <w:shd w:color="auto" w:fill="B2B200" w:val="clear"/>
+    </w:rPr>
+  </w:style>
+  <w:style w:customStyle="1" w:styleId="ColorFACCCCBg006100" w:type="character">
+    <w:name w:val="ColorFACCCCBg006100"/>
+    <w:rPr>
+      <w:color w:val="FACCCC"/>
+      <w:shd w:color="auto" w:fill="006100" w:val="clear"/>
+    </w:rPr>
+  </w:style>
+  <w:style w:customStyle="1" w:styleId="ColorFACCCCBg0047B2" w:type="character">
+    <w:name w:val="ColorFACCCCBg0047B2"/>
+    <w:rPr>
+      <w:color w:val="FACCCC"/>
+      <w:shd w:color="auto" w:fill="0047B2" w:val="clear"/>
+    </w:rPr>
+  </w:style>
+  <w:style w:customStyle="1" w:styleId="ColorFACCCCBg6B24B2" w:type="character">
+    <w:name w:val="ColorFACCCCBg6B24B2"/>
+    <w:rPr>
+      <w:color w:val="FACCCC"/>
+      <w:shd w:color="auto" w:fill="6B24B2" w:val="clear"/>
+    </w:rPr>
+  </w:style>
+  <w:style w:customStyle="1" w:styleId="ColorFACCCCBg444444" w:type="character">
+    <w:name w:val="ColorFACCCCBg444444"/>
+    <w:rPr>
+      <w:color w:val="FACCCC"/>
+      <w:shd w:color="auto" w:fill="444444" w:val="clear"/>
+    </w:rPr>
+  </w:style>
+  <w:style w:customStyle="1" w:styleId="ColorFACCCCBg5C0000" w:type="character">
+    <w:name w:val="ColorFACCCCBg5C0000"/>
+    <w:rPr>
+      <w:color w:val="FACCCC"/>
+      <w:shd w:color="auto" w:fill="5C0000" w:val="clear"/>
+    </w:rPr>
+  </w:style>
+  <w:style w:customStyle="1" w:styleId="ColorFACCCCBg663D00" w:type="character">
+    <w:name w:val="ColorFACCCCBg663D00"/>
+    <w:rPr>
+      <w:color w:val="FACCCC"/>
+      <w:shd w:color="auto" w:fill="663D00" w:val="clear"/>
+    </w:rPr>
+  </w:style>
+  <w:style w:customStyle="1" w:styleId="ColorFACCCCBg666600" w:type="character">
+    <w:name w:val="ColorFACCCCBg666600"/>
+    <w:rPr>
+      <w:color w:val="FACCCC"/>
+      <w:shd w:color="auto" w:fill="666600" w:val="clear"/>
+    </w:rPr>
+  </w:style>
+  <w:style w:customStyle="1" w:styleId="ColorFACCCCBg003700" w:type="character">
+    <w:name w:val="ColorFACCCCBg003700"/>
+    <w:rPr>
+      <w:color w:val="FACCCC"/>
+      <w:shd w:color="auto" w:fill="003700" w:val="clear"/>
+    </w:rPr>
+  </w:style>
+  <w:style w:customStyle="1" w:styleId="ColorFACCCCBg002966" w:type="character">
+    <w:name w:val="ColorFACCCCBg002966"/>
+    <w:rPr>
+      <w:color w:val="FACCCC"/>
+      <w:shd w:color="auto" w:fill="002966" w:val="clear"/>
+    </w:rPr>
+  </w:style>
+  <w:style w:customStyle="1" w:styleId="ColorFACCCCBg3D1466" w:type="character">
+    <w:name w:val="ColorFACCCCBg3D1466"/>
+    <w:rPr>
+      <w:color w:val="FACCCC"/>
+      <w:shd w:color="auto" w:fill="3D1466" w:val="clear"/>
+    </w:rPr>
+  </w:style>
+  <w:style w:customStyle="1" w:styleId="ColorFFEBCC" w:type="character">
+    <w:name w:val="ColorFFEBCC"/>
+    <w:rPr>
+      <w:color w:val="FFEBCC"/>
+    </w:rPr>
+  </w:style>
+  <w:style w:customStyle="1" w:styleId="ColorFFEBCCBgE60000" w:type="character">
+    <w:name w:val="ColorFFEBCCBgE60000"/>
+    <w:rPr>
+      <w:color w:val="FFEBCC"/>
+      <w:shd w:color="auto" w:fill="E60000" w:val="clear"/>
+    </w:rPr>
+  </w:style>
+  <w:style w:customStyle="1" w:styleId="ColorFFEBCCBgFF9900" w:type="character">
+    <w:name w:val="ColorFFEBCCBgFF9900"/>
+    <w:rPr>
+      <w:color w:val="FFEBCC"/>
+      <w:shd w:color="auto" w:fill="FF9900" w:val="clear"/>
+    </w:rPr>
+  </w:style>
+  <w:style w:customStyle="1" w:styleId="ColorFFEBCCBgFFFF00" w:type="character">
+    <w:name w:val="ColorFFEBCCBgFFFF00"/>
+    <w:rPr>
+      <w:color w:val="FFEBCC"/>
+      <w:shd w:color="auto" w:fill="FFFF00" w:val="clear"/>
+    </w:rPr>
+  </w:style>
+  <w:style w:customStyle="1" w:styleId="ColorFFEBCCBg008A00" w:type="character">
+    <w:name w:val="ColorFFEBCCBg008A00"/>
+    <w:rPr>
+      <w:color w:val="FFEBCC"/>
+      <w:shd w:color="auto" w:fill="008A00" w:val="clear"/>
+    </w:rPr>
+  </w:style>
+  <w:style w:customStyle="1" w:styleId="ColorFFEBCCBg0066CC" w:type="character">
+    <w:name w:val="ColorFFEBCCBg0066CC"/>
+    <w:rPr>
+      <w:color w:val="FFEBCC"/>
+      <w:shd w:color="auto" w:fill="0066CC" w:val="clear"/>
+    </w:rPr>
+  </w:style>
+  <w:style w:customStyle="1" w:styleId="ColorFFEBCCBg9933FF" w:type="character">
+    <w:name w:val="ColorFFEBCCBg9933FF"/>
+    <w:rPr>
+      <w:color w:val="FFEBCC"/>
+      <w:shd w:color="auto" w:fill="9933FF" w:val="clear"/>
+    </w:rPr>
+  </w:style>
+  <w:style w:customStyle="1" w:styleId="ColorFFEBCCBgFFFFFF" w:type="character">
+    <w:name w:val="ColorFFEBCCBgFFFFFF"/>
+    <w:rPr>
+      <w:color w:val="FFEBCC"/>
+      <w:shd w:color="auto" w:fill="FFFFFF" w:val="clear"/>
+    </w:rPr>
+  </w:style>
+  <w:style w:customStyle="1" w:styleId="ColorFFEBCCBgFACCCC" w:type="character">
+    <w:name w:val="ColorFFEBCCBgFACCCC"/>
+    <w:rPr>
+      <w:color w:val="FFEBCC"/>
+      <w:shd w:color="auto" w:fill="FACCCC" w:val="clear"/>
+    </w:rPr>
+  </w:style>
+  <w:style w:customStyle="1" w:styleId="ColorFFEBCCBgFFEBCC" w:type="character">
+    <w:name w:val="ColorFFEBCCBgFFEBCC"/>
+    <w:rPr>
+      <w:color w:val="FFEBCC"/>
+      <w:shd w:color="auto" w:fill="FFEBCC" w:val="clear"/>
+    </w:rPr>
+  </w:style>
+  <w:style w:customStyle="1" w:styleId="ColorFFEBCCBgFFFFCC" w:type="character">
+    <w:name w:val="ColorFFEBCCBgFFFFCC"/>
+    <w:rPr>
+      <w:color w:val="FFEBCC"/>
+      <w:shd w:color="auto" w:fill="FFFFCC" w:val="clear"/>
+    </w:rPr>
+  </w:style>
+  <w:style w:customStyle="1" w:styleId="ColorFFEBCCBgCCE8CC" w:type="character">
+    <w:name w:val="ColorFFEBCCBgCCE8CC"/>
+    <w:rPr>
+      <w:color w:val="FFEBCC"/>
+      <w:shd w:color="auto" w:fill="CCE8CC" w:val="clear"/>
+    </w:rPr>
+  </w:style>
+  <w:style w:customStyle="1" w:styleId="ColorFFEBCCBgCCE0F5" w:type="character">
+    <w:name w:val="ColorFFEBCCBgCCE0F5"/>
+    <w:rPr>
+      <w:color w:val="FFEBCC"/>
+      <w:shd w:color="auto" w:fill="CCE0F5" w:val="clear"/>
+    </w:rPr>
+  </w:style>
+  <w:style w:customStyle="1" w:styleId="ColorFFEBCCBgEBD6FF" w:type="character">
+    <w:name w:val="ColorFFEBCCBgEBD6FF"/>
+    <w:rPr>
+      <w:color w:val="FFEBCC"/>
+      <w:shd w:color="auto" w:fill="EBD6FF" w:val="clear"/>
+    </w:rPr>
+  </w:style>
+  <w:style w:customStyle="1" w:styleId="ColorFFEBCCBgBBBBBB" w:type="character">
+    <w:name w:val="ColorFFEBCCBgBBBBBB"/>
+    <w:rPr>
+      <w:color w:val="FFEBCC"/>
+      <w:shd w:color="auto" w:fill="BBBBBB" w:val="clear"/>
+    </w:rPr>
+  </w:style>
+  <w:style w:customStyle="1" w:styleId="ColorFFEBCCBgF06666" w:type="character">
+    <w:name w:val="ColorFFEBCCBgF06666"/>
+    <w:rPr>
+      <w:color w:val="FFEBCC"/>
+      <w:shd w:color="auto" w:fill="F06666" w:val="clear"/>
+    </w:rPr>
+  </w:style>
+  <w:style w:customStyle="1" w:styleId="ColorFFEBCCBgFFC266" w:type="character">
+    <w:name w:val="ColorFFEBCCBgFFC266"/>
+    <w:rPr>
+      <w:color w:val="FFEBCC"/>
+      <w:shd w:color="auto" w:fill="FFC266" w:val="clear"/>
+    </w:rPr>
+  </w:style>
+  <w:style w:customStyle="1" w:styleId="ColorFFEBCCBgFFFF66" w:type="character">
+    <w:name w:val="ColorFFEBCCBgFFFF66"/>
+    <w:rPr>
+      <w:color w:val="FFEBCC"/>
+      <w:shd w:color="auto" w:fill="FFFF66" w:val="clear"/>
+    </w:rPr>
+  </w:style>
+  <w:style w:customStyle="1" w:styleId="ColorFFEBCCBg66B966" w:type="character">
+    <w:name w:val="ColorFFEBCCBg66B966"/>
+    <w:rPr>
+      <w:color w:val="FFEBCC"/>
+      <w:shd w:color="auto" w:fill="66B966" w:val="clear"/>
+    </w:rPr>
+  </w:style>
+  <w:style w:customStyle="1" w:styleId="ColorFFEBCCBg66A3E0" w:type="character">
+    <w:name w:val="ColorFFEBCCBg66A3E0"/>
+    <w:rPr>
+      <w:color w:val="FFEBCC"/>
+      <w:shd w:color="auto" w:fill="66A3E0" w:val="clear"/>
+    </w:rPr>
+  </w:style>
+  <w:style w:customStyle="1" w:styleId="ColorFFEBCCBgC285FF" w:type="character">
+    <w:name w:val="ColorFFEBCCBgC285FF"/>
+    <w:rPr>
+      <w:color w:val="FFEBCC"/>
+      <w:shd w:color="auto" w:fill="C285FF" w:val="clear"/>
+    </w:rPr>
+  </w:style>
+  <w:style w:customStyle="1" w:styleId="ColorFFEBCCBg888888" w:type="character">
+    <w:name w:val="ColorFFEBCCBg888888"/>
+    <w:rPr>
+      <w:color w:val="FFEBCC"/>
+      <w:shd w:color="auto" w:fill="888888" w:val="clear"/>
+    </w:rPr>
+  </w:style>
+  <w:style w:customStyle="1" w:styleId="ColorFFEBCCBgA10000" w:type="character">
+    <w:name w:val="ColorFFEBCCBgA10000"/>
+    <w:rPr>
+      <w:color w:val="FFEBCC"/>
+      <w:shd w:color="auto" w:fill="A10000" w:val="clear"/>
+    </w:rPr>
+  </w:style>
+  <w:style w:customStyle="1" w:styleId="ColorFFEBCCBgB26B00" w:type="character">
+    <w:name w:val="ColorFFEBCCBgB26B00"/>
+    <w:rPr>
+      <w:color w:val="FFEBCC"/>
+      <w:shd w:color="auto" w:fill="B26B00" w:val="clear"/>
+    </w:rPr>
+  </w:style>
+  <w:style w:customStyle="1" w:styleId="ColorFFEBCCBgB2B200" w:type="character">
+    <w:name w:val="ColorFFEBCCBgB2B200"/>
+    <w:rPr>
+      <w:color w:val="FFEBCC"/>
+      <w:shd w:color="auto" w:fill="B2B200" w:val="clear"/>
+    </w:rPr>
+  </w:style>
+  <w:style w:customStyle="1" w:styleId="ColorFFEBCCBg006100" w:type="character">
+    <w:name w:val="ColorFFEBCCBg006100"/>
+    <w:rPr>
+      <w:color w:val="FFEBCC"/>
+      <w:shd w:color="auto" w:fill="006100" w:val="clear"/>
+    </w:rPr>
+  </w:style>
+  <w:style w:customStyle="1" w:styleId="ColorFFEBCCBg0047B2" w:type="character">
+    <w:name w:val="ColorFFEBCCBg0047B2"/>
+    <w:rPr>
+      <w:color w:val="FFEBCC"/>
+      <w:shd w:color="auto" w:fill="0047B2" w:val="clear"/>
+    </w:rPr>
+  </w:style>
+  <w:style w:customStyle="1" w:styleId="ColorFFEBCCBg6B24B2" w:type="character">
+    <w:name w:val="ColorFFEBCCBg6B24B2"/>
+    <w:rPr>
+      <w:color w:val="FFEBCC"/>
+      <w:shd w:color="auto" w:fill="6B24B2" w:val="clear"/>
+    </w:rPr>
+  </w:style>
+  <w:style w:customStyle="1" w:styleId="ColorFFEBCCBg444444" w:type="character">
+    <w:name w:val="ColorFFEBCCBg444444"/>
+    <w:rPr>
+      <w:color w:val="FFEBCC"/>
+      <w:shd w:color="auto" w:fill="444444" w:val="clear"/>
+    </w:rPr>
+  </w:style>
+  <w:style w:customStyle="1" w:styleId="ColorFFEBCCBg5C0000" w:type="character">
+    <w:name w:val="ColorFFEBCCBg5C0000"/>
+    <w:rPr>
+      <w:color w:val="FFEBCC"/>
+      <w:shd w:color="auto" w:fill="5C0000" w:val="clear"/>
+    </w:rPr>
+  </w:style>
+  <w:style w:customStyle="1" w:styleId="ColorFFEBCCBg663D00" w:type="character">
+    <w:name w:val="ColorFFEBCCBg663D00"/>
+    <w:rPr>
+      <w:color w:val="FFEBCC"/>
+      <w:shd w:color="auto" w:fill="663D00" w:val="clear"/>
+    </w:rPr>
+  </w:style>
+  <w:style w:customStyle="1" w:styleId="ColorFFEBCCBg666600" w:type="character">
+    <w:name w:val="ColorFFEBCCBg666600"/>
+    <w:rPr>
+      <w:color w:val="FFEBCC"/>
+      <w:shd w:color="auto" w:fill="666600" w:val="clear"/>
+    </w:rPr>
+  </w:style>
+  <w:style w:customStyle="1" w:styleId="ColorFFEBCCBg003700" w:type="character">
+    <w:name w:val="ColorFFEBCCBg003700"/>
+    <w:rPr>
+      <w:color w:val="FFEBCC"/>
+      <w:shd w:color="auto" w:fill="003700" w:val="clear"/>
+    </w:rPr>
+  </w:style>
+  <w:style w:customStyle="1" w:styleId="ColorFFEBCCBg002966" w:type="character">
+    <w:name w:val="ColorFFEBCCBg002966"/>
+    <w:rPr>
+      <w:color w:val="FFEBCC"/>
+      <w:shd w:color="auto" w:fill="002966" w:val="clear"/>
+    </w:rPr>
+  </w:style>
+  <w:style w:customStyle="1" w:styleId="ColorFFEBCCBg3D1466" w:type="character">
+    <w:name w:val="ColorFFEBCCBg3D1466"/>
+    <w:rPr>
+      <w:color w:val="FFEBCC"/>
+      <w:shd w:color="auto" w:fill="3D1466" w:val="clear"/>
+    </w:rPr>
+  </w:style>
+  <w:style w:customStyle="1" w:styleId="ColorFFFFCC" w:type="character">
+    <w:name w:val="ColorFFFFCC"/>
+    <w:rPr>
+      <w:color w:val="FFFFCC"/>
+    </w:rPr>
+  </w:style>
+  <w:style w:customStyle="1" w:styleId="ColorFFFFCCBgE60000" w:type="character">
+    <w:name w:val="ColorFFFFCCBgE60000"/>
+    <w:rPr>
+      <w:color w:val="FFFFCC"/>
+      <w:shd w:color="auto" w:fill="E60000" w:val="clear"/>
+    </w:rPr>
+  </w:style>
+  <w:style w:customStyle="1" w:styleId="ColorFFFFCCBgFF9900" w:type="character">
+    <w:name w:val="ColorFFFFCCBgFF9900"/>
+    <w:rPr>
+      <w:color w:val="FFFFCC"/>
+      <w:shd w:color="auto" w:fill="FF9900" w:val="clear"/>
+    </w:rPr>
+  </w:style>
+  <w:style w:customStyle="1" w:styleId="ColorFFFFCCBgFFFF00" w:type="character">
+    <w:name w:val="ColorFFFFCCBgFFFF00"/>
+    <w:rPr>
+      <w:color w:val="FFFFCC"/>
+      <w:shd w:color="auto" w:fill="FFFF00" w:val="clear"/>
+    </w:rPr>
+  </w:style>
+  <w:style w:customStyle="1" w:styleId="ColorFFFFCCBg008A00" w:type="character">
+    <w:name w:val="ColorFFFFCCBg008A00"/>
+    <w:rPr>
+      <w:color w:val="FFFFCC"/>
+      <w:shd w:color="auto" w:fill="008A00" w:val="clear"/>
+    </w:rPr>
+  </w:style>
+  <w:style w:customStyle="1" w:styleId="ColorFFFFCCBg0066CC" w:type="character">
+    <w:name w:val="ColorFFFFCCBg0066CC"/>
+    <w:rPr>
+      <w:color w:val="FFFFCC"/>
+      <w:shd w:color="auto" w:fill="0066CC" w:val="clear"/>
+    </w:rPr>
+  </w:style>
+  <w:style w:customStyle="1" w:styleId="ColorFFFFCCBg9933FF" w:type="character">
+    <w:name w:val="ColorFFFFCCBg9933FF"/>
+    <w:rPr>
+      <w:color w:val="FFFFCC"/>
+      <w:shd w:color="auto" w:fill="9933FF" w:val="clear"/>
+    </w:rPr>
+  </w:style>
+  <w:style w:customStyle="1" w:styleId="ColorFFFFCCBgFFFFFF" w:type="character">
+    <w:name w:val="ColorFFFFCCBgFFFFFF"/>
+    <w:rPr>
+      <w:color w:val="FFFFCC"/>
+      <w:shd w:color="auto" w:fill="FFFFFF" w:val="clear"/>
+    </w:rPr>
+  </w:style>
+  <w:style w:customStyle="1" w:styleId="ColorFFFFCCBgFACCCC" w:type="character">
+    <w:name w:val="ColorFFFFCCBgFACCCC"/>
+    <w:rPr>
+      <w:color w:val="FFFFCC"/>
+      <w:shd w:color="auto" w:fill="FACCCC" w:val="clear"/>
+    </w:rPr>
+  </w:style>
+  <w:style w:customStyle="1" w:styleId="ColorFFFFCCBgFFEBCC" w:type="character">
+    <w:name w:val="ColorFFFFCCBgFFEBCC"/>
+    <w:rPr>
+      <w:color w:val="FFFFCC"/>
+      <w:shd w:color="auto" w:fill="FFEBCC" w:val="clear"/>
+    </w:rPr>
+  </w:style>
+  <w:style w:customStyle="1" w:styleId="ColorFFFFCCBgFFFFCC" w:type="character">
+    <w:name w:val="ColorFFFFCCBgFFFFCC"/>
+    <w:rPr>
+      <w:color w:val="FFFFCC"/>
+      <w:shd w:color="auto" w:fill="FFFFCC" w:val="clear"/>
+    </w:rPr>
+  </w:style>
+  <w:style w:customStyle="1" w:styleId="ColorFFFFCCBgCCE8CC" w:type="character">
+    <w:name w:val="ColorFFFFCCBgCCE8CC"/>
+    <w:rPr>
+      <w:color w:val="FFFFCC"/>
+      <w:shd w:color="auto" w:fill="CCE8CC" w:val="clear"/>
+    </w:rPr>
+  </w:style>
+  <w:style w:customStyle="1" w:styleId="ColorFFFFCCBgCCE0F5" w:type="character">
+    <w:name w:val="ColorFFFFCCBgCCE0F5"/>
+    <w:rPr>
+      <w:color w:val="FFFFCC"/>
+      <w:shd w:color="auto" w:fill="CCE0F5" w:val="clear"/>
+    </w:rPr>
+  </w:style>
+  <w:style w:customStyle="1" w:styleId="ColorFFFFCCBgEBD6FF" w:type="character">
+    <w:name w:val="ColorFFFFCCBgEBD6FF"/>
+    <w:rPr>
+      <w:color w:val="FFFFCC"/>
+      <w:shd w:color="auto" w:fill="EBD6FF" w:val="clear"/>
+    </w:rPr>
+  </w:style>
+  <w:style w:customStyle="1" w:styleId="ColorFFFFCCBgBBBBBB" w:type="character">
+    <w:name w:val="ColorFFFFCCBgBBBBBB"/>
+    <w:rPr>
+      <w:color w:val="FFFFCC"/>
+      <w:shd w:color="auto" w:fill="BBBBBB" w:val="clear"/>
+    </w:rPr>
+  </w:style>
+  <w:style w:customStyle="1" w:styleId="ColorFFFFCCBgF06666" w:type="character">
+    <w:name w:val="ColorFFFFCCBgF06666"/>
+    <w:rPr>
+      <w:color w:val="FFFFCC"/>
+      <w:shd w:color="auto" w:fill="F06666" w:val="clear"/>
+    </w:rPr>
+  </w:style>
+  <w:style w:customStyle="1" w:styleId="ColorFFFFCCBgFFC266" w:type="character">
+    <w:name w:val="ColorFFFFCCBgFFC266"/>
+    <w:rPr>
+      <w:color w:val="FFFFCC"/>
+      <w:shd w:color="auto" w:fill="FFC266" w:val="clear"/>
+    </w:rPr>
+  </w:style>
+  <w:style w:customStyle="1" w:styleId="ColorFFFFCCBgFFFF66" w:type="character">
+    <w:name w:val="ColorFFFFCCBgFFFF66"/>
+    <w:rPr>
+      <w:color w:val="FFFFCC"/>
+      <w:shd w:color="auto" w:fill="FFFF66" w:val="clear"/>
+    </w:rPr>
+  </w:style>
+  <w:style w:customStyle="1" w:styleId="ColorFFFFCCBg66B966" w:type="character">
+    <w:name w:val="ColorFFFFCCBg66B966"/>
+    <w:rPr>
+      <w:color w:val="FFFFCC"/>
+      <w:shd w:color="auto" w:fill="66B966" w:val="clear"/>
+    </w:rPr>
+  </w:style>
+  <w:style w:customStyle="1" w:styleId="ColorFFFFCCBg66A3E0" w:type="character">
+    <w:name w:val="ColorFFFFCCBg66A3E0"/>
+    <w:rPr>
+      <w:color w:val="FFFFCC"/>
+      <w:shd w:color="auto" w:fill="66A3E0" w:val="clear"/>
+    </w:rPr>
+  </w:style>
+  <w:style w:customStyle="1" w:styleId="ColorFFFFCCBgC285FF" w:type="character">
+    <w:name w:val="ColorFFFFCCBgC285FF"/>
+    <w:rPr>
+      <w:color w:val="FFFFCC"/>
+      <w:shd w:color="auto" w:fill="C285FF" w:val="clear"/>
+    </w:rPr>
+  </w:style>
+  <w:style w:customStyle="1" w:styleId="ColorFFFFCCBg888888" w:type="character">
+    <w:name w:val="ColorFFFFCCBg888888"/>
+    <w:rPr>
+      <w:color w:val="FFFFCC"/>
+      <w:shd w:color="auto" w:fill="888888" w:val="clear"/>
+    </w:rPr>
+  </w:style>
+  <w:style w:customStyle="1" w:styleId="ColorFFFFCCBgA10000" w:type="character">
+    <w:name w:val="ColorFFFFCCBgA10000"/>
+    <w:rPr>
+      <w:color w:val="FFFFCC"/>
+      <w:shd w:color="auto" w:fill="A10000" w:val="clear"/>
+    </w:rPr>
+  </w:style>
+  <w:style w:customStyle="1" w:styleId="ColorFFFFCCBgB26B00" w:type="character">
+    <w:name w:val="ColorFFFFCCBgB26B00"/>
+    <w:rPr>
+      <w:color w:val="FFFFCC"/>
+      <w:shd w:color="auto" w:fill="B26B00" w:val="clear"/>
+    </w:rPr>
+  </w:style>
+  <w:style w:customStyle="1" w:styleId="ColorFFFFCCBgB2B200" w:type="character">
+    <w:name w:val="ColorFFFFCCBgB2B200"/>
+    <w:rPr>
+      <w:color w:val="FFFFCC"/>
+      <w:shd w:color="auto" w:fill="B2B200" w:val="clear"/>
+    </w:rPr>
+  </w:style>
+  <w:style w:customStyle="1" w:styleId="ColorFFFFCCBg006100" w:type="character">
+    <w:name w:val="ColorFFFFCCBg006100"/>
+    <w:rPr>
+      <w:color w:val="FFFFCC"/>
+      <w:shd w:color="auto" w:fill="006100" w:val="clear"/>
+    </w:rPr>
+  </w:style>
+  <w:style w:customStyle="1" w:styleId="ColorFFFFCCBg0047B2" w:type="character">
+    <w:name w:val="ColorFFFFCCBg0047B2"/>
+    <w:rPr>
+      <w:color w:val="FFFFCC"/>
+      <w:shd w:color="auto" w:fill="0047B2" w:val="clear"/>
+    </w:rPr>
+  </w:style>
+  <w:style w:customStyle="1" w:styleId="ColorFFFFCCBg6B24B2" w:type="character">
+    <w:name w:val="ColorFFFFCCBg6B24B2"/>
+    <w:rPr>
+      <w:color w:val="FFFFCC"/>
+      <w:shd w:color="auto" w:fill="6B24B2" w:val="clear"/>
+    </w:rPr>
+  </w:style>
+  <w:style w:customStyle="1" w:styleId="ColorFFFFCCBg444444" w:type="character">
+    <w:name w:val="ColorFFFFCCBg444444"/>
+    <w:rPr>
+      <w:color w:val="FFFFCC"/>
+      <w:shd w:color="auto" w:fill="444444" w:val="clear"/>
+    </w:rPr>
+  </w:style>
+  <w:style w:customStyle="1" w:styleId="ColorFFFFCCBg5C0000" w:type="character">
+    <w:name w:val="ColorFFFFCCBg5C0000"/>
+    <w:rPr>
+      <w:color w:val="FFFFCC"/>
+      <w:shd w:color="auto" w:fill="5C0000" w:val="clear"/>
+    </w:rPr>
+  </w:style>
+  <w:style w:customStyle="1" w:styleId="ColorFFFFCCBg663D00" w:type="character">
+    <w:name w:val="ColorFFFFCCBg663D00"/>
+    <w:rPr>
+      <w:color w:val="FFFFCC"/>
+      <w:shd w:color="auto" w:fill="663D00" w:val="clear"/>
+    </w:rPr>
+  </w:style>
+  <w:style w:customStyle="1" w:styleId="ColorFFFFCCBg666600" w:type="character">
+    <w:name w:val="ColorFFFFCCBg666600"/>
+    <w:rPr>
+      <w:color w:val="FFFFCC"/>
+      <w:shd w:color="auto" w:fill="666600" w:val="clear"/>
+    </w:rPr>
+  </w:style>
+  <w:style w:customStyle="1" w:styleId="ColorFFFFCCBg003700" w:type="character">
+    <w:name w:val="ColorFFFFCCBg003700"/>
+    <w:rPr>
+      <w:color w:val="FFFFCC"/>
+      <w:shd w:color="auto" w:fill="003700" w:val="clear"/>
+    </w:rPr>
+  </w:style>
+  <w:style w:customStyle="1" w:styleId="ColorFFFFCCBg002966" w:type="character">
+    <w:name w:val="ColorFFFFCCBg002966"/>
+    <w:rPr>
+      <w:color w:val="FFFFCC"/>
+      <w:shd w:color="auto" w:fill="002966" w:val="clear"/>
+    </w:rPr>
+  </w:style>
+  <w:style w:customStyle="1" w:styleId="ColorFFFFCCBg3D1466" w:type="character">
+    <w:name w:val="ColorFFFFCCBg3D1466"/>
+    <w:rPr>
+      <w:color w:val="FFFFCC"/>
+      <w:shd w:color="auto" w:fill="3D1466" w:val="clear"/>
+    </w:rPr>
+  </w:style>
+  <w:style w:customStyle="1" w:styleId="ColorCCE8CC" w:type="character">
+    <w:name w:val="ColorCCE8CC"/>
+    <w:rPr>
+      <w:color w:val="CCE8CC"/>
+    </w:rPr>
+  </w:style>
+  <w:style w:customStyle="1" w:styleId="ColorCCE8CCBgE60000" w:type="character">
+    <w:name w:val="ColorCCE8CCBgE60000"/>
+    <w:rPr>
+      <w:color w:val="CCE8CC"/>
+      <w:shd w:color="auto" w:fill="E60000" w:val="clear"/>
+    </w:rPr>
+  </w:style>
+  <w:style w:customStyle="1" w:styleId="ColorCCE8CCBgFF9900" w:type="character">
+    <w:name w:val="ColorCCE8CCBgFF9900"/>
+    <w:rPr>
+      <w:color w:val="CCE8CC"/>
+      <w:shd w:color="auto" w:fill="FF9900" w:val="clear"/>
+    </w:rPr>
+  </w:style>
+  <w:style w:customStyle="1" w:styleId="ColorCCE8CCBgFFFF00" w:type="character">
+    <w:name w:val="ColorCCE8CCBgFFFF00"/>
+    <w:rPr>
+      <w:color w:val="CCE8CC"/>
+      <w:shd w:color="auto" w:fill="FFFF00" w:val="clear"/>
+    </w:rPr>
+  </w:style>
+  <w:style w:customStyle="1" w:styleId="ColorCCE8CCBg008A00" w:type="character">
+    <w:name w:val="ColorCCE8CCBg008A00"/>
+    <w:rPr>
+      <w:color w:val="CCE8CC"/>
+      <w:shd w:color="auto" w:fill="008A00" w:val="clear"/>
+    </w:rPr>
+  </w:style>
+  <w:style w:customStyle="1" w:styleId="ColorCCE8CCBg0066CC" w:type="character">
+    <w:name w:val="ColorCCE8CCBg0066CC"/>
+    <w:rPr>
+      <w:color w:val="CCE8CC"/>
+      <w:shd w:color="auto" w:fill="0066CC" w:val="clear"/>
+    </w:rPr>
+  </w:style>
+  <w:style w:customStyle="1" w:styleId="ColorCCE8CCBg9933FF" w:type="character">
+    <w:name w:val="ColorCCE8CCBg9933FF"/>
+    <w:rPr>
+      <w:color w:val="CCE8CC"/>
+      <w:shd w:color="auto" w:fill="9933FF" w:val="clear"/>
+    </w:rPr>
+  </w:style>
+  <w:style w:customStyle="1" w:styleId="ColorCCE8CCBgFFFFFF" w:type="character">
+    <w:name w:val="ColorCCE8CCBgFFFFFF"/>
+    <w:rPr>
+      <w:color w:val="CCE8CC"/>
+      <w:shd w:color="auto" w:fill="FFFFFF" w:val="clear"/>
+    </w:rPr>
+  </w:style>
+  <w:style w:customStyle="1" w:styleId="ColorCCE8CCBgFACCCC" w:type="character">
+    <w:name w:val="ColorCCE8CCBgFACCCC"/>
+    <w:rPr>
+      <w:color w:val="CCE8CC"/>
+      <w:shd w:color="auto" w:fill="FACCCC" w:val="clear"/>
+    </w:rPr>
+  </w:style>
+  <w:style w:customStyle="1" w:styleId="ColorCCE8CCBgFFEBCC" w:type="character">
+    <w:name w:val="ColorCCE8CCBgFFEBCC"/>
+    <w:rPr>
+      <w:color w:val="CCE8CC"/>
+      <w:shd w:color="auto" w:fill="FFEBCC" w:val="clear"/>
+    </w:rPr>
+  </w:style>
+  <w:style w:customStyle="1" w:styleId="ColorCCE8CCBgFFFFCC" w:type="character">
+    <w:name w:val="ColorCCE8CCBgFFFFCC"/>
+    <w:rPr>
+      <w:color w:val="CCE8CC"/>
+      <w:shd w:color="auto" w:fill="FFFFCC" w:val="clear"/>
+    </w:rPr>
+  </w:style>
+  <w:style w:customStyle="1" w:styleId="ColorCCE8CCBgCCE8CC" w:type="character">
+    <w:name w:val="ColorCCE8CCBgCCE8CC"/>
+    <w:rPr>
+      <w:color w:val="CCE8CC"/>
+      <w:shd w:color="auto" w:fill="CCE8CC" w:val="clear"/>
+    </w:rPr>
+  </w:style>
+  <w:style w:customStyle="1" w:styleId="ColorCCE8CCBgCCE0F5" w:type="character">
+    <w:name w:val="ColorCCE8CCBgCCE0F5"/>
+    <w:rPr>
+      <w:color w:val="CCE8CC"/>
+      <w:shd w:color="auto" w:fill="CCE0F5" w:val="clear"/>
+    </w:rPr>
+  </w:style>
+  <w:style w:customStyle="1" w:styleId="ColorCCE8CCBgEBD6FF" w:type="character">
+    <w:name w:val="ColorCCE8CCBgEBD6FF"/>
+    <w:rPr>
+      <w:color w:val="CCE8CC"/>
+      <w:shd w:color="auto" w:fill="EBD6FF" w:val="clear"/>
+    </w:rPr>
+  </w:style>
+  <w:style w:customStyle="1" w:styleId="ColorCCE8CCBgBBBBBB" w:type="character">
+    <w:name w:val="ColorCCE8CCBgBBBBBB"/>
+    <w:rPr>
+      <w:color w:val="CCE8CC"/>
+      <w:shd w:color="auto" w:fill="BBBBBB" w:val="clear"/>
+    </w:rPr>
+  </w:style>
+  <w:style w:customStyle="1" w:styleId="ColorCCE8CCBgF06666" w:type="character">
+    <w:name w:val="ColorCCE8CCBgF06666"/>
+    <w:rPr>
+      <w:color w:val="CCE8CC"/>
+      <w:shd w:color="auto" w:fill="F06666" w:val="clear"/>
+    </w:rPr>
+  </w:style>
+  <w:style w:customStyle="1" w:styleId="ColorCCE8CCBgFFC266" w:type="character">
+    <w:name w:val="ColorCCE8CCBgFFC266"/>
+    <w:rPr>
+      <w:color w:val="CCE8CC"/>
+      <w:shd w:color="auto" w:fill="FFC266" w:val="clear"/>
+    </w:rPr>
+  </w:style>
+  <w:style w:customStyle="1" w:styleId="ColorCCE8CCBgFFFF66" w:type="character">
+    <w:name w:val="ColorCCE8CCBgFFFF66"/>
+    <w:rPr>
+      <w:color w:val="CCE8CC"/>
+      <w:shd w:color="auto" w:fill="FFFF66" w:val="clear"/>
+    </w:rPr>
+  </w:style>
+  <w:style w:customStyle="1" w:styleId="ColorCCE8CCBg66B966" w:type="character">
+    <w:name w:val="ColorCCE8CCBg66B966"/>
+    <w:rPr>
+      <w:color w:val="CCE8CC"/>
+      <w:shd w:color="auto" w:fill="66B966" w:val="clear"/>
+    </w:rPr>
+  </w:style>
+  <w:style w:customStyle="1" w:styleId="ColorCCE8CCBg66A3E0" w:type="character">
+    <w:name w:val="ColorCCE8CCBg66A3E0"/>
+    <w:rPr>
+      <w:color w:val="CCE8CC"/>
+      <w:shd w:color="auto" w:fill="66A3E0" w:val="clear"/>
+    </w:rPr>
+  </w:style>
+  <w:style w:customStyle="1" w:styleId="ColorCCE8CCBgC285FF" w:type="character">
+    <w:name w:val="ColorCCE8CCBgC285FF"/>
+    <w:rPr>
+      <w:color w:val="CCE8CC"/>
+      <w:shd w:color="auto" w:fill="C285FF" w:val="clear"/>
+    </w:rPr>
+  </w:style>
+  <w:style w:customStyle="1" w:styleId="ColorCCE8CCBg888888" w:type="character">
+    <w:name w:val="ColorCCE8CCBg888888"/>
+    <w:rPr>
+      <w:color w:val="CCE8CC"/>
+      <w:shd w:color="auto" w:fill="888888" w:val="clear"/>
+    </w:rPr>
+  </w:style>
+  <w:style w:customStyle="1" w:styleId="ColorCCE8CCBgA10000" w:type="character">
+    <w:name w:val="ColorCCE8CCBgA10000"/>
+    <w:rPr>
+      <w:color w:val="CCE8CC"/>
+      <w:shd w:color="auto" w:fill="A10000" w:val="clear"/>
+    </w:rPr>
+  </w:style>
+  <w:style w:customStyle="1" w:styleId="ColorCCE8CCBgB26B00" w:type="character">
+    <w:name w:val="ColorCCE8CCBgB26B00"/>
+    <w:rPr>
+      <w:color w:val="CCE8CC"/>
+      <w:shd w:color="auto" w:fill="B26B00" w:val="clear"/>
+    </w:rPr>
+  </w:style>
+  <w:style w:customStyle="1" w:styleId="ColorCCE8CCBgB2B200" w:type="character">
+    <w:name w:val="ColorCCE8CCBgB2B200"/>
+    <w:rPr>
+      <w:color w:val="CCE8CC"/>
+      <w:shd w:color="auto" w:fill="B2B200" w:val="clear"/>
+    </w:rPr>
+  </w:style>
+  <w:style w:customStyle="1" w:styleId="ColorCCE8CCBg006100" w:type="character">
+    <w:name w:val="ColorCCE8CCBg006100"/>
+    <w:rPr>
+      <w:color w:val="CCE8CC"/>
+      <w:shd w:color="auto" w:fill="006100" w:val="clear"/>
+    </w:rPr>
+  </w:style>
+  <w:style w:customStyle="1" w:styleId="ColorCCE8CCBg0047B2" w:type="character">
+    <w:name w:val="ColorCCE8CCBg0047B2"/>
+    <w:rPr>
+      <w:color w:val="CCE8CC"/>
+      <w:shd w:color="auto" w:fill="0047B2" w:val="clear"/>
+    </w:rPr>
+  </w:style>
+  <w:style w:customStyle="1" w:styleId="ColorCCE8CCBg6B24B2" w:type="character">
+    <w:name w:val="ColorCCE8CCBg6B24B2"/>
+    <w:rPr>
+      <w:color w:val="CCE8CC"/>
+      <w:shd w:color="auto" w:fill="6B24B2" w:val="clear"/>
+    </w:rPr>
+  </w:style>
+  <w:style w:customStyle="1" w:styleId="ColorCCE8CCBg444444" w:type="character">
+    <w:name w:val="ColorCCE8CCBg444444"/>
+    <w:rPr>
+      <w:color w:val="CCE8CC"/>
+      <w:shd w:color="auto" w:fill="444444" w:val="clear"/>
+    </w:rPr>
+  </w:style>
+  <w:style w:customStyle="1" w:styleId="ColorCCE8CCBg5C0000" w:type="character">
+    <w:name w:val="ColorCCE8CCBg5C0000"/>
+    <w:rPr>
+      <w:color w:val="CCE8CC"/>
+      <w:shd w:color="auto" w:fill="5C0000" w:val="clear"/>
+    </w:rPr>
+  </w:style>
+  <w:style w:customStyle="1" w:styleId="ColorCCE8CCBg663D00" w:type="character">
+    <w:name w:val="ColorCCE8CCBg663D00"/>
+    <w:rPr>
+      <w:color w:val="CCE8CC"/>
+      <w:shd w:color="auto" w:fill="663D00" w:val="clear"/>
+    </w:rPr>
+  </w:style>
+  <w:style w:customStyle="1" w:styleId="ColorCCE8CCBg666600" w:type="character">
+    <w:name w:val="ColorCCE8CCBg666600"/>
+    <w:rPr>
+      <w:color w:val="CCE8CC"/>
+      <w:shd w:color="auto" w:fill="666600" w:val="clear"/>
+    </w:rPr>
+  </w:style>
+  <w:style w:customStyle="1" w:styleId="ColorCCE8CCBg003700" w:type="character">
+    <w:name w:val="ColorCCE8CCBg003700"/>
+    <w:rPr>
+      <w:color w:val="CCE8CC"/>
+      <w:shd w:color="auto" w:fill="003700" w:val="clear"/>
+    </w:rPr>
+  </w:style>
+  <w:style w:customStyle="1" w:styleId="ColorCCE8CCBg002966" w:type="character">
+    <w:name w:val="ColorCCE8CCBg002966"/>
+    <w:rPr>
+      <w:color w:val="CCE8CC"/>
+      <w:shd w:color="auto" w:fill="002966" w:val="clear"/>
+    </w:rPr>
+  </w:style>
+  <w:style w:customStyle="1" w:styleId="ColorCCE8CCBg3D1466" w:type="character">
+    <w:name w:val="ColorCCE8CCBg3D1466"/>
+    <w:rPr>
+      <w:color w:val="CCE8CC"/>
+      <w:shd w:color="auto" w:fill="3D1466" w:val="clear"/>
+    </w:rPr>
+  </w:style>
+  <w:style w:customStyle="1" w:styleId="ColorCCE0F5" w:type="character">
+    <w:name w:val="ColorCCE0F5"/>
+    <w:rPr>
+      <w:color w:val="CCE0F5"/>
+    </w:rPr>
+  </w:style>
+  <w:style w:customStyle="1" w:styleId="ColorCCE0F5BgE60000" w:type="character">
+    <w:name w:val="ColorCCE0F5BgE60000"/>
+    <w:rPr>
+      <w:color w:val="CCE0F5"/>
+      <w:shd w:color="auto" w:fill="E60000" w:val="clear"/>
+    </w:rPr>
+  </w:style>
+  <w:style w:customStyle="1" w:styleId="ColorCCE0F5BgFF9900" w:type="character">
+    <w:name w:val="ColorCCE0F5BgFF9900"/>
+    <w:rPr>
+      <w:color w:val="CCE0F5"/>
+      <w:shd w:color="auto" w:fill="FF9900" w:val="clear"/>
+    </w:rPr>
+  </w:style>
+  <w:style w:customStyle="1" w:styleId="ColorCCE0F5BgFFFF00" w:type="character">
+    <w:name w:val="ColorCCE0F5BgFFFF00"/>
+    <w:rPr>
+      <w:color w:val="CCE0F5"/>
+      <w:shd w:color="auto" w:fill="FFFF00" w:val="clear"/>
+    </w:rPr>
+  </w:style>
+  <w:style w:customStyle="1" w:styleId="ColorCCE0F5Bg008A00" w:type="character">
+    <w:name w:val="ColorCCE0F5Bg008A00"/>
+    <w:rPr>
+      <w:color w:val="CCE0F5"/>
+      <w:shd w:color="auto" w:fill="008A00" w:val="clear"/>
+    </w:rPr>
+  </w:style>
+  <w:style w:customStyle="1" w:styleId="ColorCCE0F5Bg0066CC" w:type="character">
+    <w:name w:val="ColorCCE0F5Bg0066CC"/>
+    <w:rPr>
+      <w:color w:val="CCE0F5"/>
+      <w:shd w:color="auto" w:fill="0066CC" w:val="clear"/>
+    </w:rPr>
+  </w:style>
+  <w:style w:customStyle="1" w:styleId="ColorCCE0F5Bg9933FF" w:type="character">
+    <w:name w:val="ColorCCE0F5Bg9933FF"/>
+    <w:rPr>
+      <w:color w:val="CCE0F5"/>
+      <w:shd w:color="auto" w:fill="9933FF" w:val="clear"/>
+    </w:rPr>
+  </w:style>
+  <w:style w:customStyle="1" w:styleId="ColorCCE0F5BgFFFFFF" w:type="character">
+    <w:name w:val="ColorCCE0F5BgFFFFFF"/>
+    <w:rPr>
+      <w:color w:val="CCE0F5"/>
+      <w:shd w:color="auto" w:fill="FFFFFF" w:val="clear"/>
+    </w:rPr>
+  </w:style>
+  <w:style w:customStyle="1" w:styleId="ColorCCE0F5BgFACCCC" w:type="character">
+    <w:name w:val="ColorCCE0F5BgFACCCC"/>
+    <w:rPr>
+      <w:color w:val="CCE0F5"/>
+      <w:shd w:color="auto" w:fill="FACCCC" w:val="clear"/>
+    </w:rPr>
+  </w:style>
+  <w:style w:customStyle="1" w:styleId="ColorCCE0F5BgFFEBCC" w:type="character">
+    <w:name w:val="ColorCCE0F5BgFFEBCC"/>
+    <w:rPr>
+      <w:color w:val="CCE0F5"/>
+      <w:shd w:color="auto" w:fill="FFEBCC" w:val="clear"/>
+    </w:rPr>
+  </w:style>
+  <w:style w:customStyle="1" w:styleId="ColorCCE0F5BgFFFFCC" w:type="character">
+    <w:name w:val="ColorCCE0F5BgFFFFCC"/>
+    <w:rPr>
+      <w:color w:val="CCE0F5"/>
+      <w:shd w:color="auto" w:fill="FFFFCC" w:val="clear"/>
+    </w:rPr>
+  </w:style>
+  <w:style w:customStyle="1" w:styleId="ColorCCE0F5BgCCE8CC" w:type="character">
+    <w:name w:val="ColorCCE0F5BgCCE8CC"/>
+    <w:rPr>
+      <w:color w:val="CCE0F5"/>
+      <w:shd w:color="auto" w:fill="CCE8CC" w:val="clear"/>
+    </w:rPr>
+  </w:style>
+  <w:style w:customStyle="1" w:styleId="ColorCCE0F5BgCCE0F5" w:type="character">
+    <w:name w:val="ColorCCE0F5BgCCE0F5"/>
+    <w:rPr>
+      <w:color w:val="CCE0F5"/>
+      <w:shd w:color="auto" w:fill="CCE0F5" w:val="clear"/>
+    </w:rPr>
+  </w:style>
+  <w:style w:customStyle="1" w:styleId="ColorCCE0F5BgEBD6FF" w:type="character">
+    <w:name w:val="ColorCCE0F5BgEBD6FF"/>
+    <w:rPr>
+      <w:color w:val="CCE0F5"/>
+      <w:shd w:color="auto" w:fill="EBD6FF" w:val="clear"/>
+    </w:rPr>
+  </w:style>
+  <w:style w:customStyle="1" w:styleId="ColorCCE0F5BgBBBBBB" w:type="character">
+    <w:name w:val="ColorCCE0F5BgBBBBBB"/>
+    <w:rPr>
+      <w:color w:val="CCE0F5"/>
+      <w:shd w:color="auto" w:fill="BBBBBB" w:val="clear"/>
+    </w:rPr>
+  </w:style>
+  <w:style w:customStyle="1" w:styleId="ColorCCE0F5BgF06666" w:type="character">
+    <w:name w:val="ColorCCE0F5BgF06666"/>
+    <w:rPr>
+      <w:color w:val="CCE0F5"/>
+      <w:shd w:color="auto" w:fill="F06666" w:val="clear"/>
+    </w:rPr>
+  </w:style>
+  <w:style w:customStyle="1" w:styleId="ColorCCE0F5BgFFC266" w:type="character">
+    <w:name w:val="ColorCCE0F5BgFFC266"/>
+    <w:rPr>
+      <w:color w:val="CCE0F5"/>
+      <w:shd w:color="auto" w:fill="FFC266" w:val="clear"/>
+    </w:rPr>
+  </w:style>
+  <w:style w:customStyle="1" w:styleId="ColorCCE0F5BgFFFF66" w:type="character">
+    <w:name w:val="ColorCCE0F5BgFFFF66"/>
+    <w:rPr>
+      <w:color w:val="CCE0F5"/>
+      <w:shd w:color="auto" w:fill="FFFF66" w:val="clear"/>
+    </w:rPr>
+  </w:style>
+  <w:style w:customStyle="1" w:styleId="ColorCCE0F5Bg66B966" w:type="character">
+    <w:name w:val="ColorCCE0F5Bg66B966"/>
+    <w:rPr>
+      <w:color w:val="CCE0F5"/>
+      <w:shd w:color="auto" w:fill="66B966" w:val="clear"/>
+    </w:rPr>
+  </w:style>
+  <w:style w:customStyle="1" w:styleId="ColorCCE0F5Bg66A3E0" w:type="character">
+    <w:name w:val="ColorCCE0F5Bg66A3E0"/>
+    <w:rPr>
+      <w:color w:val="CCE0F5"/>
+      <w:shd w:color="auto" w:fill="66A3E0" w:val="clear"/>
+    </w:rPr>
+  </w:style>
+  <w:style w:customStyle="1" w:styleId="ColorCCE0F5BgC285FF" w:type="character">
+    <w:name w:val="ColorCCE0F5BgC285FF"/>
+    <w:rPr>
+      <w:color w:val="CCE0F5"/>
+      <w:shd w:color="auto" w:fill="C285FF" w:val="clear"/>
+    </w:rPr>
+  </w:style>
+  <w:style w:customStyle="1" w:styleId="ColorCCE0F5Bg888888" w:type="character">
+    <w:name w:val="ColorCCE0F5Bg888888"/>
+    <w:rPr>
+      <w:color w:val="CCE0F5"/>
+      <w:shd w:color="auto" w:fill="888888" w:val="clear"/>
+    </w:rPr>
+  </w:style>
+  <w:style w:customStyle="1" w:styleId="ColorCCE0F5BgA10000" w:type="character">
+    <w:name w:val="ColorCCE0F5BgA10000"/>
+    <w:rPr>
+      <w:color w:val="CCE0F5"/>
+      <w:shd w:color="auto" w:fill="A10000" w:val="clear"/>
+    </w:rPr>
+  </w:style>
+  <w:style w:customStyle="1" w:styleId="ColorCCE0F5BgB26B00" w:type="character">
+    <w:name w:val="ColorCCE0F5BgB26B00"/>
+    <w:rPr>
+      <w:color w:val="CCE0F5"/>
+      <w:shd w:color="auto" w:fill="B26B00" w:val="clear"/>
+    </w:rPr>
+  </w:style>
+  <w:style w:customStyle="1" w:styleId="ColorCCE0F5BgB2B200" w:type="character">
+    <w:name w:val="ColorCCE0F5BgB2B200"/>
+    <w:rPr>
+      <w:color w:val="CCE0F5"/>
+      <w:shd w:color="auto" w:fill="B2B200" w:val="clear"/>
+    </w:rPr>
+  </w:style>
+  <w:style w:customStyle="1" w:styleId="ColorCCE0F5Bg006100" w:type="character">
+    <w:name w:val="ColorCCE0F5Bg006100"/>
+    <w:rPr>
+      <w:color w:val="CCE0F5"/>
+      <w:shd w:color="auto" w:fill="006100" w:val="clear"/>
+    </w:rPr>
+  </w:style>
+  <w:style w:customStyle="1" w:styleId="ColorCCE0F5Bg0047B2" w:type="character">
+    <w:name w:val="ColorCCE0F5Bg0047B2"/>
+    <w:rPr>
+      <w:color w:val="CCE0F5"/>
+      <w:shd w:color="auto" w:fill="0047B2" w:val="clear"/>
+    </w:rPr>
+  </w:style>
+  <w:style w:customStyle="1" w:styleId="ColorCCE0F5Bg6B24B2" w:type="character">
+    <w:name w:val="ColorCCE0F5Bg6B24B2"/>
+    <w:rPr>
+      <w:color w:val="CCE0F5"/>
+      <w:shd w:color="auto" w:fill="6B24B2" w:val="clear"/>
+    </w:rPr>
+  </w:style>
+  <w:style w:customStyle="1" w:styleId="ColorCCE0F5Bg444444" w:type="character">
+    <w:name w:val="ColorCCE0F5Bg444444"/>
+    <w:rPr>
+      <w:color w:val="CCE0F5"/>
+      <w:shd w:color="auto" w:fill="444444" w:val="clear"/>
+    </w:rPr>
+  </w:style>
+  <w:style w:customStyle="1" w:styleId="ColorCCE0F5Bg5C0000" w:type="character">
+    <w:name w:val="ColorCCE0F5Bg5C0000"/>
+    <w:rPr>
+      <w:color w:val="CCE0F5"/>
+      <w:shd w:color="auto" w:fill="5C0000" w:val="clear"/>
+    </w:rPr>
+  </w:style>
+  <w:style w:customStyle="1" w:styleId="ColorCCE0F5Bg663D00" w:type="character">
+    <w:name w:val="ColorCCE0F5Bg663D00"/>
+    <w:rPr>
+      <w:color w:val="CCE0F5"/>
+      <w:shd w:color="auto" w:fill="663D00" w:val="clear"/>
+    </w:rPr>
+  </w:style>
+  <w:style w:customStyle="1" w:styleId="ColorCCE0F5Bg666600" w:type="character">
+    <w:name w:val="ColorCCE0F5Bg666600"/>
+    <w:rPr>
+      <w:color w:val="CCE0F5"/>
+      <w:shd w:color="auto" w:fill="666600" w:val="clear"/>
+    </w:rPr>
+  </w:style>
+  <w:style w:customStyle="1" w:styleId="ColorCCE0F5Bg003700" w:type="character">
+    <w:name w:val="ColorCCE0F5Bg003700"/>
+    <w:rPr>
+      <w:color w:val="CCE0F5"/>
+      <w:shd w:color="auto" w:fill="003700" w:val="clear"/>
+    </w:rPr>
+  </w:style>
+  <w:style w:customStyle="1" w:styleId="ColorCCE0F5Bg002966" w:type="character">
+    <w:name w:val="ColorCCE0F5Bg002966"/>
+    <w:rPr>
+      <w:color w:val="CCE0F5"/>
+      <w:shd w:color="auto" w:fill="002966" w:val="clear"/>
+    </w:rPr>
+  </w:style>
+  <w:style w:customStyle="1" w:styleId="ColorCCE0F5Bg3D1466" w:type="character">
+    <w:name w:val="ColorCCE0F5Bg3D1466"/>
+    <w:rPr>
+      <w:color w:val="CCE0F5"/>
+      <w:shd w:color="auto" w:fill="3D1466" w:val="clear"/>
+    </w:rPr>
+  </w:style>
+  <w:style w:customStyle="1" w:styleId="ColorEBD6FF" w:type="character">
+    <w:name w:val="ColorEBD6FF"/>
+    <w:rPr>
+      <w:color w:val="EBD6FF"/>
+    </w:rPr>
+  </w:style>
+  <w:style w:customStyle="1" w:styleId="ColorEBD6FFBgE60000" w:type="character">
+    <w:name w:val="ColorEBD6FFBgE60000"/>
+    <w:rPr>
+      <w:color w:val="EBD6FF"/>
+      <w:shd w:color="auto" w:fill="E60000" w:val="clear"/>
+    </w:rPr>
+  </w:style>
+  <w:style w:customStyle="1" w:styleId="ColorEBD6FFBgFF9900" w:type="character">
+    <w:name w:val="ColorEBD6FFBgFF9900"/>
+    <w:rPr>
+      <w:color w:val="EBD6FF"/>
+      <w:shd w:color="auto" w:fill="FF9900" w:val="clear"/>
+    </w:rPr>
+  </w:style>
+  <w:style w:customStyle="1" w:styleId="ColorEBD6FFBgFFFF00" w:type="character">
+    <w:name w:val="ColorEBD6FFBgFFFF00"/>
+    <w:rPr>
+      <w:color w:val="EBD6FF"/>
+      <w:shd w:color="auto" w:fill="FFFF00" w:val="clear"/>
+    </w:rPr>
+  </w:style>
+  <w:style w:customStyle="1" w:styleId="ColorEBD6FFBg008A00" w:type="character">
+    <w:name w:val="ColorEBD6FFBg008A00"/>
+    <w:rPr>
+      <w:color w:val="EBD6FF"/>
+      <w:shd w:color="auto" w:fill="008A00" w:val="clear"/>
+    </w:rPr>
+  </w:style>
+  <w:style w:customStyle="1" w:styleId="ColorEBD6FFBg0066CC" w:type="character">
+    <w:name w:val="ColorEBD6FFBg0066CC"/>
+    <w:rPr>
+      <w:color w:val="EBD6FF"/>
+      <w:shd w:color="auto" w:fill="0066CC" w:val="clear"/>
+    </w:rPr>
+  </w:style>
+  <w:style w:customStyle="1" w:styleId="ColorEBD6FFBg9933FF" w:type="character">
+    <w:name w:val="ColorEBD6FFBg9933FF"/>
+    <w:rPr>
+      <w:color w:val="EBD6FF"/>
+      <w:shd w:color="auto" w:fill="9933FF" w:val="clear"/>
+    </w:rPr>
+  </w:style>
+  <w:style w:customStyle="1" w:styleId="ColorEBD6FFBgFFFFFF" w:type="character">
+    <w:name w:val="ColorEBD6FFBgFFFFFF"/>
+    <w:rPr>
+      <w:color w:val="EBD6FF"/>
+      <w:shd w:color="auto" w:fill="FFFFFF" w:val="clear"/>
+    </w:rPr>
+  </w:style>
+  <w:style w:customStyle="1" w:styleId="ColorEBD6FFBgFACCCC" w:type="character">
+    <w:name w:val="ColorEBD6FFBgFACCCC"/>
+    <w:rPr>
+      <w:color w:val="EBD6FF"/>
+      <w:shd w:color="auto" w:fill="FACCCC" w:val="clear"/>
+    </w:rPr>
+  </w:style>
+  <w:style w:customStyle="1" w:styleId="ColorEBD6FFBgFFEBCC" w:type="character">
+    <w:name w:val="ColorEBD6FFBgFFEBCC"/>
+    <w:rPr>
+      <w:color w:val="EBD6FF"/>
+      <w:shd w:color="auto" w:fill="FFEBCC" w:val="clear"/>
+    </w:rPr>
+  </w:style>
+  <w:style w:customStyle="1" w:styleId="ColorEBD6FFBgFFFFCC" w:type="character">
+    <w:name w:val="ColorEBD6FFBgFFFFCC"/>
+    <w:rPr>
+      <w:color w:val="EBD6FF"/>
+      <w:shd w:color="auto" w:fill="FFFFCC" w:val="clear"/>
+    </w:rPr>
+  </w:style>
+  <w:style w:customStyle="1" w:styleId="ColorEBD6FFBgCCE8CC" w:type="character">
+    <w:name w:val="ColorEBD6FFBgCCE8CC"/>
+    <w:rPr>
+      <w:color w:val="EBD6FF"/>
+      <w:shd w:color="auto" w:fill="CCE8CC" w:val="clear"/>
+    </w:rPr>
+  </w:style>
+  <w:style w:customStyle="1" w:styleId="ColorEBD6FFBgCCE0F5" w:type="character">
+    <w:name w:val="ColorEBD6FFBgCCE0F5"/>
+    <w:rPr>
+      <w:color w:val="EBD6FF"/>
+      <w:shd w:color="auto" w:fill="CCE0F5" w:val="clear"/>
+    </w:rPr>
+  </w:style>
+  <w:style w:customStyle="1" w:styleId="ColorEBD6FFBgEBD6FF" w:type="character">
+    <w:name w:val="ColorEBD6FFBgEBD6FF"/>
+    <w:rPr>
+      <w:color w:val="EBD6FF"/>
+      <w:shd w:color="auto" w:fill="EBD6FF" w:val="clear"/>
+    </w:rPr>
+  </w:style>
+  <w:style w:customStyle="1" w:styleId="ColorEBD6FFBgBBBBBB" w:type="character">
+    <w:name w:val="ColorEBD6FFBgBBBBBB"/>
+    <w:rPr>
+      <w:color w:val="EBD6FF"/>
+      <w:shd w:color="auto" w:fill="BBBBBB" w:val="clear"/>
+    </w:rPr>
+  </w:style>
+  <w:style w:customStyle="1" w:styleId="ColorEBD6FFBgF06666" w:type="character">
+    <w:name w:val="ColorEBD6FFBgF06666"/>
+    <w:rPr>
+      <w:color w:val="EBD6FF"/>
+      <w:shd w:color="auto" w:fill="F06666" w:val="clear"/>
+    </w:rPr>
+  </w:style>
+  <w:style w:customStyle="1" w:styleId="ColorEBD6FFBgFFC266" w:type="character">
+    <w:name w:val="ColorEBD6FFBgFFC266"/>
+    <w:rPr>
+      <w:color w:val="EBD6FF"/>
+      <w:shd w:color="auto" w:fill="FFC266" w:val="clear"/>
+    </w:rPr>
+  </w:style>
+  <w:style w:customStyle="1" w:styleId="ColorEBD6FFBgFFFF66" w:type="character">
+    <w:name w:val="ColorEBD6FFBgFFFF66"/>
+    <w:rPr>
+      <w:color w:val="EBD6FF"/>
+      <w:shd w:color="auto" w:fill="FFFF66" w:val="clear"/>
+    </w:rPr>
+  </w:style>
+  <w:style w:customStyle="1" w:styleId="ColorEBD6FFBg66B966" w:type="character">
+    <w:name w:val="ColorEBD6FFBg66B966"/>
+    <w:rPr>
+      <w:color w:val="EBD6FF"/>
+      <w:shd w:color="auto" w:fill="66B966" w:val="clear"/>
+    </w:rPr>
+  </w:style>
+  <w:style w:customStyle="1" w:styleId="ColorEBD6FFBg66A3E0" w:type="character">
+    <w:name w:val="ColorEBD6FFBg66A3E0"/>
+    <w:rPr>
+      <w:color w:val="EBD6FF"/>
+      <w:shd w:color="auto" w:fill="66A3E0" w:val="clear"/>
+    </w:rPr>
+  </w:style>
+  <w:style w:customStyle="1" w:styleId="ColorEBD6FFBgC285FF" w:type="character">
+    <w:name w:val="ColorEBD6FFBgC285FF"/>
+    <w:rPr>
+      <w:color w:val="EBD6FF"/>
+      <w:shd w:color="auto" w:fill="C285FF" w:val="clear"/>
+    </w:rPr>
+  </w:style>
+  <w:style w:customStyle="1" w:styleId="ColorEBD6FFBg888888" w:type="character">
+    <w:name w:val="ColorEBD6FFBg888888"/>
+    <w:rPr>
+      <w:color w:val="EBD6FF"/>
+      <w:shd w:color="auto" w:fill="888888" w:val="clear"/>
+    </w:rPr>
+  </w:style>
+  <w:style w:customStyle="1" w:styleId="ColorEBD6FFBgA10000" w:type="character">
+    <w:name w:val="ColorEBD6FFBgA10000"/>
+    <w:rPr>
+      <w:color w:val="EBD6FF"/>
+      <w:shd w:color="auto" w:fill="A10000" w:val="clear"/>
+    </w:rPr>
+  </w:style>
+  <w:style w:customStyle="1" w:styleId="ColorEBD6FFBgB26B00" w:type="character">
+    <w:name w:val="ColorEBD6FFBgB26B00"/>
+    <w:rPr>
+      <w:color w:val="EBD6FF"/>
+      <w:shd w:color="auto" w:fill="B26B00" w:val="clear"/>
+    </w:rPr>
+  </w:style>
+  <w:style w:customStyle="1" w:styleId="ColorEBD6FFBgB2B200" w:type="character">
+    <w:name w:val="ColorEBD6FFBgB2B200"/>
+    <w:rPr>
+      <w:color w:val="EBD6FF"/>
+      <w:shd w:color="auto" w:fill="B2B200" w:val="clear"/>
+    </w:rPr>
+  </w:style>
+  <w:style w:customStyle="1" w:styleId="ColorEBD6FFBg006100" w:type="character">
+    <w:name w:val="ColorEBD6FFBg006100"/>
+    <w:rPr>
+      <w:color w:val="EBD6FF"/>
+      <w:shd w:color="auto" w:fill="006100" w:val="clear"/>
+    </w:rPr>
+  </w:style>
+  <w:style w:customStyle="1" w:styleId="ColorEBD6FFBg0047B2" w:type="character">
+    <w:name w:val="ColorEBD6FFBg0047B2"/>
+    <w:rPr>
+      <w:color w:val="EBD6FF"/>
+      <w:shd w:color="auto" w:fill="0047B2" w:val="clear"/>
+    </w:rPr>
+  </w:style>
+  <w:style w:customStyle="1" w:styleId="ColorEBD6FFBg6B24B2" w:type="character">
+    <w:name w:val="ColorEBD6FFBg6B24B2"/>
+    <w:rPr>
+      <w:color w:val="EBD6FF"/>
+      <w:shd w:color="auto" w:fill="6B24B2" w:val="clear"/>
+    </w:rPr>
+  </w:style>
+  <w:style w:customStyle="1" w:styleId="ColorEBD6FFBg444444" w:type="character">
+    <w:name w:val="ColorEBD6FFBg444444"/>
+    <w:rPr>
+      <w:color w:val="EBD6FF"/>
+      <w:shd w:color="auto" w:fill="444444" w:val="clear"/>
+    </w:rPr>
+  </w:style>
+  <w:style w:customStyle="1" w:styleId="ColorEBD6FFBg5C0000" w:type="character">
+    <w:name w:val="ColorEBD6FFBg5C0000"/>
+    <w:rPr>
+      <w:color w:val="EBD6FF"/>
+      <w:shd w:color="auto" w:fill="5C0000" w:val="clear"/>
+    </w:rPr>
+  </w:style>
+  <w:style w:customStyle="1" w:styleId="ColorEBD6FFBg663D00" w:type="character">
+    <w:name w:val="ColorEBD6FFBg663D00"/>
+    <w:rPr>
+      <w:color w:val="EBD6FF"/>
+      <w:shd w:color="auto" w:fill="663D00" w:val="clear"/>
+    </w:rPr>
+  </w:style>
+  <w:style w:customStyle="1" w:styleId="ColorEBD6FFBg666600" w:type="character">
+    <w:name w:val="ColorEBD6FFBg666600"/>
+    <w:rPr>
+      <w:color w:val="EBD6FF"/>
+      <w:shd w:color="auto" w:fill="666600" w:val="clear"/>
+    </w:rPr>
+  </w:style>
+  <w:style w:customStyle="1" w:styleId="ColorEBD6FFBg003700" w:type="character">
+    <w:name w:val="ColorEBD6FFBg003700"/>
+    <w:rPr>
+      <w:color w:val="EBD6FF"/>
+      <w:shd w:color="auto" w:fill="003700" w:val="clear"/>
+    </w:rPr>
+  </w:style>
+  <w:style w:customStyle="1" w:styleId="ColorEBD6FFBg002966" w:type="character">
+    <w:name w:val="ColorEBD6FFBg002966"/>
+    <w:rPr>
+      <w:color w:val="EBD6FF"/>
+      <w:shd w:color="auto" w:fill="002966" w:val="clear"/>
+    </w:rPr>
+  </w:style>
+  <w:style w:customStyle="1" w:styleId="ColorEBD6FFBg3D1466" w:type="character">
+    <w:name w:val="ColorEBD6FFBg3D1466"/>
+    <w:rPr>
+      <w:color w:val="EBD6FF"/>
+      <w:shd w:color="auto" w:fill="3D1466" w:val="clear"/>
+    </w:rPr>
+  </w:style>
+  <w:style w:customStyle="1" w:styleId="ColorBBBBBB" w:type="character">
+    <w:name w:val="ColorBBBBBB"/>
+    <w:rPr>
+      <w:color w:val="BBBBBB"/>
+    </w:rPr>
+  </w:style>
+  <w:style w:customStyle="1" w:styleId="ColorBBBBBBBgE60000" w:type="character">
+    <w:name w:val="ColorBBBBBBBgE60000"/>
+    <w:rPr>
+      <w:color w:val="BBBBBB"/>
+      <w:shd w:color="auto" w:fill="E60000" w:val="clear"/>
+    </w:rPr>
+  </w:style>
+  <w:style w:customStyle="1" w:styleId="ColorBBBBBBBgFF9900" w:type="character">
+    <w:name w:val="ColorBBBBBBBgFF9900"/>
+    <w:rPr>
+      <w:color w:val="BBBBBB"/>
+      <w:shd w:color="auto" w:fill="FF9900" w:val="clear"/>
+    </w:rPr>
+  </w:style>
+  <w:style w:customStyle="1" w:styleId="ColorBBBBBBBgFFFF00" w:type="character">
+    <w:name w:val="ColorBBBBBBBgFFFF00"/>
+    <w:rPr>
+      <w:color w:val="BBBBBB"/>
+      <w:shd w:color="auto" w:fill="FFFF00" w:val="clear"/>
+    </w:rPr>
+  </w:style>
+  <w:style w:customStyle="1" w:styleId="ColorBBBBBBBg008A00" w:type="character">
+    <w:name w:val="ColorBBBBBBBg008A00"/>
+    <w:rPr>
+      <w:color w:val="BBBBBB"/>
+      <w:shd w:color="auto" w:fill="008A00" w:val="clear"/>
+    </w:rPr>
+  </w:style>
+  <w:style w:customStyle="1" w:styleId="ColorBBBBBBBg0066CC" w:type="character">
+    <w:name w:val="ColorBBBBBBBg0066CC"/>
+    <w:rPr>
+      <w:color w:val="BBBBBB"/>
+      <w:shd w:color="auto" w:fill="0066CC" w:val="clear"/>
+    </w:rPr>
+  </w:style>
+  <w:style w:customStyle="1" w:styleId="ColorBBBBBBBg9933FF" w:type="character">
+    <w:name w:val="ColorBBBBBBBg9933FF"/>
+    <w:rPr>
+      <w:color w:val="BBBBBB"/>
+      <w:shd w:color="auto" w:fill="9933FF" w:val="clear"/>
+    </w:rPr>
+  </w:style>
+  <w:style w:customStyle="1" w:styleId="ColorBBBBBBBgFFFFFF" w:type="character">
+    <w:name w:val="ColorBBBBBBBgFFFFFF"/>
+    <w:rPr>
+      <w:color w:val="BBBBBB"/>
+      <w:shd w:color="auto" w:fill="FFFFFF" w:val="clear"/>
+    </w:rPr>
+  </w:style>
+  <w:style w:customStyle="1" w:styleId="ColorBBBBBBBgFACCCC" w:type="character">
+    <w:name w:val="ColorBBBBBBBgFACCCC"/>
+    <w:rPr>
+      <w:color w:val="BBBBBB"/>
+      <w:shd w:color="auto" w:fill="FACCCC" w:val="clear"/>
+    </w:rPr>
+  </w:style>
+  <w:style w:customStyle="1" w:styleId="ColorBBBBBBBgFFEBCC" w:type="character">
+    <w:name w:val="ColorBBBBBBBgFFEBCC"/>
+    <w:rPr>
+      <w:color w:val="BBBBBB"/>
+      <w:shd w:color="auto" w:fill="FFEBCC" w:val="clear"/>
+    </w:rPr>
+  </w:style>
+  <w:style w:customStyle="1" w:styleId="ColorBBBBBBBgFFFFCC" w:type="character">
+    <w:name w:val="ColorBBBBBBBgFFFFCC"/>
+    <w:rPr>
+      <w:color w:val="BBBBBB"/>
+      <w:shd w:color="auto" w:fill="FFFFCC" w:val="clear"/>
+    </w:rPr>
+  </w:style>
+  <w:style w:customStyle="1" w:styleId="ColorBBBBBBBgCCE8CC" w:type="character">
+    <w:name w:val="ColorBBBBBBBgCCE8CC"/>
+    <w:rPr>
+      <w:color w:val="BBBBBB"/>
+      <w:shd w:color="auto" w:fill="CCE8CC" w:val="clear"/>
+    </w:rPr>
+  </w:style>
+  <w:style w:customStyle="1" w:styleId="ColorBBBBBBBgCCE0F5" w:type="character">
+    <w:name w:val="ColorBBBBBBBgCCE0F5"/>
+    <w:rPr>
+      <w:color w:val="BBBBBB"/>
+      <w:shd w:color="auto" w:fill="CCE0F5" w:val="clear"/>
+    </w:rPr>
+  </w:style>
+  <w:style w:customStyle="1" w:styleId="ColorBBBBBBBgEBD6FF" w:type="character">
+    <w:name w:val="ColorBBBBBBBgEBD6FF"/>
+    <w:rPr>
+      <w:color w:val="BBBBBB"/>
+      <w:shd w:color="auto" w:fill="EBD6FF" w:val="clear"/>
+    </w:rPr>
+  </w:style>
+  <w:style w:customStyle="1" w:styleId="ColorBBBBBBBgBBBBBB" w:type="character">
+    <w:name w:val="ColorBBBBBBBgBBBBBB"/>
+    <w:rPr>
+      <w:color w:val="BBBBBB"/>
+      <w:shd w:color="auto" w:fill="BBBBBB" w:val="clear"/>
+    </w:rPr>
+  </w:style>
+  <w:style w:customStyle="1" w:styleId="ColorBBBBBBBgF06666" w:type="character">
+    <w:name w:val="ColorBBBBBBBgF06666"/>
+    <w:rPr>
+      <w:color w:val="BBBBBB"/>
+      <w:shd w:color="auto" w:fill="F06666" w:val="clear"/>
+    </w:rPr>
+  </w:style>
+  <w:style w:customStyle="1" w:styleId="ColorBBBBBBBgFFC266" w:type="character">
+    <w:name w:val="ColorBBBBBBBgFFC266"/>
+    <w:rPr>
+      <w:color w:val="BBBBBB"/>
+      <w:shd w:color="auto" w:fill="FFC266" w:val="clear"/>
+    </w:rPr>
+  </w:style>
+  <w:style w:customStyle="1" w:styleId="ColorBBBBBBBgFFFF66" w:type="character">
+    <w:name w:val="ColorBBBBBBBgFFFF66"/>
+    <w:rPr>
+      <w:color w:val="BBBBBB"/>
+      <w:shd w:color="auto" w:fill="FFFF66" w:val="clear"/>
+    </w:rPr>
+  </w:style>
+  <w:style w:customStyle="1" w:styleId="ColorBBBBBBBg66B966" w:type="character">
+    <w:name w:val="ColorBBBBBBBg66B966"/>
+    <w:rPr>
+      <w:color w:val="BBBBBB"/>
+      <w:shd w:color="auto" w:fill="66B966" w:val="clear"/>
+    </w:rPr>
+  </w:style>
+  <w:style w:customStyle="1" w:styleId="ColorBBBBBBBg66A3E0" w:type="character">
+    <w:name w:val="ColorBBBBBBBg66A3E0"/>
+    <w:rPr>
+      <w:color w:val="BBBBBB"/>
+      <w:shd w:color="auto" w:fill="66A3E0" w:val="clear"/>
+    </w:rPr>
+  </w:style>
+  <w:style w:customStyle="1" w:styleId="ColorBBBBBBBgC285FF" w:type="character">
+    <w:name w:val="ColorBBBBBBBgC285FF"/>
+    <w:rPr>
+      <w:color w:val="BBBBBB"/>
+      <w:shd w:color="auto" w:fill="C285FF" w:val="clear"/>
+    </w:rPr>
+  </w:style>
+  <w:style w:customStyle="1" w:styleId="ColorBBBBBBBg888888" w:type="character">
+    <w:name w:val="ColorBBBBBBBg888888"/>
+    <w:rPr>
+      <w:color w:val="BBBBBB"/>
+      <w:shd w:color="auto" w:fill="888888" w:val="clear"/>
+    </w:rPr>
+  </w:style>
+  <w:style w:customStyle="1" w:styleId="ColorBBBBBBBgA10000" w:type="character">
+    <w:name w:val="ColorBBBBBBBgA10000"/>
+    <w:rPr>
+      <w:color w:val="BBBBBB"/>
+      <w:shd w:color="auto" w:fill="A10000" w:val="clear"/>
+    </w:rPr>
+  </w:style>
+  <w:style w:customStyle="1" w:styleId="ColorBBBBBBBgB26B00" w:type="character">
+    <w:name w:val="ColorBBBBBBBgB26B00"/>
+    <w:rPr>
+      <w:color w:val="BBBBBB"/>
+      <w:shd w:color="auto" w:fill="B26B00" w:val="clear"/>
+    </w:rPr>
+  </w:style>
+  <w:style w:customStyle="1" w:styleId="ColorBBBBBBBgB2B200" w:type="character">
+    <w:name w:val="ColorBBBBBBBgB2B200"/>
+    <w:rPr>
+      <w:color w:val="BBBBBB"/>
+      <w:shd w:color="auto" w:fill="B2B200" w:val="clear"/>
+    </w:rPr>
+  </w:style>
+  <w:style w:customStyle="1" w:styleId="ColorBBBBBBBg006100" w:type="character">
+    <w:name w:val="ColorBBBBBBBg006100"/>
+    <w:rPr>
+      <w:color w:val="BBBBBB"/>
+      <w:shd w:color="auto" w:fill="006100" w:val="clear"/>
+    </w:rPr>
+  </w:style>
+  <w:style w:customStyle="1" w:styleId="ColorBBBBBBBg0047B2" w:type="character">
+    <w:name w:val="ColorBBBBBBBg0047B2"/>
+    <w:rPr>
+      <w:color w:val="BBBBBB"/>
+      <w:shd w:color="auto" w:fill="0047B2" w:val="clear"/>
+    </w:rPr>
+  </w:style>
+  <w:style w:customStyle="1" w:styleId="ColorBBBBBBBg6B24B2" w:type="character">
+    <w:name w:val="ColorBBBBBBBg6B24B2"/>
+    <w:rPr>
+      <w:color w:val="BBBBBB"/>
+      <w:shd w:color="auto" w:fill="6B24B2" w:val="clear"/>
+    </w:rPr>
+  </w:style>
+  <w:style w:customStyle="1" w:styleId="ColorBBBBBBBg444444" w:type="character">
+    <w:name w:val="ColorBBBBBBBg444444"/>
+    <w:rPr>
+      <w:color w:val="BBBBBB"/>
+      <w:shd w:color="auto" w:fill="444444" w:val="clear"/>
+    </w:rPr>
+  </w:style>
+  <w:style w:customStyle="1" w:styleId="ColorBBBBBBBg5C0000" w:type="character">
+    <w:name w:val="ColorBBBBBBBg5C0000"/>
+    <w:rPr>
+      <w:color w:val="BBBBBB"/>
+      <w:shd w:color="auto" w:fill="5C0000" w:val="clear"/>
+    </w:rPr>
+  </w:style>
+  <w:style w:customStyle="1" w:styleId="ColorBBBBBBBg663D00" w:type="character">
+    <w:name w:val="ColorBBBBBBBg663D00"/>
+    <w:rPr>
+      <w:color w:val="BBBBBB"/>
+      <w:shd w:color="auto" w:fill="663D00" w:val="clear"/>
+    </w:rPr>
+  </w:style>
+  <w:style w:customStyle="1" w:styleId="ColorBBBBBBBg666600" w:type="character">
+    <w:name w:val="ColorBBBBBBBg666600"/>
+    <w:rPr>
+      <w:color w:val="BBBBBB"/>
+      <w:shd w:color="auto" w:fill="666600" w:val="clear"/>
+    </w:rPr>
+  </w:style>
+  <w:style w:customStyle="1" w:styleId="ColorBBBBBBBg003700" w:type="character">
+    <w:name w:val="ColorBBBBBBBg003700"/>
+    <w:rPr>
+      <w:color w:val="BBBBBB"/>
+      <w:shd w:color="auto" w:fill="003700" w:val="clear"/>
+    </w:rPr>
+  </w:style>
+  <w:style w:customStyle="1" w:styleId="ColorBBBBBBBg002966" w:type="character">
+    <w:name w:val="ColorBBBBBBBg002966"/>
+    <w:rPr>
+      <w:color w:val="BBBBBB"/>
+      <w:shd w:color="auto" w:fill="002966" w:val="clear"/>
+    </w:rPr>
+  </w:style>
+  <w:style w:customStyle="1" w:styleId="ColorBBBBBBBg3D1466" w:type="character">
+    <w:name w:val="ColorBBBBBBBg3D1466"/>
+    <w:rPr>
+      <w:color w:val="BBBBBB"/>
+      <w:shd w:color="auto" w:fill="3D1466" w:val="clear"/>
+    </w:rPr>
+  </w:style>
+  <w:style w:customStyle="1" w:styleId="ColorF06666" w:type="character">
+    <w:name w:val="ColorF06666"/>
+    <w:rPr>
+      <w:color w:val="F06666"/>
+    </w:rPr>
+  </w:style>
+  <w:style w:customStyle="1" w:styleId="ColorF06666BgE60000" w:type="character">
+    <w:name w:val="ColorF06666BgE60000"/>
+    <w:rPr>
+      <w:color w:val="F06666"/>
+      <w:shd w:color="auto" w:fill="E60000" w:val="clear"/>
+    </w:rPr>
+  </w:style>
+  <w:style w:customStyle="1" w:styleId="ColorF06666BgFF9900" w:type="character">
+    <w:name w:val="ColorF06666BgFF9900"/>
+    <w:rPr>
+      <w:color w:val="F06666"/>
+      <w:shd w:color="auto" w:fill="FF9900" w:val="clear"/>
+    </w:rPr>
+  </w:style>
+  <w:style w:customStyle="1" w:styleId="ColorF06666BgFFFF00" w:type="character">
+    <w:name w:val="ColorF06666BgFFFF00"/>
+    <w:rPr>
+      <w:color w:val="F06666"/>
+      <w:shd w:color="auto" w:fill="FFFF00" w:val="clear"/>
+    </w:rPr>
+  </w:style>
+  <w:style w:customStyle="1" w:styleId="ColorF06666Bg008A00" w:type="character">
+    <w:name w:val="ColorF06666Bg008A00"/>
+    <w:rPr>
+      <w:color w:val="F06666"/>
+      <w:shd w:color="auto" w:fill="008A00" w:val="clear"/>
+    </w:rPr>
+  </w:style>
+  <w:style w:customStyle="1" w:styleId="ColorF06666Bg0066CC" w:type="character">
+    <w:name w:val="ColorF06666Bg0066CC"/>
+    <w:rPr>
+      <w:color w:val="F06666"/>
+      <w:shd w:color="auto" w:fill="0066CC" w:val="clear"/>
+    </w:rPr>
+  </w:style>
+  <w:style w:customStyle="1" w:styleId="ColorF06666Bg9933FF" w:type="character">
+    <w:name w:val="ColorF06666Bg9933FF"/>
+    <w:rPr>
+      <w:color w:val="F06666"/>
+      <w:shd w:color="auto" w:fill="9933FF" w:val="clear"/>
+    </w:rPr>
+  </w:style>
+  <w:style w:customStyle="1" w:styleId="ColorF06666BgFFFFFF" w:type="character">
+    <w:name w:val="ColorF06666BgFFFFFF"/>
+    <w:rPr>
+      <w:color w:val="F06666"/>
+      <w:shd w:color="auto" w:fill="FFFFFF" w:val="clear"/>
+    </w:rPr>
+  </w:style>
+  <w:style w:customStyle="1" w:styleId="ColorF06666BgFACCCC" w:type="character">
+    <w:name w:val="ColorF06666BgFACCCC"/>
+    <w:rPr>
+      <w:color w:val="F06666"/>
+      <w:shd w:color="auto" w:fill="FACCCC" w:val="clear"/>
+    </w:rPr>
+  </w:style>
+  <w:style w:customStyle="1" w:styleId="ColorF06666BgFFEBCC" w:type="character">
+    <w:name w:val="ColorF06666BgFFEBCC"/>
+    <w:rPr>
+      <w:color w:val="F06666"/>
+      <w:shd w:color="auto" w:fill="FFEBCC" w:val="clear"/>
+    </w:rPr>
+  </w:style>
+  <w:style w:customStyle="1" w:styleId="ColorF06666BgFFFFCC" w:type="character">
+    <w:name w:val="ColorF06666BgFFFFCC"/>
+    <w:rPr>
+      <w:color w:val="F06666"/>
+      <w:shd w:color="auto" w:fill="FFFFCC" w:val="clear"/>
+    </w:rPr>
+  </w:style>
+  <w:style w:customStyle="1" w:styleId="ColorF06666BgCCE8CC" w:type="character">
+    <w:name w:val="ColorF06666BgCCE8CC"/>
+    <w:rPr>
+      <w:color w:val="F06666"/>
+      <w:shd w:color="auto" w:fill="CCE8CC" w:val="clear"/>
+    </w:rPr>
+  </w:style>
+  <w:style w:customStyle="1" w:styleId="ColorF06666BgCCE0F5" w:type="character">
+    <w:name w:val="ColorF06666BgCCE0F5"/>
+    <w:rPr>
+      <w:color w:val="F06666"/>
+      <w:shd w:color="auto" w:fill="CCE0F5" w:val="clear"/>
+    </w:rPr>
+  </w:style>
+  <w:style w:customStyle="1" w:styleId="ColorF06666BgEBD6FF" w:type="character">
+    <w:name w:val="ColorF06666BgEBD6FF"/>
+    <w:rPr>
+      <w:color w:val="F06666"/>
+      <w:shd w:color="auto" w:fill="EBD6FF" w:val="clear"/>
+    </w:rPr>
+  </w:style>
+  <w:style w:customStyle="1" w:styleId="ColorF06666BgBBBBBB" w:type="character">
+    <w:name w:val="ColorF06666BgBBBBBB"/>
+    <w:rPr>
+      <w:color w:val="F06666"/>
+      <w:shd w:color="auto" w:fill="BBBBBB" w:val="clear"/>
+    </w:rPr>
+  </w:style>
+  <w:style w:customStyle="1" w:styleId="ColorF06666BgF06666" w:type="character">
+    <w:name w:val="ColorF06666BgF06666"/>
+    <w:rPr>
+      <w:color w:val="F06666"/>
+      <w:shd w:color="auto" w:fill="F06666" w:val="clear"/>
+    </w:rPr>
+  </w:style>
+  <w:style w:customStyle="1" w:styleId="ColorF06666BgFFC266" w:type="character">
+    <w:name w:val="ColorF06666BgFFC266"/>
+    <w:rPr>
+      <w:color w:val="F06666"/>
+      <w:shd w:color="auto" w:fill="FFC266" w:val="clear"/>
+    </w:rPr>
+  </w:style>
+  <w:style w:customStyle="1" w:styleId="ColorF06666BgFFFF66" w:type="character">
+    <w:name w:val="ColorF06666BgFFFF66"/>
+    <w:rPr>
+      <w:color w:val="F06666"/>
+      <w:shd w:color="auto" w:fill="FFFF66" w:val="clear"/>
+    </w:rPr>
+  </w:style>
+  <w:style w:customStyle="1" w:styleId="ColorF06666Bg66B966" w:type="character">
+    <w:name w:val="ColorF06666Bg66B966"/>
+    <w:rPr>
+      <w:color w:val="F06666"/>
+      <w:shd w:color="auto" w:fill="66B966" w:val="clear"/>
+    </w:rPr>
+  </w:style>
+  <w:style w:customStyle="1" w:styleId="ColorF06666Bg66A3E0" w:type="character">
+    <w:name w:val="ColorF06666Bg66A3E0"/>
+    <w:rPr>
+      <w:color w:val="F06666"/>
+      <w:shd w:color="auto" w:fill="66A3E0" w:val="clear"/>
+    </w:rPr>
+  </w:style>
+  <w:style w:customStyle="1" w:styleId="ColorF06666BgC285FF" w:type="character">
+    <w:name w:val="ColorF06666BgC285FF"/>
+    <w:rPr>
+      <w:color w:val="F06666"/>
+      <w:shd w:color="auto" w:fill="C285FF" w:val="clear"/>
+    </w:rPr>
+  </w:style>
+  <w:style w:customStyle="1" w:styleId="ColorF06666Bg888888" w:type="character">
+    <w:name w:val="ColorF06666Bg888888"/>
+    <w:rPr>
+      <w:color w:val="F06666"/>
+      <w:shd w:color="auto" w:fill="888888" w:val="clear"/>
+    </w:rPr>
+  </w:style>
+  <w:style w:customStyle="1" w:styleId="ColorF06666BgA10000" w:type="character">
+    <w:name w:val="ColorF06666BgA10000"/>
+    <w:rPr>
+      <w:color w:val="F06666"/>
+      <w:shd w:color="auto" w:fill="A10000" w:val="clear"/>
+    </w:rPr>
+  </w:style>
+  <w:style w:customStyle="1" w:styleId="ColorF06666BgB26B00" w:type="character">
+    <w:name w:val="ColorF06666BgB26B00"/>
+    <w:rPr>
+      <w:color w:val="F06666"/>
+      <w:shd w:color="auto" w:fill="B26B00" w:val="clear"/>
+    </w:rPr>
+  </w:style>
+  <w:style w:customStyle="1" w:styleId="ColorF06666BgB2B200" w:type="character">
+    <w:name w:val="ColorF06666BgB2B200"/>
+    <w:rPr>
+      <w:color w:val="F06666"/>
+      <w:shd w:color="auto" w:fill="B2B200" w:val="clear"/>
+    </w:rPr>
+  </w:style>
+  <w:style w:customStyle="1" w:styleId="ColorF06666Bg006100" w:type="character">
+    <w:name w:val="ColorF06666Bg006100"/>
+    <w:rPr>
+      <w:color w:val="F06666"/>
+      <w:shd w:color="auto" w:fill="006100" w:val="clear"/>
+    </w:rPr>
+  </w:style>
+  <w:style w:customStyle="1" w:styleId="ColorF06666Bg0047B2" w:type="character">
+    <w:name w:val="ColorF06666Bg0047B2"/>
+    <w:rPr>
+      <w:color w:val="F06666"/>
+      <w:shd w:color="auto" w:fill="0047B2" w:val="clear"/>
+    </w:rPr>
+  </w:style>
+  <w:style w:customStyle="1" w:styleId="ColorF06666Bg6B24B2" w:type="character">
+    <w:name w:val="ColorF06666Bg6B24B2"/>
+    <w:rPr>
+      <w:color w:val="F06666"/>
+      <w:shd w:color="auto" w:fill="6B24B2" w:val="clear"/>
+    </w:rPr>
+  </w:style>
+  <w:style w:customStyle="1" w:styleId="ColorF06666Bg444444" w:type="character">
+    <w:name w:val="ColorF06666Bg444444"/>
+    <w:rPr>
+      <w:color w:val="F06666"/>
+      <w:shd w:color="auto" w:fill="444444" w:val="clear"/>
+    </w:rPr>
+  </w:style>
+  <w:style w:customStyle="1" w:styleId="ColorF06666Bg5C0000" w:type="character">
+    <w:name w:val="ColorF06666Bg5C0000"/>
+    <w:rPr>
+      <w:color w:val="F06666"/>
+      <w:shd w:color="auto" w:fill="5C0000" w:val="clear"/>
+    </w:rPr>
+  </w:style>
+  <w:style w:customStyle="1" w:styleId="ColorF06666Bg663D00" w:type="character">
+    <w:name w:val="ColorF06666Bg663D00"/>
+    <w:rPr>
+      <w:color w:val="F06666"/>
+      <w:shd w:color="auto" w:fill="663D00" w:val="clear"/>
+    </w:rPr>
+  </w:style>
+  <w:style w:customStyle="1" w:styleId="ColorF06666Bg666600" w:type="character">
+    <w:name w:val="ColorF06666Bg666600"/>
+    <w:rPr>
+      <w:color w:val="F06666"/>
+      <w:shd w:color="auto" w:fill="666600" w:val="clear"/>
+    </w:rPr>
+  </w:style>
+  <w:style w:customStyle="1" w:styleId="ColorF06666Bg003700" w:type="character">
+    <w:name w:val="ColorF06666Bg003700"/>
+    <w:rPr>
+      <w:color w:val="F06666"/>
+      <w:shd w:color="auto" w:fill="003700" w:val="clear"/>
+    </w:rPr>
+  </w:style>
+  <w:style w:customStyle="1" w:styleId="ColorF06666Bg002966" w:type="character">
+    <w:name w:val="ColorF06666Bg002966"/>
+    <w:rPr>
+      <w:color w:val="F06666"/>
+      <w:shd w:color="auto" w:fill="002966" w:val="clear"/>
+    </w:rPr>
+  </w:style>
+  <w:style w:customStyle="1" w:styleId="ColorF06666Bg3D1466" w:type="character">
+    <w:name w:val="ColorF06666Bg3D1466"/>
+    <w:rPr>
+      <w:color w:val="F06666"/>
+      <w:shd w:color="auto" w:fill="3D1466" w:val="clear"/>
+    </w:rPr>
+  </w:style>
+  <w:style w:customStyle="1" w:styleId="ColorFFC266" w:type="character">
+    <w:name w:val="ColorFFC266"/>
+    <w:rPr>
+      <w:color w:val="FFC266"/>
+    </w:rPr>
+  </w:style>
+  <w:style w:customStyle="1" w:styleId="ColorFFC266BgE60000" w:type="character">
+    <w:name w:val="ColorFFC266BgE60000"/>
+    <w:rPr>
+      <w:color w:val="FFC266"/>
+      <w:shd w:color="auto" w:fill="E60000" w:val="clear"/>
+    </w:rPr>
+  </w:style>
+  <w:style w:customStyle="1" w:styleId="ColorFFC266BgFF9900" w:type="character">
+    <w:name w:val="ColorFFC266BgFF9900"/>
+    <w:rPr>
+      <w:color w:val="FFC266"/>
+      <w:shd w:color="auto" w:fill="FF9900" w:val="clear"/>
+    </w:rPr>
+  </w:style>
+  <w:style w:customStyle="1" w:styleId="ColorFFC266BgFFFF00" w:type="character">
+    <w:name w:val="ColorFFC266BgFFFF00"/>
+    <w:rPr>
+      <w:color w:val="FFC266"/>
+      <w:shd w:color="auto" w:fill="FFFF00" w:val="clear"/>
+    </w:rPr>
+  </w:style>
+  <w:style w:customStyle="1" w:styleId="ColorFFC266Bg008A00" w:type="character">
+    <w:name w:val="ColorFFC266Bg008A00"/>
+    <w:rPr>
+      <w:color w:val="FFC266"/>
+      <w:shd w:color="auto" w:fill="008A00" w:val="clear"/>
+    </w:rPr>
+  </w:style>
+  <w:style w:customStyle="1" w:styleId="ColorFFC266Bg0066CC" w:type="character">
+    <w:name w:val="ColorFFC266Bg0066CC"/>
+    <w:rPr>
+      <w:color w:val="FFC266"/>
+      <w:shd w:color="auto" w:fill="0066CC" w:val="clear"/>
+    </w:rPr>
+  </w:style>
+  <w:style w:customStyle="1" w:styleId="ColorFFC266Bg9933FF" w:type="character">
+    <w:name w:val="ColorFFC266Bg9933FF"/>
+    <w:rPr>
+      <w:color w:val="FFC266"/>
+      <w:shd w:color="auto" w:fill="9933FF" w:val="clear"/>
+    </w:rPr>
+  </w:style>
+  <w:style w:customStyle="1" w:styleId="ColorFFC266BgFFFFFF" w:type="character">
+    <w:name w:val="ColorFFC266BgFFFFFF"/>
+    <w:rPr>
+      <w:color w:val="FFC266"/>
+      <w:shd w:color="auto" w:fill="FFFFFF" w:val="clear"/>
+    </w:rPr>
+  </w:style>
+  <w:style w:customStyle="1" w:styleId="ColorFFC266BgFACCCC" w:type="character">
+    <w:name w:val="ColorFFC266BgFACCCC"/>
+    <w:rPr>
+      <w:color w:val="FFC266"/>
+      <w:shd w:color="auto" w:fill="FACCCC" w:val="clear"/>
+    </w:rPr>
+  </w:style>
+  <w:style w:customStyle="1" w:styleId="ColorFFC266BgFFEBCC" w:type="character">
+    <w:name w:val="ColorFFC266BgFFEBCC"/>
+    <w:rPr>
+      <w:color w:val="FFC266"/>
+      <w:shd w:color="auto" w:fill="FFEBCC" w:val="clear"/>
+    </w:rPr>
+  </w:style>
+  <w:style w:customStyle="1" w:styleId="ColorFFC266BgFFFFCC" w:type="character">
+    <w:name w:val="ColorFFC266BgFFFFCC"/>
+    <w:rPr>
+      <w:color w:val="FFC266"/>
+      <w:shd w:color="auto" w:fill="FFFFCC" w:val="clear"/>
+    </w:rPr>
+  </w:style>
+  <w:style w:customStyle="1" w:styleId="ColorFFC266BgCCE8CC" w:type="character">
+    <w:name w:val="ColorFFC266BgCCE8CC"/>
+    <w:rPr>
+      <w:color w:val="FFC266"/>
+      <w:shd w:color="auto" w:fill="CCE8CC" w:val="clear"/>
+    </w:rPr>
+  </w:style>
+  <w:style w:customStyle="1" w:styleId="ColorFFC266BgCCE0F5" w:type="character">
+    <w:name w:val="ColorFFC266BgCCE0F5"/>
+    <w:rPr>
+      <w:color w:val="FFC266"/>
+      <w:shd w:color="auto" w:fill="CCE0F5" w:val="clear"/>
+    </w:rPr>
+  </w:style>
+  <w:style w:customStyle="1" w:styleId="ColorFFC266BgEBD6FF" w:type="character">
+    <w:name w:val="ColorFFC266BgEBD6FF"/>
+    <w:rPr>
+      <w:color w:val="FFC266"/>
+      <w:shd w:color="auto" w:fill="EBD6FF" w:val="clear"/>
+    </w:rPr>
+  </w:style>
+  <w:style w:customStyle="1" w:styleId="ColorFFC266BgBBBBBB" w:type="character">
+    <w:name w:val="ColorFFC266BgBBBBBB"/>
+    <w:rPr>
+      <w:color w:val="FFC266"/>
+      <w:shd w:color="auto" w:fill="BBBBBB" w:val="clear"/>
+    </w:rPr>
+  </w:style>
+  <w:style w:customStyle="1" w:styleId="ColorFFC266BgF06666" w:type="character">
+    <w:name w:val="ColorFFC266BgF06666"/>
+    <w:rPr>
+      <w:color w:val="FFC266"/>
+      <w:shd w:color="auto" w:fill="F06666" w:val="clear"/>
+    </w:rPr>
+  </w:style>
+  <w:style w:customStyle="1" w:styleId="ColorFFC266BgFFC266" w:type="character">
+    <w:name w:val="ColorFFC266BgFFC266"/>
+    <w:rPr>
+      <w:color w:val="FFC266"/>
+      <w:shd w:color="auto" w:fill="FFC266" w:val="clear"/>
+    </w:rPr>
+  </w:style>
+  <w:style w:customStyle="1" w:styleId="ColorFFC266BgFFFF66" w:type="character">
+    <w:name w:val="ColorFFC266BgFFFF66"/>
+    <w:rPr>
+      <w:color w:val="FFC266"/>
+      <w:shd w:color="auto" w:fill="FFFF66" w:val="clear"/>
+    </w:rPr>
+  </w:style>
+  <w:style w:customStyle="1" w:styleId="ColorFFC266Bg66B966" w:type="character">
+    <w:name w:val="ColorFFC266Bg66B966"/>
+    <w:rPr>
+      <w:color w:val="FFC266"/>
+      <w:shd w:color="auto" w:fill="66B966" w:val="clear"/>
+    </w:rPr>
+  </w:style>
+  <w:style w:customStyle="1" w:styleId="ColorFFC266Bg66A3E0" w:type="character">
+    <w:name w:val="ColorFFC266Bg66A3E0"/>
+    <w:rPr>
+      <w:color w:val="FFC266"/>
+      <w:shd w:color="auto" w:fill="66A3E0" w:val="clear"/>
+    </w:rPr>
+  </w:style>
+  <w:style w:customStyle="1" w:styleId="ColorFFC266BgC285FF" w:type="character">
+    <w:name w:val="ColorFFC266BgC285FF"/>
+    <w:rPr>
+      <w:color w:val="FFC266"/>
+      <w:shd w:color="auto" w:fill="C285FF" w:val="clear"/>
+    </w:rPr>
+  </w:style>
+  <w:style w:customStyle="1" w:styleId="ColorFFC266Bg888888" w:type="character">
+    <w:name w:val="ColorFFC266Bg888888"/>
+    <w:rPr>
+      <w:color w:val="FFC266"/>
+      <w:shd w:color="auto" w:fill="888888" w:val="clear"/>
+    </w:rPr>
+  </w:style>
+  <w:style w:customStyle="1" w:styleId="ColorFFC266BgA10000" w:type="character">
+    <w:name w:val="ColorFFC266BgA10000"/>
+    <w:rPr>
+      <w:color w:val="FFC266"/>
+      <w:shd w:color="auto" w:fill="A10000" w:val="clear"/>
+    </w:rPr>
+  </w:style>
+  <w:style w:customStyle="1" w:styleId="ColorFFC266BgB26B00" w:type="character">
+    <w:name w:val="ColorFFC266BgB26B00"/>
+    <w:rPr>
+      <w:color w:val="FFC266"/>
+      <w:shd w:color="auto" w:fill="B26B00" w:val="clear"/>
+    </w:rPr>
+  </w:style>
+  <w:style w:customStyle="1" w:styleId="ColorFFC266BgB2B200" w:type="character">
+    <w:name w:val="ColorFFC266BgB2B200"/>
+    <w:rPr>
+      <w:color w:val="FFC266"/>
+      <w:shd w:color="auto" w:fill="B2B200" w:val="clear"/>
+    </w:rPr>
+  </w:style>
+  <w:style w:customStyle="1" w:styleId="ColorFFC266Bg006100" w:type="character">
+    <w:name w:val="ColorFFC266Bg006100"/>
+    <w:rPr>
+      <w:color w:val="FFC266"/>
+      <w:shd w:color="auto" w:fill="006100" w:val="clear"/>
+    </w:rPr>
+  </w:style>
+  <w:style w:customStyle="1" w:styleId="ColorFFC266Bg0047B2" w:type="character">
+    <w:name w:val="ColorFFC266Bg0047B2"/>
+    <w:rPr>
+      <w:color w:val="FFC266"/>
+      <w:shd w:color="auto" w:fill="0047B2" w:val="clear"/>
+    </w:rPr>
+  </w:style>
+  <w:style w:customStyle="1" w:styleId="ColorFFC266Bg6B24B2" w:type="character">
+    <w:name w:val="ColorFFC266Bg6B24B2"/>
+    <w:rPr>
+      <w:color w:val="FFC266"/>
+      <w:shd w:color="auto" w:fill="6B24B2" w:val="clear"/>
+    </w:rPr>
+  </w:style>
+  <w:style w:customStyle="1" w:styleId="ColorFFC266Bg444444" w:type="character">
+    <w:name w:val="ColorFFC266Bg444444"/>
+    <w:rPr>
+      <w:color w:val="FFC266"/>
+      <w:shd w:color="auto" w:fill="444444" w:val="clear"/>
+    </w:rPr>
+  </w:style>
+  <w:style w:customStyle="1" w:styleId="ColorFFC266Bg5C0000" w:type="character">
+    <w:name w:val="ColorFFC266Bg5C0000"/>
+    <w:rPr>
+      <w:color w:val="FFC266"/>
+      <w:shd w:color="auto" w:fill="5C0000" w:val="clear"/>
+    </w:rPr>
+  </w:style>
+  <w:style w:customStyle="1" w:styleId="ColorFFC266Bg663D00" w:type="character">
+    <w:name w:val="ColorFFC266Bg663D00"/>
+    <w:rPr>
+      <w:color w:val="FFC266"/>
+      <w:shd w:color="auto" w:fill="663D00" w:val="clear"/>
+    </w:rPr>
+  </w:style>
+  <w:style w:customStyle="1" w:styleId="ColorFFC266Bg666600" w:type="character">
+    <w:name w:val="ColorFFC266Bg666600"/>
+    <w:rPr>
+      <w:color w:val="FFC266"/>
+      <w:shd w:color="auto" w:fill="666600" w:val="clear"/>
+    </w:rPr>
+  </w:style>
+  <w:style w:customStyle="1" w:styleId="ColorFFC266Bg003700" w:type="character">
+    <w:name w:val="ColorFFC266Bg003700"/>
+    <w:rPr>
+      <w:color w:val="FFC266"/>
+      <w:shd w:color="auto" w:fill="003700" w:val="clear"/>
+    </w:rPr>
+  </w:style>
+  <w:style w:customStyle="1" w:styleId="ColorFFC266Bg002966" w:type="character">
+    <w:name w:val="ColorFFC266Bg002966"/>
+    <w:rPr>
+      <w:color w:val="FFC266"/>
+      <w:shd w:color="auto" w:fill="002966" w:val="clear"/>
+    </w:rPr>
+  </w:style>
+  <w:style w:customStyle="1" w:styleId="ColorFFC266Bg3D1466" w:type="character">
+    <w:name w:val="ColorFFC266Bg3D1466"/>
+    <w:rPr>
+      <w:color w:val="FFC266"/>
+      <w:shd w:color="auto" w:fill="3D1466" w:val="clear"/>
+    </w:rPr>
+  </w:style>
+  <w:style w:customStyle="1" w:styleId="ColorFFFF66" w:type="character">
+    <w:name w:val="ColorFFFF66"/>
+    <w:rPr>
+      <w:color w:val="FFFF66"/>
+    </w:rPr>
+  </w:style>
+  <w:style w:customStyle="1" w:styleId="ColorFFFF66BgE60000" w:type="character">
+    <w:name w:val="ColorFFFF66BgE60000"/>
+    <w:rPr>
+      <w:color w:val="FFFF66"/>
+      <w:shd w:color="auto" w:fill="E60000" w:val="clear"/>
+    </w:rPr>
+  </w:style>
+  <w:style w:customStyle="1" w:styleId="ColorFFFF66BgFF9900" w:type="character">
+    <w:name w:val="ColorFFFF66BgFF9900"/>
+    <w:rPr>
+      <w:color w:val="FFFF66"/>
+      <w:shd w:color="auto" w:fill="FF9900" w:val="clear"/>
+    </w:rPr>
+  </w:style>
+  <w:style w:customStyle="1" w:styleId="ColorFFFF66BgFFFF00" w:type="character">
+    <w:name w:val="ColorFFFF66BgFFFF00"/>
+    <w:rPr>
+      <w:color w:val="FFFF66"/>
+      <w:shd w:color="auto" w:fill="FFFF00" w:val="clear"/>
+    </w:rPr>
+  </w:style>
+  <w:style w:customStyle="1" w:styleId="ColorFFFF66Bg008A00" w:type="character">
+    <w:name w:val="ColorFFFF66Bg008A00"/>
+    <w:rPr>
+      <w:color w:val="FFFF66"/>
+      <w:shd w:color="auto" w:fill="008A00" w:val="clear"/>
+    </w:rPr>
+  </w:style>
+  <w:style w:customStyle="1" w:styleId="ColorFFFF66Bg0066CC" w:type="character">
+    <w:name w:val="ColorFFFF66Bg0066CC"/>
+    <w:rPr>
+      <w:color w:val="FFFF66"/>
+      <w:shd w:color="auto" w:fill="0066CC" w:val="clear"/>
+    </w:rPr>
+  </w:style>
+  <w:style w:customStyle="1" w:styleId="ColorFFFF66Bg9933FF" w:type="character">
+    <w:name w:val="ColorFFFF66Bg9933FF"/>
+    <w:rPr>
+      <w:color w:val="FFFF66"/>
+      <w:shd w:color="auto" w:fill="9933FF" w:val="clear"/>
+    </w:rPr>
+  </w:style>
+  <w:style w:customStyle="1" w:styleId="ColorFFFF66BgFFFFFF" w:type="character">
+    <w:name w:val="ColorFFFF66BgFFFFFF"/>
+    <w:rPr>
+      <w:color w:val="FFFF66"/>
+      <w:shd w:color="auto" w:fill="FFFFFF" w:val="clear"/>
+    </w:rPr>
+  </w:style>
+  <w:style w:customStyle="1" w:styleId="ColorFFFF66BgFACCCC" w:type="character">
+    <w:name w:val="ColorFFFF66BgFACCCC"/>
+    <w:rPr>
+      <w:color w:val="FFFF66"/>
+      <w:shd w:color="auto" w:fill="FACCCC" w:val="clear"/>
+    </w:rPr>
+  </w:style>
+  <w:style w:customStyle="1" w:styleId="ColorFFFF66BgFFEBCC" w:type="character">
+    <w:name w:val="ColorFFFF66BgFFEBCC"/>
+    <w:rPr>
+      <w:color w:val="FFFF66"/>
+      <w:shd w:color="auto" w:fill="FFEBCC" w:val="clear"/>
+    </w:rPr>
+  </w:style>
+  <w:style w:customStyle="1" w:styleId="ColorFFFF66BgFFFFCC" w:type="character">
+    <w:name w:val="ColorFFFF66BgFFFFCC"/>
+    <w:rPr>
+      <w:color w:val="FFFF66"/>
+      <w:shd w:color="auto" w:fill="FFFFCC" w:val="clear"/>
+    </w:rPr>
+  </w:style>
+  <w:style w:customStyle="1" w:styleId="ColorFFFF66BgCCE8CC" w:type="character">
+    <w:name w:val="ColorFFFF66BgCCE8CC"/>
+    <w:rPr>
+      <w:color w:val="FFFF66"/>
+      <w:shd w:color="auto" w:fill="CCE8CC" w:val="clear"/>
+    </w:rPr>
+  </w:style>
+  <w:style w:customStyle="1" w:styleId="ColorFFFF66BgCCE0F5" w:type="character">
+    <w:name w:val="ColorFFFF66BgCCE0F5"/>
+    <w:rPr>
+      <w:color w:val="FFFF66"/>
+      <w:shd w:color="auto" w:fill="CCE0F5" w:val="clear"/>
+    </w:rPr>
+  </w:style>
+  <w:style w:customStyle="1" w:styleId="ColorFFFF66BgEBD6FF" w:type="character">
+    <w:name w:val="ColorFFFF66BgEBD6FF"/>
+    <w:rPr>
+      <w:color w:val="FFFF66"/>
+      <w:shd w:color="auto" w:fill="EBD6FF" w:val="clear"/>
+    </w:rPr>
+  </w:style>
+  <w:style w:customStyle="1" w:styleId="ColorFFFF66BgBBBBBB" w:type="character">
+    <w:name w:val="ColorFFFF66BgBBBBBB"/>
+    <w:rPr>
+      <w:color w:val="FFFF66"/>
+      <w:shd w:color="auto" w:fill="BBBBBB" w:val="clear"/>
+    </w:rPr>
+  </w:style>
+  <w:style w:customStyle="1" w:styleId="ColorFFFF66BgF06666" w:type="character">
+    <w:name w:val="ColorFFFF66BgF06666"/>
+    <w:rPr>
+      <w:color w:val="FFFF66"/>
+      <w:shd w:color="auto" w:fill="F06666" w:val="clear"/>
+    </w:rPr>
+  </w:style>
+  <w:style w:customStyle="1" w:styleId="ColorFFFF66BgFFC266" w:type="character">
+    <w:name w:val="ColorFFFF66BgFFC266"/>
+    <w:rPr>
+      <w:color w:val="FFFF66"/>
+      <w:shd w:color="auto" w:fill="FFC266" w:val="clear"/>
+    </w:rPr>
+  </w:style>
+  <w:style w:customStyle="1" w:styleId="ColorFFFF66BgFFFF66" w:type="character">
+    <w:name w:val="ColorFFFF66BgFFFF66"/>
+    <w:rPr>
+      <w:color w:val="FFFF66"/>
+      <w:shd w:color="auto" w:fill="FFFF66" w:val="clear"/>
+    </w:rPr>
+  </w:style>
+  <w:style w:customStyle="1" w:styleId="ColorFFFF66Bg66B966" w:type="character">
+    <w:name w:val="ColorFFFF66Bg66B966"/>
+    <w:rPr>
+      <w:color w:val="FFFF66"/>
+      <w:shd w:color="auto" w:fill="66B966" w:val="clear"/>
+    </w:rPr>
+  </w:style>
+  <w:style w:customStyle="1" w:styleId="ColorFFFF66Bg66A3E0" w:type="character">
+    <w:name w:val="ColorFFFF66Bg66A3E0"/>
+    <w:rPr>
+      <w:color w:val="FFFF66"/>
+      <w:shd w:color="auto" w:fill="66A3E0" w:val="clear"/>
+    </w:rPr>
+  </w:style>
+  <w:style w:customStyle="1" w:styleId="ColorFFFF66BgC285FF" w:type="character">
+    <w:name w:val="ColorFFFF66BgC285FF"/>
+    <w:rPr>
+      <w:color w:val="FFFF66"/>
+      <w:shd w:color="auto" w:fill="C285FF" w:val="clear"/>
+    </w:rPr>
+  </w:style>
+  <w:style w:customStyle="1" w:styleId="ColorFFFF66Bg888888" w:type="character">
+    <w:name w:val="ColorFFFF66Bg888888"/>
+    <w:rPr>
+      <w:color w:val="FFFF66"/>
+      <w:shd w:color="auto" w:fill="888888" w:val="clear"/>
+    </w:rPr>
+  </w:style>
+  <w:style w:customStyle="1" w:styleId="ColorFFFF66BgA10000" w:type="character">
+    <w:name w:val="ColorFFFF66BgA10000"/>
+    <w:rPr>
+      <w:color w:val="FFFF66"/>
+      <w:shd w:color="auto" w:fill="A10000" w:val="clear"/>
+    </w:rPr>
+  </w:style>
+  <w:style w:customStyle="1" w:styleId="ColorFFFF66BgB26B00" w:type="character">
+    <w:name w:val="ColorFFFF66BgB26B00"/>
+    <w:rPr>
+      <w:color w:val="FFFF66"/>
+      <w:shd w:color="auto" w:fill="B26B00" w:val="clear"/>
+    </w:rPr>
+  </w:style>
+  <w:style w:customStyle="1" w:styleId="ColorFFFF66BgB2B200" w:type="character">
+    <w:name w:val="ColorFFFF66BgB2B200"/>
+    <w:rPr>
+      <w:color w:val="FFFF66"/>
+      <w:shd w:color="auto" w:fill="B2B200" w:val="clear"/>
+    </w:rPr>
+  </w:style>
+  <w:style w:customStyle="1" w:styleId="ColorFFFF66Bg006100" w:type="character">
+    <w:name w:val="ColorFFFF66Bg006100"/>
+    <w:rPr>
+      <w:color w:val="FFFF66"/>
+      <w:shd w:color="auto" w:fill="006100" w:val="clear"/>
+    </w:rPr>
+  </w:style>
+  <w:style w:customStyle="1" w:styleId="ColorFFFF66Bg0047B2" w:type="character">
+    <w:name w:val="ColorFFFF66Bg0047B2"/>
+    <w:rPr>
+      <w:color w:val="FFFF66"/>
+      <w:shd w:color="auto" w:fill="0047B2" w:val="clear"/>
+    </w:rPr>
+  </w:style>
+  <w:style w:customStyle="1" w:styleId="ColorFFFF66Bg6B24B2" w:type="character">
+    <w:name w:val="ColorFFFF66Bg6B24B2"/>
+    <w:rPr>
+      <w:color w:val="FFFF66"/>
+      <w:shd w:color="auto" w:fill="6B24B2" w:val="clear"/>
+    </w:rPr>
+  </w:style>
+  <w:style w:customStyle="1" w:styleId="ColorFFFF66Bg444444" w:type="character">
+    <w:name w:val="ColorFFFF66Bg444444"/>
+    <w:rPr>
+      <w:color w:val="FFFF66"/>
+      <w:shd w:color="auto" w:fill="444444" w:val="clear"/>
+    </w:rPr>
+  </w:style>
+  <w:style w:customStyle="1" w:styleId="ColorFFFF66Bg5C0000" w:type="character">
+    <w:name w:val="ColorFFFF66Bg5C0000"/>
+    <w:rPr>
+      <w:color w:val="FFFF66"/>
+      <w:shd w:color="auto" w:fill="5C0000" w:val="clear"/>
+    </w:rPr>
+  </w:style>
+  <w:style w:customStyle="1" w:styleId="ColorFFFF66Bg663D00" w:type="character">
+    <w:name w:val="ColorFFFF66Bg663D00"/>
+    <w:rPr>
+      <w:color w:val="FFFF66"/>
+      <w:shd w:color="auto" w:fill="663D00" w:val="clear"/>
+    </w:rPr>
+  </w:style>
+  <w:style w:customStyle="1" w:styleId="ColorFFFF66Bg666600" w:type="character">
+    <w:name w:val="ColorFFFF66Bg666600"/>
+    <w:rPr>
+      <w:color w:val="FFFF66"/>
+      <w:shd w:color="auto" w:fill="666600" w:val="clear"/>
+    </w:rPr>
+  </w:style>
+  <w:style w:customStyle="1" w:styleId="ColorFFFF66Bg003700" w:type="character">
+    <w:name w:val="ColorFFFF66Bg003700"/>
+    <w:rPr>
+      <w:color w:val="FFFF66"/>
+      <w:shd w:color="auto" w:fill="003700" w:val="clear"/>
+    </w:rPr>
+  </w:style>
+  <w:style w:customStyle="1" w:styleId="ColorFFFF66Bg002966" w:type="character">
+    <w:name w:val="ColorFFFF66Bg002966"/>
+    <w:rPr>
+      <w:color w:val="FFFF66"/>
+      <w:shd w:color="auto" w:fill="002966" w:val="clear"/>
+    </w:rPr>
+  </w:style>
+  <w:style w:customStyle="1" w:styleId="ColorFFFF66Bg3D1466" w:type="character">
+    <w:name w:val="ColorFFFF66Bg3D1466"/>
+    <w:rPr>
+      <w:color w:val="FFFF66"/>
+      <w:shd w:color="auto" w:fill="3D1466" w:val="clear"/>
+    </w:rPr>
+  </w:style>
+  <w:style w:customStyle="1" w:styleId="Color66B966" w:type="character">
+    <w:name w:val="Color66B966"/>
+    <w:rPr>
+      <w:color w:val="66B966"/>
+    </w:rPr>
+  </w:style>
+  <w:style w:customStyle="1" w:styleId="Color66B966BgE60000" w:type="character">
+    <w:name w:val="Color66B966BgE60000"/>
+    <w:rPr>
+      <w:color w:val="66B966"/>
+      <w:shd w:color="auto" w:fill="E60000" w:val="clear"/>
+    </w:rPr>
+  </w:style>
+  <w:style w:customStyle="1" w:styleId="Color66B966BgFF9900" w:type="character">
+    <w:name w:val="Color66B966BgFF9900"/>
+    <w:rPr>
+      <w:color w:val="66B966"/>
+      <w:shd w:color="auto" w:fill="FF9900" w:val="clear"/>
+    </w:rPr>
+  </w:style>
+  <w:style w:customStyle="1" w:styleId="Color66B966BgFFFF00" w:type="character">
+    <w:name w:val="Color66B966BgFFFF00"/>
+    <w:rPr>
+      <w:color w:val="66B966"/>
+      <w:shd w:color="auto" w:fill="FFFF00" w:val="clear"/>
+    </w:rPr>
+  </w:style>
+  <w:style w:customStyle="1" w:styleId="Color66B966Bg008A00" w:type="character">
+    <w:name w:val="Color66B966Bg008A00"/>
+    <w:rPr>
+      <w:color w:val="66B966"/>
+      <w:shd w:color="auto" w:fill="008A00" w:val="clear"/>
+    </w:rPr>
+  </w:style>
+  <w:style w:customStyle="1" w:styleId="Color66B966Bg0066CC" w:type="character">
+    <w:name w:val="Color66B966Bg0066CC"/>
+    <w:rPr>
+      <w:color w:val="66B966"/>
+      <w:shd w:color="auto" w:fill="0066CC" w:val="clear"/>
+    </w:rPr>
+  </w:style>
+  <w:style w:customStyle="1" w:styleId="Color66B966Bg9933FF" w:type="character">
+    <w:name w:val="Color66B966Bg9933FF"/>
+    <w:rPr>
+      <w:color w:val="66B966"/>
+      <w:shd w:color="auto" w:fill="9933FF" w:val="clear"/>
+    </w:rPr>
+  </w:style>
+  <w:style w:customStyle="1" w:styleId="Color66B966BgFFFFFF" w:type="character">
+    <w:name w:val="Color66B966BgFFFFFF"/>
+    <w:rPr>
+      <w:color w:val="66B966"/>
+      <w:shd w:color="auto" w:fill="FFFFFF" w:val="clear"/>
+    </w:rPr>
+  </w:style>
+  <w:style w:customStyle="1" w:styleId="Color66B966BgFACCCC" w:type="character">
+    <w:name w:val="Color66B966BgFACCCC"/>
+    <w:rPr>
+      <w:color w:val="66B966"/>
+      <w:shd w:color="auto" w:fill="FACCCC" w:val="clear"/>
+    </w:rPr>
+  </w:style>
+  <w:style w:customStyle="1" w:styleId="Color66B966BgFFEBCC" w:type="character">
+    <w:name w:val="Color66B966BgFFEBCC"/>
+    <w:rPr>
+      <w:color w:val="66B966"/>
+      <w:shd w:color="auto" w:fill="FFEBCC" w:val="clear"/>
+    </w:rPr>
+  </w:style>
+  <w:style w:customStyle="1" w:styleId="Color66B966BgFFFFCC" w:type="character">
+    <w:name w:val="Color66B966BgFFFFCC"/>
+    <w:rPr>
+      <w:color w:val="66B966"/>
+      <w:shd w:color="auto" w:fill="FFFFCC" w:val="clear"/>
+    </w:rPr>
+  </w:style>
+  <w:style w:customStyle="1" w:styleId="Color66B966BgCCE8CC" w:type="character">
+    <w:name w:val="Color66B966BgCCE8CC"/>
+    <w:rPr>
+      <w:color w:val="66B966"/>
+      <w:shd w:color="auto" w:fill="CCE8CC" w:val="clear"/>
+    </w:rPr>
+  </w:style>
+  <w:style w:customStyle="1" w:styleId="Color66B966BgCCE0F5" w:type="character">
+    <w:name w:val="Color66B966BgCCE0F5"/>
+    <w:rPr>
+      <w:color w:val="66B966"/>
+      <w:shd w:color="auto" w:fill="CCE0F5" w:val="clear"/>
+    </w:rPr>
+  </w:style>
+  <w:style w:customStyle="1" w:styleId="Color66B966BgEBD6FF" w:type="character">
+    <w:name w:val="Color66B966BgEBD6FF"/>
+    <w:rPr>
+      <w:color w:val="66B966"/>
+      <w:shd w:color="auto" w:fill="EBD6FF" w:val="clear"/>
+    </w:rPr>
+  </w:style>
+  <w:style w:customStyle="1" w:styleId="Color66B966BgBBBBBB" w:type="character">
+    <w:name w:val="Color66B966BgBBBBBB"/>
+    <w:rPr>
+      <w:color w:val="66B966"/>
+      <w:shd w:color="auto" w:fill="BBBBBB" w:val="clear"/>
+    </w:rPr>
+  </w:style>
+  <w:style w:customStyle="1" w:styleId="Color66B966BgF06666" w:type="character">
+    <w:name w:val="Color66B966BgF06666"/>
+    <w:rPr>
+      <w:color w:val="66B966"/>
+      <w:shd w:color="auto" w:fill="F06666" w:val="clear"/>
+    </w:rPr>
+  </w:style>
+  <w:style w:customStyle="1" w:styleId="Color66B966BgFFC266" w:type="character">
+    <w:name w:val="Color66B966BgFFC266"/>
+    <w:rPr>
+      <w:color w:val="66B966"/>
+      <w:shd w:color="auto" w:fill="FFC266" w:val="clear"/>
+    </w:rPr>
+  </w:style>
+  <w:style w:customStyle="1" w:styleId="Color66B966BgFFFF66" w:type="character">
+    <w:name w:val="Color66B966BgFFFF66"/>
+    <w:rPr>
+      <w:color w:val="66B966"/>
+      <w:shd w:color="auto" w:fill="FFFF66" w:val="clear"/>
+    </w:rPr>
+  </w:style>
+  <w:style w:customStyle="1" w:styleId="Color66B966Bg66B966" w:type="character">
+    <w:name w:val="Color66B966Bg66B966"/>
+    <w:rPr>
+      <w:color w:val="66B966"/>
+      <w:shd w:color="auto" w:fill="66B966" w:val="clear"/>
+    </w:rPr>
+  </w:style>
+  <w:style w:customStyle="1" w:styleId="Color66B966Bg66A3E0" w:type="character">
+    <w:name w:val="Color66B966Bg66A3E0"/>
+    <w:rPr>
+      <w:color w:val="66B966"/>
+      <w:shd w:color="auto" w:fill="66A3E0" w:val="clear"/>
+    </w:rPr>
+  </w:style>
+  <w:style w:customStyle="1" w:styleId="Color66B966BgC285FF" w:type="character">
+    <w:name w:val="Color66B966BgC285FF"/>
+    <w:rPr>
+      <w:color w:val="66B966"/>
+      <w:shd w:color="auto" w:fill="C285FF" w:val="clear"/>
+    </w:rPr>
+  </w:style>
+  <w:style w:customStyle="1" w:styleId="Color66B966Bg888888" w:type="character">
+    <w:name w:val="Color66B966Bg888888"/>
+    <w:rPr>
+      <w:color w:val="66B966"/>
+      <w:shd w:color="auto" w:fill="888888" w:val="clear"/>
+    </w:rPr>
+  </w:style>
+  <w:style w:customStyle="1" w:styleId="Color66B966BgA10000" w:type="character">
+    <w:name w:val="Color66B966BgA10000"/>
+    <w:rPr>
+      <w:color w:val="66B966"/>
+      <w:shd w:color="auto" w:fill="A10000" w:val="clear"/>
+    </w:rPr>
+  </w:style>
+  <w:style w:customStyle="1" w:styleId="Color66B966BgB26B00" w:type="character">
+    <w:name w:val="Color66B966BgB26B00"/>
+    <w:rPr>
+      <w:color w:val="66B966"/>
+      <w:shd w:color="auto" w:fill="B26B00" w:val="clear"/>
+    </w:rPr>
+  </w:style>
+  <w:style w:customStyle="1" w:styleId="Color66B966BgB2B200" w:type="character">
+    <w:name w:val="Color66B966BgB2B200"/>
+    <w:rPr>
+      <w:color w:val="66B966"/>
+      <w:shd w:color="auto" w:fill="B2B200" w:val="clear"/>
+    </w:rPr>
+  </w:style>
+  <w:style w:customStyle="1" w:styleId="Color66B966Bg006100" w:type="character">
+    <w:name w:val="Color66B966Bg006100"/>
+    <w:rPr>
+      <w:color w:val="66B966"/>
+      <w:shd w:color="auto" w:fill="006100" w:val="clear"/>
+    </w:rPr>
+  </w:style>
+  <w:style w:customStyle="1" w:styleId="Color66B966Bg0047B2" w:type="character">
+    <w:name w:val="Color66B966Bg0047B2"/>
+    <w:rPr>
+      <w:color w:val="66B966"/>
+      <w:shd w:color="auto" w:fill="0047B2" w:val="clear"/>
+    </w:rPr>
+  </w:style>
+  <w:style w:customStyle="1" w:styleId="Color66B966Bg6B24B2" w:type="character">
+    <w:name w:val="Color66B966Bg6B24B2"/>
+    <w:rPr>
+      <w:color w:val="66B966"/>
+      <w:shd w:color="auto" w:fill="6B24B2" w:val="clear"/>
+    </w:rPr>
+  </w:style>
+  <w:style w:customStyle="1" w:styleId="Color66B966Bg444444" w:type="character">
+    <w:name w:val="Color66B966Bg444444"/>
+    <w:rPr>
+      <w:color w:val="66B966"/>
+      <w:shd w:color="auto" w:fill="444444" w:val="clear"/>
+    </w:rPr>
+  </w:style>
+  <w:style w:customStyle="1" w:styleId="Color66B966Bg5C0000" w:type="character">
+    <w:name w:val="Color66B966Bg5C0000"/>
+    <w:rPr>
+      <w:color w:val="66B966"/>
+      <w:shd w:color="auto" w:fill="5C0000" w:val="clear"/>
+    </w:rPr>
+  </w:style>
+  <w:style w:customStyle="1" w:styleId="Color66B966Bg663D00" w:type="character">
+    <w:name w:val="Color66B966Bg663D00"/>
+    <w:rPr>
+      <w:color w:val="66B966"/>
+      <w:shd w:color="auto" w:fill="663D00" w:val="clear"/>
+    </w:rPr>
+  </w:style>
+  <w:style w:customStyle="1" w:styleId="Color66B966Bg666600" w:type="character">
+    <w:name w:val="Color66B966Bg666600"/>
+    <w:rPr>
+      <w:color w:val="66B966"/>
+      <w:shd w:color="auto" w:fill="666600" w:val="clear"/>
+    </w:rPr>
+  </w:style>
+  <w:style w:customStyle="1" w:styleId="Color66B966Bg003700" w:type="character">
+    <w:name w:val="Color66B966Bg003700"/>
+    <w:rPr>
+      <w:color w:val="66B966"/>
+      <w:shd w:color="auto" w:fill="003700" w:val="clear"/>
+    </w:rPr>
+  </w:style>
+  <w:style w:customStyle="1" w:styleId="Color66B966Bg002966" w:type="character">
+    <w:name w:val="Color66B966Bg002966"/>
+    <w:rPr>
+      <w:color w:val="66B966"/>
+      <w:shd w:color="auto" w:fill="002966" w:val="clear"/>
+    </w:rPr>
+  </w:style>
+  <w:style w:customStyle="1" w:styleId="Color66B966Bg3D1466" w:type="character">
+    <w:name w:val="Color66B966Bg3D1466"/>
+    <w:rPr>
+      <w:color w:val="66B966"/>
+      <w:shd w:color="auto" w:fill="3D1466" w:val="clear"/>
+    </w:rPr>
+  </w:style>
+  <w:style w:customStyle="1" w:styleId="Color66A3E0" w:type="character">
+    <w:name w:val="Color66A3E0"/>
+    <w:rPr>
+      <w:color w:val="66A3E0"/>
+    </w:rPr>
+  </w:style>
+  <w:style w:customStyle="1" w:styleId="Color66A3E0BgE60000" w:type="character">
+    <w:name w:val="Color66A3E0BgE60000"/>
+    <w:rPr>
+      <w:color w:val="66A3E0"/>
+      <w:shd w:color="auto" w:fill="E60000" w:val="clear"/>
+    </w:rPr>
+  </w:style>
+  <w:style w:customStyle="1" w:styleId="Color66A3E0BgFF9900" w:type="character">
+    <w:name w:val="Color66A3E0BgFF9900"/>
+    <w:rPr>
+      <w:color w:val="66A3E0"/>
+      <w:shd w:color="auto" w:fill="FF9900" w:val="clear"/>
+    </w:rPr>
+  </w:style>
+  <w:style w:customStyle="1" w:styleId="Color66A3E0BgFFFF00" w:type="character">
+    <w:name w:val="Color66A3E0BgFFFF00"/>
+    <w:rPr>
+      <w:color w:val="66A3E0"/>
+      <w:shd w:color="auto" w:fill="FFFF00" w:val="clear"/>
+    </w:rPr>
+  </w:style>
+  <w:style w:customStyle="1" w:styleId="Color66A3E0Bg008A00" w:type="character">
+    <w:name w:val="Color66A3E0Bg008A00"/>
+    <w:rPr>
+      <w:color w:val="66A3E0"/>
+      <w:shd w:color="auto" w:fill="008A00" w:val="clear"/>
+    </w:rPr>
+  </w:style>
+  <w:style w:customStyle="1" w:styleId="Color66A3E0Bg0066CC" w:type="character">
+    <w:name w:val="Color66A3E0Bg0066CC"/>
+    <w:rPr>
+      <w:color w:val="66A3E0"/>
+      <w:shd w:color="auto" w:fill="0066CC" w:val="clear"/>
+    </w:rPr>
+  </w:style>
+  <w:style w:customStyle="1" w:styleId="Color66A3E0Bg9933FF" w:type="character">
+    <w:name w:val="Color66A3E0Bg9933FF"/>
+    <w:rPr>
+      <w:color w:val="66A3E0"/>
+      <w:shd w:color="auto" w:fill="9933FF" w:val="clear"/>
+    </w:rPr>
+  </w:style>
+  <w:style w:customStyle="1" w:styleId="Color66A3E0BgFFFFFF" w:type="character">
+    <w:name w:val="Color66A3E0BgFFFFFF"/>
+    <w:rPr>
+      <w:color w:val="66A3E0"/>
+      <w:shd w:color="auto" w:fill="FFFFFF" w:val="clear"/>
+    </w:rPr>
+  </w:style>
+  <w:style w:customStyle="1" w:styleId="Color66A3E0BgFACCCC" w:type="character">
+    <w:name w:val="Color66A3E0BgFACCCC"/>
+    <w:rPr>
+      <w:color w:val="66A3E0"/>
+      <w:shd w:color="auto" w:fill="FACCCC" w:val="clear"/>
+    </w:rPr>
+  </w:style>
+  <w:style w:customStyle="1" w:styleId="Color66A3E0BgFFEBCC" w:type="character">
+    <w:name w:val="Color66A3E0BgFFEBCC"/>
+    <w:rPr>
+      <w:color w:val="66A3E0"/>
+      <w:shd w:color="auto" w:fill="FFEBCC" w:val="clear"/>
+    </w:rPr>
+  </w:style>
+  <w:style w:customStyle="1" w:styleId="Color66A3E0BgFFFFCC" w:type="character">
+    <w:name w:val="Color66A3E0BgFFFFCC"/>
+    <w:rPr>
+      <w:color w:val="66A3E0"/>
+      <w:shd w:color="auto" w:fill="FFFFCC" w:val="clear"/>
+    </w:rPr>
+  </w:style>
+  <w:style w:customStyle="1" w:styleId="Color66A3E0BgCCE8CC" w:type="character">
+    <w:name w:val="Color66A3E0BgCCE8CC"/>
+    <w:rPr>
+      <w:color w:val="66A3E0"/>
+      <w:shd w:color="auto" w:fill="CCE8CC" w:val="clear"/>
+    </w:rPr>
+  </w:style>
+  <w:style w:customStyle="1" w:styleId="Color66A3E0BgCCE0F5" w:type="character">
+    <w:name w:val="Color66A3E0BgCCE0F5"/>
+    <w:rPr>
+      <w:color w:val="66A3E0"/>
+      <w:shd w:color="auto" w:fill="CCE0F5" w:val="clear"/>
+    </w:rPr>
+  </w:style>
+  <w:style w:customStyle="1" w:styleId="Color66A3E0BgEBD6FF" w:type="character">
+    <w:name w:val="Color66A3E0BgEBD6FF"/>
+    <w:rPr>
+      <w:color w:val="66A3E0"/>
+      <w:shd w:color="auto" w:fill="EBD6FF" w:val="clear"/>
+    </w:rPr>
+  </w:style>
+  <w:style w:customStyle="1" w:styleId="Color66A3E0BgBBBBBB" w:type="character">
+    <w:name w:val="Color66A3E0BgBBBBBB"/>
+    <w:rPr>
+      <w:color w:val="66A3E0"/>
+      <w:shd w:color="auto" w:fill="BBBBBB" w:val="clear"/>
+    </w:rPr>
+  </w:style>
+  <w:style w:customStyle="1" w:styleId="Color66A3E0BgF06666" w:type="character">
+    <w:name w:val="Color66A3E0BgF06666"/>
+    <w:rPr>
+      <w:color w:val="66A3E0"/>
+      <w:shd w:color="auto" w:fill="F06666" w:val="clear"/>
+    </w:rPr>
+  </w:style>
+  <w:style w:customStyle="1" w:styleId="Color66A3E0BgFFC266" w:type="character">
+    <w:name w:val="Color66A3E0BgFFC266"/>
+    <w:rPr>
+      <w:color w:val="66A3E0"/>
+      <w:shd w:color="auto" w:fill="FFC266" w:val="clear"/>
+    </w:rPr>
+  </w:style>
+  <w:style w:customStyle="1" w:styleId="Color66A3E0BgFFFF66" w:type="character">
+    <w:name w:val="Color66A3E0BgFFFF66"/>
+    <w:rPr>
+      <w:color w:val="66A3E0"/>
+      <w:shd w:color="auto" w:fill="FFFF66" w:val="clear"/>
+    </w:rPr>
+  </w:style>
+  <w:style w:customStyle="1" w:styleId="Color66A3E0Bg66B966" w:type="character">
+    <w:name w:val="Color66A3E0Bg66B966"/>
+    <w:rPr>
+      <w:color w:val="66A3E0"/>
+      <w:shd w:color="auto" w:fill="66B966" w:val="clear"/>
+    </w:rPr>
+  </w:style>
+  <w:style w:customStyle="1" w:styleId="Color66A3E0Bg66A3E0" w:type="character">
+    <w:name w:val="Color66A3E0Bg66A3E0"/>
+    <w:rPr>
+      <w:color w:val="66A3E0"/>
+      <w:shd w:color="auto" w:fill="66A3E0" w:val="clear"/>
+    </w:rPr>
+  </w:style>
+  <w:style w:customStyle="1" w:styleId="Color66A3E0BgC285FF" w:type="character">
+    <w:name w:val="Color66A3E0BgC285FF"/>
+    <w:rPr>
+      <w:color w:val="66A3E0"/>
+      <w:shd w:color="auto" w:fill="C285FF" w:val="clear"/>
+    </w:rPr>
+  </w:style>
+  <w:style w:customStyle="1" w:styleId="Color66A3E0Bg888888" w:type="character">
+    <w:name w:val="Color66A3E0Bg888888"/>
+    <w:rPr>
+      <w:color w:val="66A3E0"/>
+      <w:shd w:color="auto" w:fill="888888" w:val="clear"/>
+    </w:rPr>
+  </w:style>
+  <w:style w:customStyle="1" w:styleId="Color66A3E0BgA10000" w:type="character">
+    <w:name w:val="Color66A3E0BgA10000"/>
+    <w:rPr>
+      <w:color w:val="66A3E0"/>
+      <w:shd w:color="auto" w:fill="A10000" w:val="clear"/>
+    </w:rPr>
+  </w:style>
+  <w:style w:customStyle="1" w:styleId="Color66A3E0BgB26B00" w:type="character">
+    <w:name w:val="Color66A3E0BgB26B00"/>
+    <w:rPr>
+      <w:color w:val="66A3E0"/>
+      <w:shd w:color="auto" w:fill="B26B00" w:val="clear"/>
+    </w:rPr>
+  </w:style>
+  <w:style w:customStyle="1" w:styleId="Color66A3E0BgB2B200" w:type="character">
+    <w:name w:val="Color66A3E0BgB2B200"/>
+    <w:rPr>
+      <w:color w:val="66A3E0"/>
+      <w:shd w:color="auto" w:fill="B2B200" w:val="clear"/>
+    </w:rPr>
+  </w:style>
+  <w:style w:customStyle="1" w:styleId="Color66A3E0Bg006100" w:type="character">
+    <w:name w:val="Color66A3E0Bg006100"/>
+    <w:rPr>
+      <w:color w:val="66A3E0"/>
+      <w:shd w:color="auto" w:fill="006100" w:val="clear"/>
+    </w:rPr>
+  </w:style>
+  <w:style w:customStyle="1" w:styleId="Color66A3E0Bg0047B2" w:type="character">
+    <w:name w:val="Color66A3E0Bg0047B2"/>
+    <w:rPr>
+      <w:color w:val="66A3E0"/>
+      <w:shd w:color="auto" w:fill="0047B2" w:val="clear"/>
+    </w:rPr>
+  </w:style>
+  <w:style w:customStyle="1" w:styleId="Color66A3E0Bg6B24B2" w:type="character">
+    <w:name w:val="Color66A3E0Bg6B24B2"/>
+    <w:rPr>
+      <w:color w:val="66A3E0"/>
+      <w:shd w:color="auto" w:fill="6B24B2" w:val="clear"/>
+    </w:rPr>
+  </w:style>
+  <w:style w:customStyle="1" w:styleId="Color66A3E0Bg444444" w:type="character">
+    <w:name w:val="Color66A3E0Bg444444"/>
+    <w:rPr>
+      <w:color w:val="66A3E0"/>
+      <w:shd w:color="auto" w:fill="444444" w:val="clear"/>
+    </w:rPr>
+  </w:style>
+  <w:style w:customStyle="1" w:styleId="Color66A3E0Bg5C0000" w:type="character">
+    <w:name w:val="Color66A3E0Bg5C0000"/>
+    <w:rPr>
+      <w:color w:val="66A3E0"/>
+      <w:shd w:color="auto" w:fill="5C0000" w:val="clear"/>
+    </w:rPr>
+  </w:style>
+  <w:style w:customStyle="1" w:styleId="Color66A3E0Bg663D00" w:type="character">
+    <w:name w:val="Color66A3E0Bg663D00"/>
+    <w:rPr>
+      <w:color w:val="66A3E0"/>
+      <w:shd w:color="auto" w:fill="663D00" w:val="clear"/>
+    </w:rPr>
+  </w:style>
+  <w:style w:customStyle="1" w:styleId="Color66A3E0Bg666600" w:type="character">
+    <w:name w:val="Color66A3E0Bg666600"/>
+    <w:rPr>
+      <w:color w:val="66A3E0"/>
+      <w:shd w:color="auto" w:fill="666600" w:val="clear"/>
+    </w:rPr>
+  </w:style>
+  <w:style w:customStyle="1" w:styleId="Color66A3E0Bg003700" w:type="character">
+    <w:name w:val="Color66A3E0Bg003700"/>
+    <w:rPr>
+      <w:color w:val="66A3E0"/>
+      <w:shd w:color="auto" w:fill="003700" w:val="clear"/>
+    </w:rPr>
+  </w:style>
+  <w:style w:customStyle="1" w:styleId="Color66A3E0Bg002966" w:type="character">
+    <w:name w:val="Color66A3E0Bg002966"/>
+    <w:rPr>
+      <w:color w:val="66A3E0"/>
+      <w:shd w:color="auto" w:fill="002966" w:val="clear"/>
+    </w:rPr>
+  </w:style>
+  <w:style w:customStyle="1" w:styleId="Color66A3E0Bg3D1466" w:type="character">
+    <w:name w:val="Color66A3E0Bg3D1466"/>
+    <w:rPr>
+      <w:color w:val="66A3E0"/>
+      <w:shd w:color="auto" w:fill="3D1466" w:val="clear"/>
+    </w:rPr>
+  </w:style>
+  <w:style w:customStyle="1" w:styleId="ColorC285FF" w:type="character">
+    <w:name w:val="ColorC285FF"/>
+    <w:rPr>
+      <w:color w:val="C285FF"/>
+    </w:rPr>
+  </w:style>
+  <w:style w:customStyle="1" w:styleId="ColorC285FFBgE60000" w:type="character">
+    <w:name w:val="ColorC285FFBgE60000"/>
+    <w:rPr>
+      <w:color w:val="C285FF"/>
+      <w:shd w:color="auto" w:fill="E60000" w:val="clear"/>
+    </w:rPr>
+  </w:style>
+  <w:style w:customStyle="1" w:styleId="ColorC285FFBgFF9900" w:type="character">
+    <w:name w:val="ColorC285FFBgFF9900"/>
+    <w:rPr>
+      <w:color w:val="C285FF"/>
+      <w:shd w:color="auto" w:fill="FF9900" w:val="clear"/>
+    </w:rPr>
+  </w:style>
+  <w:style w:customStyle="1" w:styleId="ColorC285FFBgFFFF00" w:type="character">
+    <w:name w:val="ColorC285FFBgFFFF00"/>
+    <w:rPr>
+      <w:color w:val="C285FF"/>
+      <w:shd w:color="auto" w:fill="FFFF00" w:val="clear"/>
+    </w:rPr>
+  </w:style>
+  <w:style w:customStyle="1" w:styleId="ColorC285FFBg008A00" w:type="character">
+    <w:name w:val="ColorC285FFBg008A00"/>
+    <w:rPr>
+      <w:color w:val="C285FF"/>
+      <w:shd w:color="auto" w:fill="008A00" w:val="clear"/>
+    </w:rPr>
+  </w:style>
+  <w:style w:customStyle="1" w:styleId="ColorC285FFBg0066CC" w:type="character">
+    <w:name w:val="ColorC285FFBg0066CC"/>
+    <w:rPr>
+      <w:color w:val="C285FF"/>
+      <w:shd w:color="auto" w:fill="0066CC" w:val="clear"/>
+    </w:rPr>
+  </w:style>
+  <w:style w:customStyle="1" w:styleId="ColorC285FFBg9933FF" w:type="character">
+    <w:name w:val="ColorC285FFBg9933FF"/>
+    <w:rPr>
+      <w:color w:val="C285FF"/>
+      <w:shd w:color="auto" w:fill="9933FF" w:val="clear"/>
+    </w:rPr>
+  </w:style>
+  <w:style w:customStyle="1" w:styleId="ColorC285FFBgFFFFFF" w:type="character">
+    <w:name w:val="ColorC285FFBgFFFFFF"/>
+    <w:rPr>
+      <w:color w:val="C285FF"/>
+      <w:shd w:color="auto" w:fill="FFFFFF" w:val="clear"/>
+    </w:rPr>
+  </w:style>
+  <w:style w:customStyle="1" w:styleId="ColorC285FFBgFACCCC" w:type="character">
+    <w:name w:val="ColorC285FFBgFACCCC"/>
+    <w:rPr>
+      <w:color w:val="C285FF"/>
+      <w:shd w:color="auto" w:fill="FACCCC" w:val="clear"/>
+    </w:rPr>
+  </w:style>
+  <w:style w:customStyle="1" w:styleId="ColorC285FFBgFFEBCC" w:type="character">
+    <w:name w:val="ColorC285FFBgFFEBCC"/>
+    <w:rPr>
+      <w:color w:val="C285FF"/>
+      <w:shd w:color="auto" w:fill="FFEBCC" w:val="clear"/>
+    </w:rPr>
+  </w:style>
+  <w:style w:customStyle="1" w:styleId="ColorC285FFBgFFFFCC" w:type="character">
+    <w:name w:val="ColorC285FFBgFFFFCC"/>
+    <w:rPr>
+      <w:color w:val="C285FF"/>
+      <w:shd w:color="auto" w:fill="FFFFCC" w:val="clear"/>
+    </w:rPr>
+  </w:style>
+  <w:style w:customStyle="1" w:styleId="ColorC285FFBgCCE8CC" w:type="character">
+    <w:name w:val="ColorC285FFBgCCE8CC"/>
+    <w:rPr>
+      <w:color w:val="C285FF"/>
+      <w:shd w:color="auto" w:fill="CCE8CC" w:val="clear"/>
+    </w:rPr>
+  </w:style>
+  <w:style w:customStyle="1" w:styleId="ColorC285FFBgCCE0F5" w:type="character">
+    <w:name w:val="ColorC285FFBgCCE0F5"/>
+    <w:rPr>
+      <w:color w:val="C285FF"/>
+      <w:shd w:color="auto" w:fill="CCE0F5" w:val="clear"/>
+    </w:rPr>
+  </w:style>
+  <w:style w:customStyle="1" w:styleId="ColorC285FFBgEBD6FF" w:type="character">
+    <w:name w:val="ColorC285FFBgEBD6FF"/>
+    <w:rPr>
+      <w:color w:val="C285FF"/>
+      <w:shd w:color="auto" w:fill="EBD6FF" w:val="clear"/>
+    </w:rPr>
+  </w:style>
+  <w:style w:customStyle="1" w:styleId="ColorC285FFBgBBBBBB" w:type="character">
+    <w:name w:val="ColorC285FFBgBBBBBB"/>
+    <w:rPr>
+      <w:color w:val="C285FF"/>
+      <w:shd w:color="auto" w:fill="BBBBBB" w:val="clear"/>
+    </w:rPr>
+  </w:style>
+  <w:style w:customStyle="1" w:styleId="ColorC285FFBgF06666" w:type="character">
+    <w:name w:val="ColorC285FFBgF06666"/>
+    <w:rPr>
+      <w:color w:val="C285FF"/>
+      <w:shd w:color="auto" w:fill="F06666" w:val="clear"/>
+    </w:rPr>
+  </w:style>
+  <w:style w:customStyle="1" w:styleId="ColorC285FFBgFFC266" w:type="character">
+    <w:name w:val="ColorC285FFBgFFC266"/>
+    <w:rPr>
+      <w:color w:val="C285FF"/>
+      <w:shd w:color="auto" w:fill="FFC266" w:val="clear"/>
+    </w:rPr>
+  </w:style>
+  <w:style w:customStyle="1" w:styleId="ColorC285FFBgFFFF66" w:type="character">
+    <w:name w:val="ColorC285FFBgFFFF66"/>
+    <w:rPr>
+      <w:color w:val="C285FF"/>
+      <w:shd w:color="auto" w:fill="FFFF66" w:val="clear"/>
+    </w:rPr>
+  </w:style>
+  <w:style w:customStyle="1" w:styleId="ColorC285FFBg66B966" w:type="character">
+    <w:name w:val="ColorC285FFBg66B966"/>
+    <w:rPr>
+      <w:color w:val="C285FF"/>
+      <w:shd w:color="auto" w:fill="66B966" w:val="clear"/>
+    </w:rPr>
+  </w:style>
+  <w:style w:customStyle="1" w:styleId="ColorC285FFBg66A3E0" w:type="character">
+    <w:name w:val="ColorC285FFBg66A3E0"/>
+    <w:rPr>
+      <w:color w:val="C285FF"/>
+      <w:shd w:color="auto" w:fill="66A3E0" w:val="clear"/>
+    </w:rPr>
+  </w:style>
+  <w:style w:customStyle="1" w:styleId="ColorC285FFBgC285FF" w:type="character">
+    <w:name w:val="ColorC285FFBgC285FF"/>
+    <w:rPr>
+      <w:color w:val="C285FF"/>
+      <w:shd w:color="auto" w:fill="C285FF" w:val="clear"/>
+    </w:rPr>
+  </w:style>
+  <w:style w:customStyle="1" w:styleId="ColorC285FFBg888888" w:type="character">
+    <w:name w:val="ColorC285FFBg888888"/>
+    <w:rPr>
+      <w:color w:val="C285FF"/>
+      <w:shd w:color="auto" w:fill="888888" w:val="clear"/>
+    </w:rPr>
+  </w:style>
+  <w:style w:customStyle="1" w:styleId="ColorC285FFBgA10000" w:type="character">
+    <w:name w:val="ColorC285FFBgA10000"/>
+    <w:rPr>
+      <w:color w:val="C285FF"/>
+      <w:shd w:color="auto" w:fill="A10000" w:val="clear"/>
+    </w:rPr>
+  </w:style>
+  <w:style w:customStyle="1" w:styleId="ColorC285FFBgB26B00" w:type="character">
+    <w:name w:val="ColorC285FFBgB26B00"/>
+    <w:rPr>
+      <w:color w:val="C285FF"/>
+      <w:shd w:color="auto" w:fill="B26B00" w:val="clear"/>
+    </w:rPr>
+  </w:style>
+  <w:style w:customStyle="1" w:styleId="ColorC285FFBgB2B200" w:type="character">
+    <w:name w:val="ColorC285FFBgB2B200"/>
+    <w:rPr>
+      <w:color w:val="C285FF"/>
+      <w:shd w:color="auto" w:fill="B2B200" w:val="clear"/>
+    </w:rPr>
+  </w:style>
+  <w:style w:customStyle="1" w:styleId="ColorC285FFBg006100" w:type="character">
+    <w:name w:val="ColorC285FFBg006100"/>
+    <w:rPr>
+      <w:color w:val="C285FF"/>
+      <w:shd w:color="auto" w:fill="006100" w:val="clear"/>
+    </w:rPr>
+  </w:style>
+  <w:style w:customStyle="1" w:styleId="ColorC285FFBg0047B2" w:type="character">
+    <w:name w:val="ColorC285FFBg0047B2"/>
+    <w:rPr>
+      <w:color w:val="C285FF"/>
+      <w:shd w:color="auto" w:fill="0047B2" w:val="clear"/>
+    </w:rPr>
+  </w:style>
+  <w:style w:customStyle="1" w:styleId="ColorC285FFBg6B24B2" w:type="character">
+    <w:name w:val="ColorC285FFBg6B24B2"/>
+    <w:rPr>
+      <w:color w:val="C285FF"/>
+      <w:shd w:color="auto" w:fill="6B24B2" w:val="clear"/>
+    </w:rPr>
+  </w:style>
+  <w:style w:customStyle="1" w:styleId="ColorC285FFBg444444" w:type="character">
+    <w:name w:val="ColorC285FFBg444444"/>
+    <w:rPr>
+      <w:color w:val="C285FF"/>
+      <w:shd w:color="auto" w:fill="444444" w:val="clear"/>
+    </w:rPr>
+  </w:style>
+  <w:style w:customStyle="1" w:styleId="ColorC285FFBg5C0000" w:type="character">
+    <w:name w:val="ColorC285FFBg5C0000"/>
+    <w:rPr>
+      <w:color w:val="C285FF"/>
+      <w:shd w:color="auto" w:fill="5C0000" w:val="clear"/>
+    </w:rPr>
+  </w:style>
+  <w:style w:customStyle="1" w:styleId="ColorC285FFBg663D00" w:type="character">
+    <w:name w:val="ColorC285FFBg663D00"/>
+    <w:rPr>
+      <w:color w:val="C285FF"/>
+      <w:shd w:color="auto" w:fill="663D00" w:val="clear"/>
+    </w:rPr>
+  </w:style>
+  <w:style w:customStyle="1" w:styleId="ColorC285FFBg666600" w:type="character">
+    <w:name w:val="ColorC285FFBg666600"/>
+    <w:rPr>
+      <w:color w:val="C285FF"/>
+      <w:shd w:color="auto" w:fill="666600" w:val="clear"/>
+    </w:rPr>
+  </w:style>
+  <w:style w:customStyle="1" w:styleId="ColorC285FFBg003700" w:type="character">
+    <w:name w:val="ColorC285FFBg003700"/>
+    <w:rPr>
+      <w:color w:val="C285FF"/>
+      <w:shd w:color="auto" w:fill="003700" w:val="clear"/>
+    </w:rPr>
+  </w:style>
+  <w:style w:customStyle="1" w:styleId="ColorC285FFBg002966" w:type="character">
+    <w:name w:val="ColorC285FFBg002966"/>
+    <w:rPr>
+      <w:color w:val="C285FF"/>
+      <w:shd w:color="auto" w:fill="002966" w:val="clear"/>
+    </w:rPr>
+  </w:style>
+  <w:style w:customStyle="1" w:styleId="ColorC285FFBg3D1466" w:type="character">
+    <w:name w:val="ColorC285FFBg3D1466"/>
+    <w:rPr>
+      <w:color w:val="C285FF"/>
+      <w:shd w:color="auto" w:fill="3D1466" w:val="clear"/>
+    </w:rPr>
+  </w:style>
+  <w:style w:customStyle="1" w:styleId="Color888888" w:type="character">
+    <w:name w:val="Color888888"/>
+    <w:rPr>
+      <w:color w:val="888888"/>
+    </w:rPr>
+  </w:style>
+  <w:style w:customStyle="1" w:styleId="Color888888BgE60000" w:type="character">
+    <w:name w:val="Color888888BgE60000"/>
+    <w:rPr>
+      <w:color w:val="888888"/>
+      <w:shd w:color="auto" w:fill="E60000" w:val="clear"/>
+    </w:rPr>
+  </w:style>
+  <w:style w:customStyle="1" w:styleId="Color888888BgFF9900" w:type="character">
+    <w:name w:val="Color888888BgFF9900"/>
+    <w:rPr>
+      <w:color w:val="888888"/>
+      <w:shd w:color="auto" w:fill="FF9900" w:val="clear"/>
+    </w:rPr>
+  </w:style>
+  <w:style w:customStyle="1" w:styleId="Color888888BgFFFF00" w:type="character">
+    <w:name w:val="Color888888BgFFFF00"/>
+    <w:rPr>
+      <w:color w:val="888888"/>
+      <w:shd w:color="auto" w:fill="FFFF00" w:val="clear"/>
+    </w:rPr>
+  </w:style>
+  <w:style w:customStyle="1" w:styleId="Color888888Bg008A00" w:type="character">
+    <w:name w:val="Color888888Bg008A00"/>
+    <w:rPr>
+      <w:color w:val="888888"/>
+      <w:shd w:color="auto" w:fill="008A00" w:val="clear"/>
+    </w:rPr>
+  </w:style>
+  <w:style w:customStyle="1" w:styleId="Color888888Bg0066CC" w:type="character">
+    <w:name w:val="Color888888Bg0066CC"/>
+    <w:rPr>
+      <w:color w:val="888888"/>
+      <w:shd w:color="auto" w:fill="0066CC" w:val="clear"/>
+    </w:rPr>
+  </w:style>
+  <w:style w:customStyle="1" w:styleId="Color888888Bg9933FF" w:type="character">
+    <w:name w:val="Color888888Bg9933FF"/>
+    <w:rPr>
+      <w:color w:val="888888"/>
+      <w:shd w:color="auto" w:fill="9933FF" w:val="clear"/>
+    </w:rPr>
+  </w:style>
+  <w:style w:customStyle="1" w:styleId="Color888888BgFFFFFF" w:type="character">
+    <w:name w:val="Color888888BgFFFFFF"/>
+    <w:rPr>
+      <w:color w:val="888888"/>
+      <w:shd w:color="auto" w:fill="FFFFFF" w:val="clear"/>
+    </w:rPr>
+  </w:style>
+  <w:style w:customStyle="1" w:styleId="Color888888BgFACCCC" w:type="character">
+    <w:name w:val="Color888888BgFACCCC"/>
+    <w:rPr>
+      <w:color w:val="888888"/>
+      <w:shd w:color="auto" w:fill="FACCCC" w:val="clear"/>
+    </w:rPr>
+  </w:style>
+  <w:style w:customStyle="1" w:styleId="Color888888BgFFEBCC" w:type="character">
+    <w:name w:val="Color888888BgFFEBCC"/>
+    <w:rPr>
+      <w:color w:val="888888"/>
+      <w:shd w:color="auto" w:fill="FFEBCC" w:val="clear"/>
+    </w:rPr>
+  </w:style>
+  <w:style w:customStyle="1" w:styleId="Color888888BgFFFFCC" w:type="character">
+    <w:name w:val="Color888888BgFFFFCC"/>
+    <w:rPr>
+      <w:color w:val="888888"/>
+      <w:shd w:color="auto" w:fill="FFFFCC" w:val="clear"/>
+    </w:rPr>
+  </w:style>
+  <w:style w:customStyle="1" w:styleId="Color888888BgCCE8CC" w:type="character">
+    <w:name w:val="Color888888BgCCE8CC"/>
+    <w:rPr>
+      <w:color w:val="888888"/>
+      <w:shd w:color="auto" w:fill="CCE8CC" w:val="clear"/>
+    </w:rPr>
+  </w:style>
+  <w:style w:customStyle="1" w:styleId="Color888888BgCCE0F5" w:type="character">
+    <w:name w:val="Color888888BgCCE0F5"/>
+    <w:rPr>
+      <w:color w:val="888888"/>
+      <w:shd w:color="auto" w:fill="CCE0F5" w:val="clear"/>
+    </w:rPr>
+  </w:style>
+  <w:style w:customStyle="1" w:styleId="Color888888BgEBD6FF" w:type="character">
+    <w:name w:val="Color888888BgEBD6FF"/>
+    <w:rPr>
+      <w:color w:val="888888"/>
+      <w:shd w:color="auto" w:fill="EBD6FF" w:val="clear"/>
+    </w:rPr>
+  </w:style>
+  <w:style w:customStyle="1" w:styleId="Color888888BgBBBBBB" w:type="character">
+    <w:name w:val="Color888888BgBBBBBB"/>
+    <w:rPr>
+      <w:color w:val="888888"/>
+      <w:shd w:color="auto" w:fill="BBBBBB" w:val="clear"/>
+    </w:rPr>
+  </w:style>
+  <w:style w:customStyle="1" w:styleId="Color888888BgF06666" w:type="character">
+    <w:name w:val="Color888888BgF06666"/>
+    <w:rPr>
+      <w:color w:val="888888"/>
+      <w:shd w:color="auto" w:fill="F06666" w:val="clear"/>
+    </w:rPr>
+  </w:style>
+  <w:style w:customStyle="1" w:styleId="Color888888BgFFC266" w:type="character">
+    <w:name w:val="Color888888BgFFC266"/>
+    <w:rPr>
+      <w:color w:val="888888"/>
+      <w:shd w:color="auto" w:fill="FFC266" w:val="clear"/>
+    </w:rPr>
+  </w:style>
+  <w:style w:customStyle="1" w:styleId="Color888888BgFFFF66" w:type="character">
+    <w:name w:val="Color888888BgFFFF66"/>
+    <w:rPr>
+      <w:color w:val="888888"/>
+      <w:shd w:color="auto" w:fill="FFFF66" w:val="clear"/>
+    </w:rPr>
+  </w:style>
+  <w:style w:customStyle="1" w:styleId="Color888888Bg66B966" w:type="character">
+    <w:name w:val="Color888888Bg66B966"/>
+    <w:rPr>
+      <w:color w:val="888888"/>
+      <w:shd w:color="auto" w:fill="66B966" w:val="clear"/>
+    </w:rPr>
+  </w:style>
+  <w:style w:customStyle="1" w:styleId="Color888888Bg66A3E0" w:type="character">
+    <w:name w:val="Color888888Bg66A3E0"/>
+    <w:rPr>
+      <w:color w:val="888888"/>
+      <w:shd w:color="auto" w:fill="66A3E0" w:val="clear"/>
+    </w:rPr>
+  </w:style>
+  <w:style w:customStyle="1" w:styleId="Color888888BgC285FF" w:type="character">
+    <w:name w:val="Color888888BgC285FF"/>
+    <w:rPr>
+      <w:color w:val="888888"/>
+      <w:shd w:color="auto" w:fill="C285FF" w:val="clear"/>
+    </w:rPr>
+  </w:style>
+  <w:style w:customStyle="1" w:styleId="Color888888Bg888888" w:type="character">
+    <w:name w:val="Color888888Bg888888"/>
+    <w:rPr>
+      <w:color w:val="888888"/>
+      <w:shd w:color="auto" w:fill="888888" w:val="clear"/>
+    </w:rPr>
+  </w:style>
+  <w:style w:customStyle="1" w:styleId="Color888888BgA10000" w:type="character">
+    <w:name w:val="Color888888BgA10000"/>
+    <w:rPr>
+      <w:color w:val="888888"/>
+      <w:shd w:color="auto" w:fill="A10000" w:val="clear"/>
+    </w:rPr>
+  </w:style>
+  <w:style w:customStyle="1" w:styleId="Color888888BgB26B00" w:type="character">
+    <w:name w:val="Color888888BgB26B00"/>
+    <w:rPr>
+      <w:color w:val="888888"/>
+      <w:shd w:color="auto" w:fill="B26B00" w:val="clear"/>
+    </w:rPr>
+  </w:style>
+  <w:style w:customStyle="1" w:styleId="Color888888BgB2B200" w:type="character">
+    <w:name w:val="Color888888BgB2B200"/>
+    <w:rPr>
+      <w:color w:val="888888"/>
+      <w:shd w:color="auto" w:fill="B2B200" w:val="clear"/>
+    </w:rPr>
+  </w:style>
+  <w:style w:customStyle="1" w:styleId="Color888888Bg006100" w:type="character">
+    <w:name w:val="Color888888Bg006100"/>
+    <w:rPr>
+      <w:color w:val="888888"/>
+      <w:shd w:color="auto" w:fill="006100" w:val="clear"/>
+    </w:rPr>
+  </w:style>
+  <w:style w:customStyle="1" w:styleId="Color888888Bg0047B2" w:type="character">
+    <w:name w:val="Color888888Bg0047B2"/>
+    <w:rPr>
+      <w:color w:val="888888"/>
+      <w:shd w:color="auto" w:fill="0047B2" w:val="clear"/>
+    </w:rPr>
+  </w:style>
+  <w:style w:customStyle="1" w:styleId="Color888888Bg6B24B2" w:type="character">
+    <w:name w:val="Color888888Bg6B24B2"/>
+    <w:rPr>
+      <w:color w:val="888888"/>
+      <w:shd w:color="auto" w:fill="6B24B2" w:val="clear"/>
+    </w:rPr>
+  </w:style>
+  <w:style w:customStyle="1" w:styleId="Color888888Bg444444" w:type="character">
+    <w:name w:val="Color888888Bg444444"/>
+    <w:rPr>
+      <w:color w:val="888888"/>
+      <w:shd w:color="auto" w:fill="444444" w:val="clear"/>
+    </w:rPr>
+  </w:style>
+  <w:style w:customStyle="1" w:styleId="Color888888Bg5C0000" w:type="character">
+    <w:name w:val="Color888888Bg5C0000"/>
+    <w:rPr>
+      <w:color w:val="888888"/>
+      <w:shd w:color="auto" w:fill="5C0000" w:val="clear"/>
+    </w:rPr>
+  </w:style>
+  <w:style w:customStyle="1" w:styleId="Color888888Bg663D00" w:type="character">
+    <w:name w:val="Color888888Bg663D00"/>
+    <w:rPr>
+      <w:color w:val="888888"/>
+      <w:shd w:color="auto" w:fill="663D00" w:val="clear"/>
+    </w:rPr>
+  </w:style>
+  <w:style w:customStyle="1" w:styleId="Color888888Bg666600" w:type="character">
+    <w:name w:val="Color888888Bg666600"/>
+    <w:rPr>
+      <w:color w:val="888888"/>
+      <w:shd w:color="auto" w:fill="666600" w:val="clear"/>
+    </w:rPr>
+  </w:style>
+  <w:style w:customStyle="1" w:styleId="Color888888Bg003700" w:type="character">
+    <w:name w:val="Color888888Bg003700"/>
+    <w:rPr>
+      <w:color w:val="888888"/>
+      <w:shd w:color="auto" w:fill="003700" w:val="clear"/>
+    </w:rPr>
+  </w:style>
+  <w:style w:customStyle="1" w:styleId="Color888888Bg002966" w:type="character">
+    <w:name w:val="Color888888Bg002966"/>
+    <w:rPr>
+      <w:color w:val="888888"/>
+      <w:shd w:color="auto" w:fill="002966" w:val="clear"/>
+    </w:rPr>
+  </w:style>
+  <w:style w:customStyle="1" w:styleId="Color888888Bg3D1466" w:type="character">
+    <w:name w:val="Color888888Bg3D1466"/>
+    <w:rPr>
+      <w:color w:val="888888"/>
+      <w:shd w:color="auto" w:fill="3D1466" w:val="clear"/>
+    </w:rPr>
+  </w:style>
+  <w:style w:customStyle="1" w:styleId="ColorA10000" w:type="character">
+    <w:name w:val="ColorA10000"/>
+    <w:rPr>
+      <w:color w:val="A10000"/>
+    </w:rPr>
+  </w:style>
+  <w:style w:customStyle="1" w:styleId="ColorA10000BgE60000" w:type="character">
+    <w:name w:val="ColorA10000BgE60000"/>
+    <w:rPr>
+      <w:color w:val="A10000"/>
+      <w:shd w:color="auto" w:fill="E60000" w:val="clear"/>
+    </w:rPr>
+  </w:style>
+  <w:style w:customStyle="1" w:styleId="ColorA10000BgFF9900" w:type="character">
+    <w:name w:val="ColorA10000BgFF9900"/>
+    <w:rPr>
+      <w:color w:val="A10000"/>
+      <w:shd w:color="auto" w:fill="FF9900" w:val="clear"/>
+    </w:rPr>
+  </w:style>
+  <w:style w:customStyle="1" w:styleId="ColorA10000BgFFFF00" w:type="character">
+    <w:name w:val="ColorA10000BgFFFF00"/>
+    <w:rPr>
+      <w:color w:val="A10000"/>
+      <w:shd w:color="auto" w:fill="FFFF00" w:val="clear"/>
+    </w:rPr>
+  </w:style>
+  <w:style w:customStyle="1" w:styleId="ColorA10000Bg008A00" w:type="character">
+    <w:name w:val="ColorA10000Bg008A00"/>
+    <w:rPr>
+      <w:color w:val="A10000"/>
+      <w:shd w:color="auto" w:fill="008A00" w:val="clear"/>
+    </w:rPr>
+  </w:style>
+  <w:style w:customStyle="1" w:styleId="ColorA10000Bg0066CC" w:type="character">
+    <w:name w:val="ColorA10000Bg0066CC"/>
+    <w:rPr>
+      <w:color w:val="A10000"/>
+      <w:shd w:color="auto" w:fill="0066CC" w:val="clear"/>
+    </w:rPr>
+  </w:style>
+  <w:style w:customStyle="1" w:styleId="ColorA10000Bg9933FF" w:type="character">
+    <w:name w:val="ColorA10000Bg9933FF"/>
+    <w:rPr>
+      <w:color w:val="A10000"/>
+      <w:shd w:color="auto" w:fill="9933FF" w:val="clear"/>
+    </w:rPr>
+  </w:style>
+  <w:style w:customStyle="1" w:styleId="ColorA10000BgFFFFFF" w:type="character">
+    <w:name w:val="ColorA10000BgFFFFFF"/>
+    <w:rPr>
+      <w:color w:val="A10000"/>
+      <w:shd w:color="auto" w:fill="FFFFFF" w:val="clear"/>
+    </w:rPr>
+  </w:style>
+  <w:style w:customStyle="1" w:styleId="ColorA10000BgFACCCC" w:type="character">
+    <w:name w:val="ColorA10000BgFACCCC"/>
+    <w:rPr>
+      <w:color w:val="A10000"/>
+      <w:shd w:color="auto" w:fill="FACCCC" w:val="clear"/>
+    </w:rPr>
+  </w:style>
+  <w:style w:customStyle="1" w:styleId="ColorA10000BgFFEBCC" w:type="character">
+    <w:name w:val="ColorA10000BgFFEBCC"/>
+    <w:rPr>
+      <w:color w:val="A10000"/>
+      <w:shd w:color="auto" w:fill="FFEBCC" w:val="clear"/>
+    </w:rPr>
+  </w:style>
+  <w:style w:customStyle="1" w:styleId="ColorA10000BgFFFFCC" w:type="character">
+    <w:name w:val="ColorA10000BgFFFFCC"/>
+    <w:rPr>
+      <w:color w:val="A10000"/>
+      <w:shd w:color="auto" w:fill="FFFFCC" w:val="clear"/>
+    </w:rPr>
+  </w:style>
+  <w:style w:customStyle="1" w:styleId="ColorA10000BgCCE8CC" w:type="character">
+    <w:name w:val="ColorA10000BgCCE8CC"/>
+    <w:rPr>
+      <w:color w:val="A10000"/>
+      <w:shd w:color="auto" w:fill="CCE8CC" w:val="clear"/>
+    </w:rPr>
+  </w:style>
+  <w:style w:customStyle="1" w:styleId="ColorA10000BgCCE0F5" w:type="character">
+    <w:name w:val="ColorA10000BgCCE0F5"/>
+    <w:rPr>
+      <w:color w:val="A10000"/>
+      <w:shd w:color="auto" w:fill="CCE0F5" w:val="clear"/>
+    </w:rPr>
+  </w:style>
+  <w:style w:customStyle="1" w:styleId="ColorA10000BgEBD6FF" w:type="character">
+    <w:name w:val="ColorA10000BgEBD6FF"/>
+    <w:rPr>
+      <w:color w:val="A10000"/>
+      <w:shd w:color="auto" w:fill="EBD6FF" w:val="clear"/>
+    </w:rPr>
+  </w:style>
+  <w:style w:customStyle="1" w:styleId="ColorA10000BgBBBBBB" w:type="character">
+    <w:name w:val="ColorA10000BgBBBBBB"/>
+    <w:rPr>
+      <w:color w:val="A10000"/>
+      <w:shd w:color="auto" w:fill="BBBBBB" w:val="clear"/>
+    </w:rPr>
+  </w:style>
+  <w:style w:customStyle="1" w:styleId="ColorA10000BgF06666" w:type="character">
+    <w:name w:val="ColorA10000BgF06666"/>
+    <w:rPr>
+      <w:color w:val="A10000"/>
+      <w:shd w:color="auto" w:fill="F06666" w:val="clear"/>
+    </w:rPr>
+  </w:style>
+  <w:style w:customStyle="1" w:styleId="ColorA10000BgFFC266" w:type="character">
+    <w:name w:val="ColorA10000BgFFC266"/>
+    <w:rPr>
+      <w:color w:val="A10000"/>
+      <w:shd w:color="auto" w:fill="FFC266" w:val="clear"/>
+    </w:rPr>
+  </w:style>
+  <w:style w:customStyle="1" w:styleId="ColorA10000BgFFFF66" w:type="character">
+    <w:name w:val="ColorA10000BgFFFF66"/>
+    <w:rPr>
+      <w:color w:val="A10000"/>
+      <w:shd w:color="auto" w:fill="FFFF66" w:val="clear"/>
+    </w:rPr>
+  </w:style>
+  <w:style w:customStyle="1" w:styleId="ColorA10000Bg66B966" w:type="character">
+    <w:name w:val="ColorA10000Bg66B966"/>
+    <w:rPr>
+      <w:color w:val="A10000"/>
+      <w:shd w:color="auto" w:fill="66B966" w:val="clear"/>
+    </w:rPr>
+  </w:style>
+  <w:style w:customStyle="1" w:styleId="ColorA10000Bg66A3E0" w:type="character">
+    <w:name w:val="ColorA10000Bg66A3E0"/>
+    <w:rPr>
+      <w:color w:val="A10000"/>
+      <w:shd w:color="auto" w:fill="66A3E0" w:val="clear"/>
+    </w:rPr>
+  </w:style>
+  <w:style w:customStyle="1" w:styleId="ColorA10000BgC285FF" w:type="character">
+    <w:name w:val="ColorA10000BgC285FF"/>
+    <w:rPr>
+      <w:color w:val="A10000"/>
+      <w:shd w:color="auto" w:fill="C285FF" w:val="clear"/>
+    </w:rPr>
+  </w:style>
+  <w:style w:customStyle="1" w:styleId="ColorA10000Bg888888" w:type="character">
+    <w:name w:val="ColorA10000Bg888888"/>
+    <w:rPr>
+      <w:color w:val="A10000"/>
+      <w:shd w:color="auto" w:fill="888888" w:val="clear"/>
+    </w:rPr>
+  </w:style>
+  <w:style w:customStyle="1" w:styleId="ColorA10000BgA10000" w:type="character">
+    <w:name w:val="ColorA10000BgA10000"/>
+    <w:rPr>
+      <w:color w:val="A10000"/>
+      <w:shd w:color="auto" w:fill="A10000" w:val="clear"/>
+    </w:rPr>
+  </w:style>
+  <w:style w:customStyle="1" w:styleId="ColorA10000BgB26B00" w:type="character">
+    <w:name w:val="ColorA10000BgB26B00"/>
+    <w:rPr>
+      <w:color w:val="A10000"/>
+      <w:shd w:color="auto" w:fill="B26B00" w:val="clear"/>
+    </w:rPr>
+  </w:style>
+  <w:style w:customStyle="1" w:styleId="ColorA10000BgB2B200" w:type="character">
+    <w:name w:val="ColorA10000BgB2B200"/>
+    <w:rPr>
+      <w:color w:val="A10000"/>
+      <w:shd w:color="auto" w:fill="B2B200" w:val="clear"/>
+    </w:rPr>
+  </w:style>
+  <w:style w:customStyle="1" w:styleId="ColorA10000Bg006100" w:type="character">
+    <w:name w:val="ColorA10000Bg006100"/>
+    <w:rPr>
+      <w:color w:val="A10000"/>
+      <w:shd w:color="auto" w:fill="006100" w:val="clear"/>
+    </w:rPr>
+  </w:style>
+  <w:style w:customStyle="1" w:styleId="ColorA10000Bg0047B2" w:type="character">
+    <w:name w:val="ColorA10000Bg0047B2"/>
+    <w:rPr>
+      <w:color w:val="A10000"/>
+      <w:shd w:color="auto" w:fill="0047B2" w:val="clear"/>
+    </w:rPr>
+  </w:style>
+  <w:style w:customStyle="1" w:styleId="ColorA10000Bg6B24B2" w:type="character">
+    <w:name w:val="ColorA10000Bg6B24B2"/>
+    <w:rPr>
+      <w:color w:val="A10000"/>
+      <w:shd w:color="auto" w:fill="6B24B2" w:val="clear"/>
+    </w:rPr>
+  </w:style>
+  <w:style w:customStyle="1" w:styleId="ColorA10000Bg444444" w:type="character">
+    <w:name w:val="ColorA10000Bg444444"/>
+    <w:rPr>
+      <w:color w:val="A10000"/>
+      <w:shd w:color="auto" w:fill="444444" w:val="clear"/>
+    </w:rPr>
+  </w:style>
+  <w:style w:customStyle="1" w:styleId="ColorA10000Bg5C0000" w:type="character">
+    <w:name w:val="ColorA10000Bg5C0000"/>
+    <w:rPr>
+      <w:color w:val="A10000"/>
+      <w:shd w:color="auto" w:fill="5C0000" w:val="clear"/>
+    </w:rPr>
+  </w:style>
+  <w:style w:customStyle="1" w:styleId="ColorA10000Bg663D00" w:type="character">
+    <w:name w:val="ColorA10000Bg663D00"/>
+    <w:rPr>
+      <w:color w:val="A10000"/>
+      <w:shd w:color="auto" w:fill="663D00" w:val="clear"/>
+    </w:rPr>
+  </w:style>
+  <w:style w:customStyle="1" w:styleId="ColorA10000Bg666600" w:type="character">
+    <w:name w:val="ColorA10000Bg666600"/>
+    <w:rPr>
+      <w:color w:val="A10000"/>
+      <w:shd w:color="auto" w:fill="666600" w:val="clear"/>
+    </w:rPr>
+  </w:style>
+  <w:style w:customStyle="1" w:styleId="ColorA10000Bg003700" w:type="character">
+    <w:name w:val="ColorA10000Bg003700"/>
+    <w:rPr>
+      <w:color w:val="A10000"/>
+      <w:shd w:color="auto" w:fill="003700" w:val="clear"/>
+    </w:rPr>
+  </w:style>
+  <w:style w:customStyle="1" w:styleId="ColorA10000Bg002966" w:type="character">
+    <w:name w:val="ColorA10000Bg002966"/>
+    <w:rPr>
+      <w:color w:val="A10000"/>
+      <w:shd w:color="auto" w:fill="002966" w:val="clear"/>
+    </w:rPr>
+  </w:style>
+  <w:style w:customStyle="1" w:styleId="ColorA10000Bg3D1466" w:type="character">
+    <w:name w:val="ColorA10000Bg3D1466"/>
+    <w:rPr>
+      <w:color w:val="A10000"/>
+      <w:shd w:color="auto" w:fill="3D1466" w:val="clear"/>
+    </w:rPr>
+  </w:style>
+  <w:style w:customStyle="1" w:styleId="ColorB26B00" w:type="character">
+    <w:name w:val="ColorB26B00"/>
+    <w:rPr>
+      <w:color w:val="B26B00"/>
+    </w:rPr>
+  </w:style>
+  <w:style w:customStyle="1" w:styleId="ColorB26B00BgE60000" w:type="character">
+    <w:name w:val="ColorB26B00BgE60000"/>
+    <w:rPr>
+      <w:color w:val="B26B00"/>
+      <w:shd w:color="auto" w:fill="E60000" w:val="clear"/>
+    </w:rPr>
+  </w:style>
+  <w:style w:customStyle="1" w:styleId="ColorB26B00BgFF9900" w:type="character">
+    <w:name w:val="ColorB26B00BgFF9900"/>
+    <w:rPr>
+      <w:color w:val="B26B00"/>
+      <w:shd w:color="auto" w:fill="FF9900" w:val="clear"/>
+    </w:rPr>
+  </w:style>
+  <w:style w:customStyle="1" w:styleId="ColorB26B00BgFFFF00" w:type="character">
+    <w:name w:val="ColorB26B00BgFFFF00"/>
+    <w:rPr>
+      <w:color w:val="B26B00"/>
+      <w:shd w:color="auto" w:fill="FFFF00" w:val="clear"/>
+    </w:rPr>
+  </w:style>
+  <w:style w:customStyle="1" w:styleId="ColorB26B00Bg008A00" w:type="character">
+    <w:name w:val="ColorB26B00Bg008A00"/>
+    <w:rPr>
+      <w:color w:val="B26B00"/>
+      <w:shd w:color="auto" w:fill="008A00" w:val="clear"/>
+    </w:rPr>
+  </w:style>
+  <w:style w:customStyle="1" w:styleId="ColorB26B00Bg0066CC" w:type="character">
+    <w:name w:val="ColorB26B00Bg0066CC"/>
+    <w:rPr>
+      <w:color w:val="B26B00"/>
+      <w:shd w:color="auto" w:fill="0066CC" w:val="clear"/>
+    </w:rPr>
+  </w:style>
+  <w:style w:customStyle="1" w:styleId="ColorB26B00Bg9933FF" w:type="character">
+    <w:name w:val="ColorB26B00Bg9933FF"/>
+    <w:rPr>
+      <w:color w:val="B26B00"/>
+      <w:shd w:color="auto" w:fill="9933FF" w:val="clear"/>
+    </w:rPr>
+  </w:style>
+  <w:style w:customStyle="1" w:styleId="ColorB26B00BgFFFFFF" w:type="character">
+    <w:name w:val="ColorB26B00BgFFFFFF"/>
+    <w:rPr>
+      <w:color w:val="B26B00"/>
+      <w:shd w:color="auto" w:fill="FFFFFF" w:val="clear"/>
+    </w:rPr>
+  </w:style>
+  <w:style w:customStyle="1" w:styleId="ColorB26B00BgFACCCC" w:type="character">
+    <w:name w:val="ColorB26B00BgFACCCC"/>
+    <w:rPr>
+      <w:color w:val="B26B00"/>
+      <w:shd w:color="auto" w:fill="FACCCC" w:val="clear"/>
+    </w:rPr>
+  </w:style>
+  <w:style w:customStyle="1" w:styleId="ColorB26B00BgFFEBCC" w:type="character">
+    <w:name w:val="ColorB26B00BgFFEBCC"/>
+    <w:rPr>
+      <w:color w:val="B26B00"/>
+      <w:shd w:color="auto" w:fill="FFEBCC" w:val="clear"/>
+    </w:rPr>
+  </w:style>
+  <w:style w:customStyle="1" w:styleId="ColorB26B00BgFFFFCC" w:type="character">
+    <w:name w:val="ColorB26B00BgFFFFCC"/>
+    <w:rPr>
+      <w:color w:val="B26B00"/>
+      <w:shd w:color="auto" w:fill="FFFFCC" w:val="clear"/>
+    </w:rPr>
+  </w:style>
+  <w:style w:customStyle="1" w:styleId="ColorB26B00BgCCE8CC" w:type="character">
+    <w:name w:val="ColorB26B00BgCCE8CC"/>
+    <w:rPr>
+      <w:color w:val="B26B00"/>
+      <w:shd w:color="auto" w:fill="CCE8CC" w:val="clear"/>
+    </w:rPr>
+  </w:style>
+  <w:style w:customStyle="1" w:styleId="ColorB26B00BgCCE0F5" w:type="character">
+    <w:name w:val="ColorB26B00BgCCE0F5"/>
+    <w:rPr>
+      <w:color w:val="B26B00"/>
+      <w:shd w:color="auto" w:fill="CCE0F5" w:val="clear"/>
+    </w:rPr>
+  </w:style>
+  <w:style w:customStyle="1" w:styleId="ColorB26B00BgEBD6FF" w:type="character">
+    <w:name w:val="ColorB26B00BgEBD6FF"/>
+    <w:rPr>
+      <w:color w:val="B26B00"/>
+      <w:shd w:color="auto" w:fill="EBD6FF" w:val="clear"/>
+    </w:rPr>
+  </w:style>
+  <w:style w:customStyle="1" w:styleId="ColorB26B00BgBBBBBB" w:type="character">
+    <w:name w:val="ColorB26B00BgBBBBBB"/>
+    <w:rPr>
+      <w:color w:val="B26B00"/>
+      <w:shd w:color="auto" w:fill="BBBBBB" w:val="clear"/>
+    </w:rPr>
+  </w:style>
+  <w:style w:customStyle="1" w:styleId="ColorB26B00BgF06666" w:type="character">
+    <w:name w:val="ColorB26B00BgF06666"/>
+    <w:rPr>
+      <w:color w:val="B26B00"/>
+      <w:shd w:color="auto" w:fill="F06666" w:val="clear"/>
+    </w:rPr>
+  </w:style>
+  <w:style w:customStyle="1" w:styleId="ColorB26B00BgFFC266" w:type="character">
+    <w:name w:val="ColorB26B00BgFFC266"/>
+    <w:rPr>
+      <w:color w:val="B26B00"/>
+      <w:shd w:color="auto" w:fill="FFC266" w:val="clear"/>
+    </w:rPr>
+  </w:style>
+  <w:style w:customStyle="1" w:styleId="ColorB26B00BgFFFF66" w:type="character">
+    <w:name w:val="ColorB26B00BgFFFF66"/>
+    <w:rPr>
+      <w:color w:val="B26B00"/>
+      <w:shd w:color="auto" w:fill="FFFF66" w:val="clear"/>
+    </w:rPr>
+  </w:style>
+  <w:style w:customStyle="1" w:styleId="ColorB26B00Bg66B966" w:type="character">
+    <w:name w:val="ColorB26B00Bg66B966"/>
+    <w:rPr>
+      <w:color w:val="B26B00"/>
+      <w:shd w:color="auto" w:fill="66B966" w:val="clear"/>
+    </w:rPr>
+  </w:style>
+  <w:style w:customStyle="1" w:styleId="ColorB26B00Bg66A3E0" w:type="character">
+    <w:name w:val="ColorB26B00Bg66A3E0"/>
+    <w:rPr>
+      <w:color w:val="B26B00"/>
+      <w:shd w:color="auto" w:fill="66A3E0" w:val="clear"/>
+    </w:rPr>
+  </w:style>
+  <w:style w:customStyle="1" w:styleId="ColorB26B00BgC285FF" w:type="character">
+    <w:name w:val="ColorB26B00BgC285FF"/>
+    <w:rPr>
+      <w:color w:val="B26B00"/>
+      <w:shd w:color="auto" w:fill="C285FF" w:val="clear"/>
+    </w:rPr>
+  </w:style>
+  <w:style w:customStyle="1" w:styleId="ColorB26B00Bg888888" w:type="character">
+    <w:name w:val="ColorB26B00Bg888888"/>
+    <w:rPr>
+      <w:color w:val="B26B00"/>
+      <w:shd w:color="auto" w:fill="888888" w:val="clear"/>
+    </w:rPr>
+  </w:style>
+  <w:style w:customStyle="1" w:styleId="ColorB26B00BgA10000" w:type="character">
+    <w:name w:val="ColorB26B00BgA10000"/>
+    <w:rPr>
+      <w:color w:val="B26B00"/>
+      <w:shd w:color="auto" w:fill="A10000" w:val="clear"/>
+    </w:rPr>
+  </w:style>
+  <w:style w:customStyle="1" w:styleId="ColorB26B00BgB26B00" w:type="character">
+    <w:name w:val="ColorB26B00BgB26B00"/>
+    <w:rPr>
+      <w:color w:val="B26B00"/>
+      <w:shd w:color="auto" w:fill="B26B00" w:val="clear"/>
+    </w:rPr>
+  </w:style>
+  <w:style w:customStyle="1" w:styleId="ColorB26B00BgB2B200" w:type="character">
+    <w:name w:val="ColorB26B00BgB2B200"/>
+    <w:rPr>
+      <w:color w:val="B26B00"/>
+      <w:shd w:color="auto" w:fill="B2B200" w:val="clear"/>
+    </w:rPr>
+  </w:style>
+  <w:style w:customStyle="1" w:styleId="ColorB26B00Bg006100" w:type="character">
+    <w:name w:val="ColorB26B00Bg006100"/>
+    <w:rPr>
+      <w:color w:val="B26B00"/>
+      <w:shd w:color="auto" w:fill="006100" w:val="clear"/>
+    </w:rPr>
+  </w:style>
+  <w:style w:customStyle="1" w:styleId="ColorB26B00Bg0047B2" w:type="character">
+    <w:name w:val="ColorB26B00Bg0047B2"/>
+    <w:rPr>
+      <w:color w:val="B26B00"/>
+      <w:shd w:color="auto" w:fill="0047B2" w:val="clear"/>
+    </w:rPr>
+  </w:style>
+  <w:style w:customStyle="1" w:styleId="ColorB26B00Bg6B24B2" w:type="character">
+    <w:name w:val="ColorB26B00Bg6B24B2"/>
+    <w:rPr>
+      <w:color w:val="B26B00"/>
+      <w:shd w:color="auto" w:fill="6B24B2" w:val="clear"/>
+    </w:rPr>
+  </w:style>
+  <w:style w:customStyle="1" w:styleId="ColorB26B00Bg444444" w:type="character">
+    <w:name w:val="ColorB26B00Bg444444"/>
+    <w:rPr>
+      <w:color w:val="B26B00"/>
+      <w:shd w:color="auto" w:fill="444444" w:val="clear"/>
+    </w:rPr>
+  </w:style>
+  <w:style w:customStyle="1" w:styleId="ColorB26B00Bg5C0000" w:type="character">
+    <w:name w:val="ColorB26B00Bg5C0000"/>
+    <w:rPr>
+      <w:color w:val="B26B00"/>
+      <w:shd w:color="auto" w:fill="5C0000" w:val="clear"/>
+    </w:rPr>
+  </w:style>
+  <w:style w:customStyle="1" w:styleId="ColorB26B00Bg663D00" w:type="character">
+    <w:name w:val="ColorB26B00Bg663D00"/>
+    <w:rPr>
+      <w:color w:val="B26B00"/>
+      <w:shd w:color="auto" w:fill="663D00" w:val="clear"/>
+    </w:rPr>
+  </w:style>
+  <w:style w:customStyle="1" w:styleId="ColorB26B00Bg666600" w:type="character">
+    <w:name w:val="ColorB26B00Bg666600"/>
+    <w:rPr>
+      <w:color w:val="B26B00"/>
+      <w:shd w:color="auto" w:fill="666600" w:val="clear"/>
+    </w:rPr>
+  </w:style>
+  <w:style w:customStyle="1" w:styleId="ColorB26B00Bg003700" w:type="character">
+    <w:name w:val="ColorB26B00Bg003700"/>
+    <w:rPr>
+      <w:color w:val="B26B00"/>
+      <w:shd w:color="auto" w:fill="003700" w:val="clear"/>
+    </w:rPr>
+  </w:style>
+  <w:style w:customStyle="1" w:styleId="ColorB26B00Bg002966" w:type="character">
+    <w:name w:val="ColorB26B00Bg002966"/>
+    <w:rPr>
+      <w:color w:val="B26B00"/>
+      <w:shd w:color="auto" w:fill="002966" w:val="clear"/>
+    </w:rPr>
+  </w:style>
+  <w:style w:customStyle="1" w:styleId="ColorB26B00Bg3D1466" w:type="character">
+    <w:name w:val="ColorB26B00Bg3D1466"/>
+    <w:rPr>
+      <w:color w:val="B26B00"/>
+      <w:shd w:color="auto" w:fill="3D1466" w:val="clear"/>
+    </w:rPr>
+  </w:style>
+  <w:style w:customStyle="1" w:styleId="ColorB2B200" w:type="character">
+    <w:name w:val="ColorB2B200"/>
+    <w:rPr>
+      <w:color w:val="B2B200"/>
+    </w:rPr>
+  </w:style>
+  <w:style w:customStyle="1" w:styleId="ColorB2B200BgE60000" w:type="character">
+    <w:name w:val="ColorB2B200BgE60000"/>
+    <w:rPr>
+      <w:color w:val="B2B200"/>
+      <w:shd w:color="auto" w:fill="E60000" w:val="clear"/>
+    </w:rPr>
+  </w:style>
+  <w:style w:customStyle="1" w:styleId="ColorB2B200BgFF9900" w:type="character">
+    <w:name w:val="ColorB2B200BgFF9900"/>
+    <w:rPr>
+      <w:color w:val="B2B200"/>
+      <w:shd w:color="auto" w:fill="FF9900" w:val="clear"/>
+    </w:rPr>
+  </w:style>
+  <w:style w:customStyle="1" w:styleId="ColorB2B200BgFFFF00" w:type="character">
+    <w:name w:val="ColorB2B200BgFFFF00"/>
+    <w:rPr>
+      <w:color w:val="B2B200"/>
+      <w:shd w:color="auto" w:fill="FFFF00" w:val="clear"/>
+    </w:rPr>
+  </w:style>
+  <w:style w:customStyle="1" w:styleId="ColorB2B200Bg008A00" w:type="character">
+    <w:name w:val="ColorB2B200Bg008A00"/>
+    <w:rPr>
+      <w:color w:val="B2B200"/>
+      <w:shd w:color="auto" w:fill="008A00" w:val="clear"/>
+    </w:rPr>
+  </w:style>
+  <w:style w:customStyle="1" w:styleId="ColorB2B200Bg0066CC" w:type="character">
+    <w:name w:val="ColorB2B200Bg0066CC"/>
+    <w:rPr>
+      <w:color w:val="B2B200"/>
+      <w:shd w:color="auto" w:fill="0066CC" w:val="clear"/>
+    </w:rPr>
+  </w:style>
+  <w:style w:customStyle="1" w:styleId="ColorB2B200Bg9933FF" w:type="character">
+    <w:name w:val="ColorB2B200Bg9933FF"/>
+    <w:rPr>
+      <w:color w:val="B2B200"/>
+      <w:shd w:color="auto" w:fill="9933FF" w:val="clear"/>
+    </w:rPr>
+  </w:style>
+  <w:style w:customStyle="1" w:styleId="ColorB2B200BgFFFFFF" w:type="character">
+    <w:name w:val="ColorB2B200BgFFFFFF"/>
+    <w:rPr>
+      <w:color w:val="B2B200"/>
+      <w:shd w:color="auto" w:fill="FFFFFF" w:val="clear"/>
+    </w:rPr>
+  </w:style>
+  <w:style w:customStyle="1" w:styleId="ColorB2B200BgFACCCC" w:type="character">
+    <w:name w:val="ColorB2B200BgFACCCC"/>
+    <w:rPr>
+      <w:color w:val="B2B200"/>
+      <w:shd w:color="auto" w:fill="FACCCC" w:val="clear"/>
+    </w:rPr>
+  </w:style>
+  <w:style w:customStyle="1" w:styleId="ColorB2B200BgFFEBCC" w:type="character">
+    <w:name w:val="ColorB2B200BgFFEBCC"/>
+    <w:rPr>
+      <w:color w:val="B2B200"/>
+      <w:shd w:color="auto" w:fill="FFEBCC" w:val="clear"/>
+    </w:rPr>
+  </w:style>
+  <w:style w:customStyle="1" w:styleId="ColorB2B200BgFFFFCC" w:type="character">
+    <w:name w:val="ColorB2B200BgFFFFCC"/>
+    <w:rPr>
+      <w:color w:val="B2B200"/>
+      <w:shd w:color="auto" w:fill="FFFFCC" w:val="clear"/>
+    </w:rPr>
+  </w:style>
+  <w:style w:customStyle="1" w:styleId="ColorB2B200BgCCE8CC" w:type="character">
+    <w:name w:val="ColorB2B200BgCCE8CC"/>
+    <w:rPr>
+      <w:color w:val="B2B200"/>
+      <w:shd w:color="auto" w:fill="CCE8CC" w:val="clear"/>
+    </w:rPr>
+  </w:style>
+  <w:style w:customStyle="1" w:styleId="ColorB2B200BgCCE0F5" w:type="character">
+    <w:name w:val="ColorB2B200BgCCE0F5"/>
+    <w:rPr>
+      <w:color w:val="B2B200"/>
+      <w:shd w:color="auto" w:fill="CCE0F5" w:val="clear"/>
+    </w:rPr>
+  </w:style>
+  <w:style w:customStyle="1" w:styleId="ColorB2B200BgEBD6FF" w:type="character">
+    <w:name w:val="ColorB2B200BgEBD6FF"/>
+    <w:rPr>
+      <w:color w:val="B2B200"/>
+      <w:shd w:color="auto" w:fill="EBD6FF" w:val="clear"/>
+    </w:rPr>
+  </w:style>
+  <w:style w:customStyle="1" w:styleId="ColorB2B200BgBBBBBB" w:type="character">
+    <w:name w:val="ColorB2B200BgBBBBBB"/>
+    <w:rPr>
+      <w:color w:val="B2B200"/>
+      <w:shd w:color="auto" w:fill="BBBBBB" w:val="clear"/>
+    </w:rPr>
+  </w:style>
+  <w:style w:customStyle="1" w:styleId="ColorB2B200BgF06666" w:type="character">
+    <w:name w:val="ColorB2B200BgF06666"/>
+    <w:rPr>
+      <w:color w:val="B2B200"/>
+      <w:shd w:color="auto" w:fill="F06666" w:val="clear"/>
+    </w:rPr>
+  </w:style>
+  <w:style w:customStyle="1" w:styleId="ColorB2B200BgFFC266" w:type="character">
+    <w:name w:val="ColorB2B200BgFFC266"/>
+    <w:rPr>
+      <w:color w:val="B2B200"/>
+      <w:shd w:color="auto" w:fill="FFC266" w:val="clear"/>
+    </w:rPr>
+  </w:style>
+  <w:style w:customStyle="1" w:styleId="ColorB2B200BgFFFF66" w:type="character">
+    <w:name w:val="ColorB2B200BgFFFF66"/>
+    <w:rPr>
+      <w:color w:val="B2B200"/>
+      <w:shd w:color="auto" w:fill="FFFF66" w:val="clear"/>
+    </w:rPr>
+  </w:style>
+  <w:style w:customStyle="1" w:styleId="ColorB2B200Bg66B966" w:type="character">
+    <w:name w:val="ColorB2B200Bg66B966"/>
+    <w:rPr>
+      <w:color w:val="B2B200"/>
+      <w:shd w:color="auto" w:fill="66B966" w:val="clear"/>
+    </w:rPr>
+  </w:style>
+  <w:style w:customStyle="1" w:styleId="ColorB2B200Bg66A3E0" w:type="character">
+    <w:name w:val="ColorB2B200Bg66A3E0"/>
+    <w:rPr>
+      <w:color w:val="B2B200"/>
+      <w:shd w:color="auto" w:fill="66A3E0" w:val="clear"/>
+    </w:rPr>
+  </w:style>
+  <w:style w:customStyle="1" w:styleId="ColorB2B200BgC285FF" w:type="character">
+    <w:name w:val="ColorB2B200BgC285FF"/>
+    <w:rPr>
+      <w:color w:val="B2B200"/>
+      <w:shd w:color="auto" w:fill="C285FF" w:val="clear"/>
+    </w:rPr>
+  </w:style>
+  <w:style w:customStyle="1" w:styleId="ColorB2B200Bg888888" w:type="character">
+    <w:name w:val="ColorB2B200Bg888888"/>
+    <w:rPr>
+      <w:color w:val="B2B200"/>
+      <w:shd w:color="auto" w:fill="888888" w:val="clear"/>
+    </w:rPr>
+  </w:style>
+  <w:style w:customStyle="1" w:styleId="ColorB2B200BgA10000" w:type="character">
+    <w:name w:val="ColorB2B200BgA10000"/>
+    <w:rPr>
+      <w:color w:val="B2B200"/>
+      <w:shd w:color="auto" w:fill="A10000" w:val="clear"/>
+    </w:rPr>
+  </w:style>
+  <w:style w:customStyle="1" w:styleId="ColorB2B200BgB26B00" w:type="character">
+    <w:name w:val="ColorB2B200BgB26B00"/>
+    <w:rPr>
+      <w:color w:val="B2B200"/>
+      <w:shd w:color="auto" w:fill="B26B00" w:val="clear"/>
+    </w:rPr>
+  </w:style>
+  <w:style w:customStyle="1" w:styleId="ColorB2B200BgB2B200" w:type="character">
+    <w:name w:val="ColorB2B200BgB2B200"/>
+    <w:rPr>
+      <w:color w:val="B2B200"/>
+      <w:shd w:color="auto" w:fill="B2B200" w:val="clear"/>
+    </w:rPr>
+  </w:style>
+  <w:style w:customStyle="1" w:styleId="ColorB2B200Bg006100" w:type="character">
+    <w:name w:val="ColorB2B200Bg006100"/>
+    <w:rPr>
+      <w:color w:val="B2B200"/>
+      <w:shd w:color="auto" w:fill="006100" w:val="clear"/>
+    </w:rPr>
+  </w:style>
+  <w:style w:customStyle="1" w:styleId="ColorB2B200Bg0047B2" w:type="character">
+    <w:name w:val="ColorB2B200Bg0047B2"/>
+    <w:rPr>
+      <w:color w:val="B2B200"/>
+      <w:shd w:color="auto" w:fill="0047B2" w:val="clear"/>
+    </w:rPr>
+  </w:style>
+  <w:style w:customStyle="1" w:styleId="ColorB2B200Bg6B24B2" w:type="character">
+    <w:name w:val="ColorB2B200Bg6B24B2"/>
+    <w:rPr>
+      <w:color w:val="B2B200"/>
+      <w:shd w:color="auto" w:fill="6B24B2" w:val="clear"/>
+    </w:rPr>
+  </w:style>
+  <w:style w:customStyle="1" w:styleId="ColorB2B200Bg444444" w:type="character">
+    <w:name w:val="ColorB2B200Bg444444"/>
+    <w:rPr>
+      <w:color w:val="B2B200"/>
+      <w:shd w:color="auto" w:fill="444444" w:val="clear"/>
+    </w:rPr>
+  </w:style>
+  <w:style w:customStyle="1" w:styleId="ColorB2B200Bg5C0000" w:type="character">
+    <w:name w:val="ColorB2B200Bg5C0000"/>
+    <w:rPr>
+      <w:color w:val="B2B200"/>
+      <w:shd w:color="auto" w:fill="5C0000" w:val="clear"/>
+    </w:rPr>
+  </w:style>
+  <w:style w:customStyle="1" w:styleId="ColorB2B200Bg663D00" w:type="character">
+    <w:name w:val="ColorB2B200Bg663D00"/>
+    <w:rPr>
+      <w:color w:val="B2B200"/>
+      <w:shd w:color="auto" w:fill="663D00" w:val="clear"/>
+    </w:rPr>
+  </w:style>
+  <w:style w:customStyle="1" w:styleId="ColorB2B200Bg666600" w:type="character">
+    <w:name w:val="ColorB2B200Bg666600"/>
+    <w:rPr>
+      <w:color w:val="B2B200"/>
+      <w:shd w:color="auto" w:fill="666600" w:val="clear"/>
+    </w:rPr>
+  </w:style>
+  <w:style w:customStyle="1" w:styleId="ColorB2B200Bg003700" w:type="character">
+    <w:name w:val="ColorB2B200Bg003700"/>
+    <w:rPr>
+      <w:color w:val="B2B200"/>
+      <w:shd w:color="auto" w:fill="003700" w:val="clear"/>
+    </w:rPr>
+  </w:style>
+  <w:style w:customStyle="1" w:styleId="ColorB2B200Bg002966" w:type="character">
+    <w:name w:val="ColorB2B200Bg002966"/>
+    <w:rPr>
+      <w:color w:val="B2B200"/>
+      <w:shd w:color="auto" w:fill="002966" w:val="clear"/>
+    </w:rPr>
+  </w:style>
+  <w:style w:customStyle="1" w:styleId="ColorB2B200Bg3D1466" w:type="character">
+    <w:name w:val="ColorB2B200Bg3D1466"/>
+    <w:rPr>
+      <w:color w:val="B2B200"/>
+      <w:shd w:color="auto" w:fill="3D1466" w:val="clear"/>
+    </w:rPr>
+  </w:style>
+  <w:style w:customStyle="1" w:styleId="Color006100" w:type="character">
+    <w:name w:val="Color006100"/>
+    <w:rPr>
+      <w:color w:val="006100"/>
+    </w:rPr>
+  </w:style>
+  <w:style w:customStyle="1" w:styleId="Color006100BgE60000" w:type="character">
+    <w:name w:val="Color006100BgE60000"/>
+    <w:rPr>
+      <w:color w:val="006100"/>
+      <w:shd w:color="auto" w:fill="E60000" w:val="clear"/>
+    </w:rPr>
+  </w:style>
+  <w:style w:customStyle="1" w:styleId="Color006100BgFF9900" w:type="character">
+    <w:name w:val="Color006100BgFF9900"/>
+    <w:rPr>
+      <w:color w:val="006100"/>
+      <w:shd w:color="auto" w:fill="FF9900" w:val="clear"/>
+    </w:rPr>
+  </w:style>
+  <w:style w:customStyle="1" w:styleId="Color006100BgFFFF00" w:type="character">
+    <w:name w:val="Color006100BgFFFF00"/>
+    <w:rPr>
+      <w:color w:val="006100"/>
+      <w:shd w:color="auto" w:fill="FFFF00" w:val="clear"/>
+    </w:rPr>
+  </w:style>
+  <w:style w:customStyle="1" w:styleId="Color006100Bg008A00" w:type="character">
+    <w:name w:val="Color006100Bg008A00"/>
+    <w:rPr>
+      <w:color w:val="006100"/>
+      <w:shd w:color="auto" w:fill="008A00" w:val="clear"/>
+    </w:rPr>
+  </w:style>
+  <w:style w:customStyle="1" w:styleId="Color006100Bg0066CC" w:type="character">
+    <w:name w:val="Color006100Bg0066CC"/>
+    <w:rPr>
+      <w:color w:val="006100"/>
+      <w:shd w:color="auto" w:fill="0066CC" w:val="clear"/>
+    </w:rPr>
+  </w:style>
+  <w:style w:customStyle="1" w:styleId="Color006100Bg9933FF" w:type="character">
+    <w:name w:val="Color006100Bg9933FF"/>
+    <w:rPr>
+      <w:color w:val="006100"/>
+      <w:shd w:color="auto" w:fill="9933FF" w:val="clear"/>
+    </w:rPr>
+  </w:style>
+  <w:style w:customStyle="1" w:styleId="Color006100BgFFFFFF" w:type="character">
+    <w:name w:val="Color006100BgFFFFFF"/>
+    <w:rPr>
+      <w:color w:val="006100"/>
+      <w:shd w:color="auto" w:fill="FFFFFF" w:val="clear"/>
+    </w:rPr>
+  </w:style>
+  <w:style w:customStyle="1" w:styleId="Color006100BgFACCCC" w:type="character">
+    <w:name w:val="Color006100BgFACCCC"/>
+    <w:rPr>
+      <w:color w:val="006100"/>
+      <w:shd w:color="auto" w:fill="FACCCC" w:val="clear"/>
+    </w:rPr>
+  </w:style>
+  <w:style w:customStyle="1" w:styleId="Color006100BgFFEBCC" w:type="character">
+    <w:name w:val="Color006100BgFFEBCC"/>
+    <w:rPr>
+      <w:color w:val="006100"/>
+      <w:shd w:color="auto" w:fill="FFEBCC" w:val="clear"/>
+    </w:rPr>
+  </w:style>
+  <w:style w:customStyle="1" w:styleId="Color006100BgFFFFCC" w:type="character">
+    <w:name w:val="Color006100BgFFFFCC"/>
+    <w:rPr>
+      <w:color w:val="006100"/>
+      <w:shd w:color="auto" w:fill="FFFFCC" w:val="clear"/>
+    </w:rPr>
+  </w:style>
+  <w:style w:customStyle="1" w:styleId="Color006100BgCCE8CC" w:type="character">
+    <w:name w:val="Color006100BgCCE8CC"/>
+    <w:rPr>
+      <w:color w:val="006100"/>
+      <w:shd w:color="auto" w:fill="CCE8CC" w:val="clear"/>
+    </w:rPr>
+  </w:style>
+  <w:style w:customStyle="1" w:styleId="Color006100BgCCE0F5" w:type="character">
+    <w:name w:val="Color006100BgCCE0F5"/>
+    <w:rPr>
+      <w:color w:val="006100"/>
+      <w:shd w:color="auto" w:fill="CCE0F5" w:val="clear"/>
+    </w:rPr>
+  </w:style>
+  <w:style w:customStyle="1" w:styleId="Color006100BgEBD6FF" w:type="character">
+    <w:name w:val="Color006100BgEBD6FF"/>
+    <w:rPr>
+      <w:color w:val="006100"/>
+      <w:shd w:color="auto" w:fill="EBD6FF" w:val="clear"/>
+    </w:rPr>
+  </w:style>
+  <w:style w:customStyle="1" w:styleId="Color006100BgBBBBBB" w:type="character">
+    <w:name w:val="Color006100BgBBBBBB"/>
+    <w:rPr>
+      <w:color w:val="006100"/>
+      <w:shd w:color="auto" w:fill="BBBBBB" w:val="clear"/>
+    </w:rPr>
+  </w:style>
+  <w:style w:customStyle="1" w:styleId="Color006100BgF06666" w:type="character">
+    <w:name w:val="Color006100BgF06666"/>
+    <w:rPr>
+      <w:color w:val="006100"/>
+      <w:shd w:color="auto" w:fill="F06666" w:val="clear"/>
+    </w:rPr>
+  </w:style>
+  <w:style w:customStyle="1" w:styleId="Color006100BgFFC266" w:type="character">
+    <w:name w:val="Color006100BgFFC266"/>
+    <w:rPr>
+      <w:color w:val="006100"/>
+      <w:shd w:color="auto" w:fill="FFC266" w:val="clear"/>
+    </w:rPr>
+  </w:style>
+  <w:style w:customStyle="1" w:styleId="Color006100BgFFFF66" w:type="character">
+    <w:name w:val="Color006100BgFFFF66"/>
+    <w:rPr>
+      <w:color w:val="006100"/>
+      <w:shd w:color="auto" w:fill="FFFF66" w:val="clear"/>
+    </w:rPr>
+  </w:style>
+  <w:style w:customStyle="1" w:styleId="Color006100Bg66B966" w:type="character">
+    <w:name w:val="Color006100Bg66B966"/>
+    <w:rPr>
+      <w:color w:val="006100"/>
+      <w:shd w:color="auto" w:fill="66B966" w:val="clear"/>
+    </w:rPr>
+  </w:style>
+  <w:style w:customStyle="1" w:styleId="Color006100Bg66A3E0" w:type="character">
+    <w:name w:val="Color006100Bg66A3E0"/>
+    <w:rPr>
+      <w:color w:val="006100"/>
+      <w:shd w:color="auto" w:fill="66A3E0" w:val="clear"/>
+    </w:rPr>
+  </w:style>
+  <w:style w:customStyle="1" w:styleId="Color006100BgC285FF" w:type="character">
+    <w:name w:val="Color006100BgC285FF"/>
+    <w:rPr>
+      <w:color w:val="006100"/>
+      <w:shd w:color="auto" w:fill="C285FF" w:val="clear"/>
+    </w:rPr>
+  </w:style>
+  <w:style w:customStyle="1" w:styleId="Color006100Bg888888" w:type="character">
+    <w:name w:val="Color006100Bg888888"/>
+    <w:rPr>
+      <w:color w:val="006100"/>
+      <w:shd w:color="auto" w:fill="888888" w:val="clear"/>
+    </w:rPr>
+  </w:style>
+  <w:style w:customStyle="1" w:styleId="Color006100BgA10000" w:type="character">
+    <w:name w:val="Color006100BgA10000"/>
+    <w:rPr>
+      <w:color w:val="006100"/>
+      <w:shd w:color="auto" w:fill="A10000" w:val="clear"/>
+    </w:rPr>
+  </w:style>
+  <w:style w:customStyle="1" w:styleId="Color006100BgB26B00" w:type="character">
+    <w:name w:val="Color006100BgB26B00"/>
+    <w:rPr>
+      <w:color w:val="006100"/>
+      <w:shd w:color="auto" w:fill="B26B00" w:val="clear"/>
+    </w:rPr>
+  </w:style>
+  <w:style w:customStyle="1" w:styleId="Color006100BgB2B200" w:type="character">
+    <w:name w:val="Color006100BgB2B200"/>
+    <w:rPr>
+      <w:color w:val="006100"/>
+      <w:shd w:color="auto" w:fill="B2B200" w:val="clear"/>
+    </w:rPr>
+  </w:style>
+  <w:style w:customStyle="1" w:styleId="Color006100Bg006100" w:type="character">
+    <w:name w:val="Color006100Bg006100"/>
+    <w:rPr>
+      <w:color w:val="006100"/>
+      <w:shd w:color="auto" w:fill="006100" w:val="clear"/>
+    </w:rPr>
+  </w:style>
+  <w:style w:customStyle="1" w:styleId="Color006100Bg0047B2" w:type="character">
+    <w:name w:val="Color006100Bg0047B2"/>
+    <w:rPr>
+      <w:color w:val="006100"/>
+      <w:shd w:color="auto" w:fill="0047B2" w:val="clear"/>
+    </w:rPr>
+  </w:style>
+  <w:style w:customStyle="1" w:styleId="Color006100Bg6B24B2" w:type="character">
+    <w:name w:val="Color006100Bg6B24B2"/>
+    <w:rPr>
+      <w:color w:val="006100"/>
+      <w:shd w:color="auto" w:fill="6B24B2" w:val="clear"/>
+    </w:rPr>
+  </w:style>
+  <w:style w:customStyle="1" w:styleId="Color006100Bg444444" w:type="character">
+    <w:name w:val="Color006100Bg444444"/>
+    <w:rPr>
+      <w:color w:val="006100"/>
+      <w:shd w:color="auto" w:fill="444444" w:val="clear"/>
+    </w:rPr>
+  </w:style>
+  <w:style w:customStyle="1" w:styleId="Color006100Bg5C0000" w:type="character">
+    <w:name w:val="Color006100Bg5C0000"/>
+    <w:rPr>
+      <w:color w:val="006100"/>
+      <w:shd w:color="auto" w:fill="5C0000" w:val="clear"/>
+    </w:rPr>
+  </w:style>
+  <w:style w:customStyle="1" w:styleId="Color006100Bg663D00" w:type="character">
+    <w:name w:val="Color006100Bg663D00"/>
+    <w:rPr>
+      <w:color w:val="006100"/>
+      <w:shd w:color="auto" w:fill="663D00" w:val="clear"/>
+    </w:rPr>
+  </w:style>
+  <w:style w:customStyle="1" w:styleId="Color006100Bg666600" w:type="character">
+    <w:name w:val="Color006100Bg666600"/>
+    <w:rPr>
+      <w:color w:val="006100"/>
+      <w:shd w:color="auto" w:fill="666600" w:val="clear"/>
+    </w:rPr>
+  </w:style>
+  <w:style w:customStyle="1" w:styleId="Color006100Bg003700" w:type="character">
+    <w:name w:val="Color006100Bg003700"/>
+    <w:rPr>
+      <w:color w:val="006100"/>
+      <w:shd w:color="auto" w:fill="003700" w:val="clear"/>
+    </w:rPr>
+  </w:style>
+  <w:style w:customStyle="1" w:styleId="Color006100Bg002966" w:type="character">
+    <w:name w:val="Color006100Bg002966"/>
+    <w:rPr>
+      <w:color w:val="006100"/>
+      <w:shd w:color="auto" w:fill="002966" w:val="clear"/>
+    </w:rPr>
+  </w:style>
+  <w:style w:customStyle="1" w:styleId="Color006100Bg3D1466" w:type="character">
+    <w:name w:val="Color006100Bg3D1466"/>
+    <w:rPr>
+      <w:color w:val="006100"/>
+      <w:shd w:color="auto" w:fill="3D1466" w:val="clear"/>
+    </w:rPr>
+  </w:style>
+  <w:style w:customStyle="1" w:styleId="Color0047B2" w:type="character">
+    <w:name w:val="Color0047B2"/>
+    <w:rPr>
+      <w:color w:val="0047B2"/>
+    </w:rPr>
+  </w:style>
+  <w:style w:customStyle="1" w:styleId="Color0047B2BgE60000" w:type="character">
+    <w:name w:val="Color0047B2BgE60000"/>
+    <w:rPr>
+      <w:color w:val="0047B2"/>
+      <w:shd w:color="auto" w:fill="E60000" w:val="clear"/>
+    </w:rPr>
+  </w:style>
+  <w:style w:customStyle="1" w:styleId="Color0047B2BgFF9900" w:type="character">
+    <w:name w:val="Color0047B2BgFF9900"/>
+    <w:rPr>
+      <w:color w:val="0047B2"/>
+      <w:shd w:color="auto" w:fill="FF9900" w:val="clear"/>
+    </w:rPr>
+  </w:style>
+  <w:style w:customStyle="1" w:styleId="Color0047B2BgFFFF00" w:type="character">
+    <w:name w:val="Color0047B2BgFFFF00"/>
+    <w:rPr>
+      <w:color w:val="0047B2"/>
+      <w:shd w:color="auto" w:fill="FFFF00" w:val="clear"/>
+    </w:rPr>
+  </w:style>
+  <w:style w:customStyle="1" w:styleId="Color0047B2Bg008A00" w:type="character">
+    <w:name w:val="Color0047B2Bg008A00"/>
+    <w:rPr>
+      <w:color w:val="0047B2"/>
+      <w:shd w:color="auto" w:fill="008A00" w:val="clear"/>
+    </w:rPr>
+  </w:style>
+  <w:style w:customStyle="1" w:styleId="Color0047B2Bg0066CC" w:type="character">
+    <w:name w:val="Color0047B2Bg0066CC"/>
+    <w:rPr>
+      <w:color w:val="0047B2"/>
+      <w:shd w:color="auto" w:fill="0066CC" w:val="clear"/>
+    </w:rPr>
+  </w:style>
+  <w:style w:customStyle="1" w:styleId="Color0047B2Bg9933FF" w:type="character">
+    <w:name w:val="Color0047B2Bg9933FF"/>
+    <w:rPr>
+      <w:color w:val="0047B2"/>
+      <w:shd w:color="auto" w:fill="9933FF" w:val="clear"/>
+    </w:rPr>
+  </w:style>
+  <w:style w:customStyle="1" w:styleId="Color0047B2BgFFFFFF" w:type="character">
+    <w:name w:val="Color0047B2BgFFFFFF"/>
+    <w:rPr>
+      <w:color w:val="0047B2"/>
+      <w:shd w:color="auto" w:fill="FFFFFF" w:val="clear"/>
+    </w:rPr>
+  </w:style>
+  <w:style w:customStyle="1" w:styleId="Color0047B2BgFACCCC" w:type="character">
+    <w:name w:val="Color0047B2BgFACCCC"/>
+    <w:rPr>
+      <w:color w:val="0047B2"/>
+      <w:shd w:color="auto" w:fill="FACCCC" w:val="clear"/>
+    </w:rPr>
+  </w:style>
+  <w:style w:customStyle="1" w:styleId="Color0047B2BgFFEBCC" w:type="character">
+    <w:name w:val="Color0047B2BgFFEBCC"/>
+    <w:rPr>
+      <w:color w:val="0047B2"/>
+      <w:shd w:color="auto" w:fill="FFEBCC" w:val="clear"/>
+    </w:rPr>
+  </w:style>
+  <w:style w:customStyle="1" w:styleId="Color0047B2BgFFFFCC" w:type="character">
+    <w:name w:val="Color0047B2BgFFFFCC"/>
+    <w:rPr>
+      <w:color w:val="0047B2"/>
+      <w:shd w:color="auto" w:fill="FFFFCC" w:val="clear"/>
+    </w:rPr>
+  </w:style>
+  <w:style w:customStyle="1" w:styleId="Color0047B2BgCCE8CC" w:type="character">
+    <w:name w:val="Color0047B2BgCCE8CC"/>
+    <w:rPr>
+      <w:color w:val="0047B2"/>
+      <w:shd w:color="auto" w:fill="CCE8CC" w:val="clear"/>
+    </w:rPr>
+  </w:style>
+  <w:style w:customStyle="1" w:styleId="Color0047B2BgCCE0F5" w:type="character">
+    <w:name w:val="Color0047B2BgCCE0F5"/>
+    <w:rPr>
+      <w:color w:val="0047B2"/>
+      <w:shd w:color="auto" w:fill="CCE0F5" w:val="clear"/>
+    </w:rPr>
+  </w:style>
+  <w:style w:customStyle="1" w:styleId="Color0047B2BgEBD6FF" w:type="character">
+    <w:name w:val="Color0047B2BgEBD6FF"/>
+    <w:rPr>
+      <w:color w:val="0047B2"/>
+      <w:shd w:color="auto" w:fill="EBD6FF" w:val="clear"/>
+    </w:rPr>
+  </w:style>
+  <w:style w:customStyle="1" w:styleId="Color0047B2BgBBBBBB" w:type="character">
+    <w:name w:val="Color0047B2BgBBBBBB"/>
+    <w:rPr>
+      <w:color w:val="0047B2"/>
+      <w:shd w:color="auto" w:fill="BBBBBB" w:val="clear"/>
+    </w:rPr>
+  </w:style>
+  <w:style w:customStyle="1" w:styleId="Color0047B2BgF06666" w:type="character">
+    <w:name w:val="Color0047B2BgF06666"/>
+    <w:rPr>
+      <w:color w:val="0047B2"/>
+      <w:shd w:color="auto" w:fill="F06666" w:val="clear"/>
+    </w:rPr>
+  </w:style>
+  <w:style w:customStyle="1" w:styleId="Color0047B2BgFFC266" w:type="character">
+    <w:name w:val="Color0047B2BgFFC266"/>
+    <w:rPr>
+      <w:color w:val="0047B2"/>
+      <w:shd w:color="auto" w:fill="FFC266" w:val="clear"/>
+    </w:rPr>
+  </w:style>
+  <w:style w:customStyle="1" w:styleId="Color0047B2BgFFFF66" w:type="character">
+    <w:name w:val="Color0047B2BgFFFF66"/>
+    <w:rPr>
+      <w:color w:val="0047B2"/>
+      <w:shd w:color="auto" w:fill="FFFF66" w:val="clear"/>
+    </w:rPr>
+  </w:style>
+  <w:style w:customStyle="1" w:styleId="Color0047B2Bg66B966" w:type="character">
+    <w:name w:val="Color0047B2Bg66B966"/>
+    <w:rPr>
+      <w:color w:val="0047B2"/>
+      <w:shd w:color="auto" w:fill="66B966" w:val="clear"/>
+    </w:rPr>
+  </w:style>
+  <w:style w:customStyle="1" w:styleId="Color0047B2Bg66A3E0" w:type="character">
+    <w:name w:val="Color0047B2Bg66A3E0"/>
+    <w:rPr>
+      <w:color w:val="0047B2"/>
+      <w:shd w:color="auto" w:fill="66A3E0" w:val="clear"/>
+    </w:rPr>
+  </w:style>
+  <w:style w:customStyle="1" w:styleId="Color0047B2BgC285FF" w:type="character">
+    <w:name w:val="Color0047B2BgC285FF"/>
+    <w:rPr>
+      <w:color w:val="0047B2"/>
+      <w:shd w:color="auto" w:fill="C285FF" w:val="clear"/>
+    </w:rPr>
+  </w:style>
+  <w:style w:customStyle="1" w:styleId="Color0047B2Bg888888" w:type="character">
+    <w:name w:val="Color0047B2Bg888888"/>
+    <w:rPr>
+      <w:color w:val="0047B2"/>
+      <w:shd w:color="auto" w:fill="888888" w:val="clear"/>
+    </w:rPr>
+  </w:style>
+  <w:style w:customStyle="1" w:styleId="Color0047B2BgA10000" w:type="character">
+    <w:name w:val="Color0047B2BgA10000"/>
+    <w:rPr>
+      <w:color w:val="0047B2"/>
+      <w:shd w:color="auto" w:fill="A10000" w:val="clear"/>
+    </w:rPr>
+  </w:style>
+  <w:style w:customStyle="1" w:styleId="Color0047B2BgB26B00" w:type="character">
+    <w:name w:val="Color0047B2BgB26B00"/>
+    <w:rPr>
+      <w:color w:val="0047B2"/>
+      <w:shd w:color="auto" w:fill="B26B00" w:val="clear"/>
+    </w:rPr>
+  </w:style>
+  <w:style w:customStyle="1" w:styleId="Color0047B2BgB2B200" w:type="character">
+    <w:name w:val="Color0047B2BgB2B200"/>
+    <w:rPr>
+      <w:color w:val="0047B2"/>
+      <w:shd w:color="auto" w:fill="B2B200" w:val="clear"/>
+    </w:rPr>
+  </w:style>
+  <w:style w:customStyle="1" w:styleId="Color0047B2Bg006100" w:type="character">
+    <w:name w:val="Color0047B2Bg006100"/>
+    <w:rPr>
+      <w:color w:val="0047B2"/>
+      <w:shd w:color="auto" w:fill="006100" w:val="clear"/>
+    </w:rPr>
+  </w:style>
+  <w:style w:customStyle="1" w:styleId="Color0047B2Bg0047B2" w:type="character">
+    <w:name w:val="Color0047B2Bg0047B2"/>
+    <w:rPr>
+      <w:color w:val="0047B2"/>
+      <w:shd w:color="auto" w:fill="0047B2" w:val="clear"/>
+    </w:rPr>
+  </w:style>
+  <w:style w:customStyle="1" w:styleId="Color0047B2Bg6B24B2" w:type="character">
+    <w:name w:val="Color0047B2Bg6B24B2"/>
+    <w:rPr>
+      <w:color w:val="0047B2"/>
+      <w:shd w:color="auto" w:fill="6B24B2" w:val="clear"/>
+    </w:rPr>
+  </w:style>
+  <w:style w:customStyle="1" w:styleId="Color0047B2Bg444444" w:type="character">
+    <w:name w:val="Color0047B2Bg444444"/>
+    <w:rPr>
+      <w:color w:val="0047B2"/>
+      <w:shd w:color="auto" w:fill="444444" w:val="clear"/>
+    </w:rPr>
+  </w:style>
+  <w:style w:customStyle="1" w:styleId="Color0047B2Bg5C0000" w:type="character">
+    <w:name w:val="Color0047B2Bg5C0000"/>
+    <w:rPr>
+      <w:color w:val="0047B2"/>
+      <w:shd w:color="auto" w:fill="5C0000" w:val="clear"/>
+    </w:rPr>
+  </w:style>
+  <w:style w:customStyle="1" w:styleId="Color0047B2Bg663D00" w:type="character">
+    <w:name w:val="Color0047B2Bg663D00"/>
+    <w:rPr>
+      <w:color w:val="0047B2"/>
+      <w:shd w:color="auto" w:fill="663D00" w:val="clear"/>
+    </w:rPr>
+  </w:style>
+  <w:style w:customStyle="1" w:styleId="Color0047B2Bg666600" w:type="character">
+    <w:name w:val="Color0047B2Bg666600"/>
+    <w:rPr>
+      <w:color w:val="0047B2"/>
+      <w:shd w:color="auto" w:fill="666600" w:val="clear"/>
+    </w:rPr>
+  </w:style>
+  <w:style w:customStyle="1" w:styleId="Color0047B2Bg003700" w:type="character">
+    <w:name w:val="Color0047B2Bg003700"/>
+    <w:rPr>
+      <w:color w:val="0047B2"/>
+      <w:shd w:color="auto" w:fill="003700" w:val="clear"/>
+    </w:rPr>
+  </w:style>
+  <w:style w:customStyle="1" w:styleId="Color0047B2Bg002966" w:type="character">
+    <w:name w:val="Color0047B2Bg002966"/>
+    <w:rPr>
+      <w:color w:val="0047B2"/>
+      <w:shd w:color="auto" w:fill="002966" w:val="clear"/>
+    </w:rPr>
+  </w:style>
+  <w:style w:customStyle="1" w:styleId="Color0047B2Bg3D1466" w:type="character">
+    <w:name w:val="Color0047B2Bg3D1466"/>
+    <w:rPr>
+      <w:color w:val="0047B2"/>
+      <w:shd w:color="auto" w:fill="3D1466" w:val="clear"/>
+    </w:rPr>
+  </w:style>
+  <w:style w:customStyle="1" w:styleId="Color6B24B2" w:type="character">
+    <w:name w:val="Color6B24B2"/>
+    <w:rPr>
+      <w:color w:val="6B24B2"/>
+    </w:rPr>
+  </w:style>
+  <w:style w:customStyle="1" w:styleId="Color6B24B2BgE60000" w:type="character">
+    <w:name w:val="Color6B24B2BgE60000"/>
+    <w:rPr>
+      <w:color w:val="6B24B2"/>
+      <w:shd w:color="auto" w:fill="E60000" w:val="clear"/>
+    </w:rPr>
+  </w:style>
+  <w:style w:customStyle="1" w:styleId="Color6B24B2BgFF9900" w:type="character">
+    <w:name w:val="Color6B24B2BgFF9900"/>
+    <w:rPr>
+      <w:color w:val="6B24B2"/>
+      <w:shd w:color="auto" w:fill="FF9900" w:val="clear"/>
+    </w:rPr>
+  </w:style>
+  <w:style w:customStyle="1" w:styleId="Color6B24B2BgFFFF00" w:type="character">
+    <w:name w:val="Color6B24B2BgFFFF00"/>
+    <w:rPr>
+      <w:color w:val="6B24B2"/>
+      <w:shd w:color="auto" w:fill="FFFF00" w:val="clear"/>
+    </w:rPr>
+  </w:style>
+  <w:style w:customStyle="1" w:styleId="Color6B24B2Bg008A00" w:type="character">
+    <w:name w:val="Color6B24B2Bg008A00"/>
+    <w:rPr>
+      <w:color w:val="6B24B2"/>
+      <w:shd w:color="auto" w:fill="008A00" w:val="clear"/>
+    </w:rPr>
+  </w:style>
+  <w:style w:customStyle="1" w:styleId="Color6B24B2Bg0066CC" w:type="character">
+    <w:name w:val="Color6B24B2Bg0066CC"/>
+    <w:rPr>
+      <w:color w:val="6B24B2"/>
+      <w:shd w:color="auto" w:fill="0066CC" w:val="clear"/>
+    </w:rPr>
+  </w:style>
+  <w:style w:customStyle="1" w:styleId="Color6B24B2Bg9933FF" w:type="character">
+    <w:name w:val="Color6B24B2Bg9933FF"/>
+    <w:rPr>
+      <w:color w:val="6B24B2"/>
+      <w:shd w:color="auto" w:fill="9933FF" w:val="clear"/>
+    </w:rPr>
+  </w:style>
+  <w:style w:customStyle="1" w:styleId="Color6B24B2BgFFFFFF" w:type="character">
+    <w:name w:val="Color6B24B2BgFFFFFF"/>
+    <w:rPr>
+      <w:color w:val="6B24B2"/>
+      <w:shd w:color="auto" w:fill="FFFFFF" w:val="clear"/>
+    </w:rPr>
+  </w:style>
+  <w:style w:customStyle="1" w:styleId="Color6B24B2BgFACCCC" w:type="character">
+    <w:name w:val="Color6B24B2BgFACCCC"/>
+    <w:rPr>
+      <w:color w:val="6B24B2"/>
+      <w:shd w:color="auto" w:fill="FACCCC" w:val="clear"/>
+    </w:rPr>
+  </w:style>
+  <w:style w:customStyle="1" w:styleId="Color6B24B2BgFFEBCC" w:type="character">
+    <w:name w:val="Color6B24B2BgFFEBCC"/>
+    <w:rPr>
+      <w:color w:val="6B24B2"/>
+      <w:shd w:color="auto" w:fill="FFEBCC" w:val="clear"/>
+    </w:rPr>
+  </w:style>
+  <w:style w:customStyle="1" w:styleId="Color6B24B2BgFFFFCC" w:type="character">
+    <w:name w:val="Color6B24B2BgFFFFCC"/>
+    <w:rPr>
+      <w:color w:val="6B24B2"/>
+      <w:shd w:color="auto" w:fill="FFFFCC" w:val="clear"/>
+    </w:rPr>
+  </w:style>
+  <w:style w:customStyle="1" w:styleId="Color6B24B2BgCCE8CC" w:type="character">
+    <w:name w:val="Color6B24B2BgCCE8CC"/>
+    <w:rPr>
+      <w:color w:val="6B24B2"/>
+      <w:shd w:color="auto" w:fill="CCE8CC" w:val="clear"/>
+    </w:rPr>
+  </w:style>
+  <w:style w:customStyle="1" w:styleId="Color6B24B2BgCCE0F5" w:type="character">
+    <w:name w:val="Color6B24B2BgCCE0F5"/>
+    <w:rPr>
+      <w:color w:val="6B24B2"/>
+      <w:shd w:color="auto" w:fill="CCE0F5" w:val="clear"/>
+    </w:rPr>
+  </w:style>
+  <w:style w:customStyle="1" w:styleId="Color6B24B2BgEBD6FF" w:type="character">
+    <w:name w:val="Color6B24B2BgEBD6FF"/>
+    <w:rPr>
+      <w:color w:val="6B24B2"/>
+      <w:shd w:color="auto" w:fill="EBD6FF" w:val="clear"/>
+    </w:rPr>
+  </w:style>
+  <w:style w:customStyle="1" w:styleId="Color6B24B2BgBBBBBB" w:type="character">
+    <w:name w:val="Color6B24B2BgBBBBBB"/>
+    <w:rPr>
+      <w:color w:val="6B24B2"/>
+      <w:shd w:color="auto" w:fill="BBBBBB" w:val="clear"/>
+    </w:rPr>
+  </w:style>
+  <w:style w:customStyle="1" w:styleId="Color6B24B2BgF06666" w:type="character">
+    <w:name w:val="Color6B24B2BgF06666"/>
+    <w:rPr>
+      <w:color w:val="6B24B2"/>
+      <w:shd w:color="auto" w:fill="F06666" w:val="clear"/>
+    </w:rPr>
+  </w:style>
+  <w:style w:customStyle="1" w:styleId="Color6B24B2BgFFC266" w:type="character">
+    <w:name w:val="Color6B24B2BgFFC266"/>
+    <w:rPr>
+      <w:color w:val="6B24B2"/>
+      <w:shd w:color="auto" w:fill="FFC266" w:val="clear"/>
+    </w:rPr>
+  </w:style>
+  <w:style w:customStyle="1" w:styleId="Color6B24B2BgFFFF66" w:type="character">
+    <w:name w:val="Color6B24B2BgFFFF66"/>
+    <w:rPr>
+      <w:color w:val="6B24B2"/>
+      <w:shd w:color="auto" w:fill="FFFF66" w:val="clear"/>
+    </w:rPr>
+  </w:style>
+  <w:style w:customStyle="1" w:styleId="Color6B24B2Bg66B966" w:type="character">
+    <w:name w:val="Color6B24B2Bg66B966"/>
+    <w:rPr>
+      <w:color w:val="6B24B2"/>
+      <w:shd w:color="auto" w:fill="66B966" w:val="clear"/>
+    </w:rPr>
+  </w:style>
+  <w:style w:customStyle="1" w:styleId="Color6B24B2Bg66A3E0" w:type="character">
+    <w:name w:val="Color6B24B2Bg66A3E0"/>
+    <w:rPr>
+      <w:color w:val="6B24B2"/>
+      <w:shd w:color="auto" w:fill="66A3E0" w:val="clear"/>
+    </w:rPr>
+  </w:style>
+  <w:style w:customStyle="1" w:styleId="Color6B24B2BgC285FF" w:type="character">
+    <w:name w:val="Color6B24B2BgC285FF"/>
+    <w:rPr>
+      <w:color w:val="6B24B2"/>
+      <w:shd w:color="auto" w:fill="C285FF" w:val="clear"/>
+    </w:rPr>
+  </w:style>
+  <w:style w:customStyle="1" w:styleId="Color6B24B2Bg888888" w:type="character">
+    <w:name w:val="Color6B24B2Bg888888"/>
+    <w:rPr>
+      <w:color w:val="6B24B2"/>
+      <w:shd w:color="auto" w:fill="888888" w:val="clear"/>
+    </w:rPr>
+  </w:style>
+  <w:style w:customStyle="1" w:styleId="Color6B24B2BgA10000" w:type="character">
+    <w:name w:val="Color6B24B2BgA10000"/>
+    <w:rPr>
+      <w:color w:val="6B24B2"/>
+      <w:shd w:color="auto" w:fill="A10000" w:val="clear"/>
+    </w:rPr>
+  </w:style>
+  <w:style w:customStyle="1" w:styleId="Color6B24B2BgB26B00" w:type="character">
+    <w:name w:val="Color6B24B2BgB26B00"/>
+    <w:rPr>
+      <w:color w:val="6B24B2"/>
+      <w:shd w:color="auto" w:fill="B26B00" w:val="clear"/>
+    </w:rPr>
+  </w:style>
+  <w:style w:customStyle="1" w:styleId="Color6B24B2BgB2B200" w:type="character">
+    <w:name w:val="Color6B24B2BgB2B200"/>
+    <w:rPr>
+      <w:color w:val="6B24B2"/>
+      <w:shd w:color="auto" w:fill="B2B200" w:val="clear"/>
+    </w:rPr>
+  </w:style>
+  <w:style w:customStyle="1" w:styleId="Color6B24B2Bg006100" w:type="character">
+    <w:name w:val="Color6B24B2Bg006100"/>
+    <w:rPr>
+      <w:color w:val="6B24B2"/>
+      <w:shd w:color="auto" w:fill="006100" w:val="clear"/>
+    </w:rPr>
+  </w:style>
+  <w:style w:customStyle="1" w:styleId="Color6B24B2Bg0047B2" w:type="character">
+    <w:name w:val="Color6B24B2Bg0047B2"/>
+    <w:rPr>
+      <w:color w:val="6B24B2"/>
+      <w:shd w:color="auto" w:fill="0047B2" w:val="clear"/>
+    </w:rPr>
+  </w:style>
+  <w:style w:customStyle="1" w:styleId="Color6B24B2Bg6B24B2" w:type="character">
+    <w:name w:val="Color6B24B2Bg6B24B2"/>
+    <w:rPr>
+      <w:color w:val="6B24B2"/>
+      <w:shd w:color="auto" w:fill="6B24B2" w:val="clear"/>
+    </w:rPr>
+  </w:style>
+  <w:style w:customStyle="1" w:styleId="Color6B24B2Bg444444" w:type="character">
+    <w:name w:val="Color6B24B2Bg444444"/>
+    <w:rPr>
+      <w:color w:val="6B24B2"/>
+      <w:shd w:color="auto" w:fill="444444" w:val="clear"/>
+    </w:rPr>
+  </w:style>
+  <w:style w:customStyle="1" w:styleId="Color6B24B2Bg5C0000" w:type="character">
+    <w:name w:val="Color6B24B2Bg5C0000"/>
+    <w:rPr>
+      <w:color w:val="6B24B2"/>
+      <w:shd w:color="auto" w:fill="5C0000" w:val="clear"/>
+    </w:rPr>
+  </w:style>
+  <w:style w:customStyle="1" w:styleId="Color6B24B2Bg663D00" w:type="character">
+    <w:name w:val="Color6B24B2Bg663D00"/>
+    <w:rPr>
+      <w:color w:val="6B24B2"/>
+      <w:shd w:color="auto" w:fill="663D00" w:val="clear"/>
+    </w:rPr>
+  </w:style>
+  <w:style w:customStyle="1" w:styleId="Color6B24B2Bg666600" w:type="character">
+    <w:name w:val="Color6B24B2Bg666600"/>
+    <w:rPr>
+      <w:color w:val="6B24B2"/>
+      <w:shd w:color="auto" w:fill="666600" w:val="clear"/>
+    </w:rPr>
+  </w:style>
+  <w:style w:customStyle="1" w:styleId="Color6B24B2Bg003700" w:type="character">
+    <w:name w:val="Color6B24B2Bg003700"/>
+    <w:rPr>
+      <w:color w:val="6B24B2"/>
+      <w:shd w:color="auto" w:fill="003700" w:val="clear"/>
+    </w:rPr>
+  </w:style>
+  <w:style w:customStyle="1" w:styleId="Color6B24B2Bg002966" w:type="character">
+    <w:name w:val="Color6B24B2Bg002966"/>
+    <w:rPr>
+      <w:color w:val="6B24B2"/>
+      <w:shd w:color="auto" w:fill="002966" w:val="clear"/>
+    </w:rPr>
+  </w:style>
+  <w:style w:customStyle="1" w:styleId="Color6B24B2Bg3D1466" w:type="character">
+    <w:name w:val="Color6B24B2Bg3D1466"/>
+    <w:rPr>
+      <w:color w:val="6B24B2"/>
+      <w:shd w:color="auto" w:fill="3D1466" w:val="clear"/>
+    </w:rPr>
+  </w:style>
+  <w:style w:customStyle="1" w:styleId="Color444444" w:type="character">
+    <w:name w:val="Color444444"/>
+    <w:rPr>
+      <w:color w:val="444444"/>
+    </w:rPr>
+  </w:style>
+  <w:style w:customStyle="1" w:styleId="Color444444BgE60000" w:type="character">
+    <w:name w:val="Color444444BgE60000"/>
+    <w:rPr>
+      <w:color w:val="444444"/>
+      <w:shd w:color="auto" w:fill="E60000" w:val="clear"/>
+    </w:rPr>
+  </w:style>
+  <w:style w:customStyle="1" w:styleId="Color444444BgFF9900" w:type="character">
+    <w:name w:val="Color444444BgFF9900"/>
+    <w:rPr>
+      <w:color w:val="444444"/>
+      <w:shd w:color="auto" w:fill="FF9900" w:val="clear"/>
+    </w:rPr>
+  </w:style>
+  <w:style w:customStyle="1" w:styleId="Color444444BgFFFF00" w:type="character">
+    <w:name w:val="Color444444BgFFFF00"/>
+    <w:rPr>
+      <w:color w:val="444444"/>
+      <w:shd w:color="auto" w:fill="FFFF00" w:val="clear"/>
+    </w:rPr>
+  </w:style>
+  <w:style w:customStyle="1" w:styleId="Color444444Bg008A00" w:type="character">
+    <w:name w:val="Color444444Bg008A00"/>
+    <w:rPr>
+      <w:color w:val="444444"/>
+      <w:shd w:color="auto" w:fill="008A00" w:val="clear"/>
+    </w:rPr>
+  </w:style>
+  <w:style w:customStyle="1" w:styleId="Color444444Bg0066CC" w:type="character">
+    <w:name w:val="Color444444Bg0066CC"/>
+    <w:rPr>
+      <w:color w:val="444444"/>
+      <w:shd w:color="auto" w:fill="0066CC" w:val="clear"/>
+    </w:rPr>
+  </w:style>
+  <w:style w:customStyle="1" w:styleId="Color444444Bg9933FF" w:type="character">
+    <w:name w:val="Color444444Bg9933FF"/>
+    <w:rPr>
+      <w:color w:val="444444"/>
+      <w:shd w:color="auto" w:fill="9933FF" w:val="clear"/>
+    </w:rPr>
+  </w:style>
+  <w:style w:customStyle="1" w:styleId="Color444444BgFFFFFF" w:type="character">
+    <w:name w:val="Color444444BgFFFFFF"/>
+    <w:rPr>
+      <w:color w:val="444444"/>
+      <w:shd w:color="auto" w:fill="FFFFFF" w:val="clear"/>
+    </w:rPr>
+  </w:style>
+  <w:style w:customStyle="1" w:styleId="Color444444BgFACCCC" w:type="character">
+    <w:name w:val="Color444444BgFACCCC"/>
+    <w:rPr>
+      <w:color w:val="444444"/>
+      <w:shd w:color="auto" w:fill="FACCCC" w:val="clear"/>
+    </w:rPr>
+  </w:style>
+  <w:style w:customStyle="1" w:styleId="Color444444BgFFEBCC" w:type="character">
+    <w:name w:val="Color444444BgFFEBCC"/>
+    <w:rPr>
+      <w:color w:val="444444"/>
+      <w:shd w:color="auto" w:fill="FFEBCC" w:val="clear"/>
+    </w:rPr>
+  </w:style>
+  <w:style w:customStyle="1" w:styleId="Color444444BgFFFFCC" w:type="character">
+    <w:name w:val="Color444444BgFFFFCC"/>
+    <w:rPr>
+      <w:color w:val="444444"/>
+      <w:shd w:color="auto" w:fill="FFFFCC" w:val="clear"/>
+    </w:rPr>
+  </w:style>
+  <w:style w:customStyle="1" w:styleId="Color444444BgCCE8CC" w:type="character">
+    <w:name w:val="Color444444BgCCE8CC"/>
+    <w:rPr>
+      <w:color w:val="444444"/>
+      <w:shd w:color="auto" w:fill="CCE8CC" w:val="clear"/>
+    </w:rPr>
+  </w:style>
+  <w:style w:customStyle="1" w:styleId="Color444444BgCCE0F5" w:type="character">
+    <w:name w:val="Color444444BgCCE0F5"/>
+    <w:rPr>
+      <w:color w:val="444444"/>
+      <w:shd w:color="auto" w:fill="CCE0F5" w:val="clear"/>
+    </w:rPr>
+  </w:style>
+  <w:style w:customStyle="1" w:styleId="Color444444BgEBD6FF" w:type="character">
+    <w:name w:val="Color444444BgEBD6FF"/>
+    <w:rPr>
+      <w:color w:val="444444"/>
+      <w:shd w:color="auto" w:fill="EBD6FF" w:val="clear"/>
+    </w:rPr>
+  </w:style>
+  <w:style w:customStyle="1" w:styleId="Color444444BgBBBBBB" w:type="character">
+    <w:name w:val="Color444444BgBBBBBB"/>
+    <w:rPr>
+      <w:color w:val="444444"/>
+      <w:shd w:color="auto" w:fill="BBBBBB" w:val="clear"/>
+    </w:rPr>
+  </w:style>
+  <w:style w:customStyle="1" w:styleId="Color444444BgF06666" w:type="character">
+    <w:name w:val="Color444444BgF06666"/>
+    <w:rPr>
+      <w:color w:val="444444"/>
+      <w:shd w:color="auto" w:fill="F06666" w:val="clear"/>
+    </w:rPr>
+  </w:style>
+  <w:style w:customStyle="1" w:styleId="Color444444BgFFC266" w:type="character">
+    <w:name w:val="Color444444BgFFC266"/>
+    <w:rPr>
+      <w:color w:val="444444"/>
+      <w:shd w:color="auto" w:fill="FFC266" w:val="clear"/>
+    </w:rPr>
+  </w:style>
+  <w:style w:customStyle="1" w:styleId="Color444444BgFFFF66" w:type="character">
+    <w:name w:val="Color444444BgFFFF66"/>
+    <w:rPr>
+      <w:color w:val="444444"/>
+      <w:shd w:color="auto" w:fill="FFFF66" w:val="clear"/>
+    </w:rPr>
+  </w:style>
+  <w:style w:customStyle="1" w:styleId="Color444444Bg66B966" w:type="character">
+    <w:name w:val="Color444444Bg66B966"/>
+    <w:rPr>
+      <w:color w:val="444444"/>
+      <w:shd w:color="auto" w:fill="66B966" w:val="clear"/>
+    </w:rPr>
+  </w:style>
+  <w:style w:customStyle="1" w:styleId="Color444444Bg66A3E0" w:type="character">
+    <w:name w:val="Color444444Bg66A3E0"/>
+    <w:rPr>
+      <w:color w:val="444444"/>
+      <w:shd w:color="auto" w:fill="66A3E0" w:val="clear"/>
+    </w:rPr>
+  </w:style>
+  <w:style w:customStyle="1" w:styleId="Color444444BgC285FF" w:type="character">
+    <w:name w:val="Color444444BgC285FF"/>
+    <w:rPr>
+      <w:color w:val="444444"/>
+      <w:shd w:color="auto" w:fill="C285FF" w:val="clear"/>
+    </w:rPr>
+  </w:style>
+  <w:style w:customStyle="1" w:styleId="Color444444Bg888888" w:type="character">
+    <w:name w:val="Color444444Bg888888"/>
+    <w:rPr>
+      <w:color w:val="444444"/>
+      <w:shd w:color="auto" w:fill="888888" w:val="clear"/>
+    </w:rPr>
+  </w:style>
+  <w:style w:customStyle="1" w:styleId="Color444444BgA10000" w:type="character">
+    <w:name w:val="Color444444BgA10000"/>
+    <w:rPr>
+      <w:color w:val="444444"/>
+      <w:shd w:color="auto" w:fill="A10000" w:val="clear"/>
+    </w:rPr>
+  </w:style>
+  <w:style w:customStyle="1" w:styleId="Color444444BgB26B00" w:type="character">
+    <w:name w:val="Color444444BgB26B00"/>
+    <w:rPr>
+      <w:color w:val="444444"/>
+      <w:shd w:color="auto" w:fill="B26B00" w:val="clear"/>
+    </w:rPr>
+  </w:style>
+  <w:style w:customStyle="1" w:styleId="Color444444BgB2B200" w:type="character">
+    <w:name w:val="Color444444BgB2B200"/>
+    <w:rPr>
+      <w:color w:val="444444"/>
+      <w:shd w:color="auto" w:fill="B2B200" w:val="clear"/>
+    </w:rPr>
+  </w:style>
+  <w:style w:customStyle="1" w:styleId="Color444444Bg006100" w:type="character">
+    <w:name w:val="Color444444Bg006100"/>
+    <w:rPr>
+      <w:color w:val="444444"/>
+      <w:shd w:color="auto" w:fill="006100" w:val="clear"/>
+    </w:rPr>
+  </w:style>
+  <w:style w:customStyle="1" w:styleId="Color444444Bg0047B2" w:type="character">
+    <w:name w:val="Color444444Bg0047B2"/>
+    <w:rPr>
+      <w:color w:val="444444"/>
+      <w:shd w:color="auto" w:fill="0047B2" w:val="clear"/>
+    </w:rPr>
+  </w:style>
+  <w:style w:customStyle="1" w:styleId="Color444444Bg6B24B2" w:type="character">
+    <w:name w:val="Color444444Bg6B24B2"/>
+    <w:rPr>
+      <w:color w:val="444444"/>
+      <w:shd w:color="auto" w:fill="6B24B2" w:val="clear"/>
+    </w:rPr>
+  </w:style>
+  <w:style w:customStyle="1" w:styleId="Color444444Bg444444" w:type="character">
+    <w:name w:val="Color444444Bg444444"/>
+    <w:rPr>
+      <w:color w:val="444444"/>
+      <w:shd w:color="auto" w:fill="444444" w:val="clear"/>
+    </w:rPr>
+  </w:style>
+  <w:style w:customStyle="1" w:styleId="Color444444Bg5C0000" w:type="character">
+    <w:name w:val="Color444444Bg5C0000"/>
+    <w:rPr>
+      <w:color w:val="444444"/>
+      <w:shd w:color="auto" w:fill="5C0000" w:val="clear"/>
+    </w:rPr>
+  </w:style>
+  <w:style w:customStyle="1" w:styleId="Color444444Bg663D00" w:type="character">
+    <w:name w:val="Color444444Bg663D00"/>
+    <w:rPr>
+      <w:color w:val="444444"/>
+      <w:shd w:color="auto" w:fill="663D00" w:val="clear"/>
+    </w:rPr>
+  </w:style>
+  <w:style w:customStyle="1" w:styleId="Color444444Bg666600" w:type="character">
+    <w:name w:val="Color444444Bg666600"/>
+    <w:rPr>
+      <w:color w:val="444444"/>
+      <w:shd w:color="auto" w:fill="666600" w:val="clear"/>
+    </w:rPr>
+  </w:style>
+  <w:style w:customStyle="1" w:styleId="Color444444Bg003700" w:type="character">
+    <w:name w:val="Color444444Bg003700"/>
+    <w:rPr>
+      <w:color w:val="444444"/>
+      <w:shd w:color="auto" w:fill="003700" w:val="clear"/>
+    </w:rPr>
+  </w:style>
+  <w:style w:customStyle="1" w:styleId="Color444444Bg002966" w:type="character">
+    <w:name w:val="Color444444Bg002966"/>
+    <w:rPr>
+      <w:color w:val="444444"/>
+      <w:shd w:color="auto" w:fill="002966" w:val="clear"/>
+    </w:rPr>
+  </w:style>
+  <w:style w:customStyle="1" w:styleId="Color444444Bg3D1466" w:type="character">
+    <w:name w:val="Color444444Bg3D1466"/>
+    <w:rPr>
+      <w:color w:val="444444"/>
+      <w:shd w:color="auto" w:fill="3D1466" w:val="clear"/>
+    </w:rPr>
+  </w:style>
+  <w:style w:customStyle="1" w:styleId="Color5C0000" w:type="character">
+    <w:name w:val="Color5C0000"/>
+    <w:rPr>
+      <w:color w:val="5C0000"/>
+    </w:rPr>
+  </w:style>
+  <w:style w:customStyle="1" w:styleId="Color5C0000BgE60000" w:type="character">
+    <w:name w:val="Color5C0000BgE60000"/>
+    <w:rPr>
+      <w:color w:val="5C0000"/>
+      <w:shd w:color="auto" w:fill="E60000" w:val="clear"/>
+    </w:rPr>
+  </w:style>
+  <w:style w:customStyle="1" w:styleId="Color5C0000BgFF9900" w:type="character">
+    <w:name w:val="Color5C0000BgFF9900"/>
+    <w:rPr>
+      <w:color w:val="5C0000"/>
+      <w:shd w:color="auto" w:fill="FF9900" w:val="clear"/>
+    </w:rPr>
+  </w:style>
+  <w:style w:customStyle="1" w:styleId="Color5C0000BgFFFF00" w:type="character">
+    <w:name w:val="Color5C0000BgFFFF00"/>
+    <w:rPr>
+      <w:color w:val="5C0000"/>
+      <w:shd w:color="auto" w:fill="FFFF00" w:val="clear"/>
+    </w:rPr>
+  </w:style>
+  <w:style w:customStyle="1" w:styleId="Color5C0000Bg008A00" w:type="character">
+    <w:name w:val="Color5C0000Bg008A00"/>
+    <w:rPr>
+      <w:color w:val="5C0000"/>
+      <w:shd w:color="auto" w:fill="008A00" w:val="clear"/>
+    </w:rPr>
+  </w:style>
+  <w:style w:customStyle="1" w:styleId="Color5C0000Bg0066CC" w:type="character">
+    <w:name w:val="Color5C0000Bg0066CC"/>
+    <w:rPr>
+      <w:color w:val="5C0000"/>
+      <w:shd w:color="auto" w:fill="0066CC" w:val="clear"/>
+    </w:rPr>
+  </w:style>
+  <w:style w:customStyle="1" w:styleId="Color5C0000Bg9933FF" w:type="character">
+    <w:name w:val="Color5C0000Bg9933FF"/>
+    <w:rPr>
+      <w:color w:val="5C0000"/>
+      <w:shd w:color="auto" w:fill="9933FF" w:val="clear"/>
+    </w:rPr>
+  </w:style>
+  <w:style w:customStyle="1" w:styleId="Color5C0000BgFFFFFF" w:type="character">
+    <w:name w:val="Color5C0000BgFFFFFF"/>
+    <w:rPr>
+      <w:color w:val="5C0000"/>
+      <w:shd w:color="auto" w:fill="FFFFFF" w:val="clear"/>
+    </w:rPr>
+  </w:style>
+  <w:style w:customStyle="1" w:styleId="Color5C0000BgFACCCC" w:type="character">
+    <w:name w:val="Color5C0000BgFACCCC"/>
+    <w:rPr>
+      <w:color w:val="5C0000"/>
+      <w:shd w:color="auto" w:fill="FACCCC" w:val="clear"/>
+    </w:rPr>
+  </w:style>
+  <w:style w:customStyle="1" w:styleId="Color5C0000BgFFEBCC" w:type="character">
+    <w:name w:val="Color5C0000BgFFEBCC"/>
+    <w:rPr>
+      <w:color w:val="5C0000"/>
+      <w:shd w:color="auto" w:fill="FFEBCC" w:val="clear"/>
+    </w:rPr>
+  </w:style>
+  <w:style w:customStyle="1" w:styleId="Color5C0000BgFFFFCC" w:type="character">
+    <w:name w:val="Color5C0000BgFFFFCC"/>
+    <w:rPr>
+      <w:color w:val="5C0000"/>
+      <w:shd w:color="auto" w:fill="FFFFCC" w:val="clear"/>
+    </w:rPr>
+  </w:style>
+  <w:style w:customStyle="1" w:styleId="Color5C0000BgCCE8CC" w:type="character">
+    <w:name w:val="Color5C0000BgCCE8CC"/>
+    <w:rPr>
+      <w:color w:val="5C0000"/>
+      <w:shd w:color="auto" w:fill="CCE8CC" w:val="clear"/>
+    </w:rPr>
+  </w:style>
+  <w:style w:customStyle="1" w:styleId="Color5C0000BgCCE0F5" w:type="character">
+    <w:name w:val="Color5C0000BgCCE0F5"/>
+    <w:rPr>
+      <w:color w:val="5C0000"/>
+      <w:shd w:color="auto" w:fill="CCE0F5" w:val="clear"/>
+    </w:rPr>
+  </w:style>
+  <w:style w:customStyle="1" w:styleId="Color5C0000BgEBD6FF" w:type="character">
+    <w:name w:val="Color5C0000BgEBD6FF"/>
+    <w:rPr>
+      <w:color w:val="5C0000"/>
+      <w:shd w:color="auto" w:fill="EBD6FF" w:val="clear"/>
+    </w:rPr>
+  </w:style>
+  <w:style w:customStyle="1" w:styleId="Color5C0000BgBBBBBB" w:type="character">
+    <w:name w:val="Color5C0000BgBBBBBB"/>
+    <w:rPr>
+      <w:color w:val="5C0000"/>
+      <w:shd w:color="auto" w:fill="BBBBBB" w:val="clear"/>
+    </w:rPr>
+  </w:style>
+  <w:style w:customStyle="1" w:styleId="Color5C0000BgF06666" w:type="character">
+    <w:name w:val="Color5C0000BgF06666"/>
+    <w:rPr>
+      <w:color w:val="5C0000"/>
+      <w:shd w:color="auto" w:fill="F06666" w:val="clear"/>
+    </w:rPr>
+  </w:style>
+  <w:style w:customStyle="1" w:styleId="Color5C0000BgFFC266" w:type="character">
+    <w:name w:val="Color5C0000BgFFC266"/>
+    <w:rPr>
+      <w:color w:val="5C0000"/>
+      <w:shd w:color="auto" w:fill="FFC266" w:val="clear"/>
+    </w:rPr>
+  </w:style>
+  <w:style w:customStyle="1" w:styleId="Color5C0000BgFFFF66" w:type="character">
+    <w:name w:val="Color5C0000BgFFFF66"/>
+    <w:rPr>
+      <w:color w:val="5C0000"/>
+      <w:shd w:color="auto" w:fill="FFFF66" w:val="clear"/>
+    </w:rPr>
+  </w:style>
+  <w:style w:customStyle="1" w:styleId="Color5C0000Bg66B966" w:type="character">
+    <w:name w:val="Color5C0000Bg66B966"/>
+    <w:rPr>
+      <w:color w:val="5C0000"/>
+      <w:shd w:color="auto" w:fill="66B966" w:val="clear"/>
+    </w:rPr>
+  </w:style>
+  <w:style w:customStyle="1" w:styleId="Color5C0000Bg66A3E0" w:type="character">
+    <w:name w:val="Color5C0000Bg66A3E0"/>
+    <w:rPr>
+      <w:color w:val="5C0000"/>
+      <w:shd w:color="auto" w:fill="66A3E0" w:val="clear"/>
+    </w:rPr>
+  </w:style>
+  <w:style w:customStyle="1" w:styleId="Color5C0000BgC285FF" w:type="character">
+    <w:name w:val="Color5C0000BgC285FF"/>
+    <w:rPr>
+      <w:color w:val="5C0000"/>
+      <w:shd w:color="auto" w:fill="C285FF" w:val="clear"/>
+    </w:rPr>
+  </w:style>
+  <w:style w:customStyle="1" w:styleId="Color5C0000Bg888888" w:type="character">
+    <w:name w:val="Color5C0000Bg888888"/>
+    <w:rPr>
+      <w:color w:val="5C0000"/>
+      <w:shd w:color="auto" w:fill="888888" w:val="clear"/>
+    </w:rPr>
+  </w:style>
+  <w:style w:customStyle="1" w:styleId="Color5C0000BgA10000" w:type="character">
+    <w:name w:val="Color5C0000BgA10000"/>
+    <w:rPr>
+      <w:color w:val="5C0000"/>
+      <w:shd w:color="auto" w:fill="A10000" w:val="clear"/>
+    </w:rPr>
+  </w:style>
+  <w:style w:customStyle="1" w:styleId="Color5C0000BgB26B00" w:type="character">
+    <w:name w:val="Color5C0000BgB26B00"/>
+    <w:rPr>
+      <w:color w:val="5C0000"/>
+      <w:shd w:color="auto" w:fill="B26B00" w:val="clear"/>
+    </w:rPr>
+  </w:style>
+  <w:style w:customStyle="1" w:styleId="Color5C0000BgB2B200" w:type="character">
+    <w:name w:val="Color5C0000BgB2B200"/>
+    <w:rPr>
+      <w:color w:val="5C0000"/>
+      <w:shd w:color="auto" w:fill="B2B200" w:val="clear"/>
+    </w:rPr>
+  </w:style>
+  <w:style w:customStyle="1" w:styleId="Color5C0000Bg006100" w:type="character">
+    <w:name w:val="Color5C0000Bg006100"/>
+    <w:rPr>
+      <w:color w:val="5C0000"/>
+      <w:shd w:color="auto" w:fill="006100" w:val="clear"/>
+    </w:rPr>
+  </w:style>
+  <w:style w:customStyle="1" w:styleId="Color5C0000Bg0047B2" w:type="character">
+    <w:name w:val="Color5C0000Bg0047B2"/>
+    <w:rPr>
+      <w:color w:val="5C0000"/>
+      <w:shd w:color="auto" w:fill="0047B2" w:val="clear"/>
+    </w:rPr>
+  </w:style>
+  <w:style w:customStyle="1" w:styleId="Color5C0000Bg6B24B2" w:type="character">
+    <w:name w:val="Color5C0000Bg6B24B2"/>
+    <w:rPr>
+      <w:color w:val="5C0000"/>
+      <w:shd w:color="auto" w:fill="6B24B2" w:val="clear"/>
+    </w:rPr>
+  </w:style>
+  <w:style w:customStyle="1" w:styleId="Color5C0000Bg444444" w:type="character">
+    <w:name w:val="Color5C0000Bg444444"/>
+    <w:rPr>
+      <w:color w:val="5C0000"/>
+      <w:shd w:color="auto" w:fill="444444" w:val="clear"/>
+    </w:rPr>
+  </w:style>
+  <w:style w:customStyle="1" w:styleId="Color5C0000Bg5C0000" w:type="character">
+    <w:name w:val="Color5C0000Bg5C0000"/>
+    <w:rPr>
+      <w:color w:val="5C0000"/>
+      <w:shd w:color="auto" w:fill="5C0000" w:val="clear"/>
+    </w:rPr>
+  </w:style>
+  <w:style w:customStyle="1" w:styleId="Color5C0000Bg663D00" w:type="character">
+    <w:name w:val="Color5C0000Bg663D00"/>
+    <w:rPr>
+      <w:color w:val="5C0000"/>
+      <w:shd w:color="auto" w:fill="663D00" w:val="clear"/>
+    </w:rPr>
+  </w:style>
+  <w:style w:customStyle="1" w:styleId="Color5C0000Bg666600" w:type="character">
+    <w:name w:val="Color5C0000Bg666600"/>
+    <w:rPr>
+      <w:color w:val="5C0000"/>
+      <w:shd w:color="auto" w:fill="666600" w:val="clear"/>
+    </w:rPr>
+  </w:style>
+  <w:style w:customStyle="1" w:styleId="Color5C0000Bg003700" w:type="character">
+    <w:name w:val="Color5C0000Bg003700"/>
+    <w:rPr>
+      <w:color w:val="5C0000"/>
+      <w:shd w:color="auto" w:fill="003700" w:val="clear"/>
+    </w:rPr>
+  </w:style>
+  <w:style w:customStyle="1" w:styleId="Color5C0000Bg002966" w:type="character">
+    <w:name w:val="Color5C0000Bg002966"/>
+    <w:rPr>
+      <w:color w:val="5C0000"/>
+      <w:shd w:color="auto" w:fill="002966" w:val="clear"/>
+    </w:rPr>
+  </w:style>
+  <w:style w:customStyle="1" w:styleId="Color5C0000Bg3D1466" w:type="character">
+    <w:name w:val="Color5C0000Bg3D1466"/>
+    <w:rPr>
+      <w:color w:val="5C0000"/>
+      <w:shd w:color="auto" w:fill="3D1466" w:val="clear"/>
+    </w:rPr>
+  </w:style>
+  <w:style w:customStyle="1" w:styleId="Color663D00" w:type="character">
+    <w:name w:val="Color663D00"/>
+    <w:rPr>
+      <w:color w:val="663D00"/>
+    </w:rPr>
+  </w:style>
+  <w:style w:customStyle="1" w:styleId="Color663D00BgE60000" w:type="character">
+    <w:name w:val="Color663D00BgE60000"/>
+    <w:rPr>
+      <w:color w:val="663D00"/>
+      <w:shd w:color="auto" w:fill="E60000" w:val="clear"/>
+    </w:rPr>
+  </w:style>
+  <w:style w:customStyle="1" w:styleId="Color663D00BgFF9900" w:type="character">
+    <w:name w:val="Color663D00BgFF9900"/>
+    <w:rPr>
+      <w:color w:val="663D00"/>
+      <w:shd w:color="auto" w:fill="FF9900" w:val="clear"/>
+    </w:rPr>
+  </w:style>
+  <w:style w:customStyle="1" w:styleId="Color663D00BgFFFF00" w:type="character">
+    <w:name w:val="Color663D00BgFFFF00"/>
+    <w:rPr>
+      <w:color w:val="663D00"/>
+      <w:shd w:color="auto" w:fill="FFFF00" w:val="clear"/>
+    </w:rPr>
+  </w:style>
+  <w:style w:customStyle="1" w:styleId="Color663D00Bg008A00" w:type="character">
+    <w:name w:val="Color663D00Bg008A00"/>
+    <w:rPr>
+      <w:color w:val="663D00"/>
+      <w:shd w:color="auto" w:fill="008A00" w:val="clear"/>
+    </w:rPr>
+  </w:style>
+  <w:style w:customStyle="1" w:styleId="Color663D00Bg0066CC" w:type="character">
+    <w:name w:val="Color663D00Bg0066CC"/>
+    <w:rPr>
+      <w:color w:val="663D00"/>
+      <w:shd w:color="auto" w:fill="0066CC" w:val="clear"/>
+    </w:rPr>
+  </w:style>
+  <w:style w:customStyle="1" w:styleId="Color663D00Bg9933FF" w:type="character">
+    <w:name w:val="Color663D00Bg9933FF"/>
+    <w:rPr>
+      <w:color w:val="663D00"/>
+      <w:shd w:color="auto" w:fill="9933FF" w:val="clear"/>
+    </w:rPr>
+  </w:style>
+  <w:style w:customStyle="1" w:styleId="Color663D00BgFFFFFF" w:type="character">
+    <w:name w:val="Color663D00BgFFFFFF"/>
+    <w:rPr>
+      <w:color w:val="663D00"/>
+      <w:shd w:color="auto" w:fill="FFFFFF" w:val="clear"/>
+    </w:rPr>
+  </w:style>
+  <w:style w:customStyle="1" w:styleId="Color663D00BgFACCCC" w:type="character">
+    <w:name w:val="Color663D00BgFACCCC"/>
+    <w:rPr>
+      <w:color w:val="663D00"/>
+      <w:shd w:color="auto" w:fill="FACCCC" w:val="clear"/>
+    </w:rPr>
+  </w:style>
+  <w:style w:customStyle="1" w:styleId="Color663D00BgFFEBCC" w:type="character">
+    <w:name w:val="Color663D00BgFFEBCC"/>
+    <w:rPr>
+      <w:color w:val="663D00"/>
+      <w:shd w:color="auto" w:fill="FFEBCC" w:val="clear"/>
+    </w:rPr>
+  </w:style>
+  <w:style w:customStyle="1" w:styleId="Color663D00BgFFFFCC" w:type="character">
+    <w:name w:val="Color663D00BgFFFFCC"/>
+    <w:rPr>
+      <w:color w:val="663D00"/>
+      <w:shd w:color="auto" w:fill="FFFFCC" w:val="clear"/>
+    </w:rPr>
+  </w:style>
+  <w:style w:customStyle="1" w:styleId="Color663D00BgCCE8CC" w:type="character">
+    <w:name w:val="Color663D00BgCCE8CC"/>
+    <w:rPr>
+      <w:color w:val="663D00"/>
+      <w:shd w:color="auto" w:fill="CCE8CC" w:val="clear"/>
+    </w:rPr>
+  </w:style>
+  <w:style w:customStyle="1" w:styleId="Color663D00BgCCE0F5" w:type="character">
+    <w:name w:val="Color663D00BgCCE0F5"/>
+    <w:rPr>
+      <w:color w:val="663D00"/>
+      <w:shd w:color="auto" w:fill="CCE0F5" w:val="clear"/>
+    </w:rPr>
+  </w:style>
+  <w:style w:customStyle="1" w:styleId="Color663D00BgEBD6FF" w:type="character">
+    <w:name w:val="Color663D00BgEBD6FF"/>
+    <w:rPr>
+      <w:color w:val="663D00"/>
+      <w:shd w:color="auto" w:fill="EBD6FF" w:val="clear"/>
+    </w:rPr>
+  </w:style>
+  <w:style w:customStyle="1" w:styleId="Color663D00BgBBBBBB" w:type="character">
+    <w:name w:val="Color663D00BgBBBBBB"/>
+    <w:rPr>
+      <w:color w:val="663D00"/>
+      <w:shd w:color="auto" w:fill="BBBBBB" w:val="clear"/>
+    </w:rPr>
+  </w:style>
+  <w:style w:customStyle="1" w:styleId="Color663D00BgF06666" w:type="character">
+    <w:name w:val="Color663D00BgF06666"/>
+    <w:rPr>
+      <w:color w:val="663D00"/>
+      <w:shd w:color="auto" w:fill="F06666" w:val="clear"/>
+    </w:rPr>
+  </w:style>
+  <w:style w:customStyle="1" w:styleId="Color663D00BgFFC266" w:type="character">
+    <w:name w:val="Color663D00BgFFC266"/>
+    <w:rPr>
+      <w:color w:val="663D00"/>
+      <w:shd w:color="auto" w:fill="FFC266" w:val="clear"/>
+    </w:rPr>
+  </w:style>
+  <w:style w:customStyle="1" w:styleId="Color663D00BgFFFF66" w:type="character">
+    <w:name w:val="Color663D00BgFFFF66"/>
+    <w:rPr>
+      <w:color w:val="663D00"/>
+      <w:shd w:color="auto" w:fill="FFFF66" w:val="clear"/>
+    </w:rPr>
+  </w:style>
+  <w:style w:customStyle="1" w:styleId="Color663D00Bg66B966" w:type="character">
+    <w:name w:val="Color663D00Bg66B966"/>
+    <w:rPr>
+      <w:color w:val="663D00"/>
+      <w:shd w:color="auto" w:fill="66B966" w:val="clear"/>
+    </w:rPr>
+  </w:style>
+  <w:style w:customStyle="1" w:styleId="Color663D00Bg66A3E0" w:type="character">
+    <w:name w:val="Color663D00Bg66A3E0"/>
+    <w:rPr>
+      <w:color w:val="663D00"/>
+      <w:shd w:color="auto" w:fill="66A3E0" w:val="clear"/>
+    </w:rPr>
+  </w:style>
+  <w:style w:customStyle="1" w:styleId="Color663D00BgC285FF" w:type="character">
+    <w:name w:val="Color663D00BgC285FF"/>
+    <w:rPr>
+      <w:color w:val="663D00"/>
+      <w:shd w:color="auto" w:fill="C285FF" w:val="clear"/>
+    </w:rPr>
+  </w:style>
+  <w:style w:customStyle="1" w:styleId="Color663D00Bg888888" w:type="character">
+    <w:name w:val="Color663D00Bg888888"/>
+    <w:rPr>
+      <w:color w:val="663D00"/>
+      <w:shd w:color="auto" w:fill="888888" w:val="clear"/>
+    </w:rPr>
+  </w:style>
+  <w:style w:customStyle="1" w:styleId="Color663D00BgA10000" w:type="character">
+    <w:name w:val="Color663D00BgA10000"/>
+    <w:rPr>
+      <w:color w:val="663D00"/>
+      <w:shd w:color="auto" w:fill="A10000" w:val="clear"/>
+    </w:rPr>
+  </w:style>
+  <w:style w:customStyle="1" w:styleId="Color663D00BgB26B00" w:type="character">
+    <w:name w:val="Color663D00BgB26B00"/>
+    <w:rPr>
+      <w:color w:val="663D00"/>
+      <w:shd w:color="auto" w:fill="B26B00" w:val="clear"/>
+    </w:rPr>
+  </w:style>
+  <w:style w:customStyle="1" w:styleId="Color663D00BgB2B200" w:type="character">
+    <w:name w:val="Color663D00BgB2B200"/>
+    <w:rPr>
+      <w:color w:val="663D00"/>
+      <w:shd w:color="auto" w:fill="B2B200" w:val="clear"/>
+    </w:rPr>
+  </w:style>
+  <w:style w:customStyle="1" w:styleId="Color663D00Bg006100" w:type="character">
+    <w:name w:val="Color663D00Bg006100"/>
+    <w:rPr>
+      <w:color w:val="663D00"/>
+      <w:shd w:color="auto" w:fill="006100" w:val="clear"/>
+    </w:rPr>
+  </w:style>
+  <w:style w:customStyle="1" w:styleId="Color663D00Bg0047B2" w:type="character">
+    <w:name w:val="Color663D00Bg0047B2"/>
+    <w:rPr>
+      <w:color w:val="663D00"/>
+      <w:shd w:color="auto" w:fill="0047B2" w:val="clear"/>
+    </w:rPr>
+  </w:style>
+  <w:style w:customStyle="1" w:styleId="Color663D00Bg6B24B2" w:type="character">
+    <w:name w:val="Color663D00Bg6B24B2"/>
+    <w:rPr>
+      <w:color w:val="663D00"/>
+      <w:shd w:color="auto" w:fill="6B24B2" w:val="clear"/>
+    </w:rPr>
+  </w:style>
+  <w:style w:customStyle="1" w:styleId="Color663D00Bg444444" w:type="character">
+    <w:name w:val="Color663D00Bg444444"/>
+    <w:rPr>
+      <w:color w:val="663D00"/>
+      <w:shd w:color="auto" w:fill="444444" w:val="clear"/>
+    </w:rPr>
+  </w:style>
+  <w:style w:customStyle="1" w:styleId="Color663D00Bg5C0000" w:type="character">
+    <w:name w:val="Color663D00Bg5C0000"/>
+    <w:rPr>
+      <w:color w:val="663D00"/>
+      <w:shd w:color="auto" w:fill="5C0000" w:val="clear"/>
+    </w:rPr>
+  </w:style>
+  <w:style w:customStyle="1" w:styleId="Color663D00Bg663D00" w:type="character">
+    <w:name w:val="Color663D00Bg663D00"/>
+    <w:rPr>
+      <w:color w:val="663D00"/>
+      <w:shd w:color="auto" w:fill="663D00" w:val="clear"/>
+    </w:rPr>
+  </w:style>
+  <w:style w:customStyle="1" w:styleId="Color663D00Bg666600" w:type="character">
+    <w:name w:val="Color663D00Bg666600"/>
+    <w:rPr>
+      <w:color w:val="663D00"/>
+      <w:shd w:color="auto" w:fill="666600" w:val="clear"/>
+    </w:rPr>
+  </w:style>
+  <w:style w:customStyle="1" w:styleId="Color663D00Bg003700" w:type="character">
+    <w:name w:val="Color663D00Bg003700"/>
+    <w:rPr>
+      <w:color w:val="663D00"/>
+      <w:shd w:color="auto" w:fill="003700" w:val="clear"/>
+    </w:rPr>
+  </w:style>
+  <w:style w:customStyle="1" w:styleId="Color663D00Bg002966" w:type="character">
+    <w:name w:val="Color663D00Bg002966"/>
+    <w:rPr>
+      <w:color w:val="663D00"/>
+      <w:shd w:color="auto" w:fill="002966" w:val="clear"/>
+    </w:rPr>
+  </w:style>
+  <w:style w:customStyle="1" w:styleId="Color663D00Bg3D1466" w:type="character">
+    <w:name w:val="Color663D00Bg3D1466"/>
+    <w:rPr>
+      <w:color w:val="663D00"/>
+      <w:shd w:color="auto" w:fill="3D1466" w:val="clear"/>
+    </w:rPr>
+  </w:style>
+  <w:style w:customStyle="1" w:styleId="Color666600" w:type="character">
+    <w:name w:val="Color666600"/>
+    <w:rPr>
+      <w:color w:val="666600"/>
+    </w:rPr>
+  </w:style>
+  <w:style w:customStyle="1" w:styleId="Color666600BgE60000" w:type="character">
+    <w:name w:val="Color666600BgE60000"/>
+    <w:rPr>
+      <w:color w:val="666600"/>
+      <w:shd w:color="auto" w:fill="E60000" w:val="clear"/>
+    </w:rPr>
+  </w:style>
+  <w:style w:customStyle="1" w:styleId="Color666600BgFF9900" w:type="character">
+    <w:name w:val="Color666600BgFF9900"/>
+    <w:rPr>
+      <w:color w:val="666600"/>
+      <w:shd w:color="auto" w:fill="FF9900" w:val="clear"/>
+    </w:rPr>
+  </w:style>
+  <w:style w:customStyle="1" w:styleId="Color666600BgFFFF00" w:type="character">
+    <w:name w:val="Color666600BgFFFF00"/>
+    <w:rPr>
+      <w:color w:val="666600"/>
+      <w:shd w:color="auto" w:fill="FFFF00" w:val="clear"/>
+    </w:rPr>
+  </w:style>
+  <w:style w:customStyle="1" w:styleId="Color666600Bg008A00" w:type="character">
+    <w:name w:val="Color666600Bg008A00"/>
+    <w:rPr>
+      <w:color w:val="666600"/>
+      <w:shd w:color="auto" w:fill="008A00" w:val="clear"/>
+    </w:rPr>
+  </w:style>
+  <w:style w:customStyle="1" w:styleId="Color666600Bg0066CC" w:type="character">
+    <w:name w:val="Color666600Bg0066CC"/>
+    <w:rPr>
+      <w:color w:val="666600"/>
+      <w:shd w:color="auto" w:fill="0066CC" w:val="clear"/>
+    </w:rPr>
+  </w:style>
+  <w:style w:customStyle="1" w:styleId="Color666600Bg9933FF" w:type="character">
+    <w:name w:val="Color666600Bg9933FF"/>
+    <w:rPr>
+      <w:color w:val="666600"/>
+      <w:shd w:color="auto" w:fill="9933FF" w:val="clear"/>
+    </w:rPr>
+  </w:style>
+  <w:style w:customStyle="1" w:styleId="Color666600BgFFFFFF" w:type="character">
+    <w:name w:val="Color666600BgFFFFFF"/>
+    <w:rPr>
+      <w:color w:val="666600"/>
+      <w:shd w:color="auto" w:fill="FFFFFF" w:val="clear"/>
+    </w:rPr>
+  </w:style>
+  <w:style w:customStyle="1" w:styleId="Color666600BgFACCCC" w:type="character">
+    <w:name w:val="Color666600BgFACCCC"/>
+    <w:rPr>
+      <w:color w:val="666600"/>
+      <w:shd w:color="auto" w:fill="FACCCC" w:val="clear"/>
+    </w:rPr>
+  </w:style>
+  <w:style w:customStyle="1" w:styleId="Color666600BgFFEBCC" w:type="character">
+    <w:name w:val="Color666600BgFFEBCC"/>
+    <w:rPr>
+      <w:color w:val="666600"/>
+      <w:shd w:color="auto" w:fill="FFEBCC" w:val="clear"/>
+    </w:rPr>
+  </w:style>
+  <w:style w:customStyle="1" w:styleId="Color666600BgFFFFCC" w:type="character">
+    <w:name w:val="Color666600BgFFFFCC"/>
+    <w:rPr>
+      <w:color w:val="666600"/>
+      <w:shd w:color="auto" w:fill="FFFFCC" w:val="clear"/>
+    </w:rPr>
+  </w:style>
+  <w:style w:customStyle="1" w:styleId="Color666600BgCCE8CC" w:type="character">
+    <w:name w:val="Color666600BgCCE8CC"/>
+    <w:rPr>
+      <w:color w:val="666600"/>
+      <w:shd w:color="auto" w:fill="CCE8CC" w:val="clear"/>
+    </w:rPr>
+  </w:style>
+  <w:style w:customStyle="1" w:styleId="Color666600BgCCE0F5" w:type="character">
+    <w:name w:val="Color666600BgCCE0F5"/>
+    <w:rPr>
+      <w:color w:val="666600"/>
+      <w:shd w:color="auto" w:fill="CCE0F5" w:val="clear"/>
+    </w:rPr>
+  </w:style>
+  <w:style w:customStyle="1" w:styleId="Color666600BgEBD6FF" w:type="character">
+    <w:name w:val="Color666600BgEBD6FF"/>
+    <w:rPr>
+      <w:color w:val="666600"/>
+      <w:shd w:color="auto" w:fill="EBD6FF" w:val="clear"/>
+    </w:rPr>
+  </w:style>
+  <w:style w:customStyle="1" w:styleId="Color666600BgBBBBBB" w:type="character">
+    <w:name w:val="Color666600BgBBBBBB"/>
+    <w:rPr>
+      <w:color w:val="666600"/>
+      <w:shd w:color="auto" w:fill="BBBBBB" w:val="clear"/>
+    </w:rPr>
+  </w:style>
+  <w:style w:customStyle="1" w:styleId="Color666600BgF06666" w:type="character">
+    <w:name w:val="Color666600BgF06666"/>
+    <w:rPr>
+      <w:color w:val="666600"/>
+      <w:shd w:color="auto" w:fill="F06666" w:val="clear"/>
+    </w:rPr>
+  </w:style>
+  <w:style w:customStyle="1" w:styleId="Color666600BgFFC266" w:type="character">
+    <w:name w:val="Color666600BgFFC266"/>
+    <w:rPr>
+      <w:color w:val="666600"/>
+      <w:shd w:color="auto" w:fill="FFC266" w:val="clear"/>
+    </w:rPr>
+  </w:style>
+  <w:style w:customStyle="1" w:styleId="Color666600BgFFFF66" w:type="character">
+    <w:name w:val="Color666600BgFFFF66"/>
+    <w:rPr>
+      <w:color w:val="666600"/>
+      <w:shd w:color="auto" w:fill="FFFF66" w:val="clear"/>
+    </w:rPr>
+  </w:style>
+  <w:style w:customStyle="1" w:styleId="Color666600Bg66B966" w:type="character">
+    <w:name w:val="Color666600Bg66B966"/>
+    <w:rPr>
+      <w:color w:val="666600"/>
+      <w:shd w:color="auto" w:fill="66B966" w:val="clear"/>
+    </w:rPr>
+  </w:style>
+  <w:style w:customStyle="1" w:styleId="Color666600Bg66A3E0" w:type="character">
+    <w:name w:val="Color666600Bg66A3E0"/>
+    <w:rPr>
+      <w:color w:val="666600"/>
+      <w:shd w:color="auto" w:fill="66A3E0" w:val="clear"/>
+    </w:rPr>
+  </w:style>
+  <w:style w:customStyle="1" w:styleId="Color666600BgC285FF" w:type="character">
+    <w:name w:val="Color666600BgC285FF"/>
+    <w:rPr>
+      <w:color w:val="666600"/>
+      <w:shd w:color="auto" w:fill="C285FF" w:val="clear"/>
+    </w:rPr>
+  </w:style>
+  <w:style w:customStyle="1" w:styleId="Color666600Bg888888" w:type="character">
+    <w:name w:val="Color666600Bg888888"/>
+    <w:rPr>
+      <w:color w:val="666600"/>
+      <w:shd w:color="auto" w:fill="888888" w:val="clear"/>
+    </w:rPr>
+  </w:style>
+  <w:style w:customStyle="1" w:styleId="Color666600BgA10000" w:type="character">
+    <w:name w:val="Color666600BgA10000"/>
+    <w:rPr>
+      <w:color w:val="666600"/>
+      <w:shd w:color="auto" w:fill="A10000" w:val="clear"/>
+    </w:rPr>
+  </w:style>
+  <w:style w:customStyle="1" w:styleId="Color666600BgB26B00" w:type="character">
+    <w:name w:val="Color666600BgB26B00"/>
+    <w:rPr>
+      <w:color w:val="666600"/>
+      <w:shd w:color="auto" w:fill="B26B00" w:val="clear"/>
+    </w:rPr>
+  </w:style>
+  <w:style w:customStyle="1" w:styleId="Color666600BgB2B200" w:type="character">
+    <w:name w:val="Color666600BgB2B200"/>
+    <w:rPr>
+      <w:color w:val="666600"/>
+      <w:shd w:color="auto" w:fill="B2B200" w:val="clear"/>
+    </w:rPr>
+  </w:style>
+  <w:style w:customStyle="1" w:styleId="Color666600Bg006100" w:type="character">
+    <w:name w:val="Color666600Bg006100"/>
+    <w:rPr>
+      <w:color w:val="666600"/>
+      <w:shd w:color="auto" w:fill="006100" w:val="clear"/>
+    </w:rPr>
+  </w:style>
+  <w:style w:customStyle="1" w:styleId="Color666600Bg0047B2" w:type="character">
+    <w:name w:val="Color666600Bg0047B2"/>
+    <w:rPr>
+      <w:color w:val="666600"/>
+      <w:shd w:color="auto" w:fill="0047B2" w:val="clear"/>
+    </w:rPr>
+  </w:style>
+  <w:style w:customStyle="1" w:styleId="Color666600Bg6B24B2" w:type="character">
+    <w:name w:val="Color666600Bg6B24B2"/>
+    <w:rPr>
+      <w:color w:val="666600"/>
+      <w:shd w:color="auto" w:fill="6B24B2" w:val="clear"/>
+    </w:rPr>
+  </w:style>
+  <w:style w:customStyle="1" w:styleId="Color666600Bg444444" w:type="character">
+    <w:name w:val="Color666600Bg444444"/>
+    <w:rPr>
+      <w:color w:val="666600"/>
+      <w:shd w:color="auto" w:fill="444444" w:val="clear"/>
+    </w:rPr>
+  </w:style>
+  <w:style w:customStyle="1" w:styleId="Color666600Bg5C0000" w:type="character">
+    <w:name w:val="Color666600Bg5C0000"/>
+    <w:rPr>
+      <w:color w:val="666600"/>
+      <w:shd w:color="auto" w:fill="5C0000" w:val="clear"/>
+    </w:rPr>
+  </w:style>
+  <w:style w:customStyle="1" w:styleId="Color666600Bg663D00" w:type="character">
+    <w:name w:val="Color666600Bg663D00"/>
+    <w:rPr>
+      <w:color w:val="666600"/>
+      <w:shd w:color="auto" w:fill="663D00" w:val="clear"/>
+    </w:rPr>
+  </w:style>
+  <w:style w:customStyle="1" w:styleId="Color666600Bg666600" w:type="character">
+    <w:name w:val="Color666600Bg666600"/>
+    <w:rPr>
+      <w:color w:val="666600"/>
+      <w:shd w:color="auto" w:fill="666600" w:val="clear"/>
+    </w:rPr>
+  </w:style>
+  <w:style w:customStyle="1" w:styleId="Color666600Bg003700" w:type="character">
+    <w:name w:val="Color666600Bg003700"/>
+    <w:rPr>
+      <w:color w:val="666600"/>
+      <w:shd w:color="auto" w:fill="003700" w:val="clear"/>
+    </w:rPr>
+  </w:style>
+  <w:style w:customStyle="1" w:styleId="Color666600Bg002966" w:type="character">
+    <w:name w:val="Color666600Bg002966"/>
+    <w:rPr>
+      <w:color w:val="666600"/>
+      <w:shd w:color="auto" w:fill="002966" w:val="clear"/>
+    </w:rPr>
+  </w:style>
+  <w:style w:customStyle="1" w:styleId="Color666600Bg3D1466" w:type="character">
+    <w:name w:val="Color666600Bg3D1466"/>
+    <w:rPr>
+      <w:color w:val="666600"/>
+      <w:shd w:color="auto" w:fill="3D1466" w:val="clear"/>
+    </w:rPr>
+  </w:style>
+  <w:style w:customStyle="1" w:styleId="Color003700" w:type="character">
+    <w:name w:val="Color003700"/>
+    <w:rPr>
+      <w:color w:val="003700"/>
+    </w:rPr>
+  </w:style>
+  <w:style w:customStyle="1" w:styleId="Color003700BgE60000" w:type="character">
+    <w:name w:val="Color003700BgE60000"/>
+    <w:rPr>
+      <w:color w:val="003700"/>
+      <w:shd w:color="auto" w:fill="E60000" w:val="clear"/>
+    </w:rPr>
+  </w:style>
+  <w:style w:customStyle="1" w:styleId="Color003700BgFF9900" w:type="character">
+    <w:name w:val="Color003700BgFF9900"/>
+    <w:rPr>
+      <w:color w:val="003700"/>
+      <w:shd w:color="auto" w:fill="FF9900" w:val="clear"/>
+    </w:rPr>
+  </w:style>
+  <w:style w:customStyle="1" w:styleId="Color003700BgFFFF00" w:type="character">
+    <w:name w:val="Color003700BgFFFF00"/>
+    <w:rPr>
+      <w:color w:val="003700"/>
+      <w:shd w:color="auto" w:fill="FFFF00" w:val="clear"/>
+    </w:rPr>
+  </w:style>
+  <w:style w:customStyle="1" w:styleId="Color003700Bg008A00" w:type="character">
+    <w:name w:val="Color003700Bg008A00"/>
+    <w:rPr>
+      <w:color w:val="003700"/>
+      <w:shd w:color="auto" w:fill="008A00" w:val="clear"/>
+    </w:rPr>
+  </w:style>
+  <w:style w:customStyle="1" w:styleId="Color003700Bg0066CC" w:type="character">
+    <w:name w:val="Color003700Bg0066CC"/>
+    <w:rPr>
+      <w:color w:val="003700"/>
+      <w:shd w:color="auto" w:fill="0066CC" w:val="clear"/>
+    </w:rPr>
+  </w:style>
+  <w:style w:customStyle="1" w:styleId="Color003700Bg9933FF" w:type="character">
+    <w:name w:val="Color003700Bg9933FF"/>
+    <w:rPr>
+      <w:color w:val="003700"/>
+      <w:shd w:color="auto" w:fill="9933FF" w:val="clear"/>
+    </w:rPr>
+  </w:style>
+  <w:style w:customStyle="1" w:styleId="Color003700BgFFFFFF" w:type="character">
+    <w:name w:val="Color003700BgFFFFFF"/>
+    <w:rPr>
+      <w:color w:val="003700"/>
+      <w:shd w:color="auto" w:fill="FFFFFF" w:val="clear"/>
+    </w:rPr>
+  </w:style>
+  <w:style w:customStyle="1" w:styleId="Color003700BgFACCCC" w:type="character">
+    <w:name w:val="Color003700BgFACCCC"/>
+    <w:rPr>
+      <w:color w:val="003700"/>
+      <w:shd w:color="auto" w:fill="FACCCC" w:val="clear"/>
+    </w:rPr>
+  </w:style>
+  <w:style w:customStyle="1" w:styleId="Color003700BgFFEBCC" w:type="character">
+    <w:name w:val="Color003700BgFFEBCC"/>
+    <w:rPr>
+      <w:color w:val="003700"/>
+      <w:shd w:color="auto" w:fill="FFEBCC" w:val="clear"/>
+    </w:rPr>
+  </w:style>
+  <w:style w:customStyle="1" w:styleId="Color003700BgFFFFCC" w:type="character">
+    <w:name w:val="Color003700BgFFFFCC"/>
+    <w:rPr>
+      <w:color w:val="003700"/>
+      <w:shd w:color="auto" w:fill="FFFFCC" w:val="clear"/>
+    </w:rPr>
+  </w:style>
+  <w:style w:customStyle="1" w:styleId="Color003700BgCCE8CC" w:type="character">
+    <w:name w:val="Color003700BgCCE8CC"/>
+    <w:rPr>
+      <w:color w:val="003700"/>
+      <w:shd w:color="auto" w:fill="CCE8CC" w:val="clear"/>
+    </w:rPr>
+  </w:style>
+  <w:style w:customStyle="1" w:styleId="Color003700BgCCE0F5" w:type="character">
+    <w:name w:val="Color003700BgCCE0F5"/>
+    <w:rPr>
+      <w:color w:val="003700"/>
+      <w:shd w:color="auto" w:fill="CCE0F5" w:val="clear"/>
+    </w:rPr>
+  </w:style>
+  <w:style w:customStyle="1" w:styleId="Color003700BgEBD6FF" w:type="character">
+    <w:name w:val="Color003700BgEBD6FF"/>
+    <w:rPr>
+      <w:color w:val="003700"/>
+      <w:shd w:color="auto" w:fill="EBD6FF" w:val="clear"/>
+    </w:rPr>
+  </w:style>
+  <w:style w:customStyle="1" w:styleId="Color003700BgBBBBBB" w:type="character">
+    <w:name w:val="Color003700BgBBBBBB"/>
+    <w:rPr>
+      <w:color w:val="003700"/>
+      <w:shd w:color="auto" w:fill="BBBBBB" w:val="clear"/>
+    </w:rPr>
+  </w:style>
+  <w:style w:customStyle="1" w:styleId="Color003700BgF06666" w:type="character">
+    <w:name w:val="Color003700BgF06666"/>
+    <w:rPr>
+      <w:color w:val="003700"/>
+      <w:shd w:color="auto" w:fill="F06666" w:val="clear"/>
+    </w:rPr>
+  </w:style>
+  <w:style w:customStyle="1" w:styleId="Color003700BgFFC266" w:type="character">
+    <w:name w:val="Color003700BgFFC266"/>
+    <w:rPr>
+      <w:color w:val="003700"/>
+      <w:shd w:color="auto" w:fill="FFC266" w:val="clear"/>
+    </w:rPr>
+  </w:style>
+  <w:style w:customStyle="1" w:styleId="Color003700BgFFFF66" w:type="character">
+    <w:name w:val="Color003700BgFFFF66"/>
+    <w:rPr>
+      <w:color w:val="003700"/>
+      <w:shd w:color="auto" w:fill="FFFF66" w:val="clear"/>
+    </w:rPr>
+  </w:style>
+  <w:style w:customStyle="1" w:styleId="Color003700Bg66B966" w:type="character">
+    <w:name w:val="Color003700Bg66B966"/>
+    <w:rPr>
+      <w:color w:val="003700"/>
+      <w:shd w:color="auto" w:fill="66B966" w:val="clear"/>
+    </w:rPr>
+  </w:style>
+  <w:style w:customStyle="1" w:styleId="Color003700Bg66A3E0" w:type="character">
+    <w:name w:val="Color003700Bg66A3E0"/>
+    <w:rPr>
+      <w:color w:val="003700"/>
+      <w:shd w:color="auto" w:fill="66A3E0" w:val="clear"/>
+    </w:rPr>
+  </w:style>
+  <w:style w:customStyle="1" w:styleId="Color003700BgC285FF" w:type="character">
+    <w:name w:val="Color003700BgC285FF"/>
+    <w:rPr>
+      <w:color w:val="003700"/>
+      <w:shd w:color="auto" w:fill="C285FF" w:val="clear"/>
+    </w:rPr>
+  </w:style>
+  <w:style w:customStyle="1" w:styleId="Color003700Bg888888" w:type="character">
+    <w:name w:val="Color003700Bg888888"/>
+    <w:rPr>
+      <w:color w:val="003700"/>
+      <w:shd w:color="auto" w:fill="888888" w:val="clear"/>
+    </w:rPr>
+  </w:style>
+  <w:style w:customStyle="1" w:styleId="Color003700BgA10000" w:type="character">
+    <w:name w:val="Color003700BgA10000"/>
+    <w:rPr>
+      <w:color w:val="003700"/>
+      <w:shd w:color="auto" w:fill="A10000" w:val="clear"/>
+    </w:rPr>
+  </w:style>
+  <w:style w:customStyle="1" w:styleId="Color003700BgB26B00" w:type="character">
+    <w:name w:val="Color003700BgB26B00"/>
+    <w:rPr>
+      <w:color w:val="003700"/>
+      <w:shd w:color="auto" w:fill="B26B00" w:val="clear"/>
+    </w:rPr>
+  </w:style>
+  <w:style w:customStyle="1" w:styleId="Color003700BgB2B200" w:type="character">
+    <w:name w:val="Color003700BgB2B200"/>
+    <w:rPr>
+      <w:color w:val="003700"/>
+      <w:shd w:color="auto" w:fill="B2B200" w:val="clear"/>
+    </w:rPr>
+  </w:style>
+  <w:style w:customStyle="1" w:styleId="Color003700Bg006100" w:type="character">
+    <w:name w:val="Color003700Bg006100"/>
+    <w:rPr>
+      <w:color w:val="003700"/>
+      <w:shd w:color="auto" w:fill="006100" w:val="clear"/>
+    </w:rPr>
+  </w:style>
+  <w:style w:customStyle="1" w:styleId="Color003700Bg0047B2" w:type="character">
+    <w:name w:val="Color003700Bg0047B2"/>
+    <w:rPr>
+      <w:color w:val="003700"/>
+      <w:shd w:color="auto" w:fill="0047B2" w:val="clear"/>
+    </w:rPr>
+  </w:style>
+  <w:style w:customStyle="1" w:styleId="Color003700Bg6B24B2" w:type="character">
+    <w:name w:val="Color003700Bg6B24B2"/>
+    <w:rPr>
+      <w:color w:val="003700"/>
+      <w:shd w:color="auto" w:fill="6B24B2" w:val="clear"/>
+    </w:rPr>
+  </w:style>
+  <w:style w:customStyle="1" w:styleId="Color003700Bg444444" w:type="character">
+    <w:name w:val="Color003700Bg444444"/>
+    <w:rPr>
+      <w:color w:val="003700"/>
+      <w:shd w:color="auto" w:fill="444444" w:val="clear"/>
+    </w:rPr>
+  </w:style>
+  <w:style w:customStyle="1" w:styleId="Color003700Bg5C0000" w:type="character">
+    <w:name w:val="Color003700Bg5C0000"/>
+    <w:rPr>
+      <w:color w:val="003700"/>
+      <w:shd w:color="auto" w:fill="5C0000" w:val="clear"/>
+    </w:rPr>
+  </w:style>
+  <w:style w:customStyle="1" w:styleId="Color003700Bg663D00" w:type="character">
+    <w:name w:val="Color003700Bg663D00"/>
+    <w:rPr>
+      <w:color w:val="003700"/>
+      <w:shd w:color="auto" w:fill="663D00" w:val="clear"/>
+    </w:rPr>
+  </w:style>
+  <w:style w:customStyle="1" w:styleId="Color003700Bg666600" w:type="character">
+    <w:name w:val="Color003700Bg666600"/>
+    <w:rPr>
+      <w:color w:val="003700"/>
+      <w:shd w:color="auto" w:fill="666600" w:val="clear"/>
+    </w:rPr>
+  </w:style>
+  <w:style w:customStyle="1" w:styleId="Color003700Bg003700" w:type="character">
+    <w:name w:val="Color003700Bg003700"/>
+    <w:rPr>
+      <w:color w:val="003700"/>
+      <w:shd w:color="auto" w:fill="003700" w:val="clear"/>
+    </w:rPr>
+  </w:style>
+  <w:style w:customStyle="1" w:styleId="Color003700Bg002966" w:type="character">
+    <w:name w:val="Color003700Bg002966"/>
+    <w:rPr>
+      <w:color w:val="003700"/>
+      <w:shd w:color="auto" w:fill="002966" w:val="clear"/>
+    </w:rPr>
+  </w:style>
+  <w:style w:customStyle="1" w:styleId="Color003700Bg3D1466" w:type="character">
+    <w:name w:val="Color003700Bg3D1466"/>
+    <w:rPr>
+      <w:color w:val="003700"/>
+      <w:shd w:color="auto" w:fill="3D1466" w:val="clear"/>
+    </w:rPr>
+  </w:style>
+  <w:style w:customStyle="1" w:styleId="Color002966" w:type="character">
+    <w:name w:val="Color002966"/>
+    <w:rPr>
+      <w:color w:val="002966"/>
+    </w:rPr>
+  </w:style>
+  <w:style w:customStyle="1" w:styleId="Color002966BgE60000" w:type="character">
+    <w:name w:val="Color002966BgE60000"/>
+    <w:rPr>
+      <w:color w:val="002966"/>
+      <w:shd w:color="auto" w:fill="E60000" w:val="clear"/>
+    </w:rPr>
+  </w:style>
+  <w:style w:customStyle="1" w:styleId="Color002966BgFF9900" w:type="character">
+    <w:name w:val="Color002966BgFF9900"/>
+    <w:rPr>
+      <w:color w:val="002966"/>
+      <w:shd w:color="auto" w:fill="FF9900" w:val="clear"/>
+    </w:rPr>
+  </w:style>
+  <w:style w:customStyle="1" w:styleId="Color002966BgFFFF00" w:type="character">
+    <w:name w:val="Color002966BgFFFF00"/>
+    <w:rPr>
+      <w:color w:val="002966"/>
+      <w:shd w:color="auto" w:fill="FFFF00" w:val="clear"/>
+    </w:rPr>
+  </w:style>
+  <w:style w:customStyle="1" w:styleId="Color002966Bg008A00" w:type="character">
+    <w:name w:val="Color002966Bg008A00"/>
+    <w:rPr>
+      <w:color w:val="002966"/>
+      <w:shd w:color="auto" w:fill="008A00" w:val="clear"/>
+    </w:rPr>
+  </w:style>
+  <w:style w:customStyle="1" w:styleId="Color002966Bg0066CC" w:type="character">
+    <w:name w:val="Color002966Bg0066CC"/>
+    <w:rPr>
+      <w:color w:val="002966"/>
+      <w:shd w:color="auto" w:fill="0066CC" w:val="clear"/>
+    </w:rPr>
+  </w:style>
+  <w:style w:customStyle="1" w:styleId="Color002966Bg9933FF" w:type="character">
+    <w:name w:val="Color002966Bg9933FF"/>
+    <w:rPr>
+      <w:color w:val="002966"/>
+      <w:shd w:color="auto" w:fill="9933FF" w:val="clear"/>
+    </w:rPr>
+  </w:style>
+  <w:style w:customStyle="1" w:styleId="Color002966BgFFFFFF" w:type="character">
+    <w:name w:val="Color002966BgFFFFFF"/>
+    <w:rPr>
+      <w:color w:val="002966"/>
+      <w:shd w:color="auto" w:fill="FFFFFF" w:val="clear"/>
+    </w:rPr>
+  </w:style>
+  <w:style w:customStyle="1" w:styleId="Color002966BgFACCCC" w:type="character">
+    <w:name w:val="Color002966BgFACCCC"/>
+    <w:rPr>
+      <w:color w:val="002966"/>
+      <w:shd w:color="auto" w:fill="FACCCC" w:val="clear"/>
+    </w:rPr>
+  </w:style>
+  <w:style w:customStyle="1" w:styleId="Color002966BgFFEBCC" w:type="character">
+    <w:name w:val="Color002966BgFFEBCC"/>
+    <w:rPr>
+      <w:color w:val="002966"/>
+      <w:shd w:color="auto" w:fill="FFEBCC" w:val="clear"/>
+    </w:rPr>
+  </w:style>
+  <w:style w:customStyle="1" w:styleId="Color002966BgFFFFCC" w:type="character">
+    <w:name w:val="Color002966BgFFFFCC"/>
+    <w:rPr>
+      <w:color w:val="002966"/>
+      <w:shd w:color="auto" w:fill="FFFFCC" w:val="clear"/>
+    </w:rPr>
+  </w:style>
+  <w:style w:customStyle="1" w:styleId="Color002966BgCCE8CC" w:type="character">
+    <w:name w:val="Color002966BgCCE8CC"/>
+    <w:rPr>
+      <w:color w:val="002966"/>
+      <w:shd w:color="auto" w:fill="CCE8CC" w:val="clear"/>
+    </w:rPr>
+  </w:style>
+  <w:style w:customStyle="1" w:styleId="Color002966BgCCE0F5" w:type="character">
+    <w:name w:val="Color002966BgCCE0F5"/>
+    <w:rPr>
+      <w:color w:val="002966"/>
+      <w:shd w:color="auto" w:fill="CCE0F5" w:val="clear"/>
+    </w:rPr>
+  </w:style>
+  <w:style w:customStyle="1" w:styleId="Color002966BgEBD6FF" w:type="character">
+    <w:name w:val="Color002966BgEBD6FF"/>
+    <w:rPr>
+      <w:color w:val="002966"/>
+      <w:shd w:color="auto" w:fill="EBD6FF" w:val="clear"/>
+    </w:rPr>
+  </w:style>
+  <w:style w:customStyle="1" w:styleId="Color002966BgBBBBBB" w:type="character">
+    <w:name w:val="Color002966BgBBBBBB"/>
+    <w:rPr>
+      <w:color w:val="002966"/>
+      <w:shd w:color="auto" w:fill="BBBBBB" w:val="clear"/>
+    </w:rPr>
+  </w:style>
+  <w:style w:customStyle="1" w:styleId="Color002966BgF06666" w:type="character">
+    <w:name w:val="Color002966BgF06666"/>
+    <w:rPr>
+      <w:color w:val="002966"/>
+      <w:shd w:color="auto" w:fill="F06666" w:val="clear"/>
+    </w:rPr>
+  </w:style>
+  <w:style w:customStyle="1" w:styleId="Color002966BgFFC266" w:type="character">
+    <w:name w:val="Color002966BgFFC266"/>
+    <w:rPr>
+      <w:color w:val="002966"/>
+      <w:shd w:color="auto" w:fill="FFC266" w:val="clear"/>
+    </w:rPr>
+  </w:style>
+  <w:style w:customStyle="1" w:styleId="Color002966BgFFFF66" w:type="character">
+    <w:name w:val="Color002966BgFFFF66"/>
+    <w:rPr>
+      <w:color w:val="002966"/>
+      <w:shd w:color="auto" w:fill="FFFF66" w:val="clear"/>
+    </w:rPr>
+  </w:style>
+  <w:style w:customStyle="1" w:styleId="Color002966Bg66B966" w:type="character">
+    <w:name w:val="Color002966Bg66B966"/>
+    <w:rPr>
+      <w:color w:val="002966"/>
+      <w:shd w:color="auto" w:fill="66B966" w:val="clear"/>
+    </w:rPr>
+  </w:style>
+  <w:style w:customStyle="1" w:styleId="Color002966Bg66A3E0" w:type="character">
+    <w:name w:val="Color002966Bg66A3E0"/>
+    <w:rPr>
+      <w:color w:val="002966"/>
+      <w:shd w:color="auto" w:fill="66A3E0" w:val="clear"/>
+    </w:rPr>
+  </w:style>
+  <w:style w:customStyle="1" w:styleId="Color002966BgC285FF" w:type="character">
+    <w:name w:val="Color002966BgC285FF"/>
+    <w:rPr>
+      <w:color w:val="002966"/>
+      <w:shd w:color="auto" w:fill="C285FF" w:val="clear"/>
+    </w:rPr>
+  </w:style>
+  <w:style w:customStyle="1" w:styleId="Color002966Bg888888" w:type="character">
+    <w:name w:val="Color002966Bg888888"/>
+    <w:rPr>
+      <w:color w:val="002966"/>
+      <w:shd w:color="auto" w:fill="888888" w:val="clear"/>
+    </w:rPr>
+  </w:style>
+  <w:style w:customStyle="1" w:styleId="Color002966BgA10000" w:type="character">
+    <w:name w:val="Color002966BgA10000"/>
+    <w:rPr>
+      <w:color w:val="002966"/>
+      <w:shd w:color="auto" w:fill="A10000" w:val="clear"/>
+    </w:rPr>
+  </w:style>
+  <w:style w:customStyle="1" w:styleId="Color002966BgB26B00" w:type="character">
+    <w:name w:val="Color002966BgB26B00"/>
+    <w:rPr>
+      <w:color w:val="002966"/>
+      <w:shd w:color="auto" w:fill="B26B00" w:val="clear"/>
+    </w:rPr>
+  </w:style>
+  <w:style w:customStyle="1" w:styleId="Color002966BgB2B200" w:type="character">
+    <w:name w:val="Color002966BgB2B200"/>
+    <w:rPr>
+      <w:color w:val="002966"/>
+      <w:shd w:color="auto" w:fill="B2B200" w:val="clear"/>
+    </w:rPr>
+  </w:style>
+  <w:style w:customStyle="1" w:styleId="Color002966Bg006100" w:type="character">
+    <w:name w:val="Color002966Bg006100"/>
+    <w:rPr>
+      <w:color w:val="002966"/>
+      <w:shd w:color="auto" w:fill="006100" w:val="clear"/>
+    </w:rPr>
+  </w:style>
+  <w:style w:customStyle="1" w:styleId="Color002966Bg0047B2" w:type="character">
+    <w:name w:val="Color002966Bg0047B2"/>
+    <w:rPr>
+      <w:color w:val="002966"/>
+      <w:shd w:color="auto" w:fill="0047B2" w:val="clear"/>
+    </w:rPr>
+  </w:style>
+  <w:style w:customStyle="1" w:styleId="Color002966Bg6B24B2" w:type="character">
+    <w:name w:val="Color002966Bg6B24B2"/>
+    <w:rPr>
+      <w:color w:val="002966"/>
+      <w:shd w:color="auto" w:fill="6B24B2" w:val="clear"/>
+    </w:rPr>
+  </w:style>
+  <w:style w:customStyle="1" w:styleId="Color002966Bg444444" w:type="character">
+    <w:name w:val="Color002966Bg444444"/>
+    <w:rPr>
+      <w:color w:val="002966"/>
+      <w:shd w:color="auto" w:fill="444444" w:val="clear"/>
+    </w:rPr>
+  </w:style>
+  <w:style w:customStyle="1" w:styleId="Color002966Bg5C0000" w:type="character">
+    <w:name w:val="Color002966Bg5C0000"/>
+    <w:rPr>
+      <w:color w:val="002966"/>
+      <w:shd w:color="auto" w:fill="5C0000" w:val="clear"/>
+    </w:rPr>
+  </w:style>
+  <w:style w:customStyle="1" w:styleId="Color002966Bg663D00" w:type="character">
+    <w:name w:val="Color002966Bg663D00"/>
+    <w:rPr>
+      <w:color w:val="002966"/>
+      <w:shd w:color="auto" w:fill="663D00" w:val="clear"/>
+    </w:rPr>
+  </w:style>
+  <w:style w:customStyle="1" w:styleId="Color002966Bg666600" w:type="character">
+    <w:name w:val="Color002966Bg666600"/>
+    <w:rPr>
+      <w:color w:val="002966"/>
+      <w:shd w:color="auto" w:fill="666600" w:val="clear"/>
+    </w:rPr>
+  </w:style>
+  <w:style w:customStyle="1" w:styleId="Color002966Bg003700" w:type="character">
+    <w:name w:val="Color002966Bg003700"/>
+    <w:rPr>
+      <w:color w:val="002966"/>
+      <w:shd w:color="auto" w:fill="003700" w:val="clear"/>
+    </w:rPr>
+  </w:style>
+  <w:style w:customStyle="1" w:styleId="Color002966Bg002966" w:type="character">
+    <w:name w:val="Color002966Bg002966"/>
+    <w:rPr>
+      <w:color w:val="002966"/>
+      <w:shd w:color="auto" w:fill="002966" w:val="clear"/>
+    </w:rPr>
+  </w:style>
+  <w:style w:customStyle="1" w:styleId="Color002966Bg3D1466" w:type="character">
+    <w:name w:val="Color002966Bg3D1466"/>
+    <w:rPr>
+      <w:color w:val="002966"/>
+      <w:shd w:color="auto" w:fill="3D1466" w:val="clear"/>
+    </w:rPr>
+  </w:style>
+  <w:style w:customStyle="1" w:styleId="Color3D1466" w:type="character">
+    <w:name w:val="Color3D1466"/>
+    <w:rPr>
+      <w:color w:val="3D1466"/>
+    </w:rPr>
+  </w:style>
+  <w:style w:customStyle="1" w:styleId="Color3D1466BgE60000" w:type="character">
+    <w:name w:val="Color3D1466BgE60000"/>
+    <w:rPr>
+      <w:color w:val="3D1466"/>
+      <w:shd w:color="auto" w:fill="E60000" w:val="clear"/>
+    </w:rPr>
+  </w:style>
+  <w:style w:customStyle="1" w:styleId="Color3D1466BgFF9900" w:type="character">
+    <w:name w:val="Color3D1466BgFF9900"/>
+    <w:rPr>
+      <w:color w:val="3D1466"/>
+      <w:shd w:color="auto" w:fill="FF9900" w:val="clear"/>
+    </w:rPr>
+  </w:style>
+  <w:style w:customStyle="1" w:styleId="Color3D1466BgFFFF00" w:type="character">
+    <w:name w:val="Color3D1466BgFFFF00"/>
+    <w:rPr>
+      <w:color w:val="3D1466"/>
+      <w:shd w:color="auto" w:fill="FFFF00" w:val="clear"/>
+    </w:rPr>
+  </w:style>
+  <w:style w:customStyle="1" w:styleId="Color3D1466Bg008A00" w:type="character">
+    <w:name w:val="Color3D1466Bg008A00"/>
+    <w:rPr>
+      <w:color w:val="3D1466"/>
+      <w:shd w:color="auto" w:fill="008A00" w:val="clear"/>
+    </w:rPr>
+  </w:style>
+  <w:style w:customStyle="1" w:styleId="Color3D1466Bg0066CC" w:type="character">
+    <w:name w:val="Color3D1466Bg0066CC"/>
+    <w:rPr>
+      <w:color w:val="3D1466"/>
+      <w:shd w:color="auto" w:fill="0066CC" w:val="clear"/>
+    </w:rPr>
+  </w:style>
+  <w:style w:customStyle="1" w:styleId="Color3D1466Bg9933FF" w:type="character">
+    <w:name w:val="Color3D1466Bg9933FF"/>
+    <w:rPr>
+      <w:color w:val="3D1466"/>
+      <w:shd w:color="auto" w:fill="9933FF" w:val="clear"/>
+    </w:rPr>
+  </w:style>
+  <w:style w:customStyle="1" w:styleId="Color3D1466BgFFFFFF" w:type="character">
+    <w:name w:val="Color3D1466BgFFFFFF"/>
+    <w:rPr>
+      <w:color w:val="3D1466"/>
+      <w:shd w:color="auto" w:fill="FFFFFF" w:val="clear"/>
+    </w:rPr>
+  </w:style>
+  <w:style w:customStyle="1" w:styleId="Color3D1466BgFACCCC" w:type="character">
+    <w:name w:val="Color3D1466BgFACCCC"/>
+    <w:rPr>
+      <w:color w:val="3D1466"/>
+      <w:shd w:color="auto" w:fill="FACCCC" w:val="clear"/>
+    </w:rPr>
+  </w:style>
+  <w:style w:customStyle="1" w:styleId="Color3D1466BgFFEBCC" w:type="character">
+    <w:name w:val="Color3D1466BgFFEBCC"/>
+    <w:rPr>
+      <w:color w:val="3D1466"/>
+      <w:shd w:color="auto" w:fill="FFEBCC" w:val="clear"/>
+    </w:rPr>
+  </w:style>
+  <w:style w:customStyle="1" w:styleId="Color3D1466BgFFFFCC" w:type="character">
+    <w:name w:val="Color3D1466BgFFFFCC"/>
+    <w:rPr>
+      <w:color w:val="3D1466"/>
+      <w:shd w:color="auto" w:fill="FFFFCC" w:val="clear"/>
+    </w:rPr>
+  </w:style>
+  <w:style w:customStyle="1" w:styleId="Color3D1466BgCCE8CC" w:type="character">
+    <w:name w:val="Color3D1466BgCCE8CC"/>
+    <w:rPr>
+      <w:color w:val="3D1466"/>
+      <w:shd w:color="auto" w:fill="CCE8CC" w:val="clear"/>
+    </w:rPr>
+  </w:style>
+  <w:style w:customStyle="1" w:styleId="Color3D1466BgCCE0F5" w:type="character">
+    <w:name w:val="Color3D1466BgCCE0F5"/>
+    <w:rPr>
+      <w:color w:val="3D1466"/>
+      <w:shd w:color="auto" w:fill="CCE0F5" w:val="clear"/>
+    </w:rPr>
+  </w:style>
+  <w:style w:customStyle="1" w:styleId="Color3D1466BgEBD6FF" w:type="character">
+    <w:name w:val="Color3D1466BgEBD6FF"/>
+    <w:rPr>
+      <w:color w:val="3D1466"/>
+      <w:shd w:color="auto" w:fill="EBD6FF" w:val="clear"/>
+    </w:rPr>
+  </w:style>
+  <w:style w:customStyle="1" w:styleId="Color3D1466BgBBBBBB" w:type="character">
+    <w:name w:val="Color3D1466BgBBBBBB"/>
+    <w:rPr>
+      <w:color w:val="3D1466"/>
+      <w:shd w:color="auto" w:fill="BBBBBB" w:val="clear"/>
+    </w:rPr>
+  </w:style>
+  <w:style w:customStyle="1" w:styleId="Color3D1466BgF06666" w:type="character">
+    <w:name w:val="Color3D1466BgF06666"/>
+    <w:rPr>
+      <w:color w:val="3D1466"/>
+      <w:shd w:color="auto" w:fill="F06666" w:val="clear"/>
+    </w:rPr>
+  </w:style>
+  <w:style w:customStyle="1" w:styleId="Color3D1466BgFFC266" w:type="character">
+    <w:name w:val="Color3D1466BgFFC266"/>
+    <w:rPr>
+      <w:color w:val="3D1466"/>
+      <w:shd w:color="auto" w:fill="FFC266" w:val="clear"/>
+    </w:rPr>
+  </w:style>
+  <w:style w:customStyle="1" w:styleId="Color3D1466BgFFFF66" w:type="character">
+    <w:name w:val="Color3D1466BgFFFF66"/>
+    <w:rPr>
+      <w:color w:val="3D1466"/>
+      <w:shd w:color="auto" w:fill="FFFF66" w:val="clear"/>
+    </w:rPr>
+  </w:style>
+  <w:style w:customStyle="1" w:styleId="Color3D1466Bg66B966" w:type="character">
+    <w:name w:val="Color3D1466Bg66B966"/>
+    <w:rPr>
+      <w:color w:val="3D1466"/>
+      <w:shd w:color="auto" w:fill="66B966" w:val="clear"/>
+    </w:rPr>
+  </w:style>
+  <w:style w:customStyle="1" w:styleId="Color3D1466Bg66A3E0" w:type="character">
+    <w:name w:val="Color3D1466Bg66A3E0"/>
+    <w:rPr>
+      <w:color w:val="3D1466"/>
+      <w:shd w:color="auto" w:fill="66A3E0" w:val="clear"/>
+    </w:rPr>
+  </w:style>
+  <w:style w:customStyle="1" w:styleId="Color3D1466BgC285FF" w:type="character">
+    <w:name w:val="Color3D1466BgC285FF"/>
+    <w:rPr>
+      <w:color w:val="3D1466"/>
+      <w:shd w:color="auto" w:fill="C285FF" w:val="clear"/>
+    </w:rPr>
+  </w:style>
+  <w:style w:customStyle="1" w:styleId="Color3D1466Bg888888" w:type="character">
+    <w:name w:val="Color3D1466Bg888888"/>
+    <w:rPr>
+      <w:color w:val="3D1466"/>
+      <w:shd w:color="auto" w:fill="888888" w:val="clear"/>
+    </w:rPr>
+  </w:style>
+  <w:style w:customStyle="1" w:styleId="Color3D1466BgA10000" w:type="character">
+    <w:name w:val="Color3D1466BgA10000"/>
+    <w:rPr>
+      <w:color w:val="3D1466"/>
+      <w:shd w:color="auto" w:fill="A10000" w:val="clear"/>
+    </w:rPr>
+  </w:style>
+  <w:style w:customStyle="1" w:styleId="Color3D1466BgB26B00" w:type="character">
+    <w:name w:val="Color3D1466BgB26B00"/>
+    <w:rPr>
+      <w:color w:val="3D1466"/>
+      <w:shd w:color="auto" w:fill="B26B00" w:val="clear"/>
+    </w:rPr>
+  </w:style>
+  <w:style w:customStyle="1" w:styleId="Color3D1466BgB2B200" w:type="character">
+    <w:name w:val="Color3D1466BgB2B200"/>
+    <w:rPr>
+      <w:color w:val="3D1466"/>
+      <w:shd w:color="auto" w:fill="B2B200" w:val="clear"/>
+    </w:rPr>
+  </w:style>
+  <w:style w:customStyle="1" w:styleId="Color3D1466Bg006100" w:type="character">
+    <w:name w:val="Color3D1466Bg006100"/>
+    <w:rPr>
+      <w:color w:val="3D1466"/>
+      <w:shd w:color="auto" w:fill="006100" w:val="clear"/>
+    </w:rPr>
+  </w:style>
+  <w:style w:customStyle="1" w:styleId="Color3D1466Bg0047B2" w:type="character">
+    <w:name w:val="Color3D1466Bg0047B2"/>
+    <w:rPr>
+      <w:color w:val="3D1466"/>
+      <w:shd w:color="auto" w:fill="0047B2" w:val="clear"/>
+    </w:rPr>
+  </w:style>
+  <w:style w:customStyle="1" w:styleId="Color3D1466Bg6B24B2" w:type="character">
+    <w:name w:val="Color3D1466Bg6B24B2"/>
+    <w:rPr>
+      <w:color w:val="3D1466"/>
+      <w:shd w:color="auto" w:fill="6B24B2" w:val="clear"/>
+    </w:rPr>
+  </w:style>
+  <w:style w:customStyle="1" w:styleId="Color3D1466Bg444444" w:type="character">
+    <w:name w:val="Color3D1466Bg444444"/>
+    <w:rPr>
+      <w:color w:val="3D1466"/>
+      <w:shd w:color="auto" w:fill="444444" w:val="clear"/>
+    </w:rPr>
+  </w:style>
+  <w:style w:customStyle="1" w:styleId="Color3D1466Bg5C0000" w:type="character">
+    <w:name w:val="Color3D1466Bg5C0000"/>
+    <w:rPr>
+      <w:color w:val="3D1466"/>
+      <w:shd w:color="auto" w:fill="5C0000" w:val="clear"/>
+    </w:rPr>
+  </w:style>
+  <w:style w:customStyle="1" w:styleId="Color3D1466Bg663D00" w:type="character">
+    <w:name w:val="Color3D1466Bg663D00"/>
+    <w:rPr>
+      <w:color w:val="3D1466"/>
+      <w:shd w:color="auto" w:fill="663D00" w:val="clear"/>
+    </w:rPr>
+  </w:style>
+  <w:style w:customStyle="1" w:styleId="Color3D1466Bg666600" w:type="character">
+    <w:name w:val="Color3D1466Bg666600"/>
+    <w:rPr>
+      <w:color w:val="3D1466"/>
+      <w:shd w:color="auto" w:fill="666600" w:val="clear"/>
+    </w:rPr>
+  </w:style>
+  <w:style w:customStyle="1" w:styleId="Color3D1466Bg003700" w:type="character">
+    <w:name w:val="Color3D1466Bg003700"/>
+    <w:rPr>
+      <w:color w:val="3D1466"/>
+      <w:shd w:color="auto" w:fill="003700" w:val="clear"/>
+    </w:rPr>
+  </w:style>
+  <w:style w:customStyle="1" w:styleId="Color3D1466Bg002966" w:type="character">
+    <w:name w:val="Color3D1466Bg002966"/>
+    <w:rPr>
+      <w:color w:val="3D1466"/>
+      <w:shd w:color="auto" w:fill="002966" w:val="clear"/>
+    </w:rPr>
+  </w:style>
+  <w:style w:customStyle="1" w:styleId="Color3D1466Bg3D1466" w:type="character">
+    <w:name w:val="Color3D1466Bg3D1466"/>
+    <w:rPr>
+      <w:color w:val="3D1466"/>
+      <w:shd w:color="auto" w:fill="3D1466" w:val="clear"/>
     </w:rPr>
   </w:style>
 </w:styles>

--- a/tests/output_reference.docx
+++ b/tests/output_reference.docx
@@ -2166,18 +2166,21 @@
   </w:style>
   <w:style w:customStyle="1" w:styleId="ColorE60000" w:type="character">
     <w:name w:val="ColorE60000"/>
+    <w:semiHidden/>
     <w:rPr>
       <w:color w:val="E60000"/>
     </w:rPr>
   </w:style>
   <w:style w:customStyle="1" w:styleId="BgE60000" w:type="character">
     <w:name w:val="BgE60000"/>
+    <w:semiHidden/>
     <w:rPr>
       <w:shd w:color="auto" w:fill="E60000" w:val="clear"/>
     </w:rPr>
   </w:style>
   <w:style w:customStyle="1" w:styleId="ColorE60000BgE60000" w:type="character">
     <w:name w:val="ColorE60000BgE60000"/>
+    <w:semiHidden/>
     <w:rPr>
       <w:color w:val="E60000"/>
       <w:shd w:color="auto" w:fill="E60000" w:val="clear"/>
@@ -2185,12 +2188,14 @@
   </w:style>
   <w:style w:customStyle="1" w:styleId="BgFF9900" w:type="character">
     <w:name w:val="BgFF9900"/>
+    <w:semiHidden/>
     <w:rPr>
       <w:shd w:color="auto" w:fill="FF9900" w:val="clear"/>
     </w:rPr>
   </w:style>
   <w:style w:customStyle="1" w:styleId="ColorE60000BgFF9900" w:type="character">
     <w:name w:val="ColorE60000BgFF9900"/>
+    <w:semiHidden/>
     <w:rPr>
       <w:color w:val="E60000"/>
       <w:shd w:color="auto" w:fill="FF9900" w:val="clear"/>
@@ -2198,12 +2203,14 @@
   </w:style>
   <w:style w:customStyle="1" w:styleId="BgFFFF00" w:type="character">
     <w:name w:val="BgFFFF00"/>
+    <w:semiHidden/>
     <w:rPr>
       <w:shd w:color="auto" w:fill="FFFF00" w:val="clear"/>
     </w:rPr>
   </w:style>
   <w:style w:customStyle="1" w:styleId="ColorE60000BgFFFF00" w:type="character">
     <w:name w:val="ColorE60000BgFFFF00"/>
+    <w:semiHidden/>
     <w:rPr>
       <w:color w:val="E60000"/>
       <w:shd w:color="auto" w:fill="FFFF00" w:val="clear"/>
@@ -2211,12 +2218,14 @@
   </w:style>
   <w:style w:customStyle="1" w:styleId="Bg008A00" w:type="character">
     <w:name w:val="Bg008A00"/>
+    <w:semiHidden/>
     <w:rPr>
       <w:shd w:color="auto" w:fill="008A00" w:val="clear"/>
     </w:rPr>
   </w:style>
   <w:style w:customStyle="1" w:styleId="ColorE60000Bg008A00" w:type="character">
     <w:name w:val="ColorE60000Bg008A00"/>
+    <w:semiHidden/>
     <w:rPr>
       <w:color w:val="E60000"/>
       <w:shd w:color="auto" w:fill="008A00" w:val="clear"/>
@@ -2224,12 +2233,14 @@
   </w:style>
   <w:style w:customStyle="1" w:styleId="Bg0066CC" w:type="character">
     <w:name w:val="Bg0066CC"/>
+    <w:semiHidden/>
     <w:rPr>
       <w:shd w:color="auto" w:fill="0066CC" w:val="clear"/>
     </w:rPr>
   </w:style>
   <w:style w:customStyle="1" w:styleId="ColorE60000Bg0066CC" w:type="character">
     <w:name w:val="ColorE60000Bg0066CC"/>
+    <w:semiHidden/>
     <w:rPr>
       <w:color w:val="E60000"/>
       <w:shd w:color="auto" w:fill="0066CC" w:val="clear"/>
@@ -2237,12 +2248,14 @@
   </w:style>
   <w:style w:customStyle="1" w:styleId="Bg9933FF" w:type="character">
     <w:name w:val="Bg9933FF"/>
+    <w:semiHidden/>
     <w:rPr>
       <w:shd w:color="auto" w:fill="9933FF" w:val="clear"/>
     </w:rPr>
   </w:style>
   <w:style w:customStyle="1" w:styleId="ColorE60000Bg9933FF" w:type="character">
     <w:name w:val="ColorE60000Bg9933FF"/>
+    <w:semiHidden/>
     <w:rPr>
       <w:color w:val="E60000"/>
       <w:shd w:color="auto" w:fill="9933FF" w:val="clear"/>
@@ -2250,12 +2263,14 @@
   </w:style>
   <w:style w:customStyle="1" w:styleId="BgFFFFFF" w:type="character">
     <w:name w:val="BgFFFFFF"/>
+    <w:semiHidden/>
     <w:rPr>
       <w:shd w:color="auto" w:fill="FFFFFF" w:val="clear"/>
     </w:rPr>
   </w:style>
   <w:style w:customStyle="1" w:styleId="ColorE60000BgFFFFFF" w:type="character">
     <w:name w:val="ColorE60000BgFFFFFF"/>
+    <w:semiHidden/>
     <w:rPr>
       <w:color w:val="E60000"/>
       <w:shd w:color="auto" w:fill="FFFFFF" w:val="clear"/>
@@ -2263,12 +2278,14 @@
   </w:style>
   <w:style w:customStyle="1" w:styleId="BgFACCCC" w:type="character">
     <w:name w:val="BgFACCCC"/>
+    <w:semiHidden/>
     <w:rPr>
       <w:shd w:color="auto" w:fill="FACCCC" w:val="clear"/>
     </w:rPr>
   </w:style>
   <w:style w:customStyle="1" w:styleId="ColorE60000BgFACCCC" w:type="character">
     <w:name w:val="ColorE60000BgFACCCC"/>
+    <w:semiHidden/>
     <w:rPr>
       <w:color w:val="E60000"/>
       <w:shd w:color="auto" w:fill="FACCCC" w:val="clear"/>
@@ -2276,12 +2293,14 @@
   </w:style>
   <w:style w:customStyle="1" w:styleId="BgFFEBCC" w:type="character">
     <w:name w:val="BgFFEBCC"/>
+    <w:semiHidden/>
     <w:rPr>
       <w:shd w:color="auto" w:fill="FFEBCC" w:val="clear"/>
     </w:rPr>
   </w:style>
   <w:style w:customStyle="1" w:styleId="ColorE60000BgFFEBCC" w:type="character">
     <w:name w:val="ColorE60000BgFFEBCC"/>
+    <w:semiHidden/>
     <w:rPr>
       <w:color w:val="E60000"/>
       <w:shd w:color="auto" w:fill="FFEBCC" w:val="clear"/>
@@ -2289,12 +2308,14 @@
   </w:style>
   <w:style w:customStyle="1" w:styleId="BgFFFFCC" w:type="character">
     <w:name w:val="BgFFFFCC"/>
+    <w:semiHidden/>
     <w:rPr>
       <w:shd w:color="auto" w:fill="FFFFCC" w:val="clear"/>
     </w:rPr>
   </w:style>
   <w:style w:customStyle="1" w:styleId="ColorE60000BgFFFFCC" w:type="character">
     <w:name w:val="ColorE60000BgFFFFCC"/>
+    <w:semiHidden/>
     <w:rPr>
       <w:color w:val="E60000"/>
       <w:shd w:color="auto" w:fill="FFFFCC" w:val="clear"/>
@@ -2302,12 +2323,14 @@
   </w:style>
   <w:style w:customStyle="1" w:styleId="BgCCE8CC" w:type="character">
     <w:name w:val="BgCCE8CC"/>
+    <w:semiHidden/>
     <w:rPr>
       <w:shd w:color="auto" w:fill="CCE8CC" w:val="clear"/>
     </w:rPr>
   </w:style>
   <w:style w:customStyle="1" w:styleId="ColorE60000BgCCE8CC" w:type="character">
     <w:name w:val="ColorE60000BgCCE8CC"/>
+    <w:semiHidden/>
     <w:rPr>
       <w:color w:val="E60000"/>
       <w:shd w:color="auto" w:fill="CCE8CC" w:val="clear"/>
@@ -2315,12 +2338,14 @@
   </w:style>
   <w:style w:customStyle="1" w:styleId="BgCCE0F5" w:type="character">
     <w:name w:val="BgCCE0F5"/>
+    <w:semiHidden/>
     <w:rPr>
       <w:shd w:color="auto" w:fill="CCE0F5" w:val="clear"/>
     </w:rPr>
   </w:style>
   <w:style w:customStyle="1" w:styleId="ColorE60000BgCCE0F5" w:type="character">
     <w:name w:val="ColorE60000BgCCE0F5"/>
+    <w:semiHidden/>
     <w:rPr>
       <w:color w:val="E60000"/>
       <w:shd w:color="auto" w:fill="CCE0F5" w:val="clear"/>
@@ -2328,12 +2353,14 @@
   </w:style>
   <w:style w:customStyle="1" w:styleId="BgEBD6FF" w:type="character">
     <w:name w:val="BgEBD6FF"/>
+    <w:semiHidden/>
     <w:rPr>
       <w:shd w:color="auto" w:fill="EBD6FF" w:val="clear"/>
     </w:rPr>
   </w:style>
   <w:style w:customStyle="1" w:styleId="ColorE60000BgEBD6FF" w:type="character">
     <w:name w:val="ColorE60000BgEBD6FF"/>
+    <w:semiHidden/>
     <w:rPr>
       <w:color w:val="E60000"/>
       <w:shd w:color="auto" w:fill="EBD6FF" w:val="clear"/>
@@ -2341,12 +2368,14 @@
   </w:style>
   <w:style w:customStyle="1" w:styleId="BgBBBBBB" w:type="character">
     <w:name w:val="BgBBBBBB"/>
+    <w:semiHidden/>
     <w:rPr>
       <w:shd w:color="auto" w:fill="BBBBBB" w:val="clear"/>
     </w:rPr>
   </w:style>
   <w:style w:customStyle="1" w:styleId="ColorE60000BgBBBBBB" w:type="character">
     <w:name w:val="ColorE60000BgBBBBBB"/>
+    <w:semiHidden/>
     <w:rPr>
       <w:color w:val="E60000"/>
       <w:shd w:color="auto" w:fill="BBBBBB" w:val="clear"/>
@@ -2354,12 +2383,14 @@
   </w:style>
   <w:style w:customStyle="1" w:styleId="BgF06666" w:type="character">
     <w:name w:val="BgF06666"/>
+    <w:semiHidden/>
     <w:rPr>
       <w:shd w:color="auto" w:fill="F06666" w:val="clear"/>
     </w:rPr>
   </w:style>
   <w:style w:customStyle="1" w:styleId="ColorE60000BgF06666" w:type="character">
     <w:name w:val="ColorE60000BgF06666"/>
+    <w:semiHidden/>
     <w:rPr>
       <w:color w:val="E60000"/>
       <w:shd w:color="auto" w:fill="F06666" w:val="clear"/>
@@ -2367,12 +2398,14 @@
   </w:style>
   <w:style w:customStyle="1" w:styleId="BgFFC266" w:type="character">
     <w:name w:val="BgFFC266"/>
+    <w:semiHidden/>
     <w:rPr>
       <w:shd w:color="auto" w:fill="FFC266" w:val="clear"/>
     </w:rPr>
   </w:style>
   <w:style w:customStyle="1" w:styleId="ColorE60000BgFFC266" w:type="character">
     <w:name w:val="ColorE60000BgFFC266"/>
+    <w:semiHidden/>
     <w:rPr>
       <w:color w:val="E60000"/>
       <w:shd w:color="auto" w:fill="FFC266" w:val="clear"/>
@@ -2380,12 +2413,14 @@
   </w:style>
   <w:style w:customStyle="1" w:styleId="BgFFFF66" w:type="character">
     <w:name w:val="BgFFFF66"/>
+    <w:semiHidden/>
     <w:rPr>
       <w:shd w:color="auto" w:fill="FFFF66" w:val="clear"/>
     </w:rPr>
   </w:style>
   <w:style w:customStyle="1" w:styleId="ColorE60000BgFFFF66" w:type="character">
     <w:name w:val="ColorE60000BgFFFF66"/>
+    <w:semiHidden/>
     <w:rPr>
       <w:color w:val="E60000"/>
       <w:shd w:color="auto" w:fill="FFFF66" w:val="clear"/>
@@ -2393,12 +2428,14 @@
   </w:style>
   <w:style w:customStyle="1" w:styleId="Bg66B966" w:type="character">
     <w:name w:val="Bg66B966"/>
+    <w:semiHidden/>
     <w:rPr>
       <w:shd w:color="auto" w:fill="66B966" w:val="clear"/>
     </w:rPr>
   </w:style>
   <w:style w:customStyle="1" w:styleId="ColorE60000Bg66B966" w:type="character">
     <w:name w:val="ColorE60000Bg66B966"/>
+    <w:semiHidden/>
     <w:rPr>
       <w:color w:val="E60000"/>
       <w:shd w:color="auto" w:fill="66B966" w:val="clear"/>
@@ -2406,12 +2443,14 @@
   </w:style>
   <w:style w:customStyle="1" w:styleId="Bg66A3E0" w:type="character">
     <w:name w:val="Bg66A3E0"/>
+    <w:semiHidden/>
     <w:rPr>
       <w:shd w:color="auto" w:fill="66A3E0" w:val="clear"/>
     </w:rPr>
   </w:style>
   <w:style w:customStyle="1" w:styleId="ColorE60000Bg66A3E0" w:type="character">
     <w:name w:val="ColorE60000Bg66A3E0"/>
+    <w:semiHidden/>
     <w:rPr>
       <w:color w:val="E60000"/>
       <w:shd w:color="auto" w:fill="66A3E0" w:val="clear"/>
@@ -2419,12 +2458,14 @@
   </w:style>
   <w:style w:customStyle="1" w:styleId="BgC285FF" w:type="character">
     <w:name w:val="BgC285FF"/>
+    <w:semiHidden/>
     <w:rPr>
       <w:shd w:color="auto" w:fill="C285FF" w:val="clear"/>
     </w:rPr>
   </w:style>
   <w:style w:customStyle="1" w:styleId="ColorE60000BgC285FF" w:type="character">
     <w:name w:val="ColorE60000BgC285FF"/>
+    <w:semiHidden/>
     <w:rPr>
       <w:color w:val="E60000"/>
       <w:shd w:color="auto" w:fill="C285FF" w:val="clear"/>
@@ -2432,12 +2473,14 @@
   </w:style>
   <w:style w:customStyle="1" w:styleId="Bg888888" w:type="character">
     <w:name w:val="Bg888888"/>
+    <w:semiHidden/>
     <w:rPr>
       <w:shd w:color="auto" w:fill="888888" w:val="clear"/>
     </w:rPr>
   </w:style>
   <w:style w:customStyle="1" w:styleId="ColorE60000Bg888888" w:type="character">
     <w:name w:val="ColorE60000Bg888888"/>
+    <w:semiHidden/>
     <w:rPr>
       <w:color w:val="E60000"/>
       <w:shd w:color="auto" w:fill="888888" w:val="clear"/>
@@ -2445,12 +2488,14 @@
   </w:style>
   <w:style w:customStyle="1" w:styleId="BgA10000" w:type="character">
     <w:name w:val="BgA10000"/>
+    <w:semiHidden/>
     <w:rPr>
       <w:shd w:color="auto" w:fill="A10000" w:val="clear"/>
     </w:rPr>
   </w:style>
   <w:style w:customStyle="1" w:styleId="ColorE60000BgA10000" w:type="character">
     <w:name w:val="ColorE60000BgA10000"/>
+    <w:semiHidden/>
     <w:rPr>
       <w:color w:val="E60000"/>
       <w:shd w:color="auto" w:fill="A10000" w:val="clear"/>
@@ -2458,12 +2503,14 @@
   </w:style>
   <w:style w:customStyle="1" w:styleId="BgB26B00" w:type="character">
     <w:name w:val="BgB26B00"/>
+    <w:semiHidden/>
     <w:rPr>
       <w:shd w:color="auto" w:fill="B26B00" w:val="clear"/>
     </w:rPr>
   </w:style>
   <w:style w:customStyle="1" w:styleId="ColorE60000BgB26B00" w:type="character">
     <w:name w:val="ColorE60000BgB26B00"/>
+    <w:semiHidden/>
     <w:rPr>
       <w:color w:val="E60000"/>
       <w:shd w:color="auto" w:fill="B26B00" w:val="clear"/>
@@ -2471,12 +2518,14 @@
   </w:style>
   <w:style w:customStyle="1" w:styleId="BgB2B200" w:type="character">
     <w:name w:val="BgB2B200"/>
+    <w:semiHidden/>
     <w:rPr>
       <w:shd w:color="auto" w:fill="B2B200" w:val="clear"/>
     </w:rPr>
   </w:style>
   <w:style w:customStyle="1" w:styleId="ColorE60000BgB2B200" w:type="character">
     <w:name w:val="ColorE60000BgB2B200"/>
+    <w:semiHidden/>
     <w:rPr>
       <w:color w:val="E60000"/>
       <w:shd w:color="auto" w:fill="B2B200" w:val="clear"/>
@@ -2484,12 +2533,14 @@
   </w:style>
   <w:style w:customStyle="1" w:styleId="Bg006100" w:type="character">
     <w:name w:val="Bg006100"/>
+    <w:semiHidden/>
     <w:rPr>
       <w:shd w:color="auto" w:fill="006100" w:val="clear"/>
     </w:rPr>
   </w:style>
   <w:style w:customStyle="1" w:styleId="ColorE60000Bg006100" w:type="character">
     <w:name w:val="ColorE60000Bg006100"/>
+    <w:semiHidden/>
     <w:rPr>
       <w:color w:val="E60000"/>
       <w:shd w:color="auto" w:fill="006100" w:val="clear"/>
@@ -2497,12 +2548,14 @@
   </w:style>
   <w:style w:customStyle="1" w:styleId="Bg0047B2" w:type="character">
     <w:name w:val="Bg0047B2"/>
+    <w:semiHidden/>
     <w:rPr>
       <w:shd w:color="auto" w:fill="0047B2" w:val="clear"/>
     </w:rPr>
   </w:style>
   <w:style w:customStyle="1" w:styleId="ColorE60000Bg0047B2" w:type="character">
     <w:name w:val="ColorE60000Bg0047B2"/>
+    <w:semiHidden/>
     <w:rPr>
       <w:color w:val="E60000"/>
       <w:shd w:color="auto" w:fill="0047B2" w:val="clear"/>
@@ -2510,12 +2563,14 @@
   </w:style>
   <w:style w:customStyle="1" w:styleId="Bg6B24B2" w:type="character">
     <w:name w:val="Bg6B24B2"/>
+    <w:semiHidden/>
     <w:rPr>
       <w:shd w:color="auto" w:fill="6B24B2" w:val="clear"/>
     </w:rPr>
   </w:style>
   <w:style w:customStyle="1" w:styleId="ColorE60000Bg6B24B2" w:type="character">
     <w:name w:val="ColorE60000Bg6B24B2"/>
+    <w:semiHidden/>
     <w:rPr>
       <w:color w:val="E60000"/>
       <w:shd w:color="auto" w:fill="6B24B2" w:val="clear"/>
@@ -2523,12 +2578,14 @@
   </w:style>
   <w:style w:customStyle="1" w:styleId="Bg444444" w:type="character">
     <w:name w:val="Bg444444"/>
+    <w:semiHidden/>
     <w:rPr>
       <w:shd w:color="auto" w:fill="444444" w:val="clear"/>
     </w:rPr>
   </w:style>
   <w:style w:customStyle="1" w:styleId="ColorE60000Bg444444" w:type="character">
     <w:name w:val="ColorE60000Bg444444"/>
+    <w:semiHidden/>
     <w:rPr>
       <w:color w:val="E60000"/>
       <w:shd w:color="auto" w:fill="444444" w:val="clear"/>
@@ -2536,12 +2593,14 @@
   </w:style>
   <w:style w:customStyle="1" w:styleId="Bg5C0000" w:type="character">
     <w:name w:val="Bg5C0000"/>
+    <w:semiHidden/>
     <w:rPr>
       <w:shd w:color="auto" w:fill="5C0000" w:val="clear"/>
     </w:rPr>
   </w:style>
   <w:style w:customStyle="1" w:styleId="ColorE60000Bg5C0000" w:type="character">
     <w:name w:val="ColorE60000Bg5C0000"/>
+    <w:semiHidden/>
     <w:rPr>
       <w:color w:val="E60000"/>
       <w:shd w:color="auto" w:fill="5C0000" w:val="clear"/>
@@ -2549,12 +2608,14 @@
   </w:style>
   <w:style w:customStyle="1" w:styleId="Bg663D00" w:type="character">
     <w:name w:val="Bg663D00"/>
+    <w:semiHidden/>
     <w:rPr>
       <w:shd w:color="auto" w:fill="663D00" w:val="clear"/>
     </w:rPr>
   </w:style>
   <w:style w:customStyle="1" w:styleId="ColorE60000Bg663D00" w:type="character">
     <w:name w:val="ColorE60000Bg663D00"/>
+    <w:semiHidden/>
     <w:rPr>
       <w:color w:val="E60000"/>
       <w:shd w:color="auto" w:fill="663D00" w:val="clear"/>
@@ -2562,12 +2623,14 @@
   </w:style>
   <w:style w:customStyle="1" w:styleId="Bg666600" w:type="character">
     <w:name w:val="Bg666600"/>
+    <w:semiHidden/>
     <w:rPr>
       <w:shd w:color="auto" w:fill="666600" w:val="clear"/>
     </w:rPr>
   </w:style>
   <w:style w:customStyle="1" w:styleId="ColorE60000Bg666600" w:type="character">
     <w:name w:val="ColorE60000Bg666600"/>
+    <w:semiHidden/>
     <w:rPr>
       <w:color w:val="E60000"/>
       <w:shd w:color="auto" w:fill="666600" w:val="clear"/>
@@ -2575,12 +2638,14 @@
   </w:style>
   <w:style w:customStyle="1" w:styleId="Bg003700" w:type="character">
     <w:name w:val="Bg003700"/>
+    <w:semiHidden/>
     <w:rPr>
       <w:shd w:color="auto" w:fill="003700" w:val="clear"/>
     </w:rPr>
   </w:style>
   <w:style w:customStyle="1" w:styleId="ColorE60000Bg003700" w:type="character">
     <w:name w:val="ColorE60000Bg003700"/>
+    <w:semiHidden/>
     <w:rPr>
       <w:color w:val="E60000"/>
       <w:shd w:color="auto" w:fill="003700" w:val="clear"/>
@@ -2588,12 +2653,14 @@
   </w:style>
   <w:style w:customStyle="1" w:styleId="Bg002966" w:type="character">
     <w:name w:val="Bg002966"/>
+    <w:semiHidden/>
     <w:rPr>
       <w:shd w:color="auto" w:fill="002966" w:val="clear"/>
     </w:rPr>
   </w:style>
   <w:style w:customStyle="1" w:styleId="ColorE60000Bg002966" w:type="character">
     <w:name w:val="ColorE60000Bg002966"/>
+    <w:semiHidden/>
     <w:rPr>
       <w:color w:val="E60000"/>
       <w:shd w:color="auto" w:fill="002966" w:val="clear"/>
@@ -2601,12 +2668,14 @@
   </w:style>
   <w:style w:customStyle="1" w:styleId="Bg3D1466" w:type="character">
     <w:name w:val="Bg3D1466"/>
+    <w:semiHidden/>
     <w:rPr>
       <w:shd w:color="auto" w:fill="3D1466" w:val="clear"/>
     </w:rPr>
   </w:style>
   <w:style w:customStyle="1" w:styleId="ColorE60000Bg3D1466" w:type="character">
     <w:name w:val="ColorE60000Bg3D1466"/>
+    <w:semiHidden/>
     <w:rPr>
       <w:color w:val="E60000"/>
       <w:shd w:color="auto" w:fill="3D1466" w:val="clear"/>
@@ -2614,12 +2683,14 @@
   </w:style>
   <w:style w:customStyle="1" w:styleId="ColorFF9900" w:type="character">
     <w:name w:val="ColorFF9900"/>
+    <w:semiHidden/>
     <w:rPr>
       <w:color w:val="FF9900"/>
     </w:rPr>
   </w:style>
   <w:style w:customStyle="1" w:styleId="ColorFF9900BgE60000" w:type="character">
     <w:name w:val="ColorFF9900BgE60000"/>
+    <w:semiHidden/>
     <w:rPr>
       <w:color w:val="FF9900"/>
       <w:shd w:color="auto" w:fill="E60000" w:val="clear"/>
@@ -2627,6 +2698,7 @@
   </w:style>
   <w:style w:customStyle="1" w:styleId="ColorFF9900BgFF9900" w:type="character">
     <w:name w:val="ColorFF9900BgFF9900"/>
+    <w:semiHidden/>
     <w:rPr>
       <w:color w:val="FF9900"/>
       <w:shd w:color="auto" w:fill="FF9900" w:val="clear"/>
@@ -2634,6 +2706,7 @@
   </w:style>
   <w:style w:customStyle="1" w:styleId="ColorFF9900BgFFFF00" w:type="character">
     <w:name w:val="ColorFF9900BgFFFF00"/>
+    <w:semiHidden/>
     <w:rPr>
       <w:color w:val="FF9900"/>
       <w:shd w:color="auto" w:fill="FFFF00" w:val="clear"/>
@@ -2641,6 +2714,7 @@
   </w:style>
   <w:style w:customStyle="1" w:styleId="ColorFF9900Bg008A00" w:type="character">
     <w:name w:val="ColorFF9900Bg008A00"/>
+    <w:semiHidden/>
     <w:rPr>
       <w:color w:val="FF9900"/>
       <w:shd w:color="auto" w:fill="008A00" w:val="clear"/>
@@ -2648,6 +2722,7 @@
   </w:style>
   <w:style w:customStyle="1" w:styleId="ColorFF9900Bg0066CC" w:type="character">
     <w:name w:val="ColorFF9900Bg0066CC"/>
+    <w:semiHidden/>
     <w:rPr>
       <w:color w:val="FF9900"/>
       <w:shd w:color="auto" w:fill="0066CC" w:val="clear"/>
@@ -2655,6 +2730,7 @@
   </w:style>
   <w:style w:customStyle="1" w:styleId="ColorFF9900Bg9933FF" w:type="character">
     <w:name w:val="ColorFF9900Bg9933FF"/>
+    <w:semiHidden/>
     <w:rPr>
       <w:color w:val="FF9900"/>
       <w:shd w:color="auto" w:fill="9933FF" w:val="clear"/>
@@ -2662,6 +2738,7 @@
   </w:style>
   <w:style w:customStyle="1" w:styleId="ColorFF9900BgFFFFFF" w:type="character">
     <w:name w:val="ColorFF9900BgFFFFFF"/>
+    <w:semiHidden/>
     <w:rPr>
       <w:color w:val="FF9900"/>
       <w:shd w:color="auto" w:fill="FFFFFF" w:val="clear"/>
@@ -2669,6 +2746,7 @@
   </w:style>
   <w:style w:customStyle="1" w:styleId="ColorFF9900BgFACCCC" w:type="character">
     <w:name w:val="ColorFF9900BgFACCCC"/>
+    <w:semiHidden/>
     <w:rPr>
       <w:color w:val="FF9900"/>
       <w:shd w:color="auto" w:fill="FACCCC" w:val="clear"/>
@@ -2676,6 +2754,7 @@
   </w:style>
   <w:style w:customStyle="1" w:styleId="ColorFF9900BgFFEBCC" w:type="character">
     <w:name w:val="ColorFF9900BgFFEBCC"/>
+    <w:semiHidden/>
     <w:rPr>
       <w:color w:val="FF9900"/>
       <w:shd w:color="auto" w:fill="FFEBCC" w:val="clear"/>
@@ -2683,6 +2762,7 @@
   </w:style>
   <w:style w:customStyle="1" w:styleId="ColorFF9900BgFFFFCC" w:type="character">
     <w:name w:val="ColorFF9900BgFFFFCC"/>
+    <w:semiHidden/>
     <w:rPr>
       <w:color w:val="FF9900"/>
       <w:shd w:color="auto" w:fill="FFFFCC" w:val="clear"/>
@@ -2690,6 +2770,7 @@
   </w:style>
   <w:style w:customStyle="1" w:styleId="ColorFF9900BgCCE8CC" w:type="character">
     <w:name w:val="ColorFF9900BgCCE8CC"/>
+    <w:semiHidden/>
     <w:rPr>
       <w:color w:val="FF9900"/>
       <w:shd w:color="auto" w:fill="CCE8CC" w:val="clear"/>
@@ -2697,6 +2778,7 @@
   </w:style>
   <w:style w:customStyle="1" w:styleId="ColorFF9900BgCCE0F5" w:type="character">
     <w:name w:val="ColorFF9900BgCCE0F5"/>
+    <w:semiHidden/>
     <w:rPr>
       <w:color w:val="FF9900"/>
       <w:shd w:color="auto" w:fill="CCE0F5" w:val="clear"/>
@@ -2704,6 +2786,7 @@
   </w:style>
   <w:style w:customStyle="1" w:styleId="ColorFF9900BgEBD6FF" w:type="character">
     <w:name w:val="ColorFF9900BgEBD6FF"/>
+    <w:semiHidden/>
     <w:rPr>
       <w:color w:val="FF9900"/>
       <w:shd w:color="auto" w:fill="EBD6FF" w:val="clear"/>
@@ -2711,6 +2794,7 @@
   </w:style>
   <w:style w:customStyle="1" w:styleId="ColorFF9900BgBBBBBB" w:type="character">
     <w:name w:val="ColorFF9900BgBBBBBB"/>
+    <w:semiHidden/>
     <w:rPr>
       <w:color w:val="FF9900"/>
       <w:shd w:color="auto" w:fill="BBBBBB" w:val="clear"/>
@@ -2718,6 +2802,7 @@
   </w:style>
   <w:style w:customStyle="1" w:styleId="ColorFF9900BgF06666" w:type="character">
     <w:name w:val="ColorFF9900BgF06666"/>
+    <w:semiHidden/>
     <w:rPr>
       <w:color w:val="FF9900"/>
       <w:shd w:color="auto" w:fill="F06666" w:val="clear"/>
@@ -2725,6 +2810,7 @@
   </w:style>
   <w:style w:customStyle="1" w:styleId="ColorFF9900BgFFC266" w:type="character">
     <w:name w:val="ColorFF9900BgFFC266"/>
+    <w:semiHidden/>
     <w:rPr>
       <w:color w:val="FF9900"/>
       <w:shd w:color="auto" w:fill="FFC266" w:val="clear"/>
@@ -2732,6 +2818,7 @@
   </w:style>
   <w:style w:customStyle="1" w:styleId="ColorFF9900BgFFFF66" w:type="character">
     <w:name w:val="ColorFF9900BgFFFF66"/>
+    <w:semiHidden/>
     <w:rPr>
       <w:color w:val="FF9900"/>
       <w:shd w:color="auto" w:fill="FFFF66" w:val="clear"/>
@@ -2739,6 +2826,7 @@
   </w:style>
   <w:style w:customStyle="1" w:styleId="ColorFF9900Bg66B966" w:type="character">
     <w:name w:val="ColorFF9900Bg66B966"/>
+    <w:semiHidden/>
     <w:rPr>
       <w:color w:val="FF9900"/>
       <w:shd w:color="auto" w:fill="66B966" w:val="clear"/>
@@ -2746,6 +2834,7 @@
   </w:style>
   <w:style w:customStyle="1" w:styleId="ColorFF9900Bg66A3E0" w:type="character">
     <w:name w:val="ColorFF9900Bg66A3E0"/>
+    <w:semiHidden/>
     <w:rPr>
       <w:color w:val="FF9900"/>
       <w:shd w:color="auto" w:fill="66A3E0" w:val="clear"/>
@@ -2753,6 +2842,7 @@
   </w:style>
   <w:style w:customStyle="1" w:styleId="ColorFF9900BgC285FF" w:type="character">
     <w:name w:val="ColorFF9900BgC285FF"/>
+    <w:semiHidden/>
     <w:rPr>
       <w:color w:val="FF9900"/>
       <w:shd w:color="auto" w:fill="C285FF" w:val="clear"/>
@@ -2760,6 +2850,7 @@
   </w:style>
   <w:style w:customStyle="1" w:styleId="ColorFF9900Bg888888" w:type="character">
     <w:name w:val="ColorFF9900Bg888888"/>
+    <w:semiHidden/>
     <w:rPr>
       <w:color w:val="FF9900"/>
       <w:shd w:color="auto" w:fill="888888" w:val="clear"/>
@@ -2767,6 +2858,7 @@
   </w:style>
   <w:style w:customStyle="1" w:styleId="ColorFF9900BgA10000" w:type="character">
     <w:name w:val="ColorFF9900BgA10000"/>
+    <w:semiHidden/>
     <w:rPr>
       <w:color w:val="FF9900"/>
       <w:shd w:color="auto" w:fill="A10000" w:val="clear"/>
@@ -2774,6 +2866,7 @@
   </w:style>
   <w:style w:customStyle="1" w:styleId="ColorFF9900BgB26B00" w:type="character">
     <w:name w:val="ColorFF9900BgB26B00"/>
+    <w:semiHidden/>
     <w:rPr>
       <w:color w:val="FF9900"/>
       <w:shd w:color="auto" w:fill="B26B00" w:val="clear"/>
@@ -2781,6 +2874,7 @@
   </w:style>
   <w:style w:customStyle="1" w:styleId="ColorFF9900BgB2B200" w:type="character">
     <w:name w:val="ColorFF9900BgB2B200"/>
+    <w:semiHidden/>
     <w:rPr>
       <w:color w:val="FF9900"/>
       <w:shd w:color="auto" w:fill="B2B200" w:val="clear"/>
@@ -2788,6 +2882,7 @@
   </w:style>
   <w:style w:customStyle="1" w:styleId="ColorFF9900Bg006100" w:type="character">
     <w:name w:val="ColorFF9900Bg006100"/>
+    <w:semiHidden/>
     <w:rPr>
       <w:color w:val="FF9900"/>
       <w:shd w:color="auto" w:fill="006100" w:val="clear"/>
@@ -2795,6 +2890,7 @@
   </w:style>
   <w:style w:customStyle="1" w:styleId="ColorFF9900Bg0047B2" w:type="character">
     <w:name w:val="ColorFF9900Bg0047B2"/>
+    <w:semiHidden/>
     <w:rPr>
       <w:color w:val="FF9900"/>
       <w:shd w:color="auto" w:fill="0047B2" w:val="clear"/>
@@ -2802,6 +2898,7 @@
   </w:style>
   <w:style w:customStyle="1" w:styleId="ColorFF9900Bg6B24B2" w:type="character">
     <w:name w:val="ColorFF9900Bg6B24B2"/>
+    <w:semiHidden/>
     <w:rPr>
       <w:color w:val="FF9900"/>
       <w:shd w:color="auto" w:fill="6B24B2" w:val="clear"/>
@@ -2809,6 +2906,7 @@
   </w:style>
   <w:style w:customStyle="1" w:styleId="ColorFF9900Bg444444" w:type="character">
     <w:name w:val="ColorFF9900Bg444444"/>
+    <w:semiHidden/>
     <w:rPr>
       <w:color w:val="FF9900"/>
       <w:shd w:color="auto" w:fill="444444" w:val="clear"/>
@@ -2816,6 +2914,7 @@
   </w:style>
   <w:style w:customStyle="1" w:styleId="ColorFF9900Bg5C0000" w:type="character">
     <w:name w:val="ColorFF9900Bg5C0000"/>
+    <w:semiHidden/>
     <w:rPr>
       <w:color w:val="FF9900"/>
       <w:shd w:color="auto" w:fill="5C0000" w:val="clear"/>
@@ -2823,6 +2922,7 @@
   </w:style>
   <w:style w:customStyle="1" w:styleId="ColorFF9900Bg663D00" w:type="character">
     <w:name w:val="ColorFF9900Bg663D00"/>
+    <w:semiHidden/>
     <w:rPr>
       <w:color w:val="FF9900"/>
       <w:shd w:color="auto" w:fill="663D00" w:val="clear"/>
@@ -2830,6 +2930,7 @@
   </w:style>
   <w:style w:customStyle="1" w:styleId="ColorFF9900Bg666600" w:type="character">
     <w:name w:val="ColorFF9900Bg666600"/>
+    <w:semiHidden/>
     <w:rPr>
       <w:color w:val="FF9900"/>
       <w:shd w:color="auto" w:fill="666600" w:val="clear"/>
@@ -2837,6 +2938,7 @@
   </w:style>
   <w:style w:customStyle="1" w:styleId="ColorFF9900Bg003700" w:type="character">
     <w:name w:val="ColorFF9900Bg003700"/>
+    <w:semiHidden/>
     <w:rPr>
       <w:color w:val="FF9900"/>
       <w:shd w:color="auto" w:fill="003700" w:val="clear"/>
@@ -2844,6 +2946,7 @@
   </w:style>
   <w:style w:customStyle="1" w:styleId="ColorFF9900Bg002966" w:type="character">
     <w:name w:val="ColorFF9900Bg002966"/>
+    <w:semiHidden/>
     <w:rPr>
       <w:color w:val="FF9900"/>
       <w:shd w:color="auto" w:fill="002966" w:val="clear"/>
@@ -2851,6 +2954,7 @@
   </w:style>
   <w:style w:customStyle="1" w:styleId="ColorFF9900Bg3D1466" w:type="character">
     <w:name w:val="ColorFF9900Bg3D1466"/>
+    <w:semiHidden/>
     <w:rPr>
       <w:color w:val="FF9900"/>
       <w:shd w:color="auto" w:fill="3D1466" w:val="clear"/>
@@ -2858,12 +2962,14 @@
   </w:style>
   <w:style w:customStyle="1" w:styleId="ColorFFFF00" w:type="character">
     <w:name w:val="ColorFFFF00"/>
+    <w:semiHidden/>
     <w:rPr>
       <w:color w:val="FFFF00"/>
     </w:rPr>
   </w:style>
   <w:style w:customStyle="1" w:styleId="ColorFFFF00BgE60000" w:type="character">
     <w:name w:val="ColorFFFF00BgE60000"/>
+    <w:semiHidden/>
     <w:rPr>
       <w:color w:val="FFFF00"/>
       <w:shd w:color="auto" w:fill="E60000" w:val="clear"/>
@@ -2871,6 +2977,7 @@
   </w:style>
   <w:style w:customStyle="1" w:styleId="ColorFFFF00BgFF9900" w:type="character">
     <w:name w:val="ColorFFFF00BgFF9900"/>
+    <w:semiHidden/>
     <w:rPr>
       <w:color w:val="FFFF00"/>
       <w:shd w:color="auto" w:fill="FF9900" w:val="clear"/>
@@ -2878,6 +2985,7 @@
   </w:style>
   <w:style w:customStyle="1" w:styleId="ColorFFFF00BgFFFF00" w:type="character">
     <w:name w:val="ColorFFFF00BgFFFF00"/>
+    <w:semiHidden/>
     <w:rPr>
       <w:color w:val="FFFF00"/>
       <w:shd w:color="auto" w:fill="FFFF00" w:val="clear"/>
@@ -2885,6 +2993,7 @@
   </w:style>
   <w:style w:customStyle="1" w:styleId="ColorFFFF00Bg008A00" w:type="character">
     <w:name w:val="ColorFFFF00Bg008A00"/>
+    <w:semiHidden/>
     <w:rPr>
       <w:color w:val="FFFF00"/>
       <w:shd w:color="auto" w:fill="008A00" w:val="clear"/>
@@ -2892,6 +3001,7 @@
   </w:style>
   <w:style w:customStyle="1" w:styleId="ColorFFFF00Bg0066CC" w:type="character">
     <w:name w:val="ColorFFFF00Bg0066CC"/>
+    <w:semiHidden/>
     <w:rPr>
       <w:color w:val="FFFF00"/>
       <w:shd w:color="auto" w:fill="0066CC" w:val="clear"/>
@@ -2899,6 +3009,7 @@
   </w:style>
   <w:style w:customStyle="1" w:styleId="ColorFFFF00Bg9933FF" w:type="character">
     <w:name w:val="ColorFFFF00Bg9933FF"/>
+    <w:semiHidden/>
     <w:rPr>
       <w:color w:val="FFFF00"/>
       <w:shd w:color="auto" w:fill="9933FF" w:val="clear"/>
@@ -2906,6 +3017,7 @@
   </w:style>
   <w:style w:customStyle="1" w:styleId="ColorFFFF00BgFFFFFF" w:type="character">
     <w:name w:val="ColorFFFF00BgFFFFFF"/>
+    <w:semiHidden/>
     <w:rPr>
       <w:color w:val="FFFF00"/>
       <w:shd w:color="auto" w:fill="FFFFFF" w:val="clear"/>
@@ -2913,6 +3025,7 @@
   </w:style>
   <w:style w:customStyle="1" w:styleId="ColorFFFF00BgFACCCC" w:type="character">
     <w:name w:val="ColorFFFF00BgFACCCC"/>
+    <w:semiHidden/>
     <w:rPr>
       <w:color w:val="FFFF00"/>
       <w:shd w:color="auto" w:fill="FACCCC" w:val="clear"/>
@@ -2920,6 +3033,7 @@
   </w:style>
   <w:style w:customStyle="1" w:styleId="ColorFFFF00BgFFEBCC" w:type="character">
     <w:name w:val="ColorFFFF00BgFFEBCC"/>
+    <w:semiHidden/>
     <w:rPr>
       <w:color w:val="FFFF00"/>
       <w:shd w:color="auto" w:fill="FFEBCC" w:val="clear"/>
@@ -2927,6 +3041,7 @@
   </w:style>
   <w:style w:customStyle="1" w:styleId="ColorFFFF00BgFFFFCC" w:type="character">
     <w:name w:val="ColorFFFF00BgFFFFCC"/>
+    <w:semiHidden/>
     <w:rPr>
       <w:color w:val="FFFF00"/>
       <w:shd w:color="auto" w:fill="FFFFCC" w:val="clear"/>
@@ -2934,6 +3049,7 @@
   </w:style>
   <w:style w:customStyle="1" w:styleId="ColorFFFF00BgCCE8CC" w:type="character">
     <w:name w:val="ColorFFFF00BgCCE8CC"/>
+    <w:semiHidden/>
     <w:rPr>
       <w:color w:val="FFFF00"/>
       <w:shd w:color="auto" w:fill="CCE8CC" w:val="clear"/>
@@ -2941,6 +3057,7 @@
   </w:style>
   <w:style w:customStyle="1" w:styleId="ColorFFFF00BgCCE0F5" w:type="character">
     <w:name w:val="ColorFFFF00BgCCE0F5"/>
+    <w:semiHidden/>
     <w:rPr>
       <w:color w:val="FFFF00"/>
       <w:shd w:color="auto" w:fill="CCE0F5" w:val="clear"/>
@@ -2948,6 +3065,7 @@
   </w:style>
   <w:style w:customStyle="1" w:styleId="ColorFFFF00BgEBD6FF" w:type="character">
     <w:name w:val="ColorFFFF00BgEBD6FF"/>
+    <w:semiHidden/>
     <w:rPr>
       <w:color w:val="FFFF00"/>
       <w:shd w:color="auto" w:fill="EBD6FF" w:val="clear"/>
@@ -2955,6 +3073,7 @@
   </w:style>
   <w:style w:customStyle="1" w:styleId="ColorFFFF00BgBBBBBB" w:type="character">
     <w:name w:val="ColorFFFF00BgBBBBBB"/>
+    <w:semiHidden/>
     <w:rPr>
       <w:color w:val="FFFF00"/>
       <w:shd w:color="auto" w:fill="BBBBBB" w:val="clear"/>
@@ -2962,6 +3081,7 @@
   </w:style>
   <w:style w:customStyle="1" w:styleId="ColorFFFF00BgF06666" w:type="character">
     <w:name w:val="ColorFFFF00BgF06666"/>
+    <w:semiHidden/>
     <w:rPr>
       <w:color w:val="FFFF00"/>
       <w:shd w:color="auto" w:fill="F06666" w:val="clear"/>
@@ -2969,6 +3089,7 @@
   </w:style>
   <w:style w:customStyle="1" w:styleId="ColorFFFF00BgFFC266" w:type="character">
     <w:name w:val="ColorFFFF00BgFFC266"/>
+    <w:semiHidden/>
     <w:rPr>
       <w:color w:val="FFFF00"/>
       <w:shd w:color="auto" w:fill="FFC266" w:val="clear"/>
@@ -2976,6 +3097,7 @@
   </w:style>
   <w:style w:customStyle="1" w:styleId="ColorFFFF00BgFFFF66" w:type="character">
     <w:name w:val="ColorFFFF00BgFFFF66"/>
+    <w:semiHidden/>
     <w:rPr>
       <w:color w:val="FFFF00"/>
       <w:shd w:color="auto" w:fill="FFFF66" w:val="clear"/>
@@ -2983,6 +3105,7 @@
   </w:style>
   <w:style w:customStyle="1" w:styleId="ColorFFFF00Bg66B966" w:type="character">
     <w:name w:val="ColorFFFF00Bg66B966"/>
+    <w:semiHidden/>
     <w:rPr>
       <w:color w:val="FFFF00"/>
       <w:shd w:color="auto" w:fill="66B966" w:val="clear"/>
@@ -2990,6 +3113,7 @@
   </w:style>
   <w:style w:customStyle="1" w:styleId="ColorFFFF00Bg66A3E0" w:type="character">
     <w:name w:val="ColorFFFF00Bg66A3E0"/>
+    <w:semiHidden/>
     <w:rPr>
       <w:color w:val="FFFF00"/>
       <w:shd w:color="auto" w:fill="66A3E0" w:val="clear"/>
@@ -2997,6 +3121,7 @@
   </w:style>
   <w:style w:customStyle="1" w:styleId="ColorFFFF00BgC285FF" w:type="character">
     <w:name w:val="ColorFFFF00BgC285FF"/>
+    <w:semiHidden/>
     <w:rPr>
       <w:color w:val="FFFF00"/>
       <w:shd w:color="auto" w:fill="C285FF" w:val="clear"/>
@@ -3004,6 +3129,7 @@
   </w:style>
   <w:style w:customStyle="1" w:styleId="ColorFFFF00Bg888888" w:type="character">
     <w:name w:val="ColorFFFF00Bg888888"/>
+    <w:semiHidden/>
     <w:rPr>
       <w:color w:val="FFFF00"/>
       <w:shd w:color="auto" w:fill="888888" w:val="clear"/>
@@ -3011,6 +3137,7 @@
   </w:style>
   <w:style w:customStyle="1" w:styleId="ColorFFFF00BgA10000" w:type="character">
     <w:name w:val="ColorFFFF00BgA10000"/>
+    <w:semiHidden/>
     <w:rPr>
       <w:color w:val="FFFF00"/>
       <w:shd w:color="auto" w:fill="A10000" w:val="clear"/>
@@ -3018,6 +3145,7 @@
   </w:style>
   <w:style w:customStyle="1" w:styleId="ColorFFFF00BgB26B00" w:type="character">
     <w:name w:val="ColorFFFF00BgB26B00"/>
+    <w:semiHidden/>
     <w:rPr>
       <w:color w:val="FFFF00"/>
       <w:shd w:color="auto" w:fill="B26B00" w:val="clear"/>
@@ -3025,6 +3153,7 @@
   </w:style>
   <w:style w:customStyle="1" w:styleId="ColorFFFF00BgB2B200" w:type="character">
     <w:name w:val="ColorFFFF00BgB2B200"/>
+    <w:semiHidden/>
     <w:rPr>
       <w:color w:val="FFFF00"/>
       <w:shd w:color="auto" w:fill="B2B200" w:val="clear"/>
@@ -3032,6 +3161,7 @@
   </w:style>
   <w:style w:customStyle="1" w:styleId="ColorFFFF00Bg006100" w:type="character">
     <w:name w:val="ColorFFFF00Bg006100"/>
+    <w:semiHidden/>
     <w:rPr>
       <w:color w:val="FFFF00"/>
       <w:shd w:color="auto" w:fill="006100" w:val="clear"/>
@@ -3039,6 +3169,7 @@
   </w:style>
   <w:style w:customStyle="1" w:styleId="ColorFFFF00Bg0047B2" w:type="character">
     <w:name w:val="ColorFFFF00Bg0047B2"/>
+    <w:semiHidden/>
     <w:rPr>
       <w:color w:val="FFFF00"/>
       <w:shd w:color="auto" w:fill="0047B2" w:val="clear"/>
@@ -3046,6 +3177,7 @@
   </w:style>
   <w:style w:customStyle="1" w:styleId="ColorFFFF00Bg6B24B2" w:type="character">
     <w:name w:val="ColorFFFF00Bg6B24B2"/>
+    <w:semiHidden/>
     <w:rPr>
       <w:color w:val="FFFF00"/>
       <w:shd w:color="auto" w:fill="6B24B2" w:val="clear"/>
@@ -3053,6 +3185,7 @@
   </w:style>
   <w:style w:customStyle="1" w:styleId="ColorFFFF00Bg444444" w:type="character">
     <w:name w:val="ColorFFFF00Bg444444"/>
+    <w:semiHidden/>
     <w:rPr>
       <w:color w:val="FFFF00"/>
       <w:shd w:color="auto" w:fill="444444" w:val="clear"/>
@@ -3060,6 +3193,7 @@
   </w:style>
   <w:style w:customStyle="1" w:styleId="ColorFFFF00Bg5C0000" w:type="character">
     <w:name w:val="ColorFFFF00Bg5C0000"/>
+    <w:semiHidden/>
     <w:rPr>
       <w:color w:val="FFFF00"/>
       <w:shd w:color="auto" w:fill="5C0000" w:val="clear"/>
@@ -3067,6 +3201,7 @@
   </w:style>
   <w:style w:customStyle="1" w:styleId="ColorFFFF00Bg663D00" w:type="character">
     <w:name w:val="ColorFFFF00Bg663D00"/>
+    <w:semiHidden/>
     <w:rPr>
       <w:color w:val="FFFF00"/>
       <w:shd w:color="auto" w:fill="663D00" w:val="clear"/>
@@ -3074,6 +3209,7 @@
   </w:style>
   <w:style w:customStyle="1" w:styleId="ColorFFFF00Bg666600" w:type="character">
     <w:name w:val="ColorFFFF00Bg666600"/>
+    <w:semiHidden/>
     <w:rPr>
       <w:color w:val="FFFF00"/>
       <w:shd w:color="auto" w:fill="666600" w:val="clear"/>
@@ -3081,6 +3217,7 @@
   </w:style>
   <w:style w:customStyle="1" w:styleId="ColorFFFF00Bg003700" w:type="character">
     <w:name w:val="ColorFFFF00Bg003700"/>
+    <w:semiHidden/>
     <w:rPr>
       <w:color w:val="FFFF00"/>
       <w:shd w:color="auto" w:fill="003700" w:val="clear"/>
@@ -3088,6 +3225,7 @@
   </w:style>
   <w:style w:customStyle="1" w:styleId="ColorFFFF00Bg002966" w:type="character">
     <w:name w:val="ColorFFFF00Bg002966"/>
+    <w:semiHidden/>
     <w:rPr>
       <w:color w:val="FFFF00"/>
       <w:shd w:color="auto" w:fill="002966" w:val="clear"/>
@@ -3095,6 +3233,7 @@
   </w:style>
   <w:style w:customStyle="1" w:styleId="ColorFFFF00Bg3D1466" w:type="character">
     <w:name w:val="ColorFFFF00Bg3D1466"/>
+    <w:semiHidden/>
     <w:rPr>
       <w:color w:val="FFFF00"/>
       <w:shd w:color="auto" w:fill="3D1466" w:val="clear"/>
@@ -3102,12 +3241,14 @@
   </w:style>
   <w:style w:customStyle="1" w:styleId="Color008A00" w:type="character">
     <w:name w:val="Color008A00"/>
+    <w:semiHidden/>
     <w:rPr>
       <w:color w:val="008A00"/>
     </w:rPr>
   </w:style>
   <w:style w:customStyle="1" w:styleId="Color008A00BgE60000" w:type="character">
     <w:name w:val="Color008A00BgE60000"/>
+    <w:semiHidden/>
     <w:rPr>
       <w:color w:val="008A00"/>
       <w:shd w:color="auto" w:fill="E60000" w:val="clear"/>
@@ -3115,6 +3256,7 @@
   </w:style>
   <w:style w:customStyle="1" w:styleId="Color008A00BgFF9900" w:type="character">
     <w:name w:val="Color008A00BgFF9900"/>
+    <w:semiHidden/>
     <w:rPr>
       <w:color w:val="008A00"/>
       <w:shd w:color="auto" w:fill="FF9900" w:val="clear"/>
@@ -3122,6 +3264,7 @@
   </w:style>
   <w:style w:customStyle="1" w:styleId="Color008A00BgFFFF00" w:type="character">
     <w:name w:val="Color008A00BgFFFF00"/>
+    <w:semiHidden/>
     <w:rPr>
       <w:color w:val="008A00"/>
       <w:shd w:color="auto" w:fill="FFFF00" w:val="clear"/>
@@ -3129,6 +3272,7 @@
   </w:style>
   <w:style w:customStyle="1" w:styleId="Color008A00Bg008A00" w:type="character">
     <w:name w:val="Color008A00Bg008A00"/>
+    <w:semiHidden/>
     <w:rPr>
       <w:color w:val="008A00"/>
       <w:shd w:color="auto" w:fill="008A00" w:val="clear"/>
@@ -3136,6 +3280,7 @@
   </w:style>
   <w:style w:customStyle="1" w:styleId="Color008A00Bg0066CC" w:type="character">
     <w:name w:val="Color008A00Bg0066CC"/>
+    <w:semiHidden/>
     <w:rPr>
       <w:color w:val="008A00"/>
       <w:shd w:color="auto" w:fill="0066CC" w:val="clear"/>
@@ -3143,6 +3288,7 @@
   </w:style>
   <w:style w:customStyle="1" w:styleId="Color008A00Bg9933FF" w:type="character">
     <w:name w:val="Color008A00Bg9933FF"/>
+    <w:semiHidden/>
     <w:rPr>
       <w:color w:val="008A00"/>
       <w:shd w:color="auto" w:fill="9933FF" w:val="clear"/>
@@ -3150,6 +3296,7 @@
   </w:style>
   <w:style w:customStyle="1" w:styleId="Color008A00BgFFFFFF" w:type="character">
     <w:name w:val="Color008A00BgFFFFFF"/>
+    <w:semiHidden/>
     <w:rPr>
       <w:color w:val="008A00"/>
       <w:shd w:color="auto" w:fill="FFFFFF" w:val="clear"/>
@@ -3157,6 +3304,7 @@
   </w:style>
   <w:style w:customStyle="1" w:styleId="Color008A00BgFACCCC" w:type="character">
     <w:name w:val="Color008A00BgFACCCC"/>
+    <w:semiHidden/>
     <w:rPr>
       <w:color w:val="008A00"/>
       <w:shd w:color="auto" w:fill="FACCCC" w:val="clear"/>
@@ -3164,6 +3312,7 @@
   </w:style>
   <w:style w:customStyle="1" w:styleId="Color008A00BgFFEBCC" w:type="character">
     <w:name w:val="Color008A00BgFFEBCC"/>
+    <w:semiHidden/>
     <w:rPr>
       <w:color w:val="008A00"/>
       <w:shd w:color="auto" w:fill="FFEBCC" w:val="clear"/>
@@ -3171,6 +3320,7 @@
   </w:style>
   <w:style w:customStyle="1" w:styleId="Color008A00BgFFFFCC" w:type="character">
     <w:name w:val="Color008A00BgFFFFCC"/>
+    <w:semiHidden/>
     <w:rPr>
       <w:color w:val="008A00"/>
       <w:shd w:color="auto" w:fill="FFFFCC" w:val="clear"/>
@@ -3178,6 +3328,7 @@
   </w:style>
   <w:style w:customStyle="1" w:styleId="Color008A00BgCCE8CC" w:type="character">
     <w:name w:val="Color008A00BgCCE8CC"/>
+    <w:semiHidden/>
     <w:rPr>
       <w:color w:val="008A00"/>
       <w:shd w:color="auto" w:fill="CCE8CC" w:val="clear"/>
@@ -3185,6 +3336,7 @@
   </w:style>
   <w:style w:customStyle="1" w:styleId="Color008A00BgCCE0F5" w:type="character">
     <w:name w:val="Color008A00BgCCE0F5"/>
+    <w:semiHidden/>
     <w:rPr>
       <w:color w:val="008A00"/>
       <w:shd w:color="auto" w:fill="CCE0F5" w:val="clear"/>
@@ -3192,6 +3344,7 @@
   </w:style>
   <w:style w:customStyle="1" w:styleId="Color008A00BgEBD6FF" w:type="character">
     <w:name w:val="Color008A00BgEBD6FF"/>
+    <w:semiHidden/>
     <w:rPr>
       <w:color w:val="008A00"/>
       <w:shd w:color="auto" w:fill="EBD6FF" w:val="clear"/>
@@ -3199,6 +3352,7 @@
   </w:style>
   <w:style w:customStyle="1" w:styleId="Color008A00BgBBBBBB" w:type="character">
     <w:name w:val="Color008A00BgBBBBBB"/>
+    <w:semiHidden/>
     <w:rPr>
       <w:color w:val="008A00"/>
       <w:shd w:color="auto" w:fill="BBBBBB" w:val="clear"/>
@@ -3206,6 +3360,7 @@
   </w:style>
   <w:style w:customStyle="1" w:styleId="Color008A00BgF06666" w:type="character">
     <w:name w:val="Color008A00BgF06666"/>
+    <w:semiHidden/>
     <w:rPr>
       <w:color w:val="008A00"/>
       <w:shd w:color="auto" w:fill="F06666" w:val="clear"/>
@@ -3213,6 +3368,7 @@
   </w:style>
   <w:style w:customStyle="1" w:styleId="Color008A00BgFFC266" w:type="character">
     <w:name w:val="Color008A00BgFFC266"/>
+    <w:semiHidden/>
     <w:rPr>
       <w:color w:val="008A00"/>
       <w:shd w:color="auto" w:fill="FFC266" w:val="clear"/>
@@ -3220,6 +3376,7 @@
   </w:style>
   <w:style w:customStyle="1" w:styleId="Color008A00BgFFFF66" w:type="character">
     <w:name w:val="Color008A00BgFFFF66"/>
+    <w:semiHidden/>
     <w:rPr>
       <w:color w:val="008A00"/>
       <w:shd w:color="auto" w:fill="FFFF66" w:val="clear"/>
@@ -3227,6 +3384,7 @@
   </w:style>
   <w:style w:customStyle="1" w:styleId="Color008A00Bg66B966" w:type="character">
     <w:name w:val="Color008A00Bg66B966"/>
+    <w:semiHidden/>
     <w:rPr>
       <w:color w:val="008A00"/>
       <w:shd w:color="auto" w:fill="66B966" w:val="clear"/>
@@ -3234,6 +3392,7 @@
   </w:style>
   <w:style w:customStyle="1" w:styleId="Color008A00Bg66A3E0" w:type="character">
     <w:name w:val="Color008A00Bg66A3E0"/>
+    <w:semiHidden/>
     <w:rPr>
       <w:color w:val="008A00"/>
       <w:shd w:color="auto" w:fill="66A3E0" w:val="clear"/>
@@ -3241,6 +3400,7 @@
   </w:style>
   <w:style w:customStyle="1" w:styleId="Color008A00BgC285FF" w:type="character">
     <w:name w:val="Color008A00BgC285FF"/>
+    <w:semiHidden/>
     <w:rPr>
       <w:color w:val="008A00"/>
       <w:shd w:color="auto" w:fill="C285FF" w:val="clear"/>
@@ -3248,6 +3408,7 @@
   </w:style>
   <w:style w:customStyle="1" w:styleId="Color008A00Bg888888" w:type="character">
     <w:name w:val="Color008A00Bg888888"/>
+    <w:semiHidden/>
     <w:rPr>
       <w:color w:val="008A00"/>
       <w:shd w:color="auto" w:fill="888888" w:val="clear"/>
@@ -3255,6 +3416,7 @@
   </w:style>
   <w:style w:customStyle="1" w:styleId="Color008A00BgA10000" w:type="character">
     <w:name w:val="Color008A00BgA10000"/>
+    <w:semiHidden/>
     <w:rPr>
       <w:color w:val="008A00"/>
       <w:shd w:color="auto" w:fill="A10000" w:val="clear"/>
@@ -3262,6 +3424,7 @@
   </w:style>
   <w:style w:customStyle="1" w:styleId="Color008A00BgB26B00" w:type="character">
     <w:name w:val="Color008A00BgB26B00"/>
+    <w:semiHidden/>
     <w:rPr>
       <w:color w:val="008A00"/>
       <w:shd w:color="auto" w:fill="B26B00" w:val="clear"/>
@@ -3269,6 +3432,7 @@
   </w:style>
   <w:style w:customStyle="1" w:styleId="Color008A00BgB2B200" w:type="character">
     <w:name w:val="Color008A00BgB2B200"/>
+    <w:semiHidden/>
     <w:rPr>
       <w:color w:val="008A00"/>
       <w:shd w:color="auto" w:fill="B2B200" w:val="clear"/>
@@ -3276,6 +3440,7 @@
   </w:style>
   <w:style w:customStyle="1" w:styleId="Color008A00Bg006100" w:type="character">
     <w:name w:val="Color008A00Bg006100"/>
+    <w:semiHidden/>
     <w:rPr>
       <w:color w:val="008A00"/>
       <w:shd w:color="auto" w:fill="006100" w:val="clear"/>
@@ -3283,6 +3448,7 @@
   </w:style>
   <w:style w:customStyle="1" w:styleId="Color008A00Bg0047B2" w:type="character">
     <w:name w:val="Color008A00Bg0047B2"/>
+    <w:semiHidden/>
     <w:rPr>
       <w:color w:val="008A00"/>
       <w:shd w:color="auto" w:fill="0047B2" w:val="clear"/>
@@ -3290,6 +3456,7 @@
   </w:style>
   <w:style w:customStyle="1" w:styleId="Color008A00Bg6B24B2" w:type="character">
     <w:name w:val="Color008A00Bg6B24B2"/>
+    <w:semiHidden/>
     <w:rPr>
       <w:color w:val="008A00"/>
       <w:shd w:color="auto" w:fill="6B24B2" w:val="clear"/>
@@ -3297,6 +3464,7 @@
   </w:style>
   <w:style w:customStyle="1" w:styleId="Color008A00Bg444444" w:type="character">
     <w:name w:val="Color008A00Bg444444"/>
+    <w:semiHidden/>
     <w:rPr>
       <w:color w:val="008A00"/>
       <w:shd w:color="auto" w:fill="444444" w:val="clear"/>
@@ -3304,6 +3472,7 @@
   </w:style>
   <w:style w:customStyle="1" w:styleId="Color008A00Bg5C0000" w:type="character">
     <w:name w:val="Color008A00Bg5C0000"/>
+    <w:semiHidden/>
     <w:rPr>
       <w:color w:val="008A00"/>
       <w:shd w:color="auto" w:fill="5C0000" w:val="clear"/>
@@ -3311,6 +3480,7 @@
   </w:style>
   <w:style w:customStyle="1" w:styleId="Color008A00Bg663D00" w:type="character">
     <w:name w:val="Color008A00Bg663D00"/>
+    <w:semiHidden/>
     <w:rPr>
       <w:color w:val="008A00"/>
       <w:shd w:color="auto" w:fill="663D00" w:val="clear"/>
@@ -3318,6 +3488,7 @@
   </w:style>
   <w:style w:customStyle="1" w:styleId="Color008A00Bg666600" w:type="character">
     <w:name w:val="Color008A00Bg666600"/>
+    <w:semiHidden/>
     <w:rPr>
       <w:color w:val="008A00"/>
       <w:shd w:color="auto" w:fill="666600" w:val="clear"/>
@@ -3325,6 +3496,7 @@
   </w:style>
   <w:style w:customStyle="1" w:styleId="Color008A00Bg003700" w:type="character">
     <w:name w:val="Color008A00Bg003700"/>
+    <w:semiHidden/>
     <w:rPr>
       <w:color w:val="008A00"/>
       <w:shd w:color="auto" w:fill="003700" w:val="clear"/>
@@ -3332,6 +3504,7 @@
   </w:style>
   <w:style w:customStyle="1" w:styleId="Color008A00Bg002966" w:type="character">
     <w:name w:val="Color008A00Bg002966"/>
+    <w:semiHidden/>
     <w:rPr>
       <w:color w:val="008A00"/>
       <w:shd w:color="auto" w:fill="002966" w:val="clear"/>
@@ -3339,6 +3512,7 @@
   </w:style>
   <w:style w:customStyle="1" w:styleId="Color008A00Bg3D1466" w:type="character">
     <w:name w:val="Color008A00Bg3D1466"/>
+    <w:semiHidden/>
     <w:rPr>
       <w:color w:val="008A00"/>
       <w:shd w:color="auto" w:fill="3D1466" w:val="clear"/>
@@ -3346,12 +3520,14 @@
   </w:style>
   <w:style w:customStyle="1" w:styleId="Color0066CC" w:type="character">
     <w:name w:val="Color0066CC"/>
+    <w:semiHidden/>
     <w:rPr>
       <w:color w:val="0066CC"/>
     </w:rPr>
   </w:style>
   <w:style w:customStyle="1" w:styleId="Color0066CCBgE60000" w:type="character">
     <w:name w:val="Color0066CCBgE60000"/>
+    <w:semiHidden/>
     <w:rPr>
       <w:color w:val="0066CC"/>
       <w:shd w:color="auto" w:fill="E60000" w:val="clear"/>
@@ -3359,6 +3535,7 @@
   </w:style>
   <w:style w:customStyle="1" w:styleId="Color0066CCBgFF9900" w:type="character">
     <w:name w:val="Color0066CCBgFF9900"/>
+    <w:semiHidden/>
     <w:rPr>
       <w:color w:val="0066CC"/>
       <w:shd w:color="auto" w:fill="FF9900" w:val="clear"/>
@@ -3366,6 +3543,7 @@
   </w:style>
   <w:style w:customStyle="1" w:styleId="Color0066CCBgFFFF00" w:type="character">
     <w:name w:val="Color0066CCBgFFFF00"/>
+    <w:semiHidden/>
     <w:rPr>
       <w:color w:val="0066CC"/>
       <w:shd w:color="auto" w:fill="FFFF00" w:val="clear"/>
@@ -3373,6 +3551,7 @@
   </w:style>
   <w:style w:customStyle="1" w:styleId="Color0066CCBg008A00" w:type="character">
     <w:name w:val="Color0066CCBg008A00"/>
+    <w:semiHidden/>
     <w:rPr>
       <w:color w:val="0066CC"/>
       <w:shd w:color="auto" w:fill="008A00" w:val="clear"/>
@@ -3380,6 +3559,7 @@
   </w:style>
   <w:style w:customStyle="1" w:styleId="Color0066CCBg0066CC" w:type="character">
     <w:name w:val="Color0066CCBg0066CC"/>
+    <w:semiHidden/>
     <w:rPr>
       <w:color w:val="0066CC"/>
       <w:shd w:color="auto" w:fill="0066CC" w:val="clear"/>
@@ -3387,6 +3567,7 @@
   </w:style>
   <w:style w:customStyle="1" w:styleId="Color0066CCBg9933FF" w:type="character">
     <w:name w:val="Color0066CCBg9933FF"/>
+    <w:semiHidden/>
     <w:rPr>
       <w:color w:val="0066CC"/>
       <w:shd w:color="auto" w:fill="9933FF" w:val="clear"/>
@@ -3394,6 +3575,7 @@
   </w:style>
   <w:style w:customStyle="1" w:styleId="Color0066CCBgFFFFFF" w:type="character">
     <w:name w:val="Color0066CCBgFFFFFF"/>
+    <w:semiHidden/>
     <w:rPr>
       <w:color w:val="0066CC"/>
       <w:shd w:color="auto" w:fill="FFFFFF" w:val="clear"/>
@@ -3401,6 +3583,7 @@
   </w:style>
   <w:style w:customStyle="1" w:styleId="Color0066CCBgFACCCC" w:type="character">
     <w:name w:val="Color0066CCBgFACCCC"/>
+    <w:semiHidden/>
     <w:rPr>
       <w:color w:val="0066CC"/>
       <w:shd w:color="auto" w:fill="FACCCC" w:val="clear"/>
@@ -3408,6 +3591,7 @@
   </w:style>
   <w:style w:customStyle="1" w:styleId="Color0066CCBgFFEBCC" w:type="character">
     <w:name w:val="Color0066CCBgFFEBCC"/>
+    <w:semiHidden/>
     <w:rPr>
       <w:color w:val="0066CC"/>
       <w:shd w:color="auto" w:fill="FFEBCC" w:val="clear"/>
@@ -3415,6 +3599,7 @@
   </w:style>
   <w:style w:customStyle="1" w:styleId="Color0066CCBgFFFFCC" w:type="character">
     <w:name w:val="Color0066CCBgFFFFCC"/>
+    <w:semiHidden/>
     <w:rPr>
       <w:color w:val="0066CC"/>
       <w:shd w:color="auto" w:fill="FFFFCC" w:val="clear"/>
@@ -3422,6 +3607,7 @@
   </w:style>
   <w:style w:customStyle="1" w:styleId="Color0066CCBgCCE8CC" w:type="character">
     <w:name w:val="Color0066CCBgCCE8CC"/>
+    <w:semiHidden/>
     <w:rPr>
       <w:color w:val="0066CC"/>
       <w:shd w:color="auto" w:fill="CCE8CC" w:val="clear"/>
@@ -3429,6 +3615,7 @@
   </w:style>
   <w:style w:customStyle="1" w:styleId="Color0066CCBgCCE0F5" w:type="character">
     <w:name w:val="Color0066CCBgCCE0F5"/>
+    <w:semiHidden/>
     <w:rPr>
       <w:color w:val="0066CC"/>
       <w:shd w:color="auto" w:fill="CCE0F5" w:val="clear"/>
@@ -3436,6 +3623,7 @@
   </w:style>
   <w:style w:customStyle="1" w:styleId="Color0066CCBgEBD6FF" w:type="character">
     <w:name w:val="Color0066CCBgEBD6FF"/>
+    <w:semiHidden/>
     <w:rPr>
       <w:color w:val="0066CC"/>
       <w:shd w:color="auto" w:fill="EBD6FF" w:val="clear"/>
@@ -3443,6 +3631,7 @@
   </w:style>
   <w:style w:customStyle="1" w:styleId="Color0066CCBgBBBBBB" w:type="character">
     <w:name w:val="Color0066CCBgBBBBBB"/>
+    <w:semiHidden/>
     <w:rPr>
       <w:color w:val="0066CC"/>
       <w:shd w:color="auto" w:fill="BBBBBB" w:val="clear"/>
@@ -3450,6 +3639,7 @@
   </w:style>
   <w:style w:customStyle="1" w:styleId="Color0066CCBgF06666" w:type="character">
     <w:name w:val="Color0066CCBgF06666"/>
+    <w:semiHidden/>
     <w:rPr>
       <w:color w:val="0066CC"/>
       <w:shd w:color="auto" w:fill="F06666" w:val="clear"/>
@@ -3457,6 +3647,7 @@
   </w:style>
   <w:style w:customStyle="1" w:styleId="Color0066CCBgFFC266" w:type="character">
     <w:name w:val="Color0066CCBgFFC266"/>
+    <w:semiHidden/>
     <w:rPr>
       <w:color w:val="0066CC"/>
       <w:shd w:color="auto" w:fill="FFC266" w:val="clear"/>
@@ -3464,6 +3655,7 @@
   </w:style>
   <w:style w:customStyle="1" w:styleId="Color0066CCBgFFFF66" w:type="character">
     <w:name w:val="Color0066CCBgFFFF66"/>
+    <w:semiHidden/>
     <w:rPr>
       <w:color w:val="0066CC"/>
       <w:shd w:color="auto" w:fill="FFFF66" w:val="clear"/>
@@ -3471,6 +3663,7 @@
   </w:style>
   <w:style w:customStyle="1" w:styleId="Color0066CCBg66B966" w:type="character">
     <w:name w:val="Color0066CCBg66B966"/>
+    <w:semiHidden/>
     <w:rPr>
       <w:color w:val="0066CC"/>
       <w:shd w:color="auto" w:fill="66B966" w:val="clear"/>
@@ -3478,6 +3671,7 @@
   </w:style>
   <w:style w:customStyle="1" w:styleId="Color0066CCBg66A3E0" w:type="character">
     <w:name w:val="Color0066CCBg66A3E0"/>
+    <w:semiHidden/>
     <w:rPr>
       <w:color w:val="0066CC"/>
       <w:shd w:color="auto" w:fill="66A3E0" w:val="clear"/>
@@ -3485,6 +3679,7 @@
   </w:style>
   <w:style w:customStyle="1" w:styleId="Color0066CCBgC285FF" w:type="character">
     <w:name w:val="Color0066CCBgC285FF"/>
+    <w:semiHidden/>
     <w:rPr>
       <w:color w:val="0066CC"/>
       <w:shd w:color="auto" w:fill="C285FF" w:val="clear"/>
@@ -3492,6 +3687,7 @@
   </w:style>
   <w:style w:customStyle="1" w:styleId="Color0066CCBg888888" w:type="character">
     <w:name w:val="Color0066CCBg888888"/>
+    <w:semiHidden/>
     <w:rPr>
       <w:color w:val="0066CC"/>
       <w:shd w:color="auto" w:fill="888888" w:val="clear"/>
@@ -3499,6 +3695,7 @@
   </w:style>
   <w:style w:customStyle="1" w:styleId="Color0066CCBgA10000" w:type="character">
     <w:name w:val="Color0066CCBgA10000"/>
+    <w:semiHidden/>
     <w:rPr>
       <w:color w:val="0066CC"/>
       <w:shd w:color="auto" w:fill="A10000" w:val="clear"/>
@@ -3506,6 +3703,7 @@
   </w:style>
   <w:style w:customStyle="1" w:styleId="Color0066CCBgB26B00" w:type="character">
     <w:name w:val="Color0066CCBgB26B00"/>
+    <w:semiHidden/>
     <w:rPr>
       <w:color w:val="0066CC"/>
       <w:shd w:color="auto" w:fill="B26B00" w:val="clear"/>
@@ -3513,6 +3711,7 @@
   </w:style>
   <w:style w:customStyle="1" w:styleId="Color0066CCBgB2B200" w:type="character">
     <w:name w:val="Color0066CCBgB2B200"/>
+    <w:semiHidden/>
     <w:rPr>
       <w:color w:val="0066CC"/>
       <w:shd w:color="auto" w:fill="B2B200" w:val="clear"/>
@@ -3520,6 +3719,7 @@
   </w:style>
   <w:style w:customStyle="1" w:styleId="Color0066CCBg006100" w:type="character">
     <w:name w:val="Color0066CCBg006100"/>
+    <w:semiHidden/>
     <w:rPr>
       <w:color w:val="0066CC"/>
       <w:shd w:color="auto" w:fill="006100" w:val="clear"/>
@@ -3527,6 +3727,7 @@
   </w:style>
   <w:style w:customStyle="1" w:styleId="Color0066CCBg0047B2" w:type="character">
     <w:name w:val="Color0066CCBg0047B2"/>
+    <w:semiHidden/>
     <w:rPr>
       <w:color w:val="0066CC"/>
       <w:shd w:color="auto" w:fill="0047B2" w:val="clear"/>
@@ -3534,6 +3735,7 @@
   </w:style>
   <w:style w:customStyle="1" w:styleId="Color0066CCBg6B24B2" w:type="character">
     <w:name w:val="Color0066CCBg6B24B2"/>
+    <w:semiHidden/>
     <w:rPr>
       <w:color w:val="0066CC"/>
       <w:shd w:color="auto" w:fill="6B24B2" w:val="clear"/>
@@ -3541,6 +3743,7 @@
   </w:style>
   <w:style w:customStyle="1" w:styleId="Color0066CCBg444444" w:type="character">
     <w:name w:val="Color0066CCBg444444"/>
+    <w:semiHidden/>
     <w:rPr>
       <w:color w:val="0066CC"/>
       <w:shd w:color="auto" w:fill="444444" w:val="clear"/>
@@ -3548,6 +3751,7 @@
   </w:style>
   <w:style w:customStyle="1" w:styleId="Color0066CCBg5C0000" w:type="character">
     <w:name w:val="Color0066CCBg5C0000"/>
+    <w:semiHidden/>
     <w:rPr>
       <w:color w:val="0066CC"/>
       <w:shd w:color="auto" w:fill="5C0000" w:val="clear"/>
@@ -3555,6 +3759,7 @@
   </w:style>
   <w:style w:customStyle="1" w:styleId="Color0066CCBg663D00" w:type="character">
     <w:name w:val="Color0066CCBg663D00"/>
+    <w:semiHidden/>
     <w:rPr>
       <w:color w:val="0066CC"/>
       <w:shd w:color="auto" w:fill="663D00" w:val="clear"/>
@@ -3562,6 +3767,7 @@
   </w:style>
   <w:style w:customStyle="1" w:styleId="Color0066CCBg666600" w:type="character">
     <w:name w:val="Color0066CCBg666600"/>
+    <w:semiHidden/>
     <w:rPr>
       <w:color w:val="0066CC"/>
       <w:shd w:color="auto" w:fill="666600" w:val="clear"/>
@@ -3569,6 +3775,7 @@
   </w:style>
   <w:style w:customStyle="1" w:styleId="Color0066CCBg003700" w:type="character">
     <w:name w:val="Color0066CCBg003700"/>
+    <w:semiHidden/>
     <w:rPr>
       <w:color w:val="0066CC"/>
       <w:shd w:color="auto" w:fill="003700" w:val="clear"/>
@@ -3576,6 +3783,7 @@
   </w:style>
   <w:style w:customStyle="1" w:styleId="Color0066CCBg002966" w:type="character">
     <w:name w:val="Color0066CCBg002966"/>
+    <w:semiHidden/>
     <w:rPr>
       <w:color w:val="0066CC"/>
       <w:shd w:color="auto" w:fill="002966" w:val="clear"/>
@@ -3583,6 +3791,7 @@
   </w:style>
   <w:style w:customStyle="1" w:styleId="Color0066CCBg3D1466" w:type="character">
     <w:name w:val="Color0066CCBg3D1466"/>
+    <w:semiHidden/>
     <w:rPr>
       <w:color w:val="0066CC"/>
       <w:shd w:color="auto" w:fill="3D1466" w:val="clear"/>
@@ -3590,12 +3799,14 @@
   </w:style>
   <w:style w:customStyle="1" w:styleId="Color9933FF" w:type="character">
     <w:name w:val="Color9933FF"/>
+    <w:semiHidden/>
     <w:rPr>
       <w:color w:val="9933FF"/>
     </w:rPr>
   </w:style>
   <w:style w:customStyle="1" w:styleId="Color9933FFBgE60000" w:type="character">
     <w:name w:val="Color9933FFBgE60000"/>
+    <w:semiHidden/>
     <w:rPr>
       <w:color w:val="9933FF"/>
       <w:shd w:color="auto" w:fill="E60000" w:val="clear"/>
@@ -3603,6 +3814,7 @@
   </w:style>
   <w:style w:customStyle="1" w:styleId="Color9933FFBgFF9900" w:type="character">
     <w:name w:val="Color9933FFBgFF9900"/>
+    <w:semiHidden/>
     <w:rPr>
       <w:color w:val="9933FF"/>
       <w:shd w:color="auto" w:fill="FF9900" w:val="clear"/>
@@ -3610,6 +3822,7 @@
   </w:style>
   <w:style w:customStyle="1" w:styleId="Color9933FFBgFFFF00" w:type="character">
     <w:name w:val="Color9933FFBgFFFF00"/>
+    <w:semiHidden/>
     <w:rPr>
       <w:color w:val="9933FF"/>
       <w:shd w:color="auto" w:fill="FFFF00" w:val="clear"/>
@@ -3617,6 +3830,7 @@
   </w:style>
   <w:style w:customStyle="1" w:styleId="Color9933FFBg008A00" w:type="character">
     <w:name w:val="Color9933FFBg008A00"/>
+    <w:semiHidden/>
     <w:rPr>
       <w:color w:val="9933FF"/>
       <w:shd w:color="auto" w:fill="008A00" w:val="clear"/>
@@ -3624,6 +3838,7 @@
   </w:style>
   <w:style w:customStyle="1" w:styleId="Color9933FFBg0066CC" w:type="character">
     <w:name w:val="Color9933FFBg0066CC"/>
+    <w:semiHidden/>
     <w:rPr>
       <w:color w:val="9933FF"/>
       <w:shd w:color="auto" w:fill="0066CC" w:val="clear"/>
@@ -3631,6 +3846,7 @@
   </w:style>
   <w:style w:customStyle="1" w:styleId="Color9933FFBg9933FF" w:type="character">
     <w:name w:val="Color9933FFBg9933FF"/>
+    <w:semiHidden/>
     <w:rPr>
       <w:color w:val="9933FF"/>
       <w:shd w:color="auto" w:fill="9933FF" w:val="clear"/>
@@ -3638,6 +3854,7 @@
   </w:style>
   <w:style w:customStyle="1" w:styleId="Color9933FFBgFFFFFF" w:type="character">
     <w:name w:val="Color9933FFBgFFFFFF"/>
+    <w:semiHidden/>
     <w:rPr>
       <w:color w:val="9933FF"/>
       <w:shd w:color="auto" w:fill="FFFFFF" w:val="clear"/>
@@ -3645,6 +3862,7 @@
   </w:style>
   <w:style w:customStyle="1" w:styleId="Color9933FFBgFACCCC" w:type="character">
     <w:name w:val="Color9933FFBgFACCCC"/>
+    <w:semiHidden/>
     <w:rPr>
       <w:color w:val="9933FF"/>
       <w:shd w:color="auto" w:fill="FACCCC" w:val="clear"/>
@@ -3652,6 +3870,7 @@
   </w:style>
   <w:style w:customStyle="1" w:styleId="Color9933FFBgFFEBCC" w:type="character">
     <w:name w:val="Color9933FFBgFFEBCC"/>
+    <w:semiHidden/>
     <w:rPr>
       <w:color w:val="9933FF"/>
       <w:shd w:color="auto" w:fill="FFEBCC" w:val="clear"/>
@@ -3659,6 +3878,7 @@
   </w:style>
   <w:style w:customStyle="1" w:styleId="Color9933FFBgFFFFCC" w:type="character">
     <w:name w:val="Color9933FFBgFFFFCC"/>
+    <w:semiHidden/>
     <w:rPr>
       <w:color w:val="9933FF"/>
       <w:shd w:color="auto" w:fill="FFFFCC" w:val="clear"/>
@@ -3666,6 +3886,7 @@
   </w:style>
   <w:style w:customStyle="1" w:styleId="Color9933FFBgCCE8CC" w:type="character">
     <w:name w:val="Color9933FFBgCCE8CC"/>
+    <w:semiHidden/>
     <w:rPr>
       <w:color w:val="9933FF"/>
       <w:shd w:color="auto" w:fill="CCE8CC" w:val="clear"/>
@@ -3673,6 +3894,7 @@
   </w:style>
   <w:style w:customStyle="1" w:styleId="Color9933FFBgCCE0F5" w:type="character">
     <w:name w:val="Color9933FFBgCCE0F5"/>
+    <w:semiHidden/>
     <w:rPr>
       <w:color w:val="9933FF"/>
       <w:shd w:color="auto" w:fill="CCE0F5" w:val="clear"/>
@@ -3680,6 +3902,7 @@
   </w:style>
   <w:style w:customStyle="1" w:styleId="Color9933FFBgEBD6FF" w:type="character">
     <w:name w:val="Color9933FFBgEBD6FF"/>
+    <w:semiHidden/>
     <w:rPr>
       <w:color w:val="9933FF"/>
       <w:shd w:color="auto" w:fill="EBD6FF" w:val="clear"/>
@@ -3687,6 +3910,7 @@
   </w:style>
   <w:style w:customStyle="1" w:styleId="Color9933FFBgBBBBBB" w:type="character">
     <w:name w:val="Color9933FFBgBBBBBB"/>
+    <w:semiHidden/>
     <w:rPr>
       <w:color w:val="9933FF"/>
       <w:shd w:color="auto" w:fill="BBBBBB" w:val="clear"/>
@@ -3694,6 +3918,7 @@
   </w:style>
   <w:style w:customStyle="1" w:styleId="Color9933FFBgF06666" w:type="character">
     <w:name w:val="Color9933FFBgF06666"/>
+    <w:semiHidden/>
     <w:rPr>
       <w:color w:val="9933FF"/>
       <w:shd w:color="auto" w:fill="F06666" w:val="clear"/>
@@ -3701,6 +3926,7 @@
   </w:style>
   <w:style w:customStyle="1" w:styleId="Color9933FFBgFFC266" w:type="character">
     <w:name w:val="Color9933FFBgFFC266"/>
+    <w:semiHidden/>
     <w:rPr>
       <w:color w:val="9933FF"/>
       <w:shd w:color="auto" w:fill="FFC266" w:val="clear"/>
@@ -3708,6 +3934,7 @@
   </w:style>
   <w:style w:customStyle="1" w:styleId="Color9933FFBgFFFF66" w:type="character">
     <w:name w:val="Color9933FFBgFFFF66"/>
+    <w:semiHidden/>
     <w:rPr>
       <w:color w:val="9933FF"/>
       <w:shd w:color="auto" w:fill="FFFF66" w:val="clear"/>
@@ -3715,6 +3942,7 @@
   </w:style>
   <w:style w:customStyle="1" w:styleId="Color9933FFBg66B966" w:type="character">
     <w:name w:val="Color9933FFBg66B966"/>
+    <w:semiHidden/>
     <w:rPr>
       <w:color w:val="9933FF"/>
       <w:shd w:color="auto" w:fill="66B966" w:val="clear"/>
@@ -3722,6 +3950,7 @@
   </w:style>
   <w:style w:customStyle="1" w:styleId="Color9933FFBg66A3E0" w:type="character">
     <w:name w:val="Color9933FFBg66A3E0"/>
+    <w:semiHidden/>
     <w:rPr>
       <w:color w:val="9933FF"/>
       <w:shd w:color="auto" w:fill="66A3E0" w:val="clear"/>
@@ -3729,6 +3958,7 @@
   </w:style>
   <w:style w:customStyle="1" w:styleId="Color9933FFBgC285FF" w:type="character">
     <w:name w:val="Color9933FFBgC285FF"/>
+    <w:semiHidden/>
     <w:rPr>
       <w:color w:val="9933FF"/>
       <w:shd w:color="auto" w:fill="C285FF" w:val="clear"/>
@@ -3736,6 +3966,7 @@
   </w:style>
   <w:style w:customStyle="1" w:styleId="Color9933FFBg888888" w:type="character">
     <w:name w:val="Color9933FFBg888888"/>
+    <w:semiHidden/>
     <w:rPr>
       <w:color w:val="9933FF"/>
       <w:shd w:color="auto" w:fill="888888" w:val="clear"/>
@@ -3743,6 +3974,7 @@
   </w:style>
   <w:style w:customStyle="1" w:styleId="Color9933FFBgA10000" w:type="character">
     <w:name w:val="Color9933FFBgA10000"/>
+    <w:semiHidden/>
     <w:rPr>
       <w:color w:val="9933FF"/>
       <w:shd w:color="auto" w:fill="A10000" w:val="clear"/>
@@ -3750,6 +3982,7 @@
   </w:style>
   <w:style w:customStyle="1" w:styleId="Color9933FFBgB26B00" w:type="character">
     <w:name w:val="Color9933FFBgB26B00"/>
+    <w:semiHidden/>
     <w:rPr>
       <w:color w:val="9933FF"/>
       <w:shd w:color="auto" w:fill="B26B00" w:val="clear"/>
@@ -3757,6 +3990,7 @@
   </w:style>
   <w:style w:customStyle="1" w:styleId="Color9933FFBgB2B200" w:type="character">
     <w:name w:val="Color9933FFBgB2B200"/>
+    <w:semiHidden/>
     <w:rPr>
       <w:color w:val="9933FF"/>
       <w:shd w:color="auto" w:fill="B2B200" w:val="clear"/>
@@ -3764,6 +3998,7 @@
   </w:style>
   <w:style w:customStyle="1" w:styleId="Color9933FFBg006100" w:type="character">
     <w:name w:val="Color9933FFBg006100"/>
+    <w:semiHidden/>
     <w:rPr>
       <w:color w:val="9933FF"/>
       <w:shd w:color="auto" w:fill="006100" w:val="clear"/>
@@ -3771,6 +4006,7 @@
   </w:style>
   <w:style w:customStyle="1" w:styleId="Color9933FFBg0047B2" w:type="character">
     <w:name w:val="Color9933FFBg0047B2"/>
+    <w:semiHidden/>
     <w:rPr>
       <w:color w:val="9933FF"/>
       <w:shd w:color="auto" w:fill="0047B2" w:val="clear"/>
@@ -3778,6 +4014,7 @@
   </w:style>
   <w:style w:customStyle="1" w:styleId="Color9933FFBg6B24B2" w:type="character">
     <w:name w:val="Color9933FFBg6B24B2"/>
+    <w:semiHidden/>
     <w:rPr>
       <w:color w:val="9933FF"/>
       <w:shd w:color="auto" w:fill="6B24B2" w:val="clear"/>
@@ -3785,6 +4022,7 @@
   </w:style>
   <w:style w:customStyle="1" w:styleId="Color9933FFBg444444" w:type="character">
     <w:name w:val="Color9933FFBg444444"/>
+    <w:semiHidden/>
     <w:rPr>
       <w:color w:val="9933FF"/>
       <w:shd w:color="auto" w:fill="444444" w:val="clear"/>
@@ -3792,6 +4030,7 @@
   </w:style>
   <w:style w:customStyle="1" w:styleId="Color9933FFBg5C0000" w:type="character">
     <w:name w:val="Color9933FFBg5C0000"/>
+    <w:semiHidden/>
     <w:rPr>
       <w:color w:val="9933FF"/>
       <w:shd w:color="auto" w:fill="5C0000" w:val="clear"/>
@@ -3799,6 +4038,7 @@
   </w:style>
   <w:style w:customStyle="1" w:styleId="Color9933FFBg663D00" w:type="character">
     <w:name w:val="Color9933FFBg663D00"/>
+    <w:semiHidden/>
     <w:rPr>
       <w:color w:val="9933FF"/>
       <w:shd w:color="auto" w:fill="663D00" w:val="clear"/>
@@ -3806,6 +4046,7 @@
   </w:style>
   <w:style w:customStyle="1" w:styleId="Color9933FFBg666600" w:type="character">
     <w:name w:val="Color9933FFBg666600"/>
+    <w:semiHidden/>
     <w:rPr>
       <w:color w:val="9933FF"/>
       <w:shd w:color="auto" w:fill="666600" w:val="clear"/>
@@ -3813,6 +4054,7 @@
   </w:style>
   <w:style w:customStyle="1" w:styleId="Color9933FFBg003700" w:type="character">
     <w:name w:val="Color9933FFBg003700"/>
+    <w:semiHidden/>
     <w:rPr>
       <w:color w:val="9933FF"/>
       <w:shd w:color="auto" w:fill="003700" w:val="clear"/>
@@ -3820,6 +4062,7 @@
   </w:style>
   <w:style w:customStyle="1" w:styleId="Color9933FFBg002966" w:type="character">
     <w:name w:val="Color9933FFBg002966"/>
+    <w:semiHidden/>
     <w:rPr>
       <w:color w:val="9933FF"/>
       <w:shd w:color="auto" w:fill="002966" w:val="clear"/>
@@ -3827,6 +4070,7 @@
   </w:style>
   <w:style w:customStyle="1" w:styleId="Color9933FFBg3D1466" w:type="character">
     <w:name w:val="Color9933FFBg3D1466"/>
+    <w:semiHidden/>
     <w:rPr>
       <w:color w:val="9933FF"/>
       <w:shd w:color="auto" w:fill="3D1466" w:val="clear"/>
@@ -3834,12 +4078,14 @@
   </w:style>
   <w:style w:customStyle="1" w:styleId="ColorFFFFFF" w:type="character">
     <w:name w:val="ColorFFFFFF"/>
+    <w:semiHidden/>
     <w:rPr>
       <w:color w:val="FFFFFF"/>
     </w:rPr>
   </w:style>
   <w:style w:customStyle="1" w:styleId="ColorFFFFFFBgE60000" w:type="character">
     <w:name w:val="ColorFFFFFFBgE60000"/>
+    <w:semiHidden/>
     <w:rPr>
       <w:color w:val="FFFFFF"/>
       <w:shd w:color="auto" w:fill="E60000" w:val="clear"/>
@@ -3847,6 +4093,7 @@
   </w:style>
   <w:style w:customStyle="1" w:styleId="ColorFFFFFFBgFF9900" w:type="character">
     <w:name w:val="ColorFFFFFFBgFF9900"/>
+    <w:semiHidden/>
     <w:rPr>
       <w:color w:val="FFFFFF"/>
       <w:shd w:color="auto" w:fill="FF9900" w:val="clear"/>
@@ -3854,6 +4101,7 @@
   </w:style>
   <w:style w:customStyle="1" w:styleId="ColorFFFFFFBgFFFF00" w:type="character">
     <w:name w:val="ColorFFFFFFBgFFFF00"/>
+    <w:semiHidden/>
     <w:rPr>
       <w:color w:val="FFFFFF"/>
       <w:shd w:color="auto" w:fill="FFFF00" w:val="clear"/>
@@ -3861,6 +4109,7 @@
   </w:style>
   <w:style w:customStyle="1" w:styleId="ColorFFFFFFBg008A00" w:type="character">
     <w:name w:val="ColorFFFFFFBg008A00"/>
+    <w:semiHidden/>
     <w:rPr>
       <w:color w:val="FFFFFF"/>
       <w:shd w:color="auto" w:fill="008A00" w:val="clear"/>
@@ -3868,6 +4117,7 @@
   </w:style>
   <w:style w:customStyle="1" w:styleId="ColorFFFFFFBg0066CC" w:type="character">
     <w:name w:val="ColorFFFFFFBg0066CC"/>
+    <w:semiHidden/>
     <w:rPr>
       <w:color w:val="FFFFFF"/>
       <w:shd w:color="auto" w:fill="0066CC" w:val="clear"/>
@@ -3875,6 +4125,7 @@
   </w:style>
   <w:style w:customStyle="1" w:styleId="ColorFFFFFFBg9933FF" w:type="character">
     <w:name w:val="ColorFFFFFFBg9933FF"/>
+    <w:semiHidden/>
     <w:rPr>
       <w:color w:val="FFFFFF"/>
       <w:shd w:color="auto" w:fill="9933FF" w:val="clear"/>
@@ -3882,6 +4133,7 @@
   </w:style>
   <w:style w:customStyle="1" w:styleId="ColorFFFFFFBgFFFFFF" w:type="character">
     <w:name w:val="ColorFFFFFFBgFFFFFF"/>
+    <w:semiHidden/>
     <w:rPr>
       <w:color w:val="FFFFFF"/>
       <w:shd w:color="auto" w:fill="FFFFFF" w:val="clear"/>
@@ -3889,6 +4141,7 @@
   </w:style>
   <w:style w:customStyle="1" w:styleId="ColorFFFFFFBgFACCCC" w:type="character">
     <w:name w:val="ColorFFFFFFBgFACCCC"/>
+    <w:semiHidden/>
     <w:rPr>
       <w:color w:val="FFFFFF"/>
       <w:shd w:color="auto" w:fill="FACCCC" w:val="clear"/>
@@ -3896,6 +4149,7 @@
   </w:style>
   <w:style w:customStyle="1" w:styleId="ColorFFFFFFBgFFEBCC" w:type="character">
     <w:name w:val="ColorFFFFFFBgFFEBCC"/>
+    <w:semiHidden/>
     <w:rPr>
       <w:color w:val="FFFFFF"/>
       <w:shd w:color="auto" w:fill="FFEBCC" w:val="clear"/>
@@ -3903,6 +4157,7 @@
   </w:style>
   <w:style w:customStyle="1" w:styleId="ColorFFFFFFBgFFFFCC" w:type="character">
     <w:name w:val="ColorFFFFFFBgFFFFCC"/>
+    <w:semiHidden/>
     <w:rPr>
       <w:color w:val="FFFFFF"/>
       <w:shd w:color="auto" w:fill="FFFFCC" w:val="clear"/>
@@ -3910,6 +4165,7 @@
   </w:style>
   <w:style w:customStyle="1" w:styleId="ColorFFFFFFBgCCE8CC" w:type="character">
     <w:name w:val="ColorFFFFFFBgCCE8CC"/>
+    <w:semiHidden/>
     <w:rPr>
       <w:color w:val="FFFFFF"/>
       <w:shd w:color="auto" w:fill="CCE8CC" w:val="clear"/>
@@ -3917,6 +4173,7 @@
   </w:style>
   <w:style w:customStyle="1" w:styleId="ColorFFFFFFBgCCE0F5" w:type="character">
     <w:name w:val="ColorFFFFFFBgCCE0F5"/>
+    <w:semiHidden/>
     <w:rPr>
       <w:color w:val="FFFFFF"/>
       <w:shd w:color="auto" w:fill="CCE0F5" w:val="clear"/>
@@ -3924,6 +4181,7 @@
   </w:style>
   <w:style w:customStyle="1" w:styleId="ColorFFFFFFBgEBD6FF" w:type="character">
     <w:name w:val="ColorFFFFFFBgEBD6FF"/>
+    <w:semiHidden/>
     <w:rPr>
       <w:color w:val="FFFFFF"/>
       <w:shd w:color="auto" w:fill="EBD6FF" w:val="clear"/>
@@ -3931,6 +4189,7 @@
   </w:style>
   <w:style w:customStyle="1" w:styleId="ColorFFFFFFBgBBBBBB" w:type="character">
     <w:name w:val="ColorFFFFFFBgBBBBBB"/>
+    <w:semiHidden/>
     <w:rPr>
       <w:color w:val="FFFFFF"/>
       <w:shd w:color="auto" w:fill="BBBBBB" w:val="clear"/>
@@ -3938,6 +4197,7 @@
   </w:style>
   <w:style w:customStyle="1" w:styleId="ColorFFFFFFBgF06666" w:type="character">
     <w:name w:val="ColorFFFFFFBgF06666"/>
+    <w:semiHidden/>
     <w:rPr>
       <w:color w:val="FFFFFF"/>
       <w:shd w:color="auto" w:fill="F06666" w:val="clear"/>
@@ -3945,6 +4205,7 @@
   </w:style>
   <w:style w:customStyle="1" w:styleId="ColorFFFFFFBgFFC266" w:type="character">
     <w:name w:val="ColorFFFFFFBgFFC266"/>
+    <w:semiHidden/>
     <w:rPr>
       <w:color w:val="FFFFFF"/>
       <w:shd w:color="auto" w:fill="FFC266" w:val="clear"/>
@@ -3952,6 +4213,7 @@
   </w:style>
   <w:style w:customStyle="1" w:styleId="ColorFFFFFFBgFFFF66" w:type="character">
     <w:name w:val="ColorFFFFFFBgFFFF66"/>
+    <w:semiHidden/>
     <w:rPr>
       <w:color w:val="FFFFFF"/>
       <w:shd w:color="auto" w:fill="FFFF66" w:val="clear"/>
@@ -3959,6 +4221,7 @@
   </w:style>
   <w:style w:customStyle="1" w:styleId="ColorFFFFFFBg66B966" w:type="character">
     <w:name w:val="ColorFFFFFFBg66B966"/>
+    <w:semiHidden/>
     <w:rPr>
       <w:color w:val="FFFFFF"/>
       <w:shd w:color="auto" w:fill="66B966" w:val="clear"/>
@@ -3966,6 +4229,7 @@
   </w:style>
   <w:style w:customStyle="1" w:styleId="ColorFFFFFFBg66A3E0" w:type="character">
     <w:name w:val="ColorFFFFFFBg66A3E0"/>
+    <w:semiHidden/>
     <w:rPr>
       <w:color w:val="FFFFFF"/>
       <w:shd w:color="auto" w:fill="66A3E0" w:val="clear"/>
@@ -3973,6 +4237,7 @@
   </w:style>
   <w:style w:customStyle="1" w:styleId="ColorFFFFFFBgC285FF" w:type="character">
     <w:name w:val="ColorFFFFFFBgC285FF"/>
+    <w:semiHidden/>
     <w:rPr>
       <w:color w:val="FFFFFF"/>
       <w:shd w:color="auto" w:fill="C285FF" w:val="clear"/>
@@ -3980,6 +4245,7 @@
   </w:style>
   <w:style w:customStyle="1" w:styleId="ColorFFFFFFBg888888" w:type="character">
     <w:name w:val="ColorFFFFFFBg888888"/>
+    <w:semiHidden/>
     <w:rPr>
       <w:color w:val="FFFFFF"/>
       <w:shd w:color="auto" w:fill="888888" w:val="clear"/>
@@ -3987,6 +4253,7 @@
   </w:style>
   <w:style w:customStyle="1" w:styleId="ColorFFFFFFBgA10000" w:type="character">
     <w:name w:val="ColorFFFFFFBgA10000"/>
+    <w:semiHidden/>
     <w:rPr>
       <w:color w:val="FFFFFF"/>
       <w:shd w:color="auto" w:fill="A10000" w:val="clear"/>
@@ -3994,6 +4261,7 @@
   </w:style>
   <w:style w:customStyle="1" w:styleId="ColorFFFFFFBgB26B00" w:type="character">
     <w:name w:val="ColorFFFFFFBgB26B00"/>
+    <w:semiHidden/>
     <w:rPr>
       <w:color w:val="FFFFFF"/>
       <w:shd w:color="auto" w:fill="B26B00" w:val="clear"/>
@@ -4001,6 +4269,7 @@
   </w:style>
   <w:style w:customStyle="1" w:styleId="ColorFFFFFFBgB2B200" w:type="character">
     <w:name w:val="ColorFFFFFFBgB2B200"/>
+    <w:semiHidden/>
     <w:rPr>
       <w:color w:val="FFFFFF"/>
       <w:shd w:color="auto" w:fill="B2B200" w:val="clear"/>
@@ -4008,6 +4277,7 @@
   </w:style>
   <w:style w:customStyle="1" w:styleId="ColorFFFFFFBg006100" w:type="character">
     <w:name w:val="ColorFFFFFFBg006100"/>
+    <w:semiHidden/>
     <w:rPr>
       <w:color w:val="FFFFFF"/>
       <w:shd w:color="auto" w:fill="006100" w:val="clear"/>
@@ -4015,6 +4285,7 @@
   </w:style>
   <w:style w:customStyle="1" w:styleId="ColorFFFFFFBg0047B2" w:type="character">
     <w:name w:val="ColorFFFFFFBg0047B2"/>
+    <w:semiHidden/>
     <w:rPr>
       <w:color w:val="FFFFFF"/>
       <w:shd w:color="auto" w:fill="0047B2" w:val="clear"/>
@@ -4022,6 +4293,7 @@
   </w:style>
   <w:style w:customStyle="1" w:styleId="ColorFFFFFFBg6B24B2" w:type="character">
     <w:name w:val="ColorFFFFFFBg6B24B2"/>
+    <w:semiHidden/>
     <w:rPr>
       <w:color w:val="FFFFFF"/>
       <w:shd w:color="auto" w:fill="6B24B2" w:val="clear"/>
@@ -4029,6 +4301,7 @@
   </w:style>
   <w:style w:customStyle="1" w:styleId="ColorFFFFFFBg444444" w:type="character">
     <w:name w:val="ColorFFFFFFBg444444"/>
+    <w:semiHidden/>
     <w:rPr>
       <w:color w:val="FFFFFF"/>
       <w:shd w:color="auto" w:fill="444444" w:val="clear"/>
@@ -4036,6 +4309,7 @@
   </w:style>
   <w:style w:customStyle="1" w:styleId="ColorFFFFFFBg5C0000" w:type="character">
     <w:name w:val="ColorFFFFFFBg5C0000"/>
+    <w:semiHidden/>
     <w:rPr>
       <w:color w:val="FFFFFF"/>
       <w:shd w:color="auto" w:fill="5C0000" w:val="clear"/>
@@ -4043,6 +4317,7 @@
   </w:style>
   <w:style w:customStyle="1" w:styleId="ColorFFFFFFBg663D00" w:type="character">
     <w:name w:val="ColorFFFFFFBg663D00"/>
+    <w:semiHidden/>
     <w:rPr>
       <w:color w:val="FFFFFF"/>
       <w:shd w:color="auto" w:fill="663D00" w:val="clear"/>
@@ -4050,6 +4325,7 @@
   </w:style>
   <w:style w:customStyle="1" w:styleId="ColorFFFFFFBg666600" w:type="character">
     <w:name w:val="ColorFFFFFFBg666600"/>
+    <w:semiHidden/>
     <w:rPr>
       <w:color w:val="FFFFFF"/>
       <w:shd w:color="auto" w:fill="666600" w:val="clear"/>
@@ -4057,6 +4333,7 @@
   </w:style>
   <w:style w:customStyle="1" w:styleId="ColorFFFFFFBg003700" w:type="character">
     <w:name w:val="ColorFFFFFFBg003700"/>
+    <w:semiHidden/>
     <w:rPr>
       <w:color w:val="FFFFFF"/>
       <w:shd w:color="auto" w:fill="003700" w:val="clear"/>
@@ -4064,6 +4341,7 @@
   </w:style>
   <w:style w:customStyle="1" w:styleId="ColorFFFFFFBg002966" w:type="character">
     <w:name w:val="ColorFFFFFFBg002966"/>
+    <w:semiHidden/>
     <w:rPr>
       <w:color w:val="FFFFFF"/>
       <w:shd w:color="auto" w:fill="002966" w:val="clear"/>
@@ -4071,6 +4349,7 @@
   </w:style>
   <w:style w:customStyle="1" w:styleId="ColorFFFFFFBg3D1466" w:type="character">
     <w:name w:val="ColorFFFFFFBg3D1466"/>
+    <w:semiHidden/>
     <w:rPr>
       <w:color w:val="FFFFFF"/>
       <w:shd w:color="auto" w:fill="3D1466" w:val="clear"/>
@@ -4078,12 +4357,14 @@
   </w:style>
   <w:style w:customStyle="1" w:styleId="ColorFACCCC" w:type="character">
     <w:name w:val="ColorFACCCC"/>
+    <w:semiHidden/>
     <w:rPr>
       <w:color w:val="FACCCC"/>
     </w:rPr>
   </w:style>
   <w:style w:customStyle="1" w:styleId="ColorFACCCCBgE60000" w:type="character">
     <w:name w:val="ColorFACCCCBgE60000"/>
+    <w:semiHidden/>
     <w:rPr>
       <w:color w:val="FACCCC"/>
       <w:shd w:color="auto" w:fill="E60000" w:val="clear"/>
@@ -4091,6 +4372,7 @@
   </w:style>
   <w:style w:customStyle="1" w:styleId="ColorFACCCCBgFF9900" w:type="character">
     <w:name w:val="ColorFACCCCBgFF9900"/>
+    <w:semiHidden/>
     <w:rPr>
       <w:color w:val="FACCCC"/>
       <w:shd w:color="auto" w:fill="FF9900" w:val="clear"/>
@@ -4098,6 +4380,7 @@
   </w:style>
   <w:style w:customStyle="1" w:styleId="ColorFACCCCBgFFFF00" w:type="character">
     <w:name w:val="ColorFACCCCBgFFFF00"/>
+    <w:semiHidden/>
     <w:rPr>
       <w:color w:val="FACCCC"/>
       <w:shd w:color="auto" w:fill="FFFF00" w:val="clear"/>
@@ -4105,6 +4388,7 @@
   </w:style>
   <w:style w:customStyle="1" w:styleId="ColorFACCCCBg008A00" w:type="character">
     <w:name w:val="ColorFACCCCBg008A00"/>
+    <w:semiHidden/>
     <w:rPr>
       <w:color w:val="FACCCC"/>
       <w:shd w:color="auto" w:fill="008A00" w:val="clear"/>
@@ -4112,6 +4396,7 @@
   </w:style>
   <w:style w:customStyle="1" w:styleId="ColorFACCCCBg0066CC" w:type="character">
     <w:name w:val="ColorFACCCCBg0066CC"/>
+    <w:semiHidden/>
     <w:rPr>
       <w:color w:val="FACCCC"/>
       <w:shd w:color="auto" w:fill="0066CC" w:val="clear"/>
@@ -4119,6 +4404,7 @@
   </w:style>
   <w:style w:customStyle="1" w:styleId="ColorFACCCCBg9933FF" w:type="character">
     <w:name w:val="ColorFACCCCBg9933FF"/>
+    <w:semiHidden/>
     <w:rPr>
       <w:color w:val="FACCCC"/>
       <w:shd w:color="auto" w:fill="9933FF" w:val="clear"/>
@@ -4126,6 +4412,7 @@
   </w:style>
   <w:style w:customStyle="1" w:styleId="ColorFACCCCBgFFFFFF" w:type="character">
     <w:name w:val="ColorFACCCCBgFFFFFF"/>
+    <w:semiHidden/>
     <w:rPr>
       <w:color w:val="FACCCC"/>
       <w:shd w:color="auto" w:fill="FFFFFF" w:val="clear"/>
@@ -4133,6 +4420,7 @@
   </w:style>
   <w:style w:customStyle="1" w:styleId="ColorFACCCCBgFACCCC" w:type="character">
     <w:name w:val="ColorFACCCCBgFACCCC"/>
+    <w:semiHidden/>
     <w:rPr>
       <w:color w:val="FACCCC"/>
       <w:shd w:color="auto" w:fill="FACCCC" w:val="clear"/>
@@ -4140,6 +4428,7 @@
   </w:style>
   <w:style w:customStyle="1" w:styleId="ColorFACCCCBgFFEBCC" w:type="character">
     <w:name w:val="ColorFACCCCBgFFEBCC"/>
+    <w:semiHidden/>
     <w:rPr>
       <w:color w:val="FACCCC"/>
       <w:shd w:color="auto" w:fill="FFEBCC" w:val="clear"/>
@@ -4147,6 +4436,7 @@
   </w:style>
   <w:style w:customStyle="1" w:styleId="ColorFACCCCBgFFFFCC" w:type="character">
     <w:name w:val="ColorFACCCCBgFFFFCC"/>
+    <w:semiHidden/>
     <w:rPr>
       <w:color w:val="FACCCC"/>
       <w:shd w:color="auto" w:fill="FFFFCC" w:val="clear"/>
@@ -4154,6 +4444,7 @@
   </w:style>
   <w:style w:customStyle="1" w:styleId="ColorFACCCCBgCCE8CC" w:type="character">
     <w:name w:val="ColorFACCCCBgCCE8CC"/>
+    <w:semiHidden/>
     <w:rPr>
       <w:color w:val="FACCCC"/>
       <w:shd w:color="auto" w:fill="CCE8CC" w:val="clear"/>
@@ -4161,6 +4452,7 @@
   </w:style>
   <w:style w:customStyle="1" w:styleId="ColorFACCCCBgCCE0F5" w:type="character">
     <w:name w:val="ColorFACCCCBgCCE0F5"/>
+    <w:semiHidden/>
     <w:rPr>
       <w:color w:val="FACCCC"/>
       <w:shd w:color="auto" w:fill="CCE0F5" w:val="clear"/>
@@ -4168,6 +4460,7 @@
   </w:style>
   <w:style w:customStyle="1" w:styleId="ColorFACCCCBgEBD6FF" w:type="character">
     <w:name w:val="ColorFACCCCBgEBD6FF"/>
+    <w:semiHidden/>
     <w:rPr>
       <w:color w:val="FACCCC"/>
       <w:shd w:color="auto" w:fill="EBD6FF" w:val="clear"/>
@@ -4175,6 +4468,7 @@
   </w:style>
   <w:style w:customStyle="1" w:styleId="ColorFACCCCBgBBBBBB" w:type="character">
     <w:name w:val="ColorFACCCCBgBBBBBB"/>
+    <w:semiHidden/>
     <w:rPr>
       <w:color w:val="FACCCC"/>
       <w:shd w:color="auto" w:fill="BBBBBB" w:val="clear"/>
@@ -4182,6 +4476,7 @@
   </w:style>
   <w:style w:customStyle="1" w:styleId="ColorFACCCCBgF06666" w:type="character">
     <w:name w:val="ColorFACCCCBgF06666"/>
+    <w:semiHidden/>
     <w:rPr>
       <w:color w:val="FACCCC"/>
       <w:shd w:color="auto" w:fill="F06666" w:val="clear"/>
@@ -4189,6 +4484,7 @@
   </w:style>
   <w:style w:customStyle="1" w:styleId="ColorFACCCCBgFFC266" w:type="character">
     <w:name w:val="ColorFACCCCBgFFC266"/>
+    <w:semiHidden/>
     <w:rPr>
       <w:color w:val="FACCCC"/>
       <w:shd w:color="auto" w:fill="FFC266" w:val="clear"/>
@@ -4196,6 +4492,7 @@
   </w:style>
   <w:style w:customStyle="1" w:styleId="ColorFACCCCBgFFFF66" w:type="character">
     <w:name w:val="ColorFACCCCBgFFFF66"/>
+    <w:semiHidden/>
     <w:rPr>
       <w:color w:val="FACCCC"/>
       <w:shd w:color="auto" w:fill="FFFF66" w:val="clear"/>
@@ -4203,6 +4500,7 @@
   </w:style>
   <w:style w:customStyle="1" w:styleId="ColorFACCCCBg66B966" w:type="character">
     <w:name w:val="ColorFACCCCBg66B966"/>
+    <w:semiHidden/>
     <w:rPr>
       <w:color w:val="FACCCC"/>
       <w:shd w:color="auto" w:fill="66B966" w:val="clear"/>
@@ -4210,6 +4508,7 @@
   </w:style>
   <w:style w:customStyle="1" w:styleId="ColorFACCCCBg66A3E0" w:type="character">
     <w:name w:val="ColorFACCCCBg66A3E0"/>
+    <w:semiHidden/>
     <w:rPr>
       <w:color w:val="FACCCC"/>
       <w:shd w:color="auto" w:fill="66A3E0" w:val="clear"/>
@@ -4217,6 +4516,7 @@
   </w:style>
   <w:style w:customStyle="1" w:styleId="ColorFACCCCBgC285FF" w:type="character">
     <w:name w:val="ColorFACCCCBgC285FF"/>
+    <w:semiHidden/>
     <w:rPr>
       <w:color w:val="FACCCC"/>
       <w:shd w:color="auto" w:fill="C285FF" w:val="clear"/>
@@ -4224,6 +4524,7 @@
   </w:style>
   <w:style w:customStyle="1" w:styleId="ColorFACCCCBg888888" w:type="character">
     <w:name w:val="ColorFACCCCBg888888"/>
+    <w:semiHidden/>
     <w:rPr>
       <w:color w:val="FACCCC"/>
       <w:shd w:color="auto" w:fill="888888" w:val="clear"/>
@@ -4231,6 +4532,7 @@
   </w:style>
   <w:style w:customStyle="1" w:styleId="ColorFACCCCBgA10000" w:type="character">
     <w:name w:val="ColorFACCCCBgA10000"/>
+    <w:semiHidden/>
     <w:rPr>
       <w:color w:val="FACCCC"/>
       <w:shd w:color="auto" w:fill="A10000" w:val="clear"/>
@@ -4238,6 +4540,7 @@
   </w:style>
   <w:style w:customStyle="1" w:styleId="ColorFACCCCBgB26B00" w:type="character">
     <w:name w:val="ColorFACCCCBgB26B00"/>
+    <w:semiHidden/>
     <w:rPr>
       <w:color w:val="FACCCC"/>
       <w:shd w:color="auto" w:fill="B26B00" w:val="clear"/>
@@ -4245,6 +4548,7 @@
   </w:style>
   <w:style w:customStyle="1" w:styleId="ColorFACCCCBgB2B200" w:type="character">
     <w:name w:val="ColorFACCCCBgB2B200"/>
+    <w:semiHidden/>
     <w:rPr>
       <w:color w:val="FACCCC"/>
       <w:shd w:color="auto" w:fill="B2B200" w:val="clear"/>
@@ -4252,6 +4556,7 @@
   </w:style>
   <w:style w:customStyle="1" w:styleId="ColorFACCCCBg006100" w:type="character">
     <w:name w:val="ColorFACCCCBg006100"/>
+    <w:semiHidden/>
     <w:rPr>
       <w:color w:val="FACCCC"/>
       <w:shd w:color="auto" w:fill="006100" w:val="clear"/>
@@ -4259,6 +4564,7 @@
   </w:style>
   <w:style w:customStyle="1" w:styleId="ColorFACCCCBg0047B2" w:type="character">
     <w:name w:val="ColorFACCCCBg0047B2"/>
+    <w:semiHidden/>
     <w:rPr>
       <w:color w:val="FACCCC"/>
       <w:shd w:color="auto" w:fill="0047B2" w:val="clear"/>
@@ -4266,6 +4572,7 @@
   </w:style>
   <w:style w:customStyle="1" w:styleId="ColorFACCCCBg6B24B2" w:type="character">
     <w:name w:val="ColorFACCCCBg6B24B2"/>
+    <w:semiHidden/>
     <w:rPr>
       <w:color w:val="FACCCC"/>
       <w:shd w:color="auto" w:fill="6B24B2" w:val="clear"/>
@@ -4273,6 +4580,7 @@
   </w:style>
   <w:style w:customStyle="1" w:styleId="ColorFACCCCBg444444" w:type="character">
     <w:name w:val="ColorFACCCCBg444444"/>
+    <w:semiHidden/>
     <w:rPr>
       <w:color w:val="FACCCC"/>
       <w:shd w:color="auto" w:fill="444444" w:val="clear"/>
@@ -4280,6 +4588,7 @@
   </w:style>
   <w:style w:customStyle="1" w:styleId="ColorFACCCCBg5C0000" w:type="character">
     <w:name w:val="ColorFACCCCBg5C0000"/>
+    <w:semiHidden/>
     <w:rPr>
       <w:color w:val="FACCCC"/>
       <w:shd w:color="auto" w:fill="5C0000" w:val="clear"/>
@@ -4287,6 +4596,7 @@
   </w:style>
   <w:style w:customStyle="1" w:styleId="ColorFACCCCBg663D00" w:type="character">
     <w:name w:val="ColorFACCCCBg663D00"/>
+    <w:semiHidden/>
     <w:rPr>
       <w:color w:val="FACCCC"/>
       <w:shd w:color="auto" w:fill="663D00" w:val="clear"/>
@@ -4294,6 +4604,7 @@
   </w:style>
   <w:style w:customStyle="1" w:styleId="ColorFACCCCBg666600" w:type="character">
     <w:name w:val="ColorFACCCCBg666600"/>
+    <w:semiHidden/>
     <w:rPr>
       <w:color w:val="FACCCC"/>
       <w:shd w:color="auto" w:fill="666600" w:val="clear"/>
@@ -4301,6 +4612,7 @@
   </w:style>
   <w:style w:customStyle="1" w:styleId="ColorFACCCCBg003700" w:type="character">
     <w:name w:val="ColorFACCCCBg003700"/>
+    <w:semiHidden/>
     <w:rPr>
       <w:color w:val="FACCCC"/>
       <w:shd w:color="auto" w:fill="003700" w:val="clear"/>
@@ -4308,6 +4620,7 @@
   </w:style>
   <w:style w:customStyle="1" w:styleId="ColorFACCCCBg002966" w:type="character">
     <w:name w:val="ColorFACCCCBg002966"/>
+    <w:semiHidden/>
     <w:rPr>
       <w:color w:val="FACCCC"/>
       <w:shd w:color="auto" w:fill="002966" w:val="clear"/>
@@ -4315,6 +4628,7 @@
   </w:style>
   <w:style w:customStyle="1" w:styleId="ColorFACCCCBg3D1466" w:type="character">
     <w:name w:val="ColorFACCCCBg3D1466"/>
+    <w:semiHidden/>
     <w:rPr>
       <w:color w:val="FACCCC"/>
       <w:shd w:color="auto" w:fill="3D1466" w:val="clear"/>
@@ -4322,12 +4636,14 @@
   </w:style>
   <w:style w:customStyle="1" w:styleId="ColorFFEBCC" w:type="character">
     <w:name w:val="ColorFFEBCC"/>
+    <w:semiHidden/>
     <w:rPr>
       <w:color w:val="FFEBCC"/>
     </w:rPr>
   </w:style>
   <w:style w:customStyle="1" w:styleId="ColorFFEBCCBgE60000" w:type="character">
     <w:name w:val="ColorFFEBCCBgE60000"/>
+    <w:semiHidden/>
     <w:rPr>
       <w:color w:val="FFEBCC"/>
       <w:shd w:color="auto" w:fill="E60000" w:val="clear"/>
@@ -4335,6 +4651,7 @@
   </w:style>
   <w:style w:customStyle="1" w:styleId="ColorFFEBCCBgFF9900" w:type="character">
     <w:name w:val="ColorFFEBCCBgFF9900"/>
+    <w:semiHidden/>
     <w:rPr>
       <w:color w:val="FFEBCC"/>
       <w:shd w:color="auto" w:fill="FF9900" w:val="clear"/>
@@ -4342,6 +4659,7 @@
   </w:style>
   <w:style w:customStyle="1" w:styleId="ColorFFEBCCBgFFFF00" w:type="character">
     <w:name w:val="ColorFFEBCCBgFFFF00"/>
+    <w:semiHidden/>
     <w:rPr>
       <w:color w:val="FFEBCC"/>
       <w:shd w:color="auto" w:fill="FFFF00" w:val="clear"/>
@@ -4349,6 +4667,7 @@
   </w:style>
   <w:style w:customStyle="1" w:styleId="ColorFFEBCCBg008A00" w:type="character">
     <w:name w:val="ColorFFEBCCBg008A00"/>
+    <w:semiHidden/>
     <w:rPr>
       <w:color w:val="FFEBCC"/>
       <w:shd w:color="auto" w:fill="008A00" w:val="clear"/>
@@ -4356,6 +4675,7 @@
   </w:style>
   <w:style w:customStyle="1" w:styleId="ColorFFEBCCBg0066CC" w:type="character">
     <w:name w:val="ColorFFEBCCBg0066CC"/>
+    <w:semiHidden/>
     <w:rPr>
       <w:color w:val="FFEBCC"/>
       <w:shd w:color="auto" w:fill="0066CC" w:val="clear"/>
@@ -4363,6 +4683,7 @@
   </w:style>
   <w:style w:customStyle="1" w:styleId="ColorFFEBCCBg9933FF" w:type="character">
     <w:name w:val="ColorFFEBCCBg9933FF"/>
+    <w:semiHidden/>
     <w:rPr>
       <w:color w:val="FFEBCC"/>
       <w:shd w:color="auto" w:fill="9933FF" w:val="clear"/>
@@ -4370,6 +4691,7 @@
   </w:style>
   <w:style w:customStyle="1" w:styleId="ColorFFEBCCBgFFFFFF" w:type="character">
     <w:name w:val="ColorFFEBCCBgFFFFFF"/>
+    <w:semiHidden/>
     <w:rPr>
       <w:color w:val="FFEBCC"/>
       <w:shd w:color="auto" w:fill="FFFFFF" w:val="clear"/>
@@ -4377,6 +4699,7 @@
   </w:style>
   <w:style w:customStyle="1" w:styleId="ColorFFEBCCBgFACCCC" w:type="character">
     <w:name w:val="ColorFFEBCCBgFACCCC"/>
+    <w:semiHidden/>
     <w:rPr>
       <w:color w:val="FFEBCC"/>
       <w:shd w:color="auto" w:fill="FACCCC" w:val="clear"/>
@@ -4384,6 +4707,7 @@
   </w:style>
   <w:style w:customStyle="1" w:styleId="ColorFFEBCCBgFFEBCC" w:type="character">
     <w:name w:val="ColorFFEBCCBgFFEBCC"/>
+    <w:semiHidden/>
     <w:rPr>
       <w:color w:val="FFEBCC"/>
       <w:shd w:color="auto" w:fill="FFEBCC" w:val="clear"/>
@@ -4391,6 +4715,7 @@
   </w:style>
   <w:style w:customStyle="1" w:styleId="ColorFFEBCCBgFFFFCC" w:type="character">
     <w:name w:val="ColorFFEBCCBgFFFFCC"/>
+    <w:semiHidden/>
     <w:rPr>
       <w:color w:val="FFEBCC"/>
       <w:shd w:color="auto" w:fill="FFFFCC" w:val="clear"/>
@@ -4398,6 +4723,7 @@
   </w:style>
   <w:style w:customStyle="1" w:styleId="ColorFFEBCCBgCCE8CC" w:type="character">
     <w:name w:val="ColorFFEBCCBgCCE8CC"/>
+    <w:semiHidden/>
     <w:rPr>
       <w:color w:val="FFEBCC"/>
       <w:shd w:color="auto" w:fill="CCE8CC" w:val="clear"/>
@@ -4405,6 +4731,7 @@
   </w:style>
   <w:style w:customStyle="1" w:styleId="ColorFFEBCCBgCCE0F5" w:type="character">
     <w:name w:val="ColorFFEBCCBgCCE0F5"/>
+    <w:semiHidden/>
     <w:rPr>
       <w:color w:val="FFEBCC"/>
       <w:shd w:color="auto" w:fill="CCE0F5" w:val="clear"/>
@@ -4412,6 +4739,7 @@
   </w:style>
   <w:style w:customStyle="1" w:styleId="ColorFFEBCCBgEBD6FF" w:type="character">
     <w:name w:val="ColorFFEBCCBgEBD6FF"/>
+    <w:semiHidden/>
     <w:rPr>
       <w:color w:val="FFEBCC"/>
       <w:shd w:color="auto" w:fill="EBD6FF" w:val="clear"/>
@@ -4419,6 +4747,7 @@
   </w:style>
   <w:style w:customStyle="1" w:styleId="ColorFFEBCCBgBBBBBB" w:type="character">
     <w:name w:val="ColorFFEBCCBgBBBBBB"/>
+    <w:semiHidden/>
     <w:rPr>
       <w:color w:val="FFEBCC"/>
       <w:shd w:color="auto" w:fill="BBBBBB" w:val="clear"/>
@@ -4426,6 +4755,7 @@
   </w:style>
   <w:style w:customStyle="1" w:styleId="ColorFFEBCCBgF06666" w:type="character">
     <w:name w:val="ColorFFEBCCBgF06666"/>
+    <w:semiHidden/>
     <w:rPr>
       <w:color w:val="FFEBCC"/>
       <w:shd w:color="auto" w:fill="F06666" w:val="clear"/>
@@ -4433,6 +4763,7 @@
   </w:style>
   <w:style w:customStyle="1" w:styleId="ColorFFEBCCBgFFC266" w:type="character">
     <w:name w:val="ColorFFEBCCBgFFC266"/>
+    <w:semiHidden/>
     <w:rPr>
       <w:color w:val="FFEBCC"/>
       <w:shd w:color="auto" w:fill="FFC266" w:val="clear"/>
@@ -4440,6 +4771,7 @@
   </w:style>
   <w:style w:customStyle="1" w:styleId="ColorFFEBCCBgFFFF66" w:type="character">
     <w:name w:val="ColorFFEBCCBgFFFF66"/>
+    <w:semiHidden/>
     <w:rPr>
       <w:color w:val="FFEBCC"/>
       <w:shd w:color="auto" w:fill="FFFF66" w:val="clear"/>
@@ -4447,6 +4779,7 @@
   </w:style>
   <w:style w:customStyle="1" w:styleId="ColorFFEBCCBg66B966" w:type="character">
     <w:name w:val="ColorFFEBCCBg66B966"/>
+    <w:semiHidden/>
     <w:rPr>
       <w:color w:val="FFEBCC"/>
       <w:shd w:color="auto" w:fill="66B966" w:val="clear"/>
@@ -4454,6 +4787,7 @@
   </w:style>
   <w:style w:customStyle="1" w:styleId="ColorFFEBCCBg66A3E0" w:type="character">
     <w:name w:val="ColorFFEBCCBg66A3E0"/>
+    <w:semiHidden/>
     <w:rPr>
       <w:color w:val="FFEBCC"/>
       <w:shd w:color="auto" w:fill="66A3E0" w:val="clear"/>
@@ -4461,6 +4795,7 @@
   </w:style>
   <w:style w:customStyle="1" w:styleId="ColorFFEBCCBgC285FF" w:type="character">
     <w:name w:val="ColorFFEBCCBgC285FF"/>
+    <w:semiHidden/>
     <w:rPr>
       <w:color w:val="FFEBCC"/>
       <w:shd w:color="auto" w:fill="C285FF" w:val="clear"/>
@@ -4468,6 +4803,7 @@
   </w:style>
   <w:style w:customStyle="1" w:styleId="ColorFFEBCCBg888888" w:type="character">
     <w:name w:val="ColorFFEBCCBg888888"/>
+    <w:semiHidden/>
     <w:rPr>
       <w:color w:val="FFEBCC"/>
       <w:shd w:color="auto" w:fill="888888" w:val="clear"/>
@@ -4475,6 +4811,7 @@
   </w:style>
   <w:style w:customStyle="1" w:styleId="ColorFFEBCCBgA10000" w:type="character">
     <w:name w:val="ColorFFEBCCBgA10000"/>
+    <w:semiHidden/>
     <w:rPr>
       <w:color w:val="FFEBCC"/>
       <w:shd w:color="auto" w:fill="A10000" w:val="clear"/>
@@ -4482,6 +4819,7 @@
   </w:style>
   <w:style w:customStyle="1" w:styleId="ColorFFEBCCBgB26B00" w:type="character">
     <w:name w:val="ColorFFEBCCBgB26B00"/>
+    <w:semiHidden/>
     <w:rPr>
       <w:color w:val="FFEBCC"/>
       <w:shd w:color="auto" w:fill="B26B00" w:val="clear"/>
@@ -4489,6 +4827,7 @@
   </w:style>
   <w:style w:customStyle="1" w:styleId="ColorFFEBCCBgB2B200" w:type="character">
     <w:name w:val="ColorFFEBCCBgB2B200"/>
+    <w:semiHidden/>
     <w:rPr>
       <w:color w:val="FFEBCC"/>
       <w:shd w:color="auto" w:fill="B2B200" w:val="clear"/>
@@ -4496,6 +4835,7 @@
   </w:style>
   <w:style w:customStyle="1" w:styleId="ColorFFEBCCBg006100" w:type="character">
     <w:name w:val="ColorFFEBCCBg006100"/>
+    <w:semiHidden/>
     <w:rPr>
       <w:color w:val="FFEBCC"/>
       <w:shd w:color="auto" w:fill="006100" w:val="clear"/>
@@ -4503,6 +4843,7 @@
   </w:style>
   <w:style w:customStyle="1" w:styleId="ColorFFEBCCBg0047B2" w:type="character">
     <w:name w:val="ColorFFEBCCBg0047B2"/>
+    <w:semiHidden/>
     <w:rPr>
       <w:color w:val="FFEBCC"/>
       <w:shd w:color="auto" w:fill="0047B2" w:val="clear"/>
@@ -4510,6 +4851,7 @@
   </w:style>
   <w:style w:customStyle="1" w:styleId="ColorFFEBCCBg6B24B2" w:type="character">
     <w:name w:val="ColorFFEBCCBg6B24B2"/>
+    <w:semiHidden/>
     <w:rPr>
       <w:color w:val="FFEBCC"/>
       <w:shd w:color="auto" w:fill="6B24B2" w:val="clear"/>
@@ -4517,6 +4859,7 @@
   </w:style>
   <w:style w:customStyle="1" w:styleId="ColorFFEBCCBg444444" w:type="character">
     <w:name w:val="ColorFFEBCCBg444444"/>
+    <w:semiHidden/>
     <w:rPr>
       <w:color w:val="FFEBCC"/>
       <w:shd w:color="auto" w:fill="444444" w:val="clear"/>
@@ -4524,6 +4867,7 @@
   </w:style>
   <w:style w:customStyle="1" w:styleId="ColorFFEBCCBg5C0000" w:type="character">
     <w:name w:val="ColorFFEBCCBg5C0000"/>
+    <w:semiHidden/>
     <w:rPr>
       <w:color w:val="FFEBCC"/>
       <w:shd w:color="auto" w:fill="5C0000" w:val="clear"/>
@@ -4531,6 +4875,7 @@
   </w:style>
   <w:style w:customStyle="1" w:styleId="ColorFFEBCCBg663D00" w:type="character">
     <w:name w:val="ColorFFEBCCBg663D00"/>
+    <w:semiHidden/>
     <w:rPr>
       <w:color w:val="FFEBCC"/>
       <w:shd w:color="auto" w:fill="663D00" w:val="clear"/>
@@ -4538,6 +4883,7 @@
   </w:style>
   <w:style w:customStyle="1" w:styleId="ColorFFEBCCBg666600" w:type="character">
     <w:name w:val="ColorFFEBCCBg666600"/>
+    <w:semiHidden/>
     <w:rPr>
       <w:color w:val="FFEBCC"/>
       <w:shd w:color="auto" w:fill="666600" w:val="clear"/>
@@ -4545,6 +4891,7 @@
   </w:style>
   <w:style w:customStyle="1" w:styleId="ColorFFEBCCBg003700" w:type="character">
     <w:name w:val="ColorFFEBCCBg003700"/>
+    <w:semiHidden/>
     <w:rPr>
       <w:color w:val="FFEBCC"/>
       <w:shd w:color="auto" w:fill="003700" w:val="clear"/>
@@ -4552,6 +4899,7 @@
   </w:style>
   <w:style w:customStyle="1" w:styleId="ColorFFEBCCBg002966" w:type="character">
     <w:name w:val="ColorFFEBCCBg002966"/>
+    <w:semiHidden/>
     <w:rPr>
       <w:color w:val="FFEBCC"/>
       <w:shd w:color="auto" w:fill="002966" w:val="clear"/>
@@ -4559,6 +4907,7 @@
   </w:style>
   <w:style w:customStyle="1" w:styleId="ColorFFEBCCBg3D1466" w:type="character">
     <w:name w:val="ColorFFEBCCBg3D1466"/>
+    <w:semiHidden/>
     <w:rPr>
       <w:color w:val="FFEBCC"/>
       <w:shd w:color="auto" w:fill="3D1466" w:val="clear"/>
@@ -4566,12 +4915,14 @@
   </w:style>
   <w:style w:customStyle="1" w:styleId="ColorFFFFCC" w:type="character">
     <w:name w:val="ColorFFFFCC"/>
+    <w:semiHidden/>
     <w:rPr>
       <w:color w:val="FFFFCC"/>
     </w:rPr>
   </w:style>
   <w:style w:customStyle="1" w:styleId="ColorFFFFCCBgE60000" w:type="character">
     <w:name w:val="ColorFFFFCCBgE60000"/>
+    <w:semiHidden/>
     <w:rPr>
       <w:color w:val="FFFFCC"/>
       <w:shd w:color="auto" w:fill="E60000" w:val="clear"/>
@@ -4579,6 +4930,7 @@
   </w:style>
   <w:style w:customStyle="1" w:styleId="ColorFFFFCCBgFF9900" w:type="character">
     <w:name w:val="ColorFFFFCCBgFF9900"/>
+    <w:semiHidden/>
     <w:rPr>
       <w:color w:val="FFFFCC"/>
       <w:shd w:color="auto" w:fill="FF9900" w:val="clear"/>
@@ -4586,6 +4938,7 @@
   </w:style>
   <w:style w:customStyle="1" w:styleId="ColorFFFFCCBgFFFF00" w:type="character">
     <w:name w:val="ColorFFFFCCBgFFFF00"/>
+    <w:semiHidden/>
     <w:rPr>
       <w:color w:val="FFFFCC"/>
       <w:shd w:color="auto" w:fill="FFFF00" w:val="clear"/>
@@ -4593,6 +4946,7 @@
   </w:style>
   <w:style w:customStyle="1" w:styleId="ColorFFFFCCBg008A00" w:type="character">
     <w:name w:val="ColorFFFFCCBg008A00"/>
+    <w:semiHidden/>
     <w:rPr>
       <w:color w:val="FFFFCC"/>
       <w:shd w:color="auto" w:fill="008A00" w:val="clear"/>
@@ -4600,6 +4954,7 @@
   </w:style>
   <w:style w:customStyle="1" w:styleId="ColorFFFFCCBg0066CC" w:type="character">
     <w:name w:val="ColorFFFFCCBg0066CC"/>
+    <w:semiHidden/>
     <w:rPr>
       <w:color w:val="FFFFCC"/>
       <w:shd w:color="auto" w:fill="0066CC" w:val="clear"/>
@@ -4607,6 +4962,7 @@
   </w:style>
   <w:style w:customStyle="1" w:styleId="ColorFFFFCCBg9933FF" w:type="character">
     <w:name w:val="ColorFFFFCCBg9933FF"/>
+    <w:semiHidden/>
     <w:rPr>
       <w:color w:val="FFFFCC"/>
       <w:shd w:color="auto" w:fill="9933FF" w:val="clear"/>
@@ -4614,6 +4970,7 @@
   </w:style>
   <w:style w:customStyle="1" w:styleId="ColorFFFFCCBgFFFFFF" w:type="character">
     <w:name w:val="ColorFFFFCCBgFFFFFF"/>
+    <w:semiHidden/>
     <w:rPr>
       <w:color w:val="FFFFCC"/>
       <w:shd w:color="auto" w:fill="FFFFFF" w:val="clear"/>
@@ -4621,6 +4978,7 @@
   </w:style>
   <w:style w:customStyle="1" w:styleId="ColorFFFFCCBgFACCCC" w:type="character">
     <w:name w:val="ColorFFFFCCBgFACCCC"/>
+    <w:semiHidden/>
     <w:rPr>
       <w:color w:val="FFFFCC"/>
       <w:shd w:color="auto" w:fill="FACCCC" w:val="clear"/>
@@ -4628,6 +4986,7 @@
   </w:style>
   <w:style w:customStyle="1" w:styleId="ColorFFFFCCBgFFEBCC" w:type="character">
     <w:name w:val="ColorFFFFCCBgFFEBCC"/>
+    <w:semiHidden/>
     <w:rPr>
       <w:color w:val="FFFFCC"/>
       <w:shd w:color="auto" w:fill="FFEBCC" w:val="clear"/>
@@ -4635,6 +4994,7 @@
   </w:style>
   <w:style w:customStyle="1" w:styleId="ColorFFFFCCBgFFFFCC" w:type="character">
     <w:name w:val="ColorFFFFCCBgFFFFCC"/>
+    <w:semiHidden/>
     <w:rPr>
       <w:color w:val="FFFFCC"/>
       <w:shd w:color="auto" w:fill="FFFFCC" w:val="clear"/>
@@ -4642,6 +5002,7 @@
   </w:style>
   <w:style w:customStyle="1" w:styleId="ColorFFFFCCBgCCE8CC" w:type="character">
     <w:name w:val="ColorFFFFCCBgCCE8CC"/>
+    <w:semiHidden/>
     <w:rPr>
       <w:color w:val="FFFFCC"/>
       <w:shd w:color="auto" w:fill="CCE8CC" w:val="clear"/>
@@ -4649,6 +5010,7 @@
   </w:style>
   <w:style w:customStyle="1" w:styleId="ColorFFFFCCBgCCE0F5" w:type="character">
     <w:name w:val="ColorFFFFCCBgCCE0F5"/>
+    <w:semiHidden/>
     <w:rPr>
       <w:color w:val="FFFFCC"/>
       <w:shd w:color="auto" w:fill="CCE0F5" w:val="clear"/>
@@ -4656,6 +5018,7 @@
   </w:style>
   <w:style w:customStyle="1" w:styleId="ColorFFFFCCBgEBD6FF" w:type="character">
     <w:name w:val="ColorFFFFCCBgEBD6FF"/>
+    <w:semiHidden/>
     <w:rPr>
       <w:color w:val="FFFFCC"/>
       <w:shd w:color="auto" w:fill="EBD6FF" w:val="clear"/>
@@ -4663,6 +5026,7 @@
   </w:style>
   <w:style w:customStyle="1" w:styleId="ColorFFFFCCBgBBBBBB" w:type="character">
     <w:name w:val="ColorFFFFCCBgBBBBBB"/>
+    <w:semiHidden/>
     <w:rPr>
       <w:color w:val="FFFFCC"/>
       <w:shd w:color="auto" w:fill="BBBBBB" w:val="clear"/>
@@ -4670,6 +5034,7 @@
   </w:style>
   <w:style w:customStyle="1" w:styleId="ColorFFFFCCBgF06666" w:type="character">
     <w:name w:val="ColorFFFFCCBgF06666"/>
+    <w:semiHidden/>
     <w:rPr>
       <w:color w:val="FFFFCC"/>
       <w:shd w:color="auto" w:fill="F06666" w:val="clear"/>
@@ -4677,6 +5042,7 @@
   </w:style>
   <w:style w:customStyle="1" w:styleId="ColorFFFFCCBgFFC266" w:type="character">
     <w:name w:val="ColorFFFFCCBgFFC266"/>
+    <w:semiHidden/>
     <w:rPr>
       <w:color w:val="FFFFCC"/>
       <w:shd w:color="auto" w:fill="FFC266" w:val="clear"/>
@@ -4684,6 +5050,7 @@
   </w:style>
   <w:style w:customStyle="1" w:styleId="ColorFFFFCCBgFFFF66" w:type="character">
     <w:name w:val="ColorFFFFCCBgFFFF66"/>
+    <w:semiHidden/>
     <w:rPr>
       <w:color w:val="FFFFCC"/>
       <w:shd w:color="auto" w:fill="FFFF66" w:val="clear"/>
@@ -4691,6 +5058,7 @@
   </w:style>
   <w:style w:customStyle="1" w:styleId="ColorFFFFCCBg66B966" w:type="character">
     <w:name w:val="ColorFFFFCCBg66B966"/>
+    <w:semiHidden/>
     <w:rPr>
       <w:color w:val="FFFFCC"/>
       <w:shd w:color="auto" w:fill="66B966" w:val="clear"/>
@@ -4698,6 +5066,7 @@
   </w:style>
   <w:style w:customStyle="1" w:styleId="ColorFFFFCCBg66A3E0" w:type="character">
     <w:name w:val="ColorFFFFCCBg66A3E0"/>
+    <w:semiHidden/>
     <w:rPr>
       <w:color w:val="FFFFCC"/>
       <w:shd w:color="auto" w:fill="66A3E0" w:val="clear"/>
@@ -4705,6 +5074,7 @@
   </w:style>
   <w:style w:customStyle="1" w:styleId="ColorFFFFCCBgC285FF" w:type="character">
     <w:name w:val="ColorFFFFCCBgC285FF"/>
+    <w:semiHidden/>
     <w:rPr>
       <w:color w:val="FFFFCC"/>
       <w:shd w:color="auto" w:fill="C285FF" w:val="clear"/>
@@ -4712,6 +5082,7 @@
   </w:style>
   <w:style w:customStyle="1" w:styleId="ColorFFFFCCBg888888" w:type="character">
     <w:name w:val="ColorFFFFCCBg888888"/>
+    <w:semiHidden/>
     <w:rPr>
       <w:color w:val="FFFFCC"/>
       <w:shd w:color="auto" w:fill="888888" w:val="clear"/>
@@ -4719,6 +5090,7 @@
   </w:style>
   <w:style w:customStyle="1" w:styleId="ColorFFFFCCBgA10000" w:type="character">
     <w:name w:val="ColorFFFFCCBgA10000"/>
+    <w:semiHidden/>
     <w:rPr>
       <w:color w:val="FFFFCC"/>
       <w:shd w:color="auto" w:fill="A10000" w:val="clear"/>
@@ -4726,6 +5098,7 @@
   </w:style>
   <w:style w:customStyle="1" w:styleId="ColorFFFFCCBgB26B00" w:type="character">
     <w:name w:val="ColorFFFFCCBgB26B00"/>
+    <w:semiHidden/>
     <w:rPr>
       <w:color w:val="FFFFCC"/>
       <w:shd w:color="auto" w:fill="B26B00" w:val="clear"/>
@@ -4733,6 +5106,7 @@
   </w:style>
   <w:style w:customStyle="1" w:styleId="ColorFFFFCCBgB2B200" w:type="character">
     <w:name w:val="ColorFFFFCCBgB2B200"/>
+    <w:semiHidden/>
     <w:rPr>
       <w:color w:val="FFFFCC"/>
       <w:shd w:color="auto" w:fill="B2B200" w:val="clear"/>
@@ -4740,6 +5114,7 @@
   </w:style>
   <w:style w:customStyle="1" w:styleId="ColorFFFFCCBg006100" w:type="character">
     <w:name w:val="ColorFFFFCCBg006100"/>
+    <w:semiHidden/>
     <w:rPr>
       <w:color w:val="FFFFCC"/>
       <w:shd w:color="auto" w:fill="006100" w:val="clear"/>
@@ -4747,6 +5122,7 @@
   </w:style>
   <w:style w:customStyle="1" w:styleId="ColorFFFFCCBg0047B2" w:type="character">
     <w:name w:val="ColorFFFFCCBg0047B2"/>
+    <w:semiHidden/>
     <w:rPr>
       <w:color w:val="FFFFCC"/>
       <w:shd w:color="auto" w:fill="0047B2" w:val="clear"/>
@@ -4754,6 +5130,7 @@
   </w:style>
   <w:style w:customStyle="1" w:styleId="ColorFFFFCCBg6B24B2" w:type="character">
     <w:name w:val="ColorFFFFCCBg6B24B2"/>
+    <w:semiHidden/>
     <w:rPr>
       <w:color w:val="FFFFCC"/>
       <w:shd w:color="auto" w:fill="6B24B2" w:val="clear"/>
@@ -4761,6 +5138,7 @@
   </w:style>
   <w:style w:customStyle="1" w:styleId="ColorFFFFCCBg444444" w:type="character">
     <w:name w:val="ColorFFFFCCBg444444"/>
+    <w:semiHidden/>
     <w:rPr>
       <w:color w:val="FFFFCC"/>
       <w:shd w:color="auto" w:fill="444444" w:val="clear"/>
@@ -4768,6 +5146,7 @@
   </w:style>
   <w:style w:customStyle="1" w:styleId="ColorFFFFCCBg5C0000" w:type="character">
     <w:name w:val="ColorFFFFCCBg5C0000"/>
+    <w:semiHidden/>
     <w:rPr>
       <w:color w:val="FFFFCC"/>
       <w:shd w:color="auto" w:fill="5C0000" w:val="clear"/>
@@ -4775,6 +5154,7 @@
   </w:style>
   <w:style w:customStyle="1" w:styleId="ColorFFFFCCBg663D00" w:type="character">
     <w:name w:val="ColorFFFFCCBg663D00"/>
+    <w:semiHidden/>
     <w:rPr>
       <w:color w:val="FFFFCC"/>
       <w:shd w:color="auto" w:fill="663D00" w:val="clear"/>
@@ -4782,6 +5162,7 @@
   </w:style>
   <w:style w:customStyle="1" w:styleId="ColorFFFFCCBg666600" w:type="character">
     <w:name w:val="ColorFFFFCCBg666600"/>
+    <w:semiHidden/>
     <w:rPr>
       <w:color w:val="FFFFCC"/>
       <w:shd w:color="auto" w:fill="666600" w:val="clear"/>
@@ -4789,6 +5170,7 @@
   </w:style>
   <w:style w:customStyle="1" w:styleId="ColorFFFFCCBg003700" w:type="character">
     <w:name w:val="ColorFFFFCCBg003700"/>
+    <w:semiHidden/>
     <w:rPr>
       <w:color w:val="FFFFCC"/>
       <w:shd w:color="auto" w:fill="003700" w:val="clear"/>
@@ -4796,6 +5178,7 @@
   </w:style>
   <w:style w:customStyle="1" w:styleId="ColorFFFFCCBg002966" w:type="character">
     <w:name w:val="ColorFFFFCCBg002966"/>
+    <w:semiHidden/>
     <w:rPr>
       <w:color w:val="FFFFCC"/>
       <w:shd w:color="auto" w:fill="002966" w:val="clear"/>
@@ -4803,6 +5186,7 @@
   </w:style>
   <w:style w:customStyle="1" w:styleId="ColorFFFFCCBg3D1466" w:type="character">
     <w:name w:val="ColorFFFFCCBg3D1466"/>
+    <w:semiHidden/>
     <w:rPr>
       <w:color w:val="FFFFCC"/>
       <w:shd w:color="auto" w:fill="3D1466" w:val="clear"/>
@@ -4810,12 +5194,14 @@
   </w:style>
   <w:style w:customStyle="1" w:styleId="ColorCCE8CC" w:type="character">
     <w:name w:val="ColorCCE8CC"/>
+    <w:semiHidden/>
     <w:rPr>
       <w:color w:val="CCE8CC"/>
     </w:rPr>
   </w:style>
   <w:style w:customStyle="1" w:styleId="ColorCCE8CCBgE60000" w:type="character">
     <w:name w:val="ColorCCE8CCBgE60000"/>
+    <w:semiHidden/>
     <w:rPr>
       <w:color w:val="CCE8CC"/>
       <w:shd w:color="auto" w:fill="E60000" w:val="clear"/>
@@ -4823,6 +5209,7 @@
   </w:style>
   <w:style w:customStyle="1" w:styleId="ColorCCE8CCBgFF9900" w:type="character">
     <w:name w:val="ColorCCE8CCBgFF9900"/>
+    <w:semiHidden/>
     <w:rPr>
       <w:color w:val="CCE8CC"/>
       <w:shd w:color="auto" w:fill="FF9900" w:val="clear"/>
@@ -4830,6 +5217,7 @@
   </w:style>
   <w:style w:customStyle="1" w:styleId="ColorCCE8CCBgFFFF00" w:type="character">
     <w:name w:val="ColorCCE8CCBgFFFF00"/>
+    <w:semiHidden/>
     <w:rPr>
       <w:color w:val="CCE8CC"/>
       <w:shd w:color="auto" w:fill="FFFF00" w:val="clear"/>
@@ -4837,6 +5225,7 @@
   </w:style>
   <w:style w:customStyle="1" w:styleId="ColorCCE8CCBg008A00" w:type="character">
     <w:name w:val="ColorCCE8CCBg008A00"/>
+    <w:semiHidden/>
     <w:rPr>
       <w:color w:val="CCE8CC"/>
       <w:shd w:color="auto" w:fill="008A00" w:val="clear"/>
@@ -4844,6 +5233,7 @@
   </w:style>
   <w:style w:customStyle="1" w:styleId="ColorCCE8CCBg0066CC" w:type="character">
     <w:name w:val="ColorCCE8CCBg0066CC"/>
+    <w:semiHidden/>
     <w:rPr>
       <w:color w:val="CCE8CC"/>
       <w:shd w:color="auto" w:fill="0066CC" w:val="clear"/>
@@ -4851,6 +5241,7 @@
   </w:style>
   <w:style w:customStyle="1" w:styleId="ColorCCE8CCBg9933FF" w:type="character">
     <w:name w:val="ColorCCE8CCBg9933FF"/>
+    <w:semiHidden/>
     <w:rPr>
       <w:color w:val="CCE8CC"/>
       <w:shd w:color="auto" w:fill="9933FF" w:val="clear"/>
@@ -4858,6 +5249,7 @@
   </w:style>
   <w:style w:customStyle="1" w:styleId="ColorCCE8CCBgFFFFFF" w:type="character">
     <w:name w:val="ColorCCE8CCBgFFFFFF"/>
+    <w:semiHidden/>
     <w:rPr>
       <w:color w:val="CCE8CC"/>
       <w:shd w:color="auto" w:fill="FFFFFF" w:val="clear"/>
@@ -4865,6 +5257,7 @@
   </w:style>
   <w:style w:customStyle="1" w:styleId="ColorCCE8CCBgFACCCC" w:type="character">
     <w:name w:val="ColorCCE8CCBgFACCCC"/>
+    <w:semiHidden/>
     <w:rPr>
       <w:color w:val="CCE8CC"/>
       <w:shd w:color="auto" w:fill="FACCCC" w:val="clear"/>
@@ -4872,6 +5265,7 @@
   </w:style>
   <w:style w:customStyle="1" w:styleId="ColorCCE8CCBgFFEBCC" w:type="character">
     <w:name w:val="ColorCCE8CCBgFFEBCC"/>
+    <w:semiHidden/>
     <w:rPr>
       <w:color w:val="CCE8CC"/>
       <w:shd w:color="auto" w:fill="FFEBCC" w:val="clear"/>
@@ -4879,6 +5273,7 @@
   </w:style>
   <w:style w:customStyle="1" w:styleId="ColorCCE8CCBgFFFFCC" w:type="character">
     <w:name w:val="ColorCCE8CCBgFFFFCC"/>
+    <w:semiHidden/>
     <w:rPr>
       <w:color w:val="CCE8CC"/>
       <w:shd w:color="auto" w:fill="FFFFCC" w:val="clear"/>
@@ -4886,6 +5281,7 @@
   </w:style>
   <w:style w:customStyle="1" w:styleId="ColorCCE8CCBgCCE8CC" w:type="character">
     <w:name w:val="ColorCCE8CCBgCCE8CC"/>
+    <w:semiHidden/>
     <w:rPr>
       <w:color w:val="CCE8CC"/>
       <w:shd w:color="auto" w:fill="CCE8CC" w:val="clear"/>
@@ -4893,6 +5289,7 @@
   </w:style>
   <w:style w:customStyle="1" w:styleId="ColorCCE8CCBgCCE0F5" w:type="character">
     <w:name w:val="ColorCCE8CCBgCCE0F5"/>
+    <w:semiHidden/>
     <w:rPr>
       <w:color w:val="CCE8CC"/>
       <w:shd w:color="auto" w:fill="CCE0F5" w:val="clear"/>
@@ -4900,6 +5297,7 @@
   </w:style>
   <w:style w:customStyle="1" w:styleId="ColorCCE8CCBgEBD6FF" w:type="character">
     <w:name w:val="ColorCCE8CCBgEBD6FF"/>
+    <w:semiHidden/>
     <w:rPr>
       <w:color w:val="CCE8CC"/>
       <w:shd w:color="auto" w:fill="EBD6FF" w:val="clear"/>
@@ -4907,6 +5305,7 @@
   </w:style>
   <w:style w:customStyle="1" w:styleId="ColorCCE8CCBgBBBBBB" w:type="character">
     <w:name w:val="ColorCCE8CCBgBBBBBB"/>
+    <w:semiHidden/>
     <w:rPr>
       <w:color w:val="CCE8CC"/>
       <w:shd w:color="auto" w:fill="BBBBBB" w:val="clear"/>
@@ -4914,6 +5313,7 @@
   </w:style>
   <w:style w:customStyle="1" w:styleId="ColorCCE8CCBgF06666" w:type="character">
     <w:name w:val="ColorCCE8CCBgF06666"/>
+    <w:semiHidden/>
     <w:rPr>
       <w:color w:val="CCE8CC"/>
       <w:shd w:color="auto" w:fill="F06666" w:val="clear"/>
@@ -4921,6 +5321,7 @@
   </w:style>
   <w:style w:customStyle="1" w:styleId="ColorCCE8CCBgFFC266" w:type="character">
     <w:name w:val="ColorCCE8CCBgFFC266"/>
+    <w:semiHidden/>
     <w:rPr>
       <w:color w:val="CCE8CC"/>
       <w:shd w:color="auto" w:fill="FFC266" w:val="clear"/>
@@ -4928,6 +5329,7 @@
   </w:style>
   <w:style w:customStyle="1" w:styleId="ColorCCE8CCBgFFFF66" w:type="character">
     <w:name w:val="ColorCCE8CCBgFFFF66"/>
+    <w:semiHidden/>
     <w:rPr>
       <w:color w:val="CCE8CC"/>
       <w:shd w:color="auto" w:fill="FFFF66" w:val="clear"/>
@@ -4935,6 +5337,7 @@
   </w:style>
   <w:style w:customStyle="1" w:styleId="ColorCCE8CCBg66B966" w:type="character">
     <w:name w:val="ColorCCE8CCBg66B966"/>
+    <w:semiHidden/>
     <w:rPr>
       <w:color w:val="CCE8CC"/>
       <w:shd w:color="auto" w:fill="66B966" w:val="clear"/>
@@ -4942,6 +5345,7 @@
   </w:style>
   <w:style w:customStyle="1" w:styleId="ColorCCE8CCBg66A3E0" w:type="character">
     <w:name w:val="ColorCCE8CCBg66A3E0"/>
+    <w:semiHidden/>
     <w:rPr>
       <w:color w:val="CCE8CC"/>
       <w:shd w:color="auto" w:fill="66A3E0" w:val="clear"/>
@@ -4949,6 +5353,7 @@
   </w:style>
   <w:style w:customStyle="1" w:styleId="ColorCCE8CCBgC285FF" w:type="character">
     <w:name w:val="ColorCCE8CCBgC285FF"/>
+    <w:semiHidden/>
     <w:rPr>
       <w:color w:val="CCE8CC"/>
       <w:shd w:color="auto" w:fill="C285FF" w:val="clear"/>
@@ -4956,6 +5361,7 @@
   </w:style>
   <w:style w:customStyle="1" w:styleId="ColorCCE8CCBg888888" w:type="character">
     <w:name w:val="ColorCCE8CCBg888888"/>
+    <w:semiHidden/>
     <w:rPr>
       <w:color w:val="CCE8CC"/>
       <w:shd w:color="auto" w:fill="888888" w:val="clear"/>
@@ -4963,6 +5369,7 @@
   </w:style>
   <w:style w:customStyle="1" w:styleId="ColorCCE8CCBgA10000" w:type="character">
     <w:name w:val="ColorCCE8CCBgA10000"/>
+    <w:semiHidden/>
     <w:rPr>
       <w:color w:val="CCE8CC"/>
       <w:shd w:color="auto" w:fill="A10000" w:val="clear"/>
@@ -4970,6 +5377,7 @@
   </w:style>
   <w:style w:customStyle="1" w:styleId="ColorCCE8CCBgB26B00" w:type="character">
     <w:name w:val="ColorCCE8CCBgB26B00"/>
+    <w:semiHidden/>
     <w:rPr>
       <w:color w:val="CCE8CC"/>
       <w:shd w:color="auto" w:fill="B26B00" w:val="clear"/>
@@ -4977,6 +5385,7 @@
   </w:style>
   <w:style w:customStyle="1" w:styleId="ColorCCE8CCBgB2B200" w:type="character">
     <w:name w:val="ColorCCE8CCBgB2B200"/>
+    <w:semiHidden/>
     <w:rPr>
       <w:color w:val="CCE8CC"/>
       <w:shd w:color="auto" w:fill="B2B200" w:val="clear"/>
@@ -4984,6 +5393,7 @@
   </w:style>
   <w:style w:customStyle="1" w:styleId="ColorCCE8CCBg006100" w:type="character">
     <w:name w:val="ColorCCE8CCBg006100"/>
+    <w:semiHidden/>
     <w:rPr>
       <w:color w:val="CCE8CC"/>
       <w:shd w:color="auto" w:fill="006100" w:val="clear"/>
@@ -4991,6 +5401,7 @@
   </w:style>
   <w:style w:customStyle="1" w:styleId="ColorCCE8CCBg0047B2" w:type="character">
     <w:name w:val="ColorCCE8CCBg0047B2"/>
+    <w:semiHidden/>
     <w:rPr>
       <w:color w:val="CCE8CC"/>
       <w:shd w:color="auto" w:fill="0047B2" w:val="clear"/>
@@ -4998,6 +5409,7 @@
   </w:style>
   <w:style w:customStyle="1" w:styleId="ColorCCE8CCBg6B24B2" w:type="character">
     <w:name w:val="ColorCCE8CCBg6B24B2"/>
+    <w:semiHidden/>
     <w:rPr>
       <w:color w:val="CCE8CC"/>
       <w:shd w:color="auto" w:fill="6B24B2" w:val="clear"/>
@@ -5005,6 +5417,7 @@
   </w:style>
   <w:style w:customStyle="1" w:styleId="ColorCCE8CCBg444444" w:type="character">
     <w:name w:val="ColorCCE8CCBg444444"/>
+    <w:semiHidden/>
     <w:rPr>
       <w:color w:val="CCE8CC"/>
       <w:shd w:color="auto" w:fill="444444" w:val="clear"/>
@@ -5012,6 +5425,7 @@
   </w:style>
   <w:style w:customStyle="1" w:styleId="ColorCCE8CCBg5C0000" w:type="character">
     <w:name w:val="ColorCCE8CCBg5C0000"/>
+    <w:semiHidden/>
     <w:rPr>
       <w:color w:val="CCE8CC"/>
       <w:shd w:color="auto" w:fill="5C0000" w:val="clear"/>
@@ -5019,6 +5433,7 @@
   </w:style>
   <w:style w:customStyle="1" w:styleId="ColorCCE8CCBg663D00" w:type="character">
     <w:name w:val="ColorCCE8CCBg663D00"/>
+    <w:semiHidden/>
     <w:rPr>
       <w:color w:val="CCE8CC"/>
       <w:shd w:color="auto" w:fill="663D00" w:val="clear"/>
@@ -5026,6 +5441,7 @@
   </w:style>
   <w:style w:customStyle="1" w:styleId="ColorCCE8CCBg666600" w:type="character">
     <w:name w:val="ColorCCE8CCBg666600"/>
+    <w:semiHidden/>
     <w:rPr>
       <w:color w:val="CCE8CC"/>
       <w:shd w:color="auto" w:fill="666600" w:val="clear"/>
@@ -5033,6 +5449,7 @@
   </w:style>
   <w:style w:customStyle="1" w:styleId="ColorCCE8CCBg003700" w:type="character">
     <w:name w:val="ColorCCE8CCBg003700"/>
+    <w:semiHidden/>
     <w:rPr>
       <w:color w:val="CCE8CC"/>
       <w:shd w:color="auto" w:fill="003700" w:val="clear"/>
@@ -5040,6 +5457,7 @@
   </w:style>
   <w:style w:customStyle="1" w:styleId="ColorCCE8CCBg002966" w:type="character">
     <w:name w:val="ColorCCE8CCBg002966"/>
+    <w:semiHidden/>
     <w:rPr>
       <w:color w:val="CCE8CC"/>
       <w:shd w:color="auto" w:fill="002966" w:val="clear"/>
@@ -5047,6 +5465,7 @@
   </w:style>
   <w:style w:customStyle="1" w:styleId="ColorCCE8CCBg3D1466" w:type="character">
     <w:name w:val="ColorCCE8CCBg3D1466"/>
+    <w:semiHidden/>
     <w:rPr>
       <w:color w:val="CCE8CC"/>
       <w:shd w:color="auto" w:fill="3D1466" w:val="clear"/>
@@ -5054,12 +5473,14 @@
   </w:style>
   <w:style w:customStyle="1" w:styleId="ColorCCE0F5" w:type="character">
     <w:name w:val="ColorCCE0F5"/>
+    <w:semiHidden/>
     <w:rPr>
       <w:color w:val="CCE0F5"/>
     </w:rPr>
   </w:style>
   <w:style w:customStyle="1" w:styleId="ColorCCE0F5BgE60000" w:type="character">
     <w:name w:val="ColorCCE0F5BgE60000"/>
+    <w:semiHidden/>
     <w:rPr>
       <w:color w:val="CCE0F5"/>
       <w:shd w:color="auto" w:fill="E60000" w:val="clear"/>
@@ -5067,6 +5488,7 @@
   </w:style>
   <w:style w:customStyle="1" w:styleId="ColorCCE0F5BgFF9900" w:type="character">
     <w:name w:val="ColorCCE0F5BgFF9900"/>
+    <w:semiHidden/>
     <w:rPr>
       <w:color w:val="CCE0F5"/>
       <w:shd w:color="auto" w:fill="FF9900" w:val="clear"/>
@@ -5074,6 +5496,7 @@
   </w:style>
   <w:style w:customStyle="1" w:styleId="ColorCCE0F5BgFFFF00" w:type="character">
     <w:name w:val="ColorCCE0F5BgFFFF00"/>
+    <w:semiHidden/>
     <w:rPr>
       <w:color w:val="CCE0F5"/>
       <w:shd w:color="auto" w:fill="FFFF00" w:val="clear"/>
@@ -5081,6 +5504,7 @@
   </w:style>
   <w:style w:customStyle="1" w:styleId="ColorCCE0F5Bg008A00" w:type="character">
     <w:name w:val="ColorCCE0F5Bg008A00"/>
+    <w:semiHidden/>
     <w:rPr>
       <w:color w:val="CCE0F5"/>
       <w:shd w:color="auto" w:fill="008A00" w:val="clear"/>
@@ -5088,6 +5512,7 @@
   </w:style>
   <w:style w:customStyle="1" w:styleId="ColorCCE0F5Bg0066CC" w:type="character">
     <w:name w:val="ColorCCE0F5Bg0066CC"/>
+    <w:semiHidden/>
     <w:rPr>
       <w:color w:val="CCE0F5"/>
       <w:shd w:color="auto" w:fill="0066CC" w:val="clear"/>
@@ -5095,6 +5520,7 @@
   </w:style>
   <w:style w:customStyle="1" w:styleId="ColorCCE0F5Bg9933FF" w:type="character">
     <w:name w:val="ColorCCE0F5Bg9933FF"/>
+    <w:semiHidden/>
     <w:rPr>
       <w:color w:val="CCE0F5"/>
       <w:shd w:color="auto" w:fill="9933FF" w:val="clear"/>
@@ -5102,6 +5528,7 @@
   </w:style>
   <w:style w:customStyle="1" w:styleId="ColorCCE0F5BgFFFFFF" w:type="character">
     <w:name w:val="ColorCCE0F5BgFFFFFF"/>
+    <w:semiHidden/>
     <w:rPr>
       <w:color w:val="CCE0F5"/>
       <w:shd w:color="auto" w:fill="FFFFFF" w:val="clear"/>
@@ -5109,6 +5536,7 @@
   </w:style>
   <w:style w:customStyle="1" w:styleId="ColorCCE0F5BgFACCCC" w:type="character">
     <w:name w:val="ColorCCE0F5BgFACCCC"/>
+    <w:semiHidden/>
     <w:rPr>
       <w:color w:val="CCE0F5"/>
       <w:shd w:color="auto" w:fill="FACCCC" w:val="clear"/>
@@ -5116,6 +5544,7 @@
   </w:style>
   <w:style w:customStyle="1" w:styleId="ColorCCE0F5BgFFEBCC" w:type="character">
     <w:name w:val="ColorCCE0F5BgFFEBCC"/>
+    <w:semiHidden/>
     <w:rPr>
       <w:color w:val="CCE0F5"/>
       <w:shd w:color="auto" w:fill="FFEBCC" w:val="clear"/>
@@ -5123,6 +5552,7 @@
   </w:style>
   <w:style w:customStyle="1" w:styleId="ColorCCE0F5BgFFFFCC" w:type="character">
     <w:name w:val="ColorCCE0F5BgFFFFCC"/>
+    <w:semiHidden/>
     <w:rPr>
       <w:color w:val="CCE0F5"/>
       <w:shd w:color="auto" w:fill="FFFFCC" w:val="clear"/>
@@ -5130,6 +5560,7 @@
   </w:style>
   <w:style w:customStyle="1" w:styleId="ColorCCE0F5BgCCE8CC" w:type="character">
     <w:name w:val="ColorCCE0F5BgCCE8CC"/>
+    <w:semiHidden/>
     <w:rPr>
       <w:color w:val="CCE0F5"/>
       <w:shd w:color="auto" w:fill="CCE8CC" w:val="clear"/>
@@ -5137,6 +5568,7 @@
   </w:style>
   <w:style w:customStyle="1" w:styleId="ColorCCE0F5BgCCE0F5" w:type="character">
     <w:name w:val="ColorCCE0F5BgCCE0F5"/>
+    <w:semiHidden/>
     <w:rPr>
       <w:color w:val="CCE0F5"/>
       <w:shd w:color="auto" w:fill="CCE0F5" w:val="clear"/>
@@ -5144,6 +5576,7 @@
   </w:style>
   <w:style w:customStyle="1" w:styleId="ColorCCE0F5BgEBD6FF" w:type="character">
     <w:name w:val="ColorCCE0F5BgEBD6FF"/>
+    <w:semiHidden/>
     <w:rPr>
       <w:color w:val="CCE0F5"/>
       <w:shd w:color="auto" w:fill="EBD6FF" w:val="clear"/>
@@ -5151,6 +5584,7 @@
   </w:style>
   <w:style w:customStyle="1" w:styleId="ColorCCE0F5BgBBBBBB" w:type="character">
     <w:name w:val="ColorCCE0F5BgBBBBBB"/>
+    <w:semiHidden/>
     <w:rPr>
       <w:color w:val="CCE0F5"/>
       <w:shd w:color="auto" w:fill="BBBBBB" w:val="clear"/>
@@ -5158,6 +5592,7 @@
   </w:style>
   <w:style w:customStyle="1" w:styleId="ColorCCE0F5BgF06666" w:type="character">
     <w:name w:val="ColorCCE0F5BgF06666"/>
+    <w:semiHidden/>
     <w:rPr>
       <w:color w:val="CCE0F5"/>
       <w:shd w:color="auto" w:fill="F06666" w:val="clear"/>
@@ -5165,6 +5600,7 @@
   </w:style>
   <w:style w:customStyle="1" w:styleId="ColorCCE0F5BgFFC266" w:type="character">
     <w:name w:val="ColorCCE0F5BgFFC266"/>
+    <w:semiHidden/>
     <w:rPr>
       <w:color w:val="CCE0F5"/>
       <w:shd w:color="auto" w:fill="FFC266" w:val="clear"/>
@@ -5172,6 +5608,7 @@
   </w:style>
   <w:style w:customStyle="1" w:styleId="ColorCCE0F5BgFFFF66" w:type="character">
     <w:name w:val="ColorCCE0F5BgFFFF66"/>
+    <w:semiHidden/>
     <w:rPr>
       <w:color w:val="CCE0F5"/>
       <w:shd w:color="auto" w:fill="FFFF66" w:val="clear"/>
@@ -5179,6 +5616,7 @@
   </w:style>
   <w:style w:customStyle="1" w:styleId="ColorCCE0F5Bg66B966" w:type="character">
     <w:name w:val="ColorCCE0F5Bg66B966"/>
+    <w:semiHidden/>
     <w:rPr>
       <w:color w:val="CCE0F5"/>
       <w:shd w:color="auto" w:fill="66B966" w:val="clear"/>
@@ -5186,6 +5624,7 @@
   </w:style>
   <w:style w:customStyle="1" w:styleId="ColorCCE0F5Bg66A3E0" w:type="character">
     <w:name w:val="ColorCCE0F5Bg66A3E0"/>
+    <w:semiHidden/>
     <w:rPr>
       <w:color w:val="CCE0F5"/>
       <w:shd w:color="auto" w:fill="66A3E0" w:val="clear"/>
@@ -5193,6 +5632,7 @@
   </w:style>
   <w:style w:customStyle="1" w:styleId="ColorCCE0F5BgC285FF" w:type="character">
     <w:name w:val="ColorCCE0F5BgC285FF"/>
+    <w:semiHidden/>
     <w:rPr>
       <w:color w:val="CCE0F5"/>
       <w:shd w:color="auto" w:fill="C285FF" w:val="clear"/>
@@ -5200,6 +5640,7 @@
   </w:style>
   <w:style w:customStyle="1" w:styleId="ColorCCE0F5Bg888888" w:type="character">
     <w:name w:val="ColorCCE0F5Bg888888"/>
+    <w:semiHidden/>
     <w:rPr>
       <w:color w:val="CCE0F5"/>
       <w:shd w:color="auto" w:fill="888888" w:val="clear"/>
@@ -5207,6 +5648,7 @@
   </w:style>
   <w:style w:customStyle="1" w:styleId="ColorCCE0F5BgA10000" w:type="character">
     <w:name w:val="ColorCCE0F5BgA10000"/>
+    <w:semiHidden/>
     <w:rPr>
       <w:color w:val="CCE0F5"/>
       <w:shd w:color="auto" w:fill="A10000" w:val="clear"/>
@@ -5214,6 +5656,7 @@
   </w:style>
   <w:style w:customStyle="1" w:styleId="ColorCCE0F5BgB26B00" w:type="character">
     <w:name w:val="ColorCCE0F5BgB26B00"/>
+    <w:semiHidden/>
     <w:rPr>
       <w:color w:val="CCE0F5"/>
       <w:shd w:color="auto" w:fill="B26B00" w:val="clear"/>
@@ -5221,6 +5664,7 @@
   </w:style>
   <w:style w:customStyle="1" w:styleId="ColorCCE0F5BgB2B200" w:type="character">
     <w:name w:val="ColorCCE0F5BgB2B200"/>
+    <w:semiHidden/>
     <w:rPr>
       <w:color w:val="CCE0F5"/>
       <w:shd w:color="auto" w:fill="B2B200" w:val="clear"/>
@@ -5228,6 +5672,7 @@
   </w:style>
   <w:style w:customStyle="1" w:styleId="ColorCCE0F5Bg006100" w:type="character">
     <w:name w:val="ColorCCE0F5Bg006100"/>
+    <w:semiHidden/>
     <w:rPr>
       <w:color w:val="CCE0F5"/>
       <w:shd w:color="auto" w:fill="006100" w:val="clear"/>
@@ -5235,6 +5680,7 @@
   </w:style>
   <w:style w:customStyle="1" w:styleId="ColorCCE0F5Bg0047B2" w:type="character">
     <w:name w:val="ColorCCE0F5Bg0047B2"/>
+    <w:semiHidden/>
     <w:rPr>
       <w:color w:val="CCE0F5"/>
       <w:shd w:color="auto" w:fill="0047B2" w:val="clear"/>
@@ -5242,6 +5688,7 @@
   </w:style>
   <w:style w:customStyle="1" w:styleId="ColorCCE0F5Bg6B24B2" w:type="character">
     <w:name w:val="ColorCCE0F5Bg6B24B2"/>
+    <w:semiHidden/>
     <w:rPr>
       <w:color w:val="CCE0F5"/>
       <w:shd w:color="auto" w:fill="6B24B2" w:val="clear"/>
@@ -5249,6 +5696,7 @@
   </w:style>
   <w:style w:customStyle="1" w:styleId="ColorCCE0F5Bg444444" w:type="character">
     <w:name w:val="ColorCCE0F5Bg444444"/>
+    <w:semiHidden/>
     <w:rPr>
       <w:color w:val="CCE0F5"/>
       <w:shd w:color="auto" w:fill="444444" w:val="clear"/>
@@ -5256,6 +5704,7 @@
   </w:style>
   <w:style w:customStyle="1" w:styleId="ColorCCE0F5Bg5C0000" w:type="character">
     <w:name w:val="ColorCCE0F5Bg5C0000"/>
+    <w:semiHidden/>
     <w:rPr>
       <w:color w:val="CCE0F5"/>
       <w:shd w:color="auto" w:fill="5C0000" w:val="clear"/>
@@ -5263,6 +5712,7 @@
   </w:style>
   <w:style w:customStyle="1" w:styleId="ColorCCE0F5Bg663D00" w:type="character">
     <w:name w:val="ColorCCE0F5Bg663D00"/>
+    <w:semiHidden/>
     <w:rPr>
       <w:color w:val="CCE0F5"/>
       <w:shd w:color="auto" w:fill="663D00" w:val="clear"/>
@@ -5270,6 +5720,7 @@
   </w:style>
   <w:style w:customStyle="1" w:styleId="ColorCCE0F5Bg666600" w:type="character">
     <w:name w:val="ColorCCE0F5Bg666600"/>
+    <w:semiHidden/>
     <w:rPr>
       <w:color w:val="CCE0F5"/>
       <w:shd w:color="auto" w:fill="666600" w:val="clear"/>
@@ -5277,6 +5728,7 @@
   </w:style>
   <w:style w:customStyle="1" w:styleId="ColorCCE0F5Bg003700" w:type="character">
     <w:name w:val="ColorCCE0F5Bg003700"/>
+    <w:semiHidden/>
     <w:rPr>
       <w:color w:val="CCE0F5"/>
       <w:shd w:color="auto" w:fill="003700" w:val="clear"/>
@@ -5284,6 +5736,7 @@
   </w:style>
   <w:style w:customStyle="1" w:styleId="ColorCCE0F5Bg002966" w:type="character">
     <w:name w:val="ColorCCE0F5Bg002966"/>
+    <w:semiHidden/>
     <w:rPr>
       <w:color w:val="CCE0F5"/>
       <w:shd w:color="auto" w:fill="002966" w:val="clear"/>
@@ -5291,6 +5744,7 @@
   </w:style>
   <w:style w:customStyle="1" w:styleId="ColorCCE0F5Bg3D1466" w:type="character">
     <w:name w:val="ColorCCE0F5Bg3D1466"/>
+    <w:semiHidden/>
     <w:rPr>
       <w:color w:val="CCE0F5"/>
       <w:shd w:color="auto" w:fill="3D1466" w:val="clear"/>
@@ -5298,12 +5752,14 @@
   </w:style>
   <w:style w:customStyle="1" w:styleId="ColorEBD6FF" w:type="character">
     <w:name w:val="ColorEBD6FF"/>
+    <w:semiHidden/>
     <w:rPr>
       <w:color w:val="EBD6FF"/>
     </w:rPr>
   </w:style>
   <w:style w:customStyle="1" w:styleId="ColorEBD6FFBgE60000" w:type="character">
     <w:name w:val="ColorEBD6FFBgE60000"/>
+    <w:semiHidden/>
     <w:rPr>
       <w:color w:val="EBD6FF"/>
       <w:shd w:color="auto" w:fill="E60000" w:val="clear"/>
@@ -5311,6 +5767,7 @@
   </w:style>
   <w:style w:customStyle="1" w:styleId="ColorEBD6FFBgFF9900" w:type="character">
     <w:name w:val="ColorEBD6FFBgFF9900"/>
+    <w:semiHidden/>
     <w:rPr>
       <w:color w:val="EBD6FF"/>
       <w:shd w:color="auto" w:fill="FF9900" w:val="clear"/>
@@ -5318,6 +5775,7 @@
   </w:style>
   <w:style w:customStyle="1" w:styleId="ColorEBD6FFBgFFFF00" w:type="character">
     <w:name w:val="ColorEBD6FFBgFFFF00"/>
+    <w:semiHidden/>
     <w:rPr>
       <w:color w:val="EBD6FF"/>
       <w:shd w:color="auto" w:fill="FFFF00" w:val="clear"/>
@@ -5325,6 +5783,7 @@
   </w:style>
   <w:style w:customStyle="1" w:styleId="ColorEBD6FFBg008A00" w:type="character">
     <w:name w:val="ColorEBD6FFBg008A00"/>
+    <w:semiHidden/>
     <w:rPr>
       <w:color w:val="EBD6FF"/>
       <w:shd w:color="auto" w:fill="008A00" w:val="clear"/>
@@ -5332,6 +5791,7 @@
   </w:style>
   <w:style w:customStyle="1" w:styleId="ColorEBD6FFBg0066CC" w:type="character">
     <w:name w:val="ColorEBD6FFBg0066CC"/>
+    <w:semiHidden/>
     <w:rPr>
       <w:color w:val="EBD6FF"/>
       <w:shd w:color="auto" w:fill="0066CC" w:val="clear"/>
@@ -5339,6 +5799,7 @@
   </w:style>
   <w:style w:customStyle="1" w:styleId="ColorEBD6FFBg9933FF" w:type="character">
     <w:name w:val="ColorEBD6FFBg9933FF"/>
+    <w:semiHidden/>
     <w:rPr>
       <w:color w:val="EBD6FF"/>
       <w:shd w:color="auto" w:fill="9933FF" w:val="clear"/>
@@ -5346,6 +5807,7 @@
   </w:style>
   <w:style w:customStyle="1" w:styleId="ColorEBD6FFBgFFFFFF" w:type="character">
     <w:name w:val="ColorEBD6FFBgFFFFFF"/>
+    <w:semiHidden/>
     <w:rPr>
       <w:color w:val="EBD6FF"/>
       <w:shd w:color="auto" w:fill="FFFFFF" w:val="clear"/>
@@ -5353,6 +5815,7 @@
   </w:style>
   <w:style w:customStyle="1" w:styleId="ColorEBD6FFBgFACCCC" w:type="character">
     <w:name w:val="ColorEBD6FFBgFACCCC"/>
+    <w:semiHidden/>
     <w:rPr>
       <w:color w:val="EBD6FF"/>
       <w:shd w:color="auto" w:fill="FACCCC" w:val="clear"/>
@@ -5360,6 +5823,7 @@
   </w:style>
   <w:style w:customStyle="1" w:styleId="ColorEBD6FFBgFFEBCC" w:type="character">
     <w:name w:val="ColorEBD6FFBgFFEBCC"/>
+    <w:semiHidden/>
     <w:rPr>
       <w:color w:val="EBD6FF"/>
       <w:shd w:color="auto" w:fill="FFEBCC" w:val="clear"/>
@@ -5367,6 +5831,7 @@
   </w:style>
   <w:style w:customStyle="1" w:styleId="ColorEBD6FFBgFFFFCC" w:type="character">
     <w:name w:val="ColorEBD6FFBgFFFFCC"/>
+    <w:semiHidden/>
     <w:rPr>
       <w:color w:val="EBD6FF"/>
       <w:shd w:color="auto" w:fill="FFFFCC" w:val="clear"/>
@@ -5374,6 +5839,7 @@
   </w:style>
   <w:style w:customStyle="1" w:styleId="ColorEBD6FFBgCCE8CC" w:type="character">
     <w:name w:val="ColorEBD6FFBgCCE8CC"/>
+    <w:semiHidden/>
     <w:rPr>
       <w:color w:val="EBD6FF"/>
       <w:shd w:color="auto" w:fill="CCE8CC" w:val="clear"/>
@@ -5381,6 +5847,7 @@
   </w:style>
   <w:style w:customStyle="1" w:styleId="ColorEBD6FFBgCCE0F5" w:type="character">
     <w:name w:val="ColorEBD6FFBgCCE0F5"/>
+    <w:semiHidden/>
     <w:rPr>
       <w:color w:val="EBD6FF"/>
       <w:shd w:color="auto" w:fill="CCE0F5" w:val="clear"/>
@@ -5388,6 +5855,7 @@
   </w:style>
   <w:style w:customStyle="1" w:styleId="ColorEBD6FFBgEBD6FF" w:type="character">
     <w:name w:val="ColorEBD6FFBgEBD6FF"/>
+    <w:semiHidden/>
     <w:rPr>
       <w:color w:val="EBD6FF"/>
       <w:shd w:color="auto" w:fill="EBD6FF" w:val="clear"/>
@@ -5395,6 +5863,7 @@
   </w:style>
   <w:style w:customStyle="1" w:styleId="ColorEBD6FFBgBBBBBB" w:type="character">
     <w:name w:val="ColorEBD6FFBgBBBBBB"/>
+    <w:semiHidden/>
     <w:rPr>
       <w:color w:val="EBD6FF"/>
       <w:shd w:color="auto" w:fill="BBBBBB" w:val="clear"/>
@@ -5402,6 +5871,7 @@
   </w:style>
   <w:style w:customStyle="1" w:styleId="ColorEBD6FFBgF06666" w:type="character">
     <w:name w:val="ColorEBD6FFBgF06666"/>
+    <w:semiHidden/>
     <w:rPr>
       <w:color w:val="EBD6FF"/>
       <w:shd w:color="auto" w:fill="F06666" w:val="clear"/>
@@ -5409,6 +5879,7 @@
   </w:style>
   <w:style w:customStyle="1" w:styleId="ColorEBD6FFBgFFC266" w:type="character">
     <w:name w:val="ColorEBD6FFBgFFC266"/>
+    <w:semiHidden/>
     <w:rPr>
       <w:color w:val="EBD6FF"/>
       <w:shd w:color="auto" w:fill="FFC266" w:val="clear"/>
@@ -5416,6 +5887,7 @@
   </w:style>
   <w:style w:customStyle="1" w:styleId="ColorEBD6FFBgFFFF66" w:type="character">
     <w:name w:val="ColorEBD6FFBgFFFF66"/>
+    <w:semiHidden/>
     <w:rPr>
       <w:color w:val="EBD6FF"/>
       <w:shd w:color="auto" w:fill="FFFF66" w:val="clear"/>
@@ -5423,6 +5895,7 @@
   </w:style>
   <w:style w:customStyle="1" w:styleId="ColorEBD6FFBg66B966" w:type="character">
     <w:name w:val="ColorEBD6FFBg66B966"/>
+    <w:semiHidden/>
     <w:rPr>
       <w:color w:val="EBD6FF"/>
       <w:shd w:color="auto" w:fill="66B966" w:val="clear"/>
@@ -5430,6 +5903,7 @@
   </w:style>
   <w:style w:customStyle="1" w:styleId="ColorEBD6FFBg66A3E0" w:type="character">
     <w:name w:val="ColorEBD6FFBg66A3E0"/>
+    <w:semiHidden/>
     <w:rPr>
       <w:color w:val="EBD6FF"/>
       <w:shd w:color="auto" w:fill="66A3E0" w:val="clear"/>
@@ -5437,6 +5911,7 @@
   </w:style>
   <w:style w:customStyle="1" w:styleId="ColorEBD6FFBgC285FF" w:type="character">
     <w:name w:val="ColorEBD6FFBgC285FF"/>
+    <w:semiHidden/>
     <w:rPr>
       <w:color w:val="EBD6FF"/>
       <w:shd w:color="auto" w:fill="C285FF" w:val="clear"/>
@@ -5444,6 +5919,7 @@
   </w:style>
   <w:style w:customStyle="1" w:styleId="ColorEBD6FFBg888888" w:type="character">
     <w:name w:val="ColorEBD6FFBg888888"/>
+    <w:semiHidden/>
     <w:rPr>
       <w:color w:val="EBD6FF"/>
       <w:shd w:color="auto" w:fill="888888" w:val="clear"/>
@@ -5451,6 +5927,7 @@
   </w:style>
   <w:style w:customStyle="1" w:styleId="ColorEBD6FFBgA10000" w:type="character">
     <w:name w:val="ColorEBD6FFBgA10000"/>
+    <w:semiHidden/>
     <w:rPr>
       <w:color w:val="EBD6FF"/>
       <w:shd w:color="auto" w:fill="A10000" w:val="clear"/>
@@ -5458,6 +5935,7 @@
   </w:style>
   <w:style w:customStyle="1" w:styleId="ColorEBD6FFBgB26B00" w:type="character">
     <w:name w:val="ColorEBD6FFBgB26B00"/>
+    <w:semiHidden/>
     <w:rPr>
       <w:color w:val="EBD6FF"/>
       <w:shd w:color="auto" w:fill="B26B00" w:val="clear"/>
@@ -5465,6 +5943,7 @@
   </w:style>
   <w:style w:customStyle="1" w:styleId="ColorEBD6FFBgB2B200" w:type="character">
     <w:name w:val="ColorEBD6FFBgB2B200"/>
+    <w:semiHidden/>
     <w:rPr>
       <w:color w:val="EBD6FF"/>
       <w:shd w:color="auto" w:fill="B2B200" w:val="clear"/>
@@ -5472,6 +5951,7 @@
   </w:style>
   <w:style w:customStyle="1" w:styleId="ColorEBD6FFBg006100" w:type="character">
     <w:name w:val="ColorEBD6FFBg006100"/>
+    <w:semiHidden/>
     <w:rPr>
       <w:color w:val="EBD6FF"/>
       <w:shd w:color="auto" w:fill="006100" w:val="clear"/>
@@ -5479,6 +5959,7 @@
   </w:style>
   <w:style w:customStyle="1" w:styleId="ColorEBD6FFBg0047B2" w:type="character">
     <w:name w:val="ColorEBD6FFBg0047B2"/>
+    <w:semiHidden/>
     <w:rPr>
       <w:color w:val="EBD6FF"/>
       <w:shd w:color="auto" w:fill="0047B2" w:val="clear"/>
@@ -5486,6 +5967,7 @@
   </w:style>
   <w:style w:customStyle="1" w:styleId="ColorEBD6FFBg6B24B2" w:type="character">
     <w:name w:val="ColorEBD6FFBg6B24B2"/>
+    <w:semiHidden/>
     <w:rPr>
       <w:color w:val="EBD6FF"/>
       <w:shd w:color="auto" w:fill="6B24B2" w:val="clear"/>
@@ -5493,6 +5975,7 @@
   </w:style>
   <w:style w:customStyle="1" w:styleId="ColorEBD6FFBg444444" w:type="character">
     <w:name w:val="ColorEBD6FFBg444444"/>
+    <w:semiHidden/>
     <w:rPr>
       <w:color w:val="EBD6FF"/>
       <w:shd w:color="auto" w:fill="444444" w:val="clear"/>
@@ -5500,6 +5983,7 @@
   </w:style>
   <w:style w:customStyle="1" w:styleId="ColorEBD6FFBg5C0000" w:type="character">
     <w:name w:val="ColorEBD6FFBg5C0000"/>
+    <w:semiHidden/>
     <w:rPr>
       <w:color w:val="EBD6FF"/>
       <w:shd w:color="auto" w:fill="5C0000" w:val="clear"/>
@@ -5507,6 +5991,7 @@
   </w:style>
   <w:style w:customStyle="1" w:styleId="ColorEBD6FFBg663D00" w:type="character">
     <w:name w:val="ColorEBD6FFBg663D00"/>
+    <w:semiHidden/>
     <w:rPr>
       <w:color w:val="EBD6FF"/>
       <w:shd w:color="auto" w:fill="663D00" w:val="clear"/>
@@ -5514,6 +5999,7 @@
   </w:style>
   <w:style w:customStyle="1" w:styleId="ColorEBD6FFBg666600" w:type="character">
     <w:name w:val="ColorEBD6FFBg666600"/>
+    <w:semiHidden/>
     <w:rPr>
       <w:color w:val="EBD6FF"/>
       <w:shd w:color="auto" w:fill="666600" w:val="clear"/>
@@ -5521,6 +6007,7 @@
   </w:style>
   <w:style w:customStyle="1" w:styleId="ColorEBD6FFBg003700" w:type="character">
     <w:name w:val="ColorEBD6FFBg003700"/>
+    <w:semiHidden/>
     <w:rPr>
       <w:color w:val="EBD6FF"/>
       <w:shd w:color="auto" w:fill="003700" w:val="clear"/>
@@ -5528,6 +6015,7 @@
   </w:style>
   <w:style w:customStyle="1" w:styleId="ColorEBD6FFBg002966" w:type="character">
     <w:name w:val="ColorEBD6FFBg002966"/>
+    <w:semiHidden/>
     <w:rPr>
       <w:color w:val="EBD6FF"/>
       <w:shd w:color="auto" w:fill="002966" w:val="clear"/>
@@ -5535,6 +6023,7 @@
   </w:style>
   <w:style w:customStyle="1" w:styleId="ColorEBD6FFBg3D1466" w:type="character">
     <w:name w:val="ColorEBD6FFBg3D1466"/>
+    <w:semiHidden/>
     <w:rPr>
       <w:color w:val="EBD6FF"/>
       <w:shd w:color="auto" w:fill="3D1466" w:val="clear"/>
@@ -5542,12 +6031,14 @@
   </w:style>
   <w:style w:customStyle="1" w:styleId="ColorBBBBBB" w:type="character">
     <w:name w:val="ColorBBBBBB"/>
+    <w:semiHidden/>
     <w:rPr>
       <w:color w:val="BBBBBB"/>
     </w:rPr>
   </w:style>
   <w:style w:customStyle="1" w:styleId="ColorBBBBBBBgE60000" w:type="character">
     <w:name w:val="ColorBBBBBBBgE60000"/>
+    <w:semiHidden/>
     <w:rPr>
       <w:color w:val="BBBBBB"/>
       <w:shd w:color="auto" w:fill="E60000" w:val="clear"/>
@@ -5555,6 +6046,7 @@
   </w:style>
   <w:style w:customStyle="1" w:styleId="ColorBBBBBBBgFF9900" w:type="character">
     <w:name w:val="ColorBBBBBBBgFF9900"/>
+    <w:semiHidden/>
     <w:rPr>
       <w:color w:val="BBBBBB"/>
       <w:shd w:color="auto" w:fill="FF9900" w:val="clear"/>
@@ -5562,6 +6054,7 @@
   </w:style>
   <w:style w:customStyle="1" w:styleId="ColorBBBBBBBgFFFF00" w:type="character">
     <w:name w:val="ColorBBBBBBBgFFFF00"/>
+    <w:semiHidden/>
     <w:rPr>
       <w:color w:val="BBBBBB"/>
       <w:shd w:color="auto" w:fill="FFFF00" w:val="clear"/>
@@ -5569,6 +6062,7 @@
   </w:style>
   <w:style w:customStyle="1" w:styleId="ColorBBBBBBBg008A00" w:type="character">
     <w:name w:val="ColorBBBBBBBg008A00"/>
+    <w:semiHidden/>
     <w:rPr>
       <w:color w:val="BBBBBB"/>
       <w:shd w:color="auto" w:fill="008A00" w:val="clear"/>
@@ -5576,6 +6070,7 @@
   </w:style>
   <w:style w:customStyle="1" w:styleId="ColorBBBBBBBg0066CC" w:type="character">
     <w:name w:val="ColorBBBBBBBg0066CC"/>
+    <w:semiHidden/>
     <w:rPr>
       <w:color w:val="BBBBBB"/>
       <w:shd w:color="auto" w:fill="0066CC" w:val="clear"/>
@@ -5583,6 +6078,7 @@
   </w:style>
   <w:style w:customStyle="1" w:styleId="ColorBBBBBBBg9933FF" w:type="character">
     <w:name w:val="ColorBBBBBBBg9933FF"/>
+    <w:semiHidden/>
     <w:rPr>
       <w:color w:val="BBBBBB"/>
       <w:shd w:color="auto" w:fill="9933FF" w:val="clear"/>
@@ -5590,6 +6086,7 @@
   </w:style>
   <w:style w:customStyle="1" w:styleId="ColorBBBBBBBgFFFFFF" w:type="character">
     <w:name w:val="ColorBBBBBBBgFFFFFF"/>
+    <w:semiHidden/>
     <w:rPr>
       <w:color w:val="BBBBBB"/>
       <w:shd w:color="auto" w:fill="FFFFFF" w:val="clear"/>
@@ -5597,6 +6094,7 @@
   </w:style>
   <w:style w:customStyle="1" w:styleId="ColorBBBBBBBgFACCCC" w:type="character">
     <w:name w:val="ColorBBBBBBBgFACCCC"/>
+    <w:semiHidden/>
     <w:rPr>
       <w:color w:val="BBBBBB"/>
       <w:shd w:color="auto" w:fill="FACCCC" w:val="clear"/>
@@ -5604,6 +6102,7 @@
   </w:style>
   <w:style w:customStyle="1" w:styleId="ColorBBBBBBBgFFEBCC" w:type="character">
     <w:name w:val="ColorBBBBBBBgFFEBCC"/>
+    <w:semiHidden/>
     <w:rPr>
       <w:color w:val="BBBBBB"/>
       <w:shd w:color="auto" w:fill="FFEBCC" w:val="clear"/>
@@ -5611,6 +6110,7 @@
   </w:style>
   <w:style w:customStyle="1" w:styleId="ColorBBBBBBBgFFFFCC" w:type="character">
     <w:name w:val="ColorBBBBBBBgFFFFCC"/>
+    <w:semiHidden/>
     <w:rPr>
       <w:color w:val="BBBBBB"/>
       <w:shd w:color="auto" w:fill="FFFFCC" w:val="clear"/>
@@ -5618,6 +6118,7 @@
   </w:style>
   <w:style w:customStyle="1" w:styleId="ColorBBBBBBBgCCE8CC" w:type="character">
     <w:name w:val="ColorBBBBBBBgCCE8CC"/>
+    <w:semiHidden/>
     <w:rPr>
       <w:color w:val="BBBBBB"/>
       <w:shd w:color="auto" w:fill="CCE8CC" w:val="clear"/>
@@ -5625,6 +6126,7 @@
   </w:style>
   <w:style w:customStyle="1" w:styleId="ColorBBBBBBBgCCE0F5" w:type="character">
     <w:name w:val="ColorBBBBBBBgCCE0F5"/>
+    <w:semiHidden/>
     <w:rPr>
       <w:color w:val="BBBBBB"/>
       <w:shd w:color="auto" w:fill="CCE0F5" w:val="clear"/>
@@ -5632,6 +6134,7 @@
   </w:style>
   <w:style w:customStyle="1" w:styleId="ColorBBBBBBBgEBD6FF" w:type="character">
     <w:name w:val="ColorBBBBBBBgEBD6FF"/>
+    <w:semiHidden/>
     <w:rPr>
       <w:color w:val="BBBBBB"/>
       <w:shd w:color="auto" w:fill="EBD6FF" w:val="clear"/>
@@ -5639,6 +6142,7 @@
   </w:style>
   <w:style w:customStyle="1" w:styleId="ColorBBBBBBBgBBBBBB" w:type="character">
     <w:name w:val="ColorBBBBBBBgBBBBBB"/>
+    <w:semiHidden/>
     <w:rPr>
       <w:color w:val="BBBBBB"/>
       <w:shd w:color="auto" w:fill="BBBBBB" w:val="clear"/>
@@ -5646,6 +6150,7 @@
   </w:style>
   <w:style w:customStyle="1" w:styleId="ColorBBBBBBBgF06666" w:type="character">
     <w:name w:val="ColorBBBBBBBgF06666"/>
+    <w:semiHidden/>
     <w:rPr>
       <w:color w:val="BBBBBB"/>
       <w:shd w:color="auto" w:fill="F06666" w:val="clear"/>
@@ -5653,6 +6158,7 @@
   </w:style>
   <w:style w:customStyle="1" w:styleId="ColorBBBBBBBgFFC266" w:type="character">
     <w:name w:val="ColorBBBBBBBgFFC266"/>
+    <w:semiHidden/>
     <w:rPr>
       <w:color w:val="BBBBBB"/>
       <w:shd w:color="auto" w:fill="FFC266" w:val="clear"/>
@@ -5660,6 +6166,7 @@
   </w:style>
   <w:style w:customStyle="1" w:styleId="ColorBBBBBBBgFFFF66" w:type="character">
     <w:name w:val="ColorBBBBBBBgFFFF66"/>
+    <w:semiHidden/>
     <w:rPr>
       <w:color w:val="BBBBBB"/>
       <w:shd w:color="auto" w:fill="FFFF66" w:val="clear"/>
@@ -5667,6 +6174,7 @@
   </w:style>
   <w:style w:customStyle="1" w:styleId="ColorBBBBBBBg66B966" w:type="character">
     <w:name w:val="ColorBBBBBBBg66B966"/>
+    <w:semiHidden/>
     <w:rPr>
       <w:color w:val="BBBBBB"/>
       <w:shd w:color="auto" w:fill="66B966" w:val="clear"/>
@@ -5674,6 +6182,7 @@
   </w:style>
   <w:style w:customStyle="1" w:styleId="ColorBBBBBBBg66A3E0" w:type="character">
     <w:name w:val="ColorBBBBBBBg66A3E0"/>
+    <w:semiHidden/>
     <w:rPr>
       <w:color w:val="BBBBBB"/>
       <w:shd w:color="auto" w:fill="66A3E0" w:val="clear"/>
@@ -5681,6 +6190,7 @@
   </w:style>
   <w:style w:customStyle="1" w:styleId="ColorBBBBBBBgC285FF" w:type="character">
     <w:name w:val="ColorBBBBBBBgC285FF"/>
+    <w:semiHidden/>
     <w:rPr>
       <w:color w:val="BBBBBB"/>
       <w:shd w:color="auto" w:fill="C285FF" w:val="clear"/>
@@ -5688,6 +6198,7 @@
   </w:style>
   <w:style w:customStyle="1" w:styleId="ColorBBBBBBBg888888" w:type="character">
     <w:name w:val="ColorBBBBBBBg888888"/>
+    <w:semiHidden/>
     <w:rPr>
       <w:color w:val="BBBBBB"/>
       <w:shd w:color="auto" w:fill="888888" w:val="clear"/>
@@ -5695,6 +6206,7 @@
   </w:style>
   <w:style w:customStyle="1" w:styleId="ColorBBBBBBBgA10000" w:type="character">
     <w:name w:val="ColorBBBBBBBgA10000"/>
+    <w:semiHidden/>
     <w:rPr>
       <w:color w:val="BBBBBB"/>
       <w:shd w:color="auto" w:fill="A10000" w:val="clear"/>
@@ -5702,6 +6214,7 @@
   </w:style>
   <w:style w:customStyle="1" w:styleId="ColorBBBBBBBgB26B00" w:type="character">
     <w:name w:val="ColorBBBBBBBgB26B00"/>
+    <w:semiHidden/>
     <w:rPr>
       <w:color w:val="BBBBBB"/>
       <w:shd w:color="auto" w:fill="B26B00" w:val="clear"/>
@@ -5709,6 +6222,7 @@
   </w:style>
   <w:style w:customStyle="1" w:styleId="ColorBBBBBBBgB2B200" w:type="character">
     <w:name w:val="ColorBBBBBBBgB2B200"/>
+    <w:semiHidden/>
     <w:rPr>
       <w:color w:val="BBBBBB"/>
       <w:shd w:color="auto" w:fill="B2B200" w:val="clear"/>
@@ -5716,6 +6230,7 @@
   </w:style>
   <w:style w:customStyle="1" w:styleId="ColorBBBBBBBg006100" w:type="character">
     <w:name w:val="ColorBBBBBBBg006100"/>
+    <w:semiHidden/>
     <w:rPr>
       <w:color w:val="BBBBBB"/>
       <w:shd w:color="auto" w:fill="006100" w:val="clear"/>
@@ -5723,6 +6238,7 @@
   </w:style>
   <w:style w:customStyle="1" w:styleId="ColorBBBBBBBg0047B2" w:type="character">
     <w:name w:val="ColorBBBBBBBg0047B2"/>
+    <w:semiHidden/>
     <w:rPr>
       <w:color w:val="BBBBBB"/>
       <w:shd w:color="auto" w:fill="0047B2" w:val="clear"/>
@@ -5730,6 +6246,7 @@
   </w:style>
   <w:style w:customStyle="1" w:styleId="ColorBBBBBBBg6B24B2" w:type="character">
     <w:name w:val="ColorBBBBBBBg6B24B2"/>
+    <w:semiHidden/>
     <w:rPr>
       <w:color w:val="BBBBBB"/>
       <w:shd w:color="auto" w:fill="6B24B2" w:val="clear"/>
@@ -5737,6 +6254,7 @@
   </w:style>
   <w:style w:customStyle="1" w:styleId="ColorBBBBBBBg444444" w:type="character">
     <w:name w:val="ColorBBBBBBBg444444"/>
+    <w:semiHidden/>
     <w:rPr>
       <w:color w:val="BBBBBB"/>
       <w:shd w:color="auto" w:fill="444444" w:val="clear"/>
@@ -5744,6 +6262,7 @@
   </w:style>
   <w:style w:customStyle="1" w:styleId="ColorBBBBBBBg5C0000" w:type="character">
     <w:name w:val="ColorBBBBBBBg5C0000"/>
+    <w:semiHidden/>
     <w:rPr>
       <w:color w:val="BBBBBB"/>
       <w:shd w:color="auto" w:fill="5C0000" w:val="clear"/>
@@ -5751,6 +6270,7 @@
   </w:style>
   <w:style w:customStyle="1" w:styleId="ColorBBBBBBBg663D00" w:type="character">
     <w:name w:val="ColorBBBBBBBg663D00"/>
+    <w:semiHidden/>
     <w:rPr>
       <w:color w:val="BBBBBB"/>
       <w:shd w:color="auto" w:fill="663D00" w:val="clear"/>
@@ -5758,6 +6278,7 @@
   </w:style>
   <w:style w:customStyle="1" w:styleId="ColorBBBBBBBg666600" w:type="character">
     <w:name w:val="ColorBBBBBBBg666600"/>
+    <w:semiHidden/>
     <w:rPr>
       <w:color w:val="BBBBBB"/>
       <w:shd w:color="auto" w:fill="666600" w:val="clear"/>
@@ -5765,6 +6286,7 @@
   </w:style>
   <w:style w:customStyle="1" w:styleId="ColorBBBBBBBg003700" w:type="character">
     <w:name w:val="ColorBBBBBBBg003700"/>
+    <w:semiHidden/>
     <w:rPr>
       <w:color w:val="BBBBBB"/>
       <w:shd w:color="auto" w:fill="003700" w:val="clear"/>
@@ -5772,6 +6294,7 @@
   </w:style>
   <w:style w:customStyle="1" w:styleId="ColorBBBBBBBg002966" w:type="character">
     <w:name w:val="ColorBBBBBBBg002966"/>
+    <w:semiHidden/>
     <w:rPr>
       <w:color w:val="BBBBBB"/>
       <w:shd w:color="auto" w:fill="002966" w:val="clear"/>
@@ -5779,6 +6302,7 @@
   </w:style>
   <w:style w:customStyle="1" w:styleId="ColorBBBBBBBg3D1466" w:type="character">
     <w:name w:val="ColorBBBBBBBg3D1466"/>
+    <w:semiHidden/>
     <w:rPr>
       <w:color w:val="BBBBBB"/>
       <w:shd w:color="auto" w:fill="3D1466" w:val="clear"/>
@@ -5786,12 +6310,14 @@
   </w:style>
   <w:style w:customStyle="1" w:styleId="ColorF06666" w:type="character">
     <w:name w:val="ColorF06666"/>
+    <w:semiHidden/>
     <w:rPr>
       <w:color w:val="F06666"/>
     </w:rPr>
   </w:style>
   <w:style w:customStyle="1" w:styleId="ColorF06666BgE60000" w:type="character">
     <w:name w:val="ColorF06666BgE60000"/>
+    <w:semiHidden/>
     <w:rPr>
       <w:color w:val="F06666"/>
       <w:shd w:color="auto" w:fill="E60000" w:val="clear"/>
@@ -5799,6 +6325,7 @@
   </w:style>
   <w:style w:customStyle="1" w:styleId="ColorF06666BgFF9900" w:type="character">
     <w:name w:val="ColorF06666BgFF9900"/>
+    <w:semiHidden/>
     <w:rPr>
       <w:color w:val="F06666"/>
       <w:shd w:color="auto" w:fill="FF9900" w:val="clear"/>
@@ -5806,6 +6333,7 @@
   </w:style>
   <w:style w:customStyle="1" w:styleId="ColorF06666BgFFFF00" w:type="character">
     <w:name w:val="ColorF06666BgFFFF00"/>
+    <w:semiHidden/>
     <w:rPr>
       <w:color w:val="F06666"/>
       <w:shd w:color="auto" w:fill="FFFF00" w:val="clear"/>
@@ -5813,6 +6341,7 @@
   </w:style>
   <w:style w:customStyle="1" w:styleId="ColorF06666Bg008A00" w:type="character">
     <w:name w:val="ColorF06666Bg008A00"/>
+    <w:semiHidden/>
     <w:rPr>
       <w:color w:val="F06666"/>
       <w:shd w:color="auto" w:fill="008A00" w:val="clear"/>
@@ -5820,6 +6349,7 @@
   </w:style>
   <w:style w:customStyle="1" w:styleId="ColorF06666Bg0066CC" w:type="character">
     <w:name w:val="ColorF06666Bg0066CC"/>
+    <w:semiHidden/>
     <w:rPr>
       <w:color w:val="F06666"/>
       <w:shd w:color="auto" w:fill="0066CC" w:val="clear"/>
@@ -5827,6 +6357,7 @@
   </w:style>
   <w:style w:customStyle="1" w:styleId="ColorF06666Bg9933FF" w:type="character">
     <w:name w:val="ColorF06666Bg9933FF"/>
+    <w:semiHidden/>
     <w:rPr>
       <w:color w:val="F06666"/>
       <w:shd w:color="auto" w:fill="9933FF" w:val="clear"/>
@@ -5834,6 +6365,7 @@
   </w:style>
   <w:style w:customStyle="1" w:styleId="ColorF06666BgFFFFFF" w:type="character">
     <w:name w:val="ColorF06666BgFFFFFF"/>
+    <w:semiHidden/>
     <w:rPr>
       <w:color w:val="F06666"/>
       <w:shd w:color="auto" w:fill="FFFFFF" w:val="clear"/>
@@ -5841,6 +6373,7 @@
   </w:style>
   <w:style w:customStyle="1" w:styleId="ColorF06666BgFACCCC" w:type="character">
     <w:name w:val="ColorF06666BgFACCCC"/>
+    <w:semiHidden/>
     <w:rPr>
       <w:color w:val="F06666"/>
       <w:shd w:color="auto" w:fill="FACCCC" w:val="clear"/>
@@ -5848,6 +6381,7 @@
   </w:style>
   <w:style w:customStyle="1" w:styleId="ColorF06666BgFFEBCC" w:type="character">
     <w:name w:val="ColorF06666BgFFEBCC"/>
+    <w:semiHidden/>
     <w:rPr>
       <w:color w:val="F06666"/>
       <w:shd w:color="auto" w:fill="FFEBCC" w:val="clear"/>
@@ -5855,6 +6389,7 @@
   </w:style>
   <w:style w:customStyle="1" w:styleId="ColorF06666BgFFFFCC" w:type="character">
     <w:name w:val="ColorF06666BgFFFFCC"/>
+    <w:semiHidden/>
     <w:rPr>
       <w:color w:val="F06666"/>
       <w:shd w:color="auto" w:fill="FFFFCC" w:val="clear"/>
@@ -5862,6 +6397,7 @@
   </w:style>
   <w:style w:customStyle="1" w:styleId="ColorF06666BgCCE8CC" w:type="character">
     <w:name w:val="ColorF06666BgCCE8CC"/>
+    <w:semiHidden/>
     <w:rPr>
       <w:color w:val="F06666"/>
       <w:shd w:color="auto" w:fill="CCE8CC" w:val="clear"/>
@@ -5869,6 +6405,7 @@
   </w:style>
   <w:style w:customStyle="1" w:styleId="ColorF06666BgCCE0F5" w:type="character">
     <w:name w:val="ColorF06666BgCCE0F5"/>
+    <w:semiHidden/>
     <w:rPr>
       <w:color w:val="F06666"/>
       <w:shd w:color="auto" w:fill="CCE0F5" w:val="clear"/>
@@ -5876,6 +6413,7 @@
   </w:style>
   <w:style w:customStyle="1" w:styleId="ColorF06666BgEBD6FF" w:type="character">
     <w:name w:val="ColorF06666BgEBD6FF"/>
+    <w:semiHidden/>
     <w:rPr>
       <w:color w:val="F06666"/>
       <w:shd w:color="auto" w:fill="EBD6FF" w:val="clear"/>
@@ -5883,6 +6421,7 @@
   </w:style>
   <w:style w:customStyle="1" w:styleId="ColorF06666BgBBBBBB" w:type="character">
     <w:name w:val="ColorF06666BgBBBBBB"/>
+    <w:semiHidden/>
     <w:rPr>
       <w:color w:val="F06666"/>
       <w:shd w:color="auto" w:fill="BBBBBB" w:val="clear"/>
@@ -5890,6 +6429,7 @@
   </w:style>
   <w:style w:customStyle="1" w:styleId="ColorF06666BgF06666" w:type="character">
     <w:name w:val="ColorF06666BgF06666"/>
+    <w:semiHidden/>
     <w:rPr>
       <w:color w:val="F06666"/>
       <w:shd w:color="auto" w:fill="F06666" w:val="clear"/>
@@ -5897,6 +6437,7 @@
   </w:style>
   <w:style w:customStyle="1" w:styleId="ColorF06666BgFFC266" w:type="character">
     <w:name w:val="ColorF06666BgFFC266"/>
+    <w:semiHidden/>
     <w:rPr>
       <w:color w:val="F06666"/>
       <w:shd w:color="auto" w:fill="FFC266" w:val="clear"/>
@@ -5904,6 +6445,7 @@
   </w:style>
   <w:style w:customStyle="1" w:styleId="ColorF06666BgFFFF66" w:type="character">
     <w:name w:val="ColorF06666BgFFFF66"/>
+    <w:semiHidden/>
     <w:rPr>
       <w:color w:val="F06666"/>
       <w:shd w:color="auto" w:fill="FFFF66" w:val="clear"/>
@@ -5911,6 +6453,7 @@
   </w:style>
   <w:style w:customStyle="1" w:styleId="ColorF06666Bg66B966" w:type="character">
     <w:name w:val="ColorF06666Bg66B966"/>
+    <w:semiHidden/>
     <w:rPr>
       <w:color w:val="F06666"/>
       <w:shd w:color="auto" w:fill="66B966" w:val="clear"/>
@@ -5918,6 +6461,7 @@
   </w:style>
   <w:style w:customStyle="1" w:styleId="ColorF06666Bg66A3E0" w:type="character">
     <w:name w:val="ColorF06666Bg66A3E0"/>
+    <w:semiHidden/>
     <w:rPr>
       <w:color w:val="F06666"/>
       <w:shd w:color="auto" w:fill="66A3E0" w:val="clear"/>
@@ -5925,6 +6469,7 @@
   </w:style>
   <w:style w:customStyle="1" w:styleId="ColorF06666BgC285FF" w:type="character">
     <w:name w:val="ColorF06666BgC285FF"/>
+    <w:semiHidden/>
     <w:rPr>
       <w:color w:val="F06666"/>
       <w:shd w:color="auto" w:fill="C285FF" w:val="clear"/>
@@ -5932,6 +6477,7 @@
   </w:style>
   <w:style w:customStyle="1" w:styleId="ColorF06666Bg888888" w:type="character">
     <w:name w:val="ColorF06666Bg888888"/>
+    <w:semiHidden/>
     <w:rPr>
       <w:color w:val="F06666"/>
       <w:shd w:color="auto" w:fill="888888" w:val="clear"/>
@@ -5939,6 +6485,7 @@
   </w:style>
   <w:style w:customStyle="1" w:styleId="ColorF06666BgA10000" w:type="character">
     <w:name w:val="ColorF06666BgA10000"/>
+    <w:semiHidden/>
     <w:rPr>
       <w:color w:val="F06666"/>
       <w:shd w:color="auto" w:fill="A10000" w:val="clear"/>
@@ -5946,6 +6493,7 @@
   </w:style>
   <w:style w:customStyle="1" w:styleId="ColorF06666BgB26B00" w:type="character">
     <w:name w:val="ColorF06666BgB26B00"/>
+    <w:semiHidden/>
     <w:rPr>
       <w:color w:val="F06666"/>
       <w:shd w:color="auto" w:fill="B26B00" w:val="clear"/>
@@ -5953,6 +6501,7 @@
   </w:style>
   <w:style w:customStyle="1" w:styleId="ColorF06666BgB2B200" w:type="character">
     <w:name w:val="ColorF06666BgB2B200"/>
+    <w:semiHidden/>
     <w:rPr>
       <w:color w:val="F06666"/>
       <w:shd w:color="auto" w:fill="B2B200" w:val="clear"/>
@@ -5960,6 +6509,7 @@
   </w:style>
   <w:style w:customStyle="1" w:styleId="ColorF06666Bg006100" w:type="character">
     <w:name w:val="ColorF06666Bg006100"/>
+    <w:semiHidden/>
     <w:rPr>
       <w:color w:val="F06666"/>
       <w:shd w:color="auto" w:fill="006100" w:val="clear"/>
@@ -5967,6 +6517,7 @@
   </w:style>
   <w:style w:customStyle="1" w:styleId="ColorF06666Bg0047B2" w:type="character">
     <w:name w:val="ColorF06666Bg0047B2"/>
+    <w:semiHidden/>
     <w:rPr>
       <w:color w:val="F06666"/>
       <w:shd w:color="auto" w:fill="0047B2" w:val="clear"/>
@@ -5974,6 +6525,7 @@
   </w:style>
   <w:style w:customStyle="1" w:styleId="ColorF06666Bg6B24B2" w:type="character">
     <w:name w:val="ColorF06666Bg6B24B2"/>
+    <w:semiHidden/>
     <w:rPr>
       <w:color w:val="F06666"/>
       <w:shd w:color="auto" w:fill="6B24B2" w:val="clear"/>
@@ -5981,6 +6533,7 @@
   </w:style>
   <w:style w:customStyle="1" w:styleId="ColorF06666Bg444444" w:type="character">
     <w:name w:val="ColorF06666Bg444444"/>
+    <w:semiHidden/>
     <w:rPr>
       <w:color w:val="F06666"/>
       <w:shd w:color="auto" w:fill="444444" w:val="clear"/>
@@ -5988,6 +6541,7 @@
   </w:style>
   <w:style w:customStyle="1" w:styleId="ColorF06666Bg5C0000" w:type="character">
     <w:name w:val="ColorF06666Bg5C0000"/>
+    <w:semiHidden/>
     <w:rPr>
       <w:color w:val="F06666"/>
       <w:shd w:color="auto" w:fill="5C0000" w:val="clear"/>
@@ -5995,6 +6549,7 @@
   </w:style>
   <w:style w:customStyle="1" w:styleId="ColorF06666Bg663D00" w:type="character">
     <w:name w:val="ColorF06666Bg663D00"/>
+    <w:semiHidden/>
     <w:rPr>
       <w:color w:val="F06666"/>
       <w:shd w:color="auto" w:fill="663D00" w:val="clear"/>
@@ -6002,6 +6557,7 @@
   </w:style>
   <w:style w:customStyle="1" w:styleId="ColorF06666Bg666600" w:type="character">
     <w:name w:val="ColorF06666Bg666600"/>
+    <w:semiHidden/>
     <w:rPr>
       <w:color w:val="F06666"/>
       <w:shd w:color="auto" w:fill="666600" w:val="clear"/>
@@ -6009,6 +6565,7 @@
   </w:style>
   <w:style w:customStyle="1" w:styleId="ColorF06666Bg003700" w:type="character">
     <w:name w:val="ColorF06666Bg003700"/>
+    <w:semiHidden/>
     <w:rPr>
       <w:color w:val="F06666"/>
       <w:shd w:color="auto" w:fill="003700" w:val="clear"/>
@@ -6016,6 +6573,7 @@
   </w:style>
   <w:style w:customStyle="1" w:styleId="ColorF06666Bg002966" w:type="character">
     <w:name w:val="ColorF06666Bg002966"/>
+    <w:semiHidden/>
     <w:rPr>
       <w:color w:val="F06666"/>
       <w:shd w:color="auto" w:fill="002966" w:val="clear"/>
@@ -6023,6 +6581,7 @@
   </w:style>
   <w:style w:customStyle="1" w:styleId="ColorF06666Bg3D1466" w:type="character">
     <w:name w:val="ColorF06666Bg3D1466"/>
+    <w:semiHidden/>
     <w:rPr>
       <w:color w:val="F06666"/>
       <w:shd w:color="auto" w:fill="3D1466" w:val="clear"/>
@@ -6030,12 +6589,14 @@
   </w:style>
   <w:style w:customStyle="1" w:styleId="ColorFFC266" w:type="character">
     <w:name w:val="ColorFFC266"/>
+    <w:semiHidden/>
     <w:rPr>
       <w:color w:val="FFC266"/>
     </w:rPr>
   </w:style>
   <w:style w:customStyle="1" w:styleId="ColorFFC266BgE60000" w:type="character">
     <w:name w:val="ColorFFC266BgE60000"/>
+    <w:semiHidden/>
     <w:rPr>
       <w:color w:val="FFC266"/>
       <w:shd w:color="auto" w:fill="E60000" w:val="clear"/>
@@ -6043,6 +6604,7 @@
   </w:style>
   <w:style w:customStyle="1" w:styleId="ColorFFC266BgFF9900" w:type="character">
     <w:name w:val="ColorFFC266BgFF9900"/>
+    <w:semiHidden/>
     <w:rPr>
       <w:color w:val="FFC266"/>
       <w:shd w:color="auto" w:fill="FF9900" w:val="clear"/>
@@ -6050,6 +6612,7 @@
   </w:style>
   <w:style w:customStyle="1" w:styleId="ColorFFC266BgFFFF00" w:type="character">
     <w:name w:val="ColorFFC266BgFFFF00"/>
+    <w:semiHidden/>
     <w:rPr>
       <w:color w:val="FFC266"/>
       <w:shd w:color="auto" w:fill="FFFF00" w:val="clear"/>
@@ -6057,6 +6620,7 @@
   </w:style>
   <w:style w:customStyle="1" w:styleId="ColorFFC266Bg008A00" w:type="character">
     <w:name w:val="ColorFFC266Bg008A00"/>
+    <w:semiHidden/>
     <w:rPr>
       <w:color w:val="FFC266"/>
       <w:shd w:color="auto" w:fill="008A00" w:val="clear"/>
@@ -6064,6 +6628,7 @@
   </w:style>
   <w:style w:customStyle="1" w:styleId="ColorFFC266Bg0066CC" w:type="character">
     <w:name w:val="ColorFFC266Bg0066CC"/>
+    <w:semiHidden/>
     <w:rPr>
       <w:color w:val="FFC266"/>
       <w:shd w:color="auto" w:fill="0066CC" w:val="clear"/>
@@ -6071,6 +6636,7 @@
   </w:style>
   <w:style w:customStyle="1" w:styleId="ColorFFC266Bg9933FF" w:type="character">
     <w:name w:val="ColorFFC266Bg9933FF"/>
+    <w:semiHidden/>
     <w:rPr>
       <w:color w:val="FFC266"/>
       <w:shd w:color="auto" w:fill="9933FF" w:val="clear"/>
@@ -6078,6 +6644,7 @@
   </w:style>
   <w:style w:customStyle="1" w:styleId="ColorFFC266BgFFFFFF" w:type="character">
     <w:name w:val="ColorFFC266BgFFFFFF"/>
+    <w:semiHidden/>
     <w:rPr>
       <w:color w:val="FFC266"/>
       <w:shd w:color="auto" w:fill="FFFFFF" w:val="clear"/>
@@ -6085,6 +6652,7 @@
   </w:style>
   <w:style w:customStyle="1" w:styleId="ColorFFC266BgFACCCC" w:type="character">
     <w:name w:val="ColorFFC266BgFACCCC"/>
+    <w:semiHidden/>
     <w:rPr>
       <w:color w:val="FFC266"/>
       <w:shd w:color="auto" w:fill="FACCCC" w:val="clear"/>
@@ -6092,6 +6660,7 @@
   </w:style>
   <w:style w:customStyle="1" w:styleId="ColorFFC266BgFFEBCC" w:type="character">
     <w:name w:val="ColorFFC266BgFFEBCC"/>
+    <w:semiHidden/>
     <w:rPr>
       <w:color w:val="FFC266"/>
       <w:shd w:color="auto" w:fill="FFEBCC" w:val="clear"/>
@@ -6099,6 +6668,7 @@
   </w:style>
   <w:style w:customStyle="1" w:styleId="ColorFFC266BgFFFFCC" w:type="character">
     <w:name w:val="ColorFFC266BgFFFFCC"/>
+    <w:semiHidden/>
     <w:rPr>
       <w:color w:val="FFC266"/>
       <w:shd w:color="auto" w:fill="FFFFCC" w:val="clear"/>
@@ -6106,6 +6676,7 @@
   </w:style>
   <w:style w:customStyle="1" w:styleId="ColorFFC266BgCCE8CC" w:type="character">
     <w:name w:val="ColorFFC266BgCCE8CC"/>
+    <w:semiHidden/>
     <w:rPr>
       <w:color w:val="FFC266"/>
       <w:shd w:color="auto" w:fill="CCE8CC" w:val="clear"/>
@@ -6113,6 +6684,7 @@
   </w:style>
   <w:style w:customStyle="1" w:styleId="ColorFFC266BgCCE0F5" w:type="character">
     <w:name w:val="ColorFFC266BgCCE0F5"/>
+    <w:semiHidden/>
     <w:rPr>
       <w:color w:val="FFC266"/>
       <w:shd w:color="auto" w:fill="CCE0F5" w:val="clear"/>
@@ -6120,6 +6692,7 @@
   </w:style>
   <w:style w:customStyle="1" w:styleId="ColorFFC266BgEBD6FF" w:type="character">
     <w:name w:val="ColorFFC266BgEBD6FF"/>
+    <w:semiHidden/>
     <w:rPr>
       <w:color w:val="FFC266"/>
       <w:shd w:color="auto" w:fill="EBD6FF" w:val="clear"/>
@@ -6127,6 +6700,7 @@
   </w:style>
   <w:style w:customStyle="1" w:styleId="ColorFFC266BgBBBBBB" w:type="character">
     <w:name w:val="ColorFFC266BgBBBBBB"/>
+    <w:semiHidden/>
     <w:rPr>
       <w:color w:val="FFC266"/>
       <w:shd w:color="auto" w:fill="BBBBBB" w:val="clear"/>
@@ -6134,6 +6708,7 @@
   </w:style>
   <w:style w:customStyle="1" w:styleId="ColorFFC266BgF06666" w:type="character">
     <w:name w:val="ColorFFC266BgF06666"/>
+    <w:semiHidden/>
     <w:rPr>
       <w:color w:val="FFC266"/>
       <w:shd w:color="auto" w:fill="F06666" w:val="clear"/>
@@ -6141,6 +6716,7 @@
   </w:style>
   <w:style w:customStyle="1" w:styleId="ColorFFC266BgFFC266" w:type="character">
     <w:name w:val="ColorFFC266BgFFC266"/>
+    <w:semiHidden/>
     <w:rPr>
       <w:color w:val="FFC266"/>
       <w:shd w:color="auto" w:fill="FFC266" w:val="clear"/>
@@ -6148,6 +6724,7 @@
   </w:style>
   <w:style w:customStyle="1" w:styleId="ColorFFC266BgFFFF66" w:type="character">
     <w:name w:val="ColorFFC266BgFFFF66"/>
+    <w:semiHidden/>
     <w:rPr>
       <w:color w:val="FFC266"/>
       <w:shd w:color="auto" w:fill="FFFF66" w:val="clear"/>
@@ -6155,6 +6732,7 @@
   </w:style>
   <w:style w:customStyle="1" w:styleId="ColorFFC266Bg66B966" w:type="character">
     <w:name w:val="ColorFFC266Bg66B966"/>
+    <w:semiHidden/>
     <w:rPr>
       <w:color w:val="FFC266"/>
       <w:shd w:color="auto" w:fill="66B966" w:val="clear"/>
@@ -6162,6 +6740,7 @@
   </w:style>
   <w:style w:customStyle="1" w:styleId="ColorFFC266Bg66A3E0" w:type="character">
     <w:name w:val="ColorFFC266Bg66A3E0"/>
+    <w:semiHidden/>
     <w:rPr>
       <w:color w:val="FFC266"/>
       <w:shd w:color="auto" w:fill="66A3E0" w:val="clear"/>
@@ -6169,6 +6748,7 @@
   </w:style>
   <w:style w:customStyle="1" w:styleId="ColorFFC266BgC285FF" w:type="character">
     <w:name w:val="ColorFFC266BgC285FF"/>
+    <w:semiHidden/>
     <w:rPr>
       <w:color w:val="FFC266"/>
       <w:shd w:color="auto" w:fill="C285FF" w:val="clear"/>
@@ -6176,6 +6756,7 @@
   </w:style>
   <w:style w:customStyle="1" w:styleId="ColorFFC266Bg888888" w:type="character">
     <w:name w:val="ColorFFC266Bg888888"/>
+    <w:semiHidden/>
     <w:rPr>
       <w:color w:val="FFC266"/>
       <w:shd w:color="auto" w:fill="888888" w:val="clear"/>
@@ -6183,6 +6764,7 @@
   </w:style>
   <w:style w:customStyle="1" w:styleId="ColorFFC266BgA10000" w:type="character">
     <w:name w:val="ColorFFC266BgA10000"/>
+    <w:semiHidden/>
     <w:rPr>
       <w:color w:val="FFC266"/>
       <w:shd w:color="auto" w:fill="A10000" w:val="clear"/>
@@ -6190,6 +6772,7 @@
   </w:style>
   <w:style w:customStyle="1" w:styleId="ColorFFC266BgB26B00" w:type="character">
     <w:name w:val="ColorFFC266BgB26B00"/>
+    <w:semiHidden/>
     <w:rPr>
       <w:color w:val="FFC266"/>
       <w:shd w:color="auto" w:fill="B26B00" w:val="clear"/>
@@ -6197,6 +6780,7 @@
   </w:style>
   <w:style w:customStyle="1" w:styleId="ColorFFC266BgB2B200" w:type="character">
     <w:name w:val="ColorFFC266BgB2B200"/>
+    <w:semiHidden/>
     <w:rPr>
       <w:color w:val="FFC266"/>
       <w:shd w:color="auto" w:fill="B2B200" w:val="clear"/>
@@ -6204,6 +6788,7 @@
   </w:style>
   <w:style w:customStyle="1" w:styleId="ColorFFC266Bg006100" w:type="character">
     <w:name w:val="ColorFFC266Bg006100"/>
+    <w:semiHidden/>
     <w:rPr>
       <w:color w:val="FFC266"/>
       <w:shd w:color="auto" w:fill="006100" w:val="clear"/>
@@ -6211,6 +6796,7 @@
   </w:style>
   <w:style w:customStyle="1" w:styleId="ColorFFC266Bg0047B2" w:type="character">
     <w:name w:val="ColorFFC266Bg0047B2"/>
+    <w:semiHidden/>
     <w:rPr>
       <w:color w:val="FFC266"/>
       <w:shd w:color="auto" w:fill="0047B2" w:val="clear"/>
@@ -6218,6 +6804,7 @@
   </w:style>
   <w:style w:customStyle="1" w:styleId="ColorFFC266Bg6B24B2" w:type="character">
     <w:name w:val="ColorFFC266Bg6B24B2"/>
+    <w:semiHidden/>
     <w:rPr>
       <w:color w:val="FFC266"/>
       <w:shd w:color="auto" w:fill="6B24B2" w:val="clear"/>
@@ -6225,6 +6812,7 @@
   </w:style>
   <w:style w:customStyle="1" w:styleId="ColorFFC266Bg444444" w:type="character">
     <w:name w:val="ColorFFC266Bg444444"/>
+    <w:semiHidden/>
     <w:rPr>
       <w:color w:val="FFC266"/>
       <w:shd w:color="auto" w:fill="444444" w:val="clear"/>
@@ -6232,6 +6820,7 @@
   </w:style>
   <w:style w:customStyle="1" w:styleId="ColorFFC266Bg5C0000" w:type="character">
     <w:name w:val="ColorFFC266Bg5C0000"/>
+    <w:semiHidden/>
     <w:rPr>
       <w:color w:val="FFC266"/>
       <w:shd w:color="auto" w:fill="5C0000" w:val="clear"/>
@@ -6239,6 +6828,7 @@
   </w:style>
   <w:style w:customStyle="1" w:styleId="ColorFFC266Bg663D00" w:type="character">
     <w:name w:val="ColorFFC266Bg663D00"/>
+    <w:semiHidden/>
     <w:rPr>
       <w:color w:val="FFC266"/>
       <w:shd w:color="auto" w:fill="663D00" w:val="clear"/>
@@ -6246,6 +6836,7 @@
   </w:style>
   <w:style w:customStyle="1" w:styleId="ColorFFC266Bg666600" w:type="character">
     <w:name w:val="ColorFFC266Bg666600"/>
+    <w:semiHidden/>
     <w:rPr>
       <w:color w:val="FFC266"/>
       <w:shd w:color="auto" w:fill="666600" w:val="clear"/>
@@ -6253,6 +6844,7 @@
   </w:style>
   <w:style w:customStyle="1" w:styleId="ColorFFC266Bg003700" w:type="character">
     <w:name w:val="ColorFFC266Bg003700"/>
+    <w:semiHidden/>
     <w:rPr>
       <w:color w:val="FFC266"/>
       <w:shd w:color="auto" w:fill="003700" w:val="clear"/>
@@ -6260,6 +6852,7 @@
   </w:style>
   <w:style w:customStyle="1" w:styleId="ColorFFC266Bg002966" w:type="character">
     <w:name w:val="ColorFFC266Bg002966"/>
+    <w:semiHidden/>
     <w:rPr>
       <w:color w:val="FFC266"/>
       <w:shd w:color="auto" w:fill="002966" w:val="clear"/>
@@ -6267,6 +6860,7 @@
   </w:style>
   <w:style w:customStyle="1" w:styleId="ColorFFC266Bg3D1466" w:type="character">
     <w:name w:val="ColorFFC266Bg3D1466"/>
+    <w:semiHidden/>
     <w:rPr>
       <w:color w:val="FFC266"/>
       <w:shd w:color="auto" w:fill="3D1466" w:val="clear"/>
@@ -6274,12 +6868,14 @@
   </w:style>
   <w:style w:customStyle="1" w:styleId="ColorFFFF66" w:type="character">
     <w:name w:val="ColorFFFF66"/>
+    <w:semiHidden/>
     <w:rPr>
       <w:color w:val="FFFF66"/>
     </w:rPr>
   </w:style>
   <w:style w:customStyle="1" w:styleId="ColorFFFF66BgE60000" w:type="character">
     <w:name w:val="ColorFFFF66BgE60000"/>
+    <w:semiHidden/>
     <w:rPr>
       <w:color w:val="FFFF66"/>
       <w:shd w:color="auto" w:fill="E60000" w:val="clear"/>
@@ -6287,6 +6883,7 @@
   </w:style>
   <w:style w:customStyle="1" w:styleId="ColorFFFF66BgFF9900" w:type="character">
     <w:name w:val="ColorFFFF66BgFF9900"/>
+    <w:semiHidden/>
     <w:rPr>
       <w:color w:val="FFFF66"/>
       <w:shd w:color="auto" w:fill="FF9900" w:val="clear"/>
@@ -6294,6 +6891,7 @@
   </w:style>
   <w:style w:customStyle="1" w:styleId="ColorFFFF66BgFFFF00" w:type="character">
     <w:name w:val="ColorFFFF66BgFFFF00"/>
+    <w:semiHidden/>
     <w:rPr>
       <w:color w:val="FFFF66"/>
       <w:shd w:color="auto" w:fill="FFFF00" w:val="clear"/>
@@ -6301,6 +6899,7 @@
   </w:style>
   <w:style w:customStyle="1" w:styleId="ColorFFFF66Bg008A00" w:type="character">
     <w:name w:val="ColorFFFF66Bg008A00"/>
+    <w:semiHidden/>
     <w:rPr>
       <w:color w:val="FFFF66"/>
       <w:shd w:color="auto" w:fill="008A00" w:val="clear"/>
@@ -6308,6 +6907,7 @@
   </w:style>
   <w:style w:customStyle="1" w:styleId="ColorFFFF66Bg0066CC" w:type="character">
     <w:name w:val="ColorFFFF66Bg0066CC"/>
+    <w:semiHidden/>
     <w:rPr>
       <w:color w:val="FFFF66"/>
       <w:shd w:color="auto" w:fill="0066CC" w:val="clear"/>
@@ -6315,6 +6915,7 @@
   </w:style>
   <w:style w:customStyle="1" w:styleId="ColorFFFF66Bg9933FF" w:type="character">
     <w:name w:val="ColorFFFF66Bg9933FF"/>
+    <w:semiHidden/>
     <w:rPr>
       <w:color w:val="FFFF66"/>
       <w:shd w:color="auto" w:fill="9933FF" w:val="clear"/>
@@ -6322,6 +6923,7 @@
   </w:style>
   <w:style w:customStyle="1" w:styleId="ColorFFFF66BgFFFFFF" w:type="character">
     <w:name w:val="ColorFFFF66BgFFFFFF"/>
+    <w:semiHidden/>
     <w:rPr>
       <w:color w:val="FFFF66"/>
       <w:shd w:color="auto" w:fill="FFFFFF" w:val="clear"/>
@@ -6329,6 +6931,7 @@
   </w:style>
   <w:style w:customStyle="1" w:styleId="ColorFFFF66BgFACCCC" w:type="character">
     <w:name w:val="ColorFFFF66BgFACCCC"/>
+    <w:semiHidden/>
     <w:rPr>
       <w:color w:val="FFFF66"/>
       <w:shd w:color="auto" w:fill="FACCCC" w:val="clear"/>
@@ -6336,6 +6939,7 @@
   </w:style>
   <w:style w:customStyle="1" w:styleId="ColorFFFF66BgFFEBCC" w:type="character">
     <w:name w:val="ColorFFFF66BgFFEBCC"/>
+    <w:semiHidden/>
     <w:rPr>
       <w:color w:val="FFFF66"/>
       <w:shd w:color="auto" w:fill="FFEBCC" w:val="clear"/>
@@ -6343,6 +6947,7 @@
   </w:style>
   <w:style w:customStyle="1" w:styleId="ColorFFFF66BgFFFFCC" w:type="character">
     <w:name w:val="ColorFFFF66BgFFFFCC"/>
+    <w:semiHidden/>
     <w:rPr>
       <w:color w:val="FFFF66"/>
       <w:shd w:color="auto" w:fill="FFFFCC" w:val="clear"/>
@@ -6350,6 +6955,7 @@
   </w:style>
   <w:style w:customStyle="1" w:styleId="ColorFFFF66BgCCE8CC" w:type="character">
     <w:name w:val="ColorFFFF66BgCCE8CC"/>
+    <w:semiHidden/>
     <w:rPr>
       <w:color w:val="FFFF66"/>
       <w:shd w:color="auto" w:fill="CCE8CC" w:val="clear"/>
@@ -6357,6 +6963,7 @@
   </w:style>
   <w:style w:customStyle="1" w:styleId="ColorFFFF66BgCCE0F5" w:type="character">
     <w:name w:val="ColorFFFF66BgCCE0F5"/>
+    <w:semiHidden/>
     <w:rPr>
       <w:color w:val="FFFF66"/>
       <w:shd w:color="auto" w:fill="CCE0F5" w:val="clear"/>
@@ -6364,6 +6971,7 @@
   </w:style>
   <w:style w:customStyle="1" w:styleId="ColorFFFF66BgEBD6FF" w:type="character">
     <w:name w:val="ColorFFFF66BgEBD6FF"/>
+    <w:semiHidden/>
     <w:rPr>
       <w:color w:val="FFFF66"/>
       <w:shd w:color="auto" w:fill="EBD6FF" w:val="clear"/>
@@ -6371,6 +6979,7 @@
   </w:style>
   <w:style w:customStyle="1" w:styleId="ColorFFFF66BgBBBBBB" w:type="character">
     <w:name w:val="ColorFFFF66BgBBBBBB"/>
+    <w:semiHidden/>
     <w:rPr>
       <w:color w:val="FFFF66"/>
       <w:shd w:color="auto" w:fill="BBBBBB" w:val="clear"/>
@@ -6378,6 +6987,7 @@
   </w:style>
   <w:style w:customStyle="1" w:styleId="ColorFFFF66BgF06666" w:type="character">
     <w:name w:val="ColorFFFF66BgF06666"/>
+    <w:semiHidden/>
     <w:rPr>
       <w:color w:val="FFFF66"/>
       <w:shd w:color="auto" w:fill="F06666" w:val="clear"/>
@@ -6385,6 +6995,7 @@
   </w:style>
   <w:style w:customStyle="1" w:styleId="ColorFFFF66BgFFC266" w:type="character">
     <w:name w:val="ColorFFFF66BgFFC266"/>
+    <w:semiHidden/>
     <w:rPr>
       <w:color w:val="FFFF66"/>
       <w:shd w:color="auto" w:fill="FFC266" w:val="clear"/>
@@ -6392,6 +7003,7 @@
   </w:style>
   <w:style w:customStyle="1" w:styleId="ColorFFFF66BgFFFF66" w:type="character">
     <w:name w:val="ColorFFFF66BgFFFF66"/>
+    <w:semiHidden/>
     <w:rPr>
       <w:color w:val="FFFF66"/>
       <w:shd w:color="auto" w:fill="FFFF66" w:val="clear"/>
@@ -6399,6 +7011,7 @@
   </w:style>
   <w:style w:customStyle="1" w:styleId="ColorFFFF66Bg66B966" w:type="character">
     <w:name w:val="ColorFFFF66Bg66B966"/>
+    <w:semiHidden/>
     <w:rPr>
       <w:color w:val="FFFF66"/>
       <w:shd w:color="auto" w:fill="66B966" w:val="clear"/>
@@ -6406,6 +7019,7 @@
   </w:style>
   <w:style w:customStyle="1" w:styleId="ColorFFFF66Bg66A3E0" w:type="character">
     <w:name w:val="ColorFFFF66Bg66A3E0"/>
+    <w:semiHidden/>
     <w:rPr>
       <w:color w:val="FFFF66"/>
       <w:shd w:color="auto" w:fill="66A3E0" w:val="clear"/>
@@ -6413,6 +7027,7 @@
   </w:style>
   <w:style w:customStyle="1" w:styleId="ColorFFFF66BgC285FF" w:type="character">
     <w:name w:val="ColorFFFF66BgC285FF"/>
+    <w:semiHidden/>
     <w:rPr>
       <w:color w:val="FFFF66"/>
       <w:shd w:color="auto" w:fill="C285FF" w:val="clear"/>
@@ -6420,6 +7035,7 @@
   </w:style>
   <w:style w:customStyle="1" w:styleId="ColorFFFF66Bg888888" w:type="character">
     <w:name w:val="ColorFFFF66Bg888888"/>
+    <w:semiHidden/>
     <w:rPr>
       <w:color w:val="FFFF66"/>
       <w:shd w:color="auto" w:fill="888888" w:val="clear"/>
@@ -6427,6 +7043,7 @@
   </w:style>
   <w:style w:customStyle="1" w:styleId="ColorFFFF66BgA10000" w:type="character">
     <w:name w:val="ColorFFFF66BgA10000"/>
+    <w:semiHidden/>
     <w:rPr>
       <w:color w:val="FFFF66"/>
       <w:shd w:color="auto" w:fill="A10000" w:val="clear"/>
@@ -6434,6 +7051,7 @@
   </w:style>
   <w:style w:customStyle="1" w:styleId="ColorFFFF66BgB26B00" w:type="character">
     <w:name w:val="ColorFFFF66BgB26B00"/>
+    <w:semiHidden/>
     <w:rPr>
       <w:color w:val="FFFF66"/>
       <w:shd w:color="auto" w:fill="B26B00" w:val="clear"/>
@@ -6441,6 +7059,7 @@
   </w:style>
   <w:style w:customStyle="1" w:styleId="ColorFFFF66BgB2B200" w:type="character">
     <w:name w:val="ColorFFFF66BgB2B200"/>
+    <w:semiHidden/>
     <w:rPr>
       <w:color w:val="FFFF66"/>
       <w:shd w:color="auto" w:fill="B2B200" w:val="clear"/>
@@ -6448,6 +7067,7 @@
   </w:style>
   <w:style w:customStyle="1" w:styleId="ColorFFFF66Bg006100" w:type="character">
     <w:name w:val="ColorFFFF66Bg006100"/>
+    <w:semiHidden/>
     <w:rPr>
       <w:color w:val="FFFF66"/>
       <w:shd w:color="auto" w:fill="006100" w:val="clear"/>
@@ -6455,6 +7075,7 @@
   </w:style>
   <w:style w:customStyle="1" w:styleId="ColorFFFF66Bg0047B2" w:type="character">
     <w:name w:val="ColorFFFF66Bg0047B2"/>
+    <w:semiHidden/>
     <w:rPr>
       <w:color w:val="FFFF66"/>
       <w:shd w:color="auto" w:fill="0047B2" w:val="clear"/>
@@ -6462,6 +7083,7 @@
   </w:style>
   <w:style w:customStyle="1" w:styleId="ColorFFFF66Bg6B24B2" w:type="character">
     <w:name w:val="ColorFFFF66Bg6B24B2"/>
+    <w:semiHidden/>
     <w:rPr>
       <w:color w:val="FFFF66"/>
       <w:shd w:color="auto" w:fill="6B24B2" w:val="clear"/>
@@ -6469,6 +7091,7 @@
   </w:style>
   <w:style w:customStyle="1" w:styleId="ColorFFFF66Bg444444" w:type="character">
     <w:name w:val="ColorFFFF66Bg444444"/>
+    <w:semiHidden/>
     <w:rPr>
       <w:color w:val="FFFF66"/>
       <w:shd w:color="auto" w:fill="444444" w:val="clear"/>
@@ -6476,6 +7099,7 @@
   </w:style>
   <w:style w:customStyle="1" w:styleId="ColorFFFF66Bg5C0000" w:type="character">
     <w:name w:val="ColorFFFF66Bg5C0000"/>
+    <w:semiHidden/>
     <w:rPr>
       <w:color w:val="FFFF66"/>
       <w:shd w:color="auto" w:fill="5C0000" w:val="clear"/>
@@ -6483,6 +7107,7 @@
   </w:style>
   <w:style w:customStyle="1" w:styleId="ColorFFFF66Bg663D00" w:type="character">
     <w:name w:val="ColorFFFF66Bg663D00"/>
+    <w:semiHidden/>
     <w:rPr>
       <w:color w:val="FFFF66"/>
       <w:shd w:color="auto" w:fill="663D00" w:val="clear"/>
@@ -6490,6 +7115,7 @@
   </w:style>
   <w:style w:customStyle="1" w:styleId="ColorFFFF66Bg666600" w:type="character">
     <w:name w:val="ColorFFFF66Bg666600"/>
+    <w:semiHidden/>
     <w:rPr>
       <w:color w:val="FFFF66"/>
       <w:shd w:color="auto" w:fill="666600" w:val="clear"/>
@@ -6497,6 +7123,7 @@
   </w:style>
   <w:style w:customStyle="1" w:styleId="ColorFFFF66Bg003700" w:type="character">
     <w:name w:val="ColorFFFF66Bg003700"/>
+    <w:semiHidden/>
     <w:rPr>
       <w:color w:val="FFFF66"/>
       <w:shd w:color="auto" w:fill="003700" w:val="clear"/>
@@ -6504,6 +7131,7 @@
   </w:style>
   <w:style w:customStyle="1" w:styleId="ColorFFFF66Bg002966" w:type="character">
     <w:name w:val="ColorFFFF66Bg002966"/>
+    <w:semiHidden/>
     <w:rPr>
       <w:color w:val="FFFF66"/>
       <w:shd w:color="auto" w:fill="002966" w:val="clear"/>
@@ -6511,6 +7139,7 @@
   </w:style>
   <w:style w:customStyle="1" w:styleId="ColorFFFF66Bg3D1466" w:type="character">
     <w:name w:val="ColorFFFF66Bg3D1466"/>
+    <w:semiHidden/>
     <w:rPr>
       <w:color w:val="FFFF66"/>
       <w:shd w:color="auto" w:fill="3D1466" w:val="clear"/>
@@ -6518,12 +7147,14 @@
   </w:style>
   <w:style w:customStyle="1" w:styleId="Color66B966" w:type="character">
     <w:name w:val="Color66B966"/>
+    <w:semiHidden/>
     <w:rPr>
       <w:color w:val="66B966"/>
     </w:rPr>
   </w:style>
   <w:style w:customStyle="1" w:styleId="Color66B966BgE60000" w:type="character">
     <w:name w:val="Color66B966BgE60000"/>
+    <w:semiHidden/>
     <w:rPr>
       <w:color w:val="66B966"/>
       <w:shd w:color="auto" w:fill="E60000" w:val="clear"/>
@@ -6531,6 +7162,7 @@
   </w:style>
   <w:style w:customStyle="1" w:styleId="Color66B966BgFF9900" w:type="character">
     <w:name w:val="Color66B966BgFF9900"/>
+    <w:semiHidden/>
     <w:rPr>
       <w:color w:val="66B966"/>
       <w:shd w:color="auto" w:fill="FF9900" w:val="clear"/>
@@ -6538,6 +7170,7 @@
   </w:style>
   <w:style w:customStyle="1" w:styleId="Color66B966BgFFFF00" w:type="character">
     <w:name w:val="Color66B966BgFFFF00"/>
+    <w:semiHidden/>
     <w:rPr>
       <w:color w:val="66B966"/>
       <w:shd w:color="auto" w:fill="FFFF00" w:val="clear"/>
@@ -6545,6 +7178,7 @@
   </w:style>
   <w:style w:customStyle="1" w:styleId="Color66B966Bg008A00" w:type="character">
     <w:name w:val="Color66B966Bg008A00"/>
+    <w:semiHidden/>
     <w:rPr>
       <w:color w:val="66B966"/>
       <w:shd w:color="auto" w:fill="008A00" w:val="clear"/>
@@ -6552,6 +7186,7 @@
   </w:style>
   <w:style w:customStyle="1" w:styleId="Color66B966Bg0066CC" w:type="character">
     <w:name w:val="Color66B966Bg0066CC"/>
+    <w:semiHidden/>
     <w:rPr>
       <w:color w:val="66B966"/>
       <w:shd w:color="auto" w:fill="0066CC" w:val="clear"/>
@@ -6559,6 +7194,7 @@
   </w:style>
   <w:style w:customStyle="1" w:styleId="Color66B966Bg9933FF" w:type="character">
     <w:name w:val="Color66B966Bg9933FF"/>
+    <w:semiHidden/>
     <w:rPr>
       <w:color w:val="66B966"/>
       <w:shd w:color="auto" w:fill="9933FF" w:val="clear"/>
@@ -6566,6 +7202,7 @@
   </w:style>
   <w:style w:customStyle="1" w:styleId="Color66B966BgFFFFFF" w:type="character">
     <w:name w:val="Color66B966BgFFFFFF"/>
+    <w:semiHidden/>
     <w:rPr>
       <w:color w:val="66B966"/>
       <w:shd w:color="auto" w:fill="FFFFFF" w:val="clear"/>
@@ -6573,6 +7210,7 @@
   </w:style>
   <w:style w:customStyle="1" w:styleId="Color66B966BgFACCCC" w:type="character">
     <w:name w:val="Color66B966BgFACCCC"/>
+    <w:semiHidden/>
     <w:rPr>
       <w:color w:val="66B966"/>
       <w:shd w:color="auto" w:fill="FACCCC" w:val="clear"/>
@@ -6580,6 +7218,7 @@
   </w:style>
   <w:style w:customStyle="1" w:styleId="Color66B966BgFFEBCC" w:type="character">
     <w:name w:val="Color66B966BgFFEBCC"/>
+    <w:semiHidden/>
     <w:rPr>
       <w:color w:val="66B966"/>
       <w:shd w:color="auto" w:fill="FFEBCC" w:val="clear"/>
@@ -6587,6 +7226,7 @@
   </w:style>
   <w:style w:customStyle="1" w:styleId="Color66B966BgFFFFCC" w:type="character">
     <w:name w:val="Color66B966BgFFFFCC"/>
+    <w:semiHidden/>
     <w:rPr>
       <w:color w:val="66B966"/>
       <w:shd w:color="auto" w:fill="FFFFCC" w:val="clear"/>
@@ -6594,6 +7234,7 @@
   </w:style>
   <w:style w:customStyle="1" w:styleId="Color66B966BgCCE8CC" w:type="character">
     <w:name w:val="Color66B966BgCCE8CC"/>
+    <w:semiHidden/>
     <w:rPr>
       <w:color w:val="66B966"/>
       <w:shd w:color="auto" w:fill="CCE8CC" w:val="clear"/>
@@ -6601,6 +7242,7 @@
   </w:style>
   <w:style w:customStyle="1" w:styleId="Color66B966BgCCE0F5" w:type="character">
     <w:name w:val="Color66B966BgCCE0F5"/>
+    <w:semiHidden/>
     <w:rPr>
       <w:color w:val="66B966"/>
       <w:shd w:color="auto" w:fill="CCE0F5" w:val="clear"/>
@@ -6608,6 +7250,7 @@
   </w:style>
   <w:style w:customStyle="1" w:styleId="Color66B966BgEBD6FF" w:type="character">
     <w:name w:val="Color66B966BgEBD6FF"/>
+    <w:semiHidden/>
     <w:rPr>
       <w:color w:val="66B966"/>
       <w:shd w:color="auto" w:fill="EBD6FF" w:val="clear"/>
@@ -6615,6 +7258,7 @@
   </w:style>
   <w:style w:customStyle="1" w:styleId="Color66B966BgBBBBBB" w:type="character">
     <w:name w:val="Color66B966BgBBBBBB"/>
+    <w:semiHidden/>
     <w:rPr>
       <w:color w:val="66B966"/>
       <w:shd w:color="auto" w:fill="BBBBBB" w:val="clear"/>
@@ -6622,6 +7266,7 @@
   </w:style>
   <w:style w:customStyle="1" w:styleId="Color66B966BgF06666" w:type="character">
     <w:name w:val="Color66B966BgF06666"/>
+    <w:semiHidden/>
     <w:rPr>
       <w:color w:val="66B966"/>
       <w:shd w:color="auto" w:fill="F06666" w:val="clear"/>
@@ -6629,6 +7274,7 @@
   </w:style>
   <w:style w:customStyle="1" w:styleId="Color66B966BgFFC266" w:type="character">
     <w:name w:val="Color66B966BgFFC266"/>
+    <w:semiHidden/>
     <w:rPr>
       <w:color w:val="66B966"/>
       <w:shd w:color="auto" w:fill="FFC266" w:val="clear"/>
@@ -6636,6 +7282,7 @@
   </w:style>
   <w:style w:customStyle="1" w:styleId="Color66B966BgFFFF66" w:type="character">
     <w:name w:val="Color66B966BgFFFF66"/>
+    <w:semiHidden/>
     <w:rPr>
       <w:color w:val="66B966"/>
       <w:shd w:color="auto" w:fill="FFFF66" w:val="clear"/>
@@ -6643,6 +7290,7 @@
   </w:style>
   <w:style w:customStyle="1" w:styleId="Color66B966Bg66B966" w:type="character">
     <w:name w:val="Color66B966Bg66B966"/>
+    <w:semiHidden/>
     <w:rPr>
       <w:color w:val="66B966"/>
       <w:shd w:color="auto" w:fill="66B966" w:val="clear"/>
@@ -6650,6 +7298,7 @@
   </w:style>
   <w:style w:customStyle="1" w:styleId="Color66B966Bg66A3E0" w:type="character">
     <w:name w:val="Color66B966Bg66A3E0"/>
+    <w:semiHidden/>
     <w:rPr>
       <w:color w:val="66B966"/>
       <w:shd w:color="auto" w:fill="66A3E0" w:val="clear"/>
@@ -6657,6 +7306,7 @@
   </w:style>
   <w:style w:customStyle="1" w:styleId="Color66B966BgC285FF" w:type="character">
     <w:name w:val="Color66B966BgC285FF"/>
+    <w:semiHidden/>
     <w:rPr>
       <w:color w:val="66B966"/>
       <w:shd w:color="auto" w:fill="C285FF" w:val="clear"/>
@@ -6664,6 +7314,7 @@
   </w:style>
   <w:style w:customStyle="1" w:styleId="Color66B966Bg888888" w:type="character">
     <w:name w:val="Color66B966Bg888888"/>
+    <w:semiHidden/>
     <w:rPr>
       <w:color w:val="66B966"/>
       <w:shd w:color="auto" w:fill="888888" w:val="clear"/>
@@ -6671,6 +7322,7 @@
   </w:style>
   <w:style w:customStyle="1" w:styleId="Color66B966BgA10000" w:type="character">
     <w:name w:val="Color66B966BgA10000"/>
+    <w:semiHidden/>
     <w:rPr>
       <w:color w:val="66B966"/>
       <w:shd w:color="auto" w:fill="A10000" w:val="clear"/>
@@ -6678,6 +7330,7 @@
   </w:style>
   <w:style w:customStyle="1" w:styleId="Color66B966BgB26B00" w:type="character">
     <w:name w:val="Color66B966BgB26B00"/>
+    <w:semiHidden/>
     <w:rPr>
       <w:color w:val="66B966"/>
       <w:shd w:color="auto" w:fill="B26B00" w:val="clear"/>
@@ -6685,6 +7338,7 @@
   </w:style>
   <w:style w:customStyle="1" w:styleId="Color66B966BgB2B200" w:type="character">
     <w:name w:val="Color66B966BgB2B200"/>
+    <w:semiHidden/>
     <w:rPr>
       <w:color w:val="66B966"/>
       <w:shd w:color="auto" w:fill="B2B200" w:val="clear"/>
@@ -6692,6 +7346,7 @@
   </w:style>
   <w:style w:customStyle="1" w:styleId="Color66B966Bg006100" w:type="character">
     <w:name w:val="Color66B966Bg006100"/>
+    <w:semiHidden/>
     <w:rPr>
       <w:color w:val="66B966"/>
       <w:shd w:color="auto" w:fill="006100" w:val="clear"/>
@@ -6699,6 +7354,7 @@
   </w:style>
   <w:style w:customStyle="1" w:styleId="Color66B966Bg0047B2" w:type="character">
     <w:name w:val="Color66B966Bg0047B2"/>
+    <w:semiHidden/>
     <w:rPr>
       <w:color w:val="66B966"/>
       <w:shd w:color="auto" w:fill="0047B2" w:val="clear"/>
@@ -6706,6 +7362,7 @@
   </w:style>
   <w:style w:customStyle="1" w:styleId="Color66B966Bg6B24B2" w:type="character">
     <w:name w:val="Color66B966Bg6B24B2"/>
+    <w:semiHidden/>
     <w:rPr>
       <w:color w:val="66B966"/>
       <w:shd w:color="auto" w:fill="6B24B2" w:val="clear"/>
@@ -6713,6 +7370,7 @@
   </w:style>
   <w:style w:customStyle="1" w:styleId="Color66B966Bg444444" w:type="character">
     <w:name w:val="Color66B966Bg444444"/>
+    <w:semiHidden/>
     <w:rPr>
       <w:color w:val="66B966"/>
       <w:shd w:color="auto" w:fill="444444" w:val="clear"/>
@@ -6720,6 +7378,7 @@
   </w:style>
   <w:style w:customStyle="1" w:styleId="Color66B966Bg5C0000" w:type="character">
     <w:name w:val="Color66B966Bg5C0000"/>
+    <w:semiHidden/>
     <w:rPr>
       <w:color w:val="66B966"/>
       <w:shd w:color="auto" w:fill="5C0000" w:val="clear"/>
@@ -6727,6 +7386,7 @@
   </w:style>
   <w:style w:customStyle="1" w:styleId="Color66B966Bg663D00" w:type="character">
     <w:name w:val="Color66B966Bg663D00"/>
+    <w:semiHidden/>
     <w:rPr>
       <w:color w:val="66B966"/>
       <w:shd w:color="auto" w:fill="663D00" w:val="clear"/>
@@ -6734,6 +7394,7 @@
   </w:style>
   <w:style w:customStyle="1" w:styleId="Color66B966Bg666600" w:type="character">
     <w:name w:val="Color66B966Bg666600"/>
+    <w:semiHidden/>
     <w:rPr>
       <w:color w:val="66B966"/>
       <w:shd w:color="auto" w:fill="666600" w:val="clear"/>
@@ -6741,6 +7402,7 @@
   </w:style>
   <w:style w:customStyle="1" w:styleId="Color66B966Bg003700" w:type="character">
     <w:name w:val="Color66B966Bg003700"/>
+    <w:semiHidden/>
     <w:rPr>
       <w:color w:val="66B966"/>
       <w:shd w:color="auto" w:fill="003700" w:val="clear"/>
@@ -6748,6 +7410,7 @@
   </w:style>
   <w:style w:customStyle="1" w:styleId="Color66B966Bg002966" w:type="character">
     <w:name w:val="Color66B966Bg002966"/>
+    <w:semiHidden/>
     <w:rPr>
       <w:color w:val="66B966"/>
       <w:shd w:color="auto" w:fill="002966" w:val="clear"/>
@@ -6755,6 +7418,7 @@
   </w:style>
   <w:style w:customStyle="1" w:styleId="Color66B966Bg3D1466" w:type="character">
     <w:name w:val="Color66B966Bg3D1466"/>
+    <w:semiHidden/>
     <w:rPr>
       <w:color w:val="66B966"/>
       <w:shd w:color="auto" w:fill="3D1466" w:val="clear"/>
@@ -6762,12 +7426,14 @@
   </w:style>
   <w:style w:customStyle="1" w:styleId="Color66A3E0" w:type="character">
     <w:name w:val="Color66A3E0"/>
+    <w:semiHidden/>
     <w:rPr>
       <w:color w:val="66A3E0"/>
     </w:rPr>
   </w:style>
   <w:style w:customStyle="1" w:styleId="Color66A3E0BgE60000" w:type="character">
     <w:name w:val="Color66A3E0BgE60000"/>
+    <w:semiHidden/>
     <w:rPr>
       <w:color w:val="66A3E0"/>
       <w:shd w:color="auto" w:fill="E60000" w:val="clear"/>
@@ -6775,6 +7441,7 @@
   </w:style>
   <w:style w:customStyle="1" w:styleId="Color66A3E0BgFF9900" w:type="character">
     <w:name w:val="Color66A3E0BgFF9900"/>
+    <w:semiHidden/>
     <w:rPr>
       <w:color w:val="66A3E0"/>
       <w:shd w:color="auto" w:fill="FF9900" w:val="clear"/>
@@ -6782,6 +7449,7 @@
   </w:style>
   <w:style w:customStyle="1" w:styleId="Color66A3E0BgFFFF00" w:type="character">
     <w:name w:val="Color66A3E0BgFFFF00"/>
+    <w:semiHidden/>
     <w:rPr>
       <w:color w:val="66A3E0"/>
       <w:shd w:color="auto" w:fill="FFFF00" w:val="clear"/>
@@ -6789,6 +7457,7 @@
   </w:style>
   <w:style w:customStyle="1" w:styleId="Color66A3E0Bg008A00" w:type="character">
     <w:name w:val="Color66A3E0Bg008A00"/>
+    <w:semiHidden/>
     <w:rPr>
       <w:color w:val="66A3E0"/>
       <w:shd w:color="auto" w:fill="008A00" w:val="clear"/>
@@ -6796,6 +7465,7 @@
   </w:style>
   <w:style w:customStyle="1" w:styleId="Color66A3E0Bg0066CC" w:type="character">
     <w:name w:val="Color66A3E0Bg0066CC"/>
+    <w:semiHidden/>
     <w:rPr>
       <w:color w:val="66A3E0"/>
       <w:shd w:color="auto" w:fill="0066CC" w:val="clear"/>
@@ -6803,6 +7473,7 @@
   </w:style>
   <w:style w:customStyle="1" w:styleId="Color66A3E0Bg9933FF" w:type="character">
     <w:name w:val="Color66A3E0Bg9933FF"/>
+    <w:semiHidden/>
     <w:rPr>
       <w:color w:val="66A3E0"/>
       <w:shd w:color="auto" w:fill="9933FF" w:val="clear"/>
@@ -6810,6 +7481,7 @@
   </w:style>
   <w:style w:customStyle="1" w:styleId="Color66A3E0BgFFFFFF" w:type="character">
     <w:name w:val="Color66A3E0BgFFFFFF"/>
+    <w:semiHidden/>
     <w:rPr>
       <w:color w:val="66A3E0"/>
       <w:shd w:color="auto" w:fill="FFFFFF" w:val="clear"/>
@@ -6817,6 +7489,7 @@
   </w:style>
   <w:style w:customStyle="1" w:styleId="Color66A3E0BgFACCCC" w:type="character">
     <w:name w:val="Color66A3E0BgFACCCC"/>
+    <w:semiHidden/>
     <w:rPr>
       <w:color w:val="66A3E0"/>
       <w:shd w:color="auto" w:fill="FACCCC" w:val="clear"/>
@@ -6824,6 +7497,7 @@
   </w:style>
   <w:style w:customStyle="1" w:styleId="Color66A3E0BgFFEBCC" w:type="character">
     <w:name w:val="Color66A3E0BgFFEBCC"/>
+    <w:semiHidden/>
     <w:rPr>
       <w:color w:val="66A3E0"/>
       <w:shd w:color="auto" w:fill="FFEBCC" w:val="clear"/>
@@ -6831,6 +7505,7 @@
   </w:style>
   <w:style w:customStyle="1" w:styleId="Color66A3E0BgFFFFCC" w:type="character">
     <w:name w:val="Color66A3E0BgFFFFCC"/>
+    <w:semiHidden/>
     <w:rPr>
       <w:color w:val="66A3E0"/>
       <w:shd w:color="auto" w:fill="FFFFCC" w:val="clear"/>
@@ -6838,6 +7513,7 @@
   </w:style>
   <w:style w:customStyle="1" w:styleId="Color66A3E0BgCCE8CC" w:type="character">
     <w:name w:val="Color66A3E0BgCCE8CC"/>
+    <w:semiHidden/>
     <w:rPr>
       <w:color w:val="66A3E0"/>
       <w:shd w:color="auto" w:fill="CCE8CC" w:val="clear"/>
@@ -6845,6 +7521,7 @@
   </w:style>
   <w:style w:customStyle="1" w:styleId="Color66A3E0BgCCE0F5" w:type="character">
     <w:name w:val="Color66A3E0BgCCE0F5"/>
+    <w:semiHidden/>
     <w:rPr>
       <w:color w:val="66A3E0"/>
       <w:shd w:color="auto" w:fill="CCE0F5" w:val="clear"/>
@@ -6852,6 +7529,7 @@
   </w:style>
   <w:style w:customStyle="1" w:styleId="Color66A3E0BgEBD6FF" w:type="character">
     <w:name w:val="Color66A3E0BgEBD6FF"/>
+    <w:semiHidden/>
     <w:rPr>
       <w:color w:val="66A3E0"/>
       <w:shd w:color="auto" w:fill="EBD6FF" w:val="clear"/>
@@ -6859,6 +7537,7 @@
   </w:style>
   <w:style w:customStyle="1" w:styleId="Color66A3E0BgBBBBBB" w:type="character">
     <w:name w:val="Color66A3E0BgBBBBBB"/>
+    <w:semiHidden/>
     <w:rPr>
       <w:color w:val="66A3E0"/>
       <w:shd w:color="auto" w:fill="BBBBBB" w:val="clear"/>
@@ -6866,6 +7545,7 @@
   </w:style>
   <w:style w:customStyle="1" w:styleId="Color66A3E0BgF06666" w:type="character">
     <w:name w:val="Color66A3E0BgF06666"/>
+    <w:semiHidden/>
     <w:rPr>
       <w:color w:val="66A3E0"/>
       <w:shd w:color="auto" w:fill="F06666" w:val="clear"/>
@@ -6873,6 +7553,7 @@
   </w:style>
   <w:style w:customStyle="1" w:styleId="Color66A3E0BgFFC266" w:type="character">
     <w:name w:val="Color66A3E0BgFFC266"/>
+    <w:semiHidden/>
     <w:rPr>
       <w:color w:val="66A3E0"/>
       <w:shd w:color="auto" w:fill="FFC266" w:val="clear"/>
@@ -6880,6 +7561,7 @@
   </w:style>
   <w:style w:customStyle="1" w:styleId="Color66A3E0BgFFFF66" w:type="character">
     <w:name w:val="Color66A3E0BgFFFF66"/>
+    <w:semiHidden/>
     <w:rPr>
       <w:color w:val="66A3E0"/>
       <w:shd w:color="auto" w:fill="FFFF66" w:val="clear"/>
@@ -6887,6 +7569,7 @@
   </w:style>
   <w:style w:customStyle="1" w:styleId="Color66A3E0Bg66B966" w:type="character">
     <w:name w:val="Color66A3E0Bg66B966"/>
+    <w:semiHidden/>
     <w:rPr>
       <w:color w:val="66A3E0"/>
       <w:shd w:color="auto" w:fill="66B966" w:val="clear"/>
@@ -6894,6 +7577,7 @@
   </w:style>
   <w:style w:customStyle="1" w:styleId="Color66A3E0Bg66A3E0" w:type="character">
     <w:name w:val="Color66A3E0Bg66A3E0"/>
+    <w:semiHidden/>
     <w:rPr>
       <w:color w:val="66A3E0"/>
       <w:shd w:color="auto" w:fill="66A3E0" w:val="clear"/>
@@ -6901,6 +7585,7 @@
   </w:style>
   <w:style w:customStyle="1" w:styleId="Color66A3E0BgC285FF" w:type="character">
     <w:name w:val="Color66A3E0BgC285FF"/>
+    <w:semiHidden/>
     <w:rPr>
       <w:color w:val="66A3E0"/>
       <w:shd w:color="auto" w:fill="C285FF" w:val="clear"/>
@@ -6908,6 +7593,7 @@
   </w:style>
   <w:style w:customStyle="1" w:styleId="Color66A3E0Bg888888" w:type="character">
     <w:name w:val="Color66A3E0Bg888888"/>
+    <w:semiHidden/>
     <w:rPr>
       <w:color w:val="66A3E0"/>
       <w:shd w:color="auto" w:fill="888888" w:val="clear"/>
@@ -6915,6 +7601,7 @@
   </w:style>
   <w:style w:customStyle="1" w:styleId="Color66A3E0BgA10000" w:type="character">
     <w:name w:val="Color66A3E0BgA10000"/>
+    <w:semiHidden/>
     <w:rPr>
       <w:color w:val="66A3E0"/>
       <w:shd w:color="auto" w:fill="A10000" w:val="clear"/>
@@ -6922,6 +7609,7 @@
   </w:style>
   <w:style w:customStyle="1" w:styleId="Color66A3E0BgB26B00" w:type="character">
     <w:name w:val="Color66A3E0BgB26B00"/>
+    <w:semiHidden/>
     <w:rPr>
       <w:color w:val="66A3E0"/>
       <w:shd w:color="auto" w:fill="B26B00" w:val="clear"/>
@@ -6929,6 +7617,7 @@
   </w:style>
   <w:style w:customStyle="1" w:styleId="Color66A3E0BgB2B200" w:type="character">
     <w:name w:val="Color66A3E0BgB2B200"/>
+    <w:semiHidden/>
     <w:rPr>
       <w:color w:val="66A3E0"/>
       <w:shd w:color="auto" w:fill="B2B200" w:val="clear"/>
@@ -6936,6 +7625,7 @@
   </w:style>
   <w:style w:customStyle="1" w:styleId="Color66A3E0Bg006100" w:type="character">
     <w:name w:val="Color66A3E0Bg006100"/>
+    <w:semiHidden/>
     <w:rPr>
       <w:color w:val="66A3E0"/>
       <w:shd w:color="auto" w:fill="006100" w:val="clear"/>
@@ -6943,6 +7633,7 @@
   </w:style>
   <w:style w:customStyle="1" w:styleId="Color66A3E0Bg0047B2" w:type="character">
     <w:name w:val="Color66A3E0Bg0047B2"/>
+    <w:semiHidden/>
     <w:rPr>
       <w:color w:val="66A3E0"/>
       <w:shd w:color="auto" w:fill="0047B2" w:val="clear"/>
@@ -6950,6 +7641,7 @@
   </w:style>
   <w:style w:customStyle="1" w:styleId="Color66A3E0Bg6B24B2" w:type="character">
     <w:name w:val="Color66A3E0Bg6B24B2"/>
+    <w:semiHidden/>
     <w:rPr>
       <w:color w:val="66A3E0"/>
       <w:shd w:color="auto" w:fill="6B24B2" w:val="clear"/>
@@ -6957,6 +7649,7 @@
   </w:style>
   <w:style w:customStyle="1" w:styleId="Color66A3E0Bg444444" w:type="character">
     <w:name w:val="Color66A3E0Bg444444"/>
+    <w:semiHidden/>
     <w:rPr>
       <w:color w:val="66A3E0"/>
       <w:shd w:color="auto" w:fill="444444" w:val="clear"/>
@@ -6964,6 +7657,7 @@
   </w:style>
   <w:style w:customStyle="1" w:styleId="Color66A3E0Bg5C0000" w:type="character">
     <w:name w:val="Color66A3E0Bg5C0000"/>
+    <w:semiHidden/>
     <w:rPr>
       <w:color w:val="66A3E0"/>
       <w:shd w:color="auto" w:fill="5C0000" w:val="clear"/>
@@ -6971,6 +7665,7 @@
   </w:style>
   <w:style w:customStyle="1" w:styleId="Color66A3E0Bg663D00" w:type="character">
     <w:name w:val="Color66A3E0Bg663D00"/>
+    <w:semiHidden/>
     <w:rPr>
       <w:color w:val="66A3E0"/>
       <w:shd w:color="auto" w:fill="663D00" w:val="clear"/>
@@ -6978,6 +7673,7 @@
   </w:style>
   <w:style w:customStyle="1" w:styleId="Color66A3E0Bg666600" w:type="character">
     <w:name w:val="Color66A3E0Bg666600"/>
+    <w:semiHidden/>
     <w:rPr>
       <w:color w:val="66A3E0"/>
       <w:shd w:color="auto" w:fill="666600" w:val="clear"/>
@@ -6985,6 +7681,7 @@
   </w:style>
   <w:style w:customStyle="1" w:styleId="Color66A3E0Bg003700" w:type="character">
     <w:name w:val="Color66A3E0Bg003700"/>
+    <w:semiHidden/>
     <w:rPr>
       <w:color w:val="66A3E0"/>
       <w:shd w:color="auto" w:fill="003700" w:val="clear"/>
@@ -6992,6 +7689,7 @@
   </w:style>
   <w:style w:customStyle="1" w:styleId="Color66A3E0Bg002966" w:type="character">
     <w:name w:val="Color66A3E0Bg002966"/>
+    <w:semiHidden/>
     <w:rPr>
       <w:color w:val="66A3E0"/>
       <w:shd w:color="auto" w:fill="002966" w:val="clear"/>
@@ -6999,6 +7697,7 @@
   </w:style>
   <w:style w:customStyle="1" w:styleId="Color66A3E0Bg3D1466" w:type="character">
     <w:name w:val="Color66A3E0Bg3D1466"/>
+    <w:semiHidden/>
     <w:rPr>
       <w:color w:val="66A3E0"/>
       <w:shd w:color="auto" w:fill="3D1466" w:val="clear"/>
@@ -7006,12 +7705,14 @@
   </w:style>
   <w:style w:customStyle="1" w:styleId="ColorC285FF" w:type="character">
     <w:name w:val="ColorC285FF"/>
+    <w:semiHidden/>
     <w:rPr>
       <w:color w:val="C285FF"/>
     </w:rPr>
   </w:style>
   <w:style w:customStyle="1" w:styleId="ColorC285FFBgE60000" w:type="character">
     <w:name w:val="ColorC285FFBgE60000"/>
+    <w:semiHidden/>
     <w:rPr>
       <w:color w:val="C285FF"/>
       <w:shd w:color="auto" w:fill="E60000" w:val="clear"/>
@@ -7019,6 +7720,7 @@
   </w:style>
   <w:style w:customStyle="1" w:styleId="ColorC285FFBgFF9900" w:type="character">
     <w:name w:val="ColorC285FFBgFF9900"/>
+    <w:semiHidden/>
     <w:rPr>
       <w:color w:val="C285FF"/>
       <w:shd w:color="auto" w:fill="FF9900" w:val="clear"/>
@@ -7026,6 +7728,7 @@
   </w:style>
   <w:style w:customStyle="1" w:styleId="ColorC285FFBgFFFF00" w:type="character">
     <w:name w:val="ColorC285FFBgFFFF00"/>
+    <w:semiHidden/>
     <w:rPr>
       <w:color w:val="C285FF"/>
       <w:shd w:color="auto" w:fill="FFFF00" w:val="clear"/>
@@ -7033,6 +7736,7 @@
   </w:style>
   <w:style w:customStyle="1" w:styleId="ColorC285FFBg008A00" w:type="character">
     <w:name w:val="ColorC285FFBg008A00"/>
+    <w:semiHidden/>
     <w:rPr>
       <w:color w:val="C285FF"/>
       <w:shd w:color="auto" w:fill="008A00" w:val="clear"/>
@@ -7040,6 +7744,7 @@
   </w:style>
   <w:style w:customStyle="1" w:styleId="ColorC285FFBg0066CC" w:type="character">
     <w:name w:val="ColorC285FFBg0066CC"/>
+    <w:semiHidden/>
     <w:rPr>
       <w:color w:val="C285FF"/>
       <w:shd w:color="auto" w:fill="0066CC" w:val="clear"/>
@@ -7047,6 +7752,7 @@
   </w:style>
   <w:style w:customStyle="1" w:styleId="ColorC285FFBg9933FF" w:type="character">
     <w:name w:val="ColorC285FFBg9933FF"/>
+    <w:semiHidden/>
     <w:rPr>
       <w:color w:val="C285FF"/>
       <w:shd w:color="auto" w:fill="9933FF" w:val="clear"/>
@@ -7054,6 +7760,7 @@
   </w:style>
   <w:style w:customStyle="1" w:styleId="ColorC285FFBgFFFFFF" w:type="character">
     <w:name w:val="ColorC285FFBgFFFFFF"/>
+    <w:semiHidden/>
     <w:rPr>
       <w:color w:val="C285FF"/>
       <w:shd w:color="auto" w:fill="FFFFFF" w:val="clear"/>
@@ -7061,6 +7768,7 @@
   </w:style>
   <w:style w:customStyle="1" w:styleId="ColorC285FFBgFACCCC" w:type="character">
     <w:name w:val="ColorC285FFBgFACCCC"/>
+    <w:semiHidden/>
     <w:rPr>
       <w:color w:val="C285FF"/>
       <w:shd w:color="auto" w:fill="FACCCC" w:val="clear"/>
@@ -7068,6 +7776,7 @@
   </w:style>
   <w:style w:customStyle="1" w:styleId="ColorC285FFBgFFEBCC" w:type="character">
     <w:name w:val="ColorC285FFBgFFEBCC"/>
+    <w:semiHidden/>
     <w:rPr>
       <w:color w:val="C285FF"/>
       <w:shd w:color="auto" w:fill="FFEBCC" w:val="clear"/>
@@ -7075,6 +7784,7 @@
   </w:style>
   <w:style w:customStyle="1" w:styleId="ColorC285FFBgFFFFCC" w:type="character">
     <w:name w:val="ColorC285FFBgFFFFCC"/>
+    <w:semiHidden/>
     <w:rPr>
       <w:color w:val="C285FF"/>
       <w:shd w:color="auto" w:fill="FFFFCC" w:val="clear"/>
@@ -7082,6 +7792,7 @@
   </w:style>
   <w:style w:customStyle="1" w:styleId="ColorC285FFBgCCE8CC" w:type="character">
     <w:name w:val="ColorC285FFBgCCE8CC"/>
+    <w:semiHidden/>
     <w:rPr>
       <w:color w:val="C285FF"/>
       <w:shd w:color="auto" w:fill="CCE8CC" w:val="clear"/>
@@ -7089,6 +7800,7 @@
   </w:style>
   <w:style w:customStyle="1" w:styleId="ColorC285FFBgCCE0F5" w:type="character">
     <w:name w:val="ColorC285FFBgCCE0F5"/>
+    <w:semiHidden/>
     <w:rPr>
       <w:color w:val="C285FF"/>
       <w:shd w:color="auto" w:fill="CCE0F5" w:val="clear"/>
@@ -7096,6 +7808,7 @@
   </w:style>
   <w:style w:customStyle="1" w:styleId="ColorC285FFBgEBD6FF" w:type="character">
     <w:name w:val="ColorC285FFBgEBD6FF"/>
+    <w:semiHidden/>
     <w:rPr>
       <w:color w:val="C285FF"/>
       <w:shd w:color="auto" w:fill="EBD6FF" w:val="clear"/>
@@ -7103,6 +7816,7 @@
   </w:style>
   <w:style w:customStyle="1" w:styleId="ColorC285FFBgBBBBBB" w:type="character">
     <w:name w:val="ColorC285FFBgBBBBBB"/>
+    <w:semiHidden/>
     <w:rPr>
       <w:color w:val="C285FF"/>
       <w:shd w:color="auto" w:fill="BBBBBB" w:val="clear"/>
@@ -7110,6 +7824,7 @@
   </w:style>
   <w:style w:customStyle="1" w:styleId="ColorC285FFBgF06666" w:type="character">
     <w:name w:val="ColorC285FFBgF06666"/>
+    <w:semiHidden/>
     <w:rPr>
       <w:color w:val="C285FF"/>
       <w:shd w:color="auto" w:fill="F06666" w:val="clear"/>
@@ -7117,6 +7832,7 @@
   </w:style>
   <w:style w:customStyle="1" w:styleId="ColorC285FFBgFFC266" w:type="character">
     <w:name w:val="ColorC285FFBgFFC266"/>
+    <w:semiHidden/>
     <w:rPr>
       <w:color w:val="C285FF"/>
       <w:shd w:color="auto" w:fill="FFC266" w:val="clear"/>
@@ -7124,6 +7840,7 @@
   </w:style>
   <w:style w:customStyle="1" w:styleId="ColorC285FFBgFFFF66" w:type="character">
     <w:name w:val="ColorC285FFBgFFFF66"/>
+    <w:semiHidden/>
     <w:rPr>
       <w:color w:val="C285FF"/>
       <w:shd w:color="auto" w:fill="FFFF66" w:val="clear"/>
@@ -7131,6 +7848,7 @@
   </w:style>
   <w:style w:customStyle="1" w:styleId="ColorC285FFBg66B966" w:type="character">
     <w:name w:val="ColorC285FFBg66B966"/>
+    <w:semiHidden/>
     <w:rPr>
       <w:color w:val="C285FF"/>
       <w:shd w:color="auto" w:fill="66B966" w:val="clear"/>
@@ -7138,6 +7856,7 @@
   </w:style>
   <w:style w:customStyle="1" w:styleId="ColorC285FFBg66A3E0" w:type="character">
     <w:name w:val="ColorC285FFBg66A3E0"/>
+    <w:semiHidden/>
     <w:rPr>
       <w:color w:val="C285FF"/>
       <w:shd w:color="auto" w:fill="66A3E0" w:val="clear"/>
@@ -7145,6 +7864,7 @@
   </w:style>
   <w:style w:customStyle="1" w:styleId="ColorC285FFBgC285FF" w:type="character">
     <w:name w:val="ColorC285FFBgC285FF"/>
+    <w:semiHidden/>
     <w:rPr>
       <w:color w:val="C285FF"/>
       <w:shd w:color="auto" w:fill="C285FF" w:val="clear"/>
@@ -7152,6 +7872,7 @@
   </w:style>
   <w:style w:customStyle="1" w:styleId="ColorC285FFBg888888" w:type="character">
     <w:name w:val="ColorC285FFBg888888"/>
+    <w:semiHidden/>
     <w:rPr>
       <w:color w:val="C285FF"/>
       <w:shd w:color="auto" w:fill="888888" w:val="clear"/>
@@ -7159,6 +7880,7 @@
   </w:style>
   <w:style w:customStyle="1" w:styleId="ColorC285FFBgA10000" w:type="character">
     <w:name w:val="ColorC285FFBgA10000"/>
+    <w:semiHidden/>
     <w:rPr>
       <w:color w:val="C285FF"/>
       <w:shd w:color="auto" w:fill="A10000" w:val="clear"/>
@@ -7166,6 +7888,7 @@
   </w:style>
   <w:style w:customStyle="1" w:styleId="ColorC285FFBgB26B00" w:type="character">
     <w:name w:val="ColorC285FFBgB26B00"/>
+    <w:semiHidden/>
     <w:rPr>
       <w:color w:val="C285FF"/>
       <w:shd w:color="auto" w:fill="B26B00" w:val="clear"/>
@@ -7173,6 +7896,7 @@
   </w:style>
   <w:style w:customStyle="1" w:styleId="ColorC285FFBgB2B200" w:type="character">
     <w:name w:val="ColorC285FFBgB2B200"/>
+    <w:semiHidden/>
     <w:rPr>
       <w:color w:val="C285FF"/>
       <w:shd w:color="auto" w:fill="B2B200" w:val="clear"/>
@@ -7180,6 +7904,7 @@
   </w:style>
   <w:style w:customStyle="1" w:styleId="ColorC285FFBg006100" w:type="character">
     <w:name w:val="ColorC285FFBg006100"/>
+    <w:semiHidden/>
     <w:rPr>
       <w:color w:val="C285FF"/>
       <w:shd w:color="auto" w:fill="006100" w:val="clear"/>
@@ -7187,6 +7912,7 @@
   </w:style>
   <w:style w:customStyle="1" w:styleId="ColorC285FFBg0047B2" w:type="character">
     <w:name w:val="ColorC285FFBg0047B2"/>
+    <w:semiHidden/>
     <w:rPr>
       <w:color w:val="C285FF"/>
       <w:shd w:color="auto" w:fill="0047B2" w:val="clear"/>
@@ -7194,6 +7920,7 @@
   </w:style>
   <w:style w:customStyle="1" w:styleId="ColorC285FFBg6B24B2" w:type="character">
     <w:name w:val="ColorC285FFBg6B24B2"/>
+    <w:semiHidden/>
     <w:rPr>
       <w:color w:val="C285FF"/>
       <w:shd w:color="auto" w:fill="6B24B2" w:val="clear"/>
@@ -7201,6 +7928,7 @@
   </w:style>
   <w:style w:customStyle="1" w:styleId="ColorC285FFBg444444" w:type="character">
     <w:name w:val="ColorC285FFBg444444"/>
+    <w:semiHidden/>
     <w:rPr>
       <w:color w:val="C285FF"/>
       <w:shd w:color="auto" w:fill="444444" w:val="clear"/>
@@ -7208,6 +7936,7 @@
   </w:style>
   <w:style w:customStyle="1" w:styleId="ColorC285FFBg5C0000" w:type="character">
     <w:name w:val="ColorC285FFBg5C0000"/>
+    <w:semiHidden/>
     <w:rPr>
       <w:color w:val="C285FF"/>
       <w:shd w:color="auto" w:fill="5C0000" w:val="clear"/>
@@ -7215,6 +7944,7 @@
   </w:style>
   <w:style w:customStyle="1" w:styleId="ColorC285FFBg663D00" w:type="character">
     <w:name w:val="ColorC285FFBg663D00"/>
+    <w:semiHidden/>
     <w:rPr>
       <w:color w:val="C285FF"/>
       <w:shd w:color="auto" w:fill="663D00" w:val="clear"/>
@@ -7222,6 +7952,7 @@
   </w:style>
   <w:style w:customStyle="1" w:styleId="ColorC285FFBg666600" w:type="character">
     <w:name w:val="ColorC285FFBg666600"/>
+    <w:semiHidden/>
     <w:rPr>
       <w:color w:val="C285FF"/>
       <w:shd w:color="auto" w:fill="666600" w:val="clear"/>
@@ -7229,6 +7960,7 @@
   </w:style>
   <w:style w:customStyle="1" w:styleId="ColorC285FFBg003700" w:type="character">
     <w:name w:val="ColorC285FFBg003700"/>
+    <w:semiHidden/>
     <w:rPr>
       <w:color w:val="C285FF"/>
       <w:shd w:color="auto" w:fill="003700" w:val="clear"/>
@@ -7236,6 +7968,7 @@
   </w:style>
   <w:style w:customStyle="1" w:styleId="ColorC285FFBg002966" w:type="character">
     <w:name w:val="ColorC285FFBg002966"/>
+    <w:semiHidden/>
     <w:rPr>
       <w:color w:val="C285FF"/>
       <w:shd w:color="auto" w:fill="002966" w:val="clear"/>
@@ -7243,6 +7976,7 @@
   </w:style>
   <w:style w:customStyle="1" w:styleId="ColorC285FFBg3D1466" w:type="character">
     <w:name w:val="ColorC285FFBg3D1466"/>
+    <w:semiHidden/>
     <w:rPr>
       <w:color w:val="C285FF"/>
       <w:shd w:color="auto" w:fill="3D1466" w:val="clear"/>
@@ -7250,12 +7984,14 @@
   </w:style>
   <w:style w:customStyle="1" w:styleId="Color888888" w:type="character">
     <w:name w:val="Color888888"/>
+    <w:semiHidden/>
     <w:rPr>
       <w:color w:val="888888"/>
     </w:rPr>
   </w:style>
   <w:style w:customStyle="1" w:styleId="Color888888BgE60000" w:type="character">
     <w:name w:val="Color888888BgE60000"/>
+    <w:semiHidden/>
     <w:rPr>
       <w:color w:val="888888"/>
       <w:shd w:color="auto" w:fill="E60000" w:val="clear"/>
@@ -7263,6 +7999,7 @@
   </w:style>
   <w:style w:customStyle="1" w:styleId="Color888888BgFF9900" w:type="character">
     <w:name w:val="Color888888BgFF9900"/>
+    <w:semiHidden/>
     <w:rPr>
       <w:color w:val="888888"/>
       <w:shd w:color="auto" w:fill="FF9900" w:val="clear"/>
@@ -7270,6 +8007,7 @@
   </w:style>
   <w:style w:customStyle="1" w:styleId="Color888888BgFFFF00" w:type="character">
     <w:name w:val="Color888888BgFFFF00"/>
+    <w:semiHidden/>
     <w:rPr>
       <w:color w:val="888888"/>
       <w:shd w:color="auto" w:fill="FFFF00" w:val="clear"/>
@@ -7277,6 +8015,7 @@
   </w:style>
   <w:style w:customStyle="1" w:styleId="Color888888Bg008A00" w:type="character">
     <w:name w:val="Color888888Bg008A00"/>
+    <w:semiHidden/>
     <w:rPr>
       <w:color w:val="888888"/>
       <w:shd w:color="auto" w:fill="008A00" w:val="clear"/>
@@ -7284,6 +8023,7 @@
   </w:style>
   <w:style w:customStyle="1" w:styleId="Color888888Bg0066CC" w:type="character">
     <w:name w:val="Color888888Bg0066CC"/>
+    <w:semiHidden/>
     <w:rPr>
       <w:color w:val="888888"/>
       <w:shd w:color="auto" w:fill="0066CC" w:val="clear"/>
@@ -7291,6 +8031,7 @@
   </w:style>
   <w:style w:customStyle="1" w:styleId="Color888888Bg9933FF" w:type="character">
     <w:name w:val="Color888888Bg9933FF"/>
+    <w:semiHidden/>
     <w:rPr>
       <w:color w:val="888888"/>
       <w:shd w:color="auto" w:fill="9933FF" w:val="clear"/>
@@ -7298,6 +8039,7 @@
   </w:style>
   <w:style w:customStyle="1" w:styleId="Color888888BgFFFFFF" w:type="character">
     <w:name w:val="Color888888BgFFFFFF"/>
+    <w:semiHidden/>
     <w:rPr>
       <w:color w:val="888888"/>
       <w:shd w:color="auto" w:fill="FFFFFF" w:val="clear"/>
@@ -7305,6 +8047,7 @@
   </w:style>
   <w:style w:customStyle="1" w:styleId="Color888888BgFACCCC" w:type="character">
     <w:name w:val="Color888888BgFACCCC"/>
+    <w:semiHidden/>
     <w:rPr>
       <w:color w:val="888888"/>
       <w:shd w:color="auto" w:fill="FACCCC" w:val="clear"/>
@@ -7312,6 +8055,7 @@
   </w:style>
   <w:style w:customStyle="1" w:styleId="Color888888BgFFEBCC" w:type="character">
     <w:name w:val="Color888888BgFFEBCC"/>
+    <w:semiHidden/>
     <w:rPr>
       <w:color w:val="888888"/>
       <w:shd w:color="auto" w:fill="FFEBCC" w:val="clear"/>
@@ -7319,6 +8063,7 @@
   </w:style>
   <w:style w:customStyle="1" w:styleId="Color888888BgFFFFCC" w:type="character">
     <w:name w:val="Color888888BgFFFFCC"/>
+    <w:semiHidden/>
     <w:rPr>
       <w:color w:val="888888"/>
       <w:shd w:color="auto" w:fill="FFFFCC" w:val="clear"/>
@@ -7326,6 +8071,7 @@
   </w:style>
   <w:style w:customStyle="1" w:styleId="Color888888BgCCE8CC" w:type="character">
     <w:name w:val="Color888888BgCCE8CC"/>
+    <w:semiHidden/>
     <w:rPr>
       <w:color w:val="888888"/>
       <w:shd w:color="auto" w:fill="CCE8CC" w:val="clear"/>
@@ -7333,6 +8079,7 @@
   </w:style>
   <w:style w:customStyle="1" w:styleId="Color888888BgCCE0F5" w:type="character">
     <w:name w:val="Color888888BgCCE0F5"/>
+    <w:semiHidden/>
     <w:rPr>
       <w:color w:val="888888"/>
       <w:shd w:color="auto" w:fill="CCE0F5" w:val="clear"/>
@@ -7340,6 +8087,7 @@
   </w:style>
   <w:style w:customStyle="1" w:styleId="Color888888BgEBD6FF" w:type="character">
     <w:name w:val="Color888888BgEBD6FF"/>
+    <w:semiHidden/>
     <w:rPr>
       <w:color w:val="888888"/>
       <w:shd w:color="auto" w:fill="EBD6FF" w:val="clear"/>
@@ -7347,6 +8095,7 @@
   </w:style>
   <w:style w:customStyle="1" w:styleId="Color888888BgBBBBBB" w:type="character">
     <w:name w:val="Color888888BgBBBBBB"/>
+    <w:semiHidden/>
     <w:rPr>
       <w:color w:val="888888"/>
       <w:shd w:color="auto" w:fill="BBBBBB" w:val="clear"/>
@@ -7354,6 +8103,7 @@
   </w:style>
   <w:style w:customStyle="1" w:styleId="Color888888BgF06666" w:type="character">
     <w:name w:val="Color888888BgF06666"/>
+    <w:semiHidden/>
     <w:rPr>
       <w:color w:val="888888"/>
       <w:shd w:color="auto" w:fill="F06666" w:val="clear"/>
@@ -7361,6 +8111,7 @@
   </w:style>
   <w:style w:customStyle="1" w:styleId="Color888888BgFFC266" w:type="character">
     <w:name w:val="Color888888BgFFC266"/>
+    <w:semiHidden/>
     <w:rPr>
       <w:color w:val="888888"/>
       <w:shd w:color="auto" w:fill="FFC266" w:val="clear"/>
@@ -7368,6 +8119,7 @@
   </w:style>
   <w:style w:customStyle="1" w:styleId="Color888888BgFFFF66" w:type="character">
     <w:name w:val="Color888888BgFFFF66"/>
+    <w:semiHidden/>
     <w:rPr>
       <w:color w:val="888888"/>
       <w:shd w:color="auto" w:fill="FFFF66" w:val="clear"/>
@@ -7375,6 +8127,7 @@
   </w:style>
   <w:style w:customStyle="1" w:styleId="Color888888Bg66B966" w:type="character">
     <w:name w:val="Color888888Bg66B966"/>
+    <w:semiHidden/>
     <w:rPr>
       <w:color w:val="888888"/>
       <w:shd w:color="auto" w:fill="66B966" w:val="clear"/>
@@ -7382,6 +8135,7 @@
   </w:style>
   <w:style w:customStyle="1" w:styleId="Color888888Bg66A3E0" w:type="character">
     <w:name w:val="Color888888Bg66A3E0"/>
+    <w:semiHidden/>
     <w:rPr>
       <w:color w:val="888888"/>
       <w:shd w:color="auto" w:fill="66A3E0" w:val="clear"/>
@@ -7389,6 +8143,7 @@
   </w:style>
   <w:style w:customStyle="1" w:styleId="Color888888BgC285FF" w:type="character">
     <w:name w:val="Color888888BgC285FF"/>
+    <w:semiHidden/>
     <w:rPr>
       <w:color w:val="888888"/>
       <w:shd w:color="auto" w:fill="C285FF" w:val="clear"/>
@@ -7396,6 +8151,7 @@
   </w:style>
   <w:style w:customStyle="1" w:styleId="Color888888Bg888888" w:type="character">
     <w:name w:val="Color888888Bg888888"/>
+    <w:semiHidden/>
     <w:rPr>
       <w:color w:val="888888"/>
       <w:shd w:color="auto" w:fill="888888" w:val="clear"/>
@@ -7403,6 +8159,7 @@
   </w:style>
   <w:style w:customStyle="1" w:styleId="Color888888BgA10000" w:type="character">
     <w:name w:val="Color888888BgA10000"/>
+    <w:semiHidden/>
     <w:rPr>
       <w:color w:val="888888"/>
       <w:shd w:color="auto" w:fill="A10000" w:val="clear"/>
@@ -7410,6 +8167,7 @@
   </w:style>
   <w:style w:customStyle="1" w:styleId="Color888888BgB26B00" w:type="character">
     <w:name w:val="Color888888BgB26B00"/>
+    <w:semiHidden/>
     <w:rPr>
       <w:color w:val="888888"/>
       <w:shd w:color="auto" w:fill="B26B00" w:val="clear"/>
@@ -7417,6 +8175,7 @@
   </w:style>
   <w:style w:customStyle="1" w:styleId="Color888888BgB2B200" w:type="character">
     <w:name w:val="Color888888BgB2B200"/>
+    <w:semiHidden/>
     <w:rPr>
       <w:color w:val="888888"/>
       <w:shd w:color="auto" w:fill="B2B200" w:val="clear"/>
@@ -7424,6 +8183,7 @@
   </w:style>
   <w:style w:customStyle="1" w:styleId="Color888888Bg006100" w:type="character">
     <w:name w:val="Color888888Bg006100"/>
+    <w:semiHidden/>
     <w:rPr>
       <w:color w:val="888888"/>
       <w:shd w:color="auto" w:fill="006100" w:val="clear"/>
@@ -7431,6 +8191,7 @@
   </w:style>
   <w:style w:customStyle="1" w:styleId="Color888888Bg0047B2" w:type="character">
     <w:name w:val="Color888888Bg0047B2"/>
+    <w:semiHidden/>
     <w:rPr>
       <w:color w:val="888888"/>
       <w:shd w:color="auto" w:fill="0047B2" w:val="clear"/>
@@ -7438,6 +8199,7 @@
   </w:style>
   <w:style w:customStyle="1" w:styleId="Color888888Bg6B24B2" w:type="character">
     <w:name w:val="Color888888Bg6B24B2"/>
+    <w:semiHidden/>
     <w:rPr>
       <w:color w:val="888888"/>
       <w:shd w:color="auto" w:fill="6B24B2" w:val="clear"/>
@@ -7445,6 +8207,7 @@
   </w:style>
   <w:style w:customStyle="1" w:styleId="Color888888Bg444444" w:type="character">
     <w:name w:val="Color888888Bg444444"/>
+    <w:semiHidden/>
     <w:rPr>
       <w:color w:val="888888"/>
       <w:shd w:color="auto" w:fill="444444" w:val="clear"/>
@@ -7452,6 +8215,7 @@
   </w:style>
   <w:style w:customStyle="1" w:styleId="Color888888Bg5C0000" w:type="character">
     <w:name w:val="Color888888Bg5C0000"/>
+    <w:semiHidden/>
     <w:rPr>
       <w:color w:val="888888"/>
       <w:shd w:color="auto" w:fill="5C0000" w:val="clear"/>
@@ -7459,6 +8223,7 @@
   </w:style>
   <w:style w:customStyle="1" w:styleId="Color888888Bg663D00" w:type="character">
     <w:name w:val="Color888888Bg663D00"/>
+    <w:semiHidden/>
     <w:rPr>
       <w:color w:val="888888"/>
       <w:shd w:color="auto" w:fill="663D00" w:val="clear"/>
@@ -7466,6 +8231,7 @@
   </w:style>
   <w:style w:customStyle="1" w:styleId="Color888888Bg666600" w:type="character">
     <w:name w:val="Color888888Bg666600"/>
+    <w:semiHidden/>
     <w:rPr>
       <w:color w:val="888888"/>
       <w:shd w:color="auto" w:fill="666600" w:val="clear"/>
@@ -7473,6 +8239,7 @@
   </w:style>
   <w:style w:customStyle="1" w:styleId="Color888888Bg003700" w:type="character">
     <w:name w:val="Color888888Bg003700"/>
+    <w:semiHidden/>
     <w:rPr>
       <w:color w:val="888888"/>
       <w:shd w:color="auto" w:fill="003700" w:val="clear"/>
@@ -7480,6 +8247,7 @@
   </w:style>
   <w:style w:customStyle="1" w:styleId="Color888888Bg002966" w:type="character">
     <w:name w:val="Color888888Bg002966"/>
+    <w:semiHidden/>
     <w:rPr>
       <w:color w:val="888888"/>
       <w:shd w:color="auto" w:fill="002966" w:val="clear"/>
@@ -7487,6 +8255,7 @@
   </w:style>
   <w:style w:customStyle="1" w:styleId="Color888888Bg3D1466" w:type="character">
     <w:name w:val="Color888888Bg3D1466"/>
+    <w:semiHidden/>
     <w:rPr>
       <w:color w:val="888888"/>
       <w:shd w:color="auto" w:fill="3D1466" w:val="clear"/>
@@ -7494,12 +8263,14 @@
   </w:style>
   <w:style w:customStyle="1" w:styleId="ColorA10000" w:type="character">
     <w:name w:val="ColorA10000"/>
+    <w:semiHidden/>
     <w:rPr>
       <w:color w:val="A10000"/>
     </w:rPr>
   </w:style>
   <w:style w:customStyle="1" w:styleId="ColorA10000BgE60000" w:type="character">
     <w:name w:val="ColorA10000BgE60000"/>
+    <w:semiHidden/>
     <w:rPr>
       <w:color w:val="A10000"/>
       <w:shd w:color="auto" w:fill="E60000" w:val="clear"/>
@@ -7507,6 +8278,7 @@
   </w:style>
   <w:style w:customStyle="1" w:styleId="ColorA10000BgFF9900" w:type="character">
     <w:name w:val="ColorA10000BgFF9900"/>
+    <w:semiHidden/>
     <w:rPr>
       <w:color w:val="A10000"/>
       <w:shd w:color="auto" w:fill="FF9900" w:val="clear"/>
@@ -7514,6 +8286,7 @@
   </w:style>
   <w:style w:customStyle="1" w:styleId="ColorA10000BgFFFF00" w:type="character">
     <w:name w:val="ColorA10000BgFFFF00"/>
+    <w:semiHidden/>
     <w:rPr>
       <w:color w:val="A10000"/>
       <w:shd w:color="auto" w:fill="FFFF00" w:val="clear"/>
@@ -7521,6 +8294,7 @@
   </w:style>
   <w:style w:customStyle="1" w:styleId="ColorA10000Bg008A00" w:type="character">
     <w:name w:val="ColorA10000Bg008A00"/>
+    <w:semiHidden/>
     <w:rPr>
       <w:color w:val="A10000"/>
       <w:shd w:color="auto" w:fill="008A00" w:val="clear"/>
@@ -7528,6 +8302,7 @@
   </w:style>
   <w:style w:customStyle="1" w:styleId="ColorA10000Bg0066CC" w:type="character">
     <w:name w:val="ColorA10000Bg0066CC"/>
+    <w:semiHidden/>
     <w:rPr>
       <w:color w:val="A10000"/>
       <w:shd w:color="auto" w:fill="0066CC" w:val="clear"/>
@@ -7535,6 +8310,7 @@
   </w:style>
   <w:style w:customStyle="1" w:styleId="ColorA10000Bg9933FF" w:type="character">
     <w:name w:val="ColorA10000Bg9933FF"/>
+    <w:semiHidden/>
     <w:rPr>
       <w:color w:val="A10000"/>
       <w:shd w:color="auto" w:fill="9933FF" w:val="clear"/>
@@ -7542,6 +8318,7 @@
   </w:style>
   <w:style w:customStyle="1" w:styleId="ColorA10000BgFFFFFF" w:type="character">
     <w:name w:val="ColorA10000BgFFFFFF"/>
+    <w:semiHidden/>
     <w:rPr>
       <w:color w:val="A10000"/>
       <w:shd w:color="auto" w:fill="FFFFFF" w:val="clear"/>
@@ -7549,6 +8326,7 @@
   </w:style>
   <w:style w:customStyle="1" w:styleId="ColorA10000BgFACCCC" w:type="character">
     <w:name w:val="ColorA10000BgFACCCC"/>
+    <w:semiHidden/>
     <w:rPr>
       <w:color w:val="A10000"/>
       <w:shd w:color="auto" w:fill="FACCCC" w:val="clear"/>
@@ -7556,6 +8334,7 @@
   </w:style>
   <w:style w:customStyle="1" w:styleId="ColorA10000BgFFEBCC" w:type="character">
     <w:name w:val="ColorA10000BgFFEBCC"/>
+    <w:semiHidden/>
     <w:rPr>
       <w:color w:val="A10000"/>
       <w:shd w:color="auto" w:fill="FFEBCC" w:val="clear"/>
@@ -7563,6 +8342,7 @@
   </w:style>
   <w:style w:customStyle="1" w:styleId="ColorA10000BgFFFFCC" w:type="character">
     <w:name w:val="ColorA10000BgFFFFCC"/>
+    <w:semiHidden/>
     <w:rPr>
       <w:color w:val="A10000"/>
       <w:shd w:color="auto" w:fill="FFFFCC" w:val="clear"/>
@@ -7570,6 +8350,7 @@
   </w:style>
   <w:style w:customStyle="1" w:styleId="ColorA10000BgCCE8CC" w:type="character">
     <w:name w:val="ColorA10000BgCCE8CC"/>
+    <w:semiHidden/>
     <w:rPr>
       <w:color w:val="A10000"/>
       <w:shd w:color="auto" w:fill="CCE8CC" w:val="clear"/>
@@ -7577,6 +8358,7 @@
   </w:style>
   <w:style w:customStyle="1" w:styleId="ColorA10000BgCCE0F5" w:type="character">
     <w:name w:val="ColorA10000BgCCE0F5"/>
+    <w:semiHidden/>
     <w:rPr>
       <w:color w:val="A10000"/>
       <w:shd w:color="auto" w:fill="CCE0F5" w:val="clear"/>
@@ -7584,6 +8366,7 @@
   </w:style>
   <w:style w:customStyle="1" w:styleId="ColorA10000BgEBD6FF" w:type="character">
     <w:name w:val="ColorA10000BgEBD6FF"/>
+    <w:semiHidden/>
     <w:rPr>
       <w:color w:val="A10000"/>
       <w:shd w:color="auto" w:fill="EBD6FF" w:val="clear"/>
@@ -7591,6 +8374,7 @@
   </w:style>
   <w:style w:customStyle="1" w:styleId="ColorA10000BgBBBBBB" w:type="character">
     <w:name w:val="ColorA10000BgBBBBBB"/>
+    <w:semiHidden/>
     <w:rPr>
       <w:color w:val="A10000"/>
       <w:shd w:color="auto" w:fill="BBBBBB" w:val="clear"/>
@@ -7598,6 +8382,7 @@
   </w:style>
   <w:style w:customStyle="1" w:styleId="ColorA10000BgF06666" w:type="character">
     <w:name w:val="ColorA10000BgF06666"/>
+    <w:semiHidden/>
     <w:rPr>
       <w:color w:val="A10000"/>
       <w:shd w:color="auto" w:fill="F06666" w:val="clear"/>
@@ -7605,6 +8390,7 @@
   </w:style>
   <w:style w:customStyle="1" w:styleId="ColorA10000BgFFC266" w:type="character">
     <w:name w:val="ColorA10000BgFFC266"/>
+    <w:semiHidden/>
     <w:rPr>
       <w:color w:val="A10000"/>
       <w:shd w:color="auto" w:fill="FFC266" w:val="clear"/>
@@ -7612,6 +8398,7 @@
   </w:style>
   <w:style w:customStyle="1" w:styleId="ColorA10000BgFFFF66" w:type="character">
     <w:name w:val="ColorA10000BgFFFF66"/>
+    <w:semiHidden/>
     <w:rPr>
       <w:color w:val="A10000"/>
       <w:shd w:color="auto" w:fill="FFFF66" w:val="clear"/>
@@ -7619,6 +8406,7 @@
   </w:style>
   <w:style w:customStyle="1" w:styleId="ColorA10000Bg66B966" w:type="character">
     <w:name w:val="ColorA10000Bg66B966"/>
+    <w:semiHidden/>
     <w:rPr>
       <w:color w:val="A10000"/>
       <w:shd w:color="auto" w:fill="66B966" w:val="clear"/>
@@ -7626,6 +8414,7 @@
   </w:style>
   <w:style w:customStyle="1" w:styleId="ColorA10000Bg66A3E0" w:type="character">
     <w:name w:val="ColorA10000Bg66A3E0"/>
+    <w:semiHidden/>
     <w:rPr>
       <w:color w:val="A10000"/>
       <w:shd w:color="auto" w:fill="66A3E0" w:val="clear"/>
@@ -7633,6 +8422,7 @@
   </w:style>
   <w:style w:customStyle="1" w:styleId="ColorA10000BgC285FF" w:type="character">
     <w:name w:val="ColorA10000BgC285FF"/>
+    <w:semiHidden/>
     <w:rPr>
       <w:color w:val="A10000"/>
       <w:shd w:color="auto" w:fill="C285FF" w:val="clear"/>
@@ -7640,6 +8430,7 @@
   </w:style>
   <w:style w:customStyle="1" w:styleId="ColorA10000Bg888888" w:type="character">
     <w:name w:val="ColorA10000Bg888888"/>
+    <w:semiHidden/>
     <w:rPr>
       <w:color w:val="A10000"/>
       <w:shd w:color="auto" w:fill="888888" w:val="clear"/>
@@ -7647,6 +8438,7 @@
   </w:style>
   <w:style w:customStyle="1" w:styleId="ColorA10000BgA10000" w:type="character">
     <w:name w:val="ColorA10000BgA10000"/>
+    <w:semiHidden/>
     <w:rPr>
       <w:color w:val="A10000"/>
       <w:shd w:color="auto" w:fill="A10000" w:val="clear"/>
@@ -7654,6 +8446,7 @@
   </w:style>
   <w:style w:customStyle="1" w:styleId="ColorA10000BgB26B00" w:type="character">
     <w:name w:val="ColorA10000BgB26B00"/>
+    <w:semiHidden/>
     <w:rPr>
       <w:color w:val="A10000"/>
       <w:shd w:color="auto" w:fill="B26B00" w:val="clear"/>
@@ -7661,6 +8454,7 @@
   </w:style>
   <w:style w:customStyle="1" w:styleId="ColorA10000BgB2B200" w:type="character">
     <w:name w:val="ColorA10000BgB2B200"/>
+    <w:semiHidden/>
     <w:rPr>
       <w:color w:val="A10000"/>
       <w:shd w:color="auto" w:fill="B2B200" w:val="clear"/>
@@ -7668,6 +8462,7 @@
   </w:style>
   <w:style w:customStyle="1" w:styleId="ColorA10000Bg006100" w:type="character">
     <w:name w:val="ColorA10000Bg006100"/>
+    <w:semiHidden/>
     <w:rPr>
       <w:color w:val="A10000"/>
       <w:shd w:color="auto" w:fill="006100" w:val="clear"/>
@@ -7675,6 +8470,7 @@
   </w:style>
   <w:style w:customStyle="1" w:styleId="ColorA10000Bg0047B2" w:type="character">
     <w:name w:val="ColorA10000Bg0047B2"/>
+    <w:semiHidden/>
     <w:rPr>
       <w:color w:val="A10000"/>
       <w:shd w:color="auto" w:fill="0047B2" w:val="clear"/>
@@ -7682,6 +8478,7 @@
   </w:style>
   <w:style w:customStyle="1" w:styleId="ColorA10000Bg6B24B2" w:type="character">
     <w:name w:val="ColorA10000Bg6B24B2"/>
+    <w:semiHidden/>
     <w:rPr>
       <w:color w:val="A10000"/>
       <w:shd w:color="auto" w:fill="6B24B2" w:val="clear"/>
@@ -7689,6 +8486,7 @@
   </w:style>
   <w:style w:customStyle="1" w:styleId="ColorA10000Bg444444" w:type="character">
     <w:name w:val="ColorA10000Bg444444"/>
+    <w:semiHidden/>
     <w:rPr>
       <w:color w:val="A10000"/>
       <w:shd w:color="auto" w:fill="444444" w:val="clear"/>
@@ -7696,6 +8494,7 @@
   </w:style>
   <w:style w:customStyle="1" w:styleId="ColorA10000Bg5C0000" w:type="character">
     <w:name w:val="ColorA10000Bg5C0000"/>
+    <w:semiHidden/>
     <w:rPr>
       <w:color w:val="A10000"/>
       <w:shd w:color="auto" w:fill="5C0000" w:val="clear"/>
@@ -7703,6 +8502,7 @@
   </w:style>
   <w:style w:customStyle="1" w:styleId="ColorA10000Bg663D00" w:type="character">
     <w:name w:val="ColorA10000Bg663D00"/>
+    <w:semiHidden/>
     <w:rPr>
       <w:color w:val="A10000"/>
       <w:shd w:color="auto" w:fill="663D00" w:val="clear"/>
@@ -7710,6 +8510,7 @@
   </w:style>
   <w:style w:customStyle="1" w:styleId="ColorA10000Bg666600" w:type="character">
     <w:name w:val="ColorA10000Bg666600"/>
+    <w:semiHidden/>
     <w:rPr>
       <w:color w:val="A10000"/>
       <w:shd w:color="auto" w:fill="666600" w:val="clear"/>
@@ -7717,6 +8518,7 @@
   </w:style>
   <w:style w:customStyle="1" w:styleId="ColorA10000Bg003700" w:type="character">
     <w:name w:val="ColorA10000Bg003700"/>
+    <w:semiHidden/>
     <w:rPr>
       <w:color w:val="A10000"/>
       <w:shd w:color="auto" w:fill="003700" w:val="clear"/>
@@ -7724,6 +8526,7 @@
   </w:style>
   <w:style w:customStyle="1" w:styleId="ColorA10000Bg002966" w:type="character">
     <w:name w:val="ColorA10000Bg002966"/>
+    <w:semiHidden/>
     <w:rPr>
       <w:color w:val="A10000"/>
       <w:shd w:color="auto" w:fill="002966" w:val="clear"/>
@@ -7731,6 +8534,7 @@
   </w:style>
   <w:style w:customStyle="1" w:styleId="ColorA10000Bg3D1466" w:type="character">
     <w:name w:val="ColorA10000Bg3D1466"/>
+    <w:semiHidden/>
     <w:rPr>
       <w:color w:val="A10000"/>
       <w:shd w:color="auto" w:fill="3D1466" w:val="clear"/>
@@ -7738,12 +8542,14 @@
   </w:style>
   <w:style w:customStyle="1" w:styleId="ColorB26B00" w:type="character">
     <w:name w:val="ColorB26B00"/>
+    <w:semiHidden/>
     <w:rPr>
       <w:color w:val="B26B00"/>
     </w:rPr>
   </w:style>
   <w:style w:customStyle="1" w:styleId="ColorB26B00BgE60000" w:type="character">
     <w:name w:val="ColorB26B00BgE60000"/>
+    <w:semiHidden/>
     <w:rPr>
       <w:color w:val="B26B00"/>
       <w:shd w:color="auto" w:fill="E60000" w:val="clear"/>
@@ -7751,6 +8557,7 @@
   </w:style>
   <w:style w:customStyle="1" w:styleId="ColorB26B00BgFF9900" w:type="character">
     <w:name w:val="ColorB26B00BgFF9900"/>
+    <w:semiHidden/>
     <w:rPr>
       <w:color w:val="B26B00"/>
       <w:shd w:color="auto" w:fill="FF9900" w:val="clear"/>
@@ -7758,6 +8565,7 @@
   </w:style>
   <w:style w:customStyle="1" w:styleId="ColorB26B00BgFFFF00" w:type="character">
     <w:name w:val="ColorB26B00BgFFFF00"/>
+    <w:semiHidden/>
     <w:rPr>
       <w:color w:val="B26B00"/>
       <w:shd w:color="auto" w:fill="FFFF00" w:val="clear"/>
@@ -7765,6 +8573,7 @@
   </w:style>
   <w:style w:customStyle="1" w:styleId="ColorB26B00Bg008A00" w:type="character">
     <w:name w:val="ColorB26B00Bg008A00"/>
+    <w:semiHidden/>
     <w:rPr>
       <w:color w:val="B26B00"/>
       <w:shd w:color="auto" w:fill="008A00" w:val="clear"/>
@@ -7772,6 +8581,7 @@
   </w:style>
   <w:style w:customStyle="1" w:styleId="ColorB26B00Bg0066CC" w:type="character">
     <w:name w:val="ColorB26B00Bg0066CC"/>
+    <w:semiHidden/>
     <w:rPr>
       <w:color w:val="B26B00"/>
       <w:shd w:color="auto" w:fill="0066CC" w:val="clear"/>
@@ -7779,6 +8589,7 @@
   </w:style>
   <w:style w:customStyle="1" w:styleId="ColorB26B00Bg9933FF" w:type="character">
     <w:name w:val="ColorB26B00Bg9933FF"/>
+    <w:semiHidden/>
     <w:rPr>
       <w:color w:val="B26B00"/>
       <w:shd w:color="auto" w:fill="9933FF" w:val="clear"/>
@@ -7786,6 +8597,7 @@
   </w:style>
   <w:style w:customStyle="1" w:styleId="ColorB26B00BgFFFFFF" w:type="character">
     <w:name w:val="ColorB26B00BgFFFFFF"/>
+    <w:semiHidden/>
     <w:rPr>
       <w:color w:val="B26B00"/>
       <w:shd w:color="auto" w:fill="FFFFFF" w:val="clear"/>
@@ -7793,6 +8605,7 @@
   </w:style>
   <w:style w:customStyle="1" w:styleId="ColorB26B00BgFACCCC" w:type="character">
     <w:name w:val="ColorB26B00BgFACCCC"/>
+    <w:semiHidden/>
     <w:rPr>
       <w:color w:val="B26B00"/>
       <w:shd w:color="auto" w:fill="FACCCC" w:val="clear"/>
@@ -7800,6 +8613,7 @@
   </w:style>
   <w:style w:customStyle="1" w:styleId="ColorB26B00BgFFEBCC" w:type="character">
     <w:name w:val="ColorB26B00BgFFEBCC"/>
+    <w:semiHidden/>
     <w:rPr>
       <w:color w:val="B26B00"/>
       <w:shd w:color="auto" w:fill="FFEBCC" w:val="clear"/>
@@ -7807,6 +8621,7 @@
   </w:style>
   <w:style w:customStyle="1" w:styleId="ColorB26B00BgFFFFCC" w:type="character">
     <w:name w:val="ColorB26B00BgFFFFCC"/>
+    <w:semiHidden/>
     <w:rPr>
       <w:color w:val="B26B00"/>
       <w:shd w:color="auto" w:fill="FFFFCC" w:val="clear"/>
@@ -7814,6 +8629,7 @@
   </w:style>
   <w:style w:customStyle="1" w:styleId="ColorB26B00BgCCE8CC" w:type="character">
     <w:name w:val="ColorB26B00BgCCE8CC"/>
+    <w:semiHidden/>
     <w:rPr>
       <w:color w:val="B26B00"/>
       <w:shd w:color="auto" w:fill="CCE8CC" w:val="clear"/>
@@ -7821,6 +8637,7 @@
   </w:style>
   <w:style w:customStyle="1" w:styleId="ColorB26B00BgCCE0F5" w:type="character">
     <w:name w:val="ColorB26B00BgCCE0F5"/>
+    <w:semiHidden/>
     <w:rPr>
       <w:color w:val="B26B00"/>
       <w:shd w:color="auto" w:fill="CCE0F5" w:val="clear"/>
@@ -7828,6 +8645,7 @@
   </w:style>
   <w:style w:customStyle="1" w:styleId="ColorB26B00BgEBD6FF" w:type="character">
     <w:name w:val="ColorB26B00BgEBD6FF"/>
+    <w:semiHidden/>
     <w:rPr>
       <w:color w:val="B26B00"/>
       <w:shd w:color="auto" w:fill="EBD6FF" w:val="clear"/>
@@ -7835,6 +8653,7 @@
   </w:style>
   <w:style w:customStyle="1" w:styleId="ColorB26B00BgBBBBBB" w:type="character">
     <w:name w:val="ColorB26B00BgBBBBBB"/>
+    <w:semiHidden/>
     <w:rPr>
       <w:color w:val="B26B00"/>
       <w:shd w:color="auto" w:fill="BBBBBB" w:val="clear"/>
@@ -7842,6 +8661,7 @@
   </w:style>
   <w:style w:customStyle="1" w:styleId="ColorB26B00BgF06666" w:type="character">
     <w:name w:val="ColorB26B00BgF06666"/>
+    <w:semiHidden/>
     <w:rPr>
       <w:color w:val="B26B00"/>
       <w:shd w:color="auto" w:fill="F06666" w:val="clear"/>
@@ -7849,6 +8669,7 @@
   </w:style>
   <w:style w:customStyle="1" w:styleId="ColorB26B00BgFFC266" w:type="character">
     <w:name w:val="ColorB26B00BgFFC266"/>
+    <w:semiHidden/>
     <w:rPr>
       <w:color w:val="B26B00"/>
       <w:shd w:color="auto" w:fill="FFC266" w:val="clear"/>
@@ -7856,6 +8677,7 @@
   </w:style>
   <w:style w:customStyle="1" w:styleId="ColorB26B00BgFFFF66" w:type="character">
     <w:name w:val="ColorB26B00BgFFFF66"/>
+    <w:semiHidden/>
     <w:rPr>
       <w:color w:val="B26B00"/>
       <w:shd w:color="auto" w:fill="FFFF66" w:val="clear"/>
@@ -7863,6 +8685,7 @@
   </w:style>
   <w:style w:customStyle="1" w:styleId="ColorB26B00Bg66B966" w:type="character">
     <w:name w:val="ColorB26B00Bg66B966"/>
+    <w:semiHidden/>
     <w:rPr>
       <w:color w:val="B26B00"/>
       <w:shd w:color="auto" w:fill="66B966" w:val="clear"/>
@@ -7870,6 +8693,7 @@
   </w:style>
   <w:style w:customStyle="1" w:styleId="ColorB26B00Bg66A3E0" w:type="character">
     <w:name w:val="ColorB26B00Bg66A3E0"/>
+    <w:semiHidden/>
     <w:rPr>
       <w:color w:val="B26B00"/>
       <w:shd w:color="auto" w:fill="66A3E0" w:val="clear"/>
@@ -7877,6 +8701,7 @@
   </w:style>
   <w:style w:customStyle="1" w:styleId="ColorB26B00BgC285FF" w:type="character">
     <w:name w:val="ColorB26B00BgC285FF"/>
+    <w:semiHidden/>
     <w:rPr>
       <w:color w:val="B26B00"/>
       <w:shd w:color="auto" w:fill="C285FF" w:val="clear"/>
@@ -7884,6 +8709,7 @@
   </w:style>
   <w:style w:customStyle="1" w:styleId="ColorB26B00Bg888888" w:type="character">
     <w:name w:val="ColorB26B00Bg888888"/>
+    <w:semiHidden/>
     <w:rPr>
       <w:color w:val="B26B00"/>
       <w:shd w:color="auto" w:fill="888888" w:val="clear"/>
@@ -7891,6 +8717,7 @@
   </w:style>
   <w:style w:customStyle="1" w:styleId="ColorB26B00BgA10000" w:type="character">
     <w:name w:val="ColorB26B00BgA10000"/>
+    <w:semiHidden/>
     <w:rPr>
       <w:color w:val="B26B00"/>
       <w:shd w:color="auto" w:fill="A10000" w:val="clear"/>
@@ -7898,6 +8725,7 @@
   </w:style>
   <w:style w:customStyle="1" w:styleId="ColorB26B00BgB26B00" w:type="character">
     <w:name w:val="ColorB26B00BgB26B00"/>
+    <w:semiHidden/>
     <w:rPr>
       <w:color w:val="B26B00"/>
       <w:shd w:color="auto" w:fill="B26B00" w:val="clear"/>
@@ -7905,6 +8733,7 @@
   </w:style>
   <w:style w:customStyle="1" w:styleId="ColorB26B00BgB2B200" w:type="character">
     <w:name w:val="ColorB26B00BgB2B200"/>
+    <w:semiHidden/>
     <w:rPr>
       <w:color w:val="B26B00"/>
       <w:shd w:color="auto" w:fill="B2B200" w:val="clear"/>
@@ -7912,6 +8741,7 @@
   </w:style>
   <w:style w:customStyle="1" w:styleId="ColorB26B00Bg006100" w:type="character">
     <w:name w:val="ColorB26B00Bg006100"/>
+    <w:semiHidden/>
     <w:rPr>
       <w:color w:val="B26B00"/>
       <w:shd w:color="auto" w:fill="006100" w:val="clear"/>
@@ -7919,6 +8749,7 @@
   </w:style>
   <w:style w:customStyle="1" w:styleId="ColorB26B00Bg0047B2" w:type="character">
     <w:name w:val="ColorB26B00Bg0047B2"/>
+    <w:semiHidden/>
     <w:rPr>
       <w:color w:val="B26B00"/>
       <w:shd w:color="auto" w:fill="0047B2" w:val="clear"/>
@@ -7926,6 +8757,7 @@
   </w:style>
   <w:style w:customStyle="1" w:styleId="ColorB26B00Bg6B24B2" w:type="character">
     <w:name w:val="ColorB26B00Bg6B24B2"/>
+    <w:semiHidden/>
     <w:rPr>
       <w:color w:val="B26B00"/>
       <w:shd w:color="auto" w:fill="6B24B2" w:val="clear"/>
@@ -7933,6 +8765,7 @@
   </w:style>
   <w:style w:customStyle="1" w:styleId="ColorB26B00Bg444444" w:type="character">
     <w:name w:val="ColorB26B00Bg444444"/>
+    <w:semiHidden/>
     <w:rPr>
       <w:color w:val="B26B00"/>
       <w:shd w:color="auto" w:fill="444444" w:val="clear"/>
@@ -7940,6 +8773,7 @@
   </w:style>
   <w:style w:customStyle="1" w:styleId="ColorB26B00Bg5C0000" w:type="character">
     <w:name w:val="ColorB26B00Bg5C0000"/>
+    <w:semiHidden/>
     <w:rPr>
       <w:color w:val="B26B00"/>
       <w:shd w:color="auto" w:fill="5C0000" w:val="clear"/>
@@ -7947,6 +8781,7 @@
   </w:style>
   <w:style w:customStyle="1" w:styleId="ColorB26B00Bg663D00" w:type="character">
     <w:name w:val="ColorB26B00Bg663D00"/>
+    <w:semiHidden/>
     <w:rPr>
       <w:color w:val="B26B00"/>
       <w:shd w:color="auto" w:fill="663D00" w:val="clear"/>
@@ -7954,6 +8789,7 @@
   </w:style>
   <w:style w:customStyle="1" w:styleId="ColorB26B00Bg666600" w:type="character">
     <w:name w:val="ColorB26B00Bg666600"/>
+    <w:semiHidden/>
     <w:rPr>
       <w:color w:val="B26B00"/>
       <w:shd w:color="auto" w:fill="666600" w:val="clear"/>
@@ -7961,6 +8797,7 @@
   </w:style>
   <w:style w:customStyle="1" w:styleId="ColorB26B00Bg003700" w:type="character">
     <w:name w:val="ColorB26B00Bg003700"/>
+    <w:semiHidden/>
     <w:rPr>
       <w:color w:val="B26B00"/>
       <w:shd w:color="auto" w:fill="003700" w:val="clear"/>
@@ -7968,6 +8805,7 @@
   </w:style>
   <w:style w:customStyle="1" w:styleId="ColorB26B00Bg002966" w:type="character">
     <w:name w:val="ColorB26B00Bg002966"/>
+    <w:semiHidden/>
     <w:rPr>
       <w:color w:val="B26B00"/>
       <w:shd w:color="auto" w:fill="002966" w:val="clear"/>
@@ -7975,6 +8813,7 @@
   </w:style>
   <w:style w:customStyle="1" w:styleId="ColorB26B00Bg3D1466" w:type="character">
     <w:name w:val="ColorB26B00Bg3D1466"/>
+    <w:semiHidden/>
     <w:rPr>
       <w:color w:val="B26B00"/>
       <w:shd w:color="auto" w:fill="3D1466" w:val="clear"/>
@@ -7982,12 +8821,14 @@
   </w:style>
   <w:style w:customStyle="1" w:styleId="ColorB2B200" w:type="character">
     <w:name w:val="ColorB2B200"/>
+    <w:semiHidden/>
     <w:rPr>
       <w:color w:val="B2B200"/>
     </w:rPr>
   </w:style>
   <w:style w:customStyle="1" w:styleId="ColorB2B200BgE60000" w:type="character">
     <w:name w:val="ColorB2B200BgE60000"/>
+    <w:semiHidden/>
     <w:rPr>
       <w:color w:val="B2B200"/>
       <w:shd w:color="auto" w:fill="E60000" w:val="clear"/>
@@ -7995,6 +8836,7 @@
   </w:style>
   <w:style w:customStyle="1" w:styleId="ColorB2B200BgFF9900" w:type="character">
     <w:name w:val="ColorB2B200BgFF9900"/>
+    <w:semiHidden/>
     <w:rPr>
       <w:color w:val="B2B200"/>
       <w:shd w:color="auto" w:fill="FF9900" w:val="clear"/>
@@ -8002,6 +8844,7 @@
   </w:style>
   <w:style w:customStyle="1" w:styleId="ColorB2B200BgFFFF00" w:type="character">
     <w:name w:val="ColorB2B200BgFFFF00"/>
+    <w:semiHidden/>
     <w:rPr>
       <w:color w:val="B2B200"/>
       <w:shd w:color="auto" w:fill="FFFF00" w:val="clear"/>
@@ -8009,6 +8852,7 @@
   </w:style>
   <w:style w:customStyle="1" w:styleId="ColorB2B200Bg008A00" w:type="character">
     <w:name w:val="ColorB2B200Bg008A00"/>
+    <w:semiHidden/>
     <w:rPr>
       <w:color w:val="B2B200"/>
       <w:shd w:color="auto" w:fill="008A00" w:val="clear"/>
@@ -8016,6 +8860,7 @@
   </w:style>
   <w:style w:customStyle="1" w:styleId="ColorB2B200Bg0066CC" w:type="character">
     <w:name w:val="ColorB2B200Bg0066CC"/>
+    <w:semiHidden/>
     <w:rPr>
       <w:color w:val="B2B200"/>
       <w:shd w:color="auto" w:fill="0066CC" w:val="clear"/>
@@ -8023,6 +8868,7 @@
   </w:style>
   <w:style w:customStyle="1" w:styleId="ColorB2B200Bg9933FF" w:type="character">
     <w:name w:val="ColorB2B200Bg9933FF"/>
+    <w:semiHidden/>
     <w:rPr>
       <w:color w:val="B2B200"/>
       <w:shd w:color="auto" w:fill="9933FF" w:val="clear"/>
@@ -8030,6 +8876,7 @@
   </w:style>
   <w:style w:customStyle="1" w:styleId="ColorB2B200BgFFFFFF" w:type="character">
     <w:name w:val="ColorB2B200BgFFFFFF"/>
+    <w:semiHidden/>
     <w:rPr>
       <w:color w:val="B2B200"/>
       <w:shd w:color="auto" w:fill="FFFFFF" w:val="clear"/>
@@ -8037,6 +8884,7 @@
   </w:style>
   <w:style w:customStyle="1" w:styleId="ColorB2B200BgFACCCC" w:type="character">
     <w:name w:val="ColorB2B200BgFACCCC"/>
+    <w:semiHidden/>
     <w:rPr>
       <w:color w:val="B2B200"/>
       <w:shd w:color="auto" w:fill="FACCCC" w:val="clear"/>
@@ -8044,6 +8892,7 @@
   </w:style>
   <w:style w:customStyle="1" w:styleId="ColorB2B200BgFFEBCC" w:type="character">
     <w:name w:val="ColorB2B200BgFFEBCC"/>
+    <w:semiHidden/>
     <w:rPr>
       <w:color w:val="B2B200"/>
       <w:shd w:color="auto" w:fill="FFEBCC" w:val="clear"/>
@@ -8051,6 +8900,7 @@
   </w:style>
   <w:style w:customStyle="1" w:styleId="ColorB2B200BgFFFFCC" w:type="character">
     <w:name w:val="ColorB2B200BgFFFFCC"/>
+    <w:semiHidden/>
     <w:rPr>
       <w:color w:val="B2B200"/>
       <w:shd w:color="auto" w:fill="FFFFCC" w:val="clear"/>
@@ -8058,6 +8908,7 @@
   </w:style>
   <w:style w:customStyle="1" w:styleId="ColorB2B200BgCCE8CC" w:type="character">
     <w:name w:val="ColorB2B200BgCCE8CC"/>
+    <w:semiHidden/>
     <w:rPr>
       <w:color w:val="B2B200"/>
       <w:shd w:color="auto" w:fill="CCE8CC" w:val="clear"/>
@@ -8065,6 +8916,7 @@
   </w:style>
   <w:style w:customStyle="1" w:styleId="ColorB2B200BgCCE0F5" w:type="character">
     <w:name w:val="ColorB2B200BgCCE0F5"/>
+    <w:semiHidden/>
     <w:rPr>
       <w:color w:val="B2B200"/>
       <w:shd w:color="auto" w:fill="CCE0F5" w:val="clear"/>
@@ -8072,6 +8924,7 @@
   </w:style>
   <w:style w:customStyle="1" w:styleId="ColorB2B200BgEBD6FF" w:type="character">
     <w:name w:val="ColorB2B200BgEBD6FF"/>
+    <w:semiHidden/>
     <w:rPr>
       <w:color w:val="B2B200"/>
       <w:shd w:color="auto" w:fill="EBD6FF" w:val="clear"/>
@@ -8079,6 +8932,7 @@
   </w:style>
   <w:style w:customStyle="1" w:styleId="ColorB2B200BgBBBBBB" w:type="character">
     <w:name w:val="ColorB2B200BgBBBBBB"/>
+    <w:semiHidden/>
     <w:rPr>
       <w:color w:val="B2B200"/>
       <w:shd w:color="auto" w:fill="BBBBBB" w:val="clear"/>
@@ -8086,6 +8940,7 @@
   </w:style>
   <w:style w:customStyle="1" w:styleId="ColorB2B200BgF06666" w:type="character">
     <w:name w:val="ColorB2B200BgF06666"/>
+    <w:semiHidden/>
     <w:rPr>
       <w:color w:val="B2B200"/>
       <w:shd w:color="auto" w:fill="F06666" w:val="clear"/>
@@ -8093,6 +8948,7 @@
   </w:style>
   <w:style w:customStyle="1" w:styleId="ColorB2B200BgFFC266" w:type="character">
     <w:name w:val="ColorB2B200BgFFC266"/>
+    <w:semiHidden/>
     <w:rPr>
       <w:color w:val="B2B200"/>
       <w:shd w:color="auto" w:fill="FFC266" w:val="clear"/>
@@ -8100,6 +8956,7 @@
   </w:style>
   <w:style w:customStyle="1" w:styleId="ColorB2B200BgFFFF66" w:type="character">
     <w:name w:val="ColorB2B200BgFFFF66"/>
+    <w:semiHidden/>
     <w:rPr>
       <w:color w:val="B2B200"/>
       <w:shd w:color="auto" w:fill="FFFF66" w:val="clear"/>
@@ -8107,6 +8964,7 @@
   </w:style>
   <w:style w:customStyle="1" w:styleId="ColorB2B200Bg66B966" w:type="character">
     <w:name w:val="ColorB2B200Bg66B966"/>
+    <w:semiHidden/>
     <w:rPr>
       <w:color w:val="B2B200"/>
       <w:shd w:color="auto" w:fill="66B966" w:val="clear"/>
@@ -8114,6 +8972,7 @@
   </w:style>
   <w:style w:customStyle="1" w:styleId="ColorB2B200Bg66A3E0" w:type="character">
     <w:name w:val="ColorB2B200Bg66A3E0"/>
+    <w:semiHidden/>
     <w:rPr>
       <w:color w:val="B2B200"/>
       <w:shd w:color="auto" w:fill="66A3E0" w:val="clear"/>
@@ -8121,6 +8980,7 @@
   </w:style>
   <w:style w:customStyle="1" w:styleId="ColorB2B200BgC285FF" w:type="character">
     <w:name w:val="ColorB2B200BgC285FF"/>
+    <w:semiHidden/>
     <w:rPr>
       <w:color w:val="B2B200"/>
       <w:shd w:color="auto" w:fill="C285FF" w:val="clear"/>
@@ -8128,6 +8988,7 @@
   </w:style>
   <w:style w:customStyle="1" w:styleId="ColorB2B200Bg888888" w:type="character">
     <w:name w:val="ColorB2B200Bg888888"/>
+    <w:semiHidden/>
     <w:rPr>
       <w:color w:val="B2B200"/>
       <w:shd w:color="auto" w:fill="888888" w:val="clear"/>
@@ -8135,6 +8996,7 @@
   </w:style>
   <w:style w:customStyle="1" w:styleId="ColorB2B200BgA10000" w:type="character">
     <w:name w:val="ColorB2B200BgA10000"/>
+    <w:semiHidden/>
     <w:rPr>
       <w:color w:val="B2B200"/>
       <w:shd w:color="auto" w:fill="A10000" w:val="clear"/>
@@ -8142,6 +9004,7 @@
   </w:style>
   <w:style w:customStyle="1" w:styleId="ColorB2B200BgB26B00" w:type="character">
     <w:name w:val="ColorB2B200BgB26B00"/>
+    <w:semiHidden/>
     <w:rPr>
       <w:color w:val="B2B200"/>
       <w:shd w:color="auto" w:fill="B26B00" w:val="clear"/>
@@ -8149,6 +9012,7 @@
   </w:style>
   <w:style w:customStyle="1" w:styleId="ColorB2B200BgB2B200" w:type="character">
     <w:name w:val="ColorB2B200BgB2B200"/>
+    <w:semiHidden/>
     <w:rPr>
       <w:color w:val="B2B200"/>
       <w:shd w:color="auto" w:fill="B2B200" w:val="clear"/>
@@ -8156,6 +9020,7 @@
   </w:style>
   <w:style w:customStyle="1" w:styleId="ColorB2B200Bg006100" w:type="character">
     <w:name w:val="ColorB2B200Bg006100"/>
+    <w:semiHidden/>
     <w:rPr>
       <w:color w:val="B2B200"/>
       <w:shd w:color="auto" w:fill="006100" w:val="clear"/>
@@ -8163,6 +9028,7 @@
   </w:style>
   <w:style w:customStyle="1" w:styleId="ColorB2B200Bg0047B2" w:type="character">
     <w:name w:val="ColorB2B200Bg0047B2"/>
+    <w:semiHidden/>
     <w:rPr>
       <w:color w:val="B2B200"/>
       <w:shd w:color="auto" w:fill="0047B2" w:val="clear"/>
@@ -8170,6 +9036,7 @@
   </w:style>
   <w:style w:customStyle="1" w:styleId="ColorB2B200Bg6B24B2" w:type="character">
     <w:name w:val="ColorB2B200Bg6B24B2"/>
+    <w:semiHidden/>
     <w:rPr>
       <w:color w:val="B2B200"/>
       <w:shd w:color="auto" w:fill="6B24B2" w:val="clear"/>
@@ -8177,6 +9044,7 @@
   </w:style>
   <w:style w:customStyle="1" w:styleId="ColorB2B200Bg444444" w:type="character">
     <w:name w:val="ColorB2B200Bg444444"/>
+    <w:semiHidden/>
     <w:rPr>
       <w:color w:val="B2B200"/>
       <w:shd w:color="auto" w:fill="444444" w:val="clear"/>
@@ -8184,6 +9052,7 @@
   </w:style>
   <w:style w:customStyle="1" w:styleId="ColorB2B200Bg5C0000" w:type="character">
     <w:name w:val="ColorB2B200Bg5C0000"/>
+    <w:semiHidden/>
     <w:rPr>
       <w:color w:val="B2B200"/>
       <w:shd w:color="auto" w:fill="5C0000" w:val="clear"/>
@@ -8191,6 +9060,7 @@
   </w:style>
   <w:style w:customStyle="1" w:styleId="ColorB2B200Bg663D00" w:type="character">
     <w:name w:val="ColorB2B200Bg663D00"/>
+    <w:semiHidden/>
     <w:rPr>
       <w:color w:val="B2B200"/>
       <w:shd w:color="auto" w:fill="663D00" w:val="clear"/>
@@ -8198,6 +9068,7 @@
   </w:style>
   <w:style w:customStyle="1" w:styleId="ColorB2B200Bg666600" w:type="character">
     <w:name w:val="ColorB2B200Bg666600"/>
+    <w:semiHidden/>
     <w:rPr>
       <w:color w:val="B2B200"/>
       <w:shd w:color="auto" w:fill="666600" w:val="clear"/>
@@ -8205,6 +9076,7 @@
   </w:style>
   <w:style w:customStyle="1" w:styleId="ColorB2B200Bg003700" w:type="character">
     <w:name w:val="ColorB2B200Bg003700"/>
+    <w:semiHidden/>
     <w:rPr>
       <w:color w:val="B2B200"/>
       <w:shd w:color="auto" w:fill="003700" w:val="clear"/>
@@ -8212,6 +9084,7 @@
   </w:style>
   <w:style w:customStyle="1" w:styleId="ColorB2B200Bg002966" w:type="character">
     <w:name w:val="ColorB2B200Bg002966"/>
+    <w:semiHidden/>
     <w:rPr>
       <w:color w:val="B2B200"/>
       <w:shd w:color="auto" w:fill="002966" w:val="clear"/>
@@ -8219,6 +9092,7 @@
   </w:style>
   <w:style w:customStyle="1" w:styleId="ColorB2B200Bg3D1466" w:type="character">
     <w:name w:val="ColorB2B200Bg3D1466"/>
+    <w:semiHidden/>
     <w:rPr>
       <w:color w:val="B2B200"/>
       <w:shd w:color="auto" w:fill="3D1466" w:val="clear"/>
@@ -8226,12 +9100,14 @@
   </w:style>
   <w:style w:customStyle="1" w:styleId="Color006100" w:type="character">
     <w:name w:val="Color006100"/>
+    <w:semiHidden/>
     <w:rPr>
       <w:color w:val="006100"/>
     </w:rPr>
   </w:style>
   <w:style w:customStyle="1" w:styleId="Color006100BgE60000" w:type="character">
     <w:name w:val="Color006100BgE60000"/>
+    <w:semiHidden/>
     <w:rPr>
       <w:color w:val="006100"/>
       <w:shd w:color="auto" w:fill="E60000" w:val="clear"/>
@@ -8239,6 +9115,7 @@
   </w:style>
   <w:style w:customStyle="1" w:styleId="Color006100BgFF9900" w:type="character">
     <w:name w:val="Color006100BgFF9900"/>
+    <w:semiHidden/>
     <w:rPr>
       <w:color w:val="006100"/>
       <w:shd w:color="auto" w:fill="FF9900" w:val="clear"/>
@@ -8246,6 +9123,7 @@
   </w:style>
   <w:style w:customStyle="1" w:styleId="Color006100BgFFFF00" w:type="character">
     <w:name w:val="Color006100BgFFFF00"/>
+    <w:semiHidden/>
     <w:rPr>
       <w:color w:val="006100"/>
       <w:shd w:color="auto" w:fill="FFFF00" w:val="clear"/>
@@ -8253,6 +9131,7 @@
   </w:style>
   <w:style w:customStyle="1" w:styleId="Color006100Bg008A00" w:type="character">
     <w:name w:val="Color006100Bg008A00"/>
+    <w:semiHidden/>
     <w:rPr>
       <w:color w:val="006100"/>
       <w:shd w:color="auto" w:fill="008A00" w:val="clear"/>
@@ -8260,6 +9139,7 @@
   </w:style>
   <w:style w:customStyle="1" w:styleId="Color006100Bg0066CC" w:type="character">
     <w:name w:val="Color006100Bg0066CC"/>
+    <w:semiHidden/>
     <w:rPr>
       <w:color w:val="006100"/>
       <w:shd w:color="auto" w:fill="0066CC" w:val="clear"/>
@@ -8267,6 +9147,7 @@
   </w:style>
   <w:style w:customStyle="1" w:styleId="Color006100Bg9933FF" w:type="character">
     <w:name w:val="Color006100Bg9933FF"/>
+    <w:semiHidden/>
     <w:rPr>
       <w:color w:val="006100"/>
       <w:shd w:color="auto" w:fill="9933FF" w:val="clear"/>
@@ -8274,6 +9155,7 @@
   </w:style>
   <w:style w:customStyle="1" w:styleId="Color006100BgFFFFFF" w:type="character">
     <w:name w:val="Color006100BgFFFFFF"/>
+    <w:semiHidden/>
     <w:rPr>
       <w:color w:val="006100"/>
       <w:shd w:color="auto" w:fill="FFFFFF" w:val="clear"/>
@@ -8281,6 +9163,7 @@
   </w:style>
   <w:style w:customStyle="1" w:styleId="Color006100BgFACCCC" w:type="character">
     <w:name w:val="Color006100BgFACCCC"/>
+    <w:semiHidden/>
     <w:rPr>
       <w:color w:val="006100"/>
       <w:shd w:color="auto" w:fill="FACCCC" w:val="clear"/>
@@ -8288,6 +9171,7 @@
   </w:style>
   <w:style w:customStyle="1" w:styleId="Color006100BgFFEBCC" w:type="character">
     <w:name w:val="Color006100BgFFEBCC"/>
+    <w:semiHidden/>
     <w:rPr>
       <w:color w:val="006100"/>
       <w:shd w:color="auto" w:fill="FFEBCC" w:val="clear"/>
@@ -8295,6 +9179,7 @@
   </w:style>
   <w:style w:customStyle="1" w:styleId="Color006100BgFFFFCC" w:type="character">
     <w:name w:val="Color006100BgFFFFCC"/>
+    <w:semiHidden/>
     <w:rPr>
       <w:color w:val="006100"/>
       <w:shd w:color="auto" w:fill="FFFFCC" w:val="clear"/>
@@ -8302,6 +9187,7 @@
   </w:style>
   <w:style w:customStyle="1" w:styleId="Color006100BgCCE8CC" w:type="character">
     <w:name w:val="Color006100BgCCE8CC"/>
+    <w:semiHidden/>
     <w:rPr>
       <w:color w:val="006100"/>
       <w:shd w:color="auto" w:fill="CCE8CC" w:val="clear"/>
@@ -8309,6 +9195,7 @@
   </w:style>
   <w:style w:customStyle="1" w:styleId="Color006100BgCCE0F5" w:type="character">
     <w:name w:val="Color006100BgCCE0F5"/>
+    <w:semiHidden/>
     <w:rPr>
       <w:color w:val="006100"/>
       <w:shd w:color="auto" w:fill="CCE0F5" w:val="clear"/>
@@ -8316,6 +9203,7 @@
   </w:style>
   <w:style w:customStyle="1" w:styleId="Color006100BgEBD6FF" w:type="character">
     <w:name w:val="Color006100BgEBD6FF"/>
+    <w:semiHidden/>
     <w:rPr>
       <w:color w:val="006100"/>
       <w:shd w:color="auto" w:fill="EBD6FF" w:val="clear"/>
@@ -8323,6 +9211,7 @@
   </w:style>
   <w:style w:customStyle="1" w:styleId="Color006100BgBBBBBB" w:type="character">
     <w:name w:val="Color006100BgBBBBBB"/>
+    <w:semiHidden/>
     <w:rPr>
       <w:color w:val="006100"/>
       <w:shd w:color="auto" w:fill="BBBBBB" w:val="clear"/>
@@ -8330,6 +9219,7 @@
   </w:style>
   <w:style w:customStyle="1" w:styleId="Color006100BgF06666" w:type="character">
     <w:name w:val="Color006100BgF06666"/>
+    <w:semiHidden/>
     <w:rPr>
       <w:color w:val="006100"/>
       <w:shd w:color="auto" w:fill="F06666" w:val="clear"/>
@@ -8337,6 +9227,7 @@
   </w:style>
   <w:style w:customStyle="1" w:styleId="Color006100BgFFC266" w:type="character">
     <w:name w:val="Color006100BgFFC266"/>
+    <w:semiHidden/>
     <w:rPr>
       <w:color w:val="006100"/>
       <w:shd w:color="auto" w:fill="FFC266" w:val="clear"/>
@@ -8344,6 +9235,7 @@
   </w:style>
   <w:style w:customStyle="1" w:styleId="Color006100BgFFFF66" w:type="character">
     <w:name w:val="Color006100BgFFFF66"/>
+    <w:semiHidden/>
     <w:rPr>
       <w:color w:val="006100"/>
       <w:shd w:color="auto" w:fill="FFFF66" w:val="clear"/>
@@ -8351,6 +9243,7 @@
   </w:style>
   <w:style w:customStyle="1" w:styleId="Color006100Bg66B966" w:type="character">
     <w:name w:val="Color006100Bg66B966"/>
+    <w:semiHidden/>
     <w:rPr>
       <w:color w:val="006100"/>
       <w:shd w:color="auto" w:fill="66B966" w:val="clear"/>
@@ -8358,6 +9251,7 @@
   </w:style>
   <w:style w:customStyle="1" w:styleId="Color006100Bg66A3E0" w:type="character">
     <w:name w:val="Color006100Bg66A3E0"/>
+    <w:semiHidden/>
     <w:rPr>
       <w:color w:val="006100"/>
       <w:shd w:color="auto" w:fill="66A3E0" w:val="clear"/>
@@ -8365,6 +9259,7 @@
   </w:style>
   <w:style w:customStyle="1" w:styleId="Color006100BgC285FF" w:type="character">
     <w:name w:val="Color006100BgC285FF"/>
+    <w:semiHidden/>
     <w:rPr>
       <w:color w:val="006100"/>
       <w:shd w:color="auto" w:fill="C285FF" w:val="clear"/>
@@ -8372,6 +9267,7 @@
   </w:style>
   <w:style w:customStyle="1" w:styleId="Color006100Bg888888" w:type="character">
     <w:name w:val="Color006100Bg888888"/>
+    <w:semiHidden/>
     <w:rPr>
       <w:color w:val="006100"/>
       <w:shd w:color="auto" w:fill="888888" w:val="clear"/>
@@ -8379,6 +9275,7 @@
   </w:style>
   <w:style w:customStyle="1" w:styleId="Color006100BgA10000" w:type="character">
     <w:name w:val="Color006100BgA10000"/>
+    <w:semiHidden/>
     <w:rPr>
       <w:color w:val="006100"/>
       <w:shd w:color="auto" w:fill="A10000" w:val="clear"/>
@@ -8386,6 +9283,7 @@
   </w:style>
   <w:style w:customStyle="1" w:styleId="Color006100BgB26B00" w:type="character">
     <w:name w:val="Color006100BgB26B00"/>
+    <w:semiHidden/>
     <w:rPr>
       <w:color w:val="006100"/>
       <w:shd w:color="auto" w:fill="B26B00" w:val="clear"/>
@@ -8393,6 +9291,7 @@
   </w:style>
   <w:style w:customStyle="1" w:styleId="Color006100BgB2B200" w:type="character">
     <w:name w:val="Color006100BgB2B200"/>
+    <w:semiHidden/>
     <w:rPr>
       <w:color w:val="006100"/>
       <w:shd w:color="auto" w:fill="B2B200" w:val="clear"/>
@@ -8400,6 +9299,7 @@
   </w:style>
   <w:style w:customStyle="1" w:styleId="Color006100Bg006100" w:type="character">
     <w:name w:val="Color006100Bg006100"/>
+    <w:semiHidden/>
     <w:rPr>
       <w:color w:val="006100"/>
       <w:shd w:color="auto" w:fill="006100" w:val="clear"/>
@@ -8407,6 +9307,7 @@
   </w:style>
   <w:style w:customStyle="1" w:styleId="Color006100Bg0047B2" w:type="character">
     <w:name w:val="Color006100Bg0047B2"/>
+    <w:semiHidden/>
     <w:rPr>
       <w:color w:val="006100"/>
       <w:shd w:color="auto" w:fill="0047B2" w:val="clear"/>
@@ -8414,6 +9315,7 @@
   </w:style>
   <w:style w:customStyle="1" w:styleId="Color006100Bg6B24B2" w:type="character">
     <w:name w:val="Color006100Bg6B24B2"/>
+    <w:semiHidden/>
     <w:rPr>
       <w:color w:val="006100"/>
       <w:shd w:color="auto" w:fill="6B24B2" w:val="clear"/>
@@ -8421,6 +9323,7 @@
   </w:style>
   <w:style w:customStyle="1" w:styleId="Color006100Bg444444" w:type="character">
     <w:name w:val="Color006100Bg444444"/>
+    <w:semiHidden/>
     <w:rPr>
       <w:color w:val="006100"/>
       <w:shd w:color="auto" w:fill="444444" w:val="clear"/>
@@ -8428,6 +9331,7 @@
   </w:style>
   <w:style w:customStyle="1" w:styleId="Color006100Bg5C0000" w:type="character">
     <w:name w:val="Color006100Bg5C0000"/>
+    <w:semiHidden/>
     <w:rPr>
       <w:color w:val="006100"/>
       <w:shd w:color="auto" w:fill="5C0000" w:val="clear"/>
@@ -8435,6 +9339,7 @@
   </w:style>
   <w:style w:customStyle="1" w:styleId="Color006100Bg663D00" w:type="character">
     <w:name w:val="Color006100Bg663D00"/>
+    <w:semiHidden/>
     <w:rPr>
       <w:color w:val="006100"/>
       <w:shd w:color="auto" w:fill="663D00" w:val="clear"/>
@@ -8442,6 +9347,7 @@
   </w:style>
   <w:style w:customStyle="1" w:styleId="Color006100Bg666600" w:type="character">
     <w:name w:val="Color006100Bg666600"/>
+    <w:semiHidden/>
     <w:rPr>
       <w:color w:val="006100"/>
       <w:shd w:color="auto" w:fill="666600" w:val="clear"/>
@@ -8449,6 +9355,7 @@
   </w:style>
   <w:style w:customStyle="1" w:styleId="Color006100Bg003700" w:type="character">
     <w:name w:val="Color006100Bg003700"/>
+    <w:semiHidden/>
     <w:rPr>
       <w:color w:val="006100"/>
       <w:shd w:color="auto" w:fill="003700" w:val="clear"/>
@@ -8456,6 +9363,7 @@
   </w:style>
   <w:style w:customStyle="1" w:styleId="Color006100Bg002966" w:type="character">
     <w:name w:val="Color006100Bg002966"/>
+    <w:semiHidden/>
     <w:rPr>
       <w:color w:val="006100"/>
       <w:shd w:color="auto" w:fill="002966" w:val="clear"/>
@@ -8463,6 +9371,7 @@
   </w:style>
   <w:style w:customStyle="1" w:styleId="Color006100Bg3D1466" w:type="character">
     <w:name w:val="Color006100Bg3D1466"/>
+    <w:semiHidden/>
     <w:rPr>
       <w:color w:val="006100"/>
       <w:shd w:color="auto" w:fill="3D1466" w:val="clear"/>
@@ -8470,12 +9379,14 @@
   </w:style>
   <w:style w:customStyle="1" w:styleId="Color0047B2" w:type="character">
     <w:name w:val="Color0047B2"/>
+    <w:semiHidden/>
     <w:rPr>
       <w:color w:val="0047B2"/>
     </w:rPr>
   </w:style>
   <w:style w:customStyle="1" w:styleId="Color0047B2BgE60000" w:type="character">
     <w:name w:val="Color0047B2BgE60000"/>
+    <w:semiHidden/>
     <w:rPr>
       <w:color w:val="0047B2"/>
       <w:shd w:color="auto" w:fill="E60000" w:val="clear"/>
@@ -8483,6 +9394,7 @@
   </w:style>
   <w:style w:customStyle="1" w:styleId="Color0047B2BgFF9900" w:type="character">
     <w:name w:val="Color0047B2BgFF9900"/>
+    <w:semiHidden/>
     <w:rPr>
       <w:color w:val="0047B2"/>
       <w:shd w:color="auto" w:fill="FF9900" w:val="clear"/>
@@ -8490,6 +9402,7 @@
   </w:style>
   <w:style w:customStyle="1" w:styleId="Color0047B2BgFFFF00" w:type="character">
     <w:name w:val="Color0047B2BgFFFF00"/>
+    <w:semiHidden/>
     <w:rPr>
       <w:color w:val="0047B2"/>
       <w:shd w:color="auto" w:fill="FFFF00" w:val="clear"/>
@@ -8497,6 +9410,7 @@
   </w:style>
   <w:style w:customStyle="1" w:styleId="Color0047B2Bg008A00" w:type="character">
     <w:name w:val="Color0047B2Bg008A00"/>
+    <w:semiHidden/>
     <w:rPr>
       <w:color w:val="0047B2"/>
       <w:shd w:color="auto" w:fill="008A00" w:val="clear"/>
@@ -8504,6 +9418,7 @@
   </w:style>
   <w:style w:customStyle="1" w:styleId="Color0047B2Bg0066CC" w:type="character">
     <w:name w:val="Color0047B2Bg0066CC"/>
+    <w:semiHidden/>
     <w:rPr>
       <w:color w:val="0047B2"/>
       <w:shd w:color="auto" w:fill="0066CC" w:val="clear"/>
@@ -8511,6 +9426,7 @@
   </w:style>
   <w:style w:customStyle="1" w:styleId="Color0047B2Bg9933FF" w:type="character">
     <w:name w:val="Color0047B2Bg9933FF"/>
+    <w:semiHidden/>
     <w:rPr>
       <w:color w:val="0047B2"/>
       <w:shd w:color="auto" w:fill="9933FF" w:val="clear"/>
@@ -8518,6 +9434,7 @@
   </w:style>
   <w:style w:customStyle="1" w:styleId="Color0047B2BgFFFFFF" w:type="character">
     <w:name w:val="Color0047B2BgFFFFFF"/>
+    <w:semiHidden/>
     <w:rPr>
       <w:color w:val="0047B2"/>
       <w:shd w:color="auto" w:fill="FFFFFF" w:val="clear"/>
@@ -8525,6 +9442,7 @@
   </w:style>
   <w:style w:customStyle="1" w:styleId="Color0047B2BgFACCCC" w:type="character">
     <w:name w:val="Color0047B2BgFACCCC"/>
+    <w:semiHidden/>
     <w:rPr>
       <w:color w:val="0047B2"/>
       <w:shd w:color="auto" w:fill="FACCCC" w:val="clear"/>
@@ -8532,6 +9450,7 @@
   </w:style>
   <w:style w:customStyle="1" w:styleId="Color0047B2BgFFEBCC" w:type="character">
     <w:name w:val="Color0047B2BgFFEBCC"/>
+    <w:semiHidden/>
     <w:rPr>
       <w:color w:val="0047B2"/>
       <w:shd w:color="auto" w:fill="FFEBCC" w:val="clear"/>
@@ -8539,6 +9458,7 @@
   </w:style>
   <w:style w:customStyle="1" w:styleId="Color0047B2BgFFFFCC" w:type="character">
     <w:name w:val="Color0047B2BgFFFFCC"/>
+    <w:semiHidden/>
     <w:rPr>
       <w:color w:val="0047B2"/>
       <w:shd w:color="auto" w:fill="FFFFCC" w:val="clear"/>
@@ -8546,6 +9466,7 @@
   </w:style>
   <w:style w:customStyle="1" w:styleId="Color0047B2BgCCE8CC" w:type="character">
     <w:name w:val="Color0047B2BgCCE8CC"/>
+    <w:semiHidden/>
     <w:rPr>
       <w:color w:val="0047B2"/>
       <w:shd w:color="auto" w:fill="CCE8CC" w:val="clear"/>
@@ -8553,6 +9474,7 @@
   </w:style>
   <w:style w:customStyle="1" w:styleId="Color0047B2BgCCE0F5" w:type="character">
     <w:name w:val="Color0047B2BgCCE0F5"/>
+    <w:semiHidden/>
     <w:rPr>
       <w:color w:val="0047B2"/>
       <w:shd w:color="auto" w:fill="CCE0F5" w:val="clear"/>
@@ -8560,6 +9482,7 @@
   </w:style>
   <w:style w:customStyle="1" w:styleId="Color0047B2BgEBD6FF" w:type="character">
     <w:name w:val="Color0047B2BgEBD6FF"/>
+    <w:semiHidden/>
     <w:rPr>
       <w:color w:val="0047B2"/>
       <w:shd w:color="auto" w:fill="EBD6FF" w:val="clear"/>
@@ -8567,6 +9490,7 @@
   </w:style>
   <w:style w:customStyle="1" w:styleId="Color0047B2BgBBBBBB" w:type="character">
     <w:name w:val="Color0047B2BgBBBBBB"/>
+    <w:semiHidden/>
     <w:rPr>
       <w:color w:val="0047B2"/>
       <w:shd w:color="auto" w:fill="BBBBBB" w:val="clear"/>
@@ -8574,6 +9498,7 @@
   </w:style>
   <w:style w:customStyle="1" w:styleId="Color0047B2BgF06666" w:type="character">
     <w:name w:val="Color0047B2BgF06666"/>
+    <w:semiHidden/>
     <w:rPr>
       <w:color w:val="0047B2"/>
       <w:shd w:color="auto" w:fill="F06666" w:val="clear"/>
@@ -8581,6 +9506,7 @@
   </w:style>
   <w:style w:customStyle="1" w:styleId="Color0047B2BgFFC266" w:type="character">
     <w:name w:val="Color0047B2BgFFC266"/>
+    <w:semiHidden/>
     <w:rPr>
       <w:color w:val="0047B2"/>
       <w:shd w:color="auto" w:fill="FFC266" w:val="clear"/>
@@ -8588,6 +9514,7 @@
   </w:style>
   <w:style w:customStyle="1" w:styleId="Color0047B2BgFFFF66" w:type="character">
     <w:name w:val="Color0047B2BgFFFF66"/>
+    <w:semiHidden/>
     <w:rPr>
       <w:color w:val="0047B2"/>
       <w:shd w:color="auto" w:fill="FFFF66" w:val="clear"/>
@@ -8595,6 +9522,7 @@
   </w:style>
   <w:style w:customStyle="1" w:styleId="Color0047B2Bg66B966" w:type="character">
     <w:name w:val="Color0047B2Bg66B966"/>
+    <w:semiHidden/>
     <w:rPr>
       <w:color w:val="0047B2"/>
       <w:shd w:color="auto" w:fill="66B966" w:val="clear"/>
@@ -8602,6 +9530,7 @@
   </w:style>
   <w:style w:customStyle="1" w:styleId="Color0047B2Bg66A3E0" w:type="character">
     <w:name w:val="Color0047B2Bg66A3E0"/>
+    <w:semiHidden/>
     <w:rPr>
       <w:color w:val="0047B2"/>
       <w:shd w:color="auto" w:fill="66A3E0" w:val="clear"/>
@@ -8609,6 +9538,7 @@
   </w:style>
   <w:style w:customStyle="1" w:styleId="Color0047B2BgC285FF" w:type="character">
     <w:name w:val="Color0047B2BgC285FF"/>
+    <w:semiHidden/>
     <w:rPr>
       <w:color w:val="0047B2"/>
       <w:shd w:color="auto" w:fill="C285FF" w:val="clear"/>
@@ -8616,6 +9546,7 @@
   </w:style>
   <w:style w:customStyle="1" w:styleId="Color0047B2Bg888888" w:type="character">
     <w:name w:val="Color0047B2Bg888888"/>
+    <w:semiHidden/>
     <w:rPr>
       <w:color w:val="0047B2"/>
       <w:shd w:color="auto" w:fill="888888" w:val="clear"/>
@@ -8623,6 +9554,7 @@
   </w:style>
   <w:style w:customStyle="1" w:styleId="Color0047B2BgA10000" w:type="character">
     <w:name w:val="Color0047B2BgA10000"/>
+    <w:semiHidden/>
     <w:rPr>
       <w:color w:val="0047B2"/>
       <w:shd w:color="auto" w:fill="A10000" w:val="clear"/>
@@ -8630,6 +9562,7 @@
   </w:style>
   <w:style w:customStyle="1" w:styleId="Color0047B2BgB26B00" w:type="character">
     <w:name w:val="Color0047B2BgB26B00"/>
+    <w:semiHidden/>
     <w:rPr>
       <w:color w:val="0047B2"/>
       <w:shd w:color="auto" w:fill="B26B00" w:val="clear"/>
@@ -8637,6 +9570,7 @@
   </w:style>
   <w:style w:customStyle="1" w:styleId="Color0047B2BgB2B200" w:type="character">
     <w:name w:val="Color0047B2BgB2B200"/>
+    <w:semiHidden/>
     <w:rPr>
       <w:color w:val="0047B2"/>
       <w:shd w:color="auto" w:fill="B2B200" w:val="clear"/>
@@ -8644,6 +9578,7 @@
   </w:style>
   <w:style w:customStyle="1" w:styleId="Color0047B2Bg006100" w:type="character">
     <w:name w:val="Color0047B2Bg006100"/>
+    <w:semiHidden/>
     <w:rPr>
       <w:color w:val="0047B2"/>
       <w:shd w:color="auto" w:fill="006100" w:val="clear"/>
@@ -8651,6 +9586,7 @@
   </w:style>
   <w:style w:customStyle="1" w:styleId="Color0047B2Bg0047B2" w:type="character">
     <w:name w:val="Color0047B2Bg0047B2"/>
+    <w:semiHidden/>
     <w:rPr>
       <w:color w:val="0047B2"/>
       <w:shd w:color="auto" w:fill="0047B2" w:val="clear"/>
@@ -8658,6 +9594,7 @@
   </w:style>
   <w:style w:customStyle="1" w:styleId="Color0047B2Bg6B24B2" w:type="character">
     <w:name w:val="Color0047B2Bg6B24B2"/>
+    <w:semiHidden/>
     <w:rPr>
       <w:color w:val="0047B2"/>
       <w:shd w:color="auto" w:fill="6B24B2" w:val="clear"/>
@@ -8665,6 +9602,7 @@
   </w:style>
   <w:style w:customStyle="1" w:styleId="Color0047B2Bg444444" w:type="character">
     <w:name w:val="Color0047B2Bg444444"/>
+    <w:semiHidden/>
     <w:rPr>
       <w:color w:val="0047B2"/>
       <w:shd w:color="auto" w:fill="444444" w:val="clear"/>
@@ -8672,6 +9610,7 @@
   </w:style>
   <w:style w:customStyle="1" w:styleId="Color0047B2Bg5C0000" w:type="character">
     <w:name w:val="Color0047B2Bg5C0000"/>
+    <w:semiHidden/>
     <w:rPr>
       <w:color w:val="0047B2"/>
       <w:shd w:color="auto" w:fill="5C0000" w:val="clear"/>
@@ -8679,6 +9618,7 @@
   </w:style>
   <w:style w:customStyle="1" w:styleId="Color0047B2Bg663D00" w:type="character">
     <w:name w:val="Color0047B2Bg663D00"/>
+    <w:semiHidden/>
     <w:rPr>
       <w:color w:val="0047B2"/>
       <w:shd w:color="auto" w:fill="663D00" w:val="clear"/>
@@ -8686,6 +9626,7 @@
   </w:style>
   <w:style w:customStyle="1" w:styleId="Color0047B2Bg666600" w:type="character">
     <w:name w:val="Color0047B2Bg666600"/>
+    <w:semiHidden/>
     <w:rPr>
       <w:color w:val="0047B2"/>
       <w:shd w:color="auto" w:fill="666600" w:val="clear"/>
@@ -8693,6 +9634,7 @@
   </w:style>
   <w:style w:customStyle="1" w:styleId="Color0047B2Bg003700" w:type="character">
     <w:name w:val="Color0047B2Bg003700"/>
+    <w:semiHidden/>
     <w:rPr>
       <w:color w:val="0047B2"/>
       <w:shd w:color="auto" w:fill="003700" w:val="clear"/>
@@ -8700,6 +9642,7 @@
   </w:style>
   <w:style w:customStyle="1" w:styleId="Color0047B2Bg002966" w:type="character">
     <w:name w:val="Color0047B2Bg002966"/>
+    <w:semiHidden/>
     <w:rPr>
       <w:color w:val="0047B2"/>
       <w:shd w:color="auto" w:fill="002966" w:val="clear"/>
@@ -8707,6 +9650,7 @@
   </w:style>
   <w:style w:customStyle="1" w:styleId="Color0047B2Bg3D1466" w:type="character">
     <w:name w:val="Color0047B2Bg3D1466"/>
+    <w:semiHidden/>
     <w:rPr>
       <w:color w:val="0047B2"/>
       <w:shd w:color="auto" w:fill="3D1466" w:val="clear"/>
@@ -8714,12 +9658,14 @@
   </w:style>
   <w:style w:customStyle="1" w:styleId="Color6B24B2" w:type="character">
     <w:name w:val="Color6B24B2"/>
+    <w:semiHidden/>
     <w:rPr>
       <w:color w:val="6B24B2"/>
     </w:rPr>
   </w:style>
   <w:style w:customStyle="1" w:styleId="Color6B24B2BgE60000" w:type="character">
     <w:name w:val="Color6B24B2BgE60000"/>
+    <w:semiHidden/>
     <w:rPr>
       <w:color w:val="6B24B2"/>
       <w:shd w:color="auto" w:fill="E60000" w:val="clear"/>
@@ -8727,6 +9673,7 @@
   </w:style>
   <w:style w:customStyle="1" w:styleId="Color6B24B2BgFF9900" w:type="character">
     <w:name w:val="Color6B24B2BgFF9900"/>
+    <w:semiHidden/>
     <w:rPr>
       <w:color w:val="6B24B2"/>
       <w:shd w:color="auto" w:fill="FF9900" w:val="clear"/>
@@ -8734,6 +9681,7 @@
   </w:style>
   <w:style w:customStyle="1" w:styleId="Color6B24B2BgFFFF00" w:type="character">
     <w:name w:val="Color6B24B2BgFFFF00"/>
+    <w:semiHidden/>
     <w:rPr>
       <w:color w:val="6B24B2"/>
       <w:shd w:color="auto" w:fill="FFFF00" w:val="clear"/>
@@ -8741,6 +9689,7 @@
   </w:style>
   <w:style w:customStyle="1" w:styleId="Color6B24B2Bg008A00" w:type="character">
     <w:name w:val="Color6B24B2Bg008A00"/>
+    <w:semiHidden/>
     <w:rPr>
       <w:color w:val="6B24B2"/>
       <w:shd w:color="auto" w:fill="008A00" w:val="clear"/>
@@ -8748,6 +9697,7 @@
   </w:style>
   <w:style w:customStyle="1" w:styleId="Color6B24B2Bg0066CC" w:type="character">
     <w:name w:val="Color6B24B2Bg0066CC"/>
+    <w:semiHidden/>
     <w:rPr>
       <w:color w:val="6B24B2"/>
       <w:shd w:color="auto" w:fill="0066CC" w:val="clear"/>
@@ -8755,6 +9705,7 @@
   </w:style>
   <w:style w:customStyle="1" w:styleId="Color6B24B2Bg9933FF" w:type="character">
     <w:name w:val="Color6B24B2Bg9933FF"/>
+    <w:semiHidden/>
     <w:rPr>
       <w:color w:val="6B24B2"/>
       <w:shd w:color="auto" w:fill="9933FF" w:val="clear"/>
@@ -8762,6 +9713,7 @@
   </w:style>
   <w:style w:customStyle="1" w:styleId="Color6B24B2BgFFFFFF" w:type="character">
     <w:name w:val="Color6B24B2BgFFFFFF"/>
+    <w:semiHidden/>
     <w:rPr>
       <w:color w:val="6B24B2"/>
       <w:shd w:color="auto" w:fill="FFFFFF" w:val="clear"/>
@@ -8769,6 +9721,7 @@
   </w:style>
   <w:style w:customStyle="1" w:styleId="Color6B24B2BgFACCCC" w:type="character">
     <w:name w:val="Color6B24B2BgFACCCC"/>
+    <w:semiHidden/>
     <w:rPr>
       <w:color w:val="6B24B2"/>
       <w:shd w:color="auto" w:fill="FACCCC" w:val="clear"/>
@@ -8776,6 +9729,7 @@
   </w:style>
   <w:style w:customStyle="1" w:styleId="Color6B24B2BgFFEBCC" w:type="character">
     <w:name w:val="Color6B24B2BgFFEBCC"/>
+    <w:semiHidden/>
     <w:rPr>
       <w:color w:val="6B24B2"/>
       <w:shd w:color="auto" w:fill="FFEBCC" w:val="clear"/>
@@ -8783,6 +9737,7 @@
   </w:style>
   <w:style w:customStyle="1" w:styleId="Color6B24B2BgFFFFCC" w:type="character">
     <w:name w:val="Color6B24B2BgFFFFCC"/>
+    <w:semiHidden/>
     <w:rPr>
       <w:color w:val="6B24B2"/>
       <w:shd w:color="auto" w:fill="FFFFCC" w:val="clear"/>
@@ -8790,6 +9745,7 @@
   </w:style>
   <w:style w:customStyle="1" w:styleId="Color6B24B2BgCCE8CC" w:type="character">
     <w:name w:val="Color6B24B2BgCCE8CC"/>
+    <w:semiHidden/>
     <w:rPr>
       <w:color w:val="6B24B2"/>
       <w:shd w:color="auto" w:fill="CCE8CC" w:val="clear"/>
@@ -8797,6 +9753,7 @@
   </w:style>
   <w:style w:customStyle="1" w:styleId="Color6B24B2BgCCE0F5" w:type="character">
     <w:name w:val="Color6B24B2BgCCE0F5"/>
+    <w:semiHidden/>
     <w:rPr>
       <w:color w:val="6B24B2"/>
       <w:shd w:color="auto" w:fill="CCE0F5" w:val="clear"/>
@@ -8804,6 +9761,7 @@
   </w:style>
   <w:style w:customStyle="1" w:styleId="Color6B24B2BgEBD6FF" w:type="character">
     <w:name w:val="Color6B24B2BgEBD6FF"/>
+    <w:semiHidden/>
     <w:rPr>
       <w:color w:val="6B24B2"/>
       <w:shd w:color="auto" w:fill="EBD6FF" w:val="clear"/>
@@ -8811,6 +9769,7 @@
   </w:style>
   <w:style w:customStyle="1" w:styleId="Color6B24B2BgBBBBBB" w:type="character">
     <w:name w:val="Color6B24B2BgBBBBBB"/>
+    <w:semiHidden/>
     <w:rPr>
       <w:color w:val="6B24B2"/>
       <w:shd w:color="auto" w:fill="BBBBBB" w:val="clear"/>
@@ -8818,6 +9777,7 @@
   </w:style>
   <w:style w:customStyle="1" w:styleId="Color6B24B2BgF06666" w:type="character">
     <w:name w:val="Color6B24B2BgF06666"/>
+    <w:semiHidden/>
     <w:rPr>
       <w:color w:val="6B24B2"/>
       <w:shd w:color="auto" w:fill="F06666" w:val="clear"/>
@@ -8825,6 +9785,7 @@
   </w:style>
   <w:style w:customStyle="1" w:styleId="Color6B24B2BgFFC266" w:type="character">
     <w:name w:val="Color6B24B2BgFFC266"/>
+    <w:semiHidden/>
     <w:rPr>
       <w:color w:val="6B24B2"/>
       <w:shd w:color="auto" w:fill="FFC266" w:val="clear"/>
@@ -8832,6 +9793,7 @@
   </w:style>
   <w:style w:customStyle="1" w:styleId="Color6B24B2BgFFFF66" w:type="character">
     <w:name w:val="Color6B24B2BgFFFF66"/>
+    <w:semiHidden/>
     <w:rPr>
       <w:color w:val="6B24B2"/>
       <w:shd w:color="auto" w:fill="FFFF66" w:val="clear"/>
@@ -8839,6 +9801,7 @@
   </w:style>
   <w:style w:customStyle="1" w:styleId="Color6B24B2Bg66B966" w:type="character">
     <w:name w:val="Color6B24B2Bg66B966"/>
+    <w:semiHidden/>
     <w:rPr>
       <w:color w:val="6B24B2"/>
       <w:shd w:color="auto" w:fill="66B966" w:val="clear"/>
@@ -8846,6 +9809,7 @@
   </w:style>
   <w:style w:customStyle="1" w:styleId="Color6B24B2Bg66A3E0" w:type="character">
     <w:name w:val="Color6B24B2Bg66A3E0"/>
+    <w:semiHidden/>
     <w:rPr>
       <w:color w:val="6B24B2"/>
       <w:shd w:color="auto" w:fill="66A3E0" w:val="clear"/>
@@ -8853,6 +9817,7 @@
   </w:style>
   <w:style w:customStyle="1" w:styleId="Color6B24B2BgC285FF" w:type="character">
     <w:name w:val="Color6B24B2BgC285FF"/>
+    <w:semiHidden/>
     <w:rPr>
       <w:color w:val="6B24B2"/>
       <w:shd w:color="auto" w:fill="C285FF" w:val="clear"/>
@@ -8860,6 +9825,7 @@
   </w:style>
   <w:style w:customStyle="1" w:styleId="Color6B24B2Bg888888" w:type="character">
     <w:name w:val="Color6B24B2Bg888888"/>
+    <w:semiHidden/>
     <w:rPr>
       <w:color w:val="6B24B2"/>
       <w:shd w:color="auto" w:fill="888888" w:val="clear"/>
@@ -8867,6 +9833,7 @@
   </w:style>
   <w:style w:customStyle="1" w:styleId="Color6B24B2BgA10000" w:type="character">
     <w:name w:val="Color6B24B2BgA10000"/>
+    <w:semiHidden/>
     <w:rPr>
       <w:color w:val="6B24B2"/>
       <w:shd w:color="auto" w:fill="A10000" w:val="clear"/>
@@ -8874,6 +9841,7 @@
   </w:style>
   <w:style w:customStyle="1" w:styleId="Color6B24B2BgB26B00" w:type="character">
     <w:name w:val="Color6B24B2BgB26B00"/>
+    <w:semiHidden/>
     <w:rPr>
       <w:color w:val="6B24B2"/>
       <w:shd w:color="auto" w:fill="B26B00" w:val="clear"/>
@@ -8881,6 +9849,7 @@
   </w:style>
   <w:style w:customStyle="1" w:styleId="Color6B24B2BgB2B200" w:type="character">
     <w:name w:val="Color6B24B2BgB2B200"/>
+    <w:semiHidden/>
     <w:rPr>
       <w:color w:val="6B24B2"/>
       <w:shd w:color="auto" w:fill="B2B200" w:val="clear"/>
@@ -8888,6 +9857,7 @@
   </w:style>
   <w:style w:customStyle="1" w:styleId="Color6B24B2Bg006100" w:type="character">
     <w:name w:val="Color6B24B2Bg006100"/>
+    <w:semiHidden/>
     <w:rPr>
       <w:color w:val="6B24B2"/>
       <w:shd w:color="auto" w:fill="006100" w:val="clear"/>
@@ -8895,6 +9865,7 @@
   </w:style>
   <w:style w:customStyle="1" w:styleId="Color6B24B2Bg0047B2" w:type="character">
     <w:name w:val="Color6B24B2Bg0047B2"/>
+    <w:semiHidden/>
     <w:rPr>
       <w:color w:val="6B24B2"/>
       <w:shd w:color="auto" w:fill="0047B2" w:val="clear"/>
@@ -8902,6 +9873,7 @@
   </w:style>
   <w:style w:customStyle="1" w:styleId="Color6B24B2Bg6B24B2" w:type="character">
     <w:name w:val="Color6B24B2Bg6B24B2"/>
+    <w:semiHidden/>
     <w:rPr>
       <w:color w:val="6B24B2"/>
       <w:shd w:color="auto" w:fill="6B24B2" w:val="clear"/>
@@ -8909,6 +9881,7 @@
   </w:style>
   <w:style w:customStyle="1" w:styleId="Color6B24B2Bg444444" w:type="character">
     <w:name w:val="Color6B24B2Bg444444"/>
+    <w:semiHidden/>
     <w:rPr>
       <w:color w:val="6B24B2"/>
       <w:shd w:color="auto" w:fill="444444" w:val="clear"/>
@@ -8916,6 +9889,7 @@
   </w:style>
   <w:style w:customStyle="1" w:styleId="Color6B24B2Bg5C0000" w:type="character">
     <w:name w:val="Color6B24B2Bg5C0000"/>
+    <w:semiHidden/>
     <w:rPr>
       <w:color w:val="6B24B2"/>
       <w:shd w:color="auto" w:fill="5C0000" w:val="clear"/>
@@ -8923,6 +9897,7 @@
   </w:style>
   <w:style w:customStyle="1" w:styleId="Color6B24B2Bg663D00" w:type="character">
     <w:name w:val="Color6B24B2Bg663D00"/>
+    <w:semiHidden/>
     <w:rPr>
       <w:color w:val="6B24B2"/>
       <w:shd w:color="auto" w:fill="663D00" w:val="clear"/>
@@ -8930,6 +9905,7 @@
   </w:style>
   <w:style w:customStyle="1" w:styleId="Color6B24B2Bg666600" w:type="character">
     <w:name w:val="Color6B24B2Bg666600"/>
+    <w:semiHidden/>
     <w:rPr>
       <w:color w:val="6B24B2"/>
       <w:shd w:color="auto" w:fill="666600" w:val="clear"/>
@@ -8937,6 +9913,7 @@
   </w:style>
   <w:style w:customStyle="1" w:styleId="Color6B24B2Bg003700" w:type="character">
     <w:name w:val="Color6B24B2Bg003700"/>
+    <w:semiHidden/>
     <w:rPr>
       <w:color w:val="6B24B2"/>
       <w:shd w:color="auto" w:fill="003700" w:val="clear"/>
@@ -8944,6 +9921,7 @@
   </w:style>
   <w:style w:customStyle="1" w:styleId="Color6B24B2Bg002966" w:type="character">
     <w:name w:val="Color6B24B2Bg002966"/>
+    <w:semiHidden/>
     <w:rPr>
       <w:color w:val="6B24B2"/>
       <w:shd w:color="auto" w:fill="002966" w:val="clear"/>
@@ -8951,6 +9929,7 @@
   </w:style>
   <w:style w:customStyle="1" w:styleId="Color6B24B2Bg3D1466" w:type="character">
     <w:name w:val="Color6B24B2Bg3D1466"/>
+    <w:semiHidden/>
     <w:rPr>
       <w:color w:val="6B24B2"/>
       <w:shd w:color="auto" w:fill="3D1466" w:val="clear"/>
@@ -8958,12 +9937,14 @@
   </w:style>
   <w:style w:customStyle="1" w:styleId="Color444444" w:type="character">
     <w:name w:val="Color444444"/>
+    <w:semiHidden/>
     <w:rPr>
       <w:color w:val="444444"/>
     </w:rPr>
   </w:style>
   <w:style w:customStyle="1" w:styleId="Color444444BgE60000" w:type="character">
     <w:name w:val="Color444444BgE60000"/>
+    <w:semiHidden/>
     <w:rPr>
       <w:color w:val="444444"/>
       <w:shd w:color="auto" w:fill="E60000" w:val="clear"/>
@@ -8971,6 +9952,7 @@
   </w:style>
   <w:style w:customStyle="1" w:styleId="Color444444BgFF9900" w:type="character">
     <w:name w:val="Color444444BgFF9900"/>
+    <w:semiHidden/>
     <w:rPr>
       <w:color w:val="444444"/>
       <w:shd w:color="auto" w:fill="FF9900" w:val="clear"/>
@@ -8978,6 +9960,7 @@
   </w:style>
   <w:style w:customStyle="1" w:styleId="Color444444BgFFFF00" w:type="character">
     <w:name w:val="Color444444BgFFFF00"/>
+    <w:semiHidden/>
     <w:rPr>
       <w:color w:val="444444"/>
       <w:shd w:color="auto" w:fill="FFFF00" w:val="clear"/>
@@ -8985,6 +9968,7 @@
   </w:style>
   <w:style w:customStyle="1" w:styleId="Color444444Bg008A00" w:type="character">
     <w:name w:val="Color444444Bg008A00"/>
+    <w:semiHidden/>
     <w:rPr>
       <w:color w:val="444444"/>
       <w:shd w:color="auto" w:fill="008A00" w:val="clear"/>
@@ -8992,6 +9976,7 @@
   </w:style>
   <w:style w:customStyle="1" w:styleId="Color444444Bg0066CC" w:type="character">
     <w:name w:val="Color444444Bg0066CC"/>
+    <w:semiHidden/>
     <w:rPr>
       <w:color w:val="444444"/>
       <w:shd w:color="auto" w:fill="0066CC" w:val="clear"/>
@@ -8999,6 +9984,7 @@
   </w:style>
   <w:style w:customStyle="1" w:styleId="Color444444Bg9933FF" w:type="character">
     <w:name w:val="Color444444Bg9933FF"/>
+    <w:semiHidden/>
     <w:rPr>
       <w:color w:val="444444"/>
       <w:shd w:color="auto" w:fill="9933FF" w:val="clear"/>
@@ -9006,6 +9992,7 @@
   </w:style>
   <w:style w:customStyle="1" w:styleId="Color444444BgFFFFFF" w:type="character">
     <w:name w:val="Color444444BgFFFFFF"/>
+    <w:semiHidden/>
     <w:rPr>
       <w:color w:val="444444"/>
       <w:shd w:color="auto" w:fill="FFFFFF" w:val="clear"/>
@@ -9013,6 +10000,7 @@
   </w:style>
   <w:style w:customStyle="1" w:styleId="Color444444BgFACCCC" w:type="character">
     <w:name w:val="Color444444BgFACCCC"/>
+    <w:semiHidden/>
     <w:rPr>
       <w:color w:val="444444"/>
       <w:shd w:color="auto" w:fill="FACCCC" w:val="clear"/>
@@ -9020,6 +10008,7 @@
   </w:style>
   <w:style w:customStyle="1" w:styleId="Color444444BgFFEBCC" w:type="character">
     <w:name w:val="Color444444BgFFEBCC"/>
+    <w:semiHidden/>
     <w:rPr>
       <w:color w:val="444444"/>
       <w:shd w:color="auto" w:fill="FFEBCC" w:val="clear"/>
@@ -9027,6 +10016,7 @@
   </w:style>
   <w:style w:customStyle="1" w:styleId="Color444444BgFFFFCC" w:type="character">
     <w:name w:val="Color444444BgFFFFCC"/>
+    <w:semiHidden/>
     <w:rPr>
       <w:color w:val="444444"/>
       <w:shd w:color="auto" w:fill="FFFFCC" w:val="clear"/>
@@ -9034,6 +10024,7 @@
   </w:style>
   <w:style w:customStyle="1" w:styleId="Color444444BgCCE8CC" w:type="character">
     <w:name w:val="Color444444BgCCE8CC"/>
+    <w:semiHidden/>
     <w:rPr>
       <w:color w:val="444444"/>
       <w:shd w:color="auto" w:fill="CCE8CC" w:val="clear"/>
@@ -9041,6 +10032,7 @@
   </w:style>
   <w:style w:customStyle="1" w:styleId="Color444444BgCCE0F5" w:type="character">
     <w:name w:val="Color444444BgCCE0F5"/>
+    <w:semiHidden/>
     <w:rPr>
       <w:color w:val="444444"/>
       <w:shd w:color="auto" w:fill="CCE0F5" w:val="clear"/>
@@ -9048,6 +10040,7 @@
   </w:style>
   <w:style w:customStyle="1" w:styleId="Color444444BgEBD6FF" w:type="character">
     <w:name w:val="Color444444BgEBD6FF"/>
+    <w:semiHidden/>
     <w:rPr>
       <w:color w:val="444444"/>
       <w:shd w:color="auto" w:fill="EBD6FF" w:val="clear"/>
@@ -9055,6 +10048,7 @@
   </w:style>
   <w:style w:customStyle="1" w:styleId="Color444444BgBBBBBB" w:type="character">
     <w:name w:val="Color444444BgBBBBBB"/>
+    <w:semiHidden/>
     <w:rPr>
       <w:color w:val="444444"/>
       <w:shd w:color="auto" w:fill="BBBBBB" w:val="clear"/>
@@ -9062,6 +10056,7 @@
   </w:style>
   <w:style w:customStyle="1" w:styleId="Color444444BgF06666" w:type="character">
     <w:name w:val="Color444444BgF06666"/>
+    <w:semiHidden/>
     <w:rPr>
       <w:color w:val="444444"/>
       <w:shd w:color="auto" w:fill="F06666" w:val="clear"/>
@@ -9069,6 +10064,7 @@
   </w:style>
   <w:style w:customStyle="1" w:styleId="Color444444BgFFC266" w:type="character">
     <w:name w:val="Color444444BgFFC266"/>
+    <w:semiHidden/>
     <w:rPr>
       <w:color w:val="444444"/>
       <w:shd w:color="auto" w:fill="FFC266" w:val="clear"/>
@@ -9076,6 +10072,7 @@
   </w:style>
   <w:style w:customStyle="1" w:styleId="Color444444BgFFFF66" w:type="character">
     <w:name w:val="Color444444BgFFFF66"/>
+    <w:semiHidden/>
     <w:rPr>
       <w:color w:val="444444"/>
       <w:shd w:color="auto" w:fill="FFFF66" w:val="clear"/>
@@ -9083,6 +10080,7 @@
   </w:style>
   <w:style w:customStyle="1" w:styleId="Color444444Bg66B966" w:type="character">
     <w:name w:val="Color444444Bg66B966"/>
+    <w:semiHidden/>
     <w:rPr>
       <w:color w:val="444444"/>
       <w:shd w:color="auto" w:fill="66B966" w:val="clear"/>
@@ -9090,6 +10088,7 @@
   </w:style>
   <w:style w:customStyle="1" w:styleId="Color444444Bg66A3E0" w:type="character">
     <w:name w:val="Color444444Bg66A3E0"/>
+    <w:semiHidden/>
     <w:rPr>
       <w:color w:val="444444"/>
       <w:shd w:color="auto" w:fill="66A3E0" w:val="clear"/>
@@ -9097,6 +10096,7 @@
   </w:style>
   <w:style w:customStyle="1" w:styleId="Color444444BgC285FF" w:type="character">
     <w:name w:val="Color444444BgC285FF"/>
+    <w:semiHidden/>
     <w:rPr>
       <w:color w:val="444444"/>
       <w:shd w:color="auto" w:fill="C285FF" w:val="clear"/>
@@ -9104,6 +10104,7 @@
   </w:style>
   <w:style w:customStyle="1" w:styleId="Color444444Bg888888" w:type="character">
     <w:name w:val="Color444444Bg888888"/>
+    <w:semiHidden/>
     <w:rPr>
       <w:color w:val="444444"/>
       <w:shd w:color="auto" w:fill="888888" w:val="clear"/>
@@ -9111,6 +10112,7 @@
   </w:style>
   <w:style w:customStyle="1" w:styleId="Color444444BgA10000" w:type="character">
     <w:name w:val="Color444444BgA10000"/>
+    <w:semiHidden/>
     <w:rPr>
       <w:color w:val="444444"/>
       <w:shd w:color="auto" w:fill="A10000" w:val="clear"/>
@@ -9118,6 +10120,7 @@
   </w:style>
   <w:style w:customStyle="1" w:styleId="Color444444BgB26B00" w:type="character">
     <w:name w:val="Color444444BgB26B00"/>
+    <w:semiHidden/>
     <w:rPr>
       <w:color w:val="444444"/>
       <w:shd w:color="auto" w:fill="B26B00" w:val="clear"/>
@@ -9125,6 +10128,7 @@
   </w:style>
   <w:style w:customStyle="1" w:styleId="Color444444BgB2B200" w:type="character">
     <w:name w:val="Color444444BgB2B200"/>
+    <w:semiHidden/>
     <w:rPr>
       <w:color w:val="444444"/>
       <w:shd w:color="auto" w:fill="B2B200" w:val="clear"/>
@@ -9132,6 +10136,7 @@
   </w:style>
   <w:style w:customStyle="1" w:styleId="Color444444Bg006100" w:type="character">
     <w:name w:val="Color444444Bg006100"/>
+    <w:semiHidden/>
     <w:rPr>
       <w:color w:val="444444"/>
       <w:shd w:color="auto" w:fill="006100" w:val="clear"/>
@@ -9139,6 +10144,7 @@
   </w:style>
   <w:style w:customStyle="1" w:styleId="Color444444Bg0047B2" w:type="character">
     <w:name w:val="Color444444Bg0047B2"/>
+    <w:semiHidden/>
     <w:rPr>
       <w:color w:val="444444"/>
       <w:shd w:color="auto" w:fill="0047B2" w:val="clear"/>
@@ -9146,6 +10152,7 @@
   </w:style>
   <w:style w:customStyle="1" w:styleId="Color444444Bg6B24B2" w:type="character">
     <w:name w:val="Color444444Bg6B24B2"/>
+    <w:semiHidden/>
     <w:rPr>
       <w:color w:val="444444"/>
       <w:shd w:color="auto" w:fill="6B24B2" w:val="clear"/>
@@ -9153,6 +10160,7 @@
   </w:style>
   <w:style w:customStyle="1" w:styleId="Color444444Bg444444" w:type="character">
     <w:name w:val="Color444444Bg444444"/>
+    <w:semiHidden/>
     <w:rPr>
       <w:color w:val="444444"/>
       <w:shd w:color="auto" w:fill="444444" w:val="clear"/>
@@ -9160,6 +10168,7 @@
   </w:style>
   <w:style w:customStyle="1" w:styleId="Color444444Bg5C0000" w:type="character">
     <w:name w:val="Color444444Bg5C0000"/>
+    <w:semiHidden/>
     <w:rPr>
       <w:color w:val="444444"/>
       <w:shd w:color="auto" w:fill="5C0000" w:val="clear"/>
@@ -9167,6 +10176,7 @@
   </w:style>
   <w:style w:customStyle="1" w:styleId="Color444444Bg663D00" w:type="character">
     <w:name w:val="Color444444Bg663D00"/>
+    <w:semiHidden/>
     <w:rPr>
       <w:color w:val="444444"/>
       <w:shd w:color="auto" w:fill="663D00" w:val="clear"/>
@@ -9174,6 +10184,7 @@
   </w:style>
   <w:style w:customStyle="1" w:styleId="Color444444Bg666600" w:type="character">
     <w:name w:val="Color444444Bg666600"/>
+    <w:semiHidden/>
     <w:rPr>
       <w:color w:val="444444"/>
       <w:shd w:color="auto" w:fill="666600" w:val="clear"/>
@@ -9181,6 +10192,7 @@
   </w:style>
   <w:style w:customStyle="1" w:styleId="Color444444Bg003700" w:type="character">
     <w:name w:val="Color444444Bg003700"/>
+    <w:semiHidden/>
     <w:rPr>
       <w:color w:val="444444"/>
       <w:shd w:color="auto" w:fill="003700" w:val="clear"/>
@@ -9188,6 +10200,7 @@
   </w:style>
   <w:style w:customStyle="1" w:styleId="Color444444Bg002966" w:type="character">
     <w:name w:val="Color444444Bg002966"/>
+    <w:semiHidden/>
     <w:rPr>
       <w:color w:val="444444"/>
       <w:shd w:color="auto" w:fill="002966" w:val="clear"/>
@@ -9195,6 +10208,7 @@
   </w:style>
   <w:style w:customStyle="1" w:styleId="Color444444Bg3D1466" w:type="character">
     <w:name w:val="Color444444Bg3D1466"/>
+    <w:semiHidden/>
     <w:rPr>
       <w:color w:val="444444"/>
       <w:shd w:color="auto" w:fill="3D1466" w:val="clear"/>
@@ -9202,12 +10216,14 @@
   </w:style>
   <w:style w:customStyle="1" w:styleId="Color5C0000" w:type="character">
     <w:name w:val="Color5C0000"/>
+    <w:semiHidden/>
     <w:rPr>
       <w:color w:val="5C0000"/>
     </w:rPr>
   </w:style>
   <w:style w:customStyle="1" w:styleId="Color5C0000BgE60000" w:type="character">
     <w:name w:val="Color5C0000BgE60000"/>
+    <w:semiHidden/>
     <w:rPr>
       <w:color w:val="5C0000"/>
       <w:shd w:color="auto" w:fill="E60000" w:val="clear"/>
@@ -9215,6 +10231,7 @@
   </w:style>
   <w:style w:customStyle="1" w:styleId="Color5C0000BgFF9900" w:type="character">
     <w:name w:val="Color5C0000BgFF9900"/>
+    <w:semiHidden/>
     <w:rPr>
       <w:color w:val="5C0000"/>
       <w:shd w:color="auto" w:fill="FF9900" w:val="clear"/>
@@ -9222,6 +10239,7 @@
   </w:style>
   <w:style w:customStyle="1" w:styleId="Color5C0000BgFFFF00" w:type="character">
     <w:name w:val="Color5C0000BgFFFF00"/>
+    <w:semiHidden/>
     <w:rPr>
       <w:color w:val="5C0000"/>
       <w:shd w:color="auto" w:fill="FFFF00" w:val="clear"/>
@@ -9229,6 +10247,7 @@
   </w:style>
   <w:style w:customStyle="1" w:styleId="Color5C0000Bg008A00" w:type="character">
     <w:name w:val="Color5C0000Bg008A00"/>
+    <w:semiHidden/>
     <w:rPr>
       <w:color w:val="5C0000"/>
       <w:shd w:color="auto" w:fill="008A00" w:val="clear"/>
@@ -9236,6 +10255,7 @@
   </w:style>
   <w:style w:customStyle="1" w:styleId="Color5C0000Bg0066CC" w:type="character">
     <w:name w:val="Color5C0000Bg0066CC"/>
+    <w:semiHidden/>
     <w:rPr>
       <w:color w:val="5C0000"/>
       <w:shd w:color="auto" w:fill="0066CC" w:val="clear"/>
@@ -9243,6 +10263,7 @@
   </w:style>
   <w:style w:customStyle="1" w:styleId="Color5C0000Bg9933FF" w:type="character">
     <w:name w:val="Color5C0000Bg9933FF"/>
+    <w:semiHidden/>
     <w:rPr>
       <w:color w:val="5C0000"/>
       <w:shd w:color="auto" w:fill="9933FF" w:val="clear"/>
@@ -9250,6 +10271,7 @@
   </w:style>
   <w:style w:customStyle="1" w:styleId="Color5C0000BgFFFFFF" w:type="character">
     <w:name w:val="Color5C0000BgFFFFFF"/>
+    <w:semiHidden/>
     <w:rPr>
       <w:color w:val="5C0000"/>
       <w:shd w:color="auto" w:fill="FFFFFF" w:val="clear"/>
@@ -9257,6 +10279,7 @@
   </w:style>
   <w:style w:customStyle="1" w:styleId="Color5C0000BgFACCCC" w:type="character">
     <w:name w:val="Color5C0000BgFACCCC"/>
+    <w:semiHidden/>
     <w:rPr>
       <w:color w:val="5C0000"/>
       <w:shd w:color="auto" w:fill="FACCCC" w:val="clear"/>
@@ -9264,6 +10287,7 @@
   </w:style>
   <w:style w:customStyle="1" w:styleId="Color5C0000BgFFEBCC" w:type="character">
     <w:name w:val="Color5C0000BgFFEBCC"/>
+    <w:semiHidden/>
     <w:rPr>
       <w:color w:val="5C0000"/>
       <w:shd w:color="auto" w:fill="FFEBCC" w:val="clear"/>
@@ -9271,6 +10295,7 @@
   </w:style>
   <w:style w:customStyle="1" w:styleId="Color5C0000BgFFFFCC" w:type="character">
     <w:name w:val="Color5C0000BgFFFFCC"/>
+    <w:semiHidden/>
     <w:rPr>
       <w:color w:val="5C0000"/>
       <w:shd w:color="auto" w:fill="FFFFCC" w:val="clear"/>
@@ -9278,6 +10303,7 @@
   </w:style>
   <w:style w:customStyle="1" w:styleId="Color5C0000BgCCE8CC" w:type="character">
     <w:name w:val="Color5C0000BgCCE8CC"/>
+    <w:semiHidden/>
     <w:rPr>
       <w:color w:val="5C0000"/>
       <w:shd w:color="auto" w:fill="CCE8CC" w:val="clear"/>
@@ -9285,6 +10311,7 @@
   </w:style>
   <w:style w:customStyle="1" w:styleId="Color5C0000BgCCE0F5" w:type="character">
     <w:name w:val="Color5C0000BgCCE0F5"/>
+    <w:semiHidden/>
     <w:rPr>
       <w:color w:val="5C0000"/>
       <w:shd w:color="auto" w:fill="CCE0F5" w:val="clear"/>
@@ -9292,6 +10319,7 @@
   </w:style>
   <w:style w:customStyle="1" w:styleId="Color5C0000BgEBD6FF" w:type="character">
     <w:name w:val="Color5C0000BgEBD6FF"/>
+    <w:semiHidden/>
     <w:rPr>
       <w:color w:val="5C0000"/>
       <w:shd w:color="auto" w:fill="EBD6FF" w:val="clear"/>
@@ -9299,6 +10327,7 @@
   </w:style>
   <w:style w:customStyle="1" w:styleId="Color5C0000BgBBBBBB" w:type="character">
     <w:name w:val="Color5C0000BgBBBBBB"/>
+    <w:semiHidden/>
     <w:rPr>
       <w:color w:val="5C0000"/>
       <w:shd w:color="auto" w:fill="BBBBBB" w:val="clear"/>
@@ -9306,6 +10335,7 @@
   </w:style>
   <w:style w:customStyle="1" w:styleId="Color5C0000BgF06666" w:type="character">
     <w:name w:val="Color5C0000BgF06666"/>
+    <w:semiHidden/>
     <w:rPr>
       <w:color w:val="5C0000"/>
       <w:shd w:color="auto" w:fill="F06666" w:val="clear"/>
@@ -9313,6 +10343,7 @@
   </w:style>
   <w:style w:customStyle="1" w:styleId="Color5C0000BgFFC266" w:type="character">
     <w:name w:val="Color5C0000BgFFC266"/>
+    <w:semiHidden/>
     <w:rPr>
       <w:color w:val="5C0000"/>
       <w:shd w:color="auto" w:fill="FFC266" w:val="clear"/>
@@ -9320,6 +10351,7 @@
   </w:style>
   <w:style w:customStyle="1" w:styleId="Color5C0000BgFFFF66" w:type="character">
     <w:name w:val="Color5C0000BgFFFF66"/>
+    <w:semiHidden/>
     <w:rPr>
       <w:color w:val="5C0000"/>
       <w:shd w:color="auto" w:fill="FFFF66" w:val="clear"/>
@@ -9327,6 +10359,7 @@
   </w:style>
   <w:style w:customStyle="1" w:styleId="Color5C0000Bg66B966" w:type="character">
     <w:name w:val="Color5C0000Bg66B966"/>
+    <w:semiHidden/>
     <w:rPr>
       <w:color w:val="5C0000"/>
       <w:shd w:color="auto" w:fill="66B966" w:val="clear"/>
@@ -9334,6 +10367,7 @@
   </w:style>
   <w:style w:customStyle="1" w:styleId="Color5C0000Bg66A3E0" w:type="character">
     <w:name w:val="Color5C0000Bg66A3E0"/>
+    <w:semiHidden/>
     <w:rPr>
       <w:color w:val="5C0000"/>
       <w:shd w:color="auto" w:fill="66A3E0" w:val="clear"/>
@@ -9341,6 +10375,7 @@
   </w:style>
   <w:style w:customStyle="1" w:styleId="Color5C0000BgC285FF" w:type="character">
     <w:name w:val="Color5C0000BgC285FF"/>
+    <w:semiHidden/>
     <w:rPr>
       <w:color w:val="5C0000"/>
       <w:shd w:color="auto" w:fill="C285FF" w:val="clear"/>
@@ -9348,6 +10383,7 @@
   </w:style>
   <w:style w:customStyle="1" w:styleId="Color5C0000Bg888888" w:type="character">
     <w:name w:val="Color5C0000Bg888888"/>
+    <w:semiHidden/>
     <w:rPr>
       <w:color w:val="5C0000"/>
       <w:shd w:color="auto" w:fill="888888" w:val="clear"/>
@@ -9355,6 +10391,7 @@
   </w:style>
   <w:style w:customStyle="1" w:styleId="Color5C0000BgA10000" w:type="character">
     <w:name w:val="Color5C0000BgA10000"/>
+    <w:semiHidden/>
     <w:rPr>
       <w:color w:val="5C0000"/>
       <w:shd w:color="auto" w:fill="A10000" w:val="clear"/>
@@ -9362,6 +10399,7 @@
   </w:style>
   <w:style w:customStyle="1" w:styleId="Color5C0000BgB26B00" w:type="character">
     <w:name w:val="Color5C0000BgB26B00"/>
+    <w:semiHidden/>
     <w:rPr>
       <w:color w:val="5C0000"/>
       <w:shd w:color="auto" w:fill="B26B00" w:val="clear"/>
@@ -9369,6 +10407,7 @@
   </w:style>
   <w:style w:customStyle="1" w:styleId="Color5C0000BgB2B200" w:type="character">
     <w:name w:val="Color5C0000BgB2B200"/>
+    <w:semiHidden/>
     <w:rPr>
       <w:color w:val="5C0000"/>
       <w:shd w:color="auto" w:fill="B2B200" w:val="clear"/>
@@ -9376,6 +10415,7 @@
   </w:style>
   <w:style w:customStyle="1" w:styleId="Color5C0000Bg006100" w:type="character">
     <w:name w:val="Color5C0000Bg006100"/>
+    <w:semiHidden/>
     <w:rPr>
       <w:color w:val="5C0000"/>
       <w:shd w:color="auto" w:fill="006100" w:val="clear"/>
@@ -9383,6 +10423,7 @@
   </w:style>
   <w:style w:customStyle="1" w:styleId="Color5C0000Bg0047B2" w:type="character">
     <w:name w:val="Color5C0000Bg0047B2"/>
+    <w:semiHidden/>
     <w:rPr>
       <w:color w:val="5C0000"/>
       <w:shd w:color="auto" w:fill="0047B2" w:val="clear"/>
@@ -9390,6 +10431,7 @@
   </w:style>
   <w:style w:customStyle="1" w:styleId="Color5C0000Bg6B24B2" w:type="character">
     <w:name w:val="Color5C0000Bg6B24B2"/>
+    <w:semiHidden/>
     <w:rPr>
       <w:color w:val="5C0000"/>
       <w:shd w:color="auto" w:fill="6B24B2" w:val="clear"/>
@@ -9397,6 +10439,7 @@
   </w:style>
   <w:style w:customStyle="1" w:styleId="Color5C0000Bg444444" w:type="character">
     <w:name w:val="Color5C0000Bg444444"/>
+    <w:semiHidden/>
     <w:rPr>
       <w:color w:val="5C0000"/>
       <w:shd w:color="auto" w:fill="444444" w:val="clear"/>
@@ -9404,6 +10447,7 @@
   </w:style>
   <w:style w:customStyle="1" w:styleId="Color5C0000Bg5C0000" w:type="character">
     <w:name w:val="Color5C0000Bg5C0000"/>
+    <w:semiHidden/>
     <w:rPr>
       <w:color w:val="5C0000"/>
       <w:shd w:color="auto" w:fill="5C0000" w:val="clear"/>
@@ -9411,6 +10455,7 @@
   </w:style>
   <w:style w:customStyle="1" w:styleId="Color5C0000Bg663D00" w:type="character">
     <w:name w:val="Color5C0000Bg663D00"/>
+    <w:semiHidden/>
     <w:rPr>
       <w:color w:val="5C0000"/>
       <w:shd w:color="auto" w:fill="663D00" w:val="clear"/>
@@ -9418,6 +10463,7 @@
   </w:style>
   <w:style w:customStyle="1" w:styleId="Color5C0000Bg666600" w:type="character">
     <w:name w:val="Color5C0000Bg666600"/>
+    <w:semiHidden/>
     <w:rPr>
       <w:color w:val="5C0000"/>
       <w:shd w:color="auto" w:fill="666600" w:val="clear"/>
@@ -9425,6 +10471,7 @@
   </w:style>
   <w:style w:customStyle="1" w:styleId="Color5C0000Bg003700" w:type="character">
     <w:name w:val="Color5C0000Bg003700"/>
+    <w:semiHidden/>
     <w:rPr>
       <w:color w:val="5C0000"/>
       <w:shd w:color="auto" w:fill="003700" w:val="clear"/>
@@ -9432,6 +10479,7 @@
   </w:style>
   <w:style w:customStyle="1" w:styleId="Color5C0000Bg002966" w:type="character">
     <w:name w:val="Color5C0000Bg002966"/>
+    <w:semiHidden/>
     <w:rPr>
       <w:color w:val="5C0000"/>
       <w:shd w:color="auto" w:fill="002966" w:val="clear"/>
@@ -9439,6 +10487,7 @@
   </w:style>
   <w:style w:customStyle="1" w:styleId="Color5C0000Bg3D1466" w:type="character">
     <w:name w:val="Color5C0000Bg3D1466"/>
+    <w:semiHidden/>
     <w:rPr>
       <w:color w:val="5C0000"/>
       <w:shd w:color="auto" w:fill="3D1466" w:val="clear"/>
@@ -9446,12 +10495,14 @@
   </w:style>
   <w:style w:customStyle="1" w:styleId="Color663D00" w:type="character">
     <w:name w:val="Color663D00"/>
+    <w:semiHidden/>
     <w:rPr>
       <w:color w:val="663D00"/>
     </w:rPr>
   </w:style>
   <w:style w:customStyle="1" w:styleId="Color663D00BgE60000" w:type="character">
     <w:name w:val="Color663D00BgE60000"/>
+    <w:semiHidden/>
     <w:rPr>
       <w:color w:val="663D00"/>
       <w:shd w:color="auto" w:fill="E60000" w:val="clear"/>
@@ -9459,6 +10510,7 @@
   </w:style>
   <w:style w:customStyle="1" w:styleId="Color663D00BgFF9900" w:type="character">
     <w:name w:val="Color663D00BgFF9900"/>
+    <w:semiHidden/>
     <w:rPr>
       <w:color w:val="663D00"/>
       <w:shd w:color="auto" w:fill="FF9900" w:val="clear"/>
@@ -9466,6 +10518,7 @@
   </w:style>
   <w:style w:customStyle="1" w:styleId="Color663D00BgFFFF00" w:type="character">
     <w:name w:val="Color663D00BgFFFF00"/>
+    <w:semiHidden/>
     <w:rPr>
       <w:color w:val="663D00"/>
       <w:shd w:color="auto" w:fill="FFFF00" w:val="clear"/>
@@ -9473,6 +10526,7 @@
   </w:style>
   <w:style w:customStyle="1" w:styleId="Color663D00Bg008A00" w:type="character">
     <w:name w:val="Color663D00Bg008A00"/>
+    <w:semiHidden/>
     <w:rPr>
       <w:color w:val="663D00"/>
       <w:shd w:color="auto" w:fill="008A00" w:val="clear"/>
@@ -9480,6 +10534,7 @@
   </w:style>
   <w:style w:customStyle="1" w:styleId="Color663D00Bg0066CC" w:type="character">
     <w:name w:val="Color663D00Bg0066CC"/>
+    <w:semiHidden/>
     <w:rPr>
       <w:color w:val="663D00"/>
       <w:shd w:color="auto" w:fill="0066CC" w:val="clear"/>
@@ -9487,6 +10542,7 @@
   </w:style>
   <w:style w:customStyle="1" w:styleId="Color663D00Bg9933FF" w:type="character">
     <w:name w:val="Color663D00Bg9933FF"/>
+    <w:semiHidden/>
     <w:rPr>
       <w:color w:val="663D00"/>
       <w:shd w:color="auto" w:fill="9933FF" w:val="clear"/>
@@ -9494,6 +10550,7 @@
   </w:style>
   <w:style w:customStyle="1" w:styleId="Color663D00BgFFFFFF" w:type="character">
     <w:name w:val="Color663D00BgFFFFFF"/>
+    <w:semiHidden/>
     <w:rPr>
       <w:color w:val="663D00"/>
       <w:shd w:color="auto" w:fill="FFFFFF" w:val="clear"/>
@@ -9501,6 +10558,7 @@
   </w:style>
   <w:style w:customStyle="1" w:styleId="Color663D00BgFACCCC" w:type="character">
     <w:name w:val="Color663D00BgFACCCC"/>
+    <w:semiHidden/>
     <w:rPr>
       <w:color w:val="663D00"/>
       <w:shd w:color="auto" w:fill="FACCCC" w:val="clear"/>
@@ -9508,6 +10566,7 @@
   </w:style>
   <w:style w:customStyle="1" w:styleId="Color663D00BgFFEBCC" w:type="character">
     <w:name w:val="Color663D00BgFFEBCC"/>
+    <w:semiHidden/>
     <w:rPr>
       <w:color w:val="663D00"/>
       <w:shd w:color="auto" w:fill="FFEBCC" w:val="clear"/>
@@ -9515,6 +10574,7 @@
   </w:style>
   <w:style w:customStyle="1" w:styleId="Color663D00BgFFFFCC" w:type="character">
     <w:name w:val="Color663D00BgFFFFCC"/>
+    <w:semiHidden/>
     <w:rPr>
       <w:color w:val="663D00"/>
       <w:shd w:color="auto" w:fill="FFFFCC" w:val="clear"/>
@@ -9522,6 +10582,7 @@
   </w:style>
   <w:style w:customStyle="1" w:styleId="Color663D00BgCCE8CC" w:type="character">
     <w:name w:val="Color663D00BgCCE8CC"/>
+    <w:semiHidden/>
     <w:rPr>
       <w:color w:val="663D00"/>
       <w:shd w:color="auto" w:fill="CCE8CC" w:val="clear"/>
@@ -9529,6 +10590,7 @@
   </w:style>
   <w:style w:customStyle="1" w:styleId="Color663D00BgCCE0F5" w:type="character">
     <w:name w:val="Color663D00BgCCE0F5"/>
+    <w:semiHidden/>
     <w:rPr>
       <w:color w:val="663D00"/>
       <w:shd w:color="auto" w:fill="CCE0F5" w:val="clear"/>
@@ -9536,6 +10598,7 @@
   </w:style>
   <w:style w:customStyle="1" w:styleId="Color663D00BgEBD6FF" w:type="character">
     <w:name w:val="Color663D00BgEBD6FF"/>
+    <w:semiHidden/>
     <w:rPr>
       <w:color w:val="663D00"/>
       <w:shd w:color="auto" w:fill="EBD6FF" w:val="clear"/>
@@ -9543,6 +10606,7 @@
   </w:style>
   <w:style w:customStyle="1" w:styleId="Color663D00BgBBBBBB" w:type="character">
     <w:name w:val="Color663D00BgBBBBBB"/>
+    <w:semiHidden/>
     <w:rPr>
       <w:color w:val="663D00"/>
       <w:shd w:color="auto" w:fill="BBBBBB" w:val="clear"/>
@@ -9550,6 +10614,7 @@
   </w:style>
   <w:style w:customStyle="1" w:styleId="Color663D00BgF06666" w:type="character">
     <w:name w:val="Color663D00BgF06666"/>
+    <w:semiHidden/>
     <w:rPr>
       <w:color w:val="663D00"/>
       <w:shd w:color="auto" w:fill="F06666" w:val="clear"/>
@@ -9557,6 +10622,7 @@
   </w:style>
   <w:style w:customStyle="1" w:styleId="Color663D00BgFFC266" w:type="character">
     <w:name w:val="Color663D00BgFFC266"/>
+    <w:semiHidden/>
     <w:rPr>
       <w:color w:val="663D00"/>
       <w:shd w:color="auto" w:fill="FFC266" w:val="clear"/>
@@ -9564,6 +10630,7 @@
   </w:style>
   <w:style w:customStyle="1" w:styleId="Color663D00BgFFFF66" w:type="character">
     <w:name w:val="Color663D00BgFFFF66"/>
+    <w:semiHidden/>
     <w:rPr>
       <w:color w:val="663D00"/>
       <w:shd w:color="auto" w:fill="FFFF66" w:val="clear"/>
@@ -9571,6 +10638,7 @@
   </w:style>
   <w:style w:customStyle="1" w:styleId="Color663D00Bg66B966" w:type="character">
     <w:name w:val="Color663D00Bg66B966"/>
+    <w:semiHidden/>
     <w:rPr>
       <w:color w:val="663D00"/>
       <w:shd w:color="auto" w:fill="66B966" w:val="clear"/>
@@ -9578,6 +10646,7 @@
   </w:style>
   <w:style w:customStyle="1" w:styleId="Color663D00Bg66A3E0" w:type="character">
     <w:name w:val="Color663D00Bg66A3E0"/>
+    <w:semiHidden/>
     <w:rPr>
       <w:color w:val="663D00"/>
       <w:shd w:color="auto" w:fill="66A3E0" w:val="clear"/>
@@ -9585,6 +10654,7 @@
   </w:style>
   <w:style w:customStyle="1" w:styleId="Color663D00BgC285FF" w:type="character">
     <w:name w:val="Color663D00BgC285FF"/>
+    <w:semiHidden/>
     <w:rPr>
       <w:color w:val="663D00"/>
       <w:shd w:color="auto" w:fill="C285FF" w:val="clear"/>
@@ -9592,6 +10662,7 @@
   </w:style>
   <w:style w:customStyle="1" w:styleId="Color663D00Bg888888" w:type="character">
     <w:name w:val="Color663D00Bg888888"/>
+    <w:semiHidden/>
     <w:rPr>
       <w:color w:val="663D00"/>
       <w:shd w:color="auto" w:fill="888888" w:val="clear"/>
@@ -9599,6 +10670,7 @@
   </w:style>
   <w:style w:customStyle="1" w:styleId="Color663D00BgA10000" w:type="character">
     <w:name w:val="Color663D00BgA10000"/>
+    <w:semiHidden/>
     <w:rPr>
       <w:color w:val="663D00"/>
       <w:shd w:color="auto" w:fill="A10000" w:val="clear"/>
@@ -9606,6 +10678,7 @@
   </w:style>
   <w:style w:customStyle="1" w:styleId="Color663D00BgB26B00" w:type="character">
     <w:name w:val="Color663D00BgB26B00"/>
+    <w:semiHidden/>
     <w:rPr>
       <w:color w:val="663D00"/>
       <w:shd w:color="auto" w:fill="B26B00" w:val="clear"/>
@@ -9613,6 +10686,7 @@
   </w:style>
   <w:style w:customStyle="1" w:styleId="Color663D00BgB2B200" w:type="character">
     <w:name w:val="Color663D00BgB2B200"/>
+    <w:semiHidden/>
     <w:rPr>
       <w:color w:val="663D00"/>
       <w:shd w:color="auto" w:fill="B2B200" w:val="clear"/>
@@ -9620,6 +10694,7 @@
   </w:style>
   <w:style w:customStyle="1" w:styleId="Color663D00Bg006100" w:type="character">
     <w:name w:val="Color663D00Bg006100"/>
+    <w:semiHidden/>
     <w:rPr>
       <w:color w:val="663D00"/>
       <w:shd w:color="auto" w:fill="006100" w:val="clear"/>
@@ -9627,6 +10702,7 @@
   </w:style>
   <w:style w:customStyle="1" w:styleId="Color663D00Bg0047B2" w:type="character">
     <w:name w:val="Color663D00Bg0047B2"/>
+    <w:semiHidden/>
     <w:rPr>
       <w:color w:val="663D00"/>
       <w:shd w:color="auto" w:fill="0047B2" w:val="clear"/>
@@ -9634,6 +10710,7 @@
   </w:style>
   <w:style w:customStyle="1" w:styleId="Color663D00Bg6B24B2" w:type="character">
     <w:name w:val="Color663D00Bg6B24B2"/>
+    <w:semiHidden/>
     <w:rPr>
       <w:color w:val="663D00"/>
       <w:shd w:color="auto" w:fill="6B24B2" w:val="clear"/>
@@ -9641,6 +10718,7 @@
   </w:style>
   <w:style w:customStyle="1" w:styleId="Color663D00Bg444444" w:type="character">
     <w:name w:val="Color663D00Bg444444"/>
+    <w:semiHidden/>
     <w:rPr>
       <w:color w:val="663D00"/>
       <w:shd w:color="auto" w:fill="444444" w:val="clear"/>
@@ -9648,6 +10726,7 @@
   </w:style>
   <w:style w:customStyle="1" w:styleId="Color663D00Bg5C0000" w:type="character">
     <w:name w:val="Color663D00Bg5C0000"/>
+    <w:semiHidden/>
     <w:rPr>
       <w:color w:val="663D00"/>
       <w:shd w:color="auto" w:fill="5C0000" w:val="clear"/>
@@ -9655,6 +10734,7 @@
   </w:style>
   <w:style w:customStyle="1" w:styleId="Color663D00Bg663D00" w:type="character">
     <w:name w:val="Color663D00Bg663D00"/>
+    <w:semiHidden/>
     <w:rPr>
       <w:color w:val="663D00"/>
       <w:shd w:color="auto" w:fill="663D00" w:val="clear"/>
@@ -9662,6 +10742,7 @@
   </w:style>
   <w:style w:customStyle="1" w:styleId="Color663D00Bg666600" w:type="character">
     <w:name w:val="Color663D00Bg666600"/>
+    <w:semiHidden/>
     <w:rPr>
       <w:color w:val="663D00"/>
       <w:shd w:color="auto" w:fill="666600" w:val="clear"/>
@@ -9669,6 +10750,7 @@
   </w:style>
   <w:style w:customStyle="1" w:styleId="Color663D00Bg003700" w:type="character">
     <w:name w:val="Color663D00Bg003700"/>
+    <w:semiHidden/>
     <w:rPr>
       <w:color w:val="663D00"/>
       <w:shd w:color="auto" w:fill="003700" w:val="clear"/>
@@ -9676,6 +10758,7 @@
   </w:style>
   <w:style w:customStyle="1" w:styleId="Color663D00Bg002966" w:type="character">
     <w:name w:val="Color663D00Bg002966"/>
+    <w:semiHidden/>
     <w:rPr>
       <w:color w:val="663D00"/>
       <w:shd w:color="auto" w:fill="002966" w:val="clear"/>
@@ -9683,6 +10766,7 @@
   </w:style>
   <w:style w:customStyle="1" w:styleId="Color663D00Bg3D1466" w:type="character">
     <w:name w:val="Color663D00Bg3D1466"/>
+    <w:semiHidden/>
     <w:rPr>
       <w:color w:val="663D00"/>
       <w:shd w:color="auto" w:fill="3D1466" w:val="clear"/>
@@ -9690,12 +10774,14 @@
   </w:style>
   <w:style w:customStyle="1" w:styleId="Color666600" w:type="character">
     <w:name w:val="Color666600"/>
+    <w:semiHidden/>
     <w:rPr>
       <w:color w:val="666600"/>
     </w:rPr>
   </w:style>
   <w:style w:customStyle="1" w:styleId="Color666600BgE60000" w:type="character">
     <w:name w:val="Color666600BgE60000"/>
+    <w:semiHidden/>
     <w:rPr>
       <w:color w:val="666600"/>
       <w:shd w:color="auto" w:fill="E60000" w:val="clear"/>
@@ -9703,6 +10789,7 @@
   </w:style>
   <w:style w:customStyle="1" w:styleId="Color666600BgFF9900" w:type="character">
     <w:name w:val="Color666600BgFF9900"/>
+    <w:semiHidden/>
     <w:rPr>
       <w:color w:val="666600"/>
       <w:shd w:color="auto" w:fill="FF9900" w:val="clear"/>
@@ -9710,6 +10797,7 @@
   </w:style>
   <w:style w:customStyle="1" w:styleId="Color666600BgFFFF00" w:type="character">
     <w:name w:val="Color666600BgFFFF00"/>
+    <w:semiHidden/>
     <w:rPr>
       <w:color w:val="666600"/>
       <w:shd w:color="auto" w:fill="FFFF00" w:val="clear"/>
@@ -9717,6 +10805,7 @@
   </w:style>
   <w:style w:customStyle="1" w:styleId="Color666600Bg008A00" w:type="character">
     <w:name w:val="Color666600Bg008A00"/>
+    <w:semiHidden/>
     <w:rPr>
       <w:color w:val="666600"/>
       <w:shd w:color="auto" w:fill="008A00" w:val="clear"/>
@@ -9724,6 +10813,7 @@
   </w:style>
   <w:style w:customStyle="1" w:styleId="Color666600Bg0066CC" w:type="character">
     <w:name w:val="Color666600Bg0066CC"/>
+    <w:semiHidden/>
     <w:rPr>
       <w:color w:val="666600"/>
       <w:shd w:color="auto" w:fill="0066CC" w:val="clear"/>
@@ -9731,6 +10821,7 @@
   </w:style>
   <w:style w:customStyle="1" w:styleId="Color666600Bg9933FF" w:type="character">
     <w:name w:val="Color666600Bg9933FF"/>
+    <w:semiHidden/>
     <w:rPr>
       <w:color w:val="666600"/>
       <w:shd w:color="auto" w:fill="9933FF" w:val="clear"/>
@@ -9738,6 +10829,7 @@
   </w:style>
   <w:style w:customStyle="1" w:styleId="Color666600BgFFFFFF" w:type="character">
     <w:name w:val="Color666600BgFFFFFF"/>
+    <w:semiHidden/>
     <w:rPr>
       <w:color w:val="666600"/>
       <w:shd w:color="auto" w:fill="FFFFFF" w:val="clear"/>
@@ -9745,6 +10837,7 @@
   </w:style>
   <w:style w:customStyle="1" w:styleId="Color666600BgFACCCC" w:type="character">
     <w:name w:val="Color666600BgFACCCC"/>
+    <w:semiHidden/>
     <w:rPr>
       <w:color w:val="666600"/>
       <w:shd w:color="auto" w:fill="FACCCC" w:val="clear"/>
@@ -9752,6 +10845,7 @@
   </w:style>
   <w:style w:customStyle="1" w:styleId="Color666600BgFFEBCC" w:type="character">
     <w:name w:val="Color666600BgFFEBCC"/>
+    <w:semiHidden/>
     <w:rPr>
       <w:color w:val="666600"/>
       <w:shd w:color="auto" w:fill="FFEBCC" w:val="clear"/>
@@ -9759,6 +10853,7 @@
   </w:style>
   <w:style w:customStyle="1" w:styleId="Color666600BgFFFFCC" w:type="character">
     <w:name w:val="Color666600BgFFFFCC"/>
+    <w:semiHidden/>
     <w:rPr>
       <w:color w:val="666600"/>
       <w:shd w:color="auto" w:fill="FFFFCC" w:val="clear"/>
@@ -9766,6 +10861,7 @@
   </w:style>
   <w:style w:customStyle="1" w:styleId="Color666600BgCCE8CC" w:type="character">
     <w:name w:val="Color666600BgCCE8CC"/>
+    <w:semiHidden/>
     <w:rPr>
       <w:color w:val="666600"/>
       <w:shd w:color="auto" w:fill="CCE8CC" w:val="clear"/>
@@ -9773,6 +10869,7 @@
   </w:style>
   <w:style w:customStyle="1" w:styleId="Color666600BgCCE0F5" w:type="character">
     <w:name w:val="Color666600BgCCE0F5"/>
+    <w:semiHidden/>
     <w:rPr>
       <w:color w:val="666600"/>
       <w:shd w:color="auto" w:fill="CCE0F5" w:val="clear"/>
@@ -9780,6 +10877,7 @@
   </w:style>
   <w:style w:customStyle="1" w:styleId="Color666600BgEBD6FF" w:type="character">
     <w:name w:val="Color666600BgEBD6FF"/>
+    <w:semiHidden/>
     <w:rPr>
       <w:color w:val="666600"/>
       <w:shd w:color="auto" w:fill="EBD6FF" w:val="clear"/>
@@ -9787,6 +10885,7 @@
   </w:style>
   <w:style w:customStyle="1" w:styleId="Color666600BgBBBBBB" w:type="character">
     <w:name w:val="Color666600BgBBBBBB"/>
+    <w:semiHidden/>
     <w:rPr>
       <w:color w:val="666600"/>
       <w:shd w:color="auto" w:fill="BBBBBB" w:val="clear"/>
@@ -9794,6 +10893,7 @@
   </w:style>
   <w:style w:customStyle="1" w:styleId="Color666600BgF06666" w:type="character">
     <w:name w:val="Color666600BgF06666"/>
+    <w:semiHidden/>
     <w:rPr>
       <w:color w:val="666600"/>
       <w:shd w:color="auto" w:fill="F06666" w:val="clear"/>
@@ -9801,6 +10901,7 @@
   </w:style>
   <w:style w:customStyle="1" w:styleId="Color666600BgFFC266" w:type="character">
     <w:name w:val="Color666600BgFFC266"/>
+    <w:semiHidden/>
     <w:rPr>
       <w:color w:val="666600"/>
       <w:shd w:color="auto" w:fill="FFC266" w:val="clear"/>
@@ -9808,6 +10909,7 @@
   </w:style>
   <w:style w:customStyle="1" w:styleId="Color666600BgFFFF66" w:type="character">
     <w:name w:val="Color666600BgFFFF66"/>
+    <w:semiHidden/>
     <w:rPr>
       <w:color w:val="666600"/>
       <w:shd w:color="auto" w:fill="FFFF66" w:val="clear"/>
@@ -9815,6 +10917,7 @@
   </w:style>
   <w:style w:customStyle="1" w:styleId="Color666600Bg66B966" w:type="character">
     <w:name w:val="Color666600Bg66B966"/>
+    <w:semiHidden/>
     <w:rPr>
       <w:color w:val="666600"/>
       <w:shd w:color="auto" w:fill="66B966" w:val="clear"/>
@@ -9822,6 +10925,7 @@
   </w:style>
   <w:style w:customStyle="1" w:styleId="Color666600Bg66A3E0" w:type="character">
     <w:name w:val="Color666600Bg66A3E0"/>
+    <w:semiHidden/>
     <w:rPr>
       <w:color w:val="666600"/>
       <w:shd w:color="auto" w:fill="66A3E0" w:val="clear"/>
@@ -9829,6 +10933,7 @@
   </w:style>
   <w:style w:customStyle="1" w:styleId="Color666600BgC285FF" w:type="character">
     <w:name w:val="Color666600BgC285FF"/>
+    <w:semiHidden/>
     <w:rPr>
       <w:color w:val="666600"/>
       <w:shd w:color="auto" w:fill="C285FF" w:val="clear"/>
@@ -9836,6 +10941,7 @@
   </w:style>
   <w:style w:customStyle="1" w:styleId="Color666600Bg888888" w:type="character">
     <w:name w:val="Color666600Bg888888"/>
+    <w:semiHidden/>
     <w:rPr>
       <w:color w:val="666600"/>
       <w:shd w:color="auto" w:fill="888888" w:val="clear"/>
@@ -9843,6 +10949,7 @@
   </w:style>
   <w:style w:customStyle="1" w:styleId="Color666600BgA10000" w:type="character">
     <w:name w:val="Color666600BgA10000"/>
+    <w:semiHidden/>
     <w:rPr>
       <w:color w:val="666600"/>
       <w:shd w:color="auto" w:fill="A10000" w:val="clear"/>
@@ -9850,6 +10957,7 @@
   </w:style>
   <w:style w:customStyle="1" w:styleId="Color666600BgB26B00" w:type="character">
     <w:name w:val="Color666600BgB26B00"/>
+    <w:semiHidden/>
     <w:rPr>
       <w:color w:val="666600"/>
       <w:shd w:color="auto" w:fill="B26B00" w:val="clear"/>
@@ -9857,6 +10965,7 @@
   </w:style>
   <w:style w:customStyle="1" w:styleId="Color666600BgB2B200" w:type="character">
     <w:name w:val="Color666600BgB2B200"/>
+    <w:semiHidden/>
     <w:rPr>
       <w:color w:val="666600"/>
       <w:shd w:color="auto" w:fill="B2B200" w:val="clear"/>
@@ -9864,6 +10973,7 @@
   </w:style>
   <w:style w:customStyle="1" w:styleId="Color666600Bg006100" w:type="character">
     <w:name w:val="Color666600Bg006100"/>
+    <w:semiHidden/>
     <w:rPr>
       <w:color w:val="666600"/>
       <w:shd w:color="auto" w:fill="006100" w:val="clear"/>
@@ -9871,6 +10981,7 @@
   </w:style>
   <w:style w:customStyle="1" w:styleId="Color666600Bg0047B2" w:type="character">
     <w:name w:val="Color666600Bg0047B2"/>
+    <w:semiHidden/>
     <w:rPr>
       <w:color w:val="666600"/>
       <w:shd w:color="auto" w:fill="0047B2" w:val="clear"/>
@@ -9878,6 +10989,7 @@
   </w:style>
   <w:style w:customStyle="1" w:styleId="Color666600Bg6B24B2" w:type="character">
     <w:name w:val="Color666600Bg6B24B2"/>
+    <w:semiHidden/>
     <w:rPr>
       <w:color w:val="666600"/>
       <w:shd w:color="auto" w:fill="6B24B2" w:val="clear"/>
@@ -9885,6 +10997,7 @@
   </w:style>
   <w:style w:customStyle="1" w:styleId="Color666600Bg444444" w:type="character">
     <w:name w:val="Color666600Bg444444"/>
+    <w:semiHidden/>
     <w:rPr>
       <w:color w:val="666600"/>
       <w:shd w:color="auto" w:fill="444444" w:val="clear"/>
@@ -9892,6 +11005,7 @@
   </w:style>
   <w:style w:customStyle="1" w:styleId="Color666600Bg5C0000" w:type="character">
     <w:name w:val="Color666600Bg5C0000"/>
+    <w:semiHidden/>
     <w:rPr>
       <w:color w:val="666600"/>
       <w:shd w:color="auto" w:fill="5C0000" w:val="clear"/>
@@ -9899,6 +11013,7 @@
   </w:style>
   <w:style w:customStyle="1" w:styleId="Color666600Bg663D00" w:type="character">
     <w:name w:val="Color666600Bg663D00"/>
+    <w:semiHidden/>
     <w:rPr>
       <w:color w:val="666600"/>
       <w:shd w:color="auto" w:fill="663D00" w:val="clear"/>
@@ -9906,6 +11021,7 @@
   </w:style>
   <w:style w:customStyle="1" w:styleId="Color666600Bg666600" w:type="character">
     <w:name w:val="Color666600Bg666600"/>
+    <w:semiHidden/>
     <w:rPr>
       <w:color w:val="666600"/>
       <w:shd w:color="auto" w:fill="666600" w:val="clear"/>
@@ -9913,6 +11029,7 @@
   </w:style>
   <w:style w:customStyle="1" w:styleId="Color666600Bg003700" w:type="character">
     <w:name w:val="Color666600Bg003700"/>
+    <w:semiHidden/>
     <w:rPr>
       <w:color w:val="666600"/>
       <w:shd w:color="auto" w:fill="003700" w:val="clear"/>
@@ -9920,6 +11037,7 @@
   </w:style>
   <w:style w:customStyle="1" w:styleId="Color666600Bg002966" w:type="character">
     <w:name w:val="Color666600Bg002966"/>
+    <w:semiHidden/>
     <w:rPr>
       <w:color w:val="666600"/>
       <w:shd w:color="auto" w:fill="002966" w:val="clear"/>
@@ -9927,6 +11045,7 @@
   </w:style>
   <w:style w:customStyle="1" w:styleId="Color666600Bg3D1466" w:type="character">
     <w:name w:val="Color666600Bg3D1466"/>
+    <w:semiHidden/>
     <w:rPr>
       <w:color w:val="666600"/>
       <w:shd w:color="auto" w:fill="3D1466" w:val="clear"/>
@@ -9934,12 +11053,14 @@
   </w:style>
   <w:style w:customStyle="1" w:styleId="Color003700" w:type="character">
     <w:name w:val="Color003700"/>
+    <w:semiHidden/>
     <w:rPr>
       <w:color w:val="003700"/>
     </w:rPr>
   </w:style>
   <w:style w:customStyle="1" w:styleId="Color003700BgE60000" w:type="character">
     <w:name w:val="Color003700BgE60000"/>
+    <w:semiHidden/>
     <w:rPr>
       <w:color w:val="003700"/>
       <w:shd w:color="auto" w:fill="E60000" w:val="clear"/>
@@ -9947,6 +11068,7 @@
   </w:style>
   <w:style w:customStyle="1" w:styleId="Color003700BgFF9900" w:type="character">
     <w:name w:val="Color003700BgFF9900"/>
+    <w:semiHidden/>
     <w:rPr>
       <w:color w:val="003700"/>
       <w:shd w:color="auto" w:fill="FF9900" w:val="clear"/>
@@ -9954,6 +11076,7 @@
   </w:style>
   <w:style w:customStyle="1" w:styleId="Color003700BgFFFF00" w:type="character">
     <w:name w:val="Color003700BgFFFF00"/>
+    <w:semiHidden/>
     <w:rPr>
       <w:color w:val="003700"/>
       <w:shd w:color="auto" w:fill="FFFF00" w:val="clear"/>
@@ -9961,6 +11084,7 @@
   </w:style>
   <w:style w:customStyle="1" w:styleId="Color003700Bg008A00" w:type="character">
     <w:name w:val="Color003700Bg008A00"/>
+    <w:semiHidden/>
     <w:rPr>
       <w:color w:val="003700"/>
       <w:shd w:color="auto" w:fill="008A00" w:val="clear"/>
@@ -9968,6 +11092,7 @@
   </w:style>
   <w:style w:customStyle="1" w:styleId="Color003700Bg0066CC" w:type="character">
     <w:name w:val="Color003700Bg0066CC"/>
+    <w:semiHidden/>
     <w:rPr>
       <w:color w:val="003700"/>
       <w:shd w:color="auto" w:fill="0066CC" w:val="clear"/>
@@ -9975,6 +11100,7 @@
   </w:style>
   <w:style w:customStyle="1" w:styleId="Color003700Bg9933FF" w:type="character">
     <w:name w:val="Color003700Bg9933FF"/>
+    <w:semiHidden/>
     <w:rPr>
       <w:color w:val="003700"/>
       <w:shd w:color="auto" w:fill="9933FF" w:val="clear"/>
@@ -9982,6 +11108,7 @@
   </w:style>
   <w:style w:customStyle="1" w:styleId="Color003700BgFFFFFF" w:type="character">
     <w:name w:val="Color003700BgFFFFFF"/>
+    <w:semiHidden/>
     <w:rPr>
       <w:color w:val="003700"/>
       <w:shd w:color="auto" w:fill="FFFFFF" w:val="clear"/>
@@ -9989,6 +11116,7 @@
   </w:style>
   <w:style w:customStyle="1" w:styleId="Color003700BgFACCCC" w:type="character">
     <w:name w:val="Color003700BgFACCCC"/>
+    <w:semiHidden/>
     <w:rPr>
       <w:color w:val="003700"/>
       <w:shd w:color="auto" w:fill="FACCCC" w:val="clear"/>
@@ -9996,6 +11124,7 @@
   </w:style>
   <w:style w:customStyle="1" w:styleId="Color003700BgFFEBCC" w:type="character">
     <w:name w:val="Color003700BgFFEBCC"/>
+    <w:semiHidden/>
     <w:rPr>
       <w:color w:val="003700"/>
       <w:shd w:color="auto" w:fill="FFEBCC" w:val="clear"/>
@@ -10003,6 +11132,7 @@
   </w:style>
   <w:style w:customStyle="1" w:styleId="Color003700BgFFFFCC" w:type="character">
     <w:name w:val="Color003700BgFFFFCC"/>
+    <w:semiHidden/>
     <w:rPr>
       <w:color w:val="003700"/>
       <w:shd w:color="auto" w:fill="FFFFCC" w:val="clear"/>
@@ -10010,6 +11140,7 @@
   </w:style>
   <w:style w:customStyle="1" w:styleId="Color003700BgCCE8CC" w:type="character">
     <w:name w:val="Color003700BgCCE8CC"/>
+    <w:semiHidden/>
     <w:rPr>
       <w:color w:val="003700"/>
       <w:shd w:color="auto" w:fill="CCE8CC" w:val="clear"/>
@@ -10017,6 +11148,7 @@
   </w:style>
   <w:style w:customStyle="1" w:styleId="Color003700BgCCE0F5" w:type="character">
     <w:name w:val="Color003700BgCCE0F5"/>
+    <w:semiHidden/>
     <w:rPr>
       <w:color w:val="003700"/>
       <w:shd w:color="auto" w:fill="CCE0F5" w:val="clear"/>
@@ -10024,6 +11156,7 @@
   </w:style>
   <w:style w:customStyle="1" w:styleId="Color003700BgEBD6FF" w:type="character">
     <w:name w:val="Color003700BgEBD6FF"/>
+    <w:semiHidden/>
     <w:rPr>
       <w:color w:val="003700"/>
       <w:shd w:color="auto" w:fill="EBD6FF" w:val="clear"/>
@@ -10031,6 +11164,7 @@
   </w:style>
   <w:style w:customStyle="1" w:styleId="Color003700BgBBBBBB" w:type="character">
     <w:name w:val="Color003700BgBBBBBB"/>
+    <w:semiHidden/>
     <w:rPr>
       <w:color w:val="003700"/>
       <w:shd w:color="auto" w:fill="BBBBBB" w:val="clear"/>
@@ -10038,6 +11172,7 @@
   </w:style>
   <w:style w:customStyle="1" w:styleId="Color003700BgF06666" w:type="character">
     <w:name w:val="Color003700BgF06666"/>
+    <w:semiHidden/>
     <w:rPr>
       <w:color w:val="003700"/>
       <w:shd w:color="auto" w:fill="F06666" w:val="clear"/>
@@ -10045,6 +11180,7 @@
   </w:style>
   <w:style w:customStyle="1" w:styleId="Color003700BgFFC266" w:type="character">
     <w:name w:val="Color003700BgFFC266"/>
+    <w:semiHidden/>
     <w:rPr>
       <w:color w:val="003700"/>
       <w:shd w:color="auto" w:fill="FFC266" w:val="clear"/>
@@ -10052,6 +11188,7 @@
   </w:style>
   <w:style w:customStyle="1" w:styleId="Color003700BgFFFF66" w:type="character">
     <w:name w:val="Color003700BgFFFF66"/>
+    <w:semiHidden/>
     <w:rPr>
       <w:color w:val="003700"/>
       <w:shd w:color="auto" w:fill="FFFF66" w:val="clear"/>
@@ -10059,6 +11196,7 @@
   </w:style>
   <w:style w:customStyle="1" w:styleId="Color003700Bg66B966" w:type="character">
     <w:name w:val="Color003700Bg66B966"/>
+    <w:semiHidden/>
     <w:rPr>
       <w:color w:val="003700"/>
       <w:shd w:color="auto" w:fill="66B966" w:val="clear"/>
@@ -10066,6 +11204,7 @@
   </w:style>
   <w:style w:customStyle="1" w:styleId="Color003700Bg66A3E0" w:type="character">
     <w:name w:val="Color003700Bg66A3E0"/>
+    <w:semiHidden/>
     <w:rPr>
       <w:color w:val="003700"/>
       <w:shd w:color="auto" w:fill="66A3E0" w:val="clear"/>
@@ -10073,6 +11212,7 @@
   </w:style>
   <w:style w:customStyle="1" w:styleId="Color003700BgC285FF" w:type="character">
     <w:name w:val="Color003700BgC285FF"/>
+    <w:semiHidden/>
     <w:rPr>
       <w:color w:val="003700"/>
       <w:shd w:color="auto" w:fill="C285FF" w:val="clear"/>
@@ -10080,6 +11220,7 @@
   </w:style>
   <w:style w:customStyle="1" w:styleId="Color003700Bg888888" w:type="character">
     <w:name w:val="Color003700Bg888888"/>
+    <w:semiHidden/>
     <w:rPr>
       <w:color w:val="003700"/>
       <w:shd w:color="auto" w:fill="888888" w:val="clear"/>
@@ -10087,6 +11228,7 @@
   </w:style>
   <w:style w:customStyle="1" w:styleId="Color003700BgA10000" w:type="character">
     <w:name w:val="Color003700BgA10000"/>
+    <w:semiHidden/>
     <w:rPr>
       <w:color w:val="003700"/>
       <w:shd w:color="auto" w:fill="A10000" w:val="clear"/>
@@ -10094,6 +11236,7 @@
   </w:style>
   <w:style w:customStyle="1" w:styleId="Color003700BgB26B00" w:type="character">
     <w:name w:val="Color003700BgB26B00"/>
+    <w:semiHidden/>
     <w:rPr>
       <w:color w:val="003700"/>
       <w:shd w:color="auto" w:fill="B26B00" w:val="clear"/>
@@ -10101,6 +11244,7 @@
   </w:style>
   <w:style w:customStyle="1" w:styleId="Color003700BgB2B200" w:type="character">
     <w:name w:val="Color003700BgB2B200"/>
+    <w:semiHidden/>
     <w:rPr>
       <w:color w:val="003700"/>
       <w:shd w:color="auto" w:fill="B2B200" w:val="clear"/>
@@ -10108,6 +11252,7 @@
   </w:style>
   <w:style w:customStyle="1" w:styleId="Color003700Bg006100" w:type="character">
     <w:name w:val="Color003700Bg006100"/>
+    <w:semiHidden/>
     <w:rPr>
       <w:color w:val="003700"/>
       <w:shd w:color="auto" w:fill="006100" w:val="clear"/>
@@ -10115,6 +11260,7 @@
   </w:style>
   <w:style w:customStyle="1" w:styleId="Color003700Bg0047B2" w:type="character">
     <w:name w:val="Color003700Bg0047B2"/>
+    <w:semiHidden/>
     <w:rPr>
       <w:color w:val="003700"/>
       <w:shd w:color="auto" w:fill="0047B2" w:val="clear"/>
@@ -10122,6 +11268,7 @@
   </w:style>
   <w:style w:customStyle="1" w:styleId="Color003700Bg6B24B2" w:type="character">
     <w:name w:val="Color003700Bg6B24B2"/>
+    <w:semiHidden/>
     <w:rPr>
       <w:color w:val="003700"/>
       <w:shd w:color="auto" w:fill="6B24B2" w:val="clear"/>
@@ -10129,6 +11276,7 @@
   </w:style>
   <w:style w:customStyle="1" w:styleId="Color003700Bg444444" w:type="character">
     <w:name w:val="Color003700Bg444444"/>
+    <w:semiHidden/>
     <w:rPr>
       <w:color w:val="003700"/>
       <w:shd w:color="auto" w:fill="444444" w:val="clear"/>
@@ -10136,6 +11284,7 @@
   </w:style>
   <w:style w:customStyle="1" w:styleId="Color003700Bg5C0000" w:type="character">
     <w:name w:val="Color003700Bg5C0000"/>
+    <w:semiHidden/>
     <w:rPr>
       <w:color w:val="003700"/>
       <w:shd w:color="auto" w:fill="5C0000" w:val="clear"/>
@@ -10143,6 +11292,7 @@
   </w:style>
   <w:style w:customStyle="1" w:styleId="Color003700Bg663D00" w:type="character">
     <w:name w:val="Color003700Bg663D00"/>
+    <w:semiHidden/>
     <w:rPr>
       <w:color w:val="003700"/>
       <w:shd w:color="auto" w:fill="663D00" w:val="clear"/>
@@ -10150,6 +11300,7 @@
   </w:style>
   <w:style w:customStyle="1" w:styleId="Color003700Bg666600" w:type="character">
     <w:name w:val="Color003700Bg666600"/>
+    <w:semiHidden/>
     <w:rPr>
       <w:color w:val="003700"/>
       <w:shd w:color="auto" w:fill="666600" w:val="clear"/>
@@ -10157,6 +11308,7 @@
   </w:style>
   <w:style w:customStyle="1" w:styleId="Color003700Bg003700" w:type="character">
     <w:name w:val="Color003700Bg003700"/>
+    <w:semiHidden/>
     <w:rPr>
       <w:color w:val="003700"/>
       <w:shd w:color="auto" w:fill="003700" w:val="clear"/>
@@ -10164,6 +11316,7 @@
   </w:style>
   <w:style w:customStyle="1" w:styleId="Color003700Bg002966" w:type="character">
     <w:name w:val="Color003700Bg002966"/>
+    <w:semiHidden/>
     <w:rPr>
       <w:color w:val="003700"/>
       <w:shd w:color="auto" w:fill="002966" w:val="clear"/>
@@ -10171,6 +11324,7 @@
   </w:style>
   <w:style w:customStyle="1" w:styleId="Color003700Bg3D1466" w:type="character">
     <w:name w:val="Color003700Bg3D1466"/>
+    <w:semiHidden/>
     <w:rPr>
       <w:color w:val="003700"/>
       <w:shd w:color="auto" w:fill="3D1466" w:val="clear"/>
@@ -10178,12 +11332,14 @@
   </w:style>
   <w:style w:customStyle="1" w:styleId="Color002966" w:type="character">
     <w:name w:val="Color002966"/>
+    <w:semiHidden/>
     <w:rPr>
       <w:color w:val="002966"/>
     </w:rPr>
   </w:style>
   <w:style w:customStyle="1" w:styleId="Color002966BgE60000" w:type="character">
     <w:name w:val="Color002966BgE60000"/>
+    <w:semiHidden/>
     <w:rPr>
       <w:color w:val="002966"/>
       <w:shd w:color="auto" w:fill="E60000" w:val="clear"/>
@@ -10191,6 +11347,7 @@
   </w:style>
   <w:style w:customStyle="1" w:styleId="Color002966BgFF9900" w:type="character">
     <w:name w:val="Color002966BgFF9900"/>
+    <w:semiHidden/>
     <w:rPr>
       <w:color w:val="002966"/>
       <w:shd w:color="auto" w:fill="FF9900" w:val="clear"/>
@@ -10198,6 +11355,7 @@
   </w:style>
   <w:style w:customStyle="1" w:styleId="Color002966BgFFFF00" w:type="character">
     <w:name w:val="Color002966BgFFFF00"/>
+    <w:semiHidden/>
     <w:rPr>
       <w:color w:val="002966"/>
       <w:shd w:color="auto" w:fill="FFFF00" w:val="clear"/>
@@ -10205,6 +11363,7 @@
   </w:style>
   <w:style w:customStyle="1" w:styleId="Color002966Bg008A00" w:type="character">
     <w:name w:val="Color002966Bg008A00"/>
+    <w:semiHidden/>
     <w:rPr>
       <w:color w:val="002966"/>
       <w:shd w:color="auto" w:fill="008A00" w:val="clear"/>
@@ -10212,6 +11371,7 @@
   </w:style>
   <w:style w:customStyle="1" w:styleId="Color002966Bg0066CC" w:type="character">
     <w:name w:val="Color002966Bg0066CC"/>
+    <w:semiHidden/>
     <w:rPr>
       <w:color w:val="002966"/>
       <w:shd w:color="auto" w:fill="0066CC" w:val="clear"/>
@@ -10219,6 +11379,7 @@
   </w:style>
   <w:style w:customStyle="1" w:styleId="Color002966Bg9933FF" w:type="character">
     <w:name w:val="Color002966Bg9933FF"/>
+    <w:semiHidden/>
     <w:rPr>
       <w:color w:val="002966"/>
       <w:shd w:color="auto" w:fill="9933FF" w:val="clear"/>
@@ -10226,6 +11387,7 @@
   </w:style>
   <w:style w:customStyle="1" w:styleId="Color002966BgFFFFFF" w:type="character">
     <w:name w:val="Color002966BgFFFFFF"/>
+    <w:semiHidden/>
     <w:rPr>
       <w:color w:val="002966"/>
       <w:shd w:color="auto" w:fill="FFFFFF" w:val="clear"/>
@@ -10233,6 +11395,7 @@
   </w:style>
   <w:style w:customStyle="1" w:styleId="Color002966BgFACCCC" w:type="character">
     <w:name w:val="Color002966BgFACCCC"/>
+    <w:semiHidden/>
     <w:rPr>
       <w:color w:val="002966"/>
       <w:shd w:color="auto" w:fill="FACCCC" w:val="clear"/>
@@ -10240,6 +11403,7 @@
   </w:style>
   <w:style w:customStyle="1" w:styleId="Color002966BgFFEBCC" w:type="character">
     <w:name w:val="Color002966BgFFEBCC"/>
+    <w:semiHidden/>
     <w:rPr>
       <w:color w:val="002966"/>
       <w:shd w:color="auto" w:fill="FFEBCC" w:val="clear"/>
@@ -10247,6 +11411,7 @@
   </w:style>
   <w:style w:customStyle="1" w:styleId="Color002966BgFFFFCC" w:type="character">
     <w:name w:val="Color002966BgFFFFCC"/>
+    <w:semiHidden/>
     <w:rPr>
       <w:color w:val="002966"/>
       <w:shd w:color="auto" w:fill="FFFFCC" w:val="clear"/>
@@ -10254,6 +11419,7 @@
   </w:style>
   <w:style w:customStyle="1" w:styleId="Color002966BgCCE8CC" w:type="character">
     <w:name w:val="Color002966BgCCE8CC"/>
+    <w:semiHidden/>
     <w:rPr>
       <w:color w:val="002966"/>
       <w:shd w:color="auto" w:fill="CCE8CC" w:val="clear"/>
@@ -10261,6 +11427,7 @@
   </w:style>
   <w:style w:customStyle="1" w:styleId="Color002966BgCCE0F5" w:type="character">
     <w:name w:val="Color002966BgCCE0F5"/>
+    <w:semiHidden/>
     <w:rPr>
       <w:color w:val="002966"/>
       <w:shd w:color="auto" w:fill="CCE0F5" w:val="clear"/>
@@ -10268,6 +11435,7 @@
   </w:style>
   <w:style w:customStyle="1" w:styleId="Color002966BgEBD6FF" w:type="character">
     <w:name w:val="Color002966BgEBD6FF"/>
+    <w:semiHidden/>
     <w:rPr>
       <w:color w:val="002966"/>
       <w:shd w:color="auto" w:fill="EBD6FF" w:val="clear"/>
@@ -10275,6 +11443,7 @@
   </w:style>
   <w:style w:customStyle="1" w:styleId="Color002966BgBBBBBB" w:type="character">
     <w:name w:val="Color002966BgBBBBBB"/>
+    <w:semiHidden/>
     <w:rPr>
       <w:color w:val="002966"/>
       <w:shd w:color="auto" w:fill="BBBBBB" w:val="clear"/>
@@ -10282,6 +11451,7 @@
   </w:style>
   <w:style w:customStyle="1" w:styleId="Color002966BgF06666" w:type="character">
     <w:name w:val="Color002966BgF06666"/>
+    <w:semiHidden/>
     <w:rPr>
       <w:color w:val="002966"/>
       <w:shd w:color="auto" w:fill="F06666" w:val="clear"/>
@@ -10289,6 +11459,7 @@
   </w:style>
   <w:style w:customStyle="1" w:styleId="Color002966BgFFC266" w:type="character">
     <w:name w:val="Color002966BgFFC266"/>
+    <w:semiHidden/>
     <w:rPr>
       <w:color w:val="002966"/>
       <w:shd w:color="auto" w:fill="FFC266" w:val="clear"/>
@@ -10296,6 +11467,7 @@
   </w:style>
   <w:style w:customStyle="1" w:styleId="Color002966BgFFFF66" w:type="character">
     <w:name w:val="Color002966BgFFFF66"/>
+    <w:semiHidden/>
     <w:rPr>
       <w:color w:val="002966"/>
       <w:shd w:color="auto" w:fill="FFFF66" w:val="clear"/>
@@ -10303,6 +11475,7 @@
   </w:style>
   <w:style w:customStyle="1" w:styleId="Color002966Bg66B966" w:type="character">
     <w:name w:val="Color002966Bg66B966"/>
+    <w:semiHidden/>
     <w:rPr>
       <w:color w:val="002966"/>
       <w:shd w:color="auto" w:fill="66B966" w:val="clear"/>
@@ -10310,6 +11483,7 @@
   </w:style>
   <w:style w:customStyle="1" w:styleId="Color002966Bg66A3E0" w:type="character">
     <w:name w:val="Color002966Bg66A3E0"/>
+    <w:semiHidden/>
     <w:rPr>
       <w:color w:val="002966"/>
       <w:shd w:color="auto" w:fill="66A3E0" w:val="clear"/>
@@ -10317,6 +11491,7 @@
   </w:style>
   <w:style w:customStyle="1" w:styleId="Color002966BgC285FF" w:type="character">
     <w:name w:val="Color002966BgC285FF"/>
+    <w:semiHidden/>
     <w:rPr>
       <w:color w:val="002966"/>
       <w:shd w:color="auto" w:fill="C285FF" w:val="clear"/>
@@ -10324,6 +11499,7 @@
   </w:style>
   <w:style w:customStyle="1" w:styleId="Color002966Bg888888" w:type="character">
     <w:name w:val="Color002966Bg888888"/>
+    <w:semiHidden/>
     <w:rPr>
       <w:color w:val="002966"/>
       <w:shd w:color="auto" w:fill="888888" w:val="clear"/>
@@ -10331,6 +11507,7 @@
   </w:style>
   <w:style w:customStyle="1" w:styleId="Color002966BgA10000" w:type="character">
     <w:name w:val="Color002966BgA10000"/>
+    <w:semiHidden/>
     <w:rPr>
       <w:color w:val="002966"/>
       <w:shd w:color="auto" w:fill="A10000" w:val="clear"/>
@@ -10338,6 +11515,7 @@
   </w:style>
   <w:style w:customStyle="1" w:styleId="Color002966BgB26B00" w:type="character">
     <w:name w:val="Color002966BgB26B00"/>
+    <w:semiHidden/>
     <w:rPr>
       <w:color w:val="002966"/>
       <w:shd w:color="auto" w:fill="B26B00" w:val="clear"/>
@@ -10345,6 +11523,7 @@
   </w:style>
   <w:style w:customStyle="1" w:styleId="Color002966BgB2B200" w:type="character">
     <w:name w:val="Color002966BgB2B200"/>
+    <w:semiHidden/>
     <w:rPr>
       <w:color w:val="002966"/>
       <w:shd w:color="auto" w:fill="B2B200" w:val="clear"/>
@@ -10352,6 +11531,7 @@
   </w:style>
   <w:style w:customStyle="1" w:styleId="Color002966Bg006100" w:type="character">
     <w:name w:val="Color002966Bg006100"/>
+    <w:semiHidden/>
     <w:rPr>
       <w:color w:val="002966"/>
       <w:shd w:color="auto" w:fill="006100" w:val="clear"/>
@@ -10359,6 +11539,7 @@
   </w:style>
   <w:style w:customStyle="1" w:styleId="Color002966Bg0047B2" w:type="character">
     <w:name w:val="Color002966Bg0047B2"/>
+    <w:semiHidden/>
     <w:rPr>
       <w:color w:val="002966"/>
       <w:shd w:color="auto" w:fill="0047B2" w:val="clear"/>
@@ -10366,6 +11547,7 @@
   </w:style>
   <w:style w:customStyle="1" w:styleId="Color002966Bg6B24B2" w:type="character">
     <w:name w:val="Color002966Bg6B24B2"/>
+    <w:semiHidden/>
     <w:rPr>
       <w:color w:val="002966"/>
       <w:shd w:color="auto" w:fill="6B24B2" w:val="clear"/>
@@ -10373,6 +11555,7 @@
   </w:style>
   <w:style w:customStyle="1" w:styleId="Color002966Bg444444" w:type="character">
     <w:name w:val="Color002966Bg444444"/>
+    <w:semiHidden/>
     <w:rPr>
       <w:color w:val="002966"/>
       <w:shd w:color="auto" w:fill="444444" w:val="clear"/>
@@ -10380,6 +11563,7 @@
   </w:style>
   <w:style w:customStyle="1" w:styleId="Color002966Bg5C0000" w:type="character">
     <w:name w:val="Color002966Bg5C0000"/>
+    <w:semiHidden/>
     <w:rPr>
       <w:color w:val="002966"/>
       <w:shd w:color="auto" w:fill="5C0000" w:val="clear"/>
@@ -10387,6 +11571,7 @@
   </w:style>
   <w:style w:customStyle="1" w:styleId="Color002966Bg663D00" w:type="character">
     <w:name w:val="Color002966Bg663D00"/>
+    <w:semiHidden/>
     <w:rPr>
       <w:color w:val="002966"/>
       <w:shd w:color="auto" w:fill="663D00" w:val="clear"/>
@@ -10394,6 +11579,7 @@
   </w:style>
   <w:style w:customStyle="1" w:styleId="Color002966Bg666600" w:type="character">
     <w:name w:val="Color002966Bg666600"/>
+    <w:semiHidden/>
     <w:rPr>
       <w:color w:val="002966"/>
       <w:shd w:color="auto" w:fill="666600" w:val="clear"/>
@@ -10401,6 +11587,7 @@
   </w:style>
   <w:style w:customStyle="1" w:styleId="Color002966Bg003700" w:type="character">
     <w:name w:val="Color002966Bg003700"/>
+    <w:semiHidden/>
     <w:rPr>
       <w:color w:val="002966"/>
       <w:shd w:color="auto" w:fill="003700" w:val="clear"/>
@@ -10408,6 +11595,7 @@
   </w:style>
   <w:style w:customStyle="1" w:styleId="Color002966Bg002966" w:type="character">
     <w:name w:val="Color002966Bg002966"/>
+    <w:semiHidden/>
     <w:rPr>
       <w:color w:val="002966"/>
       <w:shd w:color="auto" w:fill="002966" w:val="clear"/>
@@ -10415,6 +11603,7 @@
   </w:style>
   <w:style w:customStyle="1" w:styleId="Color002966Bg3D1466" w:type="character">
     <w:name w:val="Color002966Bg3D1466"/>
+    <w:semiHidden/>
     <w:rPr>
       <w:color w:val="002966"/>
       <w:shd w:color="auto" w:fill="3D1466" w:val="clear"/>
@@ -10422,12 +11611,14 @@
   </w:style>
   <w:style w:customStyle="1" w:styleId="Color3D1466" w:type="character">
     <w:name w:val="Color3D1466"/>
+    <w:semiHidden/>
     <w:rPr>
       <w:color w:val="3D1466"/>
     </w:rPr>
   </w:style>
   <w:style w:customStyle="1" w:styleId="Color3D1466BgE60000" w:type="character">
     <w:name w:val="Color3D1466BgE60000"/>
+    <w:semiHidden/>
     <w:rPr>
       <w:color w:val="3D1466"/>
       <w:shd w:color="auto" w:fill="E60000" w:val="clear"/>
@@ -10435,6 +11626,7 @@
   </w:style>
   <w:style w:customStyle="1" w:styleId="Color3D1466BgFF9900" w:type="character">
     <w:name w:val="Color3D1466BgFF9900"/>
+    <w:semiHidden/>
     <w:rPr>
       <w:color w:val="3D1466"/>
       <w:shd w:color="auto" w:fill="FF9900" w:val="clear"/>
@@ -10442,6 +11634,7 @@
   </w:style>
   <w:style w:customStyle="1" w:styleId="Color3D1466BgFFFF00" w:type="character">
     <w:name w:val="Color3D1466BgFFFF00"/>
+    <w:semiHidden/>
     <w:rPr>
       <w:color w:val="3D1466"/>
       <w:shd w:color="auto" w:fill="FFFF00" w:val="clear"/>
@@ -10449,6 +11642,7 @@
   </w:style>
   <w:style w:customStyle="1" w:styleId="Color3D1466Bg008A00" w:type="character">
     <w:name w:val="Color3D1466Bg008A00"/>
+    <w:semiHidden/>
     <w:rPr>
       <w:color w:val="3D1466"/>
       <w:shd w:color="auto" w:fill="008A00" w:val="clear"/>
@@ -10456,6 +11650,7 @@
   </w:style>
   <w:style w:customStyle="1" w:styleId="Color3D1466Bg0066CC" w:type="character">
     <w:name w:val="Color3D1466Bg0066CC"/>
+    <w:semiHidden/>
     <w:rPr>
       <w:color w:val="3D1466"/>
       <w:shd w:color="auto" w:fill="0066CC" w:val="clear"/>
@@ -10463,6 +11658,7 @@
   </w:style>
   <w:style w:customStyle="1" w:styleId="Color3D1466Bg9933FF" w:type="character">
     <w:name w:val="Color3D1466Bg9933FF"/>
+    <w:semiHidden/>
     <w:rPr>
       <w:color w:val="3D1466"/>
       <w:shd w:color="auto" w:fill="9933FF" w:val="clear"/>
@@ -10470,6 +11666,7 @@
   </w:style>
   <w:style w:customStyle="1" w:styleId="Color3D1466BgFFFFFF" w:type="character">
     <w:name w:val="Color3D1466BgFFFFFF"/>
+    <w:semiHidden/>
     <w:rPr>
       <w:color w:val="3D1466"/>
       <w:shd w:color="auto" w:fill="FFFFFF" w:val="clear"/>
@@ -10477,6 +11674,7 @@
   </w:style>
   <w:style w:customStyle="1" w:styleId="Color3D1466BgFACCCC" w:type="character">
     <w:name w:val="Color3D1466BgFACCCC"/>
+    <w:semiHidden/>
     <w:rPr>
       <w:color w:val="3D1466"/>
       <w:shd w:color="auto" w:fill="FACCCC" w:val="clear"/>
@@ -10484,6 +11682,7 @@
   </w:style>
   <w:style w:customStyle="1" w:styleId="Color3D1466BgFFEBCC" w:type="character">
     <w:name w:val="Color3D1466BgFFEBCC"/>
+    <w:semiHidden/>
     <w:rPr>
       <w:color w:val="3D1466"/>
       <w:shd w:color="auto" w:fill="FFEBCC" w:val="clear"/>
@@ -10491,6 +11690,7 @@
   </w:style>
   <w:style w:customStyle="1" w:styleId="Color3D1466BgFFFFCC" w:type="character">
     <w:name w:val="Color3D1466BgFFFFCC"/>
+    <w:semiHidden/>
     <w:rPr>
       <w:color w:val="3D1466"/>
       <w:shd w:color="auto" w:fill="FFFFCC" w:val="clear"/>
@@ -10498,6 +11698,7 @@
   </w:style>
   <w:style w:customStyle="1" w:styleId="Color3D1466BgCCE8CC" w:type="character">
     <w:name w:val="Color3D1466BgCCE8CC"/>
+    <w:semiHidden/>
     <w:rPr>
       <w:color w:val="3D1466"/>
       <w:shd w:color="auto" w:fill="CCE8CC" w:val="clear"/>
@@ -10505,6 +11706,7 @@
   </w:style>
   <w:style w:customStyle="1" w:styleId="Color3D1466BgCCE0F5" w:type="character">
     <w:name w:val="Color3D1466BgCCE0F5"/>
+    <w:semiHidden/>
     <w:rPr>
       <w:color w:val="3D1466"/>
       <w:shd w:color="auto" w:fill="CCE0F5" w:val="clear"/>
@@ -10512,6 +11714,7 @@
   </w:style>
   <w:style w:customStyle="1" w:styleId="Color3D1466BgEBD6FF" w:type="character">
     <w:name w:val="Color3D1466BgEBD6FF"/>
+    <w:semiHidden/>
     <w:rPr>
       <w:color w:val="3D1466"/>
       <w:shd w:color="auto" w:fill="EBD6FF" w:val="clear"/>
@@ -10519,6 +11722,7 @@
   </w:style>
   <w:style w:customStyle="1" w:styleId="Color3D1466BgBBBBBB" w:type="character">
     <w:name w:val="Color3D1466BgBBBBBB"/>
+    <w:semiHidden/>
     <w:rPr>
       <w:color w:val="3D1466"/>
       <w:shd w:color="auto" w:fill="BBBBBB" w:val="clear"/>
@@ -10526,6 +11730,7 @@
   </w:style>
   <w:style w:customStyle="1" w:styleId="Color3D1466BgF06666" w:type="character">
     <w:name w:val="Color3D1466BgF06666"/>
+    <w:semiHidden/>
     <w:rPr>
       <w:color w:val="3D1466"/>
       <w:shd w:color="auto" w:fill="F06666" w:val="clear"/>
@@ -10533,6 +11738,7 @@
   </w:style>
   <w:style w:customStyle="1" w:styleId="Color3D1466BgFFC266" w:type="character">
     <w:name w:val="Color3D1466BgFFC266"/>
+    <w:semiHidden/>
     <w:rPr>
       <w:color w:val="3D1466"/>
       <w:shd w:color="auto" w:fill="FFC266" w:val="clear"/>
@@ -10540,6 +11746,7 @@
   </w:style>
   <w:style w:customStyle="1" w:styleId="Color3D1466BgFFFF66" w:type="character">
     <w:name w:val="Color3D1466BgFFFF66"/>
+    <w:semiHidden/>
     <w:rPr>
       <w:color w:val="3D1466"/>
       <w:shd w:color="auto" w:fill="FFFF66" w:val="clear"/>
@@ -10547,6 +11754,7 @@
   </w:style>
   <w:style w:customStyle="1" w:styleId="Color3D1466Bg66B966" w:type="character">
     <w:name w:val="Color3D1466Bg66B966"/>
+    <w:semiHidden/>
     <w:rPr>
       <w:color w:val="3D1466"/>
       <w:shd w:color="auto" w:fill="66B966" w:val="clear"/>
@@ -10554,6 +11762,7 @@
   </w:style>
   <w:style w:customStyle="1" w:styleId="Color3D1466Bg66A3E0" w:type="character">
     <w:name w:val="Color3D1466Bg66A3E0"/>
+    <w:semiHidden/>
     <w:rPr>
       <w:color w:val="3D1466"/>
       <w:shd w:color="auto" w:fill="66A3E0" w:val="clear"/>
@@ -10561,6 +11770,7 @@
   </w:style>
   <w:style w:customStyle="1" w:styleId="Color3D1466BgC285FF" w:type="character">
     <w:name w:val="Color3D1466BgC285FF"/>
+    <w:semiHidden/>
     <w:rPr>
       <w:color w:val="3D1466"/>
       <w:shd w:color="auto" w:fill="C285FF" w:val="clear"/>
@@ -10568,6 +11778,7 @@
   </w:style>
   <w:style w:customStyle="1" w:styleId="Color3D1466Bg888888" w:type="character">
     <w:name w:val="Color3D1466Bg888888"/>
+    <w:semiHidden/>
     <w:rPr>
       <w:color w:val="3D1466"/>
       <w:shd w:color="auto" w:fill="888888" w:val="clear"/>
@@ -10575,6 +11786,7 @@
   </w:style>
   <w:style w:customStyle="1" w:styleId="Color3D1466BgA10000" w:type="character">
     <w:name w:val="Color3D1466BgA10000"/>
+    <w:semiHidden/>
     <w:rPr>
       <w:color w:val="3D1466"/>
       <w:shd w:color="auto" w:fill="A10000" w:val="clear"/>
@@ -10582,6 +11794,7 @@
   </w:style>
   <w:style w:customStyle="1" w:styleId="Color3D1466BgB26B00" w:type="character">
     <w:name w:val="Color3D1466BgB26B00"/>
+    <w:semiHidden/>
     <w:rPr>
       <w:color w:val="3D1466"/>
       <w:shd w:color="auto" w:fill="B26B00" w:val="clear"/>
@@ -10589,6 +11802,7 @@
   </w:style>
   <w:style w:customStyle="1" w:styleId="Color3D1466BgB2B200" w:type="character">
     <w:name w:val="Color3D1466BgB2B200"/>
+    <w:semiHidden/>
     <w:rPr>
       <w:color w:val="3D1466"/>
       <w:shd w:color="auto" w:fill="B2B200" w:val="clear"/>
@@ -10596,6 +11810,7 @@
   </w:style>
   <w:style w:customStyle="1" w:styleId="Color3D1466Bg006100" w:type="character">
     <w:name w:val="Color3D1466Bg006100"/>
+    <w:semiHidden/>
     <w:rPr>
       <w:color w:val="3D1466"/>
       <w:shd w:color="auto" w:fill="006100" w:val="clear"/>
@@ -10603,6 +11818,7 @@
   </w:style>
   <w:style w:customStyle="1" w:styleId="Color3D1466Bg0047B2" w:type="character">
     <w:name w:val="Color3D1466Bg0047B2"/>
+    <w:semiHidden/>
     <w:rPr>
       <w:color w:val="3D1466"/>
       <w:shd w:color="auto" w:fill="0047B2" w:val="clear"/>
@@ -10610,6 +11826,7 @@
   </w:style>
   <w:style w:customStyle="1" w:styleId="Color3D1466Bg6B24B2" w:type="character">
     <w:name w:val="Color3D1466Bg6B24B2"/>
+    <w:semiHidden/>
     <w:rPr>
       <w:color w:val="3D1466"/>
       <w:shd w:color="auto" w:fill="6B24B2" w:val="clear"/>
@@ -10617,6 +11834,7 @@
   </w:style>
   <w:style w:customStyle="1" w:styleId="Color3D1466Bg444444" w:type="character">
     <w:name w:val="Color3D1466Bg444444"/>
+    <w:semiHidden/>
     <w:rPr>
       <w:color w:val="3D1466"/>
       <w:shd w:color="auto" w:fill="444444" w:val="clear"/>
@@ -10624,6 +11842,7 @@
   </w:style>
   <w:style w:customStyle="1" w:styleId="Color3D1466Bg5C0000" w:type="character">
     <w:name w:val="Color3D1466Bg5C0000"/>
+    <w:semiHidden/>
     <w:rPr>
       <w:color w:val="3D1466"/>
       <w:shd w:color="auto" w:fill="5C0000" w:val="clear"/>
@@ -10631,6 +11850,7 @@
   </w:style>
   <w:style w:customStyle="1" w:styleId="Color3D1466Bg663D00" w:type="character">
     <w:name w:val="Color3D1466Bg663D00"/>
+    <w:semiHidden/>
     <w:rPr>
       <w:color w:val="3D1466"/>
       <w:shd w:color="auto" w:fill="663D00" w:val="clear"/>
@@ -10638,6 +11858,7 @@
   </w:style>
   <w:style w:customStyle="1" w:styleId="Color3D1466Bg666600" w:type="character">
     <w:name w:val="Color3D1466Bg666600"/>
+    <w:semiHidden/>
     <w:rPr>
       <w:color w:val="3D1466"/>
       <w:shd w:color="auto" w:fill="666600" w:val="clear"/>
@@ -10645,6 +11866,7 @@
   </w:style>
   <w:style w:customStyle="1" w:styleId="Color3D1466Bg003700" w:type="character">
     <w:name w:val="Color3D1466Bg003700"/>
+    <w:semiHidden/>
     <w:rPr>
       <w:color w:val="3D1466"/>
       <w:shd w:color="auto" w:fill="003700" w:val="clear"/>
@@ -10652,6 +11874,7 @@
   </w:style>
   <w:style w:customStyle="1" w:styleId="Color3D1466Bg002966" w:type="character">
     <w:name w:val="Color3D1466Bg002966"/>
+    <w:semiHidden/>
     <w:rPr>
       <w:color w:val="3D1466"/>
       <w:shd w:color="auto" w:fill="002966" w:val="clear"/>
@@ -10659,6 +11882,7 @@
   </w:style>
   <w:style w:customStyle="1" w:styleId="Color3D1466Bg3D1466" w:type="character">
     <w:name w:val="Color3D1466Bg3D1466"/>
+    <w:semiHidden/>
     <w:rPr>
       <w:color w:val="3D1466"/>
       <w:shd w:color="auto" w:fill="3D1466" w:val="clear"/>

--- a/tests/output_reference.docx
+++ b/tests/output_reference.docx
@@ -901,7 +901,7 @@
       </m:oMathPara>
     </w:p>
     <w:bookmarkEnd w:id="24"/>
-    <w:bookmarkStart w:id="26" w:name="all-colors"/>
+    <w:bookmarkStart w:id="25" w:name="all-colors"/>
     <w:p>
       <w:pPr>
         <w:pStyle w:val="Heading1"/>
@@ -1365,6 +1365,2400 @@
         <w:t xml:space="preserve">no text formatting</w:t>
       </w:r>
     </w:p>
+    <w:bookmarkEnd w:id="25"/>
+    <w:bookmarkStart w:id="35" w:name="Xeabb5802e6080f74019336b79603d51415f9f4c"/>
+    <w:p>
+      <w:pPr>
+        <w:pStyle w:val="Heading1"/>
+      </w:pPr>
+      <w:r>
+        <w:t xml:space="preserve">MD Export Test (centered equations unchecked)</w:t>
+      </w:r>
+    </w:p>
+    <w:p>
+      <w:pPr>
+        <w:pStyle w:val="FirstParagraph"/>
+      </w:pPr>
+      <m:oMath>
+        <m:r>
+          <m:t>x</m:t>
+        </m:r>
+        <m:r>
+          <m:rPr>
+            <m:sty m:val="p"/>
+          </m:rPr>
+          <m:t>=</m:t>
+        </m:r>
+        <m:r>
+          <m:t>20</m:t>
+        </m:r>
+        <m:d>
+          <m:dPr>
+            <m:begChr m:val="["/>
+            <m:sepChr m:val=""/>
+            <m:endChr m:val="]"/>
+            <m:grow/>
+          </m:dPr>
+          <m:e>
+            <m:r>
+              <m:t>m</m:t>
+            </m:r>
+          </m:e>
+        </m:d>
+      </m:oMath>
+      <w:r>
+        <w:t xml:space="preserve"> </w:t>
+      </w:r>
+    </w:p>
+    <w:p>
+      <w:pPr>
+        <w:pStyle w:val="BodyText"/>
+      </w:pPr>
+      <w:r>
+        <w:t xml:space="preserve">Documentation cell with line of text followed by a scaled image:</w:t>
+      </w:r>
+    </w:p>
+    <w:p>
+      <w:pPr>
+        <w:pStyle w:val="BodyText"/>
+      </w:pPr>
+      <w:r>
+        <w:drawing>
+          <wp:inline>
+            <wp:extent cx="1323975" cy="1112139"/>
+            <wp:effectExtent b="0" l="0" r="0" t="0"/>
+            <wp:docPr descr="" title="" id="27" name="Picture"/>
+            <a:graphic>
+              <a:graphicData uri="http://schemas.openxmlformats.org/drawingml/2006/picture">
+                <pic:pic>
+                  <pic:nvPicPr>
+                    <pic:cNvPr descr="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" id="28" name="Picture"/>
+                    <pic:cNvPicPr>
+                      <a:picLocks noChangeArrowheads="1" noChangeAspect="1"/>
+                    </pic:cNvPicPr>
+                  </pic:nvPicPr>
+                  <pic:blipFill>
+                    <a:blip r:embed="rId26"/>
+                    <a:stretch>
+                      <a:fillRect/>
+                    </a:stretch>
+                  </pic:blipFill>
+                  <pic:spPr bwMode="auto">
+                    <a:xfrm>
+                      <a:off x="0" y="0"/>
+                      <a:ext cx="1323975" cy="1112139"/>
+                    </a:xfrm>
+                    <a:prstGeom prst="rect">
+                      <a:avLst/>
+                    </a:prstGeom>
+                    <a:noFill/>
+                    <a:ln w="9525">
+                      <a:noFill/>
+                      <a:headEnd/>
+                      <a:tailEnd/>
+                    </a:ln>
+                  </pic:spPr>
+                </pic:pic>
+              </a:graphicData>
+            </a:graphic>
+          </wp:inline>
+        </w:drawing>
+      </w:r>
+    </w:p>
+    <w:p>
+      <w:pPr>
+        <w:pStyle w:val="BodyText"/>
+      </w:pPr>
+      <w:r>
+        <w:t xml:space="preserve">Sentence with formula</w:t>
+      </w:r>
+      <w:r>
+        <w:t xml:space="preserve"> </w:t>
+      </w:r>
+      <m:oMath>
+        <m:rad>
+          <m:radPr>
+            <m:degHide m:val="on"/>
+          </m:radPr>
+          <m:deg/>
+          <m:e>
+            <m:r>
+              <m:rPr>
+                <m:sty m:val="p"/>
+              </m:rPr>
+              <m:t>Ω</m:t>
+            </m:r>
+          </m:e>
+        </m:rad>
+      </m:oMath>
+      <w:r>
+        <w:t xml:space="preserve"> </w:t>
+      </w:r>
+      <w:r>
+        <w:t xml:space="preserve">in the middle, followed by equation on its own line:</w:t>
+      </w:r>
+    </w:p>
+    <w:p>
+      <w:pPr>
+        <w:pStyle w:val="BodyText"/>
+      </w:pPr>
+      <m:oMath>
+        <m:r>
+          <m:t>E</m:t>
+        </m:r>
+        <m:r>
+          <m:rPr>
+            <m:sty m:val="p"/>
+          </m:rPr>
+          <m:t>=</m:t>
+        </m:r>
+        <m:f>
+          <m:fPr>
+            <m:type m:val="bar"/>
+          </m:fPr>
+          <m:num>
+            <m:r>
+              <m:t>M</m:t>
+            </m:r>
+            <m:r>
+              <m:t>y</m:t>
+            </m:r>
+          </m:num>
+          <m:den>
+            <m:r>
+              <m:t>I</m:t>
+            </m:r>
+          </m:den>
+        </m:f>
+      </m:oMath>
+    </w:p>
+    <w:p>
+      <w:pPr>
+        <w:pStyle w:val="BodyText"/>
+      </w:pPr>
+      <w:r>
+        <w:t xml:space="preserve">With text after.</w:t>
+      </w:r>
+    </w:p>
+    <w:p>
+      <w:pPr>
+        <w:pStyle w:val="BodyText"/>
+      </w:pPr>
+      <w:r>
+        <w:t xml:space="preserve">Line of text.</w:t>
+      </w:r>
+    </w:p>
+    <w:p>
+      <w:pPr>
+        <w:pStyle w:val="BodyText"/>
+      </w:pPr>
+      <w:r>
+        <w:t xml:space="preserve">Another line of text.</w:t>
+      </w:r>
+    </w:p>
+    <w:p>
+      <w:pPr>
+        <w:pStyle w:val="BodyText"/>
+      </w:pPr>
+      <w:r>
+        <w:drawing>
+          <wp:inline>
+            <wp:extent cx="482600" cy="520700"/>
+            <wp:effectExtent b="0" l="0" r="0" t="0"/>
+            <wp:docPr descr="" title="" id="30" name="Picture"/>
+            <a:graphic>
+              <a:graphicData uri="http://schemas.openxmlformats.org/drawingml/2006/picture">
+                <pic:pic>
+                  <pic:nvPicPr>
+                    <pic:cNvPr descr="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" id="31" name="Picture"/>
+                    <pic:cNvPicPr>
+                      <a:picLocks noChangeArrowheads="1" noChangeAspect="1"/>
+                    </pic:cNvPicPr>
+                  </pic:nvPicPr>
+                  <pic:blipFill>
+                    <a:blip r:embed="rId29"/>
+                    <a:stretch>
+                      <a:fillRect/>
+                    </a:stretch>
+                  </pic:blipFill>
+                  <pic:spPr bwMode="auto">
+                    <a:xfrm>
+                      <a:off x="0" y="0"/>
+                      <a:ext cx="482600" cy="520700"/>
+                    </a:xfrm>
+                    <a:prstGeom prst="rect">
+                      <a:avLst/>
+                    </a:prstGeom>
+                    <a:noFill/>
+                    <a:ln w="9525">
+                      <a:noFill/>
+                      <a:headEnd/>
+                      <a:tailEnd/>
+                    </a:ln>
+                  </pic:spPr>
+                </pic:pic>
+              </a:graphicData>
+            </a:graphic>
+          </wp:inline>
+        </w:drawing>
+      </w:r>
+    </w:p>
+    <w:p>
+      <w:pPr>
+        <w:pStyle w:val="BodyText"/>
+      </w:pPr>
+      <m:oMath>
+        <m:r>
+          <m:rPr>
+            <m:nor/>
+            <m:sty m:val="p"/>
+          </m:rPr>
+          <m:t>Option 2</m:t>
+        </m:r>
+        <m:r>
+          <m:t> </m:t>
+        </m:r>
+        <m:d>
+          <m:dPr>
+            <m:begChr m:val="{"/>
+            <m:sepChr m:val=""/>
+            <m:endChr m:val=""/>
+            <m:grow/>
+          </m:dPr>
+          <m:e>
+            <m:m>
+              <m:mPr>
+                <m:baseJc m:val="center"/>
+                <m:plcHide m:val="on"/>
+                <m:mcs>
+                  <m:mc>
+                    <m:mcPr>
+                      <m:mcJc m:val="left"/>
+                      <m:count m:val="1"/>
+                    </m:mcPr>
+                  </m:mc>
+                  <m:mc>
+                    <m:mcPr>
+                      <m:mcJc m:val="left"/>
+                      <m:count m:val="1"/>
+                    </m:mcPr>
+                  </m:mc>
+                </m:mcs>
+              </m:mPr>
+              <m:mr>
+                <m:e>
+                  <m:sSub>
+                    <m:e>
+                      <m:r>
+                        <m:t>l</m:t>
+                      </m:r>
+                    </m:e>
+                    <m:sub>
+                      <m:r>
+                        <m:t>1</m:t>
+                      </m:r>
+                    </m:sub>
+                  </m:sSub>
+                </m:e>
+                <m:e>
+                  <m:r>
+                    <m:rPr>
+                      <m:sty m:val="p"/>
+                    </m:rPr>
+                    <m:t>=</m:t>
+                  </m:r>
+                  <m:r>
+                    <m:t> </m:t>
+                  </m:r>
+                  <m:r>
+                    <m:t>3</m:t>
+                  </m:r>
+                  <m:d>
+                    <m:dPr>
+                      <m:begChr m:val="["/>
+                      <m:sepChr m:val=""/>
+                      <m:endChr m:val="]"/>
+                      <m:grow/>
+                    </m:dPr>
+                    <m:e>
+                      <m:r>
+                        <m:t>m</m:t>
+                      </m:r>
+                      <m:r>
+                        <m:t>m</m:t>
+                      </m:r>
+                    </m:e>
+                  </m:d>
+                </m:e>
+              </m:mr>
+              <m:mr>
+                <m:e>
+                  <m:sSub>
+                    <m:e>
+                      <m:r>
+                        <m:t>l</m:t>
+                      </m:r>
+                    </m:e>
+                    <m:sub>
+                      <m:r>
+                        <m:t>2</m:t>
+                      </m:r>
+                    </m:sub>
+                  </m:sSub>
+                </m:e>
+                <m:e>
+                  <m:r>
+                    <m:rPr>
+                      <m:sty m:val="p"/>
+                    </m:rPr>
+                    <m:t>=</m:t>
+                  </m:r>
+                  <m:r>
+                    <m:t> </m:t>
+                  </m:r>
+                  <m:r>
+                    <m:t>4</m:t>
+                  </m:r>
+                </m:e>
+              </m:mr>
+            </m:m>
+          </m:e>
+        </m:d>
+      </m:oMath>
+      <w:r>
+        <w:t xml:space="preserve"> </w:t>
+      </w:r>
+    </w:p>
+    <w:p>
+      <w:pPr>
+        <w:pStyle w:val="BodyText"/>
+      </w:pPr>
+      <m:oMath>
+        <m:sSub>
+          <m:e>
+            <m:r>
+              <m:t>l</m:t>
+            </m:r>
+          </m:e>
+          <m:sub>
+            <m:r>
+              <m:t>2</m:t>
+            </m:r>
+          </m:sub>
+        </m:sSub>
+        <m:r>
+          <m:rPr>
+            <m:sty m:val="p"/>
+          </m:rPr>
+          <m:t>=</m:t>
+        </m:r>
+        <m:r>
+          <m:t>4</m:t>
+        </m:r>
+      </m:oMath>
+      <w:r>
+        <w:t xml:space="preserve"> </w:t>
+      </w:r>
+    </w:p>
+    <w:p>
+      <w:pPr>
+        <w:pStyle w:val="BodyText"/>
+      </w:pPr>
+      <m:oMath>
+        <m:sSub>
+          <m:e>
+            <m:r>
+              <m:t>l</m:t>
+            </m:r>
+          </m:e>
+          <m:sub>
+            <m:r>
+              <m:t>1</m:t>
+            </m:r>
+          </m:sub>
+        </m:sSub>
+        <m:r>
+          <m:rPr>
+            <m:sty m:val="p"/>
+          </m:rPr>
+          <m:t>=</m:t>
+        </m:r>
+        <m:d>
+          <m:dPr>
+            <m:begChr m:val="["/>
+            <m:sepChr m:val=""/>
+            <m:endChr m:val="]"/>
+            <m:grow/>
+          </m:dPr>
+          <m:e>
+            <m:r>
+              <m:t>m</m:t>
+            </m:r>
+          </m:e>
+        </m:d>
+        <m:r>
+          <m:rPr>
+            <m:sty m:val="p"/>
+          </m:rPr>
+          <m:t>=</m:t>
+        </m:r>
+        <m:r>
+          <m:t>0.003</m:t>
+        </m:r>
+        <m:d>
+          <m:dPr>
+            <m:begChr m:val="["/>
+            <m:sepChr m:val=""/>
+            <m:endChr m:val="]"/>
+            <m:grow/>
+          </m:dPr>
+          <m:e>
+            <m:r>
+              <m:t>m</m:t>
+            </m:r>
+          </m:e>
+        </m:d>
+      </m:oMath>
+      <w:r>
+        <w:t xml:space="preserve"> </w:t>
+      </w:r>
+    </w:p>
+    <w:tbl>
+      <w:tblPr>
+        <w:tblStyle w:val="Table"/>
+        <w:tblW w:type="auto" w:w="0"/>
+        <w:tblLook w:firstRow="1" w:lastRow="0" w:firstColumn="0" w:lastColumn="0" w:noHBand="0" w:noVBand="0" w:val="0020"/>
+      </w:tblPr>
+      <w:tblGrid>
+        <w:gridCol w:w="3960"/>
+        <w:gridCol w:w="3960"/>
+      </w:tblGrid>
+      <w:tr>
+        <w:trPr>
+          <w:tblHeader w:val="on"/>
+        </w:trPr>
+        <w:tc>
+          <w:tcPr/>
+          <w:p>
+            <w:pPr>
+              <w:pStyle w:val="Compact"/>
+              <w:jc w:val="left"/>
+            </w:pPr>
+            <m:oMath>
+              <m:r>
+                <m:t>C</m:t>
+              </m:r>
+              <m:r>
+                <m:t>o</m:t>
+              </m:r>
+              <m:r>
+                <m:t>l</m:t>
+              </m:r>
+              <m:r>
+                <m:t>1</m:t>
+              </m:r>
+            </m:oMath>
+          </w:p>
+        </w:tc>
+        <w:tc>
+          <w:tcPr/>
+          <w:p>
+            <w:pPr>
+              <w:pStyle w:val="Compact"/>
+              <w:jc w:val="left"/>
+            </w:pPr>
+            <m:oMath>
+              <m:r>
+                <m:t>C</m:t>
+              </m:r>
+              <m:r>
+                <m:t>o</m:t>
+              </m:r>
+              <m:r>
+                <m:t>l</m:t>
+              </m:r>
+              <m:r>
+                <m:t>2</m:t>
+              </m:r>
+            </m:oMath>
+          </w:p>
+        </w:tc>
+      </w:tr>
+      <w:tr>
+        <w:tc>
+          <w:tcPr/>
+          <w:p>
+            <w:pPr>
+              <w:pStyle w:val="Compact"/>
+            </w:pPr>
+          </w:p>
+        </w:tc>
+        <w:tc>
+          <w:tcPr/>
+          <w:p>
+            <w:pPr>
+              <w:pStyle w:val="Compact"/>
+              <w:jc w:val="left"/>
+            </w:pPr>
+            <m:oMath>
+              <m:d>
+                <m:dPr>
+                  <m:begChr m:val="["/>
+                  <m:sepChr m:val=""/>
+                  <m:endChr m:val="]"/>
+                  <m:grow/>
+                </m:dPr>
+                <m:e>
+                  <m:r>
+                    <m:t>m</m:t>
+                  </m:r>
+                </m:e>
+              </m:d>
+            </m:oMath>
+          </w:p>
+        </w:tc>
+      </w:tr>
+      <w:tr>
+        <w:tc>
+          <w:tcPr/>
+          <w:p>
+            <w:pPr>
+              <w:pStyle w:val="Compact"/>
+              <w:jc w:val="left"/>
+            </w:pPr>
+            <w:r>
+              <w:t xml:space="preserve">6</w:t>
+            </w:r>
+          </w:p>
+        </w:tc>
+        <w:tc>
+          <w:tcPr/>
+          <w:p>
+            <w:pPr>
+              <w:pStyle w:val="Compact"/>
+              <w:jc w:val="left"/>
+            </w:pPr>
+            <w:r>
+              <w:t xml:space="preserve">7</w:t>
+            </w:r>
+          </w:p>
+        </w:tc>
+      </w:tr>
+      <w:tr>
+        <w:tc>
+          <w:tcPr/>
+          <w:p>
+            <w:pPr>
+              <w:pStyle w:val="Compact"/>
+              <w:jc w:val="left"/>
+            </w:pPr>
+            <w:r>
+              <w:t xml:space="preserve">8</w:t>
+            </w:r>
+          </w:p>
+        </w:tc>
+        <w:tc>
+          <w:tcPr/>
+          <w:p>
+            <w:pPr>
+              <w:pStyle w:val="Compact"/>
+              <w:jc w:val="left"/>
+            </w:pPr>
+            <w:r>
+              <w:t xml:space="preserve">9</w:t>
+            </w:r>
+          </w:p>
+        </w:tc>
+      </w:tr>
+    </w:tbl>
+    <w:p>
+      <w:pPr>
+        <w:pStyle w:val="BodyText"/>
+      </w:pPr>
+      <m:oMath>
+        <m:r>
+          <m:t>y</m:t>
+        </m:r>
+        <m:r>
+          <m:rPr>
+            <m:sty m:val="p"/>
+          </m:rPr>
+          <m:t>=</m:t>
+        </m:r>
+        <m:d>
+          <m:dPr>
+            <m:begChr m:val="{"/>
+            <m:sepChr m:val=""/>
+            <m:endChr m:val=""/>
+            <m:grow/>
+          </m:dPr>
+          <m:e>
+            <m:m>
+              <m:mPr>
+                <m:baseJc m:val="center"/>
+                <m:plcHide m:val="on"/>
+                <m:mcs>
+                  <m:mc>
+                    <m:mcPr>
+                      <m:mcJc m:val="left"/>
+                      <m:count m:val="1"/>
+                    </m:mcPr>
+                  </m:mc>
+                  <m:mc>
+                    <m:mcPr>
+                      <m:mcJc m:val="left"/>
+                      <m:count m:val="1"/>
+                    </m:mcPr>
+                  </m:mc>
+                </m:mcs>
+              </m:mPr>
+              <m:mr>
+                <m:e>
+                  <m:r>
+                    <m:t>10</m:t>
+                  </m:r>
+                </m:e>
+                <m:e>
+                  <m:r>
+                    <m:rPr>
+                      <m:sty m:val="p"/>
+                    </m:rPr>
+                    <m:t>:</m:t>
+                  </m:r>
+                  <m:r>
+                    <m:t> </m:t>
+                  </m:r>
+                  <m:r>
+                    <m:t>x</m:t>
+                  </m:r>
+                  <m:r>
+                    <m:rPr>
+                      <m:sty m:val="p"/>
+                    </m:rPr>
+                    <m:t>&gt;</m:t>
+                  </m:r>
+                  <m:r>
+                    <m:t>20</m:t>
+                  </m:r>
+                </m:e>
+              </m:mr>
+              <m:mr>
+                <m:e>
+                  <m:r>
+                    <m:t>2</m:t>
+                  </m:r>
+                </m:e>
+                <m:e>
+                  <m:r>
+                    <m:rPr>
+                      <m:sty m:val="p"/>
+                    </m:rPr>
+                    <m:t>:</m:t>
+                  </m:r>
+                  <m:r>
+                    <m:t> </m:t>
+                  </m:r>
+                  <m:r>
+                    <m:rPr>
+                      <m:nor/>
+                      <m:sty m:val="p"/>
+                    </m:rPr>
+                    <m:t>otherwise</m:t>
+                  </m:r>
+                </m:e>
+              </m:mr>
+            </m:m>
+          </m:e>
+        </m:d>
+      </m:oMath>
+      <w:r>
+        <w:t xml:space="preserve"> </w:t>
+      </w:r>
+    </w:p>
+    <w:p>
+      <w:pPr>
+        <w:pStyle w:val="BodyText"/>
+      </w:pPr>
+      <m:oMath>
+        <m:r>
+          <m:rPr>
+            <m:nor/>
+            <m:sty m:val="p"/>
+          </m:rPr>
+          <m:t>System</m:t>
+        </m:r>
+        <m:r>
+          <m:rPr>
+            <m:sty m:val="p"/>
+          </m:rPr>
+          <m:t>=</m:t>
+        </m:r>
+        <m:d>
+          <m:dPr>
+            <m:begChr m:val="{"/>
+            <m:sepChr m:val=""/>
+            <m:endChr m:val=""/>
+            <m:grow/>
+          </m:dPr>
+          <m:e>
+            <m:m>
+              <m:mPr>
+                <m:baseJc m:val="center"/>
+                <m:plcHide m:val="on"/>
+                <m:mcs>
+                  <m:mc>
+                    <m:mcPr>
+                      <m:mcJc m:val="left"/>
+                      <m:count m:val="1"/>
+                    </m:mcPr>
+                  </m:mc>
+                  <m:mc>
+                    <m:mcPr>
+                      <m:mcJc m:val="left"/>
+                      <m:count m:val="1"/>
+                    </m:mcPr>
+                  </m:mc>
+                </m:mcs>
+              </m:mPr>
+              <m:mr>
+                <m:e>
+                  <m:r>
+                    <m:t>1</m:t>
+                  </m:r>
+                  <m:r>
+                    <m:rPr>
+                      <m:sty m:val="p"/>
+                    </m:rPr>
+                    <m:t>⋅</m:t>
+                  </m:r>
+                  <m:r>
+                    <m:t>s</m:t>
+                  </m:r>
+                  <m:r>
+                    <m:rPr>
+                      <m:sty m:val="p"/>
+                    </m:rPr>
+                    <m:t>+</m:t>
+                  </m:r>
+                  <m:r>
+                    <m:t>2</m:t>
+                  </m:r>
+                  <m:r>
+                    <m:rPr>
+                      <m:sty m:val="p"/>
+                    </m:rPr>
+                    <m:t>⋅</m:t>
+                  </m:r>
+                  <m:r>
+                    <m:t>t</m:t>
+                  </m:r>
+                  <m:r>
+                    <m:rPr>
+                      <m:sty m:val="p"/>
+                    </m:rPr>
+                    <m:t>=</m:t>
+                  </m:r>
+                  <m:r>
+                    <m:t>10</m:t>
+                  </m:r>
+                </m:e>
+                <m:e/>
+              </m:mr>
+              <m:mr>
+                <m:e>
+                  <m:r>
+                    <m:t>2</m:t>
+                  </m:r>
+                  <m:r>
+                    <m:rPr>
+                      <m:sty m:val="p"/>
+                    </m:rPr>
+                    <m:t>⋅</m:t>
+                  </m:r>
+                  <m:r>
+                    <m:t>s</m:t>
+                  </m:r>
+                  <m:r>
+                    <m:rPr>
+                      <m:sty m:val="p"/>
+                    </m:rPr>
+                    <m:t>−</m:t>
+                  </m:r>
+                  <m:r>
+                    <m:t>4</m:t>
+                  </m:r>
+                  <m:r>
+                    <m:rPr>
+                      <m:sty m:val="p"/>
+                    </m:rPr>
+                    <m:t>⋅</m:t>
+                  </m:r>
+                  <m:sSup>
+                    <m:e>
+                      <m:r>
+                        <m:t>t</m:t>
+                      </m:r>
+                    </m:e>
+                    <m:sup>
+                      <m:r>
+                        <m:t>2</m:t>
+                      </m:r>
+                    </m:sup>
+                  </m:sSup>
+                  <m:r>
+                    <m:rPr>
+                      <m:sty m:val="p"/>
+                    </m:rPr>
+                    <m:t>=</m:t>
+                  </m:r>
+                  <m:r>
+                    <m:t>20</m:t>
+                  </m:r>
+                </m:e>
+                <m:e/>
+              </m:mr>
+            </m:m>
+          </m:e>
+        </m:d>
+      </m:oMath>
+      <w:r>
+        <w:t xml:space="preserve"> </w:t>
+      </w:r>
+    </w:p>
+    <w:p>
+      <w:pPr>
+        <w:pStyle w:val="BodyText"/>
+      </w:pPr>
+      <m:oMath>
+        <m:r>
+          <m:rPr>
+            <m:nor/>
+            <m:sty m:val="p"/>
+          </m:rPr>
+          <m:t>Solution</m:t>
+        </m:r>
+        <m:r>
+          <m:rPr>
+            <m:sty m:val="p"/>
+          </m:rPr>
+          <m:t>=</m:t>
+        </m:r>
+        <m:d>
+          <m:dPr>
+            <m:begChr m:val="{"/>
+            <m:sepChr m:val=""/>
+            <m:endChr m:val=""/>
+            <m:grow/>
+          </m:dPr>
+          <m:e>
+            <m:m>
+              <m:mPr>
+                <m:baseJc m:val="center"/>
+                <m:plcHide m:val="on"/>
+                <m:mcs>
+                  <m:mc>
+                    <m:mcPr>
+                      <m:mcJc m:val="left"/>
+                      <m:count m:val="1"/>
+                    </m:mcPr>
+                  </m:mc>
+                  <m:mc>
+                    <m:mcPr>
+                      <m:mcJc m:val="left"/>
+                      <m:count m:val="1"/>
+                    </m:mcPr>
+                  </m:mc>
+                </m:mcs>
+              </m:mPr>
+              <m:mr>
+                <m:e>
+                  <m:r>
+                    <m:t>s</m:t>
+                  </m:r>
+                </m:e>
+                <m:e>
+                  <m:r>
+                    <m:rPr>
+                      <m:sty m:val="p"/>
+                    </m:rPr>
+                    <m:t>=</m:t>
+                  </m:r>
+                  <m:r>
+                    <m:t> </m:t>
+                  </m:r>
+                  <m:r>
+                    <m:t>12</m:t>
+                  </m:r>
+                </m:e>
+              </m:mr>
+              <m:mr>
+                <m:e>
+                  <m:r>
+                    <m:t>t</m:t>
+                  </m:r>
+                </m:e>
+                <m:e>
+                  <m:r>
+                    <m:rPr>
+                      <m:sty m:val="p"/>
+                    </m:rPr>
+                    <m:t>=</m:t>
+                  </m:r>
+                  <m:r>
+                    <m:t> </m:t>
+                  </m:r>
+                  <m:r>
+                    <m:rPr>
+                      <m:sty m:val="p"/>
+                    </m:rPr>
+                    <m:t>−</m:t>
+                  </m:r>
+                  <m:r>
+                    <m:t>1</m:t>
+                  </m:r>
+                </m:e>
+              </m:mr>
+            </m:m>
+          </m:e>
+        </m:d>
+      </m:oMath>
+      <w:r>
+        <w:t xml:space="preserve"> </w:t>
+      </w:r>
+    </w:p>
+    <w:p>
+      <w:pPr>
+        <w:pStyle w:val="BodyText"/>
+      </w:pPr>
+      <m:oMath>
+        <m:r>
+          <m:rPr>
+            <m:nor/>
+            <m:sty m:val="p"/>
+          </m:rPr>
+          <m:t>Roller Thrust Bearing</m:t>
+        </m:r>
+        <m:r>
+          <m:t> </m:t>
+        </m:r>
+        <m:sSub>
+          <m:e>
+            <m:r>
+              <m:t>μ</m:t>
+            </m:r>
+          </m:e>
+          <m:sub>
+            <m:r>
+              <m:t>c</m:t>
+            </m:r>
+          </m:sub>
+        </m:sSub>
+        <m:r>
+          <m:rPr>
+            <m:sty m:val="p"/>
+          </m:rPr>
+          <m:t>=</m:t>
+        </m:r>
+        <m:r>
+          <m:t>0.01</m:t>
+        </m:r>
+      </m:oMath>
+      <w:r>
+        <w:t xml:space="preserve"> </w:t>
+      </w:r>
+    </w:p>
+    <w:p>
+      <w:pPr>
+        <w:pStyle w:val="BodyText"/>
+      </w:pPr>
+      <w:r>
+        <w:t xml:space="preserve">This left justified, below is a centered equation:</w:t>
+      </w:r>
+    </w:p>
+    <w:p>
+      <w:pPr>
+        <w:pStyle w:val="align-center"/>
+      </w:pPr>
+      <m:oMath>
+        <m:r>
+          <m:t>x</m:t>
+        </m:r>
+        <m:r>
+          <m:rPr>
+            <m:sty m:val="p"/>
+          </m:rPr>
+          <m:t>=</m:t>
+        </m:r>
+        <m:r>
+          <m:t>2</m:t>
+        </m:r>
+        <m:r>
+          <m:rPr>
+            <m:sty m:val="p"/>
+          </m:rPr>
+          <m:t>⋅</m:t>
+        </m:r>
+        <m:r>
+          <m:t>y</m:t>
+        </m:r>
+      </m:oMath>
+    </w:p>
+    <w:p>
+      <w:pPr>
+        <w:pStyle w:val="BodyText"/>
+      </w:pPr>
+      <w:r>
+        <w:t xml:space="preserve">Below is a centered image:</w:t>
+      </w:r>
+    </w:p>
+    <w:p>
+      <w:pPr>
+        <w:pStyle w:val="align-center"/>
+      </w:pPr>
+      <w:r>
+        <w:drawing>
+          <wp:inline>
+            <wp:extent cx="609600" cy="711200"/>
+            <wp:effectExtent b="0" l="0" r="0" t="0"/>
+            <wp:docPr descr="" title="" id="33" name="Picture"/>
+            <a:graphic>
+              <a:graphicData uri="http://schemas.openxmlformats.org/drawingml/2006/picture">
+                <pic:pic>
+                  <pic:nvPicPr>
+                    <pic:cNvPr descr="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" id="34" name="Picture"/>
+                    <pic:cNvPicPr>
+                      <a:picLocks noChangeArrowheads="1" noChangeAspect="1"/>
+                    </pic:cNvPicPr>
+                  </pic:nvPicPr>
+                  <pic:blipFill>
+                    <a:blip r:embed="rId32"/>
+                    <a:stretch>
+                      <a:fillRect/>
+                    </a:stretch>
+                  </pic:blipFill>
+                  <pic:spPr bwMode="auto">
+                    <a:xfrm>
+                      <a:off x="0" y="0"/>
+                      <a:ext cx="609600" cy="711200"/>
+                    </a:xfrm>
+                    <a:prstGeom prst="rect">
+                      <a:avLst/>
+                    </a:prstGeom>
+                    <a:noFill/>
+                    <a:ln w="9525">
+                      <a:noFill/>
+                      <a:headEnd/>
+                      <a:tailEnd/>
+                    </a:ln>
+                  </pic:spPr>
+                </pic:pic>
+              </a:graphicData>
+            </a:graphic>
+          </wp:inline>
+        </w:drawing>
+      </w:r>
+    </w:p>
+    <w:p>
+      <w:pPr>
+        <w:pStyle w:val="align-right"/>
+      </w:pPr>
+      <w:r>
+        <w:t xml:space="preserve">This is right justified</w:t>
+      </w:r>
+    </w:p>
+    <w:p>
+      <w:pPr>
+        <w:pStyle w:val="align-justify"/>
+      </w:pPr>
+      <w:r>
+        <w:t xml:space="preserve">This is justified text</w:t>
+      </w:r>
+    </w:p>
+    <w:p>
+      <w:pPr>
+        <w:pStyle w:val="Compact"/>
+        <w:numPr>
+          <w:ilvl w:val="0"/>
+          <w:numId w:val="1001"/>
+        </w:numPr>
+      </w:pPr>
+      <w:r>
+        <w:t xml:space="preserve">red</w:t>
+      </w:r>
+    </w:p>
+    <w:p>
+      <w:pPr>
+        <w:pStyle w:val="Compact"/>
+        <w:numPr>
+          <w:ilvl w:val="0"/>
+          <w:numId w:val="1001"/>
+        </w:numPr>
+      </w:pPr>
+      <w:r>
+        <w:t xml:space="preserve">blue</w:t>
+      </w:r>
+    </w:p>
+    <w:p>
+      <w:pPr>
+        <w:pStyle w:val="Compact"/>
+        <w:numPr>
+          <w:ilvl w:val="0"/>
+          <w:numId w:val="1002"/>
+        </w:numPr>
+      </w:pPr>
+      <w:r>
+        <w:t xml:space="preserve">one</w:t>
+      </w:r>
+    </w:p>
+    <w:p>
+      <w:pPr>
+        <w:pStyle w:val="Compact"/>
+        <w:numPr>
+          <w:ilvl w:val="0"/>
+          <w:numId w:val="1002"/>
+        </w:numPr>
+      </w:pPr>
+      <w:r>
+        <w:t xml:space="preserve">two</w:t>
+      </w:r>
+    </w:p>
+    <w:p>
+      <w:pPr>
+        <w:pStyle w:val="Compact"/>
+        <w:numPr>
+          <w:ilvl w:val="1"/>
+          <w:numId w:val="1003"/>
+        </w:numPr>
+      </w:pPr>
+      <w:r>
+        <w:t xml:space="preserve">three</w:t>
+      </w:r>
+    </w:p>
+    <w:p>
+      <w:pPr>
+        <w:pStyle w:val="Compact"/>
+        <w:numPr>
+          <w:ilvl w:val="1"/>
+          <w:numId w:val="1003"/>
+        </w:numPr>
+      </w:pPr>
+      <w:r>
+        <w:t xml:space="preserve">four</w:t>
+      </w:r>
+    </w:p>
+    <w:p>
+      <w:pPr>
+        <w:pStyle w:val="FirstParagraph"/>
+      </w:pPr>
+      <w:r>
+        <w:t xml:space="preserve">Normal text</w:t>
+      </w:r>
+    </w:p>
+    <w:bookmarkEnd w:id="35"/>
+    <w:bookmarkStart w:id="43" w:name="X7d3109fa87318ec704072f1e9d744b2bd34fff7"/>
+    <w:p>
+      <w:pPr>
+        <w:pStyle w:val="Heading1"/>
+      </w:pPr>
+      <w:r>
+        <w:t xml:space="preserve">MD Export Test (centered equations checked)</w:t>
+      </w:r>
+    </w:p>
+    <w:p>
+      <w:pPr>
+        <w:pStyle w:val="FirstParagraph"/>
+      </w:pPr>
+      <m:oMathPara>
+        <m:oMathParaPr>
+          <m:jc m:val="center"/>
+        </m:oMathParaPr>
+        <m:oMath>
+          <m:r>
+            <m:t>x</m:t>
+          </m:r>
+          <m:r>
+            <m:rPr>
+              <m:sty m:val="p"/>
+            </m:rPr>
+            <m:t>=</m:t>
+          </m:r>
+          <m:r>
+            <m:t>20</m:t>
+          </m:r>
+          <m:d>
+            <m:dPr>
+              <m:begChr m:val="["/>
+              <m:sepChr m:val=""/>
+              <m:endChr m:val="]"/>
+              <m:grow/>
+            </m:dPr>
+            <m:e>
+              <m:r>
+                <m:t>m</m:t>
+              </m:r>
+            </m:e>
+          </m:d>
+        </m:oMath>
+      </m:oMathPara>
+    </w:p>
+    <w:p>
+      <w:pPr>
+        <w:pStyle w:val="FirstParagraph"/>
+      </w:pPr>
+      <w:r>
+        <w:t xml:space="preserve">Documentation cell with line of text followed by a scaled image:</w:t>
+      </w:r>
+    </w:p>
+    <w:p>
+      <w:pPr>
+        <w:pStyle w:val="BodyText"/>
+      </w:pPr>
+      <w:r>
+        <w:drawing>
+          <wp:inline>
+            <wp:extent cx="1323975" cy="1112139"/>
+            <wp:effectExtent b="0" l="0" r="0" t="0"/>
+            <wp:docPr descr="" title="" id="36" name="Picture"/>
+            <a:graphic>
+              <a:graphicData uri="http://schemas.openxmlformats.org/drawingml/2006/picture">
+                <pic:pic>
+                  <pic:nvPicPr>
+                    <pic:cNvPr descr="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" id="37" name="Picture"/>
+                    <pic:cNvPicPr>
+                      <a:picLocks noChangeArrowheads="1" noChangeAspect="1"/>
+                    </pic:cNvPicPr>
+                  </pic:nvPicPr>
+                  <pic:blipFill>
+                    <a:blip r:embed="rId26"/>
+                    <a:stretch>
+                      <a:fillRect/>
+                    </a:stretch>
+                  </pic:blipFill>
+                  <pic:spPr bwMode="auto">
+                    <a:xfrm>
+                      <a:off x="0" y="0"/>
+                      <a:ext cx="1323975" cy="1112139"/>
+                    </a:xfrm>
+                    <a:prstGeom prst="rect">
+                      <a:avLst/>
+                    </a:prstGeom>
+                    <a:noFill/>
+                    <a:ln w="9525">
+                      <a:noFill/>
+                      <a:headEnd/>
+                      <a:tailEnd/>
+                    </a:ln>
+                  </pic:spPr>
+                </pic:pic>
+              </a:graphicData>
+            </a:graphic>
+          </wp:inline>
+        </w:drawing>
+      </w:r>
+    </w:p>
+    <w:p>
+      <w:pPr>
+        <w:pStyle w:val="BodyText"/>
+      </w:pPr>
+      <w:r>
+        <w:t xml:space="preserve">Sentence with formula</w:t>
+      </w:r>
+      <w:r>
+        <w:t xml:space="preserve"> </w:t>
+      </w:r>
+      <m:oMath>
+        <m:rad>
+          <m:radPr>
+            <m:degHide m:val="on"/>
+          </m:radPr>
+          <m:deg/>
+          <m:e>
+            <m:r>
+              <m:rPr>
+                <m:sty m:val="p"/>
+              </m:rPr>
+              <m:t>Ω</m:t>
+            </m:r>
+          </m:e>
+        </m:rad>
+      </m:oMath>
+      <w:r>
+        <w:t xml:space="preserve"> </w:t>
+      </w:r>
+      <w:r>
+        <w:t xml:space="preserve">in the middle, followed by equation on its own line:</w:t>
+      </w:r>
+    </w:p>
+    <w:p>
+      <w:pPr>
+        <w:pStyle w:val="BodyText"/>
+      </w:pPr>
+      <m:oMath>
+        <m:r>
+          <m:t>E</m:t>
+        </m:r>
+        <m:r>
+          <m:rPr>
+            <m:sty m:val="p"/>
+          </m:rPr>
+          <m:t>=</m:t>
+        </m:r>
+        <m:f>
+          <m:fPr>
+            <m:type m:val="bar"/>
+          </m:fPr>
+          <m:num>
+            <m:r>
+              <m:t>M</m:t>
+            </m:r>
+            <m:r>
+              <m:t>y</m:t>
+            </m:r>
+          </m:num>
+          <m:den>
+            <m:r>
+              <m:t>I</m:t>
+            </m:r>
+          </m:den>
+        </m:f>
+      </m:oMath>
+    </w:p>
+    <w:p>
+      <w:pPr>
+        <w:pStyle w:val="BodyText"/>
+      </w:pPr>
+      <w:r>
+        <w:t xml:space="preserve">With text after.</w:t>
+      </w:r>
+    </w:p>
+    <w:p>
+      <w:pPr>
+        <w:pStyle w:val="BodyText"/>
+      </w:pPr>
+      <w:r>
+        <w:t xml:space="preserve">Line of text.</w:t>
+      </w:r>
+    </w:p>
+    <w:p>
+      <w:pPr>
+        <w:pStyle w:val="BodyText"/>
+      </w:pPr>
+      <w:r>
+        <w:t xml:space="preserve">Another line of text.</w:t>
+      </w:r>
+    </w:p>
+    <w:p>
+      <w:pPr>
+        <w:pStyle w:val="BodyText"/>
+      </w:pPr>
+      <w:r>
+        <w:drawing>
+          <wp:inline>
+            <wp:extent cx="482600" cy="520700"/>
+            <wp:effectExtent b="0" l="0" r="0" t="0"/>
+            <wp:docPr descr="" title="" id="38" name="Picture"/>
+            <a:graphic>
+              <a:graphicData uri="http://schemas.openxmlformats.org/drawingml/2006/picture">
+                <pic:pic>
+                  <pic:nvPicPr>
+                    <pic:cNvPr descr="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" id="39" name="Picture"/>
+                    <pic:cNvPicPr>
+                      <a:picLocks noChangeArrowheads="1" noChangeAspect="1"/>
+                    </pic:cNvPicPr>
+                  </pic:nvPicPr>
+                  <pic:blipFill>
+                    <a:blip r:embed="rId29"/>
+                    <a:stretch>
+                      <a:fillRect/>
+                    </a:stretch>
+                  </pic:blipFill>
+                  <pic:spPr bwMode="auto">
+                    <a:xfrm>
+                      <a:off x="0" y="0"/>
+                      <a:ext cx="482600" cy="520700"/>
+                    </a:xfrm>
+                    <a:prstGeom prst="rect">
+                      <a:avLst/>
+                    </a:prstGeom>
+                    <a:noFill/>
+                    <a:ln w="9525">
+                      <a:noFill/>
+                      <a:headEnd/>
+                      <a:tailEnd/>
+                    </a:ln>
+                  </pic:spPr>
+                </pic:pic>
+              </a:graphicData>
+            </a:graphic>
+          </wp:inline>
+        </w:drawing>
+      </w:r>
+    </w:p>
+    <w:p>
+      <w:pPr>
+        <w:pStyle w:val="BodyText"/>
+      </w:pPr>
+      <m:oMathPara>
+        <m:oMathParaPr>
+          <m:jc m:val="center"/>
+        </m:oMathParaPr>
+        <m:oMath>
+          <m:r>
+            <m:rPr>
+              <m:nor/>
+              <m:sty m:val="p"/>
+            </m:rPr>
+            <m:t>Option 2</m:t>
+          </m:r>
+          <m:r>
+            <m:t> </m:t>
+          </m:r>
+          <m:d>
+            <m:dPr>
+              <m:begChr m:val="{"/>
+              <m:sepChr m:val=""/>
+              <m:endChr m:val=""/>
+              <m:grow/>
+            </m:dPr>
+            <m:e>
+              <m:m>
+                <m:mPr>
+                  <m:baseJc m:val="center"/>
+                  <m:plcHide m:val="on"/>
+                  <m:mcs>
+                    <m:mc>
+                      <m:mcPr>
+                        <m:mcJc m:val="left"/>
+                        <m:count m:val="1"/>
+                      </m:mcPr>
+                    </m:mc>
+                    <m:mc>
+                      <m:mcPr>
+                        <m:mcJc m:val="left"/>
+                        <m:count m:val="1"/>
+                      </m:mcPr>
+                    </m:mc>
+                  </m:mcs>
+                </m:mPr>
+                <m:mr>
+                  <m:e>
+                    <m:sSub>
+                      <m:e>
+                        <m:r>
+                          <m:t>l</m:t>
+                        </m:r>
+                      </m:e>
+                      <m:sub>
+                        <m:r>
+                          <m:t>1</m:t>
+                        </m:r>
+                      </m:sub>
+                    </m:sSub>
+                  </m:e>
+                  <m:e>
+                    <m:r>
+                      <m:rPr>
+                        <m:sty m:val="p"/>
+                      </m:rPr>
+                      <m:t>=</m:t>
+                    </m:r>
+                    <m:r>
+                      <m:t> </m:t>
+                    </m:r>
+                    <m:r>
+                      <m:t>3</m:t>
+                    </m:r>
+                    <m:d>
+                      <m:dPr>
+                        <m:begChr m:val="["/>
+                        <m:sepChr m:val=""/>
+                        <m:endChr m:val="]"/>
+                        <m:grow/>
+                      </m:dPr>
+                      <m:e>
+                        <m:r>
+                          <m:t>m</m:t>
+                        </m:r>
+                        <m:r>
+                          <m:t>m</m:t>
+                        </m:r>
+                      </m:e>
+                    </m:d>
+                  </m:e>
+                </m:mr>
+                <m:mr>
+                  <m:e>
+                    <m:sSub>
+                      <m:e>
+                        <m:r>
+                          <m:t>l</m:t>
+                        </m:r>
+                      </m:e>
+                      <m:sub>
+                        <m:r>
+                          <m:t>2</m:t>
+                        </m:r>
+                      </m:sub>
+                    </m:sSub>
+                  </m:e>
+                  <m:e>
+                    <m:r>
+                      <m:rPr>
+                        <m:sty m:val="p"/>
+                      </m:rPr>
+                      <m:t>=</m:t>
+                    </m:r>
+                    <m:r>
+                      <m:t> </m:t>
+                    </m:r>
+                    <m:r>
+                      <m:t>4</m:t>
+                    </m:r>
+                  </m:e>
+                </m:mr>
+              </m:m>
+            </m:e>
+          </m:d>
+        </m:oMath>
+      </m:oMathPara>
+    </w:p>
+    <w:p>
+      <w:pPr>
+        <w:pStyle w:val="FirstParagraph"/>
+      </w:pPr>
+      <m:oMathPara>
+        <m:oMathParaPr>
+          <m:jc m:val="center"/>
+        </m:oMathParaPr>
+        <m:oMath>
+          <m:sSub>
+            <m:e>
+              <m:r>
+                <m:t>l</m:t>
+              </m:r>
+            </m:e>
+            <m:sub>
+              <m:r>
+                <m:t>2</m:t>
+              </m:r>
+            </m:sub>
+          </m:sSub>
+          <m:r>
+            <m:rPr>
+              <m:sty m:val="p"/>
+            </m:rPr>
+            <m:t>=</m:t>
+          </m:r>
+          <m:r>
+            <m:t>4</m:t>
+          </m:r>
+        </m:oMath>
+      </m:oMathPara>
+    </w:p>
+    <w:p>
+      <w:pPr>
+        <w:pStyle w:val="FirstParagraph"/>
+      </w:pPr>
+      <m:oMathPara>
+        <m:oMathParaPr>
+          <m:jc m:val="center"/>
+        </m:oMathParaPr>
+        <m:oMath>
+          <m:sSub>
+            <m:e>
+              <m:r>
+                <m:t>l</m:t>
+              </m:r>
+            </m:e>
+            <m:sub>
+              <m:r>
+                <m:t>1</m:t>
+              </m:r>
+            </m:sub>
+          </m:sSub>
+          <m:r>
+            <m:rPr>
+              <m:sty m:val="p"/>
+            </m:rPr>
+            <m:t>=</m:t>
+          </m:r>
+          <m:d>
+            <m:dPr>
+              <m:begChr m:val="["/>
+              <m:sepChr m:val=""/>
+              <m:endChr m:val="]"/>
+              <m:grow/>
+            </m:dPr>
+            <m:e>
+              <m:r>
+                <m:t>m</m:t>
+              </m:r>
+            </m:e>
+          </m:d>
+          <m:r>
+            <m:rPr>
+              <m:sty m:val="p"/>
+            </m:rPr>
+            <m:t>=</m:t>
+          </m:r>
+          <m:r>
+            <m:t>0.003</m:t>
+          </m:r>
+          <m:d>
+            <m:dPr>
+              <m:begChr m:val="["/>
+              <m:sepChr m:val=""/>
+              <m:endChr m:val="]"/>
+              <m:grow/>
+            </m:dPr>
+            <m:e>
+              <m:r>
+                <m:t>m</m:t>
+              </m:r>
+            </m:e>
+          </m:d>
+        </m:oMath>
+      </m:oMathPara>
+    </w:p>
+    <w:tbl>
+      <w:tblPr>
+        <w:tblStyle w:val="Table"/>
+        <w:tblW w:type="auto" w:w="0"/>
+        <w:tblLook w:firstRow="1" w:lastRow="0" w:firstColumn="0" w:lastColumn="0" w:noHBand="0" w:noVBand="0" w:val="0020"/>
+      </w:tblPr>
+      <w:tblGrid>
+        <w:gridCol w:w="3960"/>
+        <w:gridCol w:w="3960"/>
+      </w:tblGrid>
+      <w:tr>
+        <w:trPr>
+          <w:tblHeader w:val="on"/>
+        </w:trPr>
+        <w:tc>
+          <w:tcPr/>
+          <w:p>
+            <w:pPr>
+              <w:pStyle w:val="Compact"/>
+              <w:jc w:val="left"/>
+            </w:pPr>
+            <m:oMath>
+              <m:r>
+                <m:t>C</m:t>
+              </m:r>
+              <m:r>
+                <m:t>o</m:t>
+              </m:r>
+              <m:r>
+                <m:t>l</m:t>
+              </m:r>
+              <m:r>
+                <m:t>1</m:t>
+              </m:r>
+            </m:oMath>
+          </w:p>
+        </w:tc>
+        <w:tc>
+          <w:tcPr/>
+          <w:p>
+            <w:pPr>
+              <w:pStyle w:val="Compact"/>
+              <w:jc w:val="left"/>
+            </w:pPr>
+            <m:oMath>
+              <m:r>
+                <m:t>C</m:t>
+              </m:r>
+              <m:r>
+                <m:t>o</m:t>
+              </m:r>
+              <m:r>
+                <m:t>l</m:t>
+              </m:r>
+              <m:r>
+                <m:t>2</m:t>
+              </m:r>
+            </m:oMath>
+          </w:p>
+        </w:tc>
+      </w:tr>
+      <w:tr>
+        <w:tc>
+          <w:tcPr/>
+          <w:p>
+            <w:pPr>
+              <w:pStyle w:val="Compact"/>
+            </w:pPr>
+          </w:p>
+        </w:tc>
+        <w:tc>
+          <w:tcPr/>
+          <w:p>
+            <w:pPr>
+              <w:pStyle w:val="Compact"/>
+              <w:jc w:val="left"/>
+            </w:pPr>
+            <m:oMath>
+              <m:d>
+                <m:dPr>
+                  <m:begChr m:val="["/>
+                  <m:sepChr m:val=""/>
+                  <m:endChr m:val="]"/>
+                  <m:grow/>
+                </m:dPr>
+                <m:e>
+                  <m:r>
+                    <m:t>m</m:t>
+                  </m:r>
+                </m:e>
+              </m:d>
+            </m:oMath>
+          </w:p>
+        </w:tc>
+      </w:tr>
+      <w:tr>
+        <w:tc>
+          <w:tcPr/>
+          <w:p>
+            <w:pPr>
+              <w:pStyle w:val="Compact"/>
+              <w:jc w:val="left"/>
+            </w:pPr>
+            <w:r>
+              <w:t xml:space="preserve">6</w:t>
+            </w:r>
+          </w:p>
+        </w:tc>
+        <w:tc>
+          <w:tcPr/>
+          <w:p>
+            <w:pPr>
+              <w:pStyle w:val="Compact"/>
+              <w:jc w:val="left"/>
+            </w:pPr>
+            <w:r>
+              <w:t xml:space="preserve">7</w:t>
+            </w:r>
+          </w:p>
+        </w:tc>
+      </w:tr>
+      <w:tr>
+        <w:tc>
+          <w:tcPr/>
+          <w:p>
+            <w:pPr>
+              <w:pStyle w:val="Compact"/>
+              <w:jc w:val="left"/>
+            </w:pPr>
+            <w:r>
+              <w:t xml:space="preserve">8</w:t>
+            </w:r>
+          </w:p>
+        </w:tc>
+        <w:tc>
+          <w:tcPr/>
+          <w:p>
+            <w:pPr>
+              <w:pStyle w:val="Compact"/>
+              <w:jc w:val="left"/>
+            </w:pPr>
+            <w:r>
+              <w:t xml:space="preserve">9</w:t>
+            </w:r>
+          </w:p>
+        </w:tc>
+      </w:tr>
+    </w:tbl>
+    <w:p>
+      <w:pPr>
+        <w:pStyle w:val="BodyText"/>
+      </w:pPr>
+      <m:oMathPara>
+        <m:oMathParaPr>
+          <m:jc m:val="center"/>
+        </m:oMathParaPr>
+        <m:oMath>
+          <m:r>
+            <m:t>y</m:t>
+          </m:r>
+          <m:r>
+            <m:rPr>
+              <m:sty m:val="p"/>
+            </m:rPr>
+            <m:t>=</m:t>
+          </m:r>
+          <m:d>
+            <m:dPr>
+              <m:begChr m:val="{"/>
+              <m:sepChr m:val=""/>
+              <m:endChr m:val=""/>
+              <m:grow/>
+            </m:dPr>
+            <m:e>
+              <m:m>
+                <m:mPr>
+                  <m:baseJc m:val="center"/>
+                  <m:plcHide m:val="on"/>
+                  <m:mcs>
+                    <m:mc>
+                      <m:mcPr>
+                        <m:mcJc m:val="left"/>
+                        <m:count m:val="1"/>
+                      </m:mcPr>
+                    </m:mc>
+                    <m:mc>
+                      <m:mcPr>
+                        <m:mcJc m:val="left"/>
+                        <m:count m:val="1"/>
+                      </m:mcPr>
+                    </m:mc>
+                  </m:mcs>
+                </m:mPr>
+                <m:mr>
+                  <m:e>
+                    <m:r>
+                      <m:t>10</m:t>
+                    </m:r>
+                  </m:e>
+                  <m:e>
+                    <m:r>
+                      <m:rPr>
+                        <m:sty m:val="p"/>
+                      </m:rPr>
+                      <m:t>:</m:t>
+                    </m:r>
+                    <m:r>
+                      <m:t> </m:t>
+                    </m:r>
+                    <m:r>
+                      <m:t>x</m:t>
+                    </m:r>
+                    <m:r>
+                      <m:rPr>
+                        <m:sty m:val="p"/>
+                      </m:rPr>
+                      <m:t>&gt;</m:t>
+                    </m:r>
+                    <m:r>
+                      <m:t>20</m:t>
+                    </m:r>
+                  </m:e>
+                </m:mr>
+                <m:mr>
+                  <m:e>
+                    <m:r>
+                      <m:t>2</m:t>
+                    </m:r>
+                  </m:e>
+                  <m:e>
+                    <m:r>
+                      <m:rPr>
+                        <m:sty m:val="p"/>
+                      </m:rPr>
+                      <m:t>:</m:t>
+                    </m:r>
+                    <m:r>
+                      <m:t> </m:t>
+                    </m:r>
+                    <m:r>
+                      <m:rPr>
+                        <m:nor/>
+                        <m:sty m:val="p"/>
+                      </m:rPr>
+                      <m:t>otherwise</m:t>
+                    </m:r>
+                  </m:e>
+                </m:mr>
+              </m:m>
+            </m:e>
+          </m:d>
+        </m:oMath>
+      </m:oMathPara>
+    </w:p>
+    <w:p>
+      <w:pPr>
+        <w:pStyle w:val="FirstParagraph"/>
+      </w:pPr>
+      <m:oMathPara>
+        <m:oMathParaPr>
+          <m:jc m:val="center"/>
+        </m:oMathParaPr>
+        <m:oMath>
+          <m:r>
+            <m:rPr>
+              <m:nor/>
+              <m:sty m:val="p"/>
+            </m:rPr>
+            <m:t>System</m:t>
+          </m:r>
+          <m:r>
+            <m:rPr>
+              <m:sty m:val="p"/>
+            </m:rPr>
+            <m:t>=</m:t>
+          </m:r>
+          <m:d>
+            <m:dPr>
+              <m:begChr m:val="{"/>
+              <m:sepChr m:val=""/>
+              <m:endChr m:val=""/>
+              <m:grow/>
+            </m:dPr>
+            <m:e>
+              <m:m>
+                <m:mPr>
+                  <m:baseJc m:val="center"/>
+                  <m:plcHide m:val="on"/>
+                  <m:mcs>
+                    <m:mc>
+                      <m:mcPr>
+                        <m:mcJc m:val="left"/>
+                        <m:count m:val="1"/>
+                      </m:mcPr>
+                    </m:mc>
+                    <m:mc>
+                      <m:mcPr>
+                        <m:mcJc m:val="left"/>
+                        <m:count m:val="1"/>
+                      </m:mcPr>
+                    </m:mc>
+                  </m:mcs>
+                </m:mPr>
+                <m:mr>
+                  <m:e>
+                    <m:r>
+                      <m:t>1</m:t>
+                    </m:r>
+                    <m:r>
+                      <m:rPr>
+                        <m:sty m:val="p"/>
+                      </m:rPr>
+                      <m:t>⋅</m:t>
+                    </m:r>
+                    <m:r>
+                      <m:t>s</m:t>
+                    </m:r>
+                    <m:r>
+                      <m:rPr>
+                        <m:sty m:val="p"/>
+                      </m:rPr>
+                      <m:t>+</m:t>
+                    </m:r>
+                    <m:r>
+                      <m:t>2</m:t>
+                    </m:r>
+                    <m:r>
+                      <m:rPr>
+                        <m:sty m:val="p"/>
+                      </m:rPr>
+                      <m:t>⋅</m:t>
+                    </m:r>
+                    <m:r>
+                      <m:t>t</m:t>
+                    </m:r>
+                    <m:r>
+                      <m:rPr>
+                        <m:sty m:val="p"/>
+                      </m:rPr>
+                      <m:t>=</m:t>
+                    </m:r>
+                    <m:r>
+                      <m:t>10</m:t>
+                    </m:r>
+                  </m:e>
+                  <m:e/>
+                </m:mr>
+                <m:mr>
+                  <m:e>
+                    <m:r>
+                      <m:t>2</m:t>
+                    </m:r>
+                    <m:r>
+                      <m:rPr>
+                        <m:sty m:val="p"/>
+                      </m:rPr>
+                      <m:t>⋅</m:t>
+                    </m:r>
+                    <m:r>
+                      <m:t>s</m:t>
+                    </m:r>
+                    <m:r>
+                      <m:rPr>
+                        <m:sty m:val="p"/>
+                      </m:rPr>
+                      <m:t>−</m:t>
+                    </m:r>
+                    <m:r>
+                      <m:t>4</m:t>
+                    </m:r>
+                    <m:r>
+                      <m:rPr>
+                        <m:sty m:val="p"/>
+                      </m:rPr>
+                      <m:t>⋅</m:t>
+                    </m:r>
+                    <m:sSup>
+                      <m:e>
+                        <m:r>
+                          <m:t>t</m:t>
+                        </m:r>
+                      </m:e>
+                      <m:sup>
+                        <m:r>
+                          <m:t>2</m:t>
+                        </m:r>
+                      </m:sup>
+                    </m:sSup>
+                    <m:r>
+                      <m:rPr>
+                        <m:sty m:val="p"/>
+                      </m:rPr>
+                      <m:t>=</m:t>
+                    </m:r>
+                    <m:r>
+                      <m:t>20</m:t>
+                    </m:r>
+                  </m:e>
+                  <m:e/>
+                </m:mr>
+              </m:m>
+            </m:e>
+          </m:d>
+        </m:oMath>
+      </m:oMathPara>
+    </w:p>
+    <w:p>
+      <w:pPr>
+        <w:pStyle w:val="FirstParagraph"/>
+      </w:pPr>
+      <m:oMathPara>
+        <m:oMathParaPr>
+          <m:jc m:val="center"/>
+        </m:oMathParaPr>
+        <m:oMath>
+          <m:r>
+            <m:rPr>
+              <m:nor/>
+              <m:sty m:val="p"/>
+            </m:rPr>
+            <m:t>Solution</m:t>
+          </m:r>
+          <m:r>
+            <m:rPr>
+              <m:sty m:val="p"/>
+            </m:rPr>
+            <m:t>=</m:t>
+          </m:r>
+          <m:d>
+            <m:dPr>
+              <m:begChr m:val="{"/>
+              <m:sepChr m:val=""/>
+              <m:endChr m:val=""/>
+              <m:grow/>
+            </m:dPr>
+            <m:e>
+              <m:m>
+                <m:mPr>
+                  <m:baseJc m:val="center"/>
+                  <m:plcHide m:val="on"/>
+                  <m:mcs>
+                    <m:mc>
+                      <m:mcPr>
+                        <m:mcJc m:val="left"/>
+                        <m:count m:val="1"/>
+                      </m:mcPr>
+                    </m:mc>
+                    <m:mc>
+                      <m:mcPr>
+                        <m:mcJc m:val="left"/>
+                        <m:count m:val="1"/>
+                      </m:mcPr>
+                    </m:mc>
+                  </m:mcs>
+                </m:mPr>
+                <m:mr>
+                  <m:e>
+                    <m:r>
+                      <m:t>s</m:t>
+                    </m:r>
+                  </m:e>
+                  <m:e>
+                    <m:r>
+                      <m:rPr>
+                        <m:sty m:val="p"/>
+                      </m:rPr>
+                      <m:t>=</m:t>
+                    </m:r>
+                    <m:r>
+                      <m:t> </m:t>
+                    </m:r>
+                    <m:r>
+                      <m:t>12</m:t>
+                    </m:r>
+                  </m:e>
+                </m:mr>
+                <m:mr>
+                  <m:e>
+                    <m:r>
+                      <m:t>t</m:t>
+                    </m:r>
+                  </m:e>
+                  <m:e>
+                    <m:r>
+                      <m:rPr>
+                        <m:sty m:val="p"/>
+                      </m:rPr>
+                      <m:t>=</m:t>
+                    </m:r>
+                    <m:r>
+                      <m:t> </m:t>
+                    </m:r>
+                    <m:r>
+                      <m:rPr>
+                        <m:sty m:val="p"/>
+                      </m:rPr>
+                      <m:t>−</m:t>
+                    </m:r>
+                    <m:r>
+                      <m:t>1</m:t>
+                    </m:r>
+                  </m:e>
+                </m:mr>
+              </m:m>
+            </m:e>
+          </m:d>
+        </m:oMath>
+      </m:oMathPara>
+    </w:p>
+    <w:p>
+      <w:pPr>
+        <w:pStyle w:val="FirstParagraph"/>
+      </w:pPr>
+      <m:oMathPara>
+        <m:oMathParaPr>
+          <m:jc m:val="center"/>
+        </m:oMathParaPr>
+        <m:oMath>
+          <m:r>
+            <m:rPr>
+              <m:nor/>
+              <m:sty m:val="p"/>
+            </m:rPr>
+            <m:t>Roller Thrust Bearing</m:t>
+          </m:r>
+          <m:r>
+            <m:t> </m:t>
+          </m:r>
+          <m:sSub>
+            <m:e>
+              <m:r>
+                <m:t>μ</m:t>
+              </m:r>
+            </m:e>
+            <m:sub>
+              <m:r>
+                <m:t>c</m:t>
+              </m:r>
+            </m:sub>
+          </m:sSub>
+          <m:r>
+            <m:rPr>
+              <m:sty m:val="p"/>
+            </m:rPr>
+            <m:t>=</m:t>
+          </m:r>
+          <m:r>
+            <m:t>0.01</m:t>
+          </m:r>
+        </m:oMath>
+      </m:oMathPara>
+    </w:p>
+    <w:p>
+      <w:pPr>
+        <w:pStyle w:val="FirstParagraph"/>
+      </w:pPr>
+      <w:r>
+        <w:t xml:space="preserve">This left justified, below is a centered equation:</w:t>
+      </w:r>
+    </w:p>
+    <w:p>
+      <w:pPr>
+        <w:pStyle w:val="align-center"/>
+      </w:pPr>
+      <m:oMath>
+        <m:r>
+          <m:t>x</m:t>
+        </m:r>
+        <m:r>
+          <m:rPr>
+            <m:sty m:val="p"/>
+          </m:rPr>
+          <m:t>=</m:t>
+        </m:r>
+        <m:r>
+          <m:t>2</m:t>
+        </m:r>
+        <m:r>
+          <m:rPr>
+            <m:sty m:val="p"/>
+          </m:rPr>
+          <m:t>⋅</m:t>
+        </m:r>
+        <m:r>
+          <m:t>y</m:t>
+        </m:r>
+      </m:oMath>
+    </w:p>
+    <w:p>
+      <w:pPr>
+        <w:pStyle w:val="BodyText"/>
+      </w:pPr>
+      <w:r>
+        <w:t xml:space="preserve">Below is a centered image:</w:t>
+      </w:r>
+    </w:p>
+    <w:p>
+      <w:pPr>
+        <w:pStyle w:val="align-center"/>
+      </w:pPr>
+      <w:r>
+        <w:drawing>
+          <wp:inline>
+            <wp:extent cx="609600" cy="711200"/>
+            <wp:effectExtent b="0" l="0" r="0" t="0"/>
+            <wp:docPr descr="" title="" id="40" name="Picture"/>
+            <a:graphic>
+              <a:graphicData uri="http://schemas.openxmlformats.org/drawingml/2006/picture">
+                <pic:pic>
+                  <pic:nvPicPr>
+                    <pic:cNvPr descr="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" id="41" name="Picture"/>
+                    <pic:cNvPicPr>
+                      <a:picLocks noChangeArrowheads="1" noChangeAspect="1"/>
+                    </pic:cNvPicPr>
+                  </pic:nvPicPr>
+                  <pic:blipFill>
+                    <a:blip r:embed="rId32"/>
+                    <a:stretch>
+                      <a:fillRect/>
+                    </a:stretch>
+                  </pic:blipFill>
+                  <pic:spPr bwMode="auto">
+                    <a:xfrm>
+                      <a:off x="0" y="0"/>
+                      <a:ext cx="609600" cy="711200"/>
+                    </a:xfrm>
+                    <a:prstGeom prst="rect">
+                      <a:avLst/>
+                    </a:prstGeom>
+                    <a:noFill/>
+                    <a:ln w="9525">
+                      <a:noFill/>
+                      <a:headEnd/>
+                      <a:tailEnd/>
+                    </a:ln>
+                  </pic:spPr>
+                </pic:pic>
+              </a:graphicData>
+            </a:graphic>
+          </wp:inline>
+        </w:drawing>
+      </w:r>
+    </w:p>
+    <w:p>
+      <w:pPr>
+        <w:pStyle w:val="align-right"/>
+      </w:pPr>
+      <w:r>
+        <w:t xml:space="preserve">This is right justified</w:t>
+      </w:r>
+    </w:p>
+    <w:p>
+      <w:pPr>
+        <w:pStyle w:val="align-justify"/>
+      </w:pPr>
+      <w:r>
+        <w:t xml:space="preserve">This is justified text</w:t>
+      </w:r>
+    </w:p>
+    <w:p>
+      <w:pPr>
+        <w:pStyle w:val="Compact"/>
+        <w:numPr>
+          <w:ilvl w:val="0"/>
+          <w:numId w:val="1004"/>
+        </w:numPr>
+      </w:pPr>
+      <w:r>
+        <w:t xml:space="preserve">red</w:t>
+      </w:r>
+    </w:p>
+    <w:p>
+      <w:pPr>
+        <w:pStyle w:val="Compact"/>
+        <w:numPr>
+          <w:ilvl w:val="0"/>
+          <w:numId w:val="1004"/>
+        </w:numPr>
+      </w:pPr>
+      <w:r>
+        <w:t xml:space="preserve">blue</w:t>
+      </w:r>
+    </w:p>
+    <w:p>
+      <w:pPr>
+        <w:pStyle w:val="Compact"/>
+        <w:numPr>
+          <w:ilvl w:val="0"/>
+          <w:numId w:val="1005"/>
+        </w:numPr>
+      </w:pPr>
+      <w:r>
+        <w:t xml:space="preserve">one</w:t>
+      </w:r>
+    </w:p>
+    <w:p>
+      <w:pPr>
+        <w:pStyle w:val="Compact"/>
+        <w:numPr>
+          <w:ilvl w:val="0"/>
+          <w:numId w:val="1005"/>
+        </w:numPr>
+      </w:pPr>
+      <w:r>
+        <w:t xml:space="preserve">two</w:t>
+      </w:r>
+    </w:p>
+    <w:p>
+      <w:pPr>
+        <w:pStyle w:val="Compact"/>
+        <w:numPr>
+          <w:ilvl w:val="1"/>
+          <w:numId w:val="1006"/>
+        </w:numPr>
+      </w:pPr>
+      <w:r>
+        <w:t xml:space="preserve">three</w:t>
+      </w:r>
+    </w:p>
+    <w:p>
+      <w:pPr>
+        <w:pStyle w:val="Compact"/>
+        <w:numPr>
+          <w:ilvl w:val="1"/>
+          <w:numId w:val="1006"/>
+        </w:numPr>
+      </w:pPr>
+      <w:r>
+        <w:t xml:space="preserve">four</w:t>
+      </w:r>
+    </w:p>
+    <w:p>
+      <w:pPr>
+        <w:pStyle w:val="FirstParagraph"/>
+      </w:pPr>
+      <w:r>
+        <w:t xml:space="preserve">Normal text</w:t>
+      </w:r>
+    </w:p>
     <w:p>
       <w:pPr>
         <w:pStyle w:val="BodyText"/>
@@ -1375,7 +3769,7 @@
       <w:r>
         <w:t xml:space="preserve"> </w:t>
       </w:r>
-      <w:hyperlink r:id="rId25">
+      <w:hyperlink r:id="rId42">
         <w:r>
           <w:rPr>
             <w:rStyle w:val="Hyperlink"/>
@@ -1384,7 +3778,7 @@
         </w:r>
       </w:hyperlink>
     </w:p>
-    <w:bookmarkEnd w:id="26"/>
+    <w:bookmarkEnd w:id="43"/>
     <w:sectPr>
       <w:footnotePr>
         <w:numRestart w:val="eachSect"/>
@@ -1495,8 +3889,407 @@
       </w:pPr>
     </w:lvl>
   </w:abstractNum>
+  <w:abstractNum w:abstractNumId="991">
+    <w:nsid w:val="0000A991"/>
+    <w:multiLevelType w:val="multilevel"/>
+    <w:lvl w:ilvl="0">
+      <w:numFmt w:val="bullet"/>
+      <w:lvlText w:val=""/>
+      <w:lvlJc w:val="left"/>
+      <w:pPr>
+        <w:ind w:left="720" w:hanging="360"/>
+      </w:pPr>
+      <w:rPr>
+        <w:rFonts w:ascii="Symbol" w:hAnsi="Symbol" w:cs="Symbol" w:hint="default"/>
+      </w:rPr>
+    </w:lvl>
+    <w:lvl w:ilvl="1">
+      <w:numFmt w:val="bullet"/>
+      <w:lvlText w:val="o"/>
+      <w:lvlJc w:val="left"/>
+      <w:pPr>
+        <w:ind w:left="1440" w:hanging="360"/>
+      </w:pPr>
+      <w:rPr>
+        <w:rFonts w:ascii="Courier New" w:hAnsi="Courier New" w:cs="Courier New" w:hint="default"/>
+      </w:rPr>
+    </w:lvl>
+    <w:lvl w:ilvl="2">
+      <w:numFmt w:val="bullet"/>
+      <w:lvlText w:val=""/>
+      <w:lvlJc w:val="left"/>
+      <w:pPr>
+        <w:ind w:left="2160" w:hanging="360"/>
+      </w:pPr>
+      <w:rPr>
+        <w:rFonts w:ascii="Wingdings" w:hAnsi="Wingdings" w:cs="Wingdings" w:hint="default"/>
+      </w:rPr>
+    </w:lvl>
+    <w:lvl w:ilvl="3">
+      <w:numFmt w:val="bullet"/>
+      <w:lvlText w:val=""/>
+      <w:lvlJc w:val="left"/>
+      <w:pPr>
+        <w:ind w:left="2880" w:hanging="360"/>
+      </w:pPr>
+      <w:rPr>
+        <w:rFonts w:ascii="Symbol" w:hAnsi="Symbol" w:cs="Symbol" w:hint="default"/>
+      </w:rPr>
+    </w:lvl>
+    <w:lvl w:ilvl="4">
+      <w:numFmt w:val="bullet"/>
+      <w:lvlText w:val="o"/>
+      <w:lvlJc w:val="left"/>
+      <w:pPr>
+        <w:ind w:left="3600" w:hanging="360"/>
+      </w:pPr>
+      <w:rPr>
+        <w:rFonts w:ascii="Courier New" w:hAnsi="Courier New" w:cs="Courier New" w:hint="default"/>
+      </w:rPr>
+    </w:lvl>
+    <w:lvl w:ilvl="5">
+      <w:numFmt w:val="bullet"/>
+      <w:lvlText w:val=""/>
+      <w:lvlJc w:val="left"/>
+      <w:pPr>
+        <w:ind w:left="4320" w:hanging="360"/>
+      </w:pPr>
+      <w:rPr>
+        <w:rFonts w:ascii="Wingdings" w:hAnsi="Wingdings" w:cs="Wingdings" w:hint="default"/>
+      </w:rPr>
+    </w:lvl>
+    <w:lvl w:ilvl="6">
+      <w:numFmt w:val="bullet"/>
+      <w:lvlText w:val=""/>
+      <w:lvlJc w:val="left"/>
+      <w:pPr>
+        <w:ind w:left="5040" w:hanging="360"/>
+      </w:pPr>
+      <w:rPr>
+        <w:rFonts w:ascii="Symbol" w:hAnsi="Symbol" w:cs="Symbol" w:hint="default"/>
+      </w:rPr>
+    </w:lvl>
+    <w:lvl w:ilvl="7">
+      <w:numFmt w:val="bullet"/>
+      <w:lvlText w:val="o"/>
+      <w:lvlJc w:val="left"/>
+      <w:pPr>
+        <w:ind w:left="5760" w:hanging="360"/>
+      </w:pPr>
+      <w:rPr>
+        <w:rFonts w:ascii="Courier New" w:hAnsi="Courier New" w:cs="Courier New" w:hint="default"/>
+      </w:rPr>
+    </w:lvl>
+    <w:lvl w:ilvl="8">
+      <w:numFmt w:val="bullet"/>
+      <w:lvlText w:val=""/>
+      <w:lvlJc w:val="left"/>
+      <w:pPr>
+        <w:ind w:left="6480" w:hanging="360"/>
+      </w:pPr>
+      <w:rPr>
+        <w:rFonts w:ascii="Wingdings" w:hAnsi="Wingdings" w:cs="Wingdings" w:hint="default"/>
+      </w:rPr>
+    </w:lvl>
+  </w:abstractNum>
+  <w:abstractNum w:abstractNumId="99411">
+    <w:nsid w:val="00A99411"/>
+    <w:multiLevelType w:val="multilevel"/>
+    <w:lvl w:ilvl="0">
+      <w:start w:val="1"/>
+      <w:numFmt w:val="decimal"/>
+      <w:lvlText w:val="%1."/>
+      <w:lvlJc w:val="left"/>
+      <w:pPr>
+        <w:ind w:left="720" w:hanging="360"/>
+      </w:pPr>
+    </w:lvl>
+    <w:lvl w:ilvl="1">
+      <w:start w:val="1"/>
+      <w:numFmt w:val="decimal"/>
+      <w:lvlText w:val="%2."/>
+      <w:lvlJc w:val="left"/>
+      <w:pPr>
+        <w:ind w:left="1440" w:hanging="360"/>
+      </w:pPr>
+    </w:lvl>
+    <w:lvl w:ilvl="2">
+      <w:start w:val="1"/>
+      <w:numFmt w:val="decimal"/>
+      <w:lvlText w:val="%3."/>
+      <w:lvlJc w:val="left"/>
+      <w:pPr>
+        <w:ind w:left="2160" w:hanging="360"/>
+      </w:pPr>
+    </w:lvl>
+    <w:lvl w:ilvl="3">
+      <w:start w:val="1"/>
+      <w:numFmt w:val="decimal"/>
+      <w:lvlText w:val="%4."/>
+      <w:lvlJc w:val="left"/>
+      <w:pPr>
+        <w:ind w:left="2880" w:hanging="360"/>
+      </w:pPr>
+    </w:lvl>
+    <w:lvl w:ilvl="4">
+      <w:start w:val="1"/>
+      <w:numFmt w:val="decimal"/>
+      <w:lvlText w:val="%5."/>
+      <w:lvlJc w:val="left"/>
+      <w:pPr>
+        <w:ind w:left="3600" w:hanging="360"/>
+      </w:pPr>
+    </w:lvl>
+    <w:lvl w:ilvl="5">
+      <w:start w:val="1"/>
+      <w:numFmt w:val="decimal"/>
+      <w:lvlText w:val="%6."/>
+      <w:lvlJc w:val="left"/>
+      <w:pPr>
+        <w:ind w:left="4320" w:hanging="360"/>
+      </w:pPr>
+    </w:lvl>
+    <w:lvl w:ilvl="6">
+      <w:start w:val="1"/>
+      <w:numFmt w:val="decimal"/>
+      <w:lvlText w:val="%7."/>
+      <w:lvlJc w:val="left"/>
+      <w:pPr>
+        <w:ind w:left="5040" w:hanging="360"/>
+      </w:pPr>
+    </w:lvl>
+    <w:lvl w:ilvl="7">
+      <w:start w:val="1"/>
+      <w:numFmt w:val="decimal"/>
+      <w:lvlText w:val="%8."/>
+      <w:lvlJc w:val="left"/>
+      <w:pPr>
+        <w:ind w:left="5760" w:hanging="360"/>
+      </w:pPr>
+    </w:lvl>
+    <w:lvl w:ilvl="8">
+      <w:start w:val="1"/>
+      <w:numFmt w:val="decimal"/>
+      <w:lvlText w:val="%9."/>
+      <w:lvlJc w:val="left"/>
+      <w:pPr>
+        <w:ind w:left="6480" w:hanging="360"/>
+      </w:pPr>
+    </w:lvl>
+  </w:abstractNum>
+  <w:abstractNum w:abstractNumId="99711">
+    <w:nsid w:val="00A99711"/>
+    <w:multiLevelType w:val="multilevel"/>
+    <w:lvl w:ilvl="0">
+      <w:start w:val="1"/>
+      <w:numFmt w:val="lowerLetter"/>
+      <w:lvlText w:val="%1."/>
+      <w:lvlJc w:val="left"/>
+      <w:pPr>
+        <w:ind w:left="720" w:hanging="360"/>
+      </w:pPr>
+    </w:lvl>
+    <w:lvl w:ilvl="1">
+      <w:start w:val="1"/>
+      <w:numFmt w:val="lowerLetter"/>
+      <w:lvlText w:val="%2."/>
+      <w:lvlJc w:val="left"/>
+      <w:pPr>
+        <w:ind w:left="1440" w:hanging="360"/>
+      </w:pPr>
+    </w:lvl>
+    <w:lvl w:ilvl="2">
+      <w:start w:val="1"/>
+      <w:numFmt w:val="lowerLetter"/>
+      <w:lvlText w:val="%3."/>
+      <w:lvlJc w:val="left"/>
+      <w:pPr>
+        <w:ind w:left="2160" w:hanging="360"/>
+      </w:pPr>
+    </w:lvl>
+    <w:lvl w:ilvl="3">
+      <w:start w:val="1"/>
+      <w:numFmt w:val="lowerLetter"/>
+      <w:lvlText w:val="%4."/>
+      <w:lvlJc w:val="left"/>
+      <w:pPr>
+        <w:ind w:left="2880" w:hanging="360"/>
+      </w:pPr>
+    </w:lvl>
+    <w:lvl w:ilvl="4">
+      <w:start w:val="1"/>
+      <w:numFmt w:val="lowerLetter"/>
+      <w:lvlText w:val="%5."/>
+      <w:lvlJc w:val="left"/>
+      <w:pPr>
+        <w:ind w:left="3600" w:hanging="360"/>
+      </w:pPr>
+    </w:lvl>
+    <w:lvl w:ilvl="5">
+      <w:start w:val="1"/>
+      <w:numFmt w:val="lowerLetter"/>
+      <w:lvlText w:val="%6."/>
+      <w:lvlJc w:val="left"/>
+      <w:pPr>
+        <w:ind w:left="4320" w:hanging="360"/>
+      </w:pPr>
+    </w:lvl>
+    <w:lvl w:ilvl="6">
+      <w:start w:val="1"/>
+      <w:numFmt w:val="lowerLetter"/>
+      <w:lvlText w:val="%7."/>
+      <w:lvlJc w:val="left"/>
+      <w:pPr>
+        <w:ind w:left="5040" w:hanging="360"/>
+      </w:pPr>
+    </w:lvl>
+    <w:lvl w:ilvl="7">
+      <w:start w:val="1"/>
+      <w:numFmt w:val="lowerLetter"/>
+      <w:lvlText w:val="%8."/>
+      <w:lvlJc w:val="left"/>
+      <w:pPr>
+        <w:ind w:left="5760" w:hanging="360"/>
+      </w:pPr>
+    </w:lvl>
+    <w:lvl w:ilvl="8">
+      <w:start w:val="1"/>
+      <w:numFmt w:val="lowerLetter"/>
+      <w:lvlText w:val="%9."/>
+      <w:lvlJc w:val="left"/>
+      <w:pPr>
+        <w:ind w:left="6480" w:hanging="360"/>
+      </w:pPr>
+    </w:lvl>
+  </w:abstractNum>
   <w:num w:numId="1000">
     <w:abstractNumId w:val="990"/>
+  </w:num>
+  <w:num w:numId="1001">
+    <w:abstractNumId w:val="991"/>
+  </w:num>
+  <w:num w:numId="1002">
+    <w:abstractNumId w:val="99411"/>
+    <w:lvlOverride w:ilvl="0">
+      <w:startOverride w:val="1"/>
+    </w:lvlOverride>
+    <w:lvlOverride w:ilvl="1">
+      <w:startOverride w:val="1"/>
+    </w:lvlOverride>
+    <w:lvlOverride w:ilvl="2">
+      <w:startOverride w:val="1"/>
+    </w:lvlOverride>
+    <w:lvlOverride w:ilvl="3">
+      <w:startOverride w:val="1"/>
+    </w:lvlOverride>
+    <w:lvlOverride w:ilvl="4">
+      <w:startOverride w:val="1"/>
+    </w:lvlOverride>
+    <w:lvlOverride w:ilvl="5">
+      <w:startOverride w:val="1"/>
+    </w:lvlOverride>
+    <w:lvlOverride w:ilvl="6">
+      <w:startOverride w:val="1"/>
+    </w:lvlOverride>
+    <w:lvlOverride w:ilvl="7">
+      <w:startOverride w:val="1"/>
+    </w:lvlOverride>
+    <w:lvlOverride w:ilvl="8">
+      <w:startOverride w:val="1"/>
+    </w:lvlOverride>
+  </w:num>
+  <w:num w:numId="1003">
+    <w:abstractNumId w:val="99711"/>
+    <w:lvlOverride w:ilvl="0">
+      <w:startOverride w:val="1"/>
+    </w:lvlOverride>
+    <w:lvlOverride w:ilvl="1">
+      <w:startOverride w:val="1"/>
+    </w:lvlOverride>
+    <w:lvlOverride w:ilvl="2">
+      <w:startOverride w:val="1"/>
+    </w:lvlOverride>
+    <w:lvlOverride w:ilvl="3">
+      <w:startOverride w:val="1"/>
+    </w:lvlOverride>
+    <w:lvlOverride w:ilvl="4">
+      <w:startOverride w:val="1"/>
+    </w:lvlOverride>
+    <w:lvlOverride w:ilvl="5">
+      <w:startOverride w:val="1"/>
+    </w:lvlOverride>
+    <w:lvlOverride w:ilvl="6">
+      <w:startOverride w:val="1"/>
+    </w:lvlOverride>
+    <w:lvlOverride w:ilvl="7">
+      <w:startOverride w:val="1"/>
+    </w:lvlOverride>
+    <w:lvlOverride w:ilvl="8">
+      <w:startOverride w:val="1"/>
+    </w:lvlOverride>
+  </w:num>
+  <w:num w:numId="1004">
+    <w:abstractNumId w:val="991"/>
+  </w:num>
+  <w:num w:numId="1005">
+    <w:abstractNumId w:val="99411"/>
+    <w:lvlOverride w:ilvl="0">
+      <w:startOverride w:val="1"/>
+    </w:lvlOverride>
+    <w:lvlOverride w:ilvl="1">
+      <w:startOverride w:val="1"/>
+    </w:lvlOverride>
+    <w:lvlOverride w:ilvl="2">
+      <w:startOverride w:val="1"/>
+    </w:lvlOverride>
+    <w:lvlOverride w:ilvl="3">
+      <w:startOverride w:val="1"/>
+    </w:lvlOverride>
+    <w:lvlOverride w:ilvl="4">
+      <w:startOverride w:val="1"/>
+    </w:lvlOverride>
+    <w:lvlOverride w:ilvl="5">
+      <w:startOverride w:val="1"/>
+    </w:lvlOverride>
+    <w:lvlOverride w:ilvl="6">
+      <w:startOverride w:val="1"/>
+    </w:lvlOverride>
+    <w:lvlOverride w:ilvl="7">
+      <w:startOverride w:val="1"/>
+    </w:lvlOverride>
+    <w:lvlOverride w:ilvl="8">
+      <w:startOverride w:val="1"/>
+    </w:lvlOverride>
+  </w:num>
+  <w:num w:numId="1006">
+    <w:abstractNumId w:val="99711"/>
+    <w:lvlOverride w:ilvl="0">
+      <w:startOverride w:val="1"/>
+    </w:lvlOverride>
+    <w:lvlOverride w:ilvl="1">
+      <w:startOverride w:val="1"/>
+    </w:lvlOverride>
+    <w:lvlOverride w:ilvl="2">
+      <w:startOverride w:val="1"/>
+    </w:lvlOverride>
+    <w:lvlOverride w:ilvl="3">
+      <w:startOverride w:val="1"/>
+    </w:lvlOverride>
+    <w:lvlOverride w:ilvl="4">
+      <w:startOverride w:val="1"/>
+    </w:lvlOverride>
+    <w:lvlOverride w:ilvl="5">
+      <w:startOverride w:val="1"/>
+    </w:lvlOverride>
+    <w:lvlOverride w:ilvl="6">
+      <w:startOverride w:val="1"/>
+    </w:lvlOverride>
+    <w:lvlOverride w:ilvl="7">
+      <w:startOverride w:val="1"/>
+    </w:lvlOverride>
+    <w:lvlOverride w:ilvl="8">
+      <w:startOverride w:val="1"/>
+    </w:lvlOverride>
   </w:num>
 </w:numbering>
 </file>
@@ -11887,6 +14680,30 @@
       <w:color w:val="3D1466"/>
       <w:shd w:color="auto" w:fill="3D1466" w:val="clear"/>
     </w:rPr>
+  </w:style>
+  <w:style w:customStyle="1" w:styleId="align-center" w:type="paragraph">
+    <w:name w:val="align-center"/>
+    <w:basedOn w:val="Normal"/>
+    <w:semiHidden/>
+    <w:pPr>
+      <w:jc w:val="center"/>
+    </w:pPr>
+  </w:style>
+  <w:style w:customStyle="1" w:styleId="align-right" w:type="paragraph">
+    <w:name w:val="align-right"/>
+    <w:basedOn w:val="Normal"/>
+    <w:semiHidden/>
+    <w:pPr>
+      <w:jc w:val="right"/>
+    </w:pPr>
+  </w:style>
+  <w:style w:customStyle="1" w:styleId="align-justify" w:type="paragraph">
+    <w:name w:val="align-justify"/>
+    <w:basedOn w:val="Normal"/>
+    <w:semiHidden/>
+    <w:pPr>
+      <w:jc w:val="both"/>
+    </w:pPr>
   </w:style>
 </w:styles>
 </file>

--- a/tests/output_reference.docx
+++ b/tests/output_reference.docx
@@ -2555,7 +2555,7 @@
       </w:r>
     </w:p>
     <w:bookmarkEnd w:id="35"/>
-    <w:bookmarkStart w:id="43" w:name="X7d3109fa87318ec704072f1e9d744b2bd34fff7"/>
+    <w:bookmarkStart w:id="42" w:name="X7d3109fa87318ec704072f1e9d744b2bd34fff7"/>
     <w:p>
       <w:pPr>
         <w:pStyle w:val="Heading1"/>
@@ -3759,17 +3759,951 @@
         <w:t xml:space="preserve">Normal text</w:t>
       </w:r>
     </w:p>
+    <w:bookmarkEnd w:id="42"/>
+    <w:bookmarkStart w:id="46" w:name="equation-comments-stress-test"/>
+    <w:p>
+      <w:pPr>
+        <w:pStyle w:val="Heading1"/>
+      </w:pPr>
+      <w:r>
+        <w:t xml:space="preserve">Equation Comments Stress Test</w:t>
+      </w:r>
+    </w:p>
+    <w:p>
+      <w:pPr>
+        <w:pStyle w:val="FirstParagraph"/>
+      </w:pPr>
+      <w:r>
+        <w:t xml:space="preserve">cats and dogs</w:t>
+      </w:r>
+    </w:p>
     <w:p>
       <w:pPr>
         <w:pStyle w:val="BodyText"/>
       </w:pPr>
       <w:r>
+        <w:t xml:space="preserve">cats and dogs</w:t>
+      </w:r>
+    </w:p>
+    <w:p>
+      <w:pPr>
+        <w:pStyle w:val="BodyText"/>
+      </w:pPr>
+      <w:r>
+        <w:t xml:space="preserve">@cats</w:t>
+      </w:r>
+    </w:p>
+    <w:p>
+      <w:pPr>
+        <w:pStyle w:val="BodyText"/>
+      </w:pPr>
+      <w:r>
+        <w:drawing>
+          <wp:inline>
+            <wp:extent cx="508000" cy="279400"/>
+            <wp:effectExtent b="0" l="0" r="0" t="0"/>
+            <wp:docPr descr="" title="" id="44" name="Picture"/>
+            <a:graphic>
+              <a:graphicData uri="http://schemas.openxmlformats.org/drawingml/2006/picture">
+                <pic:pic>
+                  <pic:nvPicPr>
+                    <pic:cNvPr descr="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" id="45" name="Picture"/>
+                    <pic:cNvPicPr>
+                      <a:picLocks noChangeArrowheads="1" noChangeAspect="1"/>
+                    </pic:cNvPicPr>
+                  </pic:nvPicPr>
+                  <pic:blipFill>
+                    <a:blip r:embed="rId43"/>
+                    <a:stretch>
+                      <a:fillRect/>
+                    </a:stretch>
+                  </pic:blipFill>
+                  <pic:spPr bwMode="auto">
+                    <a:xfrm>
+                      <a:off x="0" y="0"/>
+                      <a:ext cx="508000" cy="279400"/>
+                    </a:xfrm>
+                    <a:prstGeom prst="rect">
+                      <a:avLst/>
+                    </a:prstGeom>
+                    <a:noFill/>
+                    <a:ln w="9525">
+                      <a:noFill/>
+                      <a:headEnd/>
+                      <a:tailEnd/>
+                    </a:ln>
+                  </pic:spPr>
+                </pic:pic>
+              </a:graphicData>
+            </a:graphic>
+          </wp:inline>
+        </w:drawing>
+      </w:r>
+    </w:p>
+    <w:p>
+      <w:pPr>
+        <w:pStyle w:val="Compact"/>
+        <w:numPr>
+          <w:ilvl w:val="0"/>
+          <w:numId w:val="1007"/>
+        </w:numPr>
+      </w:pPr>
+      <w:r>
+        <w:t xml:space="preserve">cats</w:t>
+      </w:r>
+    </w:p>
+    <w:p>
+      <w:pPr>
+        <w:pStyle w:val="Compact"/>
+        <w:numPr>
+          <w:ilvl w:val="0"/>
+          <w:numId w:val="1007"/>
+        </w:numPr>
+      </w:pPr>
+      <w:r>
+        <w:t xml:space="preserve">dogs</w:t>
+      </w:r>
+    </w:p>
+    <w:p>
+      <w:pPr>
+        <w:pStyle w:val="Compact"/>
+        <w:numPr>
+          <w:ilvl w:val="1"/>
+          <w:numId w:val="1008"/>
+        </w:numPr>
+      </w:pPr>
+      <w:r>
+        <w:t xml:space="preserve">zebras</w:t>
+      </w:r>
+    </w:p>
+    <w:p>
+      <w:pPr>
+        <w:pStyle w:val="Compact"/>
+        <w:numPr>
+          <w:ilvl w:val="1"/>
+          <w:numId w:val="1008"/>
+        </w:numPr>
+      </w:pPr>
+      <w:r>
+        <w:t xml:space="preserve">giraffes</w:t>
+      </w:r>
+    </w:p>
+    <w:p>
+      <w:pPr>
+        <w:pStyle w:val="Compact"/>
+        <w:numPr>
+          <w:ilvl w:val="2"/>
+          <w:numId w:val="1009"/>
+        </w:numPr>
+      </w:pPr>
+      <w:r>
+        <w:t xml:space="preserve">rats</w:t>
+      </w:r>
+    </w:p>
+    <w:p>
+      <w:pPr>
+        <w:pStyle w:val="Compact"/>
+        <w:numPr>
+          <w:ilvl w:val="2"/>
+          <w:numId w:val="1009"/>
+        </w:numPr>
+      </w:pPr>
+      <w:r>
+        <w:t xml:space="preserve">mice</w:t>
+      </w:r>
+    </w:p>
+    <w:p>
+      <w:pPr>
+        <w:pStyle w:val="Compact"/>
+        <w:numPr>
+          <w:ilvl w:val="2"/>
+          <w:numId w:val="1009"/>
+        </w:numPr>
+      </w:pPr>
+      <w:r>
+        <w:t xml:space="preserve">squirrels</w:t>
+      </w:r>
+    </w:p>
+    <w:p>
+      <w:pPr>
+        <w:pStyle w:val="Compact"/>
+        <w:numPr>
+          <w:ilvl w:val="2"/>
+          <w:numId w:val="1009"/>
+        </w:numPr>
+      </w:pPr>
+      <w:r>
+        <w:t xml:space="preserve">rabbits</w:t>
+      </w:r>
+    </w:p>
+    <w:p>
+      <w:pPr>
+        <w:pStyle w:val="Compact"/>
+        <w:numPr>
+          <w:ilvl w:val="3"/>
+          <w:numId w:val="1010"/>
+        </w:numPr>
+      </w:pPr>
+      <w:r>
+        <w:t xml:space="preserve">bass</w:t>
+      </w:r>
+    </w:p>
+    <w:p>
+      <w:pPr>
+        <w:pStyle w:val="Compact"/>
+        <w:numPr>
+          <w:ilvl w:val="3"/>
+          <w:numId w:val="1010"/>
+        </w:numPr>
+      </w:pPr>
+      <w:r>
+        <w:t xml:space="preserve">walleye</w:t>
+      </w:r>
+    </w:p>
+    <w:p>
+      <w:pPr>
+        <w:pStyle w:val="Compact"/>
+        <w:numPr>
+          <w:ilvl w:val="0"/>
+          <w:numId w:val="1011"/>
+        </w:numPr>
+      </w:pPr>
+      <w:r>
+        <w:t xml:space="preserve">eagles</w:t>
+      </w:r>
+    </w:p>
+    <w:p>
+      <w:pPr>
+        <w:pStyle w:val="Compact"/>
+        <w:numPr>
+          <w:ilvl w:val="0"/>
+          <w:numId w:val="1011"/>
+        </w:numPr>
+      </w:pPr>
+      <w:r>
+        <w:t xml:space="preserve">sparrows</w:t>
+      </w:r>
+    </w:p>
+    <w:p>
+      <w:pPr>
+        <w:pStyle w:val="Compact"/>
+        <w:numPr>
+          <w:ilvl w:val="1"/>
+          <w:numId w:val="1012"/>
+        </w:numPr>
+      </w:pPr>
+      <w:r>
+        <w:t xml:space="preserve">pigeons</w:t>
+      </w:r>
+    </w:p>
+    <w:p>
+      <w:pPr>
+        <w:pStyle w:val="Compact"/>
+        <w:numPr>
+          <w:ilvl w:val="1"/>
+          <w:numId w:val="1012"/>
+        </w:numPr>
+      </w:pPr>
+      <w:r>
+        <w:t xml:space="preserve">geese</w:t>
+      </w:r>
+    </w:p>
+    <w:p>
+      <w:pPr>
+        <w:pStyle w:val="FirstParagraph"/>
+      </w:pPr>
+      <m:oMath>
+        <m:r>
+          <m:t>1</m:t>
+        </m:r>
+        <m:r>
+          <m:rPr>
+            <m:nor/>
+            <m:sty m:val="p"/>
+          </m:rPr>
+          <m:t>cats{} in the house</m:t>
+        </m:r>
+        <m:r>
+          <m:rPr>
+            <m:sty m:val="p"/>
+          </m:rPr>
+          <m:t>=</m:t>
+        </m:r>
+        <m:r>
+          <m:t>1</m:t>
+        </m:r>
+      </m:oMath>
+      <w:r>
+        <w:t xml:space="preserve"> </w:t>
+      </w:r>
+    </w:p>
+    <w:p>
+      <w:pPr>
+        <w:pStyle w:val="BodyText"/>
+      </w:pPr>
+      <m:oMath>
+        <m:r>
+          <m:t>1</m:t>
+        </m:r>
+        <m:r>
+          <m:rPr>
+            <m:nor/>
+            <m:sty m:val="p"/>
+          </m:rPr>
+          <m:t>cats{ in the house</m:t>
+        </m:r>
+        <m:r>
+          <m:rPr>
+            <m:sty m:val="p"/>
+          </m:rPr>
+          <m:t>=</m:t>
+        </m:r>
+        <m:r>
+          <m:t>1</m:t>
+        </m:r>
+      </m:oMath>
+      <w:r>
+        <w:t xml:space="preserve"> </w:t>
+      </w:r>
+    </w:p>
+    <w:p>
+      <w:pPr>
+        <w:pStyle w:val="BodyText"/>
+      </w:pPr>
+      <m:oMath>
+        <m:r>
+          <m:t>1</m:t>
+        </m:r>
+        <m:r>
+          <m:rPr>
+            <m:nor/>
+            <m:sty m:val="p"/>
+          </m:rPr>
+          <m:t>cats} in the house</m:t>
+        </m:r>
+        <m:r>
+          <m:rPr>
+            <m:sty m:val="p"/>
+          </m:rPr>
+          <m:t>=</m:t>
+        </m:r>
+        <m:r>
+          <m:t>1</m:t>
+        </m:r>
+      </m:oMath>
+      <w:r>
+        <w:t xml:space="preserve"> </w:t>
+      </w:r>
+    </w:p>
+    <w:p>
+      <w:pPr>
+        <w:pStyle w:val="BodyText"/>
+      </w:pPr>
+      <m:oMath>
+        <m:r>
+          <m:t>2</m:t>
+        </m:r>
+        <m:r>
+          <m:rPr>
+            <m:nor/>
+            <m:sty m:val="p"/>
+          </m:rPr>
+          <m:t>dogs[] in the house</m:t>
+        </m:r>
+        <m:r>
+          <m:rPr>
+            <m:sty m:val="p"/>
+          </m:rPr>
+          <m:t>=</m:t>
+        </m:r>
+        <m:r>
+          <m:t>2</m:t>
+        </m:r>
+      </m:oMath>
+      <w:r>
+        <w:t xml:space="preserve"> </w:t>
+      </w:r>
+    </w:p>
+    <w:p>
+      <w:pPr>
+        <w:pStyle w:val="BodyText"/>
+      </w:pPr>
+      <m:oMath>
+        <m:r>
+          <m:t>2</m:t>
+        </m:r>
+        <m:r>
+          <m:rPr>
+            <m:nor/>
+            <m:sty m:val="p"/>
+          </m:rPr>
+          <m:t>dogs[ in the house</m:t>
+        </m:r>
+        <m:r>
+          <m:rPr>
+            <m:sty m:val="p"/>
+          </m:rPr>
+          <m:t>=</m:t>
+        </m:r>
+        <m:r>
+          <m:t>2</m:t>
+        </m:r>
+      </m:oMath>
+      <w:r>
+        <w:t xml:space="preserve"> </w:t>
+      </w:r>
+    </w:p>
+    <w:p>
+      <w:pPr>
+        <w:pStyle w:val="BodyText"/>
+      </w:pPr>
+      <m:oMath>
+        <m:r>
+          <m:t>2</m:t>
+        </m:r>
+        <m:r>
+          <m:rPr>
+            <m:nor/>
+            <m:sty m:val="p"/>
+          </m:rPr>
+          <m:t>dogs] in the house</m:t>
+        </m:r>
+        <m:r>
+          <m:rPr>
+            <m:sty m:val="p"/>
+          </m:rPr>
+          <m:t>=</m:t>
+        </m:r>
+        <m:r>
+          <m:t>2</m:t>
+        </m:r>
+      </m:oMath>
+      <w:r>
+        <w:t xml:space="preserve"> </w:t>
+      </w:r>
+    </w:p>
+    <w:p>
+      <w:pPr>
+        <w:pStyle w:val="BodyText"/>
+      </w:pPr>
+      <m:oMath>
+        <m:r>
+          <m:t>3</m:t>
+        </m:r>
+        <m:r>
+          <m:rPr>
+            <m:nor/>
+            <m:sty m:val="p"/>
+          </m:rPr>
+          <m:t>zebras in the house</m:t>
+        </m:r>
+        <m:r>
+          <m:rPr>
+            <m:sty m:val="p"/>
+          </m:rPr>
+          <m:t>=</m:t>
+        </m:r>
+        <m:r>
+          <m:t>3</m:t>
+        </m:r>
+      </m:oMath>
+      <w:r>
+        <w:t xml:space="preserve"> </w:t>
+      </w:r>
+    </w:p>
+    <w:p>
+      <w:pPr>
+        <w:pStyle w:val="BodyText"/>
+      </w:pPr>
+      <m:oMath>
+        <m:r>
+          <m:t>4</m:t>
+        </m:r>
+        <m:r>
+          <m:rPr>
+            <m:nor/>
+            <m:sty m:val="p"/>
+          </m:rPr>
+          <m:t>giraffes! in the house</m:t>
+        </m:r>
+        <m:r>
+          <m:rPr>
+            <m:sty m:val="p"/>
+          </m:rPr>
+          <m:t>=</m:t>
+        </m:r>
+        <m:r>
+          <m:t>4</m:t>
+        </m:r>
+      </m:oMath>
+      <w:r>
+        <w:t xml:space="preserve"> </w:t>
+      </w:r>
+    </w:p>
+    <w:p>
+      <w:pPr>
+        <w:pStyle w:val="BodyText"/>
+      </w:pPr>
+      <m:oMath>
+        <m:r>
+          <m:t>5</m:t>
+        </m:r>
+        <m:r>
+          <m:rPr>
+            <m:nor/>
+            <m:sty m:val="p"/>
+          </m:rPr>
+          <m:t>mice% in the house</m:t>
+        </m:r>
+        <m:r>
+          <m:rPr>
+            <m:sty m:val="p"/>
+          </m:rPr>
+          <m:t>=</m:t>
+        </m:r>
+        <m:r>
+          <m:t>5</m:t>
+        </m:r>
+      </m:oMath>
+      <w:r>
+        <w:t xml:space="preserve"> </w:t>
+      </w:r>
+    </w:p>
+    <w:p>
+      <w:pPr>
+        <w:pStyle w:val="BodyText"/>
+      </w:pPr>
+      <m:oMath>
+        <m:r>
+          <m:t>6</m:t>
+        </m:r>
+        <m:r>
+          <m:rPr>
+            <m:nor/>
+            <m:sty m:val="p"/>
+          </m:rPr>
+          <m:t>squirrels&amp; in the house</m:t>
+        </m:r>
+        <m:r>
+          <m:rPr>
+            <m:sty m:val="p"/>
+          </m:rPr>
+          <m:t>=</m:t>
+        </m:r>
+        <m:r>
+          <m:t>6</m:t>
+        </m:r>
+      </m:oMath>
+      <w:r>
+        <w:t xml:space="preserve"> </w:t>
+      </w:r>
+    </w:p>
+    <w:p>
+      <w:pPr>
+        <w:pStyle w:val="BodyText"/>
+      </w:pPr>
+      <m:oMath>
+        <m:r>
+          <m:t>7</m:t>
+        </m:r>
+        <m:r>
+          <m:rPr>
+            <m:nor/>
+            <m:sty m:val="p"/>
+          </m:rPr>
+          <m:t>rats^ in the house</m:t>
+        </m:r>
+        <m:r>
+          <m:rPr>
+            <m:sty m:val="p"/>
+          </m:rPr>
+          <m:t>=</m:t>
+        </m:r>
+        <m:r>
+          <m:t>7</m:t>
+        </m:r>
+      </m:oMath>
+      <w:r>
+        <w:t xml:space="preserve"> </w:t>
+      </w:r>
+    </w:p>
+    <w:p>
+      <w:pPr>
+        <w:pStyle w:val="BodyText"/>
+      </w:pPr>
+      <m:oMath>
+        <m:r>
+          <m:t>8</m:t>
+        </m:r>
+        <m:r>
+          <m:rPr>
+            <m:nor/>
+            <m:sty m:val="p"/>
+          </m:rPr>
+          <m:t>horses# in the house</m:t>
+        </m:r>
+        <m:r>
+          <m:rPr>
+            <m:sty m:val="p"/>
+          </m:rPr>
+          <m:t>=</m:t>
+        </m:r>
+        <m:r>
+          <m:t>8</m:t>
+        </m:r>
+      </m:oMath>
+      <w:r>
+        <w:t xml:space="preserve"> </w:t>
+      </w:r>
+    </w:p>
+    <w:p>
+      <w:pPr>
+        <w:pStyle w:val="BodyText"/>
+      </w:pPr>
+      <m:oMath>
+        <m:r>
+          <m:t>9</m:t>
+        </m:r>
+        <m:r>
+          <m:rPr>
+            <m:nor/>
+            <m:sty m:val="p"/>
+          </m:rPr>
+          <m:t>cows @ in the house</m:t>
+        </m:r>
+        <m:r>
+          <m:rPr>
+            <m:sty m:val="p"/>
+          </m:rPr>
+          <m:t>=</m:t>
+        </m:r>
+        <m:r>
+          <m:t>9</m:t>
+        </m:r>
+      </m:oMath>
+      <w:r>
+        <w:t xml:space="preserve"> </w:t>
+      </w:r>
+    </w:p>
+    <w:p>
+      <w:pPr>
+        <w:pStyle w:val="BodyText"/>
+      </w:pPr>
+      <m:oMath>
+        <m:r>
+          <m:t>10</m:t>
+        </m:r>
+        <m:r>
+          <m:rPr>
+            <m:nor/>
+            <m:sty m:val="p"/>
+          </m:rPr>
+          <m:t>pigs $ in the house</m:t>
+        </m:r>
+        <m:r>
+          <m:t> </m:t>
+        </m:r>
+        <m:r>
+          <m:rPr>
+            <m:sty m:val="p"/>
+          </m:rPr>
+          <m:t>=</m:t>
+        </m:r>
+        <m:r>
+          <m:t>10</m:t>
+        </m:r>
+      </m:oMath>
+      <w:r>
+        <w:t xml:space="preserve"> </w:t>
+      </w:r>
+    </w:p>
+    <w:p>
+      <w:pPr>
+        <w:pStyle w:val="BodyText"/>
+      </w:pPr>
+      <m:oMath>
+        <m:r>
+          <m:t>11</m:t>
+        </m:r>
+        <m:r>
+          <m:rPr>
+            <m:nor/>
+            <m:sty m:val="p"/>
+          </m:rPr>
+          <m:t>goats * in the house</m:t>
+        </m:r>
+        <m:r>
+          <m:rPr>
+            <m:sty m:val="p"/>
+          </m:rPr>
+          <m:t>=</m:t>
+        </m:r>
+        <m:r>
+          <m:t>11</m:t>
+        </m:r>
+      </m:oMath>
+      <w:r>
+        <w:t xml:space="preserve"> </w:t>
+      </w:r>
+    </w:p>
+    <w:p>
+      <w:pPr>
+        <w:pStyle w:val="BodyText"/>
+      </w:pPr>
+      <m:oMath>
+        <m:r>
+          <m:t>12</m:t>
+        </m:r>
+        <m:r>
+          <m:rPr>
+            <m:nor/>
+            <m:sty m:val="p"/>
+          </m:rPr>
+          <m:t>rabbits() in the house</m:t>
+        </m:r>
+        <m:r>
+          <m:rPr>
+            <m:sty m:val="p"/>
+          </m:rPr>
+          <m:t>=</m:t>
+        </m:r>
+        <m:r>
+          <m:t>12</m:t>
+        </m:r>
+      </m:oMath>
+      <w:r>
+        <w:t xml:space="preserve"> </w:t>
+      </w:r>
+    </w:p>
+    <w:p>
+      <w:pPr>
+        <w:pStyle w:val="BodyText"/>
+      </w:pPr>
+      <m:oMath>
+        <m:r>
+          <m:t>12</m:t>
+        </m:r>
+        <m:r>
+          <m:rPr>
+            <m:nor/>
+            <m:sty m:val="p"/>
+          </m:rPr>
+          <m:t>rabbits) in the house</m:t>
+        </m:r>
+        <m:r>
+          <m:rPr>
+            <m:sty m:val="p"/>
+          </m:rPr>
+          <m:t>=</m:t>
+        </m:r>
+        <m:r>
+          <m:t>12</m:t>
+        </m:r>
+      </m:oMath>
+      <w:r>
+        <w:t xml:space="preserve"> </w:t>
+      </w:r>
+    </w:p>
+    <w:p>
+      <w:pPr>
+        <w:pStyle w:val="BodyText"/>
+      </w:pPr>
+      <m:oMath>
+        <m:r>
+          <m:t>12</m:t>
+        </m:r>
+        <m:r>
+          <m:rPr>
+            <m:nor/>
+            <m:sty m:val="p"/>
+          </m:rPr>
+          <m:t>rabbits( in the house</m:t>
+        </m:r>
+        <m:r>
+          <m:rPr>
+            <m:sty m:val="p"/>
+          </m:rPr>
+          <m:t>=</m:t>
+        </m:r>
+        <m:r>
+          <m:t>12</m:t>
+        </m:r>
+      </m:oMath>
+      <w:r>
+        <w:t xml:space="preserve"> </w:t>
+      </w:r>
+    </w:p>
+    <w:p>
+      <w:pPr>
+        <w:pStyle w:val="BodyText"/>
+      </w:pPr>
+      <m:oMath>
+        <m:r>
+          <m:t>13</m:t>
+        </m:r>
+        <m:r>
+          <m:rPr>
+            <m:nor/>
+            <m:sty m:val="p"/>
+          </m:rPr>
+          <m:t>sparrow -+/&lt;&gt;.,’;:~?&lt;&gt;</m:t>
+        </m:r>
+        <m:r>
+          <m:rPr>
+            <m:sty m:val="p"/>
+          </m:rPr>
+          <m:t>=</m:t>
+        </m:r>
+        <m:r>
+          <m:t>13</m:t>
+        </m:r>
+      </m:oMath>
+      <w:r>
+        <w:t xml:space="preserve"> </w:t>
+      </w:r>
+    </w:p>
+    <w:p>
+      <w:pPr>
+        <w:pStyle w:val="BodyText"/>
+      </w:pPr>
+      <m:oMath>
+        <m:r>
+          <m:t>14</m:t>
+        </m:r>
+        <m:r>
+          <m:rPr>
+            <m:nor/>
+            <m:sty m:val="p"/>
+          </m:rPr>
+          <m:t>fox _ in the house</m:t>
+        </m:r>
+        <m:r>
+          <m:rPr>
+            <m:sty m:val="p"/>
+          </m:rPr>
+          <m:t>=</m:t>
+        </m:r>
+        <m:r>
+          <m:t>14</m:t>
+        </m:r>
+      </m:oMath>
+      <w:r>
+        <w:t xml:space="preserve"> </w:t>
+      </w:r>
+    </w:p>
+    <w:p>
+      <w:pPr>
+        <w:pStyle w:val="BodyText"/>
+      </w:pPr>
+      <m:oMath>
+        <m:r>
+          <m:t>15</m:t>
+        </m:r>
+        <m:r>
+          <m:rPr>
+            <m:nor/>
+            <m:sty m:val="p"/>
+          </m:rPr>
+          <m:t>bear\ in the house</m:t>
+        </m:r>
+        <m:r>
+          <m:rPr>
+            <m:sty m:val="p"/>
+          </m:rPr>
+          <m:t>=</m:t>
+        </m:r>
+        <m:r>
+          <m:t>15</m:t>
+        </m:r>
+      </m:oMath>
+      <w:r>
+        <w:t xml:space="preserve"> </w:t>
+      </w:r>
+    </w:p>
+    <w:bookmarkEnd w:id="46"/>
+    <w:bookmarkStart w:id="49" w:name="link-colors"/>
+    <w:p>
+      <w:pPr>
+        <w:pStyle w:val="Heading1"/>
+      </w:pPr>
+      <w:r>
+        <w:t xml:space="preserve">Link Colors</w:t>
+      </w:r>
+    </w:p>
+    <w:p>
+      <w:pPr>
+        <w:pStyle w:val="FirstParagraph"/>
+      </w:pPr>
+      <w:r>
+        <w:t xml:space="preserve">Link test</w:t>
+      </w:r>
+      <w:r>
+        <w:t xml:space="preserve"> </w:t>
+      </w:r>
+      <w:hyperlink r:id="rId47">
+        <w:r>
+          <w:rPr>
+            <w:rStyle w:val="Hyperlink"/>
+          </w:rPr>
+          <w:t xml:space="preserve">www.cnn.com</w:t>
+        </w:r>
+      </w:hyperlink>
+    </w:p>
+    <w:p>
+      <w:pPr>
+        <w:pStyle w:val="BodyText"/>
+      </w:pPr>
+      <w:r>
+        <w:t xml:space="preserve">Link test</w:t>
+      </w:r>
+      <w:r>
+        <w:t xml:space="preserve"> </w:t>
+      </w:r>
+      <w:hyperlink r:id="rId47">
+        <w:r>
+          <w:rPr>
+            <w:rStyle w:val="ColorF06666BgFFFF66"/>
+          </w:rPr>
+          <w:t xml:space="preserve">www.cnn.com</w:t>
+        </w:r>
+      </w:hyperlink>
+    </w:p>
+    <w:p>
+      <w:pPr>
+        <w:pStyle w:val="BodyText"/>
+      </w:pPr>
+      <w:r>
+        <w:rPr>
+          <w:rStyle w:val="Color66B966BgFFFFCC"/>
+        </w:rPr>
+        <w:t xml:space="preserve">Link test</w:t>
+      </w:r>
+      <w:r>
+        <w:rPr>
+          <w:rStyle w:val="Color66B966BgFFFFCC"/>
+        </w:rPr>
+        <w:t xml:space="preserve"> </w:t>
+      </w:r>
+      <w:hyperlink r:id="rId47">
+        <w:r>
+          <w:rPr>
+            <w:rStyle w:val="Hyperlink"/>
+          </w:rPr>
+          <w:t xml:space="preserve">www.cnn.com</w:t>
+        </w:r>
+      </w:hyperlink>
+    </w:p>
+    <w:p>
+      <w:pPr>
+        <w:pStyle w:val="BodyText"/>
+      </w:pPr>
+      <w:r>
         <w:t xml:space="preserve">Created with</w:t>
       </w:r>
       <w:r>
         <w:t xml:space="preserve"> </w:t>
       </w:r>
-      <w:hyperlink r:id="rId42">
+      <w:hyperlink r:id="rId48">
         <w:r>
           <w:rPr>
             <w:rStyle w:val="Hyperlink"/>
@@ -3778,7 +4712,7 @@
         </w:r>
       </w:hyperlink>
     </w:p>
-    <w:bookmarkEnd w:id="43"/>
+    <w:bookmarkEnd w:id="49"/>
     <w:sectPr>
       <w:footnotePr>
         <w:numRestart w:val="eachSect"/>
@@ -4155,6 +5089,91 @@
     <w:lvl w:ilvl="8">
       <w:start w:val="1"/>
       <w:numFmt w:val="lowerLetter"/>
+      <w:lvlText w:val="%9."/>
+      <w:lvlJc w:val="left"/>
+      <w:pPr>
+        <w:ind w:left="6480" w:hanging="360"/>
+      </w:pPr>
+    </w:lvl>
+  </w:abstractNum>
+  <w:abstractNum w:abstractNumId="99511">
+    <w:nsid w:val="00A99511"/>
+    <w:multiLevelType w:val="multilevel"/>
+    <w:lvl w:ilvl="0">
+      <w:start w:val="1"/>
+      <w:numFmt w:val="lowerRoman"/>
+      <w:lvlText w:val="%1."/>
+      <w:lvlJc w:val="left"/>
+      <w:pPr>
+        <w:ind w:left="720" w:hanging="360"/>
+      </w:pPr>
+    </w:lvl>
+    <w:lvl w:ilvl="1">
+      <w:start w:val="1"/>
+      <w:numFmt w:val="lowerRoman"/>
+      <w:lvlText w:val="%2."/>
+      <w:lvlJc w:val="left"/>
+      <w:pPr>
+        <w:ind w:left="1440" w:hanging="360"/>
+      </w:pPr>
+    </w:lvl>
+    <w:lvl w:ilvl="2">
+      <w:start w:val="1"/>
+      <w:numFmt w:val="lowerRoman"/>
+      <w:lvlText w:val="%3."/>
+      <w:lvlJc w:val="left"/>
+      <w:pPr>
+        <w:ind w:left="2160" w:hanging="360"/>
+      </w:pPr>
+    </w:lvl>
+    <w:lvl w:ilvl="3">
+      <w:start w:val="1"/>
+      <w:numFmt w:val="lowerRoman"/>
+      <w:lvlText w:val="%4."/>
+      <w:lvlJc w:val="left"/>
+      <w:pPr>
+        <w:ind w:left="2880" w:hanging="360"/>
+      </w:pPr>
+    </w:lvl>
+    <w:lvl w:ilvl="4">
+      <w:start w:val="1"/>
+      <w:numFmt w:val="lowerRoman"/>
+      <w:lvlText w:val="%5."/>
+      <w:lvlJc w:val="left"/>
+      <w:pPr>
+        <w:ind w:left="3600" w:hanging="360"/>
+      </w:pPr>
+    </w:lvl>
+    <w:lvl w:ilvl="5">
+      <w:start w:val="1"/>
+      <w:numFmt w:val="lowerRoman"/>
+      <w:lvlText w:val="%6."/>
+      <w:lvlJc w:val="left"/>
+      <w:pPr>
+        <w:ind w:left="4320" w:hanging="360"/>
+      </w:pPr>
+    </w:lvl>
+    <w:lvl w:ilvl="6">
+      <w:start w:val="1"/>
+      <w:numFmt w:val="lowerRoman"/>
+      <w:lvlText w:val="%7."/>
+      <w:lvlJc w:val="left"/>
+      <w:pPr>
+        <w:ind w:left="5040" w:hanging="360"/>
+      </w:pPr>
+    </w:lvl>
+    <w:lvl w:ilvl="7">
+      <w:start w:val="1"/>
+      <w:numFmt w:val="lowerRoman"/>
+      <w:lvlText w:val="%8."/>
+      <w:lvlJc w:val="left"/>
+      <w:pPr>
+        <w:ind w:left="5760" w:hanging="360"/>
+      </w:pPr>
+    </w:lvl>
+    <w:lvl w:ilvl="8">
+      <w:start w:val="1"/>
+      <w:numFmt w:val="lowerRoman"/>
       <w:lvlText w:val="%9."/>
       <w:lvlJc w:val="left"/>
       <w:pPr>
@@ -4290,6 +5309,132 @@
     <w:lvlOverride w:ilvl="8">
       <w:startOverride w:val="1"/>
     </w:lvlOverride>
+  </w:num>
+  <w:num w:numId="1007">
+    <w:abstractNumId w:val="99411"/>
+    <w:lvlOverride w:ilvl="0">
+      <w:startOverride w:val="1"/>
+    </w:lvlOverride>
+    <w:lvlOverride w:ilvl="1">
+      <w:startOverride w:val="1"/>
+    </w:lvlOverride>
+    <w:lvlOverride w:ilvl="2">
+      <w:startOverride w:val="1"/>
+    </w:lvlOverride>
+    <w:lvlOverride w:ilvl="3">
+      <w:startOverride w:val="1"/>
+    </w:lvlOverride>
+    <w:lvlOverride w:ilvl="4">
+      <w:startOverride w:val="1"/>
+    </w:lvlOverride>
+    <w:lvlOverride w:ilvl="5">
+      <w:startOverride w:val="1"/>
+    </w:lvlOverride>
+    <w:lvlOverride w:ilvl="6">
+      <w:startOverride w:val="1"/>
+    </w:lvlOverride>
+    <w:lvlOverride w:ilvl="7">
+      <w:startOverride w:val="1"/>
+    </w:lvlOverride>
+    <w:lvlOverride w:ilvl="8">
+      <w:startOverride w:val="1"/>
+    </w:lvlOverride>
+  </w:num>
+  <w:num w:numId="1008">
+    <w:abstractNumId w:val="99711"/>
+    <w:lvlOverride w:ilvl="0">
+      <w:startOverride w:val="1"/>
+    </w:lvlOverride>
+    <w:lvlOverride w:ilvl="1">
+      <w:startOverride w:val="1"/>
+    </w:lvlOverride>
+    <w:lvlOverride w:ilvl="2">
+      <w:startOverride w:val="1"/>
+    </w:lvlOverride>
+    <w:lvlOverride w:ilvl="3">
+      <w:startOverride w:val="1"/>
+    </w:lvlOverride>
+    <w:lvlOverride w:ilvl="4">
+      <w:startOverride w:val="1"/>
+    </w:lvlOverride>
+    <w:lvlOverride w:ilvl="5">
+      <w:startOverride w:val="1"/>
+    </w:lvlOverride>
+    <w:lvlOverride w:ilvl="6">
+      <w:startOverride w:val="1"/>
+    </w:lvlOverride>
+    <w:lvlOverride w:ilvl="7">
+      <w:startOverride w:val="1"/>
+    </w:lvlOverride>
+    <w:lvlOverride w:ilvl="8">
+      <w:startOverride w:val="1"/>
+    </w:lvlOverride>
+  </w:num>
+  <w:num w:numId="1009">
+    <w:abstractNumId w:val="99511"/>
+    <w:lvlOverride w:ilvl="0">
+      <w:startOverride w:val="1"/>
+    </w:lvlOverride>
+    <w:lvlOverride w:ilvl="1">
+      <w:startOverride w:val="1"/>
+    </w:lvlOverride>
+    <w:lvlOverride w:ilvl="2">
+      <w:startOverride w:val="1"/>
+    </w:lvlOverride>
+    <w:lvlOverride w:ilvl="3">
+      <w:startOverride w:val="1"/>
+    </w:lvlOverride>
+    <w:lvlOverride w:ilvl="4">
+      <w:startOverride w:val="1"/>
+    </w:lvlOverride>
+    <w:lvlOverride w:ilvl="5">
+      <w:startOverride w:val="1"/>
+    </w:lvlOverride>
+    <w:lvlOverride w:ilvl="6">
+      <w:startOverride w:val="1"/>
+    </w:lvlOverride>
+    <w:lvlOverride w:ilvl="7">
+      <w:startOverride w:val="1"/>
+    </w:lvlOverride>
+    <w:lvlOverride w:ilvl="8">
+      <w:startOverride w:val="1"/>
+    </w:lvlOverride>
+  </w:num>
+  <w:num w:numId="1010">
+    <w:abstractNumId w:val="99411"/>
+    <w:lvlOverride w:ilvl="0">
+      <w:startOverride w:val="1"/>
+    </w:lvlOverride>
+    <w:lvlOverride w:ilvl="1">
+      <w:startOverride w:val="1"/>
+    </w:lvlOverride>
+    <w:lvlOverride w:ilvl="2">
+      <w:startOverride w:val="1"/>
+    </w:lvlOverride>
+    <w:lvlOverride w:ilvl="3">
+      <w:startOverride w:val="1"/>
+    </w:lvlOverride>
+    <w:lvlOverride w:ilvl="4">
+      <w:startOverride w:val="1"/>
+    </w:lvlOverride>
+    <w:lvlOverride w:ilvl="5">
+      <w:startOverride w:val="1"/>
+    </w:lvlOverride>
+    <w:lvlOverride w:ilvl="6">
+      <w:startOverride w:val="1"/>
+    </w:lvlOverride>
+    <w:lvlOverride w:ilvl="7">
+      <w:startOverride w:val="1"/>
+    </w:lvlOverride>
+    <w:lvlOverride w:ilvl="8">
+      <w:startOverride w:val="1"/>
+    </w:lvlOverride>
+  </w:num>
+  <w:num w:numId="1011">
+    <w:abstractNumId w:val="991"/>
+  </w:num>
+  <w:num w:numId="1012">
+    <w:abstractNumId w:val="991"/>
   </w:num>
 </w:numbering>
 </file>
